--- a/docs/prirucka.docx
+++ b/docs/prirucka.docx
@@ -248,17 +248,15 @@
     <w:p>
       <w:pPr>
         <w:rPr>
+          <w:lang w:val="cs-CZ"/>
+        </w:rPr>
+      </w:pPr>
+      <w:r>
+        <w:rPr>
           <w:b/>
           <w:bCs/>
           <w:lang w:val="cs-CZ"/>
         </w:rPr>
-      </w:pPr>
-      <w:r>
-        <w:rPr>
-          <w:b/>
-          <w:bCs/>
-          <w:lang w:val="cs-CZ"/>
-        </w:rPr>
         <w:br/>
         <w:t>Spolupracovali</w:t>
       </w:r>
@@ -343,6 +341,21 @@
           <w:lang w:val="cs-CZ"/>
         </w:rPr>
         <w:br/>
+        <w:t xml:space="preserve">- Jozef </w:t>
+      </w:r>
+      <w:proofErr w:type="spellStart"/>
+      <w:r>
+        <w:rPr>
+          <w:lang w:val="cs-CZ"/>
+        </w:rPr>
+        <w:t>Hroš</w:t>
+      </w:r>
+      <w:proofErr w:type="spellEnd"/>
+      <w:r>
+        <w:rPr>
+          <w:lang w:val="cs-CZ"/>
+        </w:rPr>
+        <w:br/>
         <w:t xml:space="preserve">- </w:t>
       </w:r>
       <w:proofErr w:type="spellStart"/>
@@ -433,6 +446,20 @@
           <w:lang w:val="cs-CZ"/>
         </w:rPr>
         <w:t>Dragúň</w:t>
+      </w:r>
+      <w:proofErr w:type="spellEnd"/>
+      <w:r>
+        <w:rPr>
+          <w:lang w:val="cs-CZ"/>
+        </w:rPr>
+        <w:t xml:space="preserve">, Ing. Dušan </w:t>
+      </w:r>
+      <w:proofErr w:type="spellStart"/>
+      <w:r>
+        <w:rPr>
+          <w:lang w:val="cs-CZ"/>
+        </w:rPr>
+        <w:t>Šrenkel</w:t>
       </w:r>
       <w:proofErr w:type="spellEnd"/>
       <w:r>
@@ -565,6 +592,12 @@
           <w:lang w:val="cs-CZ"/>
         </w:rPr>
         <w:t>, Techfun.sk</w:t>
+      </w:r>
+      <w:r>
+        <w:rPr>
+          <w:lang w:val="cs-CZ"/>
+        </w:rPr>
+        <w:t>, tomshardware.sk</w:t>
       </w:r>
       <w:r>
         <w:rPr>

--- a/docs/prirucka.docx
+++ b/docs/prirucka.docx
@@ -6,42 +6,172 @@
       <w:pPr>
         <w:jc w:val="center"/>
         <w:rPr>
+          <w:rFonts w:ascii="Courier New" w:hAnsi="Courier New" w:cs="Courier New"/>
           <w:b/>
           <w:bCs/>
           <w:sz w:val="48"/>
           <w:szCs w:val="48"/>
-          <w:lang w:val="cs-CZ"/>
-        </w:rPr>
-      </w:pPr>
-      <w:proofErr w:type="spellStart"/>
-      <w:r>
-        <w:rPr>
+        </w:rPr>
+      </w:pPr>
+    </w:p>
+    <w:p>
+      <w:pPr>
+        <w:jc w:val="right"/>
+        <w:rPr>
+          <w:rFonts w:ascii="Courier New" w:hAnsi="Courier New" w:cs="Courier New"/>
+          <w:b/>
+          <w:bCs/>
+          <w:i/>
+          <w:iCs/>
+          <w:sz w:val="72"/>
+          <w:szCs w:val="72"/>
+        </w:rPr>
+      </w:pPr>
+      <w:r>
+        <w:rPr>
+          <w:rFonts w:ascii="Courier New" w:hAnsi="Courier New" w:cs="Courier New"/>
+          <w:b/>
+          <w:bCs/>
+          <w:noProof/>
+          <w:sz w:val="48"/>
+          <w:szCs w:val="48"/>
+        </w:rPr>
+        <w:drawing>
+          <wp:anchor distT="0" distB="0" distL="114300" distR="114300" simplePos="0" relativeHeight="251658240" behindDoc="1" locked="0" layoutInCell="1" allowOverlap="1" wp14:anchorId="1E3E3FDF" wp14:editId="68EE810E">
+            <wp:simplePos x="0" y="0"/>
+            <wp:positionH relativeFrom="column">
+              <wp:posOffset>509905</wp:posOffset>
+            </wp:positionH>
+            <wp:positionV relativeFrom="paragraph">
+              <wp:posOffset>598805</wp:posOffset>
+            </wp:positionV>
+            <wp:extent cx="4762500" cy="4762500"/>
+            <wp:effectExtent l="0" t="0" r="0" b="0"/>
+            <wp:wrapTopAndBottom/>
+            <wp:docPr id="1648837134" name="Obrázek 2"/>
+            <wp:cNvGraphicFramePr>
+              <a:graphicFrameLocks xmlns:a="http://schemas.openxmlformats.org/drawingml/2006/main" noChangeAspect="1"/>
+            </wp:cNvGraphicFramePr>
+            <a:graphic xmlns:a="http://schemas.openxmlformats.org/drawingml/2006/main">
+              <a:graphicData uri="http://schemas.openxmlformats.org/drawingml/2006/picture">
+                <pic:pic xmlns:pic="http://schemas.openxmlformats.org/drawingml/2006/picture">
+                  <pic:nvPicPr>
+                    <pic:cNvPr id="1648837134" name="Obrázek 1648837134"/>
+                    <pic:cNvPicPr/>
+                  </pic:nvPicPr>
+                  <pic:blipFill>
+                    <a:blip r:embed="rId6">
+                      <a:extLst>
+                        <a:ext uri="{28A0092B-C50C-407E-A947-70E740481C1C}">
+                          <a14:useLocalDpi xmlns:a14="http://schemas.microsoft.com/office/drawing/2010/main" val="0"/>
+                        </a:ext>
+                      </a:extLst>
+                    </a:blip>
+                    <a:stretch>
+                      <a:fillRect/>
+                    </a:stretch>
+                  </pic:blipFill>
+                  <pic:spPr>
+                    <a:xfrm>
+                      <a:off x="0" y="0"/>
+                      <a:ext cx="4762500" cy="4762500"/>
+                    </a:xfrm>
+                    <a:prstGeom prst="rect">
+                      <a:avLst/>
+                    </a:prstGeom>
+                  </pic:spPr>
+                </pic:pic>
+              </a:graphicData>
+            </a:graphic>
+          </wp:anchor>
+        </w:drawing>
+      </w:r>
+      <w:r>
+        <w:rPr>
+          <w:rFonts w:ascii="Courier New" w:hAnsi="Courier New" w:cs="Courier New"/>
+          <w:b/>
+          <w:bCs/>
+          <w:sz w:val="72"/>
+          <w:szCs w:val="72"/>
+        </w:rPr>
+        <w:br/>
+      </w:r>
+    </w:p>
+    <w:p>
+      <w:pPr>
+        <w:jc w:val="center"/>
+        <w:rPr>
+          <w:rFonts w:ascii="Courier New" w:hAnsi="Courier New" w:cs="Courier New"/>
+          <w:b/>
+          <w:bCs/>
+          <w:sz w:val="72"/>
+          <w:szCs w:val="72"/>
+        </w:rPr>
+      </w:pPr>
+      <w:r>
+        <w:rPr>
+          <w:rFonts w:ascii="Courier New" w:hAnsi="Courier New" w:cs="Courier New"/>
+          <w:b/>
+          <w:bCs/>
+          <w:i/>
+          <w:iCs/>
+          <w:sz w:val="72"/>
+          <w:szCs w:val="72"/>
+        </w:rPr>
+        <w:t>Návod k obsluhe</w:t>
+      </w:r>
+      <w:r>
+        <w:rPr>
+          <w:rFonts w:ascii="Courier New" w:hAnsi="Courier New" w:cs="Courier New"/>
+          <w:b/>
+          <w:bCs/>
+          <w:sz w:val="72"/>
+          <w:szCs w:val="72"/>
+        </w:rPr>
+        <w:br w:type="page"/>
+      </w:r>
+    </w:p>
+    <w:p>
+      <w:pPr>
+        <w:jc w:val="center"/>
+        <w:rPr>
+          <w:rFonts w:ascii="Courier New" w:hAnsi="Courier New" w:cs="Courier New"/>
           <w:b/>
           <w:bCs/>
           <w:sz w:val="48"/>
           <w:szCs w:val="48"/>
-          <w:lang w:val="cs-CZ"/>
-        </w:rPr>
-        <w:t>Numeri</w:t>
-      </w:r>
-      <w:proofErr w:type="spellEnd"/>
-      <w:r>
-        <w:rPr>
+        </w:rPr>
+      </w:pPr>
+      <w:proofErr w:type="spellStart"/>
+      <w:r>
+        <w:rPr>
+          <w:rFonts w:ascii="Courier New" w:hAnsi="Courier New" w:cs="Courier New"/>
           <w:b/>
           <w:bCs/>
           <w:sz w:val="48"/>
           <w:szCs w:val="48"/>
-          <w:lang w:val="cs-CZ"/>
-        </w:rPr>
-        <w:t xml:space="preserve"> </w:t>
-      </w:r>
-      <w:r>
-        <w:rPr>
+        </w:rPr>
+        <w:lastRenderedPageBreak/>
+        <w:t>Numeri</w:t>
+      </w:r>
+      <w:proofErr w:type="spellEnd"/>
+      <w:r>
+        <w:rPr>
+          <w:rFonts w:ascii="Courier New" w:hAnsi="Courier New" w:cs="Courier New"/>
           <w:b/>
           <w:bCs/>
           <w:sz w:val="48"/>
           <w:szCs w:val="48"/>
-          <w:lang w:val="cs-CZ"/>
+        </w:rPr>
+        <w:t xml:space="preserve"> </w:t>
+      </w:r>
+      <w:r>
+        <w:rPr>
+          <w:rFonts w:ascii="Courier New" w:hAnsi="Courier New" w:cs="Courier New"/>
+          <w:b/>
+          <w:bCs/>
+          <w:sz w:val="48"/>
+          <w:szCs w:val="48"/>
         </w:rPr>
         <w:t>13.6.</w:t>
       </w:r>
@@ -49,16 +179,16 @@
     <w:p>
       <w:pPr>
         <w:rPr>
+          <w:rFonts w:ascii="Courier New" w:hAnsi="Courier New" w:cs="Courier New"/>
           <w:b/>
           <w:bCs/>
-          <w:lang w:val="cs-CZ"/>
-        </w:rPr>
-      </w:pPr>
-      <w:r>
-        <w:rPr>
+        </w:rPr>
+      </w:pPr>
+      <w:r>
+        <w:rPr>
+          <w:rFonts w:ascii="Courier New" w:hAnsi="Courier New" w:cs="Courier New"/>
           <w:b/>
           <w:bCs/>
-          <w:lang w:val="cs-CZ"/>
         </w:rPr>
         <w:t>&lt;HISTORIA NUMITRONOV&gt;</w:t>
       </w:r>
@@ -66,12 +196,12 @@
     <w:p>
       <w:pPr>
         <w:rPr>
-          <w:lang w:val="cs-CZ"/>
-        </w:rPr>
-      </w:pPr>
-      <w:r>
-        <w:rPr>
-          <w:lang w:val="cs-CZ"/>
+          <w:rFonts w:ascii="Courier New" w:hAnsi="Courier New" w:cs="Courier New"/>
+        </w:rPr>
+      </w:pPr>
+      <w:r>
+        <w:rPr>
+          <w:rFonts w:ascii="Courier New" w:hAnsi="Courier New" w:cs="Courier New"/>
         </w:rPr>
         <w:t>&lt;OVLÁDANIE&gt;</w:t>
       </w:r>
@@ -79,99 +209,101 @@
     <w:p>
       <w:pPr>
         <w:rPr>
+          <w:rFonts w:ascii="Courier New" w:hAnsi="Courier New" w:cs="Courier New"/>
+        </w:rPr>
+      </w:pPr>
+      <w:r>
+        <w:rPr>
+          <w:rFonts w:ascii="Courier New" w:hAnsi="Courier New" w:cs="Courier New"/>
           <w:b/>
           <w:bCs/>
-          <w:lang w:val="cs-CZ"/>
-        </w:rPr>
-      </w:pPr>
-      <w:proofErr w:type="spellStart"/>
-      <w:r>
-        <w:rPr>
+        </w:rPr>
+        <w:t>Firmvér</w:t>
+      </w:r>
+      <w:r>
+        <w:rPr>
+          <w:rFonts w:ascii="Courier New" w:hAnsi="Courier New" w:cs="Courier New"/>
+        </w:rPr>
+        <w:br/>
+        <w:t xml:space="preserve">Hodiny sú riadené čipom </w:t>
+      </w:r>
+      <w:r>
+        <w:rPr>
+          <w:rFonts w:ascii="Courier New" w:hAnsi="Courier New" w:cs="Courier New"/>
+        </w:rPr>
+        <w:t xml:space="preserve">ATmega328-P </w:t>
+      </w:r>
+      <w:r>
+        <w:rPr>
+          <w:rFonts w:ascii="Courier New" w:hAnsi="Courier New" w:cs="Courier New"/>
+        </w:rPr>
+        <w:t>s </w:t>
+      </w:r>
+      <w:r>
+        <w:rPr>
+          <w:rFonts w:ascii="Courier New" w:hAnsi="Courier New" w:cs="Courier New"/>
+        </w:rPr>
+        <w:t>p</w:t>
+      </w:r>
+      <w:r>
+        <w:rPr>
+          <w:rFonts w:ascii="Courier New" w:hAnsi="Courier New" w:cs="Courier New"/>
+        </w:rPr>
+        <w:t>r</w:t>
+      </w:r>
+      <w:r>
+        <w:rPr>
+          <w:rFonts w:ascii="Courier New" w:hAnsi="Courier New" w:cs="Courier New"/>
+        </w:rPr>
+        <w:t>edin</w:t>
+      </w:r>
+      <w:r>
+        <w:rPr>
+          <w:rFonts w:ascii="Courier New" w:hAnsi="Courier New" w:cs="Courier New"/>
+        </w:rPr>
+        <w:t>š</w:t>
+      </w:r>
+      <w:r>
+        <w:rPr>
+          <w:rFonts w:ascii="Courier New" w:hAnsi="Courier New" w:cs="Courier New"/>
+        </w:rPr>
+        <w:t>talovaným</w:t>
+      </w:r>
+      <w:r>
+        <w:rPr>
+          <w:rFonts w:ascii="Courier New" w:hAnsi="Courier New" w:cs="Courier New"/>
+        </w:rPr>
+        <w:t xml:space="preserve"> firmvérom KRONOS II</w:t>
+      </w:r>
+      <w:r>
+        <w:rPr>
+          <w:rFonts w:ascii="Courier New" w:hAnsi="Courier New" w:cs="Courier New"/>
           <w:b/>
           <w:bCs/>
-          <w:lang w:val="cs-CZ"/>
-        </w:rPr>
-        <w:t>Firmvér</w:t>
-      </w:r>
-      <w:proofErr w:type="spellEnd"/>
-      <w:r>
-        <w:rPr>
-          <w:lang w:val="cs-CZ"/>
         </w:rPr>
         <w:br/>
-        <w:t xml:space="preserve">Hodiny sú </w:t>
-      </w:r>
-      <w:proofErr w:type="spellStart"/>
-      <w:r>
-        <w:rPr>
-          <w:lang w:val="cs-CZ"/>
-        </w:rPr>
-        <w:t>riadené</w:t>
-      </w:r>
-      <w:proofErr w:type="spellEnd"/>
-      <w:r>
-        <w:rPr>
-          <w:lang w:val="cs-CZ"/>
-        </w:rPr>
-        <w:t xml:space="preserve"> </w:t>
-      </w:r>
-      <w:proofErr w:type="spellStart"/>
-      <w:r>
-        <w:rPr>
-          <w:lang w:val="cs-CZ"/>
-        </w:rPr>
-        <w:t>čipom</w:t>
-      </w:r>
-      <w:proofErr w:type="spellEnd"/>
-      <w:r>
-        <w:rPr>
-          <w:lang w:val="cs-CZ"/>
-        </w:rPr>
-        <w:t xml:space="preserve"> ATtiny24</w:t>
-      </w:r>
-      <w:r>
-        <w:rPr>
-          <w:lang w:val="cs-CZ"/>
-        </w:rPr>
-        <w:t>-PU</w:t>
-      </w:r>
-      <w:r>
-        <w:rPr>
-          <w:lang w:val="cs-CZ"/>
-        </w:rPr>
-        <w:t xml:space="preserve"> s </w:t>
-      </w:r>
-      <w:r>
-        <w:rPr>
-          <w:lang w:val="cs-CZ"/>
-        </w:rPr>
-        <w:t>předinstalovaným</w:t>
-      </w:r>
-      <w:r>
-        <w:rPr>
-          <w:lang w:val="cs-CZ"/>
-        </w:rPr>
-        <w:t xml:space="preserve"> </w:t>
-      </w:r>
-      <w:proofErr w:type="spellStart"/>
-      <w:r>
-        <w:rPr>
-          <w:lang w:val="cs-CZ"/>
-        </w:rPr>
-        <w:t>firmvérom</w:t>
-      </w:r>
-      <w:proofErr w:type="spellEnd"/>
-      <w:r>
-        <w:rPr>
-          <w:lang w:val="cs-CZ"/>
-        </w:rPr>
-        <w:t xml:space="preserve"> KRONOS II</w:t>
-      </w:r>
-      <w:r>
-        <w:rPr>
+      </w:r>
+      <w:r>
+        <w:rPr>
+          <w:rFonts w:ascii="Courier New" w:hAnsi="Courier New" w:cs="Courier New"/>
           <w:b/>
           <w:bCs/>
-          <w:lang w:val="cs-CZ"/>
+        </w:rPr>
+        <w:br/>
+        <w:t>Programovanie</w:t>
+      </w:r>
+      <w:r>
+        <w:rPr>
+          <w:rFonts w:ascii="Courier New" w:hAnsi="Courier New" w:cs="Courier New"/>
+        </w:rPr>
+        <w:br/>
+        <w:t>Hodiny je možné v prípade potreby preinštalovať pomocou zabudovanej ICSP zbernice na doske hodín...</w:t>
+      </w:r>
+      <w:r>
+        <w:rPr>
+          <w:rFonts w:ascii="Courier New" w:hAnsi="Courier New" w:cs="Courier New"/>
+          <w:b/>
+          <w:bCs/>
         </w:rPr>
         <w:br/>
       </w:r>
@@ -179,486 +311,470 @@
     <w:p>
       <w:pPr>
         <w:rPr>
-          <w:lang w:val="cs-CZ"/>
-        </w:rPr>
-      </w:pPr>
-      <w:r>
-        <w:rPr>
-          <w:lang w:val="cs-CZ"/>
-        </w:rPr>
-        <w:t>V </w:t>
-      </w:r>
-      <w:proofErr w:type="spellStart"/>
-      <w:r>
-        <w:rPr>
-          <w:lang w:val="cs-CZ"/>
-        </w:rPr>
-        <w:t>prípade</w:t>
-      </w:r>
-      <w:proofErr w:type="spellEnd"/>
-      <w:r>
-        <w:rPr>
-          <w:lang w:val="cs-CZ"/>
-        </w:rPr>
-        <w:t xml:space="preserve"> poruchy </w:t>
-      </w:r>
-      <w:proofErr w:type="spellStart"/>
-      <w:r>
-        <w:rPr>
-          <w:lang w:val="cs-CZ"/>
-        </w:rPr>
-        <w:t>volajte</w:t>
-      </w:r>
-      <w:proofErr w:type="spellEnd"/>
-      <w:r>
-        <w:rPr>
-          <w:lang w:val="cs-CZ"/>
-        </w:rPr>
-        <w:t xml:space="preserve"> na tel. číslo +421 950 368 559 </w:t>
-      </w:r>
-      <w:proofErr w:type="spellStart"/>
-      <w:r>
-        <w:rPr>
-          <w:lang w:val="cs-CZ"/>
-        </w:rPr>
-        <w:t>alebo</w:t>
-      </w:r>
-      <w:proofErr w:type="spellEnd"/>
-      <w:r>
-        <w:rPr>
-          <w:lang w:val="cs-CZ"/>
-        </w:rPr>
-        <w:t xml:space="preserve"> navštivte </w:t>
-      </w:r>
-      <w:proofErr w:type="spellStart"/>
-      <w:r>
-        <w:rPr>
-          <w:lang w:val="cs-CZ"/>
-        </w:rPr>
-        <w:t>našu</w:t>
-      </w:r>
-      <w:proofErr w:type="spellEnd"/>
-      <w:r>
-        <w:rPr>
-          <w:lang w:val="cs-CZ"/>
-        </w:rPr>
-        <w:t xml:space="preserve"> pobočku v Korni.</w:t>
+          <w:rFonts w:ascii="Courier New" w:hAnsi="Courier New" w:cs="Courier New"/>
+          <w:b/>
+          <w:bCs/>
+        </w:rPr>
+      </w:pPr>
+      <w:r>
+        <w:rPr>
+          <w:rFonts w:ascii="Courier New" w:hAnsi="Courier New" w:cs="Courier New"/>
+          <w:b/>
+          <w:bCs/>
+        </w:rPr>
+        <w:t>Diagnostika problémov</w:t>
       </w:r>
     </w:p>
     <w:p>
       <w:pPr>
-        <w:rPr>
-          <w:lang w:val="cs-CZ"/>
-        </w:rPr>
-      </w:pPr>
-      <w:r>
-        <w:rPr>
+        <w:pStyle w:val="Odstavecseseznamem"/>
+        <w:numPr>
+          <w:ilvl w:val="0"/>
+          <w:numId w:val="3"/>
+        </w:numPr>
+        <w:rPr>
+          <w:rFonts w:ascii="Courier New" w:hAnsi="Courier New" w:cs="Courier New"/>
+        </w:rPr>
+      </w:pPr>
+      <w:r>
+        <w:rPr>
+          <w:rFonts w:ascii="Courier New" w:hAnsi="Courier New" w:cs="Courier New"/>
+        </w:rPr>
+        <w:t>Batéria</w:t>
+      </w:r>
+    </w:p>
+    <w:p>
+      <w:pPr>
+        <w:pStyle w:val="Odstavecseseznamem"/>
+        <w:numPr>
+          <w:ilvl w:val="0"/>
+          <w:numId w:val="3"/>
+        </w:numPr>
+        <w:rPr>
+          <w:rFonts w:ascii="Courier New" w:hAnsi="Courier New" w:cs="Courier New"/>
+        </w:rPr>
+      </w:pPr>
+      <w:r>
+        <w:rPr>
+          <w:rFonts w:ascii="Courier New" w:hAnsi="Courier New" w:cs="Courier New"/>
+        </w:rPr>
+        <w:t>Segmenty</w:t>
+      </w:r>
+    </w:p>
+    <w:p>
+      <w:pPr>
+        <w:rPr>
+          <w:rFonts w:ascii="Courier New" w:hAnsi="Courier New" w:cs="Courier New"/>
+        </w:rPr>
+      </w:pPr>
+    </w:p>
+    <w:p>
+      <w:pPr>
+        <w:rPr>
+          <w:rFonts w:ascii="Courier New" w:hAnsi="Courier New" w:cs="Courier New"/>
+        </w:rPr>
+      </w:pPr>
+      <w:r>
+        <w:rPr>
+          <w:rFonts w:ascii="Courier New" w:hAnsi="Courier New" w:cs="Courier New"/>
+        </w:rPr>
+        <w:t xml:space="preserve">Synchronizácia s atómovými hodinami v nemeckom </w:t>
+      </w:r>
+      <w:proofErr w:type="spellStart"/>
+      <w:r>
+        <w:rPr>
+          <w:rFonts w:ascii="Courier New" w:hAnsi="Courier New" w:cs="Courier New"/>
+        </w:rPr>
+        <w:t>Mainflingene</w:t>
+      </w:r>
+      <w:proofErr w:type="spellEnd"/>
+      <w:r>
+        <w:rPr>
+          <w:rFonts w:ascii="Courier New" w:hAnsi="Courier New" w:cs="Courier New"/>
+        </w:rPr>
+        <w:t>,</w:t>
+      </w:r>
+    </w:p>
+    <w:p>
+      <w:pPr>
+        <w:rPr>
+          <w:rFonts w:ascii="Courier New" w:hAnsi="Courier New" w:cs="Courier New"/>
+        </w:rPr>
+      </w:pPr>
+    </w:p>
+    <w:p>
+      <w:pPr>
+        <w:rPr>
+          <w:rFonts w:ascii="Courier New" w:hAnsi="Courier New" w:cs="Courier New"/>
+        </w:rPr>
+      </w:pPr>
+      <w:r>
+        <w:rPr>
+          <w:rFonts w:ascii="Courier New" w:hAnsi="Courier New" w:cs="Courier New"/>
+        </w:rPr>
+        <w:t xml:space="preserve">V prípade poruchy volajte na tel. číslo +421 950 368 559 alebo </w:t>
+      </w:r>
+      <w:r>
+        <w:rPr>
+          <w:rFonts w:ascii="Courier New" w:hAnsi="Courier New" w:cs="Courier New"/>
+        </w:rPr>
+        <w:t>navštívte</w:t>
+      </w:r>
+      <w:r>
+        <w:rPr>
+          <w:rFonts w:ascii="Courier New" w:hAnsi="Courier New" w:cs="Courier New"/>
+        </w:rPr>
+        <w:t xml:space="preserve"> našu pobočku v Korni.</w:t>
+      </w:r>
+    </w:p>
+    <w:p>
+      <w:pPr>
+        <w:rPr>
+          <w:rFonts w:ascii="Courier New" w:hAnsi="Courier New" w:cs="Courier New"/>
+        </w:rPr>
+      </w:pPr>
+      <w:r>
+        <w:rPr>
+          <w:rFonts w:ascii="Courier New" w:hAnsi="Courier New" w:cs="Courier New"/>
           <w:b/>
           <w:bCs/>
-          <w:lang w:val="cs-CZ"/>
         </w:rPr>
         <w:br/>
         <w:t>Spolupracovali</w:t>
       </w:r>
       <w:r>
         <w:rPr>
-          <w:lang w:val="cs-CZ"/>
+          <w:rFonts w:ascii="Courier New" w:hAnsi="Courier New" w:cs="Courier New"/>
         </w:rPr>
         <w:t>:</w:t>
       </w:r>
       <w:r>
         <w:rPr>
-          <w:lang w:val="cs-CZ"/>
+          <w:rFonts w:ascii="Courier New" w:hAnsi="Courier New" w:cs="Courier New"/>
         </w:rPr>
         <w:br/>
       </w:r>
       <w:r>
         <w:rPr>
-          <w:lang w:val="cs-CZ"/>
+          <w:rFonts w:ascii="Courier New" w:hAnsi="Courier New" w:cs="Courier New"/>
         </w:rPr>
         <w:t xml:space="preserve">- </w:t>
       </w:r>
       <w:r>
         <w:rPr>
-          <w:lang w:val="cs-CZ"/>
+          <w:rFonts w:ascii="Courier New" w:hAnsi="Courier New" w:cs="Courier New"/>
         </w:rPr>
         <w:t>Schéma</w:t>
       </w:r>
       <w:r>
         <w:rPr>
-          <w:lang w:val="cs-CZ"/>
+          <w:rFonts w:ascii="Courier New" w:hAnsi="Courier New" w:cs="Courier New"/>
         </w:rPr>
         <w:t>,</w:t>
       </w:r>
       <w:r>
         <w:rPr>
-          <w:lang w:val="cs-CZ"/>
+          <w:rFonts w:ascii="Courier New" w:hAnsi="Courier New" w:cs="Courier New"/>
         </w:rPr>
         <w:t xml:space="preserve"> návrh DPS</w:t>
       </w:r>
       <w:r>
         <w:rPr>
-          <w:lang w:val="cs-CZ"/>
+          <w:rFonts w:ascii="Courier New" w:hAnsi="Courier New" w:cs="Courier New"/>
         </w:rPr>
         <w:t>,</w:t>
       </w:r>
       <w:r>
         <w:rPr>
-          <w:lang w:val="cs-CZ"/>
-        </w:rPr>
-        <w:t xml:space="preserve"> </w:t>
-      </w:r>
-      <w:proofErr w:type="spellStart"/>
-      <w:r>
-        <w:rPr>
-          <w:lang w:val="cs-CZ"/>
-        </w:rPr>
-        <w:t>príručka</w:t>
-      </w:r>
-      <w:proofErr w:type="spellEnd"/>
-      <w:r>
-        <w:rPr>
-          <w:lang w:val="cs-CZ"/>
-        </w:rPr>
-        <w:t xml:space="preserve"> + </w:t>
-      </w:r>
-      <w:proofErr w:type="spellStart"/>
-      <w:r>
-        <w:rPr>
-          <w:lang w:val="cs-CZ"/>
-        </w:rPr>
-        <w:t>firmvér</w:t>
-      </w:r>
-      <w:proofErr w:type="spellEnd"/>
-      <w:r>
-        <w:rPr>
-          <w:lang w:val="cs-CZ"/>
+          <w:rFonts w:ascii="Courier New" w:hAnsi="Courier New" w:cs="Courier New"/>
+        </w:rPr>
+        <w:t xml:space="preserve"> príručka</w:t>
+      </w:r>
+      <w:r>
+        <w:rPr>
+          <w:rFonts w:ascii="Courier New" w:hAnsi="Courier New" w:cs="Courier New"/>
+        </w:rPr>
+        <w:t xml:space="preserve"> + firmvér</w:t>
+      </w:r>
+      <w:r>
+        <w:rPr>
+          <w:rFonts w:ascii="Courier New" w:hAnsi="Courier New" w:cs="Courier New"/>
         </w:rPr>
         <w:t>: Filip Mitka</w:t>
       </w:r>
       <w:r>
         <w:rPr>
-          <w:lang w:val="cs-CZ"/>
-        </w:rPr>
-        <w:br/>
-        <w:t xml:space="preserve">- Jozef </w:t>
-      </w:r>
-      <w:proofErr w:type="spellStart"/>
-      <w:r>
-        <w:rPr>
-          <w:lang w:val="cs-CZ"/>
-        </w:rPr>
-        <w:t>Hroš</w:t>
-      </w:r>
-      <w:proofErr w:type="spellEnd"/>
-      <w:r>
-        <w:rPr>
-          <w:lang w:val="cs-CZ"/>
+          <w:rFonts w:ascii="Courier New" w:hAnsi="Courier New" w:cs="Courier New"/>
         </w:rPr>
         <w:br/>
         <w:t xml:space="preserve">- </w:t>
       </w:r>
+      <w:r>
+        <w:rPr>
+          <w:rFonts w:ascii="Courier New" w:hAnsi="Courier New" w:cs="Courier New"/>
+        </w:rPr>
+        <w:t xml:space="preserve">Projektový manažér: </w:t>
+      </w:r>
+      <w:r>
+        <w:rPr>
+          <w:rFonts w:ascii="Courier New" w:hAnsi="Courier New" w:cs="Courier New"/>
+        </w:rPr>
+        <w:t xml:space="preserve">Jozef </w:t>
+      </w:r>
       <w:proofErr w:type="spellStart"/>
       <w:r>
         <w:rPr>
-          <w:lang w:val="cs-CZ"/>
+          <w:rFonts w:ascii="Courier New" w:hAnsi="Courier New" w:cs="Courier New"/>
+        </w:rPr>
+        <w:t>Hroš</w:t>
+      </w:r>
+      <w:proofErr w:type="spellEnd"/>
+      <w:r>
+        <w:rPr>
+          <w:rFonts w:ascii="Courier New" w:hAnsi="Courier New" w:cs="Courier New"/>
+        </w:rPr>
+        <w:br/>
+        <w:t xml:space="preserve">- </w:t>
+      </w:r>
+      <w:proofErr w:type="spellStart"/>
+      <w:r>
+        <w:rPr>
+          <w:rFonts w:ascii="Courier New" w:hAnsi="Courier New" w:cs="Courier New"/>
         </w:rPr>
         <w:t>Pajkovanie</w:t>
       </w:r>
       <w:proofErr w:type="spellEnd"/>
       <w:r>
         <w:rPr>
-          <w:lang w:val="cs-CZ"/>
+          <w:rFonts w:ascii="Courier New" w:hAnsi="Courier New" w:cs="Courier New"/>
         </w:rPr>
         <w:t xml:space="preserve"> + návrhy: Kristián </w:t>
       </w:r>
       <w:proofErr w:type="spellStart"/>
       <w:r>
         <w:rPr>
-          <w:lang w:val="cs-CZ"/>
+          <w:rFonts w:ascii="Courier New" w:hAnsi="Courier New" w:cs="Courier New"/>
         </w:rPr>
         <w:t>Perďoch</w:t>
       </w:r>
       <w:proofErr w:type="spellEnd"/>
       <w:r>
         <w:rPr>
-          <w:lang w:val="cs-CZ"/>
+          <w:rFonts w:ascii="Courier New" w:hAnsi="Courier New" w:cs="Courier New"/>
         </w:rPr>
         <w:br/>
       </w:r>
       <w:r>
         <w:rPr>
-          <w:lang w:val="cs-CZ"/>
-        </w:rPr>
-        <w:t>- Kritici</w:t>
-      </w:r>
-      <w:r>
-        <w:rPr>
-          <w:lang w:val="cs-CZ"/>
-        </w:rPr>
-        <w:t xml:space="preserve"> </w:t>
+          <w:rFonts w:ascii="Courier New" w:hAnsi="Courier New" w:cs="Courier New"/>
+        </w:rPr>
+        <w:t>-</w:t>
+      </w:r>
+      <w:r>
+        <w:rPr>
+          <w:rFonts w:ascii="Courier New" w:hAnsi="Courier New" w:cs="Courier New"/>
+        </w:rPr>
+        <w:t>Kritika a konzultácie ohľadne hardvéru</w:t>
+      </w:r>
+      <w:r>
+        <w:rPr>
+          <w:rFonts w:ascii="Courier New" w:hAnsi="Courier New" w:cs="Courier New"/>
+        </w:rPr>
+        <w:t xml:space="preserve">: Ing. Viliam </w:t>
       </w:r>
       <w:proofErr w:type="spellStart"/>
       <w:r>
         <w:rPr>
-          <w:lang w:val="cs-CZ"/>
-        </w:rPr>
-        <w:t>schémy</w:t>
+          <w:rFonts w:ascii="Courier New" w:hAnsi="Courier New" w:cs="Courier New"/>
+        </w:rPr>
+        <w:t>Koprda</w:t>
       </w:r>
       <w:proofErr w:type="spellEnd"/>
       <w:r>
         <w:rPr>
-          <w:lang w:val="cs-CZ"/>
-        </w:rPr>
-        <w:t xml:space="preserve">: Ing. Viliam </w:t>
+          <w:rFonts w:ascii="Courier New" w:hAnsi="Courier New" w:cs="Courier New"/>
+        </w:rPr>
+        <w:t xml:space="preserve">, Ing. Dušan </w:t>
       </w:r>
       <w:proofErr w:type="spellStart"/>
       <w:r>
         <w:rPr>
-          <w:lang w:val="cs-CZ"/>
-        </w:rPr>
-        <w:t>Koprda</w:t>
+          <w:rFonts w:ascii="Courier New" w:hAnsi="Courier New" w:cs="Courier New"/>
+        </w:rPr>
+        <w:t>Dragúň</w:t>
       </w:r>
       <w:proofErr w:type="spellEnd"/>
       <w:r>
         <w:rPr>
-          <w:lang w:val="cs-CZ"/>
-        </w:rPr>
-        <w:t xml:space="preserve">, Ing. Ivan </w:t>
+          <w:rFonts w:ascii="Courier New" w:hAnsi="Courier New" w:cs="Courier New"/>
+        </w:rPr>
+        <w:t xml:space="preserve">, Ing. Dušan </w:t>
       </w:r>
       <w:proofErr w:type="spellStart"/>
       <w:r>
         <w:rPr>
-          <w:lang w:val="cs-CZ"/>
-        </w:rPr>
-        <w:t>Hundák</w:t>
+          <w:rFonts w:ascii="Courier New" w:hAnsi="Courier New" w:cs="Courier New"/>
+        </w:rPr>
+        <w:t>Šrenkel</w:t>
       </w:r>
       <w:proofErr w:type="spellEnd"/>
       <w:r>
         <w:rPr>
-          <w:lang w:val="cs-CZ"/>
-        </w:rPr>
-        <w:t xml:space="preserve">, Ing. Dušan </w:t>
-      </w:r>
-      <w:proofErr w:type="spellStart"/>
-      <w:r>
-        <w:rPr>
-          <w:lang w:val="cs-CZ"/>
-        </w:rPr>
-        <w:t>Dragúň</w:t>
-      </w:r>
-      <w:proofErr w:type="spellEnd"/>
-      <w:r>
-        <w:rPr>
-          <w:lang w:val="cs-CZ"/>
-        </w:rPr>
-        <w:t xml:space="preserve">, Ing. Dušan </w:t>
-      </w:r>
-      <w:proofErr w:type="spellStart"/>
-      <w:r>
-        <w:rPr>
-          <w:lang w:val="cs-CZ"/>
-        </w:rPr>
-        <w:t>Šrenkel</w:t>
-      </w:r>
-      <w:proofErr w:type="spellEnd"/>
-      <w:r>
-        <w:rPr>
-          <w:lang w:val="cs-CZ"/>
+          <w:rFonts w:ascii="Courier New" w:hAnsi="Courier New" w:cs="Courier New"/>
         </w:rPr>
         <w:br/>
         <w:t xml:space="preserve">- Kritik </w:t>
       </w:r>
+      <w:r>
+        <w:rPr>
+          <w:rFonts w:ascii="Courier New" w:hAnsi="Courier New" w:cs="Courier New"/>
+        </w:rPr>
+        <w:t xml:space="preserve">a konzultácie ohľadne </w:t>
+      </w:r>
+      <w:r>
+        <w:rPr>
+          <w:rFonts w:ascii="Courier New" w:hAnsi="Courier New" w:cs="Courier New"/>
+        </w:rPr>
+        <w:t xml:space="preserve">firmvéru: Ing. Peter </w:t>
+      </w:r>
       <w:proofErr w:type="spellStart"/>
       <w:r>
         <w:rPr>
-          <w:lang w:val="cs-CZ"/>
-        </w:rPr>
-        <w:t>firmvéru</w:t>
+          <w:rFonts w:ascii="Courier New" w:hAnsi="Courier New" w:cs="Courier New"/>
+        </w:rPr>
+        <w:t>Remiš</w:t>
       </w:r>
       <w:proofErr w:type="spellEnd"/>
       <w:r>
         <w:rPr>
-          <w:lang w:val="cs-CZ"/>
-        </w:rPr>
-        <w:t xml:space="preserve">: Ing. Peter </w:t>
-      </w:r>
-      <w:proofErr w:type="spellStart"/>
-      <w:r>
-        <w:rPr>
-          <w:lang w:val="cs-CZ"/>
-        </w:rPr>
-        <w:t>Remiš</w:t>
-      </w:r>
-      <w:proofErr w:type="spellEnd"/>
-      <w:r>
-        <w:rPr>
-          <w:lang w:val="cs-CZ"/>
+          <w:rFonts w:ascii="Courier New" w:hAnsi="Courier New" w:cs="Courier New"/>
         </w:rPr>
         <w:br/>
         <w:t xml:space="preserve">- </w:t>
       </w:r>
       <w:r>
         <w:rPr>
-          <w:lang w:val="cs-CZ"/>
+          <w:rFonts w:ascii="Courier New" w:hAnsi="Courier New" w:cs="Courier New"/>
         </w:rPr>
         <w:t xml:space="preserve">Manažér marketingu: Šimon </w:t>
       </w:r>
       <w:proofErr w:type="spellStart"/>
       <w:r>
         <w:rPr>
-          <w:lang w:val="cs-CZ"/>
+          <w:rFonts w:ascii="Courier New" w:hAnsi="Courier New" w:cs="Courier New"/>
         </w:rPr>
         <w:t>Šinal</w:t>
       </w:r>
       <w:proofErr w:type="spellEnd"/>
       <w:r>
         <w:rPr>
-          <w:lang w:val="cs-CZ"/>
+          <w:rFonts w:ascii="Courier New" w:hAnsi="Courier New" w:cs="Courier New"/>
         </w:rPr>
         <w:br/>
         <w:t>-</w:t>
       </w:r>
       <w:r>
         <w:rPr>
-          <w:lang w:val="cs-CZ"/>
+          <w:rFonts w:ascii="Courier New" w:hAnsi="Courier New" w:cs="Courier New"/>
         </w:rPr>
         <w:t xml:space="preserve"> Výroba </w:t>
       </w:r>
-      <w:proofErr w:type="spellStart"/>
-      <w:r>
-        <w:rPr>
-          <w:lang w:val="cs-CZ"/>
-        </w:rPr>
-        <w:t>púzdra</w:t>
-      </w:r>
-      <w:proofErr w:type="spellEnd"/>
-      <w:r>
-        <w:rPr>
-          <w:lang w:val="cs-CZ"/>
+      <w:r>
+        <w:rPr>
+          <w:rFonts w:ascii="Courier New" w:hAnsi="Courier New" w:cs="Courier New"/>
+        </w:rPr>
+        <w:t>puzdra</w:t>
+      </w:r>
+      <w:r>
+        <w:rPr>
+          <w:rFonts w:ascii="Courier New" w:hAnsi="Courier New" w:cs="Courier New"/>
         </w:rPr>
         <w:t>: Bartolomej Mikula</w:t>
       </w:r>
       <w:r>
         <w:rPr>
-          <w:lang w:val="cs-CZ"/>
+          <w:rFonts w:ascii="Courier New" w:hAnsi="Courier New" w:cs="Courier New"/>
         </w:rPr>
         <w:br/>
         <w:t>- Biblista a historik na ZSSR: Kristián Straka</w:t>
       </w:r>
       <w:r>
         <w:rPr>
-          <w:lang w:val="cs-CZ"/>
+          <w:rFonts w:ascii="Courier New" w:hAnsi="Courier New" w:cs="Courier New"/>
         </w:rPr>
         <w:br/>
-        <w:t xml:space="preserve">- </w:t>
+        <w:t xml:space="preserve">- Súčiastky: MB </w:t>
       </w:r>
       <w:proofErr w:type="spellStart"/>
       <w:r>
         <w:rPr>
-          <w:lang w:val="cs-CZ"/>
-        </w:rPr>
-        <w:t>Súčiastky</w:t>
+          <w:rFonts w:ascii="Courier New" w:hAnsi="Courier New" w:cs="Courier New"/>
+        </w:rPr>
+        <w:t>Electronic</w:t>
       </w:r>
       <w:proofErr w:type="spellEnd"/>
       <w:r>
         <w:rPr>
-          <w:lang w:val="cs-CZ"/>
-        </w:rPr>
-        <w:t xml:space="preserve">: MB </w:t>
+          <w:rFonts w:ascii="Courier New" w:hAnsi="Courier New" w:cs="Courier New"/>
+        </w:rPr>
+        <w:t xml:space="preserve"> Žilina, </w:t>
+      </w:r>
+      <w:r>
+        <w:rPr>
+          <w:rFonts w:ascii="Courier New" w:hAnsi="Courier New" w:cs="Courier New"/>
+        </w:rPr>
+        <w:t>LM Litoměřice</w:t>
+      </w:r>
+      <w:r>
+        <w:rPr>
+          <w:rFonts w:ascii="Courier New" w:hAnsi="Courier New" w:cs="Courier New"/>
+        </w:rPr>
+        <w:t>, Techfun.sk</w:t>
+      </w:r>
+      <w:r>
+        <w:rPr>
+          <w:rFonts w:ascii="Courier New" w:hAnsi="Courier New" w:cs="Courier New"/>
+        </w:rPr>
+        <w:t>, tomshardware.sk</w:t>
+      </w:r>
+      <w:r>
+        <w:rPr>
+          <w:rFonts w:ascii="Courier New" w:hAnsi="Courier New" w:cs="Courier New"/>
+        </w:rPr>
+        <w:br/>
+        <w:t xml:space="preserve">- Poskytovateľ </w:t>
       </w:r>
       <w:proofErr w:type="spellStart"/>
       <w:r>
         <w:rPr>
-          <w:lang w:val="cs-CZ"/>
-        </w:rPr>
-        <w:t>Electronic</w:t>
+          <w:rFonts w:ascii="Courier New" w:hAnsi="Courier New" w:cs="Courier New"/>
+        </w:rPr>
+        <w:t>numitronov</w:t>
       </w:r>
       <w:proofErr w:type="spellEnd"/>
       <w:r>
         <w:rPr>
-          <w:lang w:val="cs-CZ"/>
-        </w:rPr>
-        <w:t xml:space="preserve"> Žilina, </w:t>
-      </w:r>
-      <w:r>
-        <w:rPr>
-          <w:lang w:val="cs-CZ"/>
-        </w:rPr>
-        <w:t>LM Litoměřice</w:t>
-      </w:r>
-      <w:r>
-        <w:rPr>
-          <w:lang w:val="cs-CZ"/>
-        </w:rPr>
-        <w:t>, Techfun.sk</w:t>
-      </w:r>
-      <w:r>
-        <w:rPr>
-          <w:lang w:val="cs-CZ"/>
-        </w:rPr>
-        <w:t>, tomshardware.sk</w:t>
-      </w:r>
-      <w:r>
-        <w:rPr>
-          <w:lang w:val="cs-CZ"/>
-        </w:rPr>
-        <w:br/>
-        <w:t xml:space="preserve">- </w:t>
+          <w:rFonts w:ascii="Courier New" w:hAnsi="Courier New" w:cs="Courier New"/>
+        </w:rPr>
+        <w:t xml:space="preserve"> a dokumentácie</w:t>
+      </w:r>
+      <w:r>
+        <w:rPr>
+          <w:rFonts w:ascii="Courier New" w:hAnsi="Courier New" w:cs="Courier New"/>
+        </w:rPr>
+        <w:t xml:space="preserve">: Robert </w:t>
       </w:r>
       <w:proofErr w:type="spellStart"/>
       <w:r>
         <w:rPr>
-          <w:lang w:val="cs-CZ"/>
-        </w:rPr>
-        <w:t>Poskytovateľ</w:t>
+          <w:rFonts w:ascii="Courier New" w:hAnsi="Courier New" w:cs="Courier New"/>
+        </w:rPr>
+        <w:t>Ziedins</w:t>
       </w:r>
       <w:proofErr w:type="spellEnd"/>
       <w:r>
         <w:rPr>
-          <w:lang w:val="cs-CZ"/>
-        </w:rPr>
-        <w:t xml:space="preserve"> </w:t>
-      </w:r>
-      <w:proofErr w:type="spellStart"/>
-      <w:r>
-        <w:rPr>
-          <w:lang w:val="cs-CZ"/>
-        </w:rPr>
-        <w:t>numitronov</w:t>
-      </w:r>
-      <w:proofErr w:type="spellEnd"/>
-      <w:r>
-        <w:rPr>
-          <w:lang w:val="cs-CZ"/>
-        </w:rPr>
-        <w:t xml:space="preserve"> a </w:t>
-      </w:r>
-      <w:proofErr w:type="spellStart"/>
-      <w:r>
-        <w:rPr>
-          <w:lang w:val="cs-CZ"/>
-        </w:rPr>
-        <w:t>dokumentácie</w:t>
-      </w:r>
-      <w:proofErr w:type="spellEnd"/>
-      <w:r>
-        <w:rPr>
-          <w:lang w:val="cs-CZ"/>
-        </w:rPr>
-        <w:t xml:space="preserve">: Robert </w:t>
-      </w:r>
-      <w:proofErr w:type="spellStart"/>
-      <w:r>
-        <w:rPr>
-          <w:lang w:val="cs-CZ"/>
-        </w:rPr>
-        <w:t>Ziedins</w:t>
-      </w:r>
-      <w:proofErr w:type="spellEnd"/>
-      <w:r>
-        <w:rPr>
-          <w:lang w:val="cs-CZ"/>
+          <w:rFonts w:ascii="Courier New" w:hAnsi="Courier New" w:cs="Courier New"/>
         </w:rPr>
         <w:t>, Litva</w:t>
       </w:r>
@@ -666,50 +782,29 @@
     <w:p>
       <w:pPr>
         <w:rPr>
-          <w:lang w:val="cs-CZ"/>
+          <w:rFonts w:ascii="Courier New" w:hAnsi="Courier New" w:cs="Courier New"/>
         </w:rPr>
       </w:pPr>
     </w:p>
     <w:p>
       <w:pPr>
         <w:rPr>
-          <w:lang w:val="cs-CZ"/>
+          <w:rFonts w:ascii="Courier New" w:hAnsi="Courier New" w:cs="Courier New"/>
         </w:rPr>
       </w:pPr>
     </w:p>
     <w:p>
       <w:pPr>
         <w:rPr>
-          <w:lang w:val="cs-CZ"/>
-        </w:rPr>
-      </w:pPr>
-      <w:proofErr w:type="spellStart"/>
-      <w:r>
-        <w:rPr>
-          <w:lang w:val="cs-CZ"/>
-        </w:rPr>
-        <w:t>Napísané</w:t>
-      </w:r>
-      <w:proofErr w:type="spellEnd"/>
-      <w:r>
-        <w:rPr>
-          <w:lang w:val="cs-CZ"/>
-        </w:rPr>
-        <w:t xml:space="preserve"> v Korni </w:t>
-      </w:r>
-      <w:proofErr w:type="spellStart"/>
-      <w:r>
-        <w:rPr>
-          <w:lang w:val="cs-CZ"/>
-        </w:rPr>
-        <w:t>dňa</w:t>
-      </w:r>
-      <w:proofErr w:type="spellEnd"/>
-      <w:r>
-        <w:rPr>
-          <w:lang w:val="cs-CZ"/>
-        </w:rPr>
-        <w:t xml:space="preserve"> 15.05.2025</w:t>
+          <w:rFonts w:ascii="Courier New" w:hAnsi="Courier New" w:cs="Courier New"/>
+        </w:rPr>
+      </w:pPr>
+      <w:r>
+        <w:rPr>
+          <w:rFonts w:ascii="Courier New" w:hAnsi="Courier New" w:cs="Courier New"/>
+        </w:rPr>
+        <w:lastRenderedPageBreak/>
+        <w:t>Napísané v Korni dňa 15.05.2025</w:t>
       </w:r>
     </w:p>
     <w:sectPr>
@@ -725,6 +820,118 @@
 <file path=word/numbering.xml><?xml version="1.0" encoding="utf-8"?>
 <w:numbering xmlns:wpc="http://schemas.microsoft.com/office/word/2010/wordprocessingCanvas" xmlns:cx="http://schemas.microsoft.com/office/drawing/2014/chartex" xmlns:cx1="http://schemas.microsoft.com/office/drawing/2015/9/8/chartex" xmlns:cx2="http://schemas.microsoft.com/office/drawing/2015/10/21/chartex" xmlns:cx3="http://schemas.microsoft.com/office/drawing/2016/5/9/chartex" xmlns:cx4="http://schemas.microsoft.com/office/drawing/2016/5/10/chartex" xmlns:cx5="http://schemas.microsoft.com/office/drawing/2016/5/11/chartex" xmlns:cx6="http://schemas.microsoft.com/office/drawing/2016/5/12/chartex" xmlns:cx7="http://schemas.microsoft.com/office/drawing/2016/5/13/chartex" xmlns:cx8="http://schemas.microsoft.com/office/drawing/2016/5/14/chartex" xmlns:mc="http://schemas.openxmlformats.org/markup-compatibility/2006" xmlns:aink="http://schemas.microsoft.com/office/drawing/2016/ink" xmlns:am3d="http://schemas.microsoft.com/office/drawing/2017/model3d" xmlns:o="urn:schemas-microsoft-com:office:office" xmlns:oel="http://schemas.microsoft.com/office/2019/extlst" xmlns:r="http://schemas.openxmlformats.org/officeDocument/2006/relationships" xmlns:m="http://schemas.openxmlformats.org/officeDocument/2006/math" xmlns:v="urn:schemas-microsoft-com:vml" xmlns:wp14="http://schemas.microsoft.com/office/word/2010/wordprocessingDrawing" xmlns:wp="http://schemas.openxmlformats.org/drawingml/2006/wordprocessingDrawing" xmlns:w10="urn:schemas-microsoft-com:office:word" xmlns:w="http://schemas.openxmlformats.org/wordprocessingml/2006/main" xmlns:w14="http://schemas.microsoft.com/office/word/2010/wordml" xmlns:w15="http://schemas.microsoft.com/office/word/2012/wordml" xmlns:w16cex="http://schemas.microsoft.com/office/word/2018/wordml/cex" xmlns:w16cid="http://schemas.microsoft.com/office/word/2016/wordml/cid" xmlns:w16="http://schemas.microsoft.com/office/word/2018/wordml" xmlns:w16du="http://schemas.microsoft.com/office/word/2023/wordml/word16du" xmlns:w16sdtdh="http://schemas.microsoft.com/office/word/2020/wordml/sdtdatahash" xmlns:w16sdtfl="http://schemas.microsoft.com/office/word/2024/wordml/sdtformatlock" xmlns:w16se="http://schemas.microsoft.com/office/word/2015/wordml/symex" xmlns:wpg="http://schemas.microsoft.com/office/word/2010/wordprocessingGroup" xmlns:wpi="http://schemas.microsoft.com/office/word/2010/wordprocessingInk" xmlns:wne="http://schemas.microsoft.com/office/word/2006/wordml" xmlns:wps="http://schemas.microsoft.com/office/word/2010/wordprocessingShape" mc:Ignorable="w14 w15 w16se w16cid w16 w16cex w16sdtdh w16sdtfl w16du wp14">
   <w:abstractNum w:abstractNumId="0" w15:restartNumberingAfterBreak="0">
+    <w:nsid w:val="146F1469"/>
+    <w:multiLevelType w:val="hybridMultilevel"/>
+    <w:tmpl w:val="4FAE5B74"/>
+    <w:lvl w:ilvl="0" w:tplc="806A0634">
+      <w:numFmt w:val="bullet"/>
+      <w:lvlText w:val="-"/>
+      <w:lvlJc w:val="left"/>
+      <w:pPr>
+        <w:ind w:left="720" w:hanging="360"/>
+      </w:pPr>
+      <w:rPr>
+        <w:rFonts w:ascii="Calibri" w:eastAsiaTheme="minorHAnsi" w:hAnsi="Calibri" w:cs="Calibri" w:hint="default"/>
+      </w:rPr>
+    </w:lvl>
+    <w:lvl w:ilvl="1" w:tplc="041B0003" w:tentative="1">
+      <w:start w:val="1"/>
+      <w:numFmt w:val="bullet"/>
+      <w:lvlText w:val="o"/>
+      <w:lvlJc w:val="left"/>
+      <w:pPr>
+        <w:ind w:left="1440" w:hanging="360"/>
+      </w:pPr>
+      <w:rPr>
+        <w:rFonts w:ascii="Courier New" w:hAnsi="Courier New" w:cs="Courier New" w:hint="default"/>
+      </w:rPr>
+    </w:lvl>
+    <w:lvl w:ilvl="2" w:tplc="041B0005" w:tentative="1">
+      <w:start w:val="1"/>
+      <w:numFmt w:val="bullet"/>
+      <w:lvlText w:val=""/>
+      <w:lvlJc w:val="left"/>
+      <w:pPr>
+        <w:ind w:left="2160" w:hanging="360"/>
+      </w:pPr>
+      <w:rPr>
+        <w:rFonts w:ascii="Wingdings" w:hAnsi="Wingdings" w:hint="default"/>
+      </w:rPr>
+    </w:lvl>
+    <w:lvl w:ilvl="3" w:tplc="041B0001" w:tentative="1">
+      <w:start w:val="1"/>
+      <w:numFmt w:val="bullet"/>
+      <w:lvlText w:val=""/>
+      <w:lvlJc w:val="left"/>
+      <w:pPr>
+        <w:ind w:left="2880" w:hanging="360"/>
+      </w:pPr>
+      <w:rPr>
+        <w:rFonts w:ascii="Symbol" w:hAnsi="Symbol" w:hint="default"/>
+      </w:rPr>
+    </w:lvl>
+    <w:lvl w:ilvl="4" w:tplc="041B0003" w:tentative="1">
+      <w:start w:val="1"/>
+      <w:numFmt w:val="bullet"/>
+      <w:lvlText w:val="o"/>
+      <w:lvlJc w:val="left"/>
+      <w:pPr>
+        <w:ind w:left="3600" w:hanging="360"/>
+      </w:pPr>
+      <w:rPr>
+        <w:rFonts w:ascii="Courier New" w:hAnsi="Courier New" w:cs="Courier New" w:hint="default"/>
+      </w:rPr>
+    </w:lvl>
+    <w:lvl w:ilvl="5" w:tplc="041B0005" w:tentative="1">
+      <w:start w:val="1"/>
+      <w:numFmt w:val="bullet"/>
+      <w:lvlText w:val=""/>
+      <w:lvlJc w:val="left"/>
+      <w:pPr>
+        <w:ind w:left="4320" w:hanging="360"/>
+      </w:pPr>
+      <w:rPr>
+        <w:rFonts w:ascii="Wingdings" w:hAnsi="Wingdings" w:hint="default"/>
+      </w:rPr>
+    </w:lvl>
+    <w:lvl w:ilvl="6" w:tplc="041B0001" w:tentative="1">
+      <w:start w:val="1"/>
+      <w:numFmt w:val="bullet"/>
+      <w:lvlText w:val=""/>
+      <w:lvlJc w:val="left"/>
+      <w:pPr>
+        <w:ind w:left="5040" w:hanging="360"/>
+      </w:pPr>
+      <w:rPr>
+        <w:rFonts w:ascii="Symbol" w:hAnsi="Symbol" w:hint="default"/>
+      </w:rPr>
+    </w:lvl>
+    <w:lvl w:ilvl="7" w:tplc="041B0003" w:tentative="1">
+      <w:start w:val="1"/>
+      <w:numFmt w:val="bullet"/>
+      <w:lvlText w:val="o"/>
+      <w:lvlJc w:val="left"/>
+      <w:pPr>
+        <w:ind w:left="5760" w:hanging="360"/>
+      </w:pPr>
+      <w:rPr>
+        <w:rFonts w:ascii="Courier New" w:hAnsi="Courier New" w:cs="Courier New" w:hint="default"/>
+      </w:rPr>
+    </w:lvl>
+    <w:lvl w:ilvl="8" w:tplc="041B0005" w:tentative="1">
+      <w:start w:val="1"/>
+      <w:numFmt w:val="bullet"/>
+      <w:lvlText w:val=""/>
+      <w:lvlJc w:val="left"/>
+      <w:pPr>
+        <w:ind w:left="6480" w:hanging="360"/>
+      </w:pPr>
+      <w:rPr>
+        <w:rFonts w:ascii="Wingdings" w:hAnsi="Wingdings" w:hint="default"/>
+      </w:rPr>
+    </w:lvl>
+  </w:abstractNum>
+  <w:abstractNum w:abstractNumId="1" w15:restartNumberingAfterBreak="0">
     <w:nsid w:val="287D0549"/>
     <w:multiLevelType w:val="hybridMultilevel"/>
     <w:tmpl w:val="FF3099F6"/>
@@ -810,7 +1017,7 @@
       </w:pPr>
     </w:lvl>
   </w:abstractNum>
-  <w:abstractNum w:abstractNumId="1" w15:restartNumberingAfterBreak="0">
+  <w:abstractNum w:abstractNumId="2" w15:restartNumberingAfterBreak="0">
     <w:nsid w:val="42590A7B"/>
     <w:multiLevelType w:val="hybridMultilevel"/>
     <w:tmpl w:val="A364DCF8"/>
@@ -924,9 +1131,12 @@
     </w:lvl>
   </w:abstractNum>
   <w:num w:numId="1" w16cid:durableId="1015428120">
+    <w:abstractNumId w:val="2"/>
+  </w:num>
+  <w:num w:numId="2" w16cid:durableId="999650285">
     <w:abstractNumId w:val="1"/>
   </w:num>
-  <w:num w:numId="2" w16cid:durableId="999650285">
+  <w:num w:numId="3" w16cid:durableId="87315886">
     <w:abstractNumId w:val="0"/>
   </w:num>
 </w:numbering>
@@ -1849,6 +2059,29 @@
       <w:spacing w:val="5"/>
     </w:rPr>
   </w:style>
+  <w:style w:type="character" w:styleId="Hypertextovodkaz">
+    <w:name w:val="Hyperlink"/>
+    <w:basedOn w:val="Standardnpsmoodstavce"/>
+    <w:uiPriority w:val="99"/>
+    <w:unhideWhenUsed/>
+    <w:rsid w:val="00D53DCC"/>
+    <w:rPr>
+      <w:color w:val="0563C1" w:themeColor="hyperlink"/>
+      <w:u w:val="single"/>
+    </w:rPr>
+  </w:style>
+  <w:style w:type="character" w:styleId="Nevyeenzmnka">
+    <w:name w:val="Unresolved Mention"/>
+    <w:basedOn w:val="Standardnpsmoodstavce"/>
+    <w:uiPriority w:val="99"/>
+    <w:semiHidden/>
+    <w:unhideWhenUsed/>
+    <w:rsid w:val="00D53DCC"/>
+    <w:rPr>
+      <w:color w:val="605E5C"/>
+      <w:shd w:val="clear" w:color="auto" w:fill="E1DFDD"/>
+    </w:rPr>
+  </w:style>
 </w:styles>
 </file>
 
@@ -2145,4 +2378,16 @@
     </a:ext>
   </a:extLst>
 </a:theme>
+</file>
+
+<file path=customXml/item1.xml><?xml version="1.0" encoding="utf-8"?>
+<b:Sources xmlns:b="http://schemas.openxmlformats.org/officeDocument/2006/bibliography" xmlns="http://schemas.openxmlformats.org/officeDocument/2006/bibliography" SelectedStyle="\APASixthEditionOfficeOnline.xsl" StyleName="APA" Version="6"/>
+</file>
+
+<file path=customXml/itemProps1.xml><?xml version="1.0" encoding="utf-8"?>
+<ds:datastoreItem xmlns:ds="http://schemas.openxmlformats.org/officeDocument/2006/customXml" ds:itemID="{D81F211E-049D-45EA-8018-6B312E3E0AD2}">
+  <ds:schemaRefs>
+    <ds:schemaRef ds:uri="http://schemas.openxmlformats.org/officeDocument/2006/bibliography"/>
+  </ds:schemaRefs>
+</ds:datastoreItem>
 </file>
--- a/docs/prirucka.docx
+++ b/docs/prirucka.docx
@@ -173,7 +173,7 @@
           <w:sz w:val="48"/>
           <w:szCs w:val="48"/>
         </w:rPr>
-        <w:t>13.6.</w:t>
+        <w:t>50</w:t>
       </w:r>
     </w:p>
     <w:p>
@@ -231,7 +231,19 @@
         <w:rPr>
           <w:rFonts w:ascii="Courier New" w:hAnsi="Courier New" w:cs="Courier New"/>
         </w:rPr>
-        <w:t xml:space="preserve">ATmega328-P </w:t>
+        <w:t>ATmega328</w:t>
+      </w:r>
+      <w:r>
+        <w:rPr>
+          <w:rFonts w:ascii="Courier New" w:hAnsi="Courier New" w:cs="Courier New"/>
+        </w:rPr>
+        <w:t>P</w:t>
+      </w:r>
+      <w:r>
+        <w:rPr>
+          <w:rFonts w:ascii="Courier New" w:hAnsi="Courier New" w:cs="Courier New"/>
+        </w:rPr>
+        <w:t xml:space="preserve"> </w:t>
       </w:r>
       <w:r>
         <w:rPr>
@@ -273,7 +285,75 @@
         <w:rPr>
           <w:rFonts w:ascii="Courier New" w:hAnsi="Courier New" w:cs="Courier New"/>
         </w:rPr>
-        <w:t xml:space="preserve"> firmvérom KRONOS II</w:t>
+        <w:t xml:space="preserve"> firmvérom KRONOS I</w:t>
+      </w:r>
+      <w:r>
+        <w:rPr>
+          <w:rFonts w:ascii="Courier New" w:hAnsi="Courier New" w:cs="Courier New"/>
+        </w:rPr>
+        <w:t>I, ktorý je možné v prípade potreby preinštalovať pomocou ICSP zbernice osadenej na doske hodín.</w:t>
+      </w:r>
+    </w:p>
+    <w:p>
+      <w:pPr>
+        <w:rPr>
+          <w:rFonts w:ascii="Courier New" w:hAnsi="Courier New" w:cs="Courier New"/>
+        </w:rPr>
+      </w:pPr>
+    </w:p>
+    <w:p>
+      <w:pPr>
+        <w:rPr>
+          <w:rFonts w:ascii="Courier New" w:hAnsi="Courier New" w:cs="Courier New"/>
+          <w:b/>
+          <w:bCs/>
+        </w:rPr>
+      </w:pPr>
+      <w:r>
+        <w:rPr>
+          <w:rFonts w:ascii="Courier New" w:hAnsi="Courier New" w:cs="Courier New"/>
+          <w:b/>
+          <w:bCs/>
+        </w:rPr>
+        <w:t>Manuálne nastavovanie</w:t>
+      </w:r>
+    </w:p>
+    <w:p>
+      <w:pPr>
+        <w:jc w:val="both"/>
+        <w:rPr>
+          <w:rFonts w:ascii="Courier New" w:hAnsi="Courier New" w:cs="Courier New"/>
+        </w:rPr>
+      </w:pPr>
+      <w:r>
+        <w:rPr>
+          <w:rFonts w:ascii="Courier New" w:hAnsi="Courier New" w:cs="Courier New"/>
+        </w:rPr>
+        <w:t>Na zadnej strane hodín sú osadené dve tlačidlá ktorými je možné hodiny nastavovať manuálne. Jedno tlačidlo posúva kurzor a druhé hodnotu na mieste kurzora. Stlačením oboch tlačidiel naraz sa prepína nastavovací režim. Podržaním jedného z tlačidiel sa nastavuje jas.</w:t>
+      </w:r>
+    </w:p>
+    <w:p>
+      <w:pPr>
+        <w:jc w:val="both"/>
+        <w:rPr>
+          <w:rFonts w:ascii="Courier New" w:hAnsi="Courier New" w:cs="Courier New"/>
+        </w:rPr>
+      </w:pPr>
+    </w:p>
+    <w:p>
+      <w:pPr>
+        <w:jc w:val="both"/>
+        <w:rPr>
+          <w:rFonts w:ascii="Courier New" w:hAnsi="Courier New" w:cs="Courier New"/>
+        </w:rPr>
+      </w:pPr>
+      <w:r>
+        <w:rPr>
+          <w:rFonts w:ascii="Courier New" w:hAnsi="Courier New" w:cs="Courier New"/>
+          <w:b/>
+          <w:bCs/>
+        </w:rPr>
+        <w:t>Napájanie</w:t>
       </w:r>
       <w:r>
         <w:rPr>
@@ -286,79 +366,8 @@
       <w:r>
         <w:rPr>
           <w:rFonts w:ascii="Courier New" w:hAnsi="Courier New" w:cs="Courier New"/>
-          <w:b/>
-          <w:bCs/>
-        </w:rPr>
-        <w:br/>
-        <w:t>Programovanie</w:t>
-      </w:r>
-      <w:r>
-        <w:rPr>
-          <w:rFonts w:ascii="Courier New" w:hAnsi="Courier New" w:cs="Courier New"/>
-        </w:rPr>
-        <w:br/>
-        <w:t>Hodiny je možné v prípade potreby preinštalovať pomocou zabudovanej ICSP zbernice na doske hodín...</w:t>
-      </w:r>
-      <w:r>
-        <w:rPr>
-          <w:rFonts w:ascii="Courier New" w:hAnsi="Courier New" w:cs="Courier New"/>
-          <w:b/>
-          <w:bCs/>
-        </w:rPr>
-        <w:br/>
-      </w:r>
-    </w:p>
-    <w:p>
-      <w:pPr>
-        <w:rPr>
-          <w:rFonts w:ascii="Courier New" w:hAnsi="Courier New" w:cs="Courier New"/>
-          <w:b/>
-          <w:bCs/>
-        </w:rPr>
-      </w:pPr>
-      <w:r>
-        <w:rPr>
-          <w:rFonts w:ascii="Courier New" w:hAnsi="Courier New" w:cs="Courier New"/>
-          <w:b/>
-          <w:bCs/>
-        </w:rPr>
-        <w:t>Diagnostika problémov</w:t>
-      </w:r>
-    </w:p>
-    <w:p>
-      <w:pPr>
-        <w:pStyle w:val="Odstavecseseznamem"/>
-        <w:numPr>
-          <w:ilvl w:val="0"/>
-          <w:numId w:val="3"/>
-        </w:numPr>
-        <w:rPr>
-          <w:rFonts w:ascii="Courier New" w:hAnsi="Courier New" w:cs="Courier New"/>
-        </w:rPr>
-      </w:pPr>
-      <w:r>
-        <w:rPr>
-          <w:rFonts w:ascii="Courier New" w:hAnsi="Courier New" w:cs="Courier New"/>
-        </w:rPr>
-        <w:t>Batéria</w:t>
-      </w:r>
-    </w:p>
-    <w:p>
-      <w:pPr>
-        <w:pStyle w:val="Odstavecseseznamem"/>
-        <w:numPr>
-          <w:ilvl w:val="0"/>
-          <w:numId w:val="3"/>
-        </w:numPr>
-        <w:rPr>
-          <w:rFonts w:ascii="Courier New" w:hAnsi="Courier New" w:cs="Courier New"/>
-        </w:rPr>
-      </w:pPr>
-      <w:r>
-        <w:rPr>
-          <w:rFonts w:ascii="Courier New" w:hAnsi="Courier New" w:cs="Courier New"/>
-        </w:rPr>
-        <w:t>Segmenty</w:t>
+        </w:rPr>
+        <w:t>Hodiny sa napájajú zo zdroja s výstupom 5V schopným dodať aspoň 10W. Zdroj by mal byť ideálne spínaný pre čo najnižšiu stratovosť s frekvenciou spínania vyššou ako 77.5 kHz aby sa predišlo rušeniu DCF77 prijímača.</w:t>
       </w:r>
     </w:p>
     <w:p>
@@ -406,6 +415,103 @@
       <w:pPr>
         <w:rPr>
           <w:rFonts w:ascii="Courier New" w:hAnsi="Courier New" w:cs="Courier New"/>
+          <w:b/>
+          <w:bCs/>
+        </w:rPr>
+      </w:pPr>
+      <w:r>
+        <w:rPr>
+          <w:rFonts w:ascii="Courier New" w:hAnsi="Courier New" w:cs="Courier New"/>
+          <w:b/>
+          <w:bCs/>
+        </w:rPr>
+        <w:t>Záložná batéria</w:t>
+      </w:r>
+    </w:p>
+    <w:p>
+      <w:pPr>
+        <w:rPr>
+          <w:rFonts w:ascii="Courier New" w:hAnsi="Courier New" w:cs="Courier New"/>
+        </w:rPr>
+      </w:pPr>
+      <w:r>
+        <w:rPr>
+          <w:rFonts w:ascii="Courier New" w:hAnsi="Courier New" w:cs="Courier New"/>
+        </w:rPr>
+        <w:t xml:space="preserve">Napája elektroniku zodpovednú za udržovanie aktuálneho času po vypojení z el. siete. Pri bežných podmienkach by mala vydržať približne 5 rokov. </w:t>
+      </w:r>
+      <w:r>
+        <w:rPr>
+          <w:rFonts w:ascii="Courier New" w:hAnsi="Courier New" w:cs="Courier New"/>
+        </w:rPr>
+        <w:t>Ak si hodiny nezachovávajú správny čas po vypojení zo siete, batériu je treba vymeniť. Pri výmene použite kvalitnú mincovú batériu CR2032.</w:t>
+      </w:r>
+    </w:p>
+    <w:p>
+      <w:pPr>
+        <w:rPr>
+          <w:rFonts w:ascii="Courier New" w:hAnsi="Courier New" w:cs="Courier New"/>
+        </w:rPr>
+      </w:pPr>
+    </w:p>
+    <w:p>
+      <w:pPr>
+        <w:rPr>
+          <w:rFonts w:ascii="Courier New" w:hAnsi="Courier New" w:cs="Courier New"/>
+          <w:b/>
+          <w:bCs/>
+        </w:rPr>
+      </w:pPr>
+      <w:r>
+        <w:rPr>
+          <w:rFonts w:ascii="Courier New" w:hAnsi="Courier New" w:cs="Courier New"/>
+          <w:b/>
+          <w:bCs/>
+        </w:rPr>
+        <w:t>Poistka</w:t>
+      </w:r>
+    </w:p>
+    <w:p>
+      <w:pPr>
+        <w:rPr>
+          <w:rFonts w:ascii="Courier New" w:hAnsi="Courier New" w:cs="Courier New"/>
+        </w:rPr>
+      </w:pPr>
+      <w:r>
+        <w:rPr>
+          <w:rFonts w:ascii="Courier New" w:hAnsi="Courier New" w:cs="Courier New"/>
+        </w:rPr>
+        <w:t>Hlavná poistka je dimenzovaná tak aby sa vypálila len ak dôjde k závažnej chybe v elektronike hodín. Teda v prípade, že je vypálená, odporúčame problém riešiť servisne.</w:t>
+      </w:r>
+    </w:p>
+    <w:p>
+      <w:pPr>
+        <w:rPr>
+          <w:rFonts w:ascii="Courier New" w:hAnsi="Courier New" w:cs="Courier New"/>
+        </w:rPr>
+      </w:pPr>
+    </w:p>
+    <w:p>
+      <w:pPr>
+        <w:rPr>
+          <w:rFonts w:ascii="Courier New" w:hAnsi="Courier New" w:cs="Courier New"/>
+          <w:b/>
+          <w:bCs/>
+        </w:rPr>
+      </w:pPr>
+      <w:r>
+        <w:rPr>
+          <w:rFonts w:ascii="Courier New" w:hAnsi="Courier New" w:cs="Courier New"/>
+          <w:b/>
+          <w:bCs/>
+        </w:rPr>
+        <w:t>Servis</w:t>
+      </w:r>
+    </w:p>
+    <w:p>
+      <w:pPr>
+        <w:rPr>
+          <w:rFonts w:ascii="Courier New" w:hAnsi="Courier New" w:cs="Courier New"/>
         </w:rPr>
       </w:pPr>
       <w:r>
@@ -431,14 +537,32 @@
       <w:pPr>
         <w:rPr>
           <w:rFonts w:ascii="Courier New" w:hAnsi="Courier New" w:cs="Courier New"/>
-        </w:rPr>
-      </w:pPr>
-      <w:r>
-        <w:rPr>
-          <w:rFonts w:ascii="Courier New" w:hAnsi="Courier New" w:cs="Courier New"/>
-          <w:b/>
-          <w:bCs/>
-        </w:rPr>
+          <w:b/>
+          <w:bCs/>
+        </w:rPr>
+      </w:pPr>
+      <w:r>
+        <w:rPr>
+          <w:rFonts w:ascii="Courier New" w:hAnsi="Courier New" w:cs="Courier New"/>
+          <w:b/>
+          <w:bCs/>
+        </w:rPr>
+        <w:br w:type="page"/>
+      </w:r>
+    </w:p>
+    <w:p>
+      <w:pPr>
+        <w:rPr>
+          <w:rFonts w:ascii="Courier New" w:hAnsi="Courier New" w:cs="Courier New"/>
+        </w:rPr>
+      </w:pPr>
+      <w:r>
+        <w:rPr>
+          <w:rFonts w:ascii="Courier New" w:hAnsi="Courier New" w:cs="Courier New"/>
+          <w:b/>
+          <w:bCs/>
+        </w:rPr>
+        <w:lastRenderedPageBreak/>
         <w:br/>
         <w:t>Spolupracovali</w:t>
       </w:r>
@@ -803,7 +927,6 @@
         <w:rPr>
           <w:rFonts w:ascii="Courier New" w:hAnsi="Courier New" w:cs="Courier New"/>
         </w:rPr>
-        <w:lastRenderedPageBreak/>
         <w:t>Napísané v Korni dňa 15.05.2025</w:t>
       </w:r>
     </w:p>

--- a/docs/prirucka.docx
+++ b/docs/prirucka.docx
@@ -6,7 +6,7 @@
       <w:pPr>
         <w:jc w:val="center"/>
         <w:rPr>
-          <w:rFonts w:ascii="Courier New" w:hAnsi="Courier New" w:cs="Courier New"/>
+          <w:rFonts w:cs="Courier New"/>
           <w:b/>
           <w:bCs/>
           <w:sz w:val="48"/>
@@ -18,7 +18,7 @@
       <w:pPr>
         <w:jc w:val="right"/>
         <w:rPr>
-          <w:rFonts w:ascii="Courier New" w:hAnsi="Courier New" w:cs="Courier New"/>
+          <w:rFonts w:cs="Courier New"/>
           <w:b/>
           <w:bCs/>
           <w:i/>
@@ -29,7 +29,7 @@
       </w:pPr>
       <w:r>
         <w:rPr>
-          <w:rFonts w:ascii="Courier New" w:hAnsi="Courier New" w:cs="Courier New"/>
+          <w:rFonts w:cs="Courier New"/>
           <w:b/>
           <w:bCs/>
           <w:noProof/>
@@ -88,7 +88,7 @@
       </w:r>
       <w:r>
         <w:rPr>
-          <w:rFonts w:ascii="Courier New" w:hAnsi="Courier New" w:cs="Courier New"/>
+          <w:rFonts w:cs="Courier New"/>
           <w:b/>
           <w:bCs/>
           <w:sz w:val="72"/>
@@ -101,16 +101,7 @@
       <w:pPr>
         <w:jc w:val="center"/>
         <w:rPr>
-          <w:rFonts w:ascii="Courier New" w:hAnsi="Courier New" w:cs="Courier New"/>
-          <w:b/>
-          <w:bCs/>
-          <w:sz w:val="72"/>
-          <w:szCs w:val="72"/>
-        </w:rPr>
-      </w:pPr>
-      <w:r>
-        <w:rPr>
-          <w:rFonts w:ascii="Courier New" w:hAnsi="Courier New" w:cs="Courier New"/>
+          <w:rFonts w:cs="Courier New"/>
           <w:b/>
           <w:bCs/>
           <w:i/>
@@ -118,814 +109,1766 @@
           <w:sz w:val="72"/>
           <w:szCs w:val="72"/>
         </w:rPr>
-        <w:t>Návod k obsluhe</w:t>
-      </w:r>
-      <w:r>
-        <w:rPr>
-          <w:rFonts w:ascii="Courier New" w:hAnsi="Courier New" w:cs="Courier New"/>
+      </w:pPr>
+      <w:r>
+        <w:rPr>
+          <w:rFonts w:cs="Courier New"/>
           <w:b/>
           <w:bCs/>
+          <w:i/>
+          <w:iCs/>
           <w:sz w:val="72"/>
           <w:szCs w:val="72"/>
         </w:rPr>
-        <w:br w:type="page"/>
+        <w:t>Návod k</w:t>
+      </w:r>
+      <w:r>
+        <w:rPr>
+          <w:rFonts w:cs="Courier New"/>
+          <w:b/>
+          <w:bCs/>
+          <w:i/>
+          <w:iCs/>
+          <w:sz w:val="72"/>
+          <w:szCs w:val="72"/>
+        </w:rPr>
+        <w:t> </w:t>
+      </w:r>
+      <w:r>
+        <w:rPr>
+          <w:rFonts w:cs="Courier New"/>
+          <w:b/>
+          <w:bCs/>
+          <w:i/>
+          <w:iCs/>
+          <w:sz w:val="72"/>
+          <w:szCs w:val="72"/>
+        </w:rPr>
+        <w:t>obsluhe</w:t>
       </w:r>
     </w:p>
     <w:p>
       <w:pPr>
-        <w:jc w:val="center"/>
-        <w:rPr>
-          <w:rFonts w:ascii="Courier New" w:hAnsi="Courier New" w:cs="Courier New"/>
+        <w:rPr>
+          <w:rFonts w:cs="Courier New"/>
           <w:b/>
           <w:bCs/>
-          <w:sz w:val="48"/>
-          <w:szCs w:val="48"/>
-        </w:rPr>
-      </w:pPr>
-      <w:proofErr w:type="spellStart"/>
-      <w:r>
-        <w:rPr>
-          <w:rFonts w:ascii="Courier New" w:hAnsi="Courier New" w:cs="Courier New"/>
+          <w:i/>
+          <w:iCs/>
+          <w:sz w:val="72"/>
+          <w:szCs w:val="72"/>
+        </w:rPr>
+      </w:pPr>
+      <w:r>
+        <w:rPr>
+          <w:rFonts w:cs="Courier New"/>
           <w:b/>
           <w:bCs/>
-          <w:sz w:val="48"/>
-          <w:szCs w:val="48"/>
-        </w:rPr>
+          <w:i/>
+          <w:iCs/>
+          <w:sz w:val="72"/>
+          <w:szCs w:val="72"/>
+        </w:rPr>
+        <w:br w:type="page"/>
+      </w:r>
+    </w:p>
+    <w:sdt>
+      <w:sdtPr>
+        <w:rPr>
+          <w:lang w:val="cs-CZ"/>
+        </w:rPr>
+        <w:id w:val="1360478617"/>
+        <w:docPartObj>
+          <w:docPartGallery w:val="Table of Contents"/>
+          <w:docPartUnique/>
+        </w:docPartObj>
+      </w:sdtPr>
+      <w:sdtEndPr>
+        <w:rPr>
+          <w:rFonts w:eastAsiaTheme="minorHAnsi" w:cstheme="minorBidi"/>
+          <w:bCs/>
+          <w:color w:val="auto"/>
+          <w:kern w:val="2"/>
+          <w:sz w:val="24"/>
+          <w:szCs w:val="24"/>
+          <w:lang w:eastAsia="en-US"/>
+          <w14:ligatures w14:val="standardContextual"/>
+        </w:rPr>
+      </w:sdtEndPr>
+      <w:sdtContent>
+        <w:p>
+          <w:pPr>
+            <w:pStyle w:val="Nadpisobsahu"/>
+            <w:rPr>
+              <w:rStyle w:val="Nadpis1Char"/>
+              <w:b/>
+              <w:bCs/>
+              <w:u w:val="single"/>
+            </w:rPr>
+          </w:pPr>
+          <w:r>
+            <w:rPr>
+              <w:rStyle w:val="Nadpis1Char"/>
+              <w:b/>
+              <w:bCs/>
+            </w:rPr>
+            <w:t>Obsah</w:t>
+          </w:r>
+        </w:p>
+        <w:p>
+          <w:pPr>
+            <w:pStyle w:val="Obsah1"/>
+            <w:tabs>
+              <w:tab w:val="right" w:leader="dot" w:pos="9062"/>
+            </w:tabs>
+            <w:rPr>
+              <w:rFonts w:asciiTheme="minorHAnsi" w:eastAsiaTheme="minorEastAsia" w:hAnsiTheme="minorHAnsi"/>
+              <w:noProof/>
+              <w:lang w:eastAsia="sk-SK"/>
+            </w:rPr>
+          </w:pPr>
+          <w:r>
+            <w:fldChar w:fldCharType="begin"/>
+          </w:r>
+          <w:r>
+            <w:instrText xml:space="preserve"> TOC \o "1-3" \h \z \u </w:instrText>
+          </w:r>
+          <w:r>
+            <w:fldChar w:fldCharType="separate"/>
+          </w:r>
+          <w:hyperlink w:anchor="_Toc206799302" w:history="1">
+            <w:r>
+              <w:rPr>
+                <w:rStyle w:val="Hypertextovodkaz"/>
+                <w:noProof/>
+              </w:rPr>
+              <w:t>NUMERI 50</w:t>
+            </w:r>
+            <w:r>
+              <w:rPr>
+                <w:noProof/>
+                <w:webHidden/>
+              </w:rPr>
+              <w:tab/>
+            </w:r>
+            <w:r>
+              <w:rPr>
+                <w:noProof/>
+                <w:webHidden/>
+              </w:rPr>
+              <w:fldChar w:fldCharType="begin"/>
+            </w:r>
+            <w:r>
+              <w:rPr>
+                <w:noProof/>
+                <w:webHidden/>
+              </w:rPr>
+              <w:instrText xml:space="preserve"> PAGEREF _Toc206799302 \h </w:instrText>
+            </w:r>
+            <w:r>
+              <w:rPr>
+                <w:noProof/>
+                <w:webHidden/>
+              </w:rPr>
+            </w:r>
+            <w:r>
+              <w:rPr>
+                <w:noProof/>
+                <w:webHidden/>
+              </w:rPr>
+              <w:fldChar w:fldCharType="separate"/>
+            </w:r>
+            <w:r>
+              <w:rPr>
+                <w:noProof/>
+                <w:webHidden/>
+              </w:rPr>
+              <w:t>3</w:t>
+            </w:r>
+            <w:r>
+              <w:rPr>
+                <w:noProof/>
+                <w:webHidden/>
+              </w:rPr>
+              <w:fldChar w:fldCharType="end"/>
+            </w:r>
+          </w:hyperlink>
+        </w:p>
+        <w:p>
+          <w:pPr>
+            <w:pStyle w:val="Obsah2"/>
+            <w:tabs>
+              <w:tab w:val="right" w:leader="dot" w:pos="9062"/>
+            </w:tabs>
+            <w:rPr>
+              <w:rFonts w:asciiTheme="minorHAnsi" w:eastAsiaTheme="minorEastAsia" w:hAnsiTheme="minorHAnsi"/>
+              <w:noProof/>
+              <w:lang w:eastAsia="sk-SK"/>
+            </w:rPr>
+          </w:pPr>
+          <w:hyperlink w:anchor="_Toc206799303" w:history="1">
+            <w:r>
+              <w:rPr>
+                <w:rStyle w:val="Hypertextovodkaz"/>
+                <w:noProof/>
+              </w:rPr>
+              <w:t>&lt;HISTORIA NUMITRONOV&gt;</w:t>
+            </w:r>
+            <w:r>
+              <w:rPr>
+                <w:noProof/>
+                <w:webHidden/>
+              </w:rPr>
+              <w:tab/>
+            </w:r>
+            <w:r>
+              <w:rPr>
+                <w:noProof/>
+                <w:webHidden/>
+              </w:rPr>
+              <w:fldChar w:fldCharType="begin"/>
+            </w:r>
+            <w:r>
+              <w:rPr>
+                <w:noProof/>
+                <w:webHidden/>
+              </w:rPr>
+              <w:instrText xml:space="preserve"> PAGEREF _Toc206799303 \h </w:instrText>
+            </w:r>
+            <w:r>
+              <w:rPr>
+                <w:noProof/>
+                <w:webHidden/>
+              </w:rPr>
+            </w:r>
+            <w:r>
+              <w:rPr>
+                <w:noProof/>
+                <w:webHidden/>
+              </w:rPr>
+              <w:fldChar w:fldCharType="separate"/>
+            </w:r>
+            <w:r>
+              <w:rPr>
+                <w:noProof/>
+                <w:webHidden/>
+              </w:rPr>
+              <w:t>3</w:t>
+            </w:r>
+            <w:r>
+              <w:rPr>
+                <w:noProof/>
+                <w:webHidden/>
+              </w:rPr>
+              <w:fldChar w:fldCharType="end"/>
+            </w:r>
+          </w:hyperlink>
+        </w:p>
+        <w:p>
+          <w:pPr>
+            <w:pStyle w:val="Obsah2"/>
+            <w:tabs>
+              <w:tab w:val="right" w:leader="dot" w:pos="9062"/>
+            </w:tabs>
+            <w:rPr>
+              <w:rFonts w:asciiTheme="minorHAnsi" w:eastAsiaTheme="minorEastAsia" w:hAnsiTheme="minorHAnsi"/>
+              <w:noProof/>
+              <w:lang w:eastAsia="sk-SK"/>
+            </w:rPr>
+          </w:pPr>
+          <w:hyperlink w:anchor="_Toc206799304" w:history="1">
+            <w:r>
+              <w:rPr>
+                <w:rStyle w:val="Hypertextovodkaz"/>
+                <w:noProof/>
+              </w:rPr>
+              <w:t>&lt;OVLÁDANIE&gt;</w:t>
+            </w:r>
+            <w:r>
+              <w:rPr>
+                <w:noProof/>
+                <w:webHidden/>
+              </w:rPr>
+              <w:tab/>
+            </w:r>
+            <w:r>
+              <w:rPr>
+                <w:noProof/>
+                <w:webHidden/>
+              </w:rPr>
+              <w:fldChar w:fldCharType="begin"/>
+            </w:r>
+            <w:r>
+              <w:rPr>
+                <w:noProof/>
+                <w:webHidden/>
+              </w:rPr>
+              <w:instrText xml:space="preserve"> PAGEREF _Toc206799304 \h </w:instrText>
+            </w:r>
+            <w:r>
+              <w:rPr>
+                <w:noProof/>
+                <w:webHidden/>
+              </w:rPr>
+            </w:r>
+            <w:r>
+              <w:rPr>
+                <w:noProof/>
+                <w:webHidden/>
+              </w:rPr>
+              <w:fldChar w:fldCharType="separate"/>
+            </w:r>
+            <w:r>
+              <w:rPr>
+                <w:noProof/>
+                <w:webHidden/>
+              </w:rPr>
+              <w:t>3</w:t>
+            </w:r>
+            <w:r>
+              <w:rPr>
+                <w:noProof/>
+                <w:webHidden/>
+              </w:rPr>
+              <w:fldChar w:fldCharType="end"/>
+            </w:r>
+          </w:hyperlink>
+        </w:p>
+        <w:p>
+          <w:pPr>
+            <w:pStyle w:val="Obsah2"/>
+            <w:tabs>
+              <w:tab w:val="right" w:leader="dot" w:pos="9062"/>
+            </w:tabs>
+            <w:rPr>
+              <w:rFonts w:asciiTheme="minorHAnsi" w:eastAsiaTheme="minorEastAsia" w:hAnsiTheme="minorHAnsi"/>
+              <w:noProof/>
+              <w:lang w:eastAsia="sk-SK"/>
+            </w:rPr>
+          </w:pPr>
+          <w:hyperlink w:anchor="_Toc206799305" w:history="1">
+            <w:r>
+              <w:rPr>
+                <w:rStyle w:val="Hypertextovodkaz"/>
+                <w:noProof/>
+              </w:rPr>
+              <w:t>Firmvér</w:t>
+            </w:r>
+            <w:r>
+              <w:rPr>
+                <w:noProof/>
+                <w:webHidden/>
+              </w:rPr>
+              <w:tab/>
+            </w:r>
+            <w:r>
+              <w:rPr>
+                <w:noProof/>
+                <w:webHidden/>
+              </w:rPr>
+              <w:fldChar w:fldCharType="begin"/>
+            </w:r>
+            <w:r>
+              <w:rPr>
+                <w:noProof/>
+                <w:webHidden/>
+              </w:rPr>
+              <w:instrText xml:space="preserve"> PAGEREF _Toc206799305 \h </w:instrText>
+            </w:r>
+            <w:r>
+              <w:rPr>
+                <w:noProof/>
+                <w:webHidden/>
+              </w:rPr>
+            </w:r>
+            <w:r>
+              <w:rPr>
+                <w:noProof/>
+                <w:webHidden/>
+              </w:rPr>
+              <w:fldChar w:fldCharType="separate"/>
+            </w:r>
+            <w:r>
+              <w:rPr>
+                <w:noProof/>
+                <w:webHidden/>
+              </w:rPr>
+              <w:t>3</w:t>
+            </w:r>
+            <w:r>
+              <w:rPr>
+                <w:noProof/>
+                <w:webHidden/>
+              </w:rPr>
+              <w:fldChar w:fldCharType="end"/>
+            </w:r>
+          </w:hyperlink>
+        </w:p>
+        <w:p>
+          <w:pPr>
+            <w:pStyle w:val="Obsah2"/>
+            <w:tabs>
+              <w:tab w:val="right" w:leader="dot" w:pos="9062"/>
+            </w:tabs>
+            <w:rPr>
+              <w:rFonts w:asciiTheme="minorHAnsi" w:eastAsiaTheme="minorEastAsia" w:hAnsiTheme="minorHAnsi"/>
+              <w:noProof/>
+              <w:lang w:eastAsia="sk-SK"/>
+            </w:rPr>
+          </w:pPr>
+          <w:hyperlink w:anchor="_Toc206799306" w:history="1">
+            <w:r>
+              <w:rPr>
+                <w:rStyle w:val="Hypertextovodkaz"/>
+                <w:noProof/>
+              </w:rPr>
+              <w:t>Manuálne nastavovanie</w:t>
+            </w:r>
+            <w:r>
+              <w:rPr>
+                <w:noProof/>
+                <w:webHidden/>
+              </w:rPr>
+              <w:tab/>
+            </w:r>
+            <w:r>
+              <w:rPr>
+                <w:noProof/>
+                <w:webHidden/>
+              </w:rPr>
+              <w:fldChar w:fldCharType="begin"/>
+            </w:r>
+            <w:r>
+              <w:rPr>
+                <w:noProof/>
+                <w:webHidden/>
+              </w:rPr>
+              <w:instrText xml:space="preserve"> PAGEREF _Toc206799306 \h </w:instrText>
+            </w:r>
+            <w:r>
+              <w:rPr>
+                <w:noProof/>
+                <w:webHidden/>
+              </w:rPr>
+            </w:r>
+            <w:r>
+              <w:rPr>
+                <w:noProof/>
+                <w:webHidden/>
+              </w:rPr>
+              <w:fldChar w:fldCharType="separate"/>
+            </w:r>
+            <w:r>
+              <w:rPr>
+                <w:noProof/>
+                <w:webHidden/>
+              </w:rPr>
+              <w:t>3</w:t>
+            </w:r>
+            <w:r>
+              <w:rPr>
+                <w:noProof/>
+                <w:webHidden/>
+              </w:rPr>
+              <w:fldChar w:fldCharType="end"/>
+            </w:r>
+          </w:hyperlink>
+        </w:p>
+        <w:p>
+          <w:pPr>
+            <w:pStyle w:val="Obsah2"/>
+            <w:tabs>
+              <w:tab w:val="right" w:leader="dot" w:pos="9062"/>
+            </w:tabs>
+            <w:rPr>
+              <w:rFonts w:asciiTheme="minorHAnsi" w:eastAsiaTheme="minorEastAsia" w:hAnsiTheme="minorHAnsi"/>
+              <w:noProof/>
+              <w:lang w:eastAsia="sk-SK"/>
+            </w:rPr>
+          </w:pPr>
+          <w:hyperlink w:anchor="_Toc206799307" w:history="1">
+            <w:r>
+              <w:rPr>
+                <w:rStyle w:val="Hypertextovodkaz"/>
+                <w:noProof/>
+              </w:rPr>
+              <w:t>Napájanie</w:t>
+            </w:r>
+            <w:r>
+              <w:rPr>
+                <w:noProof/>
+                <w:webHidden/>
+              </w:rPr>
+              <w:tab/>
+            </w:r>
+            <w:r>
+              <w:rPr>
+                <w:noProof/>
+                <w:webHidden/>
+              </w:rPr>
+              <w:fldChar w:fldCharType="begin"/>
+            </w:r>
+            <w:r>
+              <w:rPr>
+                <w:noProof/>
+                <w:webHidden/>
+              </w:rPr>
+              <w:instrText xml:space="preserve"> PAGEREF _Toc206799307 \h </w:instrText>
+            </w:r>
+            <w:r>
+              <w:rPr>
+                <w:noProof/>
+                <w:webHidden/>
+              </w:rPr>
+            </w:r>
+            <w:r>
+              <w:rPr>
+                <w:noProof/>
+                <w:webHidden/>
+              </w:rPr>
+              <w:fldChar w:fldCharType="separate"/>
+            </w:r>
+            <w:r>
+              <w:rPr>
+                <w:noProof/>
+                <w:webHidden/>
+              </w:rPr>
+              <w:t>3</w:t>
+            </w:r>
+            <w:r>
+              <w:rPr>
+                <w:noProof/>
+                <w:webHidden/>
+              </w:rPr>
+              <w:fldChar w:fldCharType="end"/>
+            </w:r>
+          </w:hyperlink>
+        </w:p>
+        <w:p>
+          <w:pPr>
+            <w:pStyle w:val="Obsah2"/>
+            <w:tabs>
+              <w:tab w:val="right" w:leader="dot" w:pos="9062"/>
+            </w:tabs>
+            <w:rPr>
+              <w:rFonts w:asciiTheme="minorHAnsi" w:eastAsiaTheme="minorEastAsia" w:hAnsiTheme="minorHAnsi"/>
+              <w:noProof/>
+              <w:lang w:eastAsia="sk-SK"/>
+            </w:rPr>
+          </w:pPr>
+          <w:hyperlink w:anchor="_Toc206799308" w:history="1">
+            <w:r>
+              <w:rPr>
+                <w:rStyle w:val="Hypertextovodkaz"/>
+                <w:noProof/>
+              </w:rPr>
+              <w:t>Prijímač DCF77</w:t>
+            </w:r>
+            <w:r>
+              <w:rPr>
+                <w:noProof/>
+                <w:webHidden/>
+              </w:rPr>
+              <w:tab/>
+            </w:r>
+            <w:r>
+              <w:rPr>
+                <w:noProof/>
+                <w:webHidden/>
+              </w:rPr>
+              <w:fldChar w:fldCharType="begin"/>
+            </w:r>
+            <w:r>
+              <w:rPr>
+                <w:noProof/>
+                <w:webHidden/>
+              </w:rPr>
+              <w:instrText xml:space="preserve"> PAGEREF _Toc206799308 \h </w:instrText>
+            </w:r>
+            <w:r>
+              <w:rPr>
+                <w:noProof/>
+                <w:webHidden/>
+              </w:rPr>
+            </w:r>
+            <w:r>
+              <w:rPr>
+                <w:noProof/>
+                <w:webHidden/>
+              </w:rPr>
+              <w:fldChar w:fldCharType="separate"/>
+            </w:r>
+            <w:r>
+              <w:rPr>
+                <w:noProof/>
+                <w:webHidden/>
+              </w:rPr>
+              <w:t>3</w:t>
+            </w:r>
+            <w:r>
+              <w:rPr>
+                <w:noProof/>
+                <w:webHidden/>
+              </w:rPr>
+              <w:fldChar w:fldCharType="end"/>
+            </w:r>
+          </w:hyperlink>
+        </w:p>
+        <w:p>
+          <w:pPr>
+            <w:pStyle w:val="Obsah2"/>
+            <w:tabs>
+              <w:tab w:val="right" w:leader="dot" w:pos="9062"/>
+            </w:tabs>
+            <w:rPr>
+              <w:rFonts w:asciiTheme="minorHAnsi" w:eastAsiaTheme="minorEastAsia" w:hAnsiTheme="minorHAnsi"/>
+              <w:noProof/>
+              <w:lang w:eastAsia="sk-SK"/>
+            </w:rPr>
+          </w:pPr>
+          <w:hyperlink w:anchor="_Toc206799309" w:history="1">
+            <w:r>
+              <w:rPr>
+                <w:rStyle w:val="Hypertextovodkaz"/>
+                <w:noProof/>
+              </w:rPr>
+              <w:t>Záložná batéria</w:t>
+            </w:r>
+            <w:r>
+              <w:rPr>
+                <w:noProof/>
+                <w:webHidden/>
+              </w:rPr>
+              <w:tab/>
+            </w:r>
+            <w:r>
+              <w:rPr>
+                <w:noProof/>
+                <w:webHidden/>
+              </w:rPr>
+              <w:fldChar w:fldCharType="begin"/>
+            </w:r>
+            <w:r>
+              <w:rPr>
+                <w:noProof/>
+                <w:webHidden/>
+              </w:rPr>
+              <w:instrText xml:space="preserve"> PAGEREF _Toc206799309 \h </w:instrText>
+            </w:r>
+            <w:r>
+              <w:rPr>
+                <w:noProof/>
+                <w:webHidden/>
+              </w:rPr>
+            </w:r>
+            <w:r>
+              <w:rPr>
+                <w:noProof/>
+                <w:webHidden/>
+              </w:rPr>
+              <w:fldChar w:fldCharType="separate"/>
+            </w:r>
+            <w:r>
+              <w:rPr>
+                <w:noProof/>
+                <w:webHidden/>
+              </w:rPr>
+              <w:t>3</w:t>
+            </w:r>
+            <w:r>
+              <w:rPr>
+                <w:noProof/>
+                <w:webHidden/>
+              </w:rPr>
+              <w:fldChar w:fldCharType="end"/>
+            </w:r>
+          </w:hyperlink>
+        </w:p>
+        <w:p>
+          <w:pPr>
+            <w:pStyle w:val="Obsah2"/>
+            <w:tabs>
+              <w:tab w:val="right" w:leader="dot" w:pos="9062"/>
+            </w:tabs>
+            <w:rPr>
+              <w:rFonts w:asciiTheme="minorHAnsi" w:eastAsiaTheme="minorEastAsia" w:hAnsiTheme="minorHAnsi"/>
+              <w:noProof/>
+              <w:lang w:eastAsia="sk-SK"/>
+            </w:rPr>
+          </w:pPr>
+          <w:hyperlink w:anchor="_Toc206799310" w:history="1">
+            <w:r>
+              <w:rPr>
+                <w:rStyle w:val="Hypertextovodkaz"/>
+                <w:noProof/>
+              </w:rPr>
+              <w:t>Poistka</w:t>
+            </w:r>
+            <w:r>
+              <w:rPr>
+                <w:noProof/>
+                <w:webHidden/>
+              </w:rPr>
+              <w:tab/>
+            </w:r>
+            <w:r>
+              <w:rPr>
+                <w:noProof/>
+                <w:webHidden/>
+              </w:rPr>
+              <w:fldChar w:fldCharType="begin"/>
+            </w:r>
+            <w:r>
+              <w:rPr>
+                <w:noProof/>
+                <w:webHidden/>
+              </w:rPr>
+              <w:instrText xml:space="preserve"> PAGEREF _Toc206799310 \h </w:instrText>
+            </w:r>
+            <w:r>
+              <w:rPr>
+                <w:noProof/>
+                <w:webHidden/>
+              </w:rPr>
+            </w:r>
+            <w:r>
+              <w:rPr>
+                <w:noProof/>
+                <w:webHidden/>
+              </w:rPr>
+              <w:fldChar w:fldCharType="separate"/>
+            </w:r>
+            <w:r>
+              <w:rPr>
+                <w:noProof/>
+                <w:webHidden/>
+              </w:rPr>
+              <w:t>4</w:t>
+            </w:r>
+            <w:r>
+              <w:rPr>
+                <w:noProof/>
+                <w:webHidden/>
+              </w:rPr>
+              <w:fldChar w:fldCharType="end"/>
+            </w:r>
+          </w:hyperlink>
+        </w:p>
+        <w:p>
+          <w:pPr>
+            <w:pStyle w:val="Obsah2"/>
+            <w:tabs>
+              <w:tab w:val="right" w:leader="dot" w:pos="9062"/>
+            </w:tabs>
+            <w:rPr>
+              <w:rFonts w:asciiTheme="minorHAnsi" w:eastAsiaTheme="minorEastAsia" w:hAnsiTheme="minorHAnsi"/>
+              <w:noProof/>
+              <w:lang w:eastAsia="sk-SK"/>
+            </w:rPr>
+          </w:pPr>
+          <w:hyperlink w:anchor="_Toc206799311" w:history="1">
+            <w:r>
+              <w:rPr>
+                <w:rStyle w:val="Hypertextovodkaz"/>
+                <w:noProof/>
+              </w:rPr>
+              <w:t>Servis</w:t>
+            </w:r>
+            <w:r>
+              <w:rPr>
+                <w:noProof/>
+                <w:webHidden/>
+              </w:rPr>
+              <w:tab/>
+            </w:r>
+            <w:r>
+              <w:rPr>
+                <w:noProof/>
+                <w:webHidden/>
+              </w:rPr>
+              <w:fldChar w:fldCharType="begin"/>
+            </w:r>
+            <w:r>
+              <w:rPr>
+                <w:noProof/>
+                <w:webHidden/>
+              </w:rPr>
+              <w:instrText xml:space="preserve"> PAGEREF _Toc206799311 \h </w:instrText>
+            </w:r>
+            <w:r>
+              <w:rPr>
+                <w:noProof/>
+                <w:webHidden/>
+              </w:rPr>
+            </w:r>
+            <w:r>
+              <w:rPr>
+                <w:noProof/>
+                <w:webHidden/>
+              </w:rPr>
+              <w:fldChar w:fldCharType="separate"/>
+            </w:r>
+            <w:r>
+              <w:rPr>
+                <w:noProof/>
+                <w:webHidden/>
+              </w:rPr>
+              <w:t>4</w:t>
+            </w:r>
+            <w:r>
+              <w:rPr>
+                <w:noProof/>
+                <w:webHidden/>
+              </w:rPr>
+              <w:fldChar w:fldCharType="end"/>
+            </w:r>
+          </w:hyperlink>
+        </w:p>
+        <w:p>
+          <w:pPr>
+            <w:pStyle w:val="Obsah2"/>
+            <w:tabs>
+              <w:tab w:val="right" w:leader="dot" w:pos="9062"/>
+            </w:tabs>
+            <w:rPr>
+              <w:rFonts w:asciiTheme="minorHAnsi" w:eastAsiaTheme="minorEastAsia" w:hAnsiTheme="minorHAnsi"/>
+              <w:noProof/>
+              <w:lang w:eastAsia="sk-SK"/>
+            </w:rPr>
+          </w:pPr>
+          <w:hyperlink w:anchor="_Toc206799312" w:history="1">
+            <w:r>
+              <w:rPr>
+                <w:rStyle w:val="Hypertextovodkaz"/>
+                <w:noProof/>
+              </w:rPr>
+              <w:t>Spolupracovali</w:t>
+            </w:r>
+            <w:r>
+              <w:rPr>
+                <w:noProof/>
+                <w:webHidden/>
+              </w:rPr>
+              <w:tab/>
+            </w:r>
+            <w:r>
+              <w:rPr>
+                <w:noProof/>
+                <w:webHidden/>
+              </w:rPr>
+              <w:fldChar w:fldCharType="begin"/>
+            </w:r>
+            <w:r>
+              <w:rPr>
+                <w:noProof/>
+                <w:webHidden/>
+              </w:rPr>
+              <w:instrText xml:space="preserve"> PAGEREF _Toc206799312 \h </w:instrText>
+            </w:r>
+            <w:r>
+              <w:rPr>
+                <w:noProof/>
+                <w:webHidden/>
+              </w:rPr>
+            </w:r>
+            <w:r>
+              <w:rPr>
+                <w:noProof/>
+                <w:webHidden/>
+              </w:rPr>
+              <w:fldChar w:fldCharType="separate"/>
+            </w:r>
+            <w:r>
+              <w:rPr>
+                <w:noProof/>
+                <w:webHidden/>
+              </w:rPr>
+              <w:t>5</w:t>
+            </w:r>
+            <w:r>
+              <w:rPr>
+                <w:noProof/>
+                <w:webHidden/>
+              </w:rPr>
+              <w:fldChar w:fldCharType="end"/>
+            </w:r>
+          </w:hyperlink>
+        </w:p>
+        <w:p>
+          <w:r>
+            <w:rPr>
+              <w:b/>
+              <w:bCs/>
+              <w:lang w:val="cs-CZ"/>
+            </w:rPr>
+            <w:fldChar w:fldCharType="end"/>
+          </w:r>
+        </w:p>
+      </w:sdtContent>
+    </w:sdt>
+    <w:p>
+      <w:r>
+        <w:br w:type="page"/>
+      </w:r>
+    </w:p>
+    <w:p>
+      <w:pPr>
+        <w:pStyle w:val="Nadpis1"/>
+      </w:pPr>
+      <w:bookmarkStart w:id="0" w:name="_Toc206799302"/>
+      <w:r>
         <w:lastRenderedPageBreak/>
-        <w:t>Numeri</w:t>
-      </w:r>
-      <w:proofErr w:type="spellEnd"/>
-      <w:r>
-        <w:rPr>
-          <w:rFonts w:ascii="Courier New" w:hAnsi="Courier New" w:cs="Courier New"/>
+        <w:t>N</w:t>
+      </w:r>
+      <w:r>
+        <w:t>UMERI</w:t>
+      </w:r>
+      <w:r>
+        <w:t xml:space="preserve"> </w:t>
+      </w:r>
+      <w:r>
+        <w:t>50</w:t>
+      </w:r>
+      <w:bookmarkEnd w:id="0"/>
+    </w:p>
+    <w:p>
+      <w:pPr>
+        <w:rPr>
+          <w:rFonts w:cs="Courier New"/>
           <w:b/>
           <w:bCs/>
-          <w:sz w:val="48"/>
-          <w:szCs w:val="48"/>
-        </w:rPr>
-        <w:t xml:space="preserve"> </w:t>
-      </w:r>
-      <w:r>
-        <w:rPr>
-          <w:rFonts w:ascii="Courier New" w:hAnsi="Courier New" w:cs="Courier New"/>
+        </w:rPr>
+      </w:pPr>
+      <w:bookmarkStart w:id="1" w:name="_Toc206799303"/>
+      <w:r>
+        <w:rPr>
+          <w:rStyle w:val="Nadpis2Char"/>
+        </w:rPr>
+        <w:t>&lt;HISTORIA NUMITRONOV&gt;</w:t>
+      </w:r>
+      <w:bookmarkEnd w:id="1"/>
+      <w:r>
+        <w:rPr>
+          <w:rFonts w:cs="Courier New"/>
           <w:b/>
           <w:bCs/>
-          <w:sz w:val="48"/>
-          <w:szCs w:val="48"/>
-        </w:rPr>
-        <w:t>50</w:t>
+        </w:rPr>
+        <w:br/>
+      </w:r>
+      <w:r>
+        <w:rPr>
+          <w:rFonts w:cs="Courier New"/>
+        </w:rPr>
+        <w:t>Treba</w:t>
+      </w:r>
+      <w:r>
+        <w:rPr>
+          <w:rFonts w:cs="Courier New"/>
+        </w:rPr>
+        <w:t xml:space="preserve"> dorobiť, že Straka.</w:t>
+      </w:r>
+      <w:r>
+        <w:rPr>
+          <w:rFonts w:cs="Courier New"/>
+        </w:rPr>
+        <w:t>..</w:t>
       </w:r>
     </w:p>
     <w:p>
       <w:pPr>
-        <w:rPr>
-          <w:rFonts w:ascii="Courier New" w:hAnsi="Courier New" w:cs="Courier New"/>
+        <w:pStyle w:val="Nadpis2"/>
+      </w:pPr>
+      <w:bookmarkStart w:id="2" w:name="_Toc206799304"/>
+      <w:r>
+        <w:t>&lt;OVLÁDANIE&gt;</w:t>
+      </w:r>
+      <w:bookmarkEnd w:id="2"/>
+    </w:p>
+    <w:p>
+      <w:r>
+        <w:t>Treba dorobiť</w:t>
+      </w:r>
+      <w:r>
+        <w:t>...</w:t>
+      </w:r>
+    </w:p>
+    <w:p>
+      <w:pPr>
+        <w:rPr>
+          <w:rFonts w:cs="Courier New"/>
+        </w:rPr>
+      </w:pPr>
+      <w:bookmarkStart w:id="3" w:name="_Toc206799305"/>
+      <w:r>
+        <w:rPr>
+          <w:rStyle w:val="Nadpis2Char"/>
+        </w:rPr>
+        <w:t>Firmvér</w:t>
+      </w:r>
+      <w:bookmarkEnd w:id="3"/>
+      <w:r>
+        <w:rPr>
+          <w:rFonts w:cs="Courier New"/>
+        </w:rPr>
+        <w:br/>
+        <w:t xml:space="preserve">Hodiny sú riadené čipom </w:t>
+      </w:r>
+      <w:r>
+        <w:rPr>
+          <w:rFonts w:cs="Courier New"/>
+        </w:rPr>
+        <w:t>ATmega328</w:t>
+      </w:r>
+      <w:r>
+        <w:rPr>
+          <w:rFonts w:cs="Courier New"/>
+        </w:rPr>
+        <w:t>P</w:t>
+      </w:r>
+      <w:r>
+        <w:rPr>
+          <w:rFonts w:cs="Courier New"/>
+        </w:rPr>
+        <w:t xml:space="preserve"> </w:t>
+      </w:r>
+      <w:r>
+        <w:rPr>
+          <w:rFonts w:cs="Courier New"/>
+        </w:rPr>
+        <w:t>s </w:t>
+      </w:r>
+      <w:r>
+        <w:rPr>
+          <w:rFonts w:cs="Courier New"/>
+        </w:rPr>
+        <w:t>p</w:t>
+      </w:r>
+      <w:r>
+        <w:rPr>
+          <w:rFonts w:cs="Courier New"/>
+        </w:rPr>
+        <w:t>r</w:t>
+      </w:r>
+      <w:r>
+        <w:rPr>
+          <w:rFonts w:cs="Courier New"/>
+        </w:rPr>
+        <w:t>edin</w:t>
+      </w:r>
+      <w:r>
+        <w:rPr>
+          <w:rFonts w:cs="Courier New"/>
+        </w:rPr>
+        <w:t>š</w:t>
+      </w:r>
+      <w:r>
+        <w:rPr>
+          <w:rFonts w:cs="Courier New"/>
+        </w:rPr>
+        <w:t>talovaným</w:t>
+      </w:r>
+      <w:r>
+        <w:rPr>
+          <w:rFonts w:cs="Courier New"/>
+        </w:rPr>
+        <w:t xml:space="preserve"> firmvérom KRONOS I</w:t>
+      </w:r>
+      <w:r>
+        <w:rPr>
+          <w:rFonts w:cs="Courier New"/>
+        </w:rPr>
+        <w:t>I, ktorý je možné v prípade potreby preinštalovať pomocou ICSP zbernice osadenej na doske hodín.</w:t>
+      </w:r>
+    </w:p>
+    <w:p>
+      <w:pPr>
+        <w:rPr>
+          <w:rFonts w:cs="Courier New"/>
+        </w:rPr>
+      </w:pPr>
+    </w:p>
+    <w:p>
+      <w:pPr>
+        <w:pStyle w:val="Nadpis2"/>
+      </w:pPr>
+      <w:bookmarkStart w:id="4" w:name="_Toc206799306"/>
+      <w:r>
+        <w:t>Manuálne nastavovanie</w:t>
+      </w:r>
+      <w:bookmarkEnd w:id="4"/>
+    </w:p>
+    <w:p>
+      <w:pPr>
+        <w:jc w:val="both"/>
+        <w:rPr>
+          <w:rFonts w:cs="Courier New"/>
+        </w:rPr>
+      </w:pPr>
+      <w:r>
+        <w:rPr>
+          <w:rFonts w:cs="Courier New"/>
+        </w:rPr>
+        <w:t>Na zadnej strane hodín sú osadené dve tlačidlá ktorými je možné hodiny nastavovať manuálne. Jedno tlačidlo posúva kurzor a druhé hodnotu na mieste kurzora. Stlačením oboch tlačidiel naraz sa prepína nastavovací režim. Podržaním jedného z tlačidiel sa nastavuje jas.</w:t>
+      </w:r>
+    </w:p>
+    <w:p>
+      <w:pPr>
+        <w:jc w:val="both"/>
+        <w:rPr>
+          <w:rFonts w:cs="Courier New"/>
+        </w:rPr>
+      </w:pPr>
+    </w:p>
+    <w:p>
+      <w:pPr>
+        <w:jc w:val="both"/>
+        <w:rPr>
+          <w:rFonts w:cs="Courier New"/>
+        </w:rPr>
+      </w:pPr>
+      <w:bookmarkStart w:id="5" w:name="_Toc206799307"/>
+      <w:r>
+        <w:rPr>
+          <w:rStyle w:val="Nadpis2Char"/>
+        </w:rPr>
+        <w:t>Napájanie</w:t>
+      </w:r>
+      <w:bookmarkEnd w:id="5"/>
+      <w:r>
+        <w:rPr>
+          <w:rFonts w:cs="Courier New"/>
           <w:b/>
           <w:bCs/>
         </w:rPr>
-      </w:pPr>
-      <w:r>
-        <w:rPr>
-          <w:rFonts w:ascii="Courier New" w:hAnsi="Courier New" w:cs="Courier New"/>
+        <w:br/>
+      </w:r>
+      <w:r>
+        <w:rPr>
+          <w:rFonts w:cs="Courier New"/>
+        </w:rPr>
+        <w:t>Hodiny sa napájajú zo zdroja s výstupom 5V schopným dodať aspoň 10W. Zdroj by mal byť ideálne spínaný pre čo najnižšiu stratovosť s frekvenciou spínania vyššou ako 77.5 kHz aby sa predišlo rušeniu DCF77 prijímača.</w:t>
+      </w:r>
+    </w:p>
+    <w:p>
+      <w:pPr>
+        <w:rPr>
+          <w:rFonts w:cs="Courier New"/>
+        </w:rPr>
+      </w:pPr>
+    </w:p>
+    <w:p>
+      <w:pPr>
+        <w:rPr>
+          <w:rFonts w:cs="Courier New"/>
           <w:b/>
           <w:bCs/>
         </w:rPr>
-        <w:t>&lt;HISTORIA NUMITRONOV&gt;</w:t>
+      </w:pPr>
+      <w:bookmarkStart w:id="6" w:name="_Toc206799308"/>
+      <w:r>
+        <w:rPr>
+          <w:rStyle w:val="Nadpis2Char"/>
+        </w:rPr>
+        <w:t>Pr</w:t>
+      </w:r>
+      <w:r>
+        <w:rPr>
+          <w:rStyle w:val="Nadpis2Char"/>
+        </w:rPr>
+        <w:t>i</w:t>
+      </w:r>
+      <w:r>
+        <w:rPr>
+          <w:rStyle w:val="Nadpis2Char"/>
+        </w:rPr>
+        <w:t>j</w:t>
+      </w:r>
+      <w:r>
+        <w:rPr>
+          <w:rStyle w:val="Nadpis2Char"/>
+        </w:rPr>
+        <w:t>í</w:t>
+      </w:r>
+      <w:r>
+        <w:rPr>
+          <w:rStyle w:val="Nadpis2Char"/>
+        </w:rPr>
+        <w:t>mač DCF77</w:t>
+      </w:r>
+      <w:bookmarkEnd w:id="6"/>
+      <w:r>
+        <w:rPr>
+          <w:rFonts w:cs="Courier New"/>
+          <w:b/>
+          <w:bCs/>
+        </w:rPr>
+        <w:br/>
+      </w:r>
+      <w:r>
+        <w:rPr>
+          <w:rFonts w:cs="Courier New"/>
+        </w:rPr>
+        <w:t xml:space="preserve">Synchronizácia s atómovými hodinami v nemeckom </w:t>
+      </w:r>
+      <w:proofErr w:type="spellStart"/>
+      <w:r>
+        <w:rPr>
+          <w:rFonts w:cs="Courier New"/>
+        </w:rPr>
+        <w:t>Mainflingene</w:t>
+      </w:r>
+      <w:proofErr w:type="spellEnd"/>
+      <w:r>
+        <w:rPr>
+          <w:rFonts w:cs="Courier New"/>
+        </w:rPr>
+        <w:t>,</w:t>
+      </w:r>
+      <w:r>
+        <w:rPr>
+          <w:rFonts w:cs="Courier New"/>
+          <w:b/>
+          <w:bCs/>
+        </w:rPr>
+        <w:br/>
+      </w:r>
+      <w:r>
+        <w:rPr>
+          <w:rFonts w:cs="Courier New"/>
+        </w:rPr>
+        <w:t>&lt;POPIS indikačnej LED&gt;</w:t>
+      </w:r>
+      <w:r>
+        <w:rPr>
+          <w:rFonts w:cs="Courier New"/>
+        </w:rPr>
+        <w:br/>
+        <w:t>&lt;POPIS ZAHAJENIA MANULANEJ SYNCHRONIZACIE&gt;</w:t>
       </w:r>
     </w:p>
     <w:p>
       <w:pPr>
         <w:rPr>
-          <w:rFonts w:ascii="Courier New" w:hAnsi="Courier New" w:cs="Courier New"/>
-        </w:rPr>
-      </w:pPr>
-      <w:r>
-        <w:rPr>
-          <w:rFonts w:ascii="Courier New" w:hAnsi="Courier New" w:cs="Courier New"/>
-        </w:rPr>
-        <w:t>&lt;OVLÁDANIE&gt;</w:t>
-      </w:r>
+          <w:rFonts w:cs="Courier New"/>
+        </w:rPr>
+      </w:pPr>
     </w:p>
     <w:p>
       <w:pPr>
-        <w:rPr>
-          <w:rFonts w:ascii="Courier New" w:hAnsi="Courier New" w:cs="Courier New"/>
-        </w:rPr>
-      </w:pPr>
-      <w:r>
-        <w:rPr>
-          <w:rFonts w:ascii="Courier New" w:hAnsi="Courier New" w:cs="Courier New"/>
+        <w:pStyle w:val="Nadpis2"/>
+      </w:pPr>
+      <w:bookmarkStart w:id="7" w:name="_Toc206799309"/>
+      <w:r>
+        <w:t>Záložná batéria</w:t>
+      </w:r>
+      <w:bookmarkEnd w:id="7"/>
+    </w:p>
+    <w:p>
+      <w:pPr>
+        <w:rPr>
+          <w:rFonts w:cs="Courier New"/>
+        </w:rPr>
+      </w:pPr>
+      <w:r>
+        <w:rPr>
+          <w:rFonts w:cs="Courier New"/>
+        </w:rPr>
+        <w:t xml:space="preserve">Napája elektroniku zodpovednú za udržovanie aktuálneho času po vypojení z el. siete. Pri bežných podmienkach by mala vydržať približne 5 rokov. </w:t>
+      </w:r>
+      <w:r>
+        <w:rPr>
+          <w:rFonts w:cs="Courier New"/>
+        </w:rPr>
+        <w:t>Ak si hodiny nezachovávajú správny čas po vypojení zo siete, batériu je treba vymeniť. Pri výmene použite kvalitnú mincovú batériu CR2032.</w:t>
+      </w:r>
+    </w:p>
+    <w:p>
+      <w:pPr>
+        <w:rPr>
+          <w:rFonts w:cs="Courier New"/>
           <w:b/>
           <w:bCs/>
         </w:rPr>
-        <w:t>Firmvér</w:t>
-      </w:r>
-      <w:r>
-        <w:rPr>
-          <w:rFonts w:ascii="Courier New" w:hAnsi="Courier New" w:cs="Courier New"/>
-        </w:rPr>
-        <w:br/>
-        <w:t xml:space="preserve">Hodiny sú riadené čipom </w:t>
-      </w:r>
-      <w:r>
-        <w:rPr>
-          <w:rFonts w:ascii="Courier New" w:hAnsi="Courier New" w:cs="Courier New"/>
-        </w:rPr>
-        <w:t>ATmega328</w:t>
-      </w:r>
-      <w:r>
-        <w:rPr>
-          <w:rFonts w:ascii="Courier New" w:hAnsi="Courier New" w:cs="Courier New"/>
-        </w:rPr>
-        <w:t>P</w:t>
-      </w:r>
-      <w:r>
-        <w:rPr>
-          <w:rFonts w:ascii="Courier New" w:hAnsi="Courier New" w:cs="Courier New"/>
-        </w:rPr>
-        <w:t xml:space="preserve"> </w:t>
-      </w:r>
-      <w:r>
-        <w:rPr>
-          <w:rFonts w:ascii="Courier New" w:hAnsi="Courier New" w:cs="Courier New"/>
-        </w:rPr>
-        <w:t>s </w:t>
-      </w:r>
-      <w:r>
-        <w:rPr>
-          <w:rFonts w:ascii="Courier New" w:hAnsi="Courier New" w:cs="Courier New"/>
-        </w:rPr>
-        <w:t>p</w:t>
-      </w:r>
-      <w:r>
-        <w:rPr>
-          <w:rFonts w:ascii="Courier New" w:hAnsi="Courier New" w:cs="Courier New"/>
-        </w:rPr>
-        <w:t>r</w:t>
-      </w:r>
-      <w:r>
-        <w:rPr>
-          <w:rFonts w:ascii="Courier New" w:hAnsi="Courier New" w:cs="Courier New"/>
-        </w:rPr>
-        <w:t>edin</w:t>
-      </w:r>
-      <w:r>
-        <w:rPr>
-          <w:rFonts w:ascii="Courier New" w:hAnsi="Courier New" w:cs="Courier New"/>
-        </w:rPr>
-        <w:t>š</w:t>
-      </w:r>
-      <w:r>
-        <w:rPr>
-          <w:rFonts w:ascii="Courier New" w:hAnsi="Courier New" w:cs="Courier New"/>
-        </w:rPr>
-        <w:t>talovaným</w:t>
-      </w:r>
-      <w:r>
-        <w:rPr>
-          <w:rFonts w:ascii="Courier New" w:hAnsi="Courier New" w:cs="Courier New"/>
-        </w:rPr>
-        <w:t xml:space="preserve"> firmvérom KRONOS I</w:t>
-      </w:r>
-      <w:r>
-        <w:rPr>
-          <w:rFonts w:ascii="Courier New" w:hAnsi="Courier New" w:cs="Courier New"/>
-        </w:rPr>
-        <w:t>I, ktorý je možné v prípade potreby preinštalovať pomocou ICSP zbernice osadenej na doske hodín.</w:t>
+      </w:pPr>
+      <w:r>
+        <w:rPr>
+          <w:rFonts w:cs="Courier New"/>
+          <w:b/>
+          <w:bCs/>
+        </w:rPr>
+        <w:br w:type="page"/>
       </w:r>
     </w:p>
     <w:p>
       <w:pPr>
-        <w:rPr>
-          <w:rFonts w:ascii="Courier New" w:hAnsi="Courier New" w:cs="Courier New"/>
-        </w:rPr>
-      </w:pPr>
+        <w:pStyle w:val="Nadpis2"/>
+      </w:pPr>
+      <w:bookmarkStart w:id="8" w:name="_Toc206799310"/>
+      <w:r>
+        <w:lastRenderedPageBreak/>
+        <w:t>Poistka</w:t>
+      </w:r>
+      <w:bookmarkEnd w:id="8"/>
     </w:p>
     <w:p>
       <w:pPr>
         <w:rPr>
-          <w:rFonts w:ascii="Courier New" w:hAnsi="Courier New" w:cs="Courier New"/>
+          <w:rFonts w:cs="Courier New"/>
+        </w:rPr>
+      </w:pPr>
+      <w:r>
+        <w:rPr>
+          <w:rFonts w:cs="Courier New"/>
+        </w:rPr>
+        <w:t>Hlavná poistka je dimenzovaná tak aby sa vypálila len ak dôjde k závažnej chybe v elektronike hodín. Teda v prípade, že je vypálená, odporúčame problém riešiť servisne.</w:t>
+      </w:r>
+    </w:p>
+    <w:p>
+      <w:pPr>
+        <w:rPr>
+          <w:rFonts w:cs="Courier New"/>
+        </w:rPr>
+      </w:pPr>
+    </w:p>
+    <w:p>
+      <w:pPr>
+        <w:pStyle w:val="Nadpis2"/>
+      </w:pPr>
+      <w:bookmarkStart w:id="9" w:name="_Toc206799311"/>
+      <w:r>
+        <w:t>Servis</w:t>
+      </w:r>
+      <w:bookmarkEnd w:id="9"/>
+    </w:p>
+    <w:p>
+      <w:pPr>
+        <w:rPr>
+          <w:rFonts w:cs="Courier New"/>
+        </w:rPr>
+      </w:pPr>
+      <w:r>
+        <w:rPr>
+          <w:rFonts w:cs="Courier New"/>
+        </w:rPr>
+        <w:t xml:space="preserve">V prípade poruchy volajte na tel. číslo +421 950 368 559 alebo </w:t>
+      </w:r>
+      <w:r>
+        <w:rPr>
+          <w:rFonts w:cs="Courier New"/>
+        </w:rPr>
+        <w:t>navštívte</w:t>
+      </w:r>
+      <w:r>
+        <w:rPr>
+          <w:rFonts w:cs="Courier New"/>
+        </w:rPr>
+        <w:t xml:space="preserve"> našu pobočku v Korni.</w:t>
+      </w:r>
+    </w:p>
+    <w:p>
+      <w:pPr>
+        <w:rPr>
+          <w:rFonts w:cs="Courier New"/>
           <w:b/>
           <w:bCs/>
         </w:rPr>
       </w:pPr>
       <w:r>
         <w:rPr>
-          <w:rFonts w:ascii="Courier New" w:hAnsi="Courier New" w:cs="Courier New"/>
+          <w:rFonts w:cs="Courier New"/>
           <w:b/>
           <w:bCs/>
         </w:rPr>
-        <w:t>Manuálne nastavovanie</w:t>
+        <w:br w:type="page"/>
       </w:r>
     </w:p>
     <w:p>
       <w:pPr>
-        <w:jc w:val="both"/>
-        <w:rPr>
-          <w:rFonts w:ascii="Courier New" w:hAnsi="Courier New" w:cs="Courier New"/>
-        </w:rPr>
-      </w:pPr>
-      <w:r>
-        <w:rPr>
-          <w:rFonts w:ascii="Courier New" w:hAnsi="Courier New" w:cs="Courier New"/>
-        </w:rPr>
-        <w:t>Na zadnej strane hodín sú osadené dve tlačidlá ktorými je možné hodiny nastavovať manuálne. Jedno tlačidlo posúva kurzor a druhé hodnotu na mieste kurzora. Stlačením oboch tlačidiel naraz sa prepína nastavovací režim. Podržaním jedného z tlačidiel sa nastavuje jas.</w:t>
+        <w:rPr>
+          <w:rFonts w:cs="Courier New"/>
+        </w:rPr>
+      </w:pPr>
+      <w:r>
+        <w:rPr>
+          <w:rFonts w:cs="Courier New"/>
+          <w:b/>
+          <w:bCs/>
+        </w:rPr>
+        <w:lastRenderedPageBreak/>
+        <w:br/>
+      </w:r>
+      <w:bookmarkStart w:id="10" w:name="_Toc206799312"/>
+      <w:r>
+        <w:rPr>
+          <w:rStyle w:val="Nadpis2Char"/>
+        </w:rPr>
+        <w:t>Spolupracovali</w:t>
+      </w:r>
+      <w:bookmarkEnd w:id="10"/>
+      <w:r>
+        <w:rPr>
+          <w:rFonts w:cs="Courier New"/>
+        </w:rPr>
+        <w:br/>
+      </w:r>
+      <w:r>
+        <w:rPr>
+          <w:rFonts w:cs="Courier New"/>
+        </w:rPr>
+        <w:t>-</w:t>
+      </w:r>
+      <w:r>
+        <w:rPr>
+          <w:rFonts w:cs="Courier New"/>
+        </w:rPr>
+        <w:t xml:space="preserve"> Vedúci projektu</w:t>
+      </w:r>
+      <w:r>
+        <w:rPr>
+          <w:rFonts w:cs="Courier New"/>
+        </w:rPr>
+        <w:t>: Filip Mitka</w:t>
+      </w:r>
+      <w:r>
+        <w:rPr>
+          <w:rFonts w:cs="Courier New"/>
+        </w:rPr>
+        <w:br/>
+        <w:t>-</w:t>
+      </w:r>
+      <w:r>
+        <w:rPr>
+          <w:rFonts w:cs="Courier New"/>
+        </w:rPr>
+        <w:t xml:space="preserve"> Vedúci výroby</w:t>
+      </w:r>
+      <w:r>
+        <w:rPr>
+          <w:rFonts w:cs="Courier New"/>
+        </w:rPr>
+        <w:t xml:space="preserve">: Kristián </w:t>
+      </w:r>
+      <w:proofErr w:type="spellStart"/>
+      <w:r>
+        <w:rPr>
+          <w:rFonts w:cs="Courier New"/>
+        </w:rPr>
+        <w:t>Perďoch</w:t>
+      </w:r>
+      <w:proofErr w:type="spellEnd"/>
+      <w:r>
+        <w:rPr>
+          <w:rFonts w:cs="Courier New"/>
+        </w:rPr>
+        <w:br/>
+      </w:r>
+      <w:r>
+        <w:rPr>
+          <w:rFonts w:cs="Courier New"/>
+        </w:rPr>
+        <w:t>-</w:t>
+      </w:r>
+      <w:r>
+        <w:rPr>
+          <w:rFonts w:cs="Courier New"/>
+        </w:rPr>
+        <w:t xml:space="preserve"> Drevovýroba a modelovanie</w:t>
+      </w:r>
+      <w:r>
+        <w:rPr>
+          <w:rFonts w:cs="Courier New"/>
+        </w:rPr>
+        <w:t>: Bartolomej Mikula</w:t>
+      </w:r>
+      <w:r>
+        <w:rPr>
+          <w:rFonts w:cs="Courier New"/>
+        </w:rPr>
+        <w:br/>
+        <w:t>- Biblista a historik na ZSSR: Kristián Straka</w:t>
+      </w:r>
+      <w:r>
+        <w:rPr>
+          <w:rFonts w:cs="Courier New"/>
+        </w:rPr>
+        <w:br/>
+      </w:r>
+      <w:r>
+        <w:rPr>
+          <w:rFonts w:cs="Courier New"/>
+        </w:rPr>
+        <w:t>-</w:t>
+      </w:r>
+      <w:r>
+        <w:rPr>
+          <w:rFonts w:cs="Courier New"/>
+        </w:rPr>
+        <w:t xml:space="preserve"> Organizácia</w:t>
+      </w:r>
+      <w:r>
+        <w:rPr>
+          <w:rFonts w:cs="Courier New"/>
+        </w:rPr>
+        <w:t xml:space="preserve">: Jozef </w:t>
+      </w:r>
+      <w:proofErr w:type="spellStart"/>
+      <w:r>
+        <w:rPr>
+          <w:rFonts w:cs="Courier New"/>
+        </w:rPr>
+        <w:t>Hroš</w:t>
+      </w:r>
+      <w:proofErr w:type="spellEnd"/>
+      <w:r>
+        <w:rPr>
+          <w:rFonts w:cs="Courier New"/>
+        </w:rPr>
+        <w:br/>
+      </w:r>
+      <w:r>
+        <w:rPr>
+          <w:rFonts w:cs="Courier New"/>
+        </w:rPr>
+        <w:t xml:space="preserve">- Manažér marketingu: Šimon </w:t>
+      </w:r>
+      <w:proofErr w:type="spellStart"/>
+      <w:r>
+        <w:rPr>
+          <w:rFonts w:cs="Courier New"/>
+        </w:rPr>
+        <w:t>Šinal</w:t>
+      </w:r>
+      <w:proofErr w:type="spellEnd"/>
+      <w:r>
+        <w:rPr>
+          <w:rFonts w:cs="Courier New"/>
+        </w:rPr>
+        <w:br/>
+      </w:r>
+      <w:r>
+        <w:rPr>
+          <w:rFonts w:cs="Courier New"/>
+        </w:rPr>
+        <w:t>-</w:t>
+      </w:r>
+      <w:r>
+        <w:rPr>
+          <w:rFonts w:cs="Courier New"/>
+        </w:rPr>
+        <w:t xml:space="preserve"> </w:t>
+      </w:r>
+      <w:r>
+        <w:rPr>
+          <w:rFonts w:cs="Courier New"/>
+        </w:rPr>
+        <w:t>Kritika</w:t>
+      </w:r>
+      <w:r>
+        <w:rPr>
+          <w:rFonts w:cs="Courier New"/>
+        </w:rPr>
+        <w:t xml:space="preserve"> hardvéru</w:t>
+      </w:r>
+      <w:r>
+        <w:rPr>
+          <w:rFonts w:cs="Courier New"/>
+        </w:rPr>
+        <w:t xml:space="preserve">: Ing. Viliam </w:t>
+      </w:r>
+      <w:proofErr w:type="spellStart"/>
+      <w:r>
+        <w:rPr>
+          <w:rFonts w:cs="Courier New"/>
+        </w:rPr>
+        <w:t>Koprda</w:t>
+      </w:r>
+      <w:proofErr w:type="spellEnd"/>
+      <w:r>
+        <w:rPr>
+          <w:rFonts w:cs="Courier New"/>
+        </w:rPr>
+        <w:t xml:space="preserve">, Ing. Dušan </w:t>
+      </w:r>
+      <w:proofErr w:type="spellStart"/>
+      <w:r>
+        <w:rPr>
+          <w:rFonts w:cs="Courier New"/>
+        </w:rPr>
+        <w:t>Dragúň</w:t>
+      </w:r>
+      <w:proofErr w:type="spellEnd"/>
+      <w:r>
+        <w:rPr>
+          <w:rFonts w:cs="Courier New"/>
+        </w:rPr>
+        <w:t xml:space="preserve">, Ing. Dušan </w:t>
+      </w:r>
+      <w:proofErr w:type="spellStart"/>
+      <w:r>
+        <w:rPr>
+          <w:rFonts w:cs="Courier New"/>
+        </w:rPr>
+        <w:t>Šrenkel</w:t>
+      </w:r>
+      <w:proofErr w:type="spellEnd"/>
+      <w:r>
+        <w:rPr>
+          <w:rFonts w:cs="Courier New"/>
+        </w:rPr>
+        <w:br/>
+        <w:t>- Kritik</w:t>
+      </w:r>
+      <w:r>
+        <w:rPr>
+          <w:rFonts w:cs="Courier New"/>
+        </w:rPr>
+        <w:t>a</w:t>
+      </w:r>
+      <w:r>
+        <w:rPr>
+          <w:rFonts w:cs="Courier New"/>
+        </w:rPr>
+        <w:t xml:space="preserve"> firmvéru</w:t>
+      </w:r>
+      <w:r>
+        <w:rPr>
+          <w:rFonts w:cs="Courier New"/>
+        </w:rPr>
+        <w:t xml:space="preserve">: Ing. Peter </w:t>
+      </w:r>
+      <w:proofErr w:type="spellStart"/>
+      <w:r>
+        <w:rPr>
+          <w:rFonts w:cs="Courier New"/>
+        </w:rPr>
+        <w:t>Remiš</w:t>
+      </w:r>
+      <w:proofErr w:type="spellEnd"/>
+      <w:r>
+        <w:rPr>
+          <w:rFonts w:cs="Courier New"/>
+        </w:rPr>
+        <w:br/>
+        <w:t xml:space="preserve">- Súčiastky: MB </w:t>
+      </w:r>
+      <w:proofErr w:type="spellStart"/>
+      <w:r>
+        <w:rPr>
+          <w:rFonts w:cs="Courier New"/>
+        </w:rPr>
+        <w:t>Electronic</w:t>
+      </w:r>
+      <w:proofErr w:type="spellEnd"/>
+      <w:r>
+        <w:rPr>
+          <w:rFonts w:cs="Courier New"/>
+        </w:rPr>
+        <w:t xml:space="preserve"> Žilina, </w:t>
+      </w:r>
+      <w:r>
+        <w:rPr>
+          <w:rFonts w:cs="Courier New"/>
+        </w:rPr>
+        <w:t>VP Centrum</w:t>
+      </w:r>
+      <w:r>
+        <w:rPr>
+          <w:rFonts w:cs="Courier New"/>
+        </w:rPr>
+        <w:t xml:space="preserve"> Litoměřice</w:t>
+      </w:r>
+      <w:r>
+        <w:rPr>
+          <w:rFonts w:cs="Courier New"/>
+        </w:rPr>
+        <w:t>, Techfun.sk</w:t>
+      </w:r>
+      <w:r>
+        <w:rPr>
+          <w:rFonts w:cs="Courier New"/>
+        </w:rPr>
+        <w:t>, tomshardware.sk</w:t>
+      </w:r>
+      <w:r>
+        <w:rPr>
+          <w:rFonts w:cs="Courier New"/>
+        </w:rPr>
+        <w:br/>
+        <w:t xml:space="preserve">- Chémia na leptanie DPS: Ladislav </w:t>
+      </w:r>
+      <w:proofErr w:type="spellStart"/>
+      <w:r>
+        <w:rPr>
+          <w:rFonts w:cs="Courier New"/>
+        </w:rPr>
+        <w:t>Zimka</w:t>
+      </w:r>
+      <w:proofErr w:type="spellEnd"/>
+      <w:r>
+        <w:rPr>
+          <w:rFonts w:cs="Courier New"/>
+        </w:rPr>
+        <w:br/>
+        <w:t xml:space="preserve">- Poskytovateľ </w:t>
+      </w:r>
+      <w:proofErr w:type="spellStart"/>
+      <w:r>
+        <w:rPr>
+          <w:rFonts w:cs="Courier New"/>
+        </w:rPr>
+        <w:t>numitronov</w:t>
+      </w:r>
+      <w:proofErr w:type="spellEnd"/>
+      <w:r>
+        <w:rPr>
+          <w:rFonts w:cs="Courier New"/>
+        </w:rPr>
+        <w:t xml:space="preserve"> a dokumentácie</w:t>
+      </w:r>
+      <w:r>
+        <w:rPr>
+          <w:rFonts w:cs="Courier New"/>
+        </w:rPr>
+        <w:t xml:space="preserve">: Robert </w:t>
+      </w:r>
+      <w:proofErr w:type="spellStart"/>
+      <w:r>
+        <w:rPr>
+          <w:rFonts w:cs="Courier New"/>
+        </w:rPr>
+        <w:t>Ziedins</w:t>
+      </w:r>
+      <w:proofErr w:type="spellEnd"/>
+      <w:r>
+        <w:rPr>
+          <w:rFonts w:cs="Courier New"/>
+        </w:rPr>
+        <w:t>, Litva</w:t>
       </w:r>
     </w:p>
     <w:p>
       <w:pPr>
-        <w:jc w:val="both"/>
-        <w:rPr>
-          <w:rFonts w:ascii="Courier New" w:hAnsi="Courier New" w:cs="Courier New"/>
+        <w:rPr>
+          <w:rFonts w:cs="Courier New"/>
         </w:rPr>
       </w:pPr>
     </w:p>
     <w:p>
       <w:pPr>
-        <w:jc w:val="both"/>
-        <w:rPr>
-          <w:rFonts w:ascii="Courier New" w:hAnsi="Courier New" w:cs="Courier New"/>
-        </w:rPr>
-      </w:pPr>
-      <w:r>
-        <w:rPr>
-          <w:rFonts w:ascii="Courier New" w:hAnsi="Courier New" w:cs="Courier New"/>
-          <w:b/>
-          <w:bCs/>
-        </w:rPr>
-        <w:t>Napájanie</w:t>
-      </w:r>
-      <w:r>
-        <w:rPr>
-          <w:rFonts w:ascii="Courier New" w:hAnsi="Courier New" w:cs="Courier New"/>
-          <w:b/>
-          <w:bCs/>
-        </w:rPr>
-        <w:br/>
-      </w:r>
-      <w:r>
-        <w:rPr>
-          <w:rFonts w:ascii="Courier New" w:hAnsi="Courier New" w:cs="Courier New"/>
-        </w:rPr>
-        <w:t>Hodiny sa napájajú zo zdroja s výstupom 5V schopným dodať aspoň 10W. Zdroj by mal byť ideálne spínaný pre čo najnižšiu stratovosť s frekvenciou spínania vyššou ako 77.5 kHz aby sa predišlo rušeniu DCF77 prijímača.</w:t>
-      </w:r>
+        <w:rPr>
+          <w:rFonts w:cs="Courier New"/>
+        </w:rPr>
+      </w:pPr>
     </w:p>
     <w:p>
       <w:pPr>
         <w:rPr>
-          <w:rFonts w:ascii="Courier New" w:hAnsi="Courier New" w:cs="Courier New"/>
-        </w:rPr>
-      </w:pPr>
-    </w:p>
-    <w:p>
-      <w:pPr>
-        <w:rPr>
-          <w:rFonts w:ascii="Courier New" w:hAnsi="Courier New" w:cs="Courier New"/>
-        </w:rPr>
-      </w:pPr>
-      <w:r>
-        <w:rPr>
-          <w:rFonts w:ascii="Courier New" w:hAnsi="Courier New" w:cs="Courier New"/>
-        </w:rPr>
-        <w:t xml:space="preserve">Synchronizácia s atómovými hodinami v nemeckom </w:t>
-      </w:r>
-      <w:proofErr w:type="spellStart"/>
-      <w:r>
-        <w:rPr>
-          <w:rFonts w:ascii="Courier New" w:hAnsi="Courier New" w:cs="Courier New"/>
-        </w:rPr>
-        <w:t>Mainflingene</w:t>
-      </w:r>
-      <w:proofErr w:type="spellEnd"/>
-      <w:r>
-        <w:rPr>
-          <w:rFonts w:ascii="Courier New" w:hAnsi="Courier New" w:cs="Courier New"/>
-        </w:rPr>
-        <w:t>,</w:t>
-      </w:r>
-    </w:p>
-    <w:p>
-      <w:pPr>
-        <w:rPr>
-          <w:rFonts w:ascii="Courier New" w:hAnsi="Courier New" w:cs="Courier New"/>
-        </w:rPr>
-      </w:pPr>
-    </w:p>
-    <w:p>
-      <w:pPr>
-        <w:rPr>
-          <w:rFonts w:ascii="Courier New" w:hAnsi="Courier New" w:cs="Courier New"/>
-          <w:b/>
-          <w:bCs/>
-        </w:rPr>
-      </w:pPr>
-      <w:r>
-        <w:rPr>
-          <w:rFonts w:ascii="Courier New" w:hAnsi="Courier New" w:cs="Courier New"/>
-          <w:b/>
-          <w:bCs/>
-        </w:rPr>
-        <w:t>Záložná batéria</w:t>
-      </w:r>
-    </w:p>
-    <w:p>
-      <w:pPr>
-        <w:rPr>
-          <w:rFonts w:ascii="Courier New" w:hAnsi="Courier New" w:cs="Courier New"/>
-        </w:rPr>
-      </w:pPr>
-      <w:r>
-        <w:rPr>
-          <w:rFonts w:ascii="Courier New" w:hAnsi="Courier New" w:cs="Courier New"/>
-        </w:rPr>
-        <w:t xml:space="preserve">Napája elektroniku zodpovednú za udržovanie aktuálneho času po vypojení z el. siete. Pri bežných podmienkach by mala vydržať približne 5 rokov. </w:t>
-      </w:r>
-      <w:r>
-        <w:rPr>
-          <w:rFonts w:ascii="Courier New" w:hAnsi="Courier New" w:cs="Courier New"/>
-        </w:rPr>
-        <w:t>Ak si hodiny nezachovávajú správny čas po vypojení zo siete, batériu je treba vymeniť. Pri výmene použite kvalitnú mincovú batériu CR2032.</w:t>
-      </w:r>
-    </w:p>
-    <w:p>
-      <w:pPr>
-        <w:rPr>
-          <w:rFonts w:ascii="Courier New" w:hAnsi="Courier New" w:cs="Courier New"/>
-        </w:rPr>
-      </w:pPr>
-    </w:p>
-    <w:p>
-      <w:pPr>
-        <w:rPr>
-          <w:rFonts w:ascii="Courier New" w:hAnsi="Courier New" w:cs="Courier New"/>
-          <w:b/>
-          <w:bCs/>
-        </w:rPr>
-      </w:pPr>
-      <w:r>
-        <w:rPr>
-          <w:rFonts w:ascii="Courier New" w:hAnsi="Courier New" w:cs="Courier New"/>
-          <w:b/>
-          <w:bCs/>
-        </w:rPr>
-        <w:t>Poistka</w:t>
-      </w:r>
-    </w:p>
-    <w:p>
-      <w:pPr>
-        <w:rPr>
-          <w:rFonts w:ascii="Courier New" w:hAnsi="Courier New" w:cs="Courier New"/>
-        </w:rPr>
-      </w:pPr>
-      <w:r>
-        <w:rPr>
-          <w:rFonts w:ascii="Courier New" w:hAnsi="Courier New" w:cs="Courier New"/>
-        </w:rPr>
-        <w:t>Hlavná poistka je dimenzovaná tak aby sa vypálila len ak dôjde k závažnej chybe v elektronike hodín. Teda v prípade, že je vypálená, odporúčame problém riešiť servisne.</w:t>
-      </w:r>
-    </w:p>
-    <w:p>
-      <w:pPr>
-        <w:rPr>
-          <w:rFonts w:ascii="Courier New" w:hAnsi="Courier New" w:cs="Courier New"/>
-        </w:rPr>
-      </w:pPr>
-    </w:p>
-    <w:p>
-      <w:pPr>
-        <w:rPr>
-          <w:rFonts w:ascii="Courier New" w:hAnsi="Courier New" w:cs="Courier New"/>
-          <w:b/>
-          <w:bCs/>
-        </w:rPr>
-      </w:pPr>
-      <w:r>
-        <w:rPr>
-          <w:rFonts w:ascii="Courier New" w:hAnsi="Courier New" w:cs="Courier New"/>
-          <w:b/>
-          <w:bCs/>
-        </w:rPr>
-        <w:t>Servis</w:t>
-      </w:r>
-    </w:p>
-    <w:p>
-      <w:pPr>
-        <w:rPr>
-          <w:rFonts w:ascii="Courier New" w:hAnsi="Courier New" w:cs="Courier New"/>
-        </w:rPr>
-      </w:pPr>
-      <w:r>
-        <w:rPr>
-          <w:rFonts w:ascii="Courier New" w:hAnsi="Courier New" w:cs="Courier New"/>
-        </w:rPr>
-        <w:t xml:space="preserve">V prípade poruchy volajte na tel. číslo +421 950 368 559 alebo </w:t>
-      </w:r>
-      <w:r>
-        <w:rPr>
-          <w:rFonts w:ascii="Courier New" w:hAnsi="Courier New" w:cs="Courier New"/>
-        </w:rPr>
-        <w:t>navštívte</w:t>
-      </w:r>
-      <w:r>
-        <w:rPr>
-          <w:rFonts w:ascii="Courier New" w:hAnsi="Courier New" w:cs="Courier New"/>
-        </w:rPr>
-        <w:t xml:space="preserve"> našu pobočku v Korni.</w:t>
-      </w:r>
-    </w:p>
-    <w:p>
-      <w:pPr>
-        <w:rPr>
-          <w:rFonts w:ascii="Courier New" w:hAnsi="Courier New" w:cs="Courier New"/>
-          <w:b/>
-          <w:bCs/>
-        </w:rPr>
-      </w:pPr>
-      <w:r>
-        <w:rPr>
-          <w:rFonts w:ascii="Courier New" w:hAnsi="Courier New" w:cs="Courier New"/>
-          <w:b/>
-          <w:bCs/>
-        </w:rPr>
-        <w:br w:type="page"/>
-      </w:r>
-    </w:p>
-    <w:p>
-      <w:pPr>
-        <w:rPr>
-          <w:rFonts w:ascii="Courier New" w:hAnsi="Courier New" w:cs="Courier New"/>
-        </w:rPr>
-      </w:pPr>
-      <w:r>
-        <w:rPr>
-          <w:rFonts w:ascii="Courier New" w:hAnsi="Courier New" w:cs="Courier New"/>
-          <w:b/>
-          <w:bCs/>
-        </w:rPr>
-        <w:lastRenderedPageBreak/>
-        <w:br/>
-        <w:t>Spolupracovali</w:t>
-      </w:r>
-      <w:r>
-        <w:rPr>
-          <w:rFonts w:ascii="Courier New" w:hAnsi="Courier New" w:cs="Courier New"/>
-        </w:rPr>
-        <w:t>:</w:t>
-      </w:r>
-      <w:r>
-        <w:rPr>
-          <w:rFonts w:ascii="Courier New" w:hAnsi="Courier New" w:cs="Courier New"/>
-        </w:rPr>
-        <w:br/>
-      </w:r>
-      <w:r>
-        <w:rPr>
-          <w:rFonts w:ascii="Courier New" w:hAnsi="Courier New" w:cs="Courier New"/>
-        </w:rPr>
-        <w:t xml:space="preserve">- </w:t>
-      </w:r>
-      <w:r>
-        <w:rPr>
-          <w:rFonts w:ascii="Courier New" w:hAnsi="Courier New" w:cs="Courier New"/>
-        </w:rPr>
-        <w:t>Schéma</w:t>
-      </w:r>
-      <w:r>
-        <w:rPr>
-          <w:rFonts w:ascii="Courier New" w:hAnsi="Courier New" w:cs="Courier New"/>
-        </w:rPr>
-        <w:t>,</w:t>
-      </w:r>
-      <w:r>
-        <w:rPr>
-          <w:rFonts w:ascii="Courier New" w:hAnsi="Courier New" w:cs="Courier New"/>
-        </w:rPr>
-        <w:t xml:space="preserve"> návrh DPS</w:t>
-      </w:r>
-      <w:r>
-        <w:rPr>
-          <w:rFonts w:ascii="Courier New" w:hAnsi="Courier New" w:cs="Courier New"/>
-        </w:rPr>
-        <w:t>,</w:t>
-      </w:r>
-      <w:r>
-        <w:rPr>
-          <w:rFonts w:ascii="Courier New" w:hAnsi="Courier New" w:cs="Courier New"/>
-        </w:rPr>
-        <w:t xml:space="preserve"> príručka</w:t>
-      </w:r>
-      <w:r>
-        <w:rPr>
-          <w:rFonts w:ascii="Courier New" w:hAnsi="Courier New" w:cs="Courier New"/>
-        </w:rPr>
-        <w:t xml:space="preserve"> + firmvér</w:t>
-      </w:r>
-      <w:r>
-        <w:rPr>
-          <w:rFonts w:ascii="Courier New" w:hAnsi="Courier New" w:cs="Courier New"/>
-        </w:rPr>
-        <w:t>: Filip Mitka</w:t>
-      </w:r>
-      <w:r>
-        <w:rPr>
-          <w:rFonts w:ascii="Courier New" w:hAnsi="Courier New" w:cs="Courier New"/>
-        </w:rPr>
-        <w:br/>
-        <w:t xml:space="preserve">- </w:t>
-      </w:r>
-      <w:r>
-        <w:rPr>
-          <w:rFonts w:ascii="Courier New" w:hAnsi="Courier New" w:cs="Courier New"/>
-        </w:rPr>
-        <w:t xml:space="preserve">Projektový manažér: </w:t>
-      </w:r>
-      <w:r>
-        <w:rPr>
-          <w:rFonts w:ascii="Courier New" w:hAnsi="Courier New" w:cs="Courier New"/>
-        </w:rPr>
-        <w:t xml:space="preserve">Jozef </w:t>
-      </w:r>
-      <w:proofErr w:type="spellStart"/>
-      <w:r>
-        <w:rPr>
-          <w:rFonts w:ascii="Courier New" w:hAnsi="Courier New" w:cs="Courier New"/>
-        </w:rPr>
-        <w:t>Hroš</w:t>
-      </w:r>
-      <w:proofErr w:type="spellEnd"/>
-      <w:r>
-        <w:rPr>
-          <w:rFonts w:ascii="Courier New" w:hAnsi="Courier New" w:cs="Courier New"/>
-        </w:rPr>
-        <w:br/>
-        <w:t xml:space="preserve">- </w:t>
-      </w:r>
-      <w:proofErr w:type="spellStart"/>
-      <w:r>
-        <w:rPr>
-          <w:rFonts w:ascii="Courier New" w:hAnsi="Courier New" w:cs="Courier New"/>
-        </w:rPr>
-        <w:t>Pajkovanie</w:t>
-      </w:r>
-      <w:proofErr w:type="spellEnd"/>
-      <w:r>
-        <w:rPr>
-          <w:rFonts w:ascii="Courier New" w:hAnsi="Courier New" w:cs="Courier New"/>
-        </w:rPr>
-        <w:t xml:space="preserve"> + návrhy: Kristián </w:t>
-      </w:r>
-      <w:proofErr w:type="spellStart"/>
-      <w:r>
-        <w:rPr>
-          <w:rFonts w:ascii="Courier New" w:hAnsi="Courier New" w:cs="Courier New"/>
-        </w:rPr>
-        <w:t>Perďoch</w:t>
-      </w:r>
-      <w:proofErr w:type="spellEnd"/>
-      <w:r>
-        <w:rPr>
-          <w:rFonts w:ascii="Courier New" w:hAnsi="Courier New" w:cs="Courier New"/>
-        </w:rPr>
-        <w:br/>
-      </w:r>
-      <w:r>
-        <w:rPr>
-          <w:rFonts w:ascii="Courier New" w:hAnsi="Courier New" w:cs="Courier New"/>
-        </w:rPr>
-        <w:t>-</w:t>
-      </w:r>
-      <w:r>
-        <w:rPr>
-          <w:rFonts w:ascii="Courier New" w:hAnsi="Courier New" w:cs="Courier New"/>
-        </w:rPr>
-        <w:t>Kritika a konzultácie ohľadne hardvéru</w:t>
-      </w:r>
-      <w:r>
-        <w:rPr>
-          <w:rFonts w:ascii="Courier New" w:hAnsi="Courier New" w:cs="Courier New"/>
-        </w:rPr>
-        <w:t xml:space="preserve">: Ing. Viliam </w:t>
-      </w:r>
-      <w:proofErr w:type="spellStart"/>
-      <w:r>
-        <w:rPr>
-          <w:rFonts w:ascii="Courier New" w:hAnsi="Courier New" w:cs="Courier New"/>
-        </w:rPr>
-        <w:t>Koprda</w:t>
-      </w:r>
-      <w:proofErr w:type="spellEnd"/>
-      <w:r>
-        <w:rPr>
-          <w:rFonts w:ascii="Courier New" w:hAnsi="Courier New" w:cs="Courier New"/>
-        </w:rPr>
-        <w:t xml:space="preserve">, Ing. Dušan </w:t>
-      </w:r>
-      <w:proofErr w:type="spellStart"/>
-      <w:r>
-        <w:rPr>
-          <w:rFonts w:ascii="Courier New" w:hAnsi="Courier New" w:cs="Courier New"/>
-        </w:rPr>
-        <w:t>Dragúň</w:t>
-      </w:r>
-      <w:proofErr w:type="spellEnd"/>
-      <w:r>
-        <w:rPr>
-          <w:rFonts w:ascii="Courier New" w:hAnsi="Courier New" w:cs="Courier New"/>
-        </w:rPr>
-        <w:t xml:space="preserve">, Ing. Dušan </w:t>
-      </w:r>
-      <w:proofErr w:type="spellStart"/>
-      <w:r>
-        <w:rPr>
-          <w:rFonts w:ascii="Courier New" w:hAnsi="Courier New" w:cs="Courier New"/>
-        </w:rPr>
-        <w:t>Šrenkel</w:t>
-      </w:r>
-      <w:proofErr w:type="spellEnd"/>
-      <w:r>
-        <w:rPr>
-          <w:rFonts w:ascii="Courier New" w:hAnsi="Courier New" w:cs="Courier New"/>
-        </w:rPr>
-        <w:br/>
-        <w:t xml:space="preserve">- Kritik </w:t>
-      </w:r>
-      <w:r>
-        <w:rPr>
-          <w:rFonts w:ascii="Courier New" w:hAnsi="Courier New" w:cs="Courier New"/>
-        </w:rPr>
-        <w:t xml:space="preserve">a konzultácie ohľadne </w:t>
-      </w:r>
-      <w:r>
-        <w:rPr>
-          <w:rFonts w:ascii="Courier New" w:hAnsi="Courier New" w:cs="Courier New"/>
-        </w:rPr>
-        <w:t xml:space="preserve">firmvéru: Ing. Peter </w:t>
-      </w:r>
-      <w:proofErr w:type="spellStart"/>
-      <w:r>
-        <w:rPr>
-          <w:rFonts w:ascii="Courier New" w:hAnsi="Courier New" w:cs="Courier New"/>
-        </w:rPr>
-        <w:t>Remiš</w:t>
-      </w:r>
-      <w:proofErr w:type="spellEnd"/>
-      <w:r>
-        <w:rPr>
-          <w:rFonts w:ascii="Courier New" w:hAnsi="Courier New" w:cs="Courier New"/>
-        </w:rPr>
-        <w:br/>
-        <w:t xml:space="preserve">- </w:t>
-      </w:r>
-      <w:r>
-        <w:rPr>
-          <w:rFonts w:ascii="Courier New" w:hAnsi="Courier New" w:cs="Courier New"/>
-        </w:rPr>
-        <w:t xml:space="preserve">Manažér marketingu: Šimon </w:t>
-      </w:r>
-      <w:proofErr w:type="spellStart"/>
-      <w:r>
-        <w:rPr>
-          <w:rFonts w:ascii="Courier New" w:hAnsi="Courier New" w:cs="Courier New"/>
-        </w:rPr>
-        <w:t>Šinal</w:t>
-      </w:r>
-      <w:proofErr w:type="spellEnd"/>
-      <w:r>
-        <w:rPr>
-          <w:rFonts w:ascii="Courier New" w:hAnsi="Courier New" w:cs="Courier New"/>
-        </w:rPr>
-        <w:br/>
-        <w:t>-</w:t>
-      </w:r>
-      <w:r>
-        <w:rPr>
-          <w:rFonts w:ascii="Courier New" w:hAnsi="Courier New" w:cs="Courier New"/>
-        </w:rPr>
-        <w:t xml:space="preserve"> Výroba </w:t>
-      </w:r>
-      <w:r>
-        <w:rPr>
-          <w:rFonts w:ascii="Courier New" w:hAnsi="Courier New" w:cs="Courier New"/>
-        </w:rPr>
-        <w:t>puzdra</w:t>
-      </w:r>
-      <w:r>
-        <w:rPr>
-          <w:rFonts w:ascii="Courier New" w:hAnsi="Courier New" w:cs="Courier New"/>
-        </w:rPr>
-        <w:t>: Bartolomej Mikula</w:t>
-      </w:r>
-      <w:r>
-        <w:rPr>
-          <w:rFonts w:ascii="Courier New" w:hAnsi="Courier New" w:cs="Courier New"/>
-        </w:rPr>
-        <w:br/>
-        <w:t>- Biblista a historik na ZSSR: Kristián Straka</w:t>
-      </w:r>
-      <w:r>
-        <w:rPr>
-          <w:rFonts w:ascii="Courier New" w:hAnsi="Courier New" w:cs="Courier New"/>
-        </w:rPr>
-        <w:br/>
-        <w:t xml:space="preserve">- Súčiastky: MB </w:t>
-      </w:r>
-      <w:proofErr w:type="spellStart"/>
-      <w:r>
-        <w:rPr>
-          <w:rFonts w:ascii="Courier New" w:hAnsi="Courier New" w:cs="Courier New"/>
-        </w:rPr>
-        <w:t>Electronic</w:t>
-      </w:r>
-      <w:proofErr w:type="spellEnd"/>
-      <w:r>
-        <w:rPr>
-          <w:rFonts w:ascii="Courier New" w:hAnsi="Courier New" w:cs="Courier New"/>
-        </w:rPr>
-        <w:t xml:space="preserve"> Žilina, </w:t>
-      </w:r>
-      <w:r>
-        <w:rPr>
-          <w:rFonts w:ascii="Courier New" w:hAnsi="Courier New" w:cs="Courier New"/>
-        </w:rPr>
-        <w:t>LM Litoměřice</w:t>
-      </w:r>
-      <w:r>
-        <w:rPr>
-          <w:rFonts w:ascii="Courier New" w:hAnsi="Courier New" w:cs="Courier New"/>
-        </w:rPr>
-        <w:t>, Techfun.sk</w:t>
-      </w:r>
-      <w:r>
-        <w:rPr>
-          <w:rFonts w:ascii="Courier New" w:hAnsi="Courier New" w:cs="Courier New"/>
-        </w:rPr>
-        <w:t>, tomshardware.sk</w:t>
-      </w:r>
-      <w:r>
-        <w:rPr>
-          <w:rFonts w:ascii="Courier New" w:hAnsi="Courier New" w:cs="Courier New"/>
-        </w:rPr>
-        <w:br/>
-        <w:t xml:space="preserve">- Poskytovateľ </w:t>
-      </w:r>
-      <w:proofErr w:type="spellStart"/>
-      <w:r>
-        <w:rPr>
-          <w:rFonts w:ascii="Courier New" w:hAnsi="Courier New" w:cs="Courier New"/>
-        </w:rPr>
-        <w:t>numitronov</w:t>
-      </w:r>
-      <w:proofErr w:type="spellEnd"/>
-      <w:r>
-        <w:rPr>
-          <w:rFonts w:ascii="Courier New" w:hAnsi="Courier New" w:cs="Courier New"/>
-        </w:rPr>
-        <w:t xml:space="preserve"> a dokumentácie</w:t>
-      </w:r>
-      <w:r>
-        <w:rPr>
-          <w:rFonts w:ascii="Courier New" w:hAnsi="Courier New" w:cs="Courier New"/>
-        </w:rPr>
-        <w:t xml:space="preserve">: Robert </w:t>
-      </w:r>
-      <w:proofErr w:type="spellStart"/>
-      <w:r>
-        <w:rPr>
-          <w:rFonts w:ascii="Courier New" w:hAnsi="Courier New" w:cs="Courier New"/>
-        </w:rPr>
-        <w:t>Ziedins</w:t>
-      </w:r>
-      <w:proofErr w:type="spellEnd"/>
-      <w:r>
-        <w:rPr>
-          <w:rFonts w:ascii="Courier New" w:hAnsi="Courier New" w:cs="Courier New"/>
-        </w:rPr>
-        <w:t>, Litva</w:t>
-      </w:r>
-    </w:p>
-    <w:p>
-      <w:pPr>
-        <w:rPr>
-          <w:rFonts w:ascii="Courier New" w:hAnsi="Courier New" w:cs="Courier New"/>
-        </w:rPr>
-      </w:pPr>
-    </w:p>
-    <w:p>
-      <w:pPr>
-        <w:rPr>
-          <w:rFonts w:ascii="Courier New" w:hAnsi="Courier New" w:cs="Courier New"/>
-        </w:rPr>
-      </w:pPr>
-    </w:p>
-    <w:p>
-      <w:pPr>
-        <w:rPr>
-          <w:rFonts w:ascii="Courier New" w:hAnsi="Courier New" w:cs="Courier New"/>
-        </w:rPr>
-      </w:pPr>
-      <w:r>
-        <w:rPr>
-          <w:rFonts w:ascii="Courier New" w:hAnsi="Courier New" w:cs="Courier New"/>
+          <w:rFonts w:cs="Courier New"/>
+        </w:rPr>
+      </w:pPr>
+      <w:r>
+        <w:rPr>
+          <w:rFonts w:cs="Courier New"/>
         </w:rPr>
         <w:t>Napísané v Korni dňa 15.05.2025</w:t>
       </w:r>
@@ -943,6 +1886,118 @@
 <file path=word/numbering.xml><?xml version="1.0" encoding="utf-8"?>
 <w:numbering xmlns:wpc="http://schemas.microsoft.com/office/word/2010/wordprocessingCanvas" xmlns:cx="http://schemas.microsoft.com/office/drawing/2014/chartex" xmlns:cx1="http://schemas.microsoft.com/office/drawing/2015/9/8/chartex" xmlns:cx2="http://schemas.microsoft.com/office/drawing/2015/10/21/chartex" xmlns:cx3="http://schemas.microsoft.com/office/drawing/2016/5/9/chartex" xmlns:cx4="http://schemas.microsoft.com/office/drawing/2016/5/10/chartex" xmlns:cx5="http://schemas.microsoft.com/office/drawing/2016/5/11/chartex" xmlns:cx6="http://schemas.microsoft.com/office/drawing/2016/5/12/chartex" xmlns:cx7="http://schemas.microsoft.com/office/drawing/2016/5/13/chartex" xmlns:cx8="http://schemas.microsoft.com/office/drawing/2016/5/14/chartex" xmlns:mc="http://schemas.openxmlformats.org/markup-compatibility/2006" xmlns:aink="http://schemas.microsoft.com/office/drawing/2016/ink" xmlns:am3d="http://schemas.microsoft.com/office/drawing/2017/model3d" xmlns:o="urn:schemas-microsoft-com:office:office" xmlns:oel="http://schemas.microsoft.com/office/2019/extlst" xmlns:r="http://schemas.openxmlformats.org/officeDocument/2006/relationships" xmlns:m="http://schemas.openxmlformats.org/officeDocument/2006/math" xmlns:v="urn:schemas-microsoft-com:vml" xmlns:wp14="http://schemas.microsoft.com/office/word/2010/wordprocessingDrawing" xmlns:wp="http://schemas.openxmlformats.org/drawingml/2006/wordprocessingDrawing" xmlns:w10="urn:schemas-microsoft-com:office:word" xmlns:w="http://schemas.openxmlformats.org/wordprocessingml/2006/main" xmlns:w14="http://schemas.microsoft.com/office/word/2010/wordml" xmlns:w15="http://schemas.microsoft.com/office/word/2012/wordml" xmlns:w16cex="http://schemas.microsoft.com/office/word/2018/wordml/cex" xmlns:w16cid="http://schemas.microsoft.com/office/word/2016/wordml/cid" xmlns:w16="http://schemas.microsoft.com/office/word/2018/wordml" xmlns:w16du="http://schemas.microsoft.com/office/word/2023/wordml/word16du" xmlns:w16sdtdh="http://schemas.microsoft.com/office/word/2020/wordml/sdtdatahash" xmlns:w16sdtfl="http://schemas.microsoft.com/office/word/2024/wordml/sdtformatlock" xmlns:w16se="http://schemas.microsoft.com/office/word/2015/wordml/symex" xmlns:wpg="http://schemas.microsoft.com/office/word/2010/wordprocessingGroup" xmlns:wpi="http://schemas.microsoft.com/office/word/2010/wordprocessingInk" xmlns:wne="http://schemas.microsoft.com/office/word/2006/wordml" xmlns:wps="http://schemas.microsoft.com/office/word/2010/wordprocessingShape" mc:Ignorable="w14 w15 w16se w16cid w16 w16cex w16sdtdh w16sdtfl w16du wp14">
   <w:abstractNum w:abstractNumId="0" w15:restartNumberingAfterBreak="0">
+    <w:nsid w:val="0FD177BE"/>
+    <w:multiLevelType w:val="hybridMultilevel"/>
+    <w:tmpl w:val="15A4AA7A"/>
+    <w:lvl w:ilvl="0" w:tplc="7B92348A">
+      <w:numFmt w:val="bullet"/>
+      <w:lvlText w:val="-"/>
+      <w:lvlJc w:val="left"/>
+      <w:pPr>
+        <w:ind w:left="720" w:hanging="360"/>
+      </w:pPr>
+      <w:rPr>
+        <w:rFonts w:ascii="Courier New" w:eastAsiaTheme="minorHAnsi" w:hAnsi="Courier New" w:cs="Courier New" w:hint="default"/>
+      </w:rPr>
+    </w:lvl>
+    <w:lvl w:ilvl="1" w:tplc="041B0003" w:tentative="1">
+      <w:start w:val="1"/>
+      <w:numFmt w:val="bullet"/>
+      <w:lvlText w:val="o"/>
+      <w:lvlJc w:val="left"/>
+      <w:pPr>
+        <w:ind w:left="1440" w:hanging="360"/>
+      </w:pPr>
+      <w:rPr>
+        <w:rFonts w:ascii="Courier New" w:hAnsi="Courier New" w:cs="Courier New" w:hint="default"/>
+      </w:rPr>
+    </w:lvl>
+    <w:lvl w:ilvl="2" w:tplc="041B0005" w:tentative="1">
+      <w:start w:val="1"/>
+      <w:numFmt w:val="bullet"/>
+      <w:lvlText w:val=""/>
+      <w:lvlJc w:val="left"/>
+      <w:pPr>
+        <w:ind w:left="2160" w:hanging="360"/>
+      </w:pPr>
+      <w:rPr>
+        <w:rFonts w:ascii="Wingdings" w:hAnsi="Wingdings" w:hint="default"/>
+      </w:rPr>
+    </w:lvl>
+    <w:lvl w:ilvl="3" w:tplc="041B0001" w:tentative="1">
+      <w:start w:val="1"/>
+      <w:numFmt w:val="bullet"/>
+      <w:lvlText w:val=""/>
+      <w:lvlJc w:val="left"/>
+      <w:pPr>
+        <w:ind w:left="2880" w:hanging="360"/>
+      </w:pPr>
+      <w:rPr>
+        <w:rFonts w:ascii="Symbol" w:hAnsi="Symbol" w:hint="default"/>
+      </w:rPr>
+    </w:lvl>
+    <w:lvl w:ilvl="4" w:tplc="041B0003" w:tentative="1">
+      <w:start w:val="1"/>
+      <w:numFmt w:val="bullet"/>
+      <w:lvlText w:val="o"/>
+      <w:lvlJc w:val="left"/>
+      <w:pPr>
+        <w:ind w:left="3600" w:hanging="360"/>
+      </w:pPr>
+      <w:rPr>
+        <w:rFonts w:ascii="Courier New" w:hAnsi="Courier New" w:cs="Courier New" w:hint="default"/>
+      </w:rPr>
+    </w:lvl>
+    <w:lvl w:ilvl="5" w:tplc="041B0005" w:tentative="1">
+      <w:start w:val="1"/>
+      <w:numFmt w:val="bullet"/>
+      <w:lvlText w:val=""/>
+      <w:lvlJc w:val="left"/>
+      <w:pPr>
+        <w:ind w:left="4320" w:hanging="360"/>
+      </w:pPr>
+      <w:rPr>
+        <w:rFonts w:ascii="Wingdings" w:hAnsi="Wingdings" w:hint="default"/>
+      </w:rPr>
+    </w:lvl>
+    <w:lvl w:ilvl="6" w:tplc="041B0001" w:tentative="1">
+      <w:start w:val="1"/>
+      <w:numFmt w:val="bullet"/>
+      <w:lvlText w:val=""/>
+      <w:lvlJc w:val="left"/>
+      <w:pPr>
+        <w:ind w:left="5040" w:hanging="360"/>
+      </w:pPr>
+      <w:rPr>
+        <w:rFonts w:ascii="Symbol" w:hAnsi="Symbol" w:hint="default"/>
+      </w:rPr>
+    </w:lvl>
+    <w:lvl w:ilvl="7" w:tplc="041B0003" w:tentative="1">
+      <w:start w:val="1"/>
+      <w:numFmt w:val="bullet"/>
+      <w:lvlText w:val="o"/>
+      <w:lvlJc w:val="left"/>
+      <w:pPr>
+        <w:ind w:left="5760" w:hanging="360"/>
+      </w:pPr>
+      <w:rPr>
+        <w:rFonts w:ascii="Courier New" w:hAnsi="Courier New" w:cs="Courier New" w:hint="default"/>
+      </w:rPr>
+    </w:lvl>
+    <w:lvl w:ilvl="8" w:tplc="041B0005" w:tentative="1">
+      <w:start w:val="1"/>
+      <w:numFmt w:val="bullet"/>
+      <w:lvlText w:val=""/>
+      <w:lvlJc w:val="left"/>
+      <w:pPr>
+        <w:ind w:left="6480" w:hanging="360"/>
+      </w:pPr>
+      <w:rPr>
+        <w:rFonts w:ascii="Wingdings" w:hAnsi="Wingdings" w:hint="default"/>
+      </w:rPr>
+    </w:lvl>
+  </w:abstractNum>
+  <w:abstractNum w:abstractNumId="1" w15:restartNumberingAfterBreak="0">
     <w:nsid w:val="146F1469"/>
     <w:multiLevelType w:val="hybridMultilevel"/>
     <w:tmpl w:val="4FAE5B74"/>
@@ -1054,7 +2109,119 @@
       </w:rPr>
     </w:lvl>
   </w:abstractNum>
-  <w:abstractNum w:abstractNumId="1" w15:restartNumberingAfterBreak="0">
+  <w:abstractNum w:abstractNumId="2" w15:restartNumberingAfterBreak="0">
+    <w:nsid w:val="14B234DA"/>
+    <w:multiLevelType w:val="hybridMultilevel"/>
+    <w:tmpl w:val="A7E816B6"/>
+    <w:lvl w:ilvl="0" w:tplc="62B057CC">
+      <w:numFmt w:val="bullet"/>
+      <w:lvlText w:val="-"/>
+      <w:lvlJc w:val="left"/>
+      <w:pPr>
+        <w:ind w:left="720" w:hanging="360"/>
+      </w:pPr>
+      <w:rPr>
+        <w:rFonts w:ascii="Courier New" w:eastAsiaTheme="minorHAnsi" w:hAnsi="Courier New" w:cs="Courier New" w:hint="default"/>
+      </w:rPr>
+    </w:lvl>
+    <w:lvl w:ilvl="1" w:tplc="041B0003" w:tentative="1">
+      <w:start w:val="1"/>
+      <w:numFmt w:val="bullet"/>
+      <w:lvlText w:val="o"/>
+      <w:lvlJc w:val="left"/>
+      <w:pPr>
+        <w:ind w:left="1440" w:hanging="360"/>
+      </w:pPr>
+      <w:rPr>
+        <w:rFonts w:ascii="Courier New" w:hAnsi="Courier New" w:cs="Courier New" w:hint="default"/>
+      </w:rPr>
+    </w:lvl>
+    <w:lvl w:ilvl="2" w:tplc="041B0005" w:tentative="1">
+      <w:start w:val="1"/>
+      <w:numFmt w:val="bullet"/>
+      <w:lvlText w:val=""/>
+      <w:lvlJc w:val="left"/>
+      <w:pPr>
+        <w:ind w:left="2160" w:hanging="360"/>
+      </w:pPr>
+      <w:rPr>
+        <w:rFonts w:ascii="Wingdings" w:hAnsi="Wingdings" w:hint="default"/>
+      </w:rPr>
+    </w:lvl>
+    <w:lvl w:ilvl="3" w:tplc="041B0001" w:tentative="1">
+      <w:start w:val="1"/>
+      <w:numFmt w:val="bullet"/>
+      <w:lvlText w:val=""/>
+      <w:lvlJc w:val="left"/>
+      <w:pPr>
+        <w:ind w:left="2880" w:hanging="360"/>
+      </w:pPr>
+      <w:rPr>
+        <w:rFonts w:ascii="Symbol" w:hAnsi="Symbol" w:hint="default"/>
+      </w:rPr>
+    </w:lvl>
+    <w:lvl w:ilvl="4" w:tplc="041B0003" w:tentative="1">
+      <w:start w:val="1"/>
+      <w:numFmt w:val="bullet"/>
+      <w:lvlText w:val="o"/>
+      <w:lvlJc w:val="left"/>
+      <w:pPr>
+        <w:ind w:left="3600" w:hanging="360"/>
+      </w:pPr>
+      <w:rPr>
+        <w:rFonts w:ascii="Courier New" w:hAnsi="Courier New" w:cs="Courier New" w:hint="default"/>
+      </w:rPr>
+    </w:lvl>
+    <w:lvl w:ilvl="5" w:tplc="041B0005" w:tentative="1">
+      <w:start w:val="1"/>
+      <w:numFmt w:val="bullet"/>
+      <w:lvlText w:val=""/>
+      <w:lvlJc w:val="left"/>
+      <w:pPr>
+        <w:ind w:left="4320" w:hanging="360"/>
+      </w:pPr>
+      <w:rPr>
+        <w:rFonts w:ascii="Wingdings" w:hAnsi="Wingdings" w:hint="default"/>
+      </w:rPr>
+    </w:lvl>
+    <w:lvl w:ilvl="6" w:tplc="041B0001" w:tentative="1">
+      <w:start w:val="1"/>
+      <w:numFmt w:val="bullet"/>
+      <w:lvlText w:val=""/>
+      <w:lvlJc w:val="left"/>
+      <w:pPr>
+        <w:ind w:left="5040" w:hanging="360"/>
+      </w:pPr>
+      <w:rPr>
+        <w:rFonts w:ascii="Symbol" w:hAnsi="Symbol" w:hint="default"/>
+      </w:rPr>
+    </w:lvl>
+    <w:lvl w:ilvl="7" w:tplc="041B0003" w:tentative="1">
+      <w:start w:val="1"/>
+      <w:numFmt w:val="bullet"/>
+      <w:lvlText w:val="o"/>
+      <w:lvlJc w:val="left"/>
+      <w:pPr>
+        <w:ind w:left="5760" w:hanging="360"/>
+      </w:pPr>
+      <w:rPr>
+        <w:rFonts w:ascii="Courier New" w:hAnsi="Courier New" w:cs="Courier New" w:hint="default"/>
+      </w:rPr>
+    </w:lvl>
+    <w:lvl w:ilvl="8" w:tplc="041B0005" w:tentative="1">
+      <w:start w:val="1"/>
+      <w:numFmt w:val="bullet"/>
+      <w:lvlText w:val=""/>
+      <w:lvlJc w:val="left"/>
+      <w:pPr>
+        <w:ind w:left="6480" w:hanging="360"/>
+      </w:pPr>
+      <w:rPr>
+        <w:rFonts w:ascii="Wingdings" w:hAnsi="Wingdings" w:hint="default"/>
+      </w:rPr>
+    </w:lvl>
+  </w:abstractNum>
+  <w:abstractNum w:abstractNumId="3" w15:restartNumberingAfterBreak="0">
     <w:nsid w:val="287D0549"/>
     <w:multiLevelType w:val="hybridMultilevel"/>
     <w:tmpl w:val="FF3099F6"/>
@@ -1140,7 +2307,119 @@
       </w:pPr>
     </w:lvl>
   </w:abstractNum>
-  <w:abstractNum w:abstractNumId="2" w15:restartNumberingAfterBreak="0">
+  <w:abstractNum w:abstractNumId="4" w15:restartNumberingAfterBreak="0">
+    <w:nsid w:val="3A631EAB"/>
+    <w:multiLevelType w:val="hybridMultilevel"/>
+    <w:tmpl w:val="DF787DC8"/>
+    <w:lvl w:ilvl="0" w:tplc="4C3878EE">
+      <w:numFmt w:val="bullet"/>
+      <w:lvlText w:val="-"/>
+      <w:lvlJc w:val="left"/>
+      <w:pPr>
+        <w:ind w:left="720" w:hanging="360"/>
+      </w:pPr>
+      <w:rPr>
+        <w:rFonts w:ascii="Courier New" w:eastAsiaTheme="minorHAnsi" w:hAnsi="Courier New" w:cs="Courier New" w:hint="default"/>
+      </w:rPr>
+    </w:lvl>
+    <w:lvl w:ilvl="1" w:tplc="041B0003" w:tentative="1">
+      <w:start w:val="1"/>
+      <w:numFmt w:val="bullet"/>
+      <w:lvlText w:val="o"/>
+      <w:lvlJc w:val="left"/>
+      <w:pPr>
+        <w:ind w:left="1440" w:hanging="360"/>
+      </w:pPr>
+      <w:rPr>
+        <w:rFonts w:ascii="Courier New" w:hAnsi="Courier New" w:cs="Courier New" w:hint="default"/>
+      </w:rPr>
+    </w:lvl>
+    <w:lvl w:ilvl="2" w:tplc="041B0005" w:tentative="1">
+      <w:start w:val="1"/>
+      <w:numFmt w:val="bullet"/>
+      <w:lvlText w:val=""/>
+      <w:lvlJc w:val="left"/>
+      <w:pPr>
+        <w:ind w:left="2160" w:hanging="360"/>
+      </w:pPr>
+      <w:rPr>
+        <w:rFonts w:ascii="Wingdings" w:hAnsi="Wingdings" w:hint="default"/>
+      </w:rPr>
+    </w:lvl>
+    <w:lvl w:ilvl="3" w:tplc="041B0001" w:tentative="1">
+      <w:start w:val="1"/>
+      <w:numFmt w:val="bullet"/>
+      <w:lvlText w:val=""/>
+      <w:lvlJc w:val="left"/>
+      <w:pPr>
+        <w:ind w:left="2880" w:hanging="360"/>
+      </w:pPr>
+      <w:rPr>
+        <w:rFonts w:ascii="Symbol" w:hAnsi="Symbol" w:hint="default"/>
+      </w:rPr>
+    </w:lvl>
+    <w:lvl w:ilvl="4" w:tplc="041B0003" w:tentative="1">
+      <w:start w:val="1"/>
+      <w:numFmt w:val="bullet"/>
+      <w:lvlText w:val="o"/>
+      <w:lvlJc w:val="left"/>
+      <w:pPr>
+        <w:ind w:left="3600" w:hanging="360"/>
+      </w:pPr>
+      <w:rPr>
+        <w:rFonts w:ascii="Courier New" w:hAnsi="Courier New" w:cs="Courier New" w:hint="default"/>
+      </w:rPr>
+    </w:lvl>
+    <w:lvl w:ilvl="5" w:tplc="041B0005" w:tentative="1">
+      <w:start w:val="1"/>
+      <w:numFmt w:val="bullet"/>
+      <w:lvlText w:val=""/>
+      <w:lvlJc w:val="left"/>
+      <w:pPr>
+        <w:ind w:left="4320" w:hanging="360"/>
+      </w:pPr>
+      <w:rPr>
+        <w:rFonts w:ascii="Wingdings" w:hAnsi="Wingdings" w:hint="default"/>
+      </w:rPr>
+    </w:lvl>
+    <w:lvl w:ilvl="6" w:tplc="041B0001" w:tentative="1">
+      <w:start w:val="1"/>
+      <w:numFmt w:val="bullet"/>
+      <w:lvlText w:val=""/>
+      <w:lvlJc w:val="left"/>
+      <w:pPr>
+        <w:ind w:left="5040" w:hanging="360"/>
+      </w:pPr>
+      <w:rPr>
+        <w:rFonts w:ascii="Symbol" w:hAnsi="Symbol" w:hint="default"/>
+      </w:rPr>
+    </w:lvl>
+    <w:lvl w:ilvl="7" w:tplc="041B0003" w:tentative="1">
+      <w:start w:val="1"/>
+      <w:numFmt w:val="bullet"/>
+      <w:lvlText w:val="o"/>
+      <w:lvlJc w:val="left"/>
+      <w:pPr>
+        <w:ind w:left="5760" w:hanging="360"/>
+      </w:pPr>
+      <w:rPr>
+        <w:rFonts w:ascii="Courier New" w:hAnsi="Courier New" w:cs="Courier New" w:hint="default"/>
+      </w:rPr>
+    </w:lvl>
+    <w:lvl w:ilvl="8" w:tplc="041B0005" w:tentative="1">
+      <w:start w:val="1"/>
+      <w:numFmt w:val="bullet"/>
+      <w:lvlText w:val=""/>
+      <w:lvlJc w:val="left"/>
+      <w:pPr>
+        <w:ind w:left="6480" w:hanging="360"/>
+      </w:pPr>
+      <w:rPr>
+        <w:rFonts w:ascii="Wingdings" w:hAnsi="Wingdings" w:hint="default"/>
+      </w:rPr>
+    </w:lvl>
+  </w:abstractNum>
+  <w:abstractNum w:abstractNumId="5" w15:restartNumberingAfterBreak="0">
     <w:nsid w:val="42590A7B"/>
     <w:multiLevelType w:val="hybridMultilevel"/>
     <w:tmpl w:val="A364DCF8"/>
@@ -1254,13 +2533,22 @@
     </w:lvl>
   </w:abstractNum>
   <w:num w:numId="1" w16cid:durableId="1015428120">
-    <w:abstractNumId w:val="2"/>
+    <w:abstractNumId w:val="5"/>
   </w:num>
   <w:num w:numId="2" w16cid:durableId="999650285">
+    <w:abstractNumId w:val="3"/>
+  </w:num>
+  <w:num w:numId="3" w16cid:durableId="87315886">
     <w:abstractNumId w:val="1"/>
   </w:num>
-  <w:num w:numId="3" w16cid:durableId="87315886">
+  <w:num w:numId="4" w16cid:durableId="540552152">
     <w:abstractNumId w:val="0"/>
+  </w:num>
+  <w:num w:numId="5" w16cid:durableId="1847863702">
+    <w:abstractNumId w:val="4"/>
+  </w:num>
+  <w:num w:numId="6" w16cid:durableId="1355427557">
+    <w:abstractNumId w:val="2"/>
   </w:num>
 </w:numbering>
 </file>
@@ -1665,6 +2953,10 @@
   <w:style w:type="paragraph" w:default="1" w:styleId="Normln">
     <w:name w:val="Normal"/>
     <w:qFormat/>
+    <w:rsid w:val="00C67472"/>
+    <w:rPr>
+      <w:rFonts w:ascii="Courier New" w:hAnsi="Courier New"/>
+    </w:rPr>
   </w:style>
   <w:style w:type="paragraph" w:styleId="Nadpis1">
     <w:name w:val="heading 1"/>
@@ -1673,16 +2965,18 @@
     <w:link w:val="Nadpis1Char"/>
     <w:uiPriority w:val="9"/>
     <w:qFormat/>
-    <w:rsid w:val="00477B90"/>
+    <w:rsid w:val="00BB3E65"/>
     <w:pPr>
       <w:keepNext/>
       <w:keepLines/>
       <w:spacing w:before="360" w:after="80"/>
+      <w:jc w:val="center"/>
       <w:outlineLvl w:val="0"/>
     </w:pPr>
     <w:rPr>
-      <w:rFonts w:asciiTheme="majorHAnsi" w:eastAsiaTheme="majorEastAsia" w:hAnsiTheme="majorHAnsi" w:cstheme="majorBidi"/>
-      <w:color w:val="2F5496" w:themeColor="accent1" w:themeShade="BF"/>
+      <w:rFonts w:eastAsiaTheme="majorEastAsia" w:cstheme="majorBidi"/>
+      <w:b/>
+      <w:color w:val="000000" w:themeColor="text1"/>
       <w:sz w:val="40"/>
       <w:szCs w:val="40"/>
     </w:rPr>
@@ -1693,10 +2987,9 @@
     <w:next w:val="Normln"/>
     <w:link w:val="Nadpis2Char"/>
     <w:uiPriority w:val="9"/>
-    <w:semiHidden/>
     <w:unhideWhenUsed/>
     <w:qFormat/>
-    <w:rsid w:val="00477B90"/>
+    <w:rsid w:val="00E56489"/>
     <w:pPr>
       <w:keepNext/>
       <w:keepLines/>
@@ -1704,10 +2997,11 @@
       <w:outlineLvl w:val="1"/>
     </w:pPr>
     <w:rPr>
-      <w:rFonts w:asciiTheme="majorHAnsi" w:eastAsiaTheme="majorEastAsia" w:hAnsiTheme="majorHAnsi" w:cstheme="majorBidi"/>
-      <w:color w:val="2F5496" w:themeColor="accent1" w:themeShade="BF"/>
-      <w:sz w:val="32"/>
+      <w:rFonts w:eastAsiaTheme="majorEastAsia" w:cstheme="majorBidi"/>
+      <w:b/>
+      <w:color w:val="000000" w:themeColor="text1"/>
       <w:szCs w:val="32"/>
+      <w:u w:val="single"/>
     </w:rPr>
   </w:style>
   <w:style w:type="paragraph" w:styleId="Nadpis3">
@@ -1897,10 +3191,11 @@
     <w:basedOn w:val="Standardnpsmoodstavce"/>
     <w:link w:val="Nadpis1"/>
     <w:uiPriority w:val="9"/>
-    <w:rsid w:val="00477B90"/>
+    <w:rsid w:val="00BB3E65"/>
     <w:rPr>
-      <w:rFonts w:asciiTheme="majorHAnsi" w:eastAsiaTheme="majorEastAsia" w:hAnsiTheme="majorHAnsi" w:cstheme="majorBidi"/>
-      <w:color w:val="2F5496" w:themeColor="accent1" w:themeShade="BF"/>
+      <w:rFonts w:ascii="Courier New" w:eastAsiaTheme="majorEastAsia" w:hAnsi="Courier New" w:cstheme="majorBidi"/>
+      <w:b/>
+      <w:color w:val="000000" w:themeColor="text1"/>
       <w:sz w:val="40"/>
       <w:szCs w:val="40"/>
     </w:rPr>
@@ -1910,13 +3205,13 @@
     <w:basedOn w:val="Standardnpsmoodstavce"/>
     <w:link w:val="Nadpis2"/>
     <w:uiPriority w:val="9"/>
-    <w:semiHidden/>
-    <w:rsid w:val="00477B90"/>
+    <w:rsid w:val="00E56489"/>
     <w:rPr>
-      <w:rFonts w:asciiTheme="majorHAnsi" w:eastAsiaTheme="majorEastAsia" w:hAnsiTheme="majorHAnsi" w:cstheme="majorBidi"/>
-      <w:color w:val="2F5496" w:themeColor="accent1" w:themeShade="BF"/>
-      <w:sz w:val="32"/>
+      <w:rFonts w:ascii="Courier New" w:eastAsiaTheme="majorEastAsia" w:hAnsi="Courier New" w:cstheme="majorBidi"/>
+      <w:b/>
+      <w:color w:val="000000" w:themeColor="text1"/>
       <w:szCs w:val="32"/>
+      <w:u w:val="single"/>
     </w:rPr>
   </w:style>
   <w:style w:type="character" w:customStyle="1" w:styleId="Nadpis3Char">
@@ -2204,6 +3499,51 @@
       <w:color w:val="605E5C"/>
       <w:shd w:val="clear" w:color="auto" w:fill="E1DFDD"/>
     </w:rPr>
+  </w:style>
+  <w:style w:type="paragraph" w:styleId="Nadpisobsahu">
+    <w:name w:val="TOC Heading"/>
+    <w:basedOn w:val="Nadpis1"/>
+    <w:next w:val="Normln"/>
+    <w:uiPriority w:val="39"/>
+    <w:unhideWhenUsed/>
+    <w:qFormat/>
+    <w:rsid w:val="00936854"/>
+    <w:pPr>
+      <w:spacing w:before="240" w:after="0" w:line="259" w:lineRule="auto"/>
+      <w:outlineLvl w:val="9"/>
+    </w:pPr>
+    <w:rPr>
+      <w:kern w:val="0"/>
+      <w:sz w:val="32"/>
+      <w:szCs w:val="32"/>
+      <w:lang w:eastAsia="sk-SK"/>
+      <w14:ligatures w14:val="none"/>
+    </w:rPr>
+  </w:style>
+  <w:style w:type="paragraph" w:styleId="Obsah1">
+    <w:name w:val="toc 1"/>
+    <w:basedOn w:val="Normln"/>
+    <w:next w:val="Normln"/>
+    <w:autoRedefine/>
+    <w:uiPriority w:val="39"/>
+    <w:unhideWhenUsed/>
+    <w:rsid w:val="00C14D90"/>
+    <w:pPr>
+      <w:spacing w:after="100"/>
+    </w:pPr>
+  </w:style>
+  <w:style w:type="paragraph" w:styleId="Obsah2">
+    <w:name w:val="toc 2"/>
+    <w:basedOn w:val="Normln"/>
+    <w:next w:val="Normln"/>
+    <w:autoRedefine/>
+    <w:uiPriority w:val="39"/>
+    <w:unhideWhenUsed/>
+    <w:rsid w:val="00C14D90"/>
+    <w:pPr>
+      <w:spacing w:after="100"/>
+      <w:ind w:left="240"/>
+    </w:pPr>
   </w:style>
 </w:styles>
 </file>

--- a/docs/prirucka.docx
+++ b/docs/prirucka.docx
@@ -175,7 +175,14 @@
     <w:sdt>
       <w:sdtPr>
         <w:rPr>
-          <w:lang w:val="cs-CZ"/>
+          <w:rFonts w:eastAsiaTheme="minorHAnsi" w:cstheme="minorBidi"/>
+          <w:b w:val="0"/>
+          <w:color w:val="auto"/>
+          <w:kern w:val="2"/>
+          <w:sz w:val="24"/>
+          <w:szCs w:val="24"/>
+          <w:lang w:val="cs-CZ" w:eastAsia="en-US"/>
+          <w14:ligatures w14:val="standardContextual"/>
         </w:rPr>
         <w:id w:val="1360478617"/>
         <w:docPartObj>
@@ -185,14 +192,7 @@
       </w:sdtPr>
       <w:sdtEndPr>
         <w:rPr>
-          <w:rFonts w:eastAsiaTheme="minorHAnsi" w:cstheme="minorBidi"/>
           <w:bCs/>
-          <w:color w:val="auto"/>
-          <w:kern w:val="2"/>
-          <w:sz w:val="24"/>
-          <w:szCs w:val="24"/>
-          <w:lang w:eastAsia="en-US"/>
-          <w14:ligatures w14:val="standardContextual"/>
         </w:rPr>
       </w:sdtEndPr>
       <w:sdtContent>
@@ -283,7 +283,7 @@
                 <w:noProof/>
                 <w:webHidden/>
               </w:rPr>
-              <w:t>3</w:t>
+              <w:t>5</w:t>
             </w:r>
             <w:r>
               <w:rPr>
@@ -353,7 +353,7 @@
                 <w:noProof/>
                 <w:webHidden/>
               </w:rPr>
-              <w:t>3</w:t>
+              <w:t>5</w:t>
             </w:r>
             <w:r>
               <w:rPr>
@@ -423,7 +423,7 @@
                 <w:noProof/>
                 <w:webHidden/>
               </w:rPr>
-              <w:t>3</w:t>
+              <w:t>5</w:t>
             </w:r>
             <w:r>
               <w:rPr>
@@ -493,7 +493,7 @@
                 <w:noProof/>
                 <w:webHidden/>
               </w:rPr>
-              <w:t>3</w:t>
+              <w:t>5</w:t>
             </w:r>
             <w:r>
               <w:rPr>
@@ -563,7 +563,7 @@
                 <w:noProof/>
                 <w:webHidden/>
               </w:rPr>
-              <w:t>3</w:t>
+              <w:t>5</w:t>
             </w:r>
             <w:r>
               <w:rPr>
@@ -633,7 +633,7 @@
                 <w:noProof/>
                 <w:webHidden/>
               </w:rPr>
-              <w:t>3</w:t>
+              <w:t>6</w:t>
             </w:r>
             <w:r>
               <w:rPr>
@@ -703,7 +703,7 @@
                 <w:noProof/>
                 <w:webHidden/>
               </w:rPr>
-              <w:t>3</w:t>
+              <w:t>6</w:t>
             </w:r>
             <w:r>
               <w:rPr>
@@ -773,7 +773,7 @@
                 <w:noProof/>
                 <w:webHidden/>
               </w:rPr>
-              <w:t>3</w:t>
+              <w:t>7</w:t>
             </w:r>
             <w:r>
               <w:rPr>
@@ -843,7 +843,7 @@
                 <w:noProof/>
                 <w:webHidden/>
               </w:rPr>
-              <w:t>4</w:t>
+              <w:t>8</w:t>
             </w:r>
             <w:r>
               <w:rPr>
@@ -913,7 +913,7 @@
                 <w:noProof/>
                 <w:webHidden/>
               </w:rPr>
-              <w:t>4</w:t>
+              <w:t>8</w:t>
             </w:r>
             <w:r>
               <w:rPr>
@@ -983,7 +983,7 @@
                 <w:noProof/>
                 <w:webHidden/>
               </w:rPr>
-              <w:t>5</w:t>
+              <w:t>9</w:t>
             </w:r>
             <w:r>
               <w:rPr>
@@ -1039,73 +1039,305 @@
           <w:bCs/>
         </w:rPr>
       </w:pPr>
-      <w:bookmarkStart w:id="1" w:name="_Toc206799303"/>
       <w:r>
         <w:rPr>
           <w:rStyle w:val="Nadpis2Char"/>
         </w:rPr>
-        <w:t>&lt;HISTORIA NUMITRONOV&gt;</w:t>
-      </w:r>
-      <w:bookmarkEnd w:id="1"/>
+        <w:t xml:space="preserve">História </w:t>
+      </w:r>
+      <w:proofErr w:type="spellStart"/>
+      <w:r>
+        <w:rPr>
+          <w:rStyle w:val="Nadpis2Char"/>
+        </w:rPr>
+        <w:t>numitronov</w:t>
+      </w:r>
+      <w:proofErr w:type="spellEnd"/>
       <w:r>
         <w:rPr>
           <w:rFonts w:cs="Courier New"/>
           <w:b/>
           <w:bCs/>
         </w:rPr>
+        <w:t xml:space="preserve"> IV-9</w:t>
+      </w:r>
+      <w:r>
+        <w:rPr>
+          <w:rFonts w:cs="Courier New"/>
+          <w:b/>
+          <w:bCs/>
+        </w:rPr>
         <w:br/>
       </w:r>
       <w:r>
         <w:rPr>
           <w:rFonts w:cs="Courier New"/>
         </w:rPr>
-        <w:t>Treba</w:t>
-      </w:r>
-      <w:r>
-        <w:rPr>
-          <w:rFonts w:cs="Courier New"/>
-        </w:rPr>
-        <w:t xml:space="preserve"> dorobiť, že Straka.</w:t>
-      </w:r>
-      <w:r>
-        <w:rPr>
-          <w:rFonts w:cs="Courier New"/>
-        </w:rPr>
-        <w:t>..</w:t>
+        <w:t>TODO</w:t>
+      </w:r>
+      <w:bookmarkStart w:id="1" w:name="_Toc206799304"/>
+    </w:p>
+    <w:bookmarkEnd w:id="1"/>
+    <w:p>
+      <w:pPr>
+        <w:pStyle w:val="Nadpis2"/>
+      </w:pPr>
+      <w:r>
+        <w:t>Ovládanie</w:t>
       </w:r>
     </w:p>
     <w:p>
+      <w:r>
+        <w:t>TODO</w:t>
+      </w:r>
+    </w:p>
+    <w:p/>
+    <w:p>
       <w:pPr>
         <w:pStyle w:val="Nadpis2"/>
       </w:pPr>
-      <w:bookmarkStart w:id="2" w:name="_Toc206799304"/>
-      <w:r>
-        <w:t>&lt;OVLÁDANIE&gt;</w:t>
-      </w:r>
-      <w:bookmarkEnd w:id="2"/>
+      <w:bookmarkStart w:id="2" w:name="_Toc206799305"/>
+      <w:r>
+        <w:t>Nastavenia:</w:t>
+      </w:r>
     </w:p>
     <w:p>
       <w:r>
-        <w:t>Treba dorobiť</w:t>
-      </w:r>
-      <w:r>
-        <w:t>...</w:t>
+        <w:rPr>
+          <w:noProof/>
+        </w:rPr>
+        <mc:AlternateContent>
+          <mc:Choice Requires="wpi">
+            <w:drawing>
+              <wp:anchor distT="0" distB="0" distL="114300" distR="114300" simplePos="0" relativeHeight="251682816" behindDoc="0" locked="0" layoutInCell="1" allowOverlap="1" wp14:anchorId="2C7CA7DB" wp14:editId="10D20E26">
+                <wp:simplePos x="0" y="0"/>
+                <wp:positionH relativeFrom="column">
+                  <wp:posOffset>48895</wp:posOffset>
+                </wp:positionH>
+                <wp:positionV relativeFrom="paragraph">
+                  <wp:posOffset>195580</wp:posOffset>
+                </wp:positionV>
+                <wp:extent cx="723265" cy="728345"/>
+                <wp:effectExtent l="57150" t="57150" r="57785" b="52705"/>
+                <wp:wrapNone/>
+                <wp:docPr id="360315689" name="Rukopis 32"/>
+                <wp:cNvGraphicFramePr/>
+                <a:graphic xmlns:a="http://schemas.openxmlformats.org/drawingml/2006/main">
+                  <a:graphicData uri="http://schemas.microsoft.com/office/word/2010/wordprocessingInk">
+                    <w14:contentPart bwMode="auto" r:id="rId7">
+                      <w14:nvContentPartPr>
+                        <w14:cNvContentPartPr/>
+                      </w14:nvContentPartPr>
+                      <w14:xfrm>
+                        <a:off x="0" y="0"/>
+                        <a:ext cx="723265" cy="728345"/>
+                      </w14:xfrm>
+                    </w14:contentPart>
+                  </a:graphicData>
+                </a:graphic>
+              </wp:anchor>
+            </w:drawing>
+          </mc:Choice>
+          <mc:Fallback>
+            <w:pict>
+              <v:shapetype w14:anchorId="245086E7" id="_x0000_t75" coordsize="21600,21600" o:spt="75" o:preferrelative="t" path="m@4@5l@4@11@9@11@9@5xe" filled="f" stroked="f">
+                <v:stroke joinstyle="miter"/>
+                <v:formulas>
+                  <v:f eqn="if lineDrawn pixelLineWidth 0"/>
+                  <v:f eqn="sum @0 1 0"/>
+                  <v:f eqn="sum 0 0 @1"/>
+                  <v:f eqn="prod @2 1 2"/>
+                  <v:f eqn="prod @3 21600 pixelWidth"/>
+                  <v:f eqn="prod @3 21600 pixelHeight"/>
+                  <v:f eqn="sum @0 0 1"/>
+                  <v:f eqn="prod @6 1 2"/>
+                  <v:f eqn="prod @7 21600 pixelWidth"/>
+                  <v:f eqn="sum @8 21600 0"/>
+                  <v:f eqn="prod @7 21600 pixelHeight"/>
+                  <v:f eqn="sum @10 21600 0"/>
+                </v:formulas>
+                <v:path o:extrusionok="f" gradientshapeok="t" o:connecttype="rect"/>
+                <o:lock v:ext="edit" aspectratio="t"/>
+              </v:shapetype>
+              <v:shape id="Rukopis 32" o:spid="_x0000_s1026" type="#_x0000_t75" style="position:absolute;margin-left:3.15pt;margin-top:14.7pt;width:58.35pt;height:58.75pt;z-index:251682816;visibility:visible;mso-wrap-style:square;mso-wrap-distance-left:9pt;mso-wrap-distance-top:0;mso-wrap-distance-right:9pt;mso-wrap-distance-bottom:0;mso-position-horizontal:absolute;mso-position-horizontal-relative:text;mso-position-vertical:absolute;mso-position-vertical-relative:text" o:gfxdata="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">
+                <v:imagedata r:id="rId8" o:title=""/>
+              </v:shape>
+            </w:pict>
+          </mc:Fallback>
+        </mc:AlternateContent>
+      </w:r>
+      <w:r>
+        <w:rPr>
+          <w:noProof/>
+        </w:rPr>
+        <mc:AlternateContent>
+          <mc:Choice Requires="wpi">
+            <w:drawing>
+              <wp:anchor distT="0" distB="0" distL="114300" distR="114300" simplePos="0" relativeHeight="251669504" behindDoc="0" locked="0" layoutInCell="1" allowOverlap="1" wp14:anchorId="600E4092" wp14:editId="04DC1679">
+                <wp:simplePos x="0" y="0"/>
+                <wp:positionH relativeFrom="column">
+                  <wp:posOffset>227965</wp:posOffset>
+                </wp:positionH>
+                <wp:positionV relativeFrom="paragraph">
+                  <wp:posOffset>255270</wp:posOffset>
+                </wp:positionV>
+                <wp:extent cx="635" cy="446405"/>
+                <wp:effectExtent l="57150" t="57150" r="56515" b="48895"/>
+                <wp:wrapNone/>
+                <wp:docPr id="310120420" name="Rukopis 17"/>
+                <wp:cNvGraphicFramePr/>
+                <a:graphic xmlns:a="http://schemas.openxmlformats.org/drawingml/2006/main">
+                  <a:graphicData uri="http://schemas.microsoft.com/office/word/2010/wordprocessingInk">
+                    <w14:contentPart bwMode="auto" r:id="rId9">
+                      <w14:nvContentPartPr>
+                        <w14:cNvContentPartPr/>
+                      </w14:nvContentPartPr>
+                      <w14:xfrm>
+                        <a:off x="0" y="0"/>
+                        <a:ext cx="635" cy="446405"/>
+                      </w14:xfrm>
+                    </w14:contentPart>
+                  </a:graphicData>
+                </a:graphic>
+                <wp14:sizeRelH relativeFrom="margin">
+                  <wp14:pctWidth>0</wp14:pctWidth>
+                </wp14:sizeRelH>
+                <wp14:sizeRelV relativeFrom="margin">
+                  <wp14:pctHeight>0</wp14:pctHeight>
+                </wp14:sizeRelV>
+              </wp:anchor>
+            </w:drawing>
+          </mc:Choice>
+          <mc:Fallback>
+            <w:pict>
+              <v:shape w14:anchorId="2423784D" id="Rukopis 17" o:spid="_x0000_s1026" type="#_x0000_t75" style="position:absolute;margin-left:16.7pt;margin-top:19.4pt;width:2.5pt;height:36.55pt;z-index:251669504;visibility:visible;mso-wrap-style:square;mso-width-percent:0;mso-height-percent:0;mso-wrap-distance-left:9pt;mso-wrap-distance-top:0;mso-wrap-distance-right:9pt;mso-wrap-distance-bottom:0;mso-position-horizontal:absolute;mso-position-horizontal-relative:text;mso-position-vertical:absolute;mso-position-vertical-relative:text;mso-width-percent:0;mso-height-percent:0;mso-width-relative:margin;mso-height-relative:margin" o:gfxdata="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">
+                <v:imagedata r:id="rId10" o:title=""/>
+              </v:shape>
+            </w:pict>
+          </mc:Fallback>
+        </mc:AlternateContent>
+      </w:r>
+      <w:r>
+        <w:rPr>
+          <w:noProof/>
+        </w:rPr>
+        <mc:AlternateContent>
+          <mc:Choice Requires="wpi">
+            <w:drawing>
+              <wp:anchor distT="0" distB="0" distL="114300" distR="114300" simplePos="0" relativeHeight="251667456" behindDoc="0" locked="0" layoutInCell="1" allowOverlap="1" wp14:anchorId="558F3C6D" wp14:editId="7B687DC8">
+                <wp:simplePos x="0" y="0"/>
+                <wp:positionH relativeFrom="column">
+                  <wp:posOffset>193040</wp:posOffset>
+                </wp:positionH>
+                <wp:positionV relativeFrom="paragraph">
+                  <wp:posOffset>244475</wp:posOffset>
+                </wp:positionV>
+                <wp:extent cx="59725" cy="78105"/>
+                <wp:effectExtent l="57150" t="57150" r="54610" b="55245"/>
+                <wp:wrapNone/>
+                <wp:docPr id="1490805726" name="Rukopis 15"/>
+                <wp:cNvGraphicFramePr/>
+                <a:graphic xmlns:a="http://schemas.openxmlformats.org/drawingml/2006/main">
+                  <a:graphicData uri="http://schemas.microsoft.com/office/word/2010/wordprocessingInk">
+                    <w14:contentPart bwMode="auto" r:id="rId11">
+                      <w14:nvContentPartPr>
+                        <w14:cNvContentPartPr/>
+                      </w14:nvContentPartPr>
+                      <w14:xfrm>
+                        <a:off x="0" y="0"/>
+                        <a:ext cx="59725" cy="78105"/>
+                      </w14:xfrm>
+                    </w14:contentPart>
+                  </a:graphicData>
+                </a:graphic>
+              </wp:anchor>
+            </w:drawing>
+          </mc:Choice>
+          <mc:Fallback>
+            <w:pict>
+              <v:shape w14:anchorId="649EDC2E" id="Rukopis 15" o:spid="_x0000_s1026" type="#_x0000_t75" style="position:absolute;margin-left:14.5pt;margin-top:18.55pt;width:6.1pt;height:7.55pt;z-index:251667456;visibility:visible;mso-wrap-style:square;mso-wrap-distance-left:9pt;mso-wrap-distance-top:0;mso-wrap-distance-right:9pt;mso-wrap-distance-bottom:0;mso-position-horizontal:absolute;mso-position-horizontal-relative:text;mso-position-vertical:absolute;mso-position-vertical-relative:text" o:gfxdata="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">
+                <v:imagedata r:id="rId12" o:title=""/>
+              </v:shape>
+            </w:pict>
+          </mc:Fallback>
+        </mc:AlternateContent>
+      </w:r>
+      <w:r>
+        <w:rPr>
+          <w:noProof/>
+        </w:rPr>
+        <mc:AlternateContent>
+          <mc:Choice Requires="wpi">
+            <w:drawing>
+              <wp:anchor distT="0" distB="0" distL="114300" distR="114300" simplePos="0" relativeHeight="251661312" behindDoc="0" locked="0" layoutInCell="1" allowOverlap="1" wp14:anchorId="06C2F5F2" wp14:editId="72D29301">
+                <wp:simplePos x="0" y="0"/>
+                <wp:positionH relativeFrom="column">
+                  <wp:posOffset>26670</wp:posOffset>
+                </wp:positionH>
+                <wp:positionV relativeFrom="paragraph">
+                  <wp:posOffset>212090</wp:posOffset>
+                </wp:positionV>
+                <wp:extent cx="75145" cy="124460"/>
+                <wp:effectExtent l="57150" t="57150" r="20320" b="46990"/>
+                <wp:wrapNone/>
+                <wp:docPr id="935777902" name="Rukopis 9"/>
+                <wp:cNvGraphicFramePr/>
+                <a:graphic xmlns:a="http://schemas.openxmlformats.org/drawingml/2006/main">
+                  <a:graphicData uri="http://schemas.microsoft.com/office/word/2010/wordprocessingInk">
+                    <w14:contentPart bwMode="auto" r:id="rId13">
+                      <w14:nvContentPartPr>
+                        <w14:cNvContentPartPr/>
+                      </w14:nvContentPartPr>
+                      <w14:xfrm>
+                        <a:off x="0" y="0"/>
+                        <a:ext cx="75145" cy="124460"/>
+                      </w14:xfrm>
+                    </w14:contentPart>
+                  </a:graphicData>
+                </a:graphic>
+              </wp:anchor>
+            </w:drawing>
+          </mc:Choice>
+          <mc:Fallback>
+            <w:pict>
+              <v:shape w14:anchorId="3F255B95" id="Rukopis 9" o:spid="_x0000_s1026" type="#_x0000_t75" style="position:absolute;margin-left:1.4pt;margin-top:16pt;width:7.3pt;height:11.2pt;z-index:251661312;visibility:visible;mso-wrap-style:square;mso-wrap-distance-left:9pt;mso-wrap-distance-top:0;mso-wrap-distance-right:9pt;mso-wrap-distance-bottom:0;mso-position-horizontal:absolute;mso-position-horizontal-relative:text;mso-position-vertical:absolute;mso-position-vertical-relative:text" o:gfxdata="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">
+                <v:imagedata r:id="rId14" o:title=""/>
+              </v:shape>
+            </w:pict>
+          </mc:Fallback>
+        </mc:AlternateContent>
+      </w:r>
+      <w:r>
+        <w:t>1|2|3|4</w:t>
+      </w:r>
+      <w:r>
+        <w:br/>
+        <w:t xml:space="preserve">| | | |- </w:t>
+      </w:r>
+      <w:r>
+        <w:br/>
+        <w:t xml:space="preserve">| | |--- </w:t>
+      </w:r>
+      <w:r>
+        <w:br/>
+        <w:t xml:space="preserve">| |----- [1/0] </w:t>
+      </w:r>
+      <w:r>
+        <w:br/>
+        <w:t xml:space="preserve">| ------ </w:t>
+      </w:r>
+      <w:r>
+        <w:t>2 – 12 hodinový režim, 4 – 24 hodinový režim</w:t>
       </w:r>
     </w:p>
     <w:p>
-      <w:pPr>
-        <w:rPr>
-          <w:rFonts w:cs="Courier New"/>
-        </w:rPr>
-      </w:pPr>
-      <w:bookmarkStart w:id="3" w:name="_Toc206799305"/>
       <w:r>
         <w:rPr>
           <w:rStyle w:val="Nadpis2Char"/>
         </w:rPr>
         <w:t>Firmvér</w:t>
       </w:r>
-      <w:bookmarkEnd w:id="3"/>
+      <w:bookmarkEnd w:id="2"/>
       <w:r>
         <w:rPr>
           <w:rFonts w:cs="Courier New"/>
@@ -1180,22 +1412,30 @@
         <w:t>I, ktorý je možné v prípade potreby preinštalovať pomocou ICSP zbernice osadenej na doske hodín.</w:t>
       </w:r>
     </w:p>
+    <w:p/>
     <w:p>
       <w:pPr>
-        <w:rPr>
-          <w:rFonts w:cs="Courier New"/>
-        </w:rPr>
-      </w:pPr>
+        <w:pStyle w:val="Nadpis2"/>
+      </w:pPr>
+      <w:bookmarkStart w:id="3" w:name="_Toc206799306"/>
+      <w:r>
+        <w:t>Manuálne nastavovanie</w:t>
+      </w:r>
+      <w:bookmarkEnd w:id="3"/>
     </w:p>
     <w:p>
       <w:pPr>
-        <w:pStyle w:val="Nadpis2"/>
-      </w:pPr>
-      <w:bookmarkStart w:id="4" w:name="_Toc206799306"/>
-      <w:r>
-        <w:t>Manuálne nastavovanie</w:t>
-      </w:r>
-      <w:bookmarkEnd w:id="4"/>
+        <w:jc w:val="both"/>
+        <w:rPr>
+          <w:rFonts w:cs="Courier New"/>
+        </w:rPr>
+      </w:pPr>
+      <w:r>
+        <w:rPr>
+          <w:rFonts w:cs="Courier New"/>
+        </w:rPr>
+        <w:t>Na zadnej strane hodín sú osadené dve tlačidlá ktorými je možné hodiny nastavovať manuálne. Jedno tlačidlo posúva kurzor a druhé hodnotu na mieste kurzora. Stlačením oboch tlačidiel naraz sa prepína nastavovací režim. Podržaním jedného z tlačidiel sa nastavuje jas.</w:t>
+      </w:r>
     </w:p>
     <w:p>
       <w:pPr>
@@ -1204,12 +1444,6 @@
           <w:rFonts w:cs="Courier New"/>
         </w:rPr>
       </w:pPr>
-      <w:r>
-        <w:rPr>
-          <w:rFonts w:cs="Courier New"/>
-        </w:rPr>
-        <w:t>Na zadnej strane hodín sú osadené dve tlačidlá ktorými je možné hodiny nastavovať manuálne. Jedno tlačidlo posúva kurzor a druhé hodnotu na mieste kurzora. Stlačením oboch tlačidiel naraz sa prepína nastavovací režim. Podržaním jedného z tlačidiel sa nastavuje jas.</w:t>
-      </w:r>
     </w:p>
     <w:p>
       <w:pPr>
@@ -1218,35 +1452,124 @@
           <w:rFonts w:cs="Courier New"/>
         </w:rPr>
       </w:pPr>
+      <w:bookmarkStart w:id="4" w:name="_Toc206799307"/>
+      <w:r>
+        <w:rPr>
+          <w:rStyle w:val="Nadpis2Char"/>
+        </w:rPr>
+        <w:t>Napájanie</w:t>
+      </w:r>
+      <w:bookmarkEnd w:id="4"/>
+      <w:r>
+        <w:rPr>
+          <w:rFonts w:cs="Courier New"/>
+          <w:b/>
+          <w:bCs/>
+        </w:rPr>
+        <w:br/>
+      </w:r>
+      <w:r>
+        <w:rPr>
+          <w:rFonts w:cs="Courier New"/>
+        </w:rPr>
+        <w:t>Hodiny sa napájajú zo zdroja s výstupom 5V schopným dodať aspoň 10W. Zdroj by mal byť ideálne spínaný pre čo najnižšiu stratovosť s frekvenciou spínania vyššou ako 77.5 kHz aby sa predišlo rušeniu DCF77 prijímača.</w:t>
+      </w:r>
     </w:p>
     <w:p>
       <w:pPr>
-        <w:jc w:val="both"/>
-        <w:rPr>
-          <w:rFonts w:cs="Courier New"/>
-        </w:rPr>
-      </w:pPr>
-      <w:bookmarkStart w:id="5" w:name="_Toc206799307"/>
-      <w:r>
-        <w:rPr>
-          <w:rStyle w:val="Nadpis2Char"/>
-        </w:rPr>
-        <w:t>Napájanie</w:t>
-      </w:r>
-      <w:bookmarkEnd w:id="5"/>
-      <w:r>
+        <w:rPr>
+          <w:rFonts w:cs="Courier New"/>
+        </w:rPr>
+      </w:pPr>
+    </w:p>
+    <w:p>
+      <w:pPr>
         <w:rPr>
           <w:rFonts w:cs="Courier New"/>
           <w:b/>
           <w:bCs/>
         </w:rPr>
+      </w:pPr>
+      <w:bookmarkStart w:id="5" w:name="_Toc206799308"/>
+      <w:r>
+        <w:rPr>
+          <w:rStyle w:val="Nadpis2Char"/>
+        </w:rPr>
+        <w:t>Pr</w:t>
+      </w:r>
+      <w:r>
+        <w:rPr>
+          <w:rStyle w:val="Nadpis2Char"/>
+        </w:rPr>
+        <w:t>i</w:t>
+      </w:r>
+      <w:r>
+        <w:rPr>
+          <w:rStyle w:val="Nadpis2Char"/>
+        </w:rPr>
+        <w:t>j</w:t>
+      </w:r>
+      <w:r>
+        <w:rPr>
+          <w:rStyle w:val="Nadpis2Char"/>
+        </w:rPr>
+        <w:t>í</w:t>
+      </w:r>
+      <w:r>
+        <w:rPr>
+          <w:rStyle w:val="Nadpis2Char"/>
+        </w:rPr>
+        <w:t>mač DCF77</w:t>
+      </w:r>
+      <w:bookmarkEnd w:id="5"/>
+      <w:r>
+        <w:rPr>
+          <w:rFonts w:cs="Courier New"/>
+          <w:b/>
+          <w:bCs/>
+        </w:rPr>
         <w:br/>
       </w:r>
       <w:r>
         <w:rPr>
           <w:rFonts w:cs="Courier New"/>
         </w:rPr>
-        <w:t>Hodiny sa napájajú zo zdroja s výstupom 5V schopným dodať aspoň 10W. Zdroj by mal byť ideálne spínaný pre čo najnižšiu stratovosť s frekvenciou spínania vyššou ako 77.5 kHz aby sa predišlo rušeniu DCF77 prijímača.</w:t>
+        <w:t xml:space="preserve">Synchronizácia s atómovými hodinami v nemeckom </w:t>
+      </w:r>
+      <w:proofErr w:type="spellStart"/>
+      <w:r>
+        <w:rPr>
+          <w:rFonts w:cs="Courier New"/>
+        </w:rPr>
+        <w:t>Mainflingene</w:t>
+      </w:r>
+      <w:proofErr w:type="spellEnd"/>
+      <w:r>
+        <w:rPr>
+          <w:rFonts w:cs="Courier New"/>
+        </w:rPr>
+        <w:t>,</w:t>
+      </w:r>
+      <w:r>
+        <w:rPr>
+          <w:rFonts w:cs="Courier New"/>
+          <w:b/>
+          <w:bCs/>
+        </w:rPr>
+        <w:br/>
+      </w:r>
+      <w:r>
+        <w:rPr>
+          <w:rFonts w:cs="Courier New"/>
+        </w:rPr>
+        <w:t>&lt;POPIS indikačnej LED&gt;</w:t>
+      </w:r>
+      <w:r>
+        <w:rPr>
+          <w:rFonts w:cs="Courier New"/>
+        </w:rPr>
+        <w:br/>
+        <w:t>&lt;POPIS ZAHAJENIA MANULANEJ SYNCHRONIZACIE&gt;</w:t>
       </w:r>
     </w:p>
     <w:p>
@@ -1258,155 +1581,126 @@
     </w:p>
     <w:p>
       <w:pPr>
+        <w:pStyle w:val="Nadpis2"/>
+      </w:pPr>
+      <w:bookmarkStart w:id="6" w:name="_Toc206799309"/>
+      <w:r>
+        <w:t>Záložná batéria</w:t>
+      </w:r>
+      <w:bookmarkEnd w:id="6"/>
+    </w:p>
+    <w:p>
+      <w:pPr>
+        <w:jc w:val="both"/>
+        <w:rPr>
+          <w:rFonts w:cs="Courier New"/>
+        </w:rPr>
+      </w:pPr>
+      <w:r>
+        <w:rPr>
+          <w:rFonts w:cs="Courier New"/>
+        </w:rPr>
+        <w:t xml:space="preserve">Napája elektroniku zodpovednú za udržovanie aktuálneho času po vypojení z el. siete. Pri bežných podmienkach by mala vydržať približne 5 rokov. </w:t>
+      </w:r>
+      <w:r>
+        <w:rPr>
+          <w:rFonts w:cs="Courier New"/>
+        </w:rPr>
+        <w:t xml:space="preserve">Ak si hodiny nezachovávajú správny čas po vypojení zo siete, batériu je treba </w:t>
+      </w:r>
+      <w:r>
+        <w:rPr>
+          <w:rFonts w:cs="Courier New"/>
+        </w:rPr>
+        <w:t xml:space="preserve">vymeniť za </w:t>
+      </w:r>
+      <w:r>
+        <w:rPr>
+          <w:rFonts w:cs="Courier New"/>
+        </w:rPr>
+        <w:t>kvalitnú mincovú batériu CR2032.</w:t>
+      </w:r>
+    </w:p>
+    <w:p>
+      <w:pPr>
         <w:rPr>
           <w:rFonts w:cs="Courier New"/>
           <w:b/>
           <w:bCs/>
         </w:rPr>
       </w:pPr>
-      <w:bookmarkStart w:id="6" w:name="_Toc206799308"/>
-      <w:r>
-        <w:rPr>
-          <w:rStyle w:val="Nadpis2Char"/>
-        </w:rPr>
-        <w:t>Pr</w:t>
-      </w:r>
-      <w:r>
-        <w:rPr>
-          <w:rStyle w:val="Nadpis2Char"/>
-        </w:rPr>
-        <w:t>i</w:t>
-      </w:r>
-      <w:r>
-        <w:rPr>
-          <w:rStyle w:val="Nadpis2Char"/>
-        </w:rPr>
-        <w:t>j</w:t>
-      </w:r>
-      <w:r>
-        <w:rPr>
-          <w:rStyle w:val="Nadpis2Char"/>
-        </w:rPr>
-        <w:t>í</w:t>
-      </w:r>
-      <w:r>
-        <w:rPr>
-          <w:rStyle w:val="Nadpis2Char"/>
-        </w:rPr>
-        <w:t>mač DCF77</w:t>
-      </w:r>
-      <w:bookmarkEnd w:id="6"/>
       <w:r>
         <w:rPr>
           <w:rFonts w:cs="Courier New"/>
           <w:b/>
           <w:bCs/>
         </w:rPr>
-        <w:br/>
-      </w:r>
-      <w:r>
-        <w:rPr>
-          <w:rFonts w:cs="Courier New"/>
-        </w:rPr>
-        <w:t xml:space="preserve">Synchronizácia s atómovými hodinami v nemeckom </w:t>
-      </w:r>
-      <w:proofErr w:type="spellStart"/>
-      <w:r>
-        <w:rPr>
-          <w:rFonts w:cs="Courier New"/>
-        </w:rPr>
-        <w:t>Mainflingene</w:t>
-      </w:r>
-      <w:proofErr w:type="spellEnd"/>
-      <w:r>
-        <w:rPr>
-          <w:rFonts w:cs="Courier New"/>
-        </w:rPr>
-        <w:t>,</w:t>
-      </w:r>
-      <w:r>
-        <w:rPr>
-          <w:rFonts w:cs="Courier New"/>
-          <w:b/>
-          <w:bCs/>
-        </w:rPr>
-        <w:br/>
-      </w:r>
-      <w:r>
-        <w:rPr>
-          <w:rFonts w:cs="Courier New"/>
-        </w:rPr>
-        <w:t>&lt;POPIS indikačnej LED&gt;</w:t>
-      </w:r>
-      <w:r>
-        <w:rPr>
-          <w:rFonts w:cs="Courier New"/>
-        </w:rPr>
-        <w:br/>
-        <w:t>&lt;POPIS ZAHAJENIA MANULANEJ SYNCHRONIZACIE&gt;</w:t>
+        <w:br w:type="page"/>
       </w:r>
     </w:p>
     <w:p>
       <w:pPr>
-        <w:rPr>
-          <w:rFonts w:cs="Courier New"/>
-        </w:rPr>
-      </w:pPr>
-    </w:p>
-    <w:p>
-      <w:pPr>
         <w:pStyle w:val="Nadpis2"/>
       </w:pPr>
-      <w:bookmarkStart w:id="7" w:name="_Toc206799309"/>
-      <w:r>
-        <w:t>Záložná batéria</w:t>
+      <w:bookmarkStart w:id="7" w:name="_Toc206799310"/>
+      <w:r>
+        <w:lastRenderedPageBreak/>
+        <w:t>Poistka</w:t>
       </w:r>
       <w:bookmarkEnd w:id="7"/>
     </w:p>
     <w:p>
       <w:pPr>
-        <w:rPr>
-          <w:rFonts w:cs="Courier New"/>
-        </w:rPr>
-      </w:pPr>
-      <w:r>
-        <w:rPr>
-          <w:rFonts w:cs="Courier New"/>
-        </w:rPr>
-        <w:t xml:space="preserve">Napája elektroniku zodpovednú za udržovanie aktuálneho času po vypojení z el. siete. Pri bežných podmienkach by mala vydržať približne 5 rokov. </w:t>
-      </w:r>
-      <w:r>
-        <w:rPr>
-          <w:rFonts w:cs="Courier New"/>
-        </w:rPr>
-        <w:t>Ak si hodiny nezachovávajú správny čas po vypojení zo siete, batériu je treba vymeniť. Pri výmene použite kvalitnú mincovú batériu CR2032.</w:t>
+        <w:jc w:val="both"/>
+        <w:rPr>
+          <w:rFonts w:cs="Courier New"/>
+        </w:rPr>
+      </w:pPr>
+      <w:r>
+        <w:rPr>
+          <w:rFonts w:cs="Courier New"/>
+        </w:rPr>
+        <w:t xml:space="preserve">Hlavná poistka je dimenzovaná tak aby sa vypálila len </w:t>
+      </w:r>
+      <w:r>
+        <w:rPr>
+          <w:rFonts w:cs="Courier New"/>
+        </w:rPr>
+        <w:t>pri</w:t>
+      </w:r>
+      <w:r>
+        <w:rPr>
+          <w:rFonts w:cs="Courier New"/>
+        </w:rPr>
+        <w:t xml:space="preserve"> k závažnej chybe v elektronike hodín. Teda</w:t>
+      </w:r>
+      <w:r>
+        <w:rPr>
+          <w:rFonts w:cs="Courier New"/>
+        </w:rPr>
+        <w:t xml:space="preserve"> pri vypálení</w:t>
+      </w:r>
+      <w:r>
+        <w:rPr>
+          <w:rFonts w:cs="Courier New"/>
+        </w:rPr>
+        <w:t>, odporúčame problém riešiť servisne.</w:t>
       </w:r>
     </w:p>
     <w:p>
       <w:pPr>
         <w:rPr>
           <w:rFonts w:cs="Courier New"/>
-          <w:b/>
-          <w:bCs/>
-        </w:rPr>
-      </w:pPr>
-      <w:r>
-        <w:rPr>
-          <w:rFonts w:cs="Courier New"/>
-          <w:b/>
-          <w:bCs/>
-        </w:rPr>
-        <w:br w:type="page"/>
-      </w:r>
+        </w:rPr>
+      </w:pPr>
     </w:p>
     <w:p>
       <w:pPr>
         <w:pStyle w:val="Nadpis2"/>
       </w:pPr>
-      <w:bookmarkStart w:id="8" w:name="_Toc206799310"/>
-      <w:r>
-        <w:lastRenderedPageBreak/>
-        <w:t>Poistka</w:t>
+      <w:bookmarkStart w:id="8" w:name="_Toc206799311"/>
+      <w:r>
+        <w:t>Servis</w:t>
       </w:r>
       <w:bookmarkEnd w:id="8"/>
     </w:p>
@@ -1420,25 +1714,470 @@
         <w:rPr>
           <w:rFonts w:cs="Courier New"/>
         </w:rPr>
-        <w:t>Hlavná poistka je dimenzovaná tak aby sa vypálila len ak dôjde k závažnej chybe v elektronike hodín. Teda v prípade, že je vypálená, odporúčame problém riešiť servisne.</w:t>
+        <w:t xml:space="preserve">V prípade poruchy volajte na tel. číslo +421 950 368 559 alebo </w:t>
+      </w:r>
+      <w:r>
+        <w:rPr>
+          <w:rFonts w:cs="Courier New"/>
+        </w:rPr>
+        <w:t>navštívte</w:t>
+      </w:r>
+      <w:r>
+        <w:rPr>
+          <w:rFonts w:cs="Courier New"/>
+        </w:rPr>
+        <w:t xml:space="preserve"> našu pobočku v Korni.</w:t>
       </w:r>
     </w:p>
     <w:p>
       <w:pPr>
         <w:rPr>
           <w:rFonts w:cs="Courier New"/>
-        </w:rPr>
-      </w:pPr>
+          <w:b/>
+          <w:bCs/>
+        </w:rPr>
+      </w:pPr>
+      <w:r>
+        <w:rPr>
+          <w:rFonts w:cs="Courier New"/>
+          <w:b/>
+          <w:bCs/>
+        </w:rPr>
+        <w:br w:type="page"/>
+      </w:r>
     </w:p>
     <w:p>
       <w:pPr>
-        <w:pStyle w:val="Nadpis2"/>
-      </w:pPr>
-      <w:bookmarkStart w:id="9" w:name="_Toc206799311"/>
-      <w:r>
-        <w:t>Servis</w:t>
+        <w:rPr>
+          <w:rFonts w:cs="Courier New"/>
+        </w:rPr>
+      </w:pPr>
+      <w:r>
+        <w:rPr>
+          <w:rFonts w:cs="Courier New"/>
+          <w:b/>
+          <w:bCs/>
+        </w:rPr>
+        <w:lastRenderedPageBreak/>
+        <w:br/>
+      </w:r>
+      <w:bookmarkStart w:id="9" w:name="_Toc206799312"/>
+      <w:r>
+        <w:rPr>
+          <w:rStyle w:val="Nadpis2Char"/>
+        </w:rPr>
+        <w:t>Spolupracovali</w:t>
       </w:r>
       <w:bookmarkEnd w:id="9"/>
+      <w:r>
+        <w:rPr>
+          <w:rFonts w:cs="Courier New"/>
+        </w:rPr>
+        <w:br/>
+      </w:r>
+      <w:r>
+        <w:rPr>
+          <w:rFonts w:cs="Courier New"/>
+        </w:rPr>
+        <w:t xml:space="preserve">- </w:t>
+      </w:r>
+      <w:r>
+        <w:rPr>
+          <w:rFonts w:cs="Courier New"/>
+          <w:u w:val="single"/>
+        </w:rPr>
+        <w:t>Vedúci projektu</w:t>
+      </w:r>
+      <w:r>
+        <w:rPr>
+          <w:rFonts w:cs="Courier New"/>
+          <w:u w:val="single"/>
+        </w:rPr>
+        <w:t>:</w:t>
+      </w:r>
+      <w:r>
+        <w:rPr>
+          <w:rFonts w:cs="Courier New"/>
+        </w:rPr>
+        <w:t xml:space="preserve"> Filip Mitka</w:t>
+      </w:r>
+      <w:r>
+        <w:rPr>
+          <w:rFonts w:cs="Courier New"/>
+        </w:rPr>
+        <w:br/>
+        <w:t>-</w:t>
+      </w:r>
+      <w:r>
+        <w:rPr>
+          <w:rFonts w:cs="Courier New"/>
+        </w:rPr>
+        <w:t xml:space="preserve"> </w:t>
+      </w:r>
+      <w:r>
+        <w:rPr>
+          <w:rFonts w:cs="Courier New"/>
+          <w:u w:val="single"/>
+        </w:rPr>
+        <w:t>Vedúci výroby</w:t>
+      </w:r>
+      <w:r>
+        <w:rPr>
+          <w:rFonts w:cs="Courier New"/>
+          <w:u w:val="single"/>
+        </w:rPr>
+        <w:t>:</w:t>
+      </w:r>
+      <w:r>
+        <w:rPr>
+          <w:rFonts w:cs="Courier New"/>
+        </w:rPr>
+        <w:t xml:space="preserve"> Kristián </w:t>
+      </w:r>
+      <w:proofErr w:type="spellStart"/>
+      <w:r>
+        <w:rPr>
+          <w:rFonts w:cs="Courier New"/>
+        </w:rPr>
+        <w:t>Perďoch</w:t>
+      </w:r>
+      <w:proofErr w:type="spellEnd"/>
+      <w:r>
+        <w:rPr>
+          <w:rFonts w:cs="Courier New"/>
+        </w:rPr>
+        <w:br/>
+      </w:r>
+      <w:r>
+        <w:rPr>
+          <w:rFonts w:cs="Courier New"/>
+        </w:rPr>
+        <w:t>-</w:t>
+      </w:r>
+      <w:r>
+        <w:rPr>
+          <w:rFonts w:cs="Courier New"/>
+        </w:rPr>
+        <w:t xml:space="preserve"> </w:t>
+      </w:r>
+      <w:r>
+        <w:rPr>
+          <w:rFonts w:cs="Courier New"/>
+          <w:u w:val="single"/>
+        </w:rPr>
+        <w:t>Drevovýroba a modelovanie:</w:t>
+      </w:r>
+      <w:r>
+        <w:rPr>
+          <w:rFonts w:cs="Courier New"/>
+        </w:rPr>
+        <w:t xml:space="preserve"> Bartolomej Mikula</w:t>
+      </w:r>
+      <w:r>
+        <w:rPr>
+          <w:rFonts w:cs="Courier New"/>
+        </w:rPr>
+        <w:br/>
+      </w:r>
+      <w:r>
+        <w:rPr>
+          <w:rFonts w:cs="Courier New"/>
+        </w:rPr>
+        <w:t>-</w:t>
+      </w:r>
+      <w:r>
+        <w:rPr>
+          <w:rFonts w:cs="Courier New"/>
+        </w:rPr>
+        <w:t xml:space="preserve"> </w:t>
+      </w:r>
+      <w:proofErr w:type="spellStart"/>
+      <w:r>
+        <w:rPr>
+          <w:rFonts w:cs="Courier New"/>
+          <w:u w:val="single"/>
+        </w:rPr>
+        <w:t>Biblistika</w:t>
+      </w:r>
+      <w:proofErr w:type="spellEnd"/>
+      <w:r>
+        <w:rPr>
+          <w:rFonts w:cs="Courier New"/>
+          <w:u w:val="single"/>
+        </w:rPr>
+        <w:t>:</w:t>
+      </w:r>
+      <w:r>
+        <w:rPr>
+          <w:rFonts w:cs="Courier New"/>
+        </w:rPr>
+        <w:t xml:space="preserve"> Jozef </w:t>
+      </w:r>
+      <w:proofErr w:type="spellStart"/>
+      <w:r>
+        <w:rPr>
+          <w:rFonts w:cs="Courier New"/>
+        </w:rPr>
+        <w:t>Hroš</w:t>
+      </w:r>
+      <w:proofErr w:type="spellEnd"/>
+      <w:r>
+        <w:rPr>
+          <w:rFonts w:cs="Courier New"/>
+        </w:rPr>
+        <w:br/>
+      </w:r>
+      <w:r>
+        <w:rPr>
+          <w:rFonts w:cs="Courier New"/>
+        </w:rPr>
+        <w:t xml:space="preserve">- </w:t>
+      </w:r>
+      <w:r>
+        <w:rPr>
+          <w:rFonts w:cs="Courier New"/>
+          <w:u w:val="single"/>
+        </w:rPr>
+        <w:t>Manažér marketingu:</w:t>
+      </w:r>
+      <w:r>
+        <w:rPr>
+          <w:rFonts w:cs="Courier New"/>
+        </w:rPr>
+        <w:t xml:space="preserve"> Šimon </w:t>
+      </w:r>
+      <w:proofErr w:type="spellStart"/>
+      <w:r>
+        <w:rPr>
+          <w:rFonts w:cs="Courier New"/>
+        </w:rPr>
+        <w:t>Šinal</w:t>
+      </w:r>
+      <w:proofErr w:type="spellEnd"/>
+      <w:r>
+        <w:rPr>
+          <w:rFonts w:cs="Courier New"/>
+        </w:rPr>
+        <w:br/>
+      </w:r>
+      <w:r>
+        <w:rPr>
+          <w:rFonts w:cs="Courier New"/>
+        </w:rPr>
+        <w:t>-</w:t>
+      </w:r>
+      <w:r>
+        <w:rPr>
+          <w:rFonts w:cs="Courier New"/>
+        </w:rPr>
+        <w:t xml:space="preserve"> </w:t>
+      </w:r>
+      <w:r>
+        <w:rPr>
+          <w:rFonts w:cs="Courier New"/>
+          <w:u w:val="single"/>
+        </w:rPr>
+        <w:t>Kritika</w:t>
+      </w:r>
+      <w:r>
+        <w:rPr>
+          <w:rFonts w:cs="Courier New"/>
+          <w:u w:val="single"/>
+        </w:rPr>
+        <w:t xml:space="preserve"> hardvéru</w:t>
+      </w:r>
+      <w:r>
+        <w:rPr>
+          <w:rFonts w:cs="Courier New"/>
+          <w:u w:val="single"/>
+        </w:rPr>
+        <w:t>:</w:t>
+      </w:r>
+      <w:r>
+        <w:rPr>
+          <w:rFonts w:cs="Courier New"/>
+        </w:rPr>
+        <w:t xml:space="preserve"> Ing. Viliam </w:t>
+      </w:r>
+      <w:proofErr w:type="spellStart"/>
+      <w:r>
+        <w:rPr>
+          <w:rFonts w:cs="Courier New"/>
+        </w:rPr>
+        <w:t>Koprda</w:t>
+      </w:r>
+      <w:proofErr w:type="spellEnd"/>
+      <w:r>
+        <w:rPr>
+          <w:rFonts w:cs="Courier New"/>
+        </w:rPr>
+        <w:t xml:space="preserve">, Ing. Dušan </w:t>
+      </w:r>
+      <w:proofErr w:type="spellStart"/>
+      <w:r>
+        <w:rPr>
+          <w:rFonts w:cs="Courier New"/>
+        </w:rPr>
+        <w:t>Dragúň</w:t>
+      </w:r>
+      <w:proofErr w:type="spellEnd"/>
+      <w:r>
+        <w:rPr>
+          <w:rFonts w:cs="Courier New"/>
+        </w:rPr>
+        <w:br/>
+        <w:t xml:space="preserve">- </w:t>
+      </w:r>
+      <w:r>
+        <w:rPr>
+          <w:rFonts w:cs="Courier New"/>
+          <w:u w:val="single"/>
+        </w:rPr>
+        <w:t>Súčiastky:</w:t>
+      </w:r>
+      <w:r>
+        <w:rPr>
+          <w:rFonts w:cs="Courier New"/>
+        </w:rPr>
+        <w:t xml:space="preserve"> MB </w:t>
+      </w:r>
+      <w:proofErr w:type="spellStart"/>
+      <w:r>
+        <w:rPr>
+          <w:rFonts w:cs="Courier New"/>
+        </w:rPr>
+        <w:t>Electronic</w:t>
+      </w:r>
+      <w:proofErr w:type="spellEnd"/>
+      <w:r>
+        <w:rPr>
+          <w:rFonts w:cs="Courier New"/>
+        </w:rPr>
+        <w:t xml:space="preserve"> Žilina, </w:t>
+      </w:r>
+      <w:r>
+        <w:rPr>
+          <w:rFonts w:cs="Courier New"/>
+        </w:rPr>
+        <w:t>VP Centrum</w:t>
+      </w:r>
+      <w:r>
+        <w:rPr>
+          <w:rFonts w:cs="Courier New"/>
+        </w:rPr>
+        <w:t xml:space="preserve"> Litoměřice</w:t>
+      </w:r>
+      <w:r>
+        <w:rPr>
+          <w:rFonts w:cs="Courier New"/>
+        </w:rPr>
+        <w:t>, Techfun.sk</w:t>
+      </w:r>
+      <w:r>
+        <w:rPr>
+          <w:rFonts w:cs="Courier New"/>
+        </w:rPr>
+        <w:t>, tomshardware.sk</w:t>
+      </w:r>
+      <w:r>
+        <w:rPr>
+          <w:rFonts w:cs="Courier New"/>
+        </w:rPr>
+        <w:t xml:space="preserve">, tme.eu, PS </w:t>
+      </w:r>
+      <w:proofErr w:type="spellStart"/>
+      <w:r>
+        <w:rPr>
+          <w:rFonts w:cs="Courier New"/>
+        </w:rPr>
+        <w:t>Electronic</w:t>
+      </w:r>
+      <w:proofErr w:type="spellEnd"/>
+      <w:r>
+        <w:rPr>
+          <w:rFonts w:cs="Courier New"/>
+        </w:rPr>
+        <w:br/>
+        <w:t xml:space="preserve">- </w:t>
+      </w:r>
+      <w:r>
+        <w:rPr>
+          <w:rFonts w:cs="Courier New"/>
+          <w:u w:val="single"/>
+        </w:rPr>
+        <w:t>Chémia na leptanie DPS:</w:t>
+      </w:r>
+      <w:r>
+        <w:rPr>
+          <w:rFonts w:cs="Courier New"/>
+        </w:rPr>
+        <w:t xml:space="preserve"> Ladislav </w:t>
+      </w:r>
+      <w:proofErr w:type="spellStart"/>
+      <w:r>
+        <w:rPr>
+          <w:rFonts w:cs="Courier New"/>
+        </w:rPr>
+        <w:t>Zimka</w:t>
+      </w:r>
+      <w:proofErr w:type="spellEnd"/>
+      <w:r>
+        <w:rPr>
+          <w:rFonts w:cs="Courier New"/>
+        </w:rPr>
+        <w:br/>
+        <w:t xml:space="preserve">- </w:t>
+      </w:r>
+      <w:r>
+        <w:rPr>
+          <w:rFonts w:cs="Courier New"/>
+          <w:u w:val="single"/>
+        </w:rPr>
+        <w:t xml:space="preserve">Poskytovateľ </w:t>
+      </w:r>
+      <w:proofErr w:type="spellStart"/>
+      <w:r>
+        <w:rPr>
+          <w:rFonts w:cs="Courier New"/>
+          <w:u w:val="single"/>
+        </w:rPr>
+        <w:t>numitrono</w:t>
+      </w:r>
+      <w:r>
+        <w:rPr>
+          <w:rFonts w:cs="Courier New"/>
+          <w:u w:val="single"/>
+        </w:rPr>
+        <w:t>v</w:t>
+      </w:r>
+      <w:proofErr w:type="spellEnd"/>
+      <w:r>
+        <w:rPr>
+          <w:rFonts w:cs="Courier New"/>
+          <w:u w:val="single"/>
+        </w:rPr>
+        <w:t>:</w:t>
+      </w:r>
+      <w:r>
+        <w:rPr>
+          <w:rFonts w:cs="Courier New"/>
+        </w:rPr>
+        <w:t xml:space="preserve"> Robert </w:t>
+      </w:r>
+      <w:proofErr w:type="spellStart"/>
+      <w:r>
+        <w:rPr>
+          <w:rFonts w:cs="Courier New"/>
+        </w:rPr>
+        <w:t>Ziedins</w:t>
+      </w:r>
+      <w:proofErr w:type="spellEnd"/>
+      <w:r>
+        <w:rPr>
+          <w:rFonts w:cs="Courier New"/>
+        </w:rPr>
+        <w:t>, Litva</w:t>
+      </w:r>
     </w:p>
     <w:p>
       <w:pPr>
@@ -1446,41 +2185,13 @@
           <w:rFonts w:cs="Courier New"/>
         </w:rPr>
       </w:pPr>
-      <w:r>
-        <w:rPr>
-          <w:rFonts w:cs="Courier New"/>
-        </w:rPr>
-        <w:t xml:space="preserve">V prípade poruchy volajte na tel. číslo +421 950 368 559 alebo </w:t>
-      </w:r>
-      <w:r>
-        <w:rPr>
-          <w:rFonts w:cs="Courier New"/>
-        </w:rPr>
-        <w:t>navštívte</w:t>
-      </w:r>
-      <w:r>
-        <w:rPr>
-          <w:rFonts w:cs="Courier New"/>
-        </w:rPr>
-        <w:t xml:space="preserve"> našu pobočku v Korni.</w:t>
-      </w:r>
     </w:p>
     <w:p>
       <w:pPr>
         <w:rPr>
           <w:rFonts w:cs="Courier New"/>
-          <w:b/>
-          <w:bCs/>
-        </w:rPr>
-      </w:pPr>
-      <w:r>
-        <w:rPr>
-          <w:rFonts w:cs="Courier New"/>
-          <w:b/>
-          <w:bCs/>
-        </w:rPr>
-        <w:br w:type="page"/>
-      </w:r>
+        </w:rPr>
+      </w:pPr>
     </w:p>
     <w:p>
       <w:pPr>
@@ -1491,391 +2202,13 @@
       <w:r>
         <w:rPr>
           <w:rFonts w:cs="Courier New"/>
-          <w:b/>
-          <w:bCs/>
-        </w:rPr>
-        <w:lastRenderedPageBreak/>
-        <w:br/>
-      </w:r>
-      <w:bookmarkStart w:id="10" w:name="_Toc206799312"/>
-      <w:r>
-        <w:rPr>
-          <w:rStyle w:val="Nadpis2Char"/>
-        </w:rPr>
-        <w:t>Spolupracovali</w:t>
-      </w:r>
-      <w:bookmarkEnd w:id="10"/>
-      <w:r>
-        <w:rPr>
-          <w:rFonts w:cs="Courier New"/>
-        </w:rPr>
-        <w:br/>
-      </w:r>
-      <w:r>
-        <w:rPr>
-          <w:rFonts w:cs="Courier New"/>
-        </w:rPr>
-        <w:t>-</w:t>
-      </w:r>
-      <w:r>
-        <w:rPr>
-          <w:rFonts w:cs="Courier New"/>
-        </w:rPr>
-        <w:t xml:space="preserve"> Vedúci projektu</w:t>
-      </w:r>
-      <w:r>
-        <w:rPr>
-          <w:rFonts w:cs="Courier New"/>
-        </w:rPr>
-        <w:t>: Filip Mitka</w:t>
-      </w:r>
-      <w:r>
-        <w:rPr>
-          <w:rFonts w:cs="Courier New"/>
-        </w:rPr>
-        <w:br/>
-        <w:t>-</w:t>
-      </w:r>
-      <w:r>
-        <w:rPr>
-          <w:rFonts w:cs="Courier New"/>
-        </w:rPr>
-        <w:t xml:space="preserve"> Vedúci výroby</w:t>
-      </w:r>
-      <w:r>
-        <w:rPr>
-          <w:rFonts w:cs="Courier New"/>
-        </w:rPr>
-        <w:t xml:space="preserve">: Kristián </w:t>
-      </w:r>
-      <w:proofErr w:type="spellStart"/>
-      <w:r>
-        <w:rPr>
-          <w:rFonts w:cs="Courier New"/>
-        </w:rPr>
-        <w:t>Perďoch</w:t>
-      </w:r>
-      <w:proofErr w:type="spellEnd"/>
-      <w:r>
-        <w:rPr>
-          <w:rFonts w:cs="Courier New"/>
-        </w:rPr>
-        <w:br/>
-      </w:r>
-      <w:r>
-        <w:rPr>
-          <w:rFonts w:cs="Courier New"/>
-        </w:rPr>
-        <w:t>-</w:t>
-      </w:r>
-      <w:r>
-        <w:rPr>
-          <w:rFonts w:cs="Courier New"/>
-        </w:rPr>
-        <w:t xml:space="preserve"> Drevovýroba a modelovanie</w:t>
-      </w:r>
-      <w:r>
-        <w:rPr>
-          <w:rFonts w:cs="Courier New"/>
-        </w:rPr>
-        <w:t>: Bartolomej Mikula</w:t>
-      </w:r>
-      <w:r>
-        <w:rPr>
-          <w:rFonts w:cs="Courier New"/>
-        </w:rPr>
-        <w:br/>
-        <w:t>- Biblista a historik na ZSSR: Kristián Straka</w:t>
-      </w:r>
-      <w:r>
-        <w:rPr>
-          <w:rFonts w:cs="Courier New"/>
-        </w:rPr>
-        <w:br/>
-      </w:r>
-      <w:r>
-        <w:rPr>
-          <w:rFonts w:cs="Courier New"/>
-        </w:rPr>
-        <w:t>-</w:t>
-      </w:r>
-      <w:r>
-        <w:rPr>
-          <w:rFonts w:cs="Courier New"/>
-        </w:rPr>
-        <w:t xml:space="preserve"> Organizácia</w:t>
-      </w:r>
-      <w:r>
-        <w:rPr>
-          <w:rFonts w:cs="Courier New"/>
-        </w:rPr>
-        <w:t xml:space="preserve">: Jozef </w:t>
-      </w:r>
-      <w:proofErr w:type="spellStart"/>
-      <w:r>
-        <w:rPr>
-          <w:rFonts w:cs="Courier New"/>
-        </w:rPr>
-        <w:t>Hroš</w:t>
-      </w:r>
-      <w:proofErr w:type="spellEnd"/>
-      <w:r>
-        <w:rPr>
-          <w:rFonts w:cs="Courier New"/>
-        </w:rPr>
-        <w:br/>
-      </w:r>
-      <w:r>
-        <w:rPr>
-          <w:rFonts w:cs="Courier New"/>
-        </w:rPr>
-        <w:t xml:space="preserve">- Manažér marketingu: Šimon </w:t>
-      </w:r>
-      <w:proofErr w:type="spellStart"/>
-      <w:r>
-        <w:rPr>
-          <w:rFonts w:cs="Courier New"/>
-        </w:rPr>
-        <w:t>Šinal</w:t>
-      </w:r>
-      <w:proofErr w:type="spellEnd"/>
-      <w:r>
-        <w:rPr>
-          <w:rFonts w:cs="Courier New"/>
-        </w:rPr>
-        <w:br/>
-      </w:r>
-      <w:r>
-        <w:rPr>
-          <w:rFonts w:cs="Courier New"/>
-        </w:rPr>
-        <w:t>-</w:t>
-      </w:r>
-      <w:r>
-        <w:rPr>
-          <w:rFonts w:cs="Courier New"/>
-        </w:rPr>
-        <w:t xml:space="preserve"> </w:t>
-      </w:r>
-      <w:r>
-        <w:rPr>
-          <w:rFonts w:cs="Courier New"/>
-        </w:rPr>
-        <w:t>Kritika</w:t>
-      </w:r>
-      <w:r>
-        <w:rPr>
-          <w:rFonts w:cs="Courier New"/>
-        </w:rPr>
-        <w:t xml:space="preserve"> hardvéru</w:t>
-      </w:r>
-      <w:r>
-        <w:rPr>
-          <w:rFonts w:cs="Courier New"/>
-        </w:rPr>
-        <w:t xml:space="preserve">: Ing. Viliam </w:t>
-      </w:r>
-      <w:proofErr w:type="spellStart"/>
-      <w:r>
-        <w:rPr>
-          <w:rFonts w:cs="Courier New"/>
-        </w:rPr>
-        <w:t>Koprda</w:t>
-      </w:r>
-      <w:proofErr w:type="spellEnd"/>
-      <w:r>
-        <w:rPr>
-          <w:rFonts w:cs="Courier New"/>
-        </w:rPr>
-        <w:t xml:space="preserve">, Ing. Dušan </w:t>
-      </w:r>
-      <w:proofErr w:type="spellStart"/>
-      <w:r>
-        <w:rPr>
-          <w:rFonts w:cs="Courier New"/>
-        </w:rPr>
-        <w:t>Dragúň</w:t>
-      </w:r>
-      <w:proofErr w:type="spellEnd"/>
-      <w:r>
-        <w:rPr>
-          <w:rFonts w:cs="Courier New"/>
-        </w:rPr>
-        <w:t xml:space="preserve">, Ing. Dušan </w:t>
-      </w:r>
-      <w:proofErr w:type="spellStart"/>
-      <w:r>
-        <w:rPr>
-          <w:rFonts w:cs="Courier New"/>
-        </w:rPr>
-        <w:t>Šrenkel</w:t>
-      </w:r>
-      <w:proofErr w:type="spellEnd"/>
-      <w:r>
-        <w:rPr>
-          <w:rFonts w:cs="Courier New"/>
-        </w:rPr>
-        <w:br/>
-        <w:t>- Kritik</w:t>
-      </w:r>
-      <w:r>
-        <w:rPr>
-          <w:rFonts w:cs="Courier New"/>
-        </w:rPr>
-        <w:t>a</w:t>
-      </w:r>
-      <w:r>
-        <w:rPr>
-          <w:rFonts w:cs="Courier New"/>
-        </w:rPr>
-        <w:t xml:space="preserve"> firmvéru</w:t>
-      </w:r>
-      <w:r>
-        <w:rPr>
-          <w:rFonts w:cs="Courier New"/>
-        </w:rPr>
-        <w:t xml:space="preserve">: Ing. Peter </w:t>
-      </w:r>
-      <w:proofErr w:type="spellStart"/>
-      <w:r>
-        <w:rPr>
-          <w:rFonts w:cs="Courier New"/>
-        </w:rPr>
-        <w:t>Remiš</w:t>
-      </w:r>
-      <w:proofErr w:type="spellEnd"/>
-      <w:r>
-        <w:rPr>
-          <w:rFonts w:cs="Courier New"/>
-        </w:rPr>
-        <w:br/>
-        <w:t xml:space="preserve">- Súčiastky: MB </w:t>
-      </w:r>
-      <w:proofErr w:type="spellStart"/>
-      <w:r>
-        <w:rPr>
-          <w:rFonts w:cs="Courier New"/>
-        </w:rPr>
-        <w:t>Electronic</w:t>
-      </w:r>
-      <w:proofErr w:type="spellEnd"/>
-      <w:r>
-        <w:rPr>
-          <w:rFonts w:cs="Courier New"/>
-        </w:rPr>
-        <w:t xml:space="preserve"> Žilina, </w:t>
-      </w:r>
-      <w:r>
-        <w:rPr>
-          <w:rFonts w:cs="Courier New"/>
-        </w:rPr>
-        <w:t>VP Centrum</w:t>
-      </w:r>
-      <w:r>
-        <w:rPr>
-          <w:rFonts w:cs="Courier New"/>
-        </w:rPr>
-        <w:t xml:space="preserve"> Litoměřice</w:t>
-      </w:r>
-      <w:r>
-        <w:rPr>
-          <w:rFonts w:cs="Courier New"/>
-        </w:rPr>
-        <w:t>, Techfun.sk</w:t>
-      </w:r>
-      <w:r>
-        <w:rPr>
-          <w:rFonts w:cs="Courier New"/>
-        </w:rPr>
-        <w:t>, tomshardware.sk</w:t>
-      </w:r>
-      <w:r>
-        <w:rPr>
-          <w:rFonts w:cs="Courier New"/>
-        </w:rPr>
-        <w:br/>
-        <w:t xml:space="preserve">- Chémia na leptanie DPS: Ladislav </w:t>
-      </w:r>
-      <w:proofErr w:type="spellStart"/>
-      <w:r>
-        <w:rPr>
-          <w:rFonts w:cs="Courier New"/>
-        </w:rPr>
-        <w:t>Zimka</w:t>
-      </w:r>
-      <w:proofErr w:type="spellEnd"/>
-      <w:r>
-        <w:rPr>
-          <w:rFonts w:cs="Courier New"/>
-        </w:rPr>
-        <w:br/>
-        <w:t xml:space="preserve">- Poskytovateľ </w:t>
-      </w:r>
-      <w:proofErr w:type="spellStart"/>
-      <w:r>
-        <w:rPr>
-          <w:rFonts w:cs="Courier New"/>
-        </w:rPr>
-        <w:t>numitronov</w:t>
-      </w:r>
-      <w:proofErr w:type="spellEnd"/>
-      <w:r>
-        <w:rPr>
-          <w:rFonts w:cs="Courier New"/>
-        </w:rPr>
-        <w:t xml:space="preserve"> a dokumentácie</w:t>
-      </w:r>
-      <w:r>
-        <w:rPr>
-          <w:rFonts w:cs="Courier New"/>
-        </w:rPr>
-        <w:t xml:space="preserve">: Robert </w:t>
-      </w:r>
-      <w:proofErr w:type="spellStart"/>
-      <w:r>
-        <w:rPr>
-          <w:rFonts w:cs="Courier New"/>
-        </w:rPr>
-        <w:t>Ziedins</w:t>
-      </w:r>
-      <w:proofErr w:type="spellEnd"/>
-      <w:r>
-        <w:rPr>
-          <w:rFonts w:cs="Courier New"/>
-        </w:rPr>
-        <w:t>, Litva</w:t>
-      </w:r>
-    </w:p>
-    <w:p>
-      <w:pPr>
-        <w:rPr>
-          <w:rFonts w:cs="Courier New"/>
-        </w:rPr>
-      </w:pPr>
-    </w:p>
-    <w:p>
-      <w:pPr>
-        <w:rPr>
-          <w:rFonts w:cs="Courier New"/>
-        </w:rPr>
-      </w:pPr>
-    </w:p>
-    <w:p>
-      <w:pPr>
-        <w:rPr>
-          <w:rFonts w:cs="Courier New"/>
-        </w:rPr>
-      </w:pPr>
-      <w:r>
-        <w:rPr>
-          <w:rFonts w:cs="Courier New"/>
         </w:rPr>
         <w:t>Napísané v Korni dňa 15.05.2025</w:t>
       </w:r>
     </w:p>
     <w:sectPr>
-      <w:pgSz w:w="11906" w:h="16838"/>
-      <w:pgMar w:top="1417" w:right="1417" w:bottom="1417" w:left="1417" w:header="708" w:footer="708" w:gutter="0"/>
+      <w:pgSz w:w="11906" w:h="16838" w:code="9"/>
+      <w:pgMar w:top="720" w:right="720" w:bottom="720" w:left="720" w:header="709" w:footer="709" w:gutter="0"/>
       <w:cols w:space="708"/>
       <w:docGrid w:linePitch="360"/>
     </w:sectPr>
@@ -3548,6 +3881,125 @@
 </w:styles>
 </file>
 
+<file path=word/ink/ink1.xml><?xml version="1.0" encoding="utf-8"?>
+<inkml:ink xmlns:inkml="http://www.w3.org/2003/InkML">
+  <inkml:definitions>
+    <inkml:context xml:id="ctx0">
+      <inkml:inkSource xml:id="inkSrc0">
+        <inkml:traceFormat>
+          <inkml:channel name="X" type="integer" min="-2.14748E9" max="2.14748E9" units="cm"/>
+          <inkml:channel name="Y" type="integer" min="-2.14748E9" max="2.14748E9" units="cm"/>
+          <inkml:channel name="F" type="integer" max="32767" units="dev"/>
+        </inkml:traceFormat>
+        <inkml:channelProperties>
+          <inkml:channelProperty channel="X" name="resolution" value="1000" units="1/cm"/>
+          <inkml:channelProperty channel="Y" name="resolution" value="1000" units="1/cm"/>
+          <inkml:channelProperty channel="F" name="resolution" value="0" units="1/dev"/>
+        </inkml:channelProperties>
+      </inkml:inkSource>
+      <inkml:timestamp xml:id="ts0" timeString="2025-09-02T14:14:58.202"/>
+    </inkml:context>
+    <inkml:brush xml:id="br0">
+      <inkml:brushProperty name="width" value="0.05" units="cm"/>
+      <inkml:brushProperty name="height" value="0.05" units="cm"/>
+    </inkml:brush>
+  </inkml:definitions>
+  <inkml:trace contextRef="#ctx0" brushRef="#br0">14 137 24575,'0'1180'0,"16"-1029"0,-17 406-1365</inkml:trace>
+  <inkml:trace contextRef="#ctx0" brushRef="#br0" timeOffset="2299.65">0 1905 24575,'1438'0'0,"-1413"2"0,0 1 0,-1 1 0,1 1 0,35 12 0,-35-9 0,-1-1 0,1-2 0,0 0 0,35 1 0,-16-6-1365,-32-1-5461</inkml:trace>
+  <inkml:trace contextRef="#ctx0" brushRef="#br0" timeOffset="14410.5">484 1408 24575,'14'-1'0,"1"-1"0,0-1 0,-1 0 0,18-6 0,1 0 0,31-7 0,0 4 0,0 2 0,126-2 0,116 1 0,-10 7 0,-178 5 0,2 14-1365,-107-14-5461</inkml:trace>
+  <inkml:trace contextRef="#ctx0" brushRef="#br0" timeOffset="16568.64">1013 122 24575,'0'3'0,"0"3"0,0 3 0,0 3 0,-3 2 0,0 1 0,-3 0 0,-3 1 0,1 0 0,-2-3 0,-1-1 0,-2 0 0,0 1 0,1 0 0,3 1 0,3-2-8191</inkml:trace>
+  <inkml:trace contextRef="#ctx0" brushRef="#br0" timeOffset="17869.73">982 137 24575,'4'1'0,"-1"1"0,0-1 0,0 1 0,0 0 0,0 0 0,0 0 0,0 0 0,0 1 0,-1-1 0,1 1 0,-1-1 0,0 1 0,3 3 0,4 5 0,15 13 0,-18-16 0,1-1 0,0 1 0,0-2 0,1 1 0,0-1 0,0 0 0,18 8 0,-15-8-1365,-1 0-5461</inkml:trace>
+  <inkml:trace contextRef="#ctx0" brushRef="#br0" timeOffset="19965.24">981 92 24575,'-1'101'0,"3"109"0,5-129 0,1 59 0,-9-111 0,1 1 0,2 0 0,1 0 0,1-1 0,8 33 0,-6-45-118,-1-1-194,-1 0 0,0 0 1,2 25-1,-5-29-6514</inkml:trace>
+  <inkml:trace contextRef="#ctx0" brushRef="#br0" timeOffset="21068.94">1058 832 24575,'20'-1'0,"-1"-1"0,33-7 0,11-2 0,424 1 0,-292 13 0,-91-3-1365,-92 0-5461</inkml:trace>
+  <inkml:trace contextRef="#ctx0" brushRef="#br0" timeOffset="27445.84">1542 0 24575,'-3'2'0,"0"0"0,1 0 0,-1 0 0,0 0 0,1 0 0,0 0 0,-1 1 0,1-1 0,0 1 0,0 0 0,0-1 0,-2 6 0,-4 4 0,4-7 0,1 0 0,0 1 0,0-1 0,1 0 0,-1 1 0,1 0 0,-1 6 0,-15 31 0,-8-1-1365,19-30-5461</inkml:trace>
+  <inkml:trace contextRef="#ctx0" brushRef="#br0" timeOffset="28998.65">1526 46 24575,'1'8'0,"-1"0"0,1 0 0,0-1 0,0 1 0,1 0 0,0-1 0,1 1 0,0-1 0,0 0 0,0 1 0,1-2 0,0 1 0,9 11 0,-10-15 12,1-1-1,-1 1 1,1-1-1,0 0 1,0 0-1,0 0 1,0-1-1,0 1 1,5 0-1,-5-1-145,0 0-1,0 0 1,-1 1-1,1-1 1,0 1-1,-1 0 0,1 0 1,-1 0-1,1 0 1,3 4-1,-1 2-6691</inkml:trace>
+  <inkml:trace contextRef="#ctx0" brushRef="#br0" timeOffset="30898.23">1496 92 24575,'1'7'0,"1"0"0,-1-1 0,1 1 0,0-1 0,1 1 0,0-1 0,5 10 0,6 14 0,-11-21 0,3 8 0,0 0 0,5 30 0,-9-37 0,-1 0 0,2 0 0,5 16 0,-6-26 0,1 1 0,0-1 0,0 0 0,0 0 0,0-1 0,0 1 0,0 0 0,0-1 0,0 0 0,0 1 0,4-4 0,-2 3 0,33-9 0,-17 3 0,1 2 0,1 0 0,-1 1 0,28 0 0,124 5-1365,-161-1-5461</inkml:trace>
+</inkml:ink>
+</file>
+
+<file path=word/ink/ink2.xml><?xml version="1.0" encoding="utf-8"?>
+<inkml:ink xmlns:inkml="http://www.w3.org/2003/InkML">
+  <inkml:definitions>
+    <inkml:context xml:id="ctx0">
+      <inkml:inkSource xml:id="inkSrc0">
+        <inkml:traceFormat>
+          <inkml:channel name="X" type="integer" min="-2.14748E9" max="2.14748E9" units="cm"/>
+          <inkml:channel name="Y" type="integer" min="-2.14748E9" max="2.14748E9" units="cm"/>
+          <inkml:channel name="F" type="integer" max="32767" units="dev"/>
+        </inkml:traceFormat>
+        <inkml:channelProperties>
+          <inkml:channelProperty channel="X" name="resolution" value="1000" units="1/cm"/>
+          <inkml:channelProperty channel="Y" name="resolution" value="1000" units="1/cm"/>
+          <inkml:channelProperty channel="F" name="resolution" value="0" units="1/dev"/>
+        </inkml:channelProperties>
+      </inkml:inkSource>
+      <inkml:timestamp xml:id="ts0" timeString="2025-09-02T14:15:09.226"/>
+    </inkml:context>
+    <inkml:brush xml:id="br0">
+      <inkml:brushProperty name="width" value="0.05" units="cm"/>
+      <inkml:brushProperty name="height" value="0.05" units="cm"/>
+    </inkml:brush>
+  </inkml:definitions>
+  <inkml:trace contextRef="#ctx0" brushRef="#br0">13 1 23706,'0'1240'0</inkml:trace>
+</inkml:ink>
+</file>
+
+<file path=word/ink/ink3.xml><?xml version="1.0" encoding="utf-8"?>
+<inkml:ink xmlns:inkml="http://www.w3.org/2003/InkML">
+  <inkml:definitions>
+    <inkml:context xml:id="ctx0">
+      <inkml:inkSource xml:id="inkSrc0">
+        <inkml:traceFormat>
+          <inkml:channel name="X" type="integer" min="-2.14748E9" max="2.14748E9" units="cm"/>
+          <inkml:channel name="Y" type="integer" min="-2.14748E9" max="2.14748E9" units="cm"/>
+          <inkml:channel name="F" type="integer" max="32767" units="dev"/>
+        </inkml:traceFormat>
+        <inkml:channelProperties>
+          <inkml:channelProperty channel="X" name="resolution" value="1000" units="1/cm"/>
+          <inkml:channelProperty channel="Y" name="resolution" value="1000" units="1/cm"/>
+          <inkml:channelProperty channel="F" name="resolution" value="0" units="1/dev"/>
+        </inkml:channelProperties>
+      </inkml:inkSource>
+      <inkml:timestamp xml:id="ts0" timeString="2025-09-02T14:15:03.993"/>
+    </inkml:context>
+    <inkml:brush xml:id="br0">
+      <inkml:brushProperty name="width" value="0.05" units="cm"/>
+      <inkml:brushProperty name="height" value="0.05" units="cm"/>
+    </inkml:brush>
+  </inkml:definitions>
+  <inkml:trace contextRef="#ctx0" brushRef="#br0">84 1 24575,'-1'6'0,"1"1"0,-1-1 0,0 1 0,0-1 0,-1 0 0,0 1 0,0-1 0,-4 8 0,-1 3 0,0 4 0,5-15 0,0-1 0,1 0 0,-2 0 0,1 1 0,-1-1 0,0-1 0,0 1 0,-5 7 0,6-10 2,-1 1 0,2 0 0,-1 0 0,0 1 0,0-1 0,1 0-1,0 0 1,0 1 0,-1 4 0,-4 8-1386,2-7-5442</inkml:trace>
+  <inkml:trace contextRef="#ctx0" brushRef="#br0" timeOffset="1776.11">84 17 24575,'0'2'0,"0"4"0,0 4 0,2 1 0,2 3 0,1-2 0,1 1 0,2-3 0,-1-1 0,-1 2 0,0-2 0,0 0 0,-1 2 0,1-2 0,-1 1 0,2-2 0,2-2 0</inkml:trace>
+</inkml:ink>
+</file>
+
+<file path=word/ink/ink4.xml><?xml version="1.0" encoding="utf-8"?>
+<inkml:ink xmlns:inkml="http://www.w3.org/2003/InkML">
+  <inkml:definitions>
+    <inkml:context xml:id="ctx0">
+      <inkml:inkSource xml:id="inkSrc0">
+        <inkml:traceFormat>
+          <inkml:channel name="X" type="integer" min="-2.14748E9" max="2.14748E9" units="cm"/>
+          <inkml:channel name="Y" type="integer" min="-2.14748E9" max="2.14748E9" units="cm"/>
+          <inkml:channel name="F" type="integer" max="32767" units="dev"/>
+        </inkml:traceFormat>
+        <inkml:channelProperties>
+          <inkml:channelProperty channel="X" name="resolution" value="1000" units="1/cm"/>
+          <inkml:channelProperty channel="Y" name="resolution" value="1000" units="1/cm"/>
+          <inkml:channelProperty channel="F" name="resolution" value="0" units="1/dev"/>
+        </inkml:channelProperties>
+      </inkml:inkSource>
+      <inkml:timestamp xml:id="ts0" timeString="2025-09-02T14:14:53.336"/>
+    </inkml:context>
+    <inkml:brush xml:id="br0">
+      <inkml:brushProperty name="width" value="0.05" units="cm"/>
+      <inkml:brushProperty name="height" value="0.05" units="cm"/>
+    </inkml:brush>
+  </inkml:definitions>
+  <inkml:trace contextRef="#ctx0" brushRef="#br0">46 60 24575,'-15'121'0,"14"-107"33,-1 0-1,-1 1 1,-6 23-1,4-23-530,2 0-1,-4 26 1,6-28-6328</inkml:trace>
+  <inkml:trace contextRef="#ctx0" brushRef="#br0" timeOffset="1506.42">62 0 24575,'7'8'0,"-1"1"0,0 0 0,-1 0 0,0 0 0,0 1 0,-1-1 0,0 1 0,-1 0 0,0 1 0,2 12 0,-2-9 0,1 0 0,0 0 0,1 0 0,13 23 0,-2-8-682,23 58-1,-35-78-6143</inkml:trace>
+</inkml:ink>
+</file>
+
 <file path=word/theme/theme1.xml><?xml version="1.0" encoding="utf-8"?>
 <a:theme xmlns:a="http://schemas.openxmlformats.org/drawingml/2006/main" name="Motiv Office">
   <a:themeElements>

--- a/docs/prirucka.docx
+++ b/docs/prirucka.docx
@@ -1043,16 +1043,8 @@
         <w:rPr>
           <w:rStyle w:val="Nadpis2Char"/>
         </w:rPr>
-        <w:t xml:space="preserve">História </w:t>
-      </w:r>
-      <w:proofErr w:type="spellStart"/>
-      <w:r>
-        <w:rPr>
-          <w:rStyle w:val="Nadpis2Char"/>
-        </w:rPr>
-        <w:t>numitronov</w:t>
-      </w:r>
-      <w:proofErr w:type="spellEnd"/>
+        <w:t>História numitronov</w:t>
+      </w:r>
       <w:r>
         <w:rPr>
           <w:rFonts w:cs="Courier New"/>
@@ -1486,75 +1478,57 @@
       <w:pPr>
         <w:rPr>
           <w:rFonts w:cs="Courier New"/>
+        </w:rPr>
+      </w:pPr>
+      <w:bookmarkStart w:id="5" w:name="_Toc206799308"/>
+      <w:r>
+        <w:rPr>
+          <w:rStyle w:val="Nadpis2Char"/>
+        </w:rPr>
+        <w:t>Pr</w:t>
+      </w:r>
+      <w:r>
+        <w:rPr>
+          <w:rStyle w:val="Nadpis2Char"/>
+        </w:rPr>
+        <w:t>i</w:t>
+      </w:r>
+      <w:r>
+        <w:rPr>
+          <w:rStyle w:val="Nadpis2Char"/>
+        </w:rPr>
+        <w:t>j</w:t>
+      </w:r>
+      <w:r>
+        <w:rPr>
+          <w:rStyle w:val="Nadpis2Char"/>
+        </w:rPr>
+        <w:t>í</w:t>
+      </w:r>
+      <w:r>
+        <w:rPr>
+          <w:rStyle w:val="Nadpis2Char"/>
+        </w:rPr>
+        <w:t>mač DCF77</w:t>
+      </w:r>
+      <w:bookmarkEnd w:id="5"/>
+      <w:r>
+        <w:rPr>
+          <w:rFonts w:cs="Courier New"/>
           <w:b/>
           <w:bCs/>
         </w:rPr>
-      </w:pPr>
-      <w:bookmarkStart w:id="5" w:name="_Toc206799308"/>
-      <w:r>
-        <w:rPr>
-          <w:rStyle w:val="Nadpis2Char"/>
-        </w:rPr>
-        <w:t>Pr</w:t>
-      </w:r>
-      <w:r>
-        <w:rPr>
-          <w:rStyle w:val="Nadpis2Char"/>
-        </w:rPr>
-        <w:t>i</w:t>
-      </w:r>
-      <w:r>
-        <w:rPr>
-          <w:rStyle w:val="Nadpis2Char"/>
-        </w:rPr>
-        <w:t>j</w:t>
-      </w:r>
-      <w:r>
-        <w:rPr>
-          <w:rStyle w:val="Nadpis2Char"/>
-        </w:rPr>
-        <w:t>í</w:t>
-      </w:r>
-      <w:r>
-        <w:rPr>
-          <w:rStyle w:val="Nadpis2Char"/>
-        </w:rPr>
-        <w:t>mač DCF77</w:t>
-      </w:r>
-      <w:bookmarkEnd w:id="5"/>
-      <w:r>
-        <w:rPr>
-          <w:rFonts w:cs="Courier New"/>
-          <w:b/>
-          <w:bCs/>
-        </w:rPr>
         <w:br/>
       </w:r>
       <w:r>
         <w:rPr>
           <w:rFonts w:cs="Courier New"/>
         </w:rPr>
-        <w:t xml:space="preserve">Synchronizácia s atómovými hodinami v nemeckom </w:t>
-      </w:r>
-      <w:proofErr w:type="spellStart"/>
-      <w:r>
-        <w:rPr>
-          <w:rFonts w:cs="Courier New"/>
-        </w:rPr>
-        <w:t>Mainflingene</w:t>
-      </w:r>
-      <w:proofErr w:type="spellEnd"/>
-      <w:r>
-        <w:rPr>
-          <w:rFonts w:cs="Courier New"/>
-        </w:rPr>
-        <w:t>,</w:t>
-      </w:r>
-      <w:r>
-        <w:rPr>
-          <w:rFonts w:cs="Courier New"/>
-          <w:b/>
-          <w:bCs/>
+        <w:t>V podstavci je umiestnená 140 milimetrová feritová anténa vlastnej výroby, odladená tak aby rezonovala pri frekvencii 77,5kHz na ktorej vysielajú atómové hodiny z Mainflingenu (Nemecko) svoj časový signál. Tento signál používajú hodiny k automatickému nastaveniu času a prechodu zo zimného času na letný a naopak.</w:t>
+      </w:r>
+      <w:r>
+        <w:rPr>
+          <w:rFonts w:cs="Courier New"/>
         </w:rPr>
         <w:br/>
       </w:r>
@@ -1606,6 +1580,7 @@
         <w:rPr>
           <w:rFonts w:cs="Courier New"/>
         </w:rPr>
+        <w:lastRenderedPageBreak/>
         <w:t xml:space="preserve">Ak si hodiny nezachovávajú správny čas po vypojení zo siete, batériu je treba </w:t>
       </w:r>
       <w:r>
@@ -1832,16 +1807,8 @@
         <w:rPr>
           <w:rFonts w:cs="Courier New"/>
         </w:rPr>
-        <w:t xml:space="preserve"> Kristián </w:t>
-      </w:r>
-      <w:proofErr w:type="spellStart"/>
-      <w:r>
-        <w:rPr>
-          <w:rFonts w:cs="Courier New"/>
-        </w:rPr>
-        <w:t>Perďoch</w:t>
-      </w:r>
-      <w:proofErr w:type="spellEnd"/>
+        <w:t xml:space="preserve"> Kristián Perďoch</w:t>
+      </w:r>
       <w:r>
         <w:rPr>
           <w:rFonts w:cs="Courier New"/>
@@ -1891,7 +1858,6 @@
         </w:rPr>
         <w:t xml:space="preserve"> </w:t>
       </w:r>
-      <w:proofErr w:type="spellStart"/>
       <w:r>
         <w:rPr>
           <w:rFonts w:cs="Courier New"/>
@@ -1899,7 +1865,6 @@
         </w:rPr>
         <w:t>Biblistika</w:t>
       </w:r>
-      <w:proofErr w:type="spellEnd"/>
       <w:r>
         <w:rPr>
           <w:rFonts w:cs="Courier New"/>
@@ -1911,16 +1876,8 @@
         <w:rPr>
           <w:rFonts w:cs="Courier New"/>
         </w:rPr>
-        <w:t xml:space="preserve"> Jozef </w:t>
-      </w:r>
-      <w:proofErr w:type="spellStart"/>
-      <w:r>
-        <w:rPr>
-          <w:rFonts w:cs="Courier New"/>
-        </w:rPr>
-        <w:t>Hroš</w:t>
-      </w:r>
-      <w:proofErr w:type="spellEnd"/>
+        <w:t xml:space="preserve"> Jozef Hroš</w:t>
+      </w:r>
       <w:r>
         <w:rPr>
           <w:rFonts w:cs="Courier New"/>
@@ -1944,16 +1901,8 @@
         <w:rPr>
           <w:rFonts w:cs="Courier New"/>
         </w:rPr>
-        <w:t xml:space="preserve"> Šimon </w:t>
-      </w:r>
-      <w:proofErr w:type="spellStart"/>
-      <w:r>
-        <w:rPr>
-          <w:rFonts w:cs="Courier New"/>
-        </w:rPr>
-        <w:t>Šinal</w:t>
-      </w:r>
-      <w:proofErr w:type="spellEnd"/>
+        <w:t xml:space="preserve"> Šimon Šinal</w:t>
+      </w:r>
       <w:r>
         <w:rPr>
           <w:rFonts w:cs="Courier New"/>
@@ -1997,30 +1946,8 @@
         <w:rPr>
           <w:rFonts w:cs="Courier New"/>
         </w:rPr>
-        <w:t xml:space="preserve"> Ing. Viliam </w:t>
-      </w:r>
-      <w:proofErr w:type="spellStart"/>
-      <w:r>
-        <w:rPr>
-          <w:rFonts w:cs="Courier New"/>
-        </w:rPr>
-        <w:t>Koprda</w:t>
-      </w:r>
-      <w:proofErr w:type="spellEnd"/>
-      <w:r>
-        <w:rPr>
-          <w:rFonts w:cs="Courier New"/>
-        </w:rPr>
-        <w:t xml:space="preserve">, Ing. Dušan </w:t>
-      </w:r>
-      <w:proofErr w:type="spellStart"/>
-      <w:r>
-        <w:rPr>
-          <w:rFonts w:cs="Courier New"/>
-        </w:rPr>
-        <w:t>Dragúň</w:t>
-      </w:r>
-      <w:proofErr w:type="spellEnd"/>
+        <w:t xml:space="preserve"> Ing. Viliam Koprda, Ing. Dušan Dragúň</w:t>
+      </w:r>
       <w:r>
         <w:rPr>
           <w:rFonts w:cs="Courier New"/>
@@ -2039,21 +1966,7 @@
         <w:rPr>
           <w:rFonts w:cs="Courier New"/>
         </w:rPr>
-        <w:t xml:space="preserve"> MB </w:t>
-      </w:r>
-      <w:proofErr w:type="spellStart"/>
-      <w:r>
-        <w:rPr>
-          <w:rFonts w:cs="Courier New"/>
-        </w:rPr>
-        <w:t>Electronic</w:t>
-      </w:r>
-      <w:proofErr w:type="spellEnd"/>
-      <w:r>
-        <w:rPr>
-          <w:rFonts w:cs="Courier New"/>
-        </w:rPr>
-        <w:t xml:space="preserve"> Žilina, </w:t>
+        <w:t xml:space="preserve"> MB Electronic Žilina, </w:t>
       </w:r>
       <w:r>
         <w:rPr>
@@ -2083,16 +1996,8 @@
         <w:rPr>
           <w:rFonts w:cs="Courier New"/>
         </w:rPr>
-        <w:t xml:space="preserve">, tme.eu, PS </w:t>
-      </w:r>
-      <w:proofErr w:type="spellStart"/>
-      <w:r>
-        <w:rPr>
-          <w:rFonts w:cs="Courier New"/>
-        </w:rPr>
-        <w:t>Electronic</w:t>
-      </w:r>
-      <w:proofErr w:type="spellEnd"/>
+        <w:t>, tme.eu, PS Electronic</w:t>
+      </w:r>
       <w:r>
         <w:rPr>
           <w:rFonts w:cs="Courier New"/>
@@ -2111,16 +2016,8 @@
         <w:rPr>
           <w:rFonts w:cs="Courier New"/>
         </w:rPr>
-        <w:t xml:space="preserve"> Ladislav </w:t>
-      </w:r>
-      <w:proofErr w:type="spellStart"/>
-      <w:r>
-        <w:rPr>
-          <w:rFonts w:cs="Courier New"/>
-        </w:rPr>
-        <w:t>Zimka</w:t>
-      </w:r>
-      <w:proofErr w:type="spellEnd"/>
+        <w:t xml:space="preserve"> Ladislav Zimka</w:t>
+      </w:r>
       <w:r>
         <w:rPr>
           <w:rFonts w:cs="Courier New"/>
@@ -2133,50 +2030,27 @@
           <w:rFonts w:cs="Courier New"/>
           <w:u w:val="single"/>
         </w:rPr>
-        <w:t xml:space="preserve">Poskytovateľ </w:t>
-      </w:r>
-      <w:proofErr w:type="spellStart"/>
+        <w:t>Poskytovateľ numitrono</w:t>
+      </w:r>
       <w:r>
         <w:rPr>
           <w:rFonts w:cs="Courier New"/>
           <w:u w:val="single"/>
         </w:rPr>
-        <w:t>numitrono</w:t>
+        <w:t>v</w:t>
       </w:r>
       <w:r>
         <w:rPr>
           <w:rFonts w:cs="Courier New"/>
           <w:u w:val="single"/>
         </w:rPr>
-        <w:t>v</w:t>
-      </w:r>
-      <w:proofErr w:type="spellEnd"/>
-      <w:r>
-        <w:rPr>
-          <w:rFonts w:cs="Courier New"/>
-          <w:u w:val="single"/>
-        </w:rPr>
         <w:t>:</w:t>
       </w:r>
       <w:r>
         <w:rPr>
           <w:rFonts w:cs="Courier New"/>
         </w:rPr>
-        <w:t xml:space="preserve"> Robert </w:t>
-      </w:r>
-      <w:proofErr w:type="spellStart"/>
-      <w:r>
-        <w:rPr>
-          <w:rFonts w:cs="Courier New"/>
-        </w:rPr>
-        <w:t>Ziedins</w:t>
-      </w:r>
-      <w:proofErr w:type="spellEnd"/>
-      <w:r>
-        <w:rPr>
-          <w:rFonts w:cs="Courier New"/>
-        </w:rPr>
-        <w:t>, Litva</w:t>
+        <w:t xml:space="preserve"> Robert Ziedins, Litva</w:t>
       </w:r>
     </w:p>
     <w:p>

--- a/docs/prirucka.docx
+++ b/docs/prirucka.docx
@@ -219,7 +219,7 @@
           <w:pPr>
             <w:pStyle w:val="Obsah1"/>
             <w:tabs>
-              <w:tab w:val="right" w:leader="dot" w:pos="9062"/>
+              <w:tab w:val="right" w:leader="dot" w:pos="10456"/>
             </w:tabs>
             <w:rPr>
               <w:rFonts w:asciiTheme="minorHAnsi" w:eastAsiaTheme="minorEastAsia" w:hAnsiTheme="minorHAnsi"/>
@@ -236,7 +236,7 @@
           <w:r>
             <w:fldChar w:fldCharType="separate"/>
           </w:r>
-          <w:hyperlink w:anchor="_Toc206799302" w:history="1">
+          <w:hyperlink w:anchor="_Toc211153204" w:history="1">
             <w:r>
               <w:rPr>
                 <w:rStyle w:val="Hypertextovodkaz"/>
@@ -263,7 +263,7 @@
                 <w:noProof/>
                 <w:webHidden/>
               </w:rPr>
-              <w:instrText xml:space="preserve"> PAGEREF _Toc206799302 \h </w:instrText>
+              <w:instrText xml:space="preserve"> PAGEREF _Toc211153204 \h </w:instrText>
             </w:r>
             <w:r>
               <w:rPr>
@@ -283,7 +283,7 @@
                 <w:noProof/>
                 <w:webHidden/>
               </w:rPr>
-              <w:t>5</w:t>
+              <w:t>3</w:t>
             </w:r>
             <w:r>
               <w:rPr>
@@ -298,7 +298,7 @@
           <w:pPr>
             <w:pStyle w:val="Obsah2"/>
             <w:tabs>
-              <w:tab w:val="right" w:leader="dot" w:pos="9062"/>
+              <w:tab w:val="right" w:leader="dot" w:pos="10456"/>
             </w:tabs>
             <w:rPr>
               <w:rFonts w:asciiTheme="minorHAnsi" w:eastAsiaTheme="minorEastAsia" w:hAnsiTheme="minorHAnsi"/>
@@ -306,13 +306,13 @@
               <w:lang w:eastAsia="sk-SK"/>
             </w:rPr>
           </w:pPr>
-          <w:hyperlink w:anchor="_Toc206799303" w:history="1">
+          <w:hyperlink w:anchor="_Toc211153205" w:history="1">
             <w:r>
               <w:rPr>
                 <w:rStyle w:val="Hypertextovodkaz"/>
                 <w:noProof/>
               </w:rPr>
-              <w:t>&lt;HISTORIA NUMITRONOV&gt;</w:t>
+              <w:t>História numitronov</w:t>
             </w:r>
             <w:r>
               <w:rPr>
@@ -333,7 +333,7 @@
                 <w:noProof/>
                 <w:webHidden/>
               </w:rPr>
-              <w:instrText xml:space="preserve"> PAGEREF _Toc206799303 \h </w:instrText>
+              <w:instrText xml:space="preserve"> PAGEREF _Toc211153205 \h </w:instrText>
             </w:r>
             <w:r>
               <w:rPr>
@@ -353,7 +353,7 @@
                 <w:noProof/>
                 <w:webHidden/>
               </w:rPr>
-              <w:t>5</w:t>
+              <w:t>3</w:t>
             </w:r>
             <w:r>
               <w:rPr>
@@ -368,7 +368,7 @@
           <w:pPr>
             <w:pStyle w:val="Obsah2"/>
             <w:tabs>
-              <w:tab w:val="right" w:leader="dot" w:pos="9062"/>
+              <w:tab w:val="right" w:leader="dot" w:pos="10456"/>
             </w:tabs>
             <w:rPr>
               <w:rFonts w:asciiTheme="minorHAnsi" w:eastAsiaTheme="minorEastAsia" w:hAnsiTheme="minorHAnsi"/>
@@ -376,13 +376,13 @@
               <w:lang w:eastAsia="sk-SK"/>
             </w:rPr>
           </w:pPr>
-          <w:hyperlink w:anchor="_Toc206799304" w:history="1">
+          <w:hyperlink w:anchor="_Toc211153206" w:history="1">
             <w:r>
               <w:rPr>
                 <w:rStyle w:val="Hypertextovodkaz"/>
                 <w:noProof/>
               </w:rPr>
-              <w:t>&lt;OVLÁDANIE&gt;</w:t>
+              <w:t>Ovládanie</w:t>
             </w:r>
             <w:r>
               <w:rPr>
@@ -403,7 +403,7 @@
                 <w:noProof/>
                 <w:webHidden/>
               </w:rPr>
-              <w:instrText xml:space="preserve"> PAGEREF _Toc206799304 \h </w:instrText>
+              <w:instrText xml:space="preserve"> PAGEREF _Toc211153206 \h </w:instrText>
             </w:r>
             <w:r>
               <w:rPr>
@@ -423,7 +423,7 @@
                 <w:noProof/>
                 <w:webHidden/>
               </w:rPr>
-              <w:t>5</w:t>
+              <w:t>3</w:t>
             </w:r>
             <w:r>
               <w:rPr>
@@ -438,7 +438,7 @@
           <w:pPr>
             <w:pStyle w:val="Obsah2"/>
             <w:tabs>
-              <w:tab w:val="right" w:leader="dot" w:pos="9062"/>
+              <w:tab w:val="right" w:leader="dot" w:pos="10456"/>
             </w:tabs>
             <w:rPr>
               <w:rFonts w:asciiTheme="minorHAnsi" w:eastAsiaTheme="minorEastAsia" w:hAnsiTheme="minorHAnsi"/>
@@ -446,13 +446,13 @@
               <w:lang w:eastAsia="sk-SK"/>
             </w:rPr>
           </w:pPr>
-          <w:hyperlink w:anchor="_Toc206799305" w:history="1">
+          <w:hyperlink w:anchor="_Toc211153207" w:history="1">
             <w:r>
               <w:rPr>
                 <w:rStyle w:val="Hypertextovodkaz"/>
                 <w:noProof/>
               </w:rPr>
-              <w:t>Firmvér</w:t>
+              <w:t>Nastavenia:</w:t>
             </w:r>
             <w:r>
               <w:rPr>
@@ -473,7 +473,7 @@
                 <w:noProof/>
                 <w:webHidden/>
               </w:rPr>
-              <w:instrText xml:space="preserve"> PAGEREF _Toc206799305 \h </w:instrText>
+              <w:instrText xml:space="preserve"> PAGEREF _Toc211153207 \h </w:instrText>
             </w:r>
             <w:r>
               <w:rPr>
@@ -493,7 +493,7 @@
                 <w:noProof/>
                 <w:webHidden/>
               </w:rPr>
-              <w:t>5</w:t>
+              <w:t>3</w:t>
             </w:r>
             <w:r>
               <w:rPr>
@@ -508,7 +508,7 @@
           <w:pPr>
             <w:pStyle w:val="Obsah2"/>
             <w:tabs>
-              <w:tab w:val="right" w:leader="dot" w:pos="9062"/>
+              <w:tab w:val="right" w:leader="dot" w:pos="10456"/>
             </w:tabs>
             <w:rPr>
               <w:rFonts w:asciiTheme="minorHAnsi" w:eastAsiaTheme="minorEastAsia" w:hAnsiTheme="minorHAnsi"/>
@@ -516,13 +516,13 @@
               <w:lang w:eastAsia="sk-SK"/>
             </w:rPr>
           </w:pPr>
-          <w:hyperlink w:anchor="_Toc206799306" w:history="1">
+          <w:hyperlink w:anchor="_Toc211153208" w:history="1">
             <w:r>
               <w:rPr>
                 <w:rStyle w:val="Hypertextovodkaz"/>
                 <w:noProof/>
               </w:rPr>
-              <w:t>Manuálne nastavovanie</w:t>
+              <w:t>Firmvér</w:t>
             </w:r>
             <w:r>
               <w:rPr>
@@ -543,7 +543,7 @@
                 <w:noProof/>
                 <w:webHidden/>
               </w:rPr>
-              <w:instrText xml:space="preserve"> PAGEREF _Toc206799306 \h </w:instrText>
+              <w:instrText xml:space="preserve"> PAGEREF _Toc211153208 \h </w:instrText>
             </w:r>
             <w:r>
               <w:rPr>
@@ -563,7 +563,7 @@
                 <w:noProof/>
                 <w:webHidden/>
               </w:rPr>
-              <w:t>5</w:t>
+              <w:t>3</w:t>
             </w:r>
             <w:r>
               <w:rPr>
@@ -578,7 +578,7 @@
           <w:pPr>
             <w:pStyle w:val="Obsah2"/>
             <w:tabs>
-              <w:tab w:val="right" w:leader="dot" w:pos="9062"/>
+              <w:tab w:val="right" w:leader="dot" w:pos="10456"/>
             </w:tabs>
             <w:rPr>
               <w:rFonts w:asciiTheme="minorHAnsi" w:eastAsiaTheme="minorEastAsia" w:hAnsiTheme="minorHAnsi"/>
@@ -586,13 +586,13 @@
               <w:lang w:eastAsia="sk-SK"/>
             </w:rPr>
           </w:pPr>
-          <w:hyperlink w:anchor="_Toc206799307" w:history="1">
+          <w:hyperlink w:anchor="_Toc211153209" w:history="1">
             <w:r>
               <w:rPr>
                 <w:rStyle w:val="Hypertextovodkaz"/>
                 <w:noProof/>
               </w:rPr>
-              <w:t>Napájanie</w:t>
+              <w:t>Manuálne nastavovanie</w:t>
             </w:r>
             <w:r>
               <w:rPr>
@@ -613,7 +613,7 @@
                 <w:noProof/>
                 <w:webHidden/>
               </w:rPr>
-              <w:instrText xml:space="preserve"> PAGEREF _Toc206799307 \h </w:instrText>
+              <w:instrText xml:space="preserve"> PAGEREF _Toc211153209 \h </w:instrText>
             </w:r>
             <w:r>
               <w:rPr>
@@ -633,7 +633,7 @@
                 <w:noProof/>
                 <w:webHidden/>
               </w:rPr>
-              <w:t>6</w:t>
+              <w:t>3</w:t>
             </w:r>
             <w:r>
               <w:rPr>
@@ -648,7 +648,7 @@
           <w:pPr>
             <w:pStyle w:val="Obsah2"/>
             <w:tabs>
-              <w:tab w:val="right" w:leader="dot" w:pos="9062"/>
+              <w:tab w:val="right" w:leader="dot" w:pos="10456"/>
             </w:tabs>
             <w:rPr>
               <w:rFonts w:asciiTheme="minorHAnsi" w:eastAsiaTheme="minorEastAsia" w:hAnsiTheme="minorHAnsi"/>
@@ -656,13 +656,13 @@
               <w:lang w:eastAsia="sk-SK"/>
             </w:rPr>
           </w:pPr>
-          <w:hyperlink w:anchor="_Toc206799308" w:history="1">
+          <w:hyperlink w:anchor="_Toc211153210" w:history="1">
             <w:r>
               <w:rPr>
                 <w:rStyle w:val="Hypertextovodkaz"/>
                 <w:noProof/>
               </w:rPr>
-              <w:t>Prijímač DCF77</w:t>
+              <w:t>Napájanie</w:t>
             </w:r>
             <w:r>
               <w:rPr>
@@ -683,7 +683,7 @@
                 <w:noProof/>
                 <w:webHidden/>
               </w:rPr>
-              <w:instrText xml:space="preserve"> PAGEREF _Toc206799308 \h </w:instrText>
+              <w:instrText xml:space="preserve"> PAGEREF _Toc211153210 \h </w:instrText>
             </w:r>
             <w:r>
               <w:rPr>
@@ -703,7 +703,7 @@
                 <w:noProof/>
                 <w:webHidden/>
               </w:rPr>
-              <w:t>6</w:t>
+              <w:t>3</w:t>
             </w:r>
             <w:r>
               <w:rPr>
@@ -718,7 +718,7 @@
           <w:pPr>
             <w:pStyle w:val="Obsah2"/>
             <w:tabs>
-              <w:tab w:val="right" w:leader="dot" w:pos="9062"/>
+              <w:tab w:val="right" w:leader="dot" w:pos="10456"/>
             </w:tabs>
             <w:rPr>
               <w:rFonts w:asciiTheme="minorHAnsi" w:eastAsiaTheme="minorEastAsia" w:hAnsiTheme="minorHAnsi"/>
@@ -726,13 +726,13 @@
               <w:lang w:eastAsia="sk-SK"/>
             </w:rPr>
           </w:pPr>
-          <w:hyperlink w:anchor="_Toc206799309" w:history="1">
+          <w:hyperlink w:anchor="_Toc211153211" w:history="1">
             <w:r>
               <w:rPr>
                 <w:rStyle w:val="Hypertextovodkaz"/>
                 <w:noProof/>
               </w:rPr>
-              <w:t>Záložná batéria</w:t>
+              <w:t>Prijímač DCF77</w:t>
             </w:r>
             <w:r>
               <w:rPr>
@@ -753,7 +753,7 @@
                 <w:noProof/>
                 <w:webHidden/>
               </w:rPr>
-              <w:instrText xml:space="preserve"> PAGEREF _Toc206799309 \h </w:instrText>
+              <w:instrText xml:space="preserve"> PAGEREF _Toc211153211 \h </w:instrText>
             </w:r>
             <w:r>
               <w:rPr>
@@ -773,7 +773,7 @@
                 <w:noProof/>
                 <w:webHidden/>
               </w:rPr>
-              <w:t>7</w:t>
+              <w:t>3</w:t>
             </w:r>
             <w:r>
               <w:rPr>
@@ -788,7 +788,7 @@
           <w:pPr>
             <w:pStyle w:val="Obsah2"/>
             <w:tabs>
-              <w:tab w:val="right" w:leader="dot" w:pos="9062"/>
+              <w:tab w:val="right" w:leader="dot" w:pos="10456"/>
             </w:tabs>
             <w:rPr>
               <w:rFonts w:asciiTheme="minorHAnsi" w:eastAsiaTheme="minorEastAsia" w:hAnsiTheme="minorHAnsi"/>
@@ -796,13 +796,13 @@
               <w:lang w:eastAsia="sk-SK"/>
             </w:rPr>
           </w:pPr>
-          <w:hyperlink w:anchor="_Toc206799310" w:history="1">
+          <w:hyperlink w:anchor="_Toc211153212" w:history="1">
             <w:r>
               <w:rPr>
                 <w:rStyle w:val="Hypertextovodkaz"/>
                 <w:noProof/>
               </w:rPr>
-              <w:t>Poistka</w:t>
+              <w:t>Záložná batéria</w:t>
             </w:r>
             <w:r>
               <w:rPr>
@@ -823,7 +823,7 @@
                 <w:noProof/>
                 <w:webHidden/>
               </w:rPr>
-              <w:instrText xml:space="preserve"> PAGEREF _Toc206799310 \h </w:instrText>
+              <w:instrText xml:space="preserve"> PAGEREF _Toc211153212 \h </w:instrText>
             </w:r>
             <w:r>
               <w:rPr>
@@ -843,7 +843,7 @@
                 <w:noProof/>
                 <w:webHidden/>
               </w:rPr>
-              <w:t>8</w:t>
+              <w:t>4</w:t>
             </w:r>
             <w:r>
               <w:rPr>
@@ -858,7 +858,7 @@
           <w:pPr>
             <w:pStyle w:val="Obsah2"/>
             <w:tabs>
-              <w:tab w:val="right" w:leader="dot" w:pos="9062"/>
+              <w:tab w:val="right" w:leader="dot" w:pos="10456"/>
             </w:tabs>
             <w:rPr>
               <w:rFonts w:asciiTheme="minorHAnsi" w:eastAsiaTheme="minorEastAsia" w:hAnsiTheme="minorHAnsi"/>
@@ -866,13 +866,13 @@
               <w:lang w:eastAsia="sk-SK"/>
             </w:rPr>
           </w:pPr>
-          <w:hyperlink w:anchor="_Toc206799311" w:history="1">
+          <w:hyperlink w:anchor="_Toc211153213" w:history="1">
             <w:r>
               <w:rPr>
                 <w:rStyle w:val="Hypertextovodkaz"/>
                 <w:noProof/>
               </w:rPr>
-              <w:t>Servis</w:t>
+              <w:t>Úložný priestor</w:t>
             </w:r>
             <w:r>
               <w:rPr>
@@ -893,7 +893,7 @@
                 <w:noProof/>
                 <w:webHidden/>
               </w:rPr>
-              <w:instrText xml:space="preserve"> PAGEREF _Toc206799311 \h </w:instrText>
+              <w:instrText xml:space="preserve"> PAGEREF _Toc211153213 \h </w:instrText>
             </w:r>
             <w:r>
               <w:rPr>
@@ -913,7 +913,7 @@
                 <w:noProof/>
                 <w:webHidden/>
               </w:rPr>
-              <w:t>8</w:t>
+              <w:t>4</w:t>
             </w:r>
             <w:r>
               <w:rPr>
@@ -928,7 +928,7 @@
           <w:pPr>
             <w:pStyle w:val="Obsah2"/>
             <w:tabs>
-              <w:tab w:val="right" w:leader="dot" w:pos="9062"/>
+              <w:tab w:val="right" w:leader="dot" w:pos="10456"/>
             </w:tabs>
             <w:rPr>
               <w:rFonts w:asciiTheme="minorHAnsi" w:eastAsiaTheme="minorEastAsia" w:hAnsiTheme="minorHAnsi"/>
@@ -936,12 +936,152 @@
               <w:lang w:eastAsia="sk-SK"/>
             </w:rPr>
           </w:pPr>
-          <w:hyperlink w:anchor="_Toc206799312" w:history="1">
+          <w:hyperlink w:anchor="_Toc211153214" w:history="1">
             <w:r>
               <w:rPr>
                 <w:rStyle w:val="Hypertextovodkaz"/>
                 <w:noProof/>
               </w:rPr>
+              <w:t>Poistka</w:t>
+            </w:r>
+            <w:r>
+              <w:rPr>
+                <w:noProof/>
+                <w:webHidden/>
+              </w:rPr>
+              <w:tab/>
+            </w:r>
+            <w:r>
+              <w:rPr>
+                <w:noProof/>
+                <w:webHidden/>
+              </w:rPr>
+              <w:fldChar w:fldCharType="begin"/>
+            </w:r>
+            <w:r>
+              <w:rPr>
+                <w:noProof/>
+                <w:webHidden/>
+              </w:rPr>
+              <w:instrText xml:space="preserve"> PAGEREF _Toc211153214 \h </w:instrText>
+            </w:r>
+            <w:r>
+              <w:rPr>
+                <w:noProof/>
+                <w:webHidden/>
+              </w:rPr>
+            </w:r>
+            <w:r>
+              <w:rPr>
+                <w:noProof/>
+                <w:webHidden/>
+              </w:rPr>
+              <w:fldChar w:fldCharType="separate"/>
+            </w:r>
+            <w:r>
+              <w:rPr>
+                <w:noProof/>
+                <w:webHidden/>
+              </w:rPr>
+              <w:t>4</w:t>
+            </w:r>
+            <w:r>
+              <w:rPr>
+                <w:noProof/>
+                <w:webHidden/>
+              </w:rPr>
+              <w:fldChar w:fldCharType="end"/>
+            </w:r>
+          </w:hyperlink>
+        </w:p>
+        <w:p>
+          <w:pPr>
+            <w:pStyle w:val="Obsah2"/>
+            <w:tabs>
+              <w:tab w:val="right" w:leader="dot" w:pos="10456"/>
+            </w:tabs>
+            <w:rPr>
+              <w:rFonts w:asciiTheme="minorHAnsi" w:eastAsiaTheme="minorEastAsia" w:hAnsiTheme="minorHAnsi"/>
+              <w:noProof/>
+              <w:lang w:eastAsia="sk-SK"/>
+            </w:rPr>
+          </w:pPr>
+          <w:hyperlink w:anchor="_Toc211153215" w:history="1">
+            <w:r>
+              <w:rPr>
+                <w:rStyle w:val="Hypertextovodkaz"/>
+                <w:noProof/>
+              </w:rPr>
+              <w:t>Servis</w:t>
+            </w:r>
+            <w:r>
+              <w:rPr>
+                <w:noProof/>
+                <w:webHidden/>
+              </w:rPr>
+              <w:tab/>
+            </w:r>
+            <w:r>
+              <w:rPr>
+                <w:noProof/>
+                <w:webHidden/>
+              </w:rPr>
+              <w:fldChar w:fldCharType="begin"/>
+            </w:r>
+            <w:r>
+              <w:rPr>
+                <w:noProof/>
+                <w:webHidden/>
+              </w:rPr>
+              <w:instrText xml:space="preserve"> PAGEREF _Toc211153215 \h </w:instrText>
+            </w:r>
+            <w:r>
+              <w:rPr>
+                <w:noProof/>
+                <w:webHidden/>
+              </w:rPr>
+            </w:r>
+            <w:r>
+              <w:rPr>
+                <w:noProof/>
+                <w:webHidden/>
+              </w:rPr>
+              <w:fldChar w:fldCharType="separate"/>
+            </w:r>
+            <w:r>
+              <w:rPr>
+                <w:noProof/>
+                <w:webHidden/>
+              </w:rPr>
+              <w:t>4</w:t>
+            </w:r>
+            <w:r>
+              <w:rPr>
+                <w:noProof/>
+                <w:webHidden/>
+              </w:rPr>
+              <w:fldChar w:fldCharType="end"/>
+            </w:r>
+          </w:hyperlink>
+        </w:p>
+        <w:p>
+          <w:pPr>
+            <w:pStyle w:val="Obsah2"/>
+            <w:tabs>
+              <w:tab w:val="right" w:leader="dot" w:pos="10456"/>
+            </w:tabs>
+            <w:rPr>
+              <w:rFonts w:asciiTheme="minorHAnsi" w:eastAsiaTheme="minorEastAsia" w:hAnsiTheme="minorHAnsi"/>
+              <w:noProof/>
+              <w:lang w:eastAsia="sk-SK"/>
+            </w:rPr>
+          </w:pPr>
+          <w:hyperlink w:anchor="_Toc211153216" w:history="1">
+            <w:r>
+              <w:rPr>
+                <w:rStyle w:val="Hypertextovodkaz"/>
+                <w:noProof/>
+              </w:rPr>
               <w:t>Spolupracovali</w:t>
             </w:r>
             <w:r>
@@ -963,7 +1103,7 @@
                 <w:noProof/>
                 <w:webHidden/>
               </w:rPr>
-              <w:instrText xml:space="preserve"> PAGEREF _Toc206799312 \h </w:instrText>
+              <w:instrText xml:space="preserve"> PAGEREF _Toc211153216 \h </w:instrText>
             </w:r>
             <w:r>
               <w:rPr>
@@ -983,7 +1123,7 @@
                 <w:noProof/>
                 <w:webHidden/>
               </w:rPr>
-              <w:t>9</w:t>
+              <w:t>5</w:t>
             </w:r>
             <w:r>
               <w:rPr>
@@ -1015,7 +1155,7 @@
       <w:pPr>
         <w:pStyle w:val="Nadpis1"/>
       </w:pPr>
-      <w:bookmarkStart w:id="0" w:name="_Toc206799302"/>
+      <w:bookmarkStart w:id="0" w:name="_Toc211153204"/>
       <w:r>
         <w:lastRenderedPageBreak/>
         <w:t>N</w:t>
@@ -1035,15 +1175,31 @@
       <w:pPr>
         <w:rPr>
           <w:rFonts w:cs="Courier New"/>
+        </w:rPr>
+      </w:pPr>
+      <w:bookmarkStart w:id="1" w:name="_Toc211153205"/>
+      <w:r>
+        <w:rPr>
+          <w:rStyle w:val="Nadpis2Char"/>
+        </w:rPr>
+        <w:t xml:space="preserve">História </w:t>
+      </w:r>
+      <w:proofErr w:type="spellStart"/>
+      <w:r>
+        <w:rPr>
+          <w:rStyle w:val="Nadpis2Char"/>
+        </w:rPr>
+        <w:t>numitronov</w:t>
+      </w:r>
+      <w:bookmarkEnd w:id="1"/>
+      <w:proofErr w:type="spellEnd"/>
+      <w:r>
+        <w:rPr>
+          <w:rFonts w:cs="Courier New"/>
           <w:b/>
           <w:bCs/>
         </w:rPr>
-      </w:pPr>
-      <w:r>
-        <w:rPr>
-          <w:rStyle w:val="Nadpis2Char"/>
-        </w:rPr>
-        <w:t>História numitronov</w:t>
+        <w:t xml:space="preserve"> IV-9</w:t>
       </w:r>
       <w:r>
         <w:rPr>
@@ -1051,25 +1207,25 @@
           <w:b/>
           <w:bCs/>
         </w:rPr>
-        <w:t xml:space="preserve"> IV-9</w:t>
-      </w:r>
-      <w:r>
+        <w:br/>
+      </w:r>
+      <w:r>
+        <w:rPr>
+          <w:rFonts w:cs="Courier New"/>
+        </w:rPr>
+        <w:t>TODO</w:t>
+      </w:r>
+      <w:bookmarkStart w:id="2" w:name="_Toc211153206"/>
+    </w:p>
+    <w:p>
+      <w:pPr>
         <w:rPr>
           <w:rFonts w:cs="Courier New"/>
           <w:b/>
           <w:bCs/>
         </w:rPr>
-        <w:br/>
-      </w:r>
-      <w:r>
-        <w:rPr>
-          <w:rFonts w:cs="Courier New"/>
-        </w:rPr>
-        <w:t>TODO</w:t>
-      </w:r>
-      <w:bookmarkStart w:id="1" w:name="_Toc206799304"/>
+      </w:pPr>
     </w:p>
-    <w:bookmarkEnd w:id="1"/>
     <w:p>
       <w:pPr>
         <w:pStyle w:val="Nadpis2"/>
@@ -1077,6 +1233,7 @@
       <w:r>
         <w:t>Ovládanie</w:t>
       </w:r>
+      <w:bookmarkEnd w:id="2"/>
     </w:p>
     <w:p>
       <w:r>
@@ -1088,10 +1245,11 @@
       <w:pPr>
         <w:pStyle w:val="Nadpis2"/>
       </w:pPr>
-      <w:bookmarkStart w:id="2" w:name="_Toc206799305"/>
+      <w:bookmarkStart w:id="3" w:name="_Toc211153207"/>
       <w:r>
         <w:t>Nastavenia:</w:t>
       </w:r>
+      <w:bookmarkEnd w:id="3"/>
     </w:p>
     <w:p>
       <w:r>
@@ -1323,13 +1481,21 @@
       </w:r>
     </w:p>
     <w:p>
-      <w:r>
+      <w:pPr>
         <w:rPr>
           <w:rStyle w:val="Nadpis2Char"/>
         </w:rPr>
+      </w:pPr>
+    </w:p>
+    <w:p>
+      <w:bookmarkStart w:id="4" w:name="_Toc211153208"/>
+      <w:r>
+        <w:rPr>
+          <w:rStyle w:val="Nadpis2Char"/>
+        </w:rPr>
         <w:t>Firmvér</w:t>
       </w:r>
-      <w:bookmarkEnd w:id="2"/>
+      <w:bookmarkEnd w:id="4"/>
       <w:r>
         <w:rPr>
           <w:rFonts w:cs="Courier New"/>
@@ -1402,6 +1568,12 @@
           <w:rFonts w:cs="Courier New"/>
         </w:rPr>
         <w:t>I, ktorý je možné v prípade potreby preinštalovať pomocou ICSP zbernice osadenej na doske hodín.</w:t>
+      </w:r>
+      <w:r>
+        <w:rPr>
+          <w:rFonts w:cs="Courier New"/>
+        </w:rPr>
+        <w:t xml:space="preserve"> Pri nahrávaní nového programu do čipu hodín svieti indikačná LED-ka jasnou modrou farbou.</w:t>
       </w:r>
     </w:p>
     <w:p/>
@@ -1409,11 +1581,11 @@
       <w:pPr>
         <w:pStyle w:val="Nadpis2"/>
       </w:pPr>
-      <w:bookmarkStart w:id="3" w:name="_Toc206799306"/>
+      <w:bookmarkStart w:id="5" w:name="_Toc211153209"/>
       <w:r>
         <w:t>Manuálne nastavovanie</w:t>
       </w:r>
-      <w:bookmarkEnd w:id="3"/>
+      <w:bookmarkEnd w:id="5"/>
     </w:p>
     <w:p>
       <w:pPr>
@@ -1444,14 +1616,14 @@
           <w:rFonts w:cs="Courier New"/>
         </w:rPr>
       </w:pPr>
-      <w:bookmarkStart w:id="4" w:name="_Toc206799307"/>
+      <w:bookmarkStart w:id="6" w:name="_Toc211153210"/>
       <w:r>
         <w:rPr>
           <w:rStyle w:val="Nadpis2Char"/>
         </w:rPr>
         <w:t>Napájanie</w:t>
       </w:r>
-      <w:bookmarkEnd w:id="4"/>
+      <w:bookmarkEnd w:id="6"/>
       <w:r>
         <w:rPr>
           <w:rFonts w:cs="Courier New"/>
@@ -1464,7 +1636,49 @@
         <w:rPr>
           <w:rFonts w:cs="Courier New"/>
         </w:rPr>
-        <w:t>Hodiny sa napájajú zo zdroja s výstupom 5V schopným dodať aspoň 10W. Zdroj by mal byť ideálne spínaný pre čo najnižšiu stratovosť s frekvenciou spínania vyššou ako 77.5 kHz aby sa predišlo rušeniu DCF77 prijímača.</w:t>
+        <w:t>Hodiny sa napájajú zo zdroja s výstupom 5</w:t>
+      </w:r>
+      <w:r>
+        <w:rPr>
+          <w:rFonts w:cs="Courier New"/>
+        </w:rPr>
+        <w:t xml:space="preserve"> </w:t>
+      </w:r>
+      <w:r>
+        <w:rPr>
+          <w:rFonts w:cs="Courier New"/>
+        </w:rPr>
+        <w:t xml:space="preserve">V schopným dodať aspoň </w:t>
+      </w:r>
+      <w:r>
+        <w:rPr>
+          <w:rFonts w:cs="Courier New"/>
+        </w:rPr>
+        <w:t>5</w:t>
+      </w:r>
+      <w:r>
+        <w:rPr>
+          <w:rFonts w:cs="Courier New"/>
+        </w:rPr>
+        <w:t xml:space="preserve"> </w:t>
+      </w:r>
+      <w:r>
+        <w:rPr>
+          <w:rFonts w:cs="Courier New"/>
+        </w:rPr>
+        <w:t>W. Zdroj by mal byť ideálne spínaný pre čo najnižšiu stratovosť s frekvenciou spínania</w:t>
+      </w:r>
+      <w:r>
+        <w:rPr>
+          <w:rFonts w:cs="Courier New"/>
+        </w:rPr>
+        <w:t xml:space="preserve"> rádovo</w:t>
+      </w:r>
+      <w:r>
+        <w:rPr>
+          <w:rFonts w:cs="Courier New"/>
+        </w:rPr>
+        <w:t xml:space="preserve"> vyššou ako 77.5 kHz aby sa predišlo rušeniu DCF77 prijímača.</w:t>
       </w:r>
     </w:p>
     <w:p>
@@ -1480,7 +1694,7 @@
           <w:rFonts w:cs="Courier New"/>
         </w:rPr>
       </w:pPr>
-      <w:bookmarkStart w:id="5" w:name="_Toc206799308"/>
+      <w:bookmarkStart w:id="7" w:name="_Toc211153211"/>
       <w:r>
         <w:rPr>
           <w:rStyle w:val="Nadpis2Char"/>
@@ -1511,7 +1725,7 @@
         </w:rPr>
         <w:t>mač DCF77</w:t>
       </w:r>
-      <w:bookmarkEnd w:id="5"/>
+      <w:bookmarkEnd w:id="7"/>
       <w:r>
         <w:rPr>
           <w:rFonts w:cs="Courier New"/>
@@ -1524,7 +1738,33 @@
         <w:rPr>
           <w:rFonts w:cs="Courier New"/>
         </w:rPr>
-        <w:t>V podstavci je umiestnená 140 milimetrová feritová anténa vlastnej výroby, odladená tak aby rezonovala pri frekvencii 77,5kHz na ktorej vysielajú atómové hodiny z Mainflingenu (Nemecko) svoj časový signál. Tento signál používajú hodiny k automatickému nastaveniu času a prechodu zo zimného času na letný a naopak.</w:t>
+        <w:t>V podstavci je umiestnená 140 milimetrová feritová anténa vlastnej výroby, odladená tak aby rezonovala pri frekvencii 77,5</w:t>
+      </w:r>
+      <w:r>
+        <w:rPr>
+          <w:rFonts w:cs="Courier New"/>
+        </w:rPr>
+        <w:t xml:space="preserve"> </w:t>
+      </w:r>
+      <w:r>
+        <w:rPr>
+          <w:rFonts w:cs="Courier New"/>
+        </w:rPr>
+        <w:t>kHz na ktorej vysielajú atómové hodiny z </w:t>
+      </w:r>
+      <w:proofErr w:type="spellStart"/>
+      <w:r>
+        <w:rPr>
+          <w:rFonts w:cs="Courier New"/>
+        </w:rPr>
+        <w:t>Mainflingenu</w:t>
+      </w:r>
+      <w:proofErr w:type="spellEnd"/>
+      <w:r>
+        <w:rPr>
+          <w:rFonts w:cs="Courier New"/>
+        </w:rPr>
+        <w:t xml:space="preserve"> (Nemecko) svoj časový signál. Tento signál používajú hodiny k automatickému nastaveniu času a prechodu zo zimného času na letný a naopak.</w:t>
       </w:r>
       <w:r>
         <w:rPr>
@@ -1536,14 +1776,20 @@
         <w:rPr>
           <w:rFonts w:cs="Courier New"/>
         </w:rPr>
-        <w:t>&lt;POPIS indikačnej LED&gt;</w:t>
-      </w:r>
-      <w:r>
-        <w:rPr>
-          <w:rFonts w:cs="Courier New"/>
-        </w:rPr>
         <w:br/>
-        <w:t>&lt;POPIS ZAHAJENIA MANULANEJ SYNCHRONIZACIE&gt;</w:t>
+        <w:t xml:space="preserve">Keďže feritové antény sú </w:t>
+      </w:r>
+      <w:r>
+        <w:rPr>
+          <w:rFonts w:cs="Courier New"/>
+        </w:rPr>
+        <w:t xml:space="preserve">z povahy </w:t>
+      </w:r>
+      <w:r>
+        <w:rPr>
+          <w:rFonts w:cs="Courier New"/>
+        </w:rPr>
+        <w:t>závislé od orientácie, odporúčame mať hodiny otočené čelom na server alebo juh.</w:t>
       </w:r>
     </w:p>
     <w:p>
@@ -1552,172 +1798,334 @@
           <w:rFonts w:cs="Courier New"/>
         </w:rPr>
       </w:pPr>
+      <w:r>
+        <w:rPr>
+          <w:rFonts w:cs="Courier New"/>
+        </w:rPr>
+        <w:lastRenderedPageBreak/>
+        <w:t>Počas synchronizácie, bliká indikačná LED-ka červenou farbou. Pri dobrej kvalite signálu a správnej orientácii hodín, by mala byť frekvencia blikanie 1 Hz. Po úspešnej synchronizácii času, svieti LED-ka stálou zelenou farbou. V prípade potreby sa tejto indikačnej LED-</w:t>
+      </w:r>
+      <w:proofErr w:type="spellStart"/>
+      <w:r>
+        <w:rPr>
+          <w:rFonts w:cs="Courier New"/>
+        </w:rPr>
+        <w:t>ke</w:t>
+      </w:r>
+      <w:proofErr w:type="spellEnd"/>
+      <w:r>
+        <w:rPr>
+          <w:rFonts w:cs="Courier New"/>
+        </w:rPr>
+        <w:t xml:space="preserve"> dá upraviť jas alebo sa dá kompletne vypnúť v nastaveniach.</w:t>
+      </w:r>
     </w:p>
     <w:p>
       <w:pPr>
-        <w:pStyle w:val="Nadpis2"/>
-      </w:pPr>
-      <w:bookmarkStart w:id="6" w:name="_Toc206799309"/>
-      <w:r>
-        <w:t>Záložná batéria</w:t>
-      </w:r>
-      <w:bookmarkEnd w:id="6"/>
+        <w:rPr>
+          <w:rFonts w:cs="Courier New"/>
+        </w:rPr>
+      </w:pPr>
+      <w:r>
+        <w:rPr>
+          <w:rFonts w:cs="Courier New"/>
+        </w:rPr>
+        <w:t xml:space="preserve">Hodiny sa synchronizujú automaticky v pravidelných intervaloch (zvyčajne v noci). </w:t>
+      </w:r>
+      <w:r>
+        <w:rPr>
+          <w:rFonts w:cs="Courier New"/>
+        </w:rPr>
+        <w:t>Ak chcete synchronizáciu vynútiť, v nastaveniach vypnite DCF77 modul a opäť ho zapnite.</w:t>
+      </w:r>
     </w:p>
     <w:p>
       <w:pPr>
-        <w:jc w:val="both"/>
-        <w:rPr>
-          <w:rFonts w:cs="Courier New"/>
-        </w:rPr>
-      </w:pPr>
-      <w:r>
-        <w:rPr>
-          <w:rFonts w:cs="Courier New"/>
-        </w:rPr>
-        <w:t xml:space="preserve">Napája elektroniku zodpovednú za udržovanie aktuálneho času po vypojení z el. siete. Pri bežných podmienkach by mala vydržať približne 5 rokov. </w:t>
-      </w:r>
-      <w:r>
-        <w:rPr>
-          <w:rFonts w:cs="Courier New"/>
-        </w:rPr>
-        <w:lastRenderedPageBreak/>
-        <w:t xml:space="preserve">Ak si hodiny nezachovávajú správny čas po vypojení zo siete, batériu je treba </w:t>
-      </w:r>
-      <w:r>
-        <w:rPr>
-          <w:rFonts w:cs="Courier New"/>
-        </w:rPr>
-        <w:t xml:space="preserve">vymeniť za </w:t>
-      </w:r>
-      <w:r>
-        <w:rPr>
-          <w:rFonts w:cs="Courier New"/>
-        </w:rPr>
-        <w:t>kvalitnú mincovú batériu CR2032.</w:t>
-      </w:r>
+        <w:rPr>
+          <w:rFonts w:cs="Courier New"/>
+        </w:rPr>
+      </w:pPr>
     </w:p>
     <w:p>
       <w:pPr>
-        <w:rPr>
-          <w:rFonts w:cs="Courier New"/>
-          <w:b/>
-          <w:bCs/>
-        </w:rPr>
-      </w:pPr>
-      <w:r>
-        <w:rPr>
-          <w:rFonts w:cs="Courier New"/>
-          <w:b/>
-          <w:bCs/>
-        </w:rPr>
-        <w:br w:type="page"/>
-      </w:r>
-    </w:p>
-    <w:p>
-      <w:pPr>
         <w:pStyle w:val="Nadpis2"/>
       </w:pPr>
-      <w:bookmarkStart w:id="7" w:name="_Toc206799310"/>
-      <w:r>
-        <w:lastRenderedPageBreak/>
-        <w:t>Poistka</w:t>
-      </w:r>
-      <w:bookmarkEnd w:id="7"/>
-    </w:p>
-    <w:p>
-      <w:pPr>
-        <w:jc w:val="both"/>
-        <w:rPr>
-          <w:rFonts w:cs="Courier New"/>
-        </w:rPr>
-      </w:pPr>
-      <w:r>
-        <w:rPr>
-          <w:rFonts w:cs="Courier New"/>
-        </w:rPr>
-        <w:t xml:space="preserve">Hlavná poistka je dimenzovaná tak aby sa vypálila len </w:t>
-      </w:r>
-      <w:r>
-        <w:rPr>
-          <w:rFonts w:cs="Courier New"/>
-        </w:rPr>
-        <w:t>pri</w:t>
-      </w:r>
-      <w:r>
-        <w:rPr>
-          <w:rFonts w:cs="Courier New"/>
-        </w:rPr>
-        <w:t xml:space="preserve"> k závažnej chybe v elektronike hodín. Teda</w:t>
-      </w:r>
-      <w:r>
-        <w:rPr>
-          <w:rFonts w:cs="Courier New"/>
-        </w:rPr>
-        <w:t xml:space="preserve"> pri vypálení</w:t>
-      </w:r>
-      <w:r>
-        <w:rPr>
-          <w:rFonts w:cs="Courier New"/>
-        </w:rPr>
-        <w:t>, odporúčame problém riešiť servisne.</w:t>
-      </w:r>
-    </w:p>
-    <w:p>
-      <w:pPr>
-        <w:rPr>
-          <w:rFonts w:cs="Courier New"/>
-        </w:rPr>
-      </w:pPr>
-    </w:p>
-    <w:p>
-      <w:pPr>
-        <w:pStyle w:val="Nadpis2"/>
-      </w:pPr>
-      <w:bookmarkStart w:id="8" w:name="_Toc206799311"/>
-      <w:r>
-        <w:t>Servis</w:t>
+      <w:bookmarkStart w:id="8" w:name="_Toc211153212"/>
+      <w:r>
+        <w:t>Záložná batéria</w:t>
       </w:r>
       <w:bookmarkEnd w:id="8"/>
     </w:p>
     <w:p>
       <w:pPr>
-        <w:rPr>
-          <w:rFonts w:cs="Courier New"/>
-        </w:rPr>
-      </w:pPr>
-      <w:r>
-        <w:rPr>
-          <w:rFonts w:cs="Courier New"/>
-        </w:rPr>
-        <w:t xml:space="preserve">V prípade poruchy volajte na tel. číslo +421 950 368 559 alebo </w:t>
-      </w:r>
-      <w:r>
-        <w:rPr>
-          <w:rFonts w:cs="Courier New"/>
-        </w:rPr>
-        <w:t>navštívte</w:t>
-      </w:r>
-      <w:r>
-        <w:rPr>
-          <w:rFonts w:cs="Courier New"/>
-        </w:rPr>
-        <w:t xml:space="preserve"> našu pobočku v Korni.</w:t>
+        <w:jc w:val="both"/>
+        <w:rPr>
+          <w:rFonts w:cs="Courier New"/>
+        </w:rPr>
+      </w:pPr>
+      <w:r>
+        <w:rPr>
+          <w:rFonts w:cs="Courier New"/>
+        </w:rPr>
+        <w:t xml:space="preserve">Napája elektroniku zodpovednú za udržovanie aktuálneho času po vypojení z el. siete. Pri bežných podmienkach by mala vydržať približne 5 rokov. </w:t>
+      </w:r>
+      <w:r>
+        <w:rPr>
+          <w:rFonts w:cs="Courier New"/>
+        </w:rPr>
+        <w:t xml:space="preserve">Ak si hodiny nezachovávajú správny čas po vypojení zo siete, batériu je treba </w:t>
+      </w:r>
+      <w:r>
+        <w:rPr>
+          <w:rFonts w:cs="Courier New"/>
+        </w:rPr>
+        <w:t xml:space="preserve">vymeniť za </w:t>
+      </w:r>
+      <w:r>
+        <w:rPr>
+          <w:rFonts w:cs="Courier New"/>
+        </w:rPr>
+        <w:t>kvalitnú mincovú batériu CR2032.</w:t>
       </w:r>
     </w:p>
     <w:p>
       <w:pPr>
+        <w:jc w:val="both"/>
         <w:rPr>
           <w:rFonts w:cs="Courier New"/>
           <w:b/>
           <w:bCs/>
         </w:rPr>
       </w:pPr>
-      <w:r>
+    </w:p>
+    <w:p>
+      <w:pPr>
+        <w:pStyle w:val="Nadpis2"/>
+      </w:pPr>
+      <w:bookmarkStart w:id="9" w:name="_Toc211152844"/>
+      <w:bookmarkStart w:id="10" w:name="_Toc211153213"/>
+      <w:r>
+        <w:t>Úložný priestor</w:t>
+      </w:r>
+      <w:bookmarkEnd w:id="9"/>
+      <w:bookmarkEnd w:id="10"/>
+    </w:p>
+    <w:p>
+      <w:pPr>
+        <w:jc w:val="both"/>
+        <w:rPr>
+          <w:rFonts w:cs="Courier New"/>
+        </w:rPr>
+      </w:pPr>
+      <w:r>
+        <w:rPr>
+          <w:rFonts w:cs="Courier New"/>
+        </w:rPr>
+        <w:t>Súčasťou podstavca je aj úložný priestor na náhradné diely a nástroje na obhospodarovanie hodín.</w:t>
+      </w:r>
+    </w:p>
+    <w:p>
+      <w:pPr>
+        <w:jc w:val="both"/>
+        <w:rPr>
+          <w:rFonts w:cs="Courier New"/>
+        </w:rPr>
+      </w:pPr>
+      <w:r>
+        <w:rPr>
+          <w:rFonts w:cs="Courier New"/>
+        </w:rPr>
+        <w:t>Od výroby obsahuje:</w:t>
+      </w:r>
+    </w:p>
+    <w:p>
+      <w:pPr>
+        <w:pStyle w:val="Odstavecseseznamem"/>
+        <w:numPr>
+          <w:ilvl w:val="0"/>
+          <w:numId w:val="7"/>
+        </w:numPr>
+        <w:jc w:val="both"/>
+        <w:rPr>
+          <w:rFonts w:cs="Courier New"/>
+        </w:rPr>
+      </w:pPr>
+      <w:r>
+        <w:rPr>
+          <w:rFonts w:cs="Courier New"/>
+        </w:rPr>
+        <w:t>1x skrutkovač na nastavovanie trimrov</w:t>
+      </w:r>
+    </w:p>
+    <w:p>
+      <w:pPr>
+        <w:pStyle w:val="Odstavecseseznamem"/>
+        <w:numPr>
+          <w:ilvl w:val="0"/>
+          <w:numId w:val="7"/>
+        </w:numPr>
+        <w:jc w:val="both"/>
+        <w:rPr>
+          <w:rFonts w:cs="Courier New"/>
+        </w:rPr>
+      </w:pPr>
+      <w:r>
+        <w:rPr>
+          <w:rFonts w:cs="Courier New"/>
+        </w:rPr>
+        <w:t>1x náhradný numitron osadený na pätici</w:t>
+      </w:r>
+    </w:p>
+    <w:p>
+      <w:pPr>
+        <w:pStyle w:val="Odstavecseseznamem"/>
+        <w:numPr>
+          <w:ilvl w:val="0"/>
+          <w:numId w:val="7"/>
+        </w:numPr>
+        <w:jc w:val="both"/>
+        <w:rPr>
+          <w:rFonts w:cs="Courier New"/>
+        </w:rPr>
+      </w:pPr>
+      <w:r>
+        <w:rPr>
+          <w:rFonts w:cs="Courier New"/>
+        </w:rPr>
+        <w:t>1x imbusový kľúč</w:t>
+      </w:r>
+    </w:p>
+    <w:p>
+      <w:pPr>
+        <w:pStyle w:val="Odstavecseseznamem"/>
+        <w:numPr>
+          <w:ilvl w:val="0"/>
+          <w:numId w:val="7"/>
+        </w:numPr>
+        <w:jc w:val="both"/>
+        <w:rPr>
+          <w:rFonts w:cs="Courier New"/>
+        </w:rPr>
+      </w:pPr>
+      <w:r>
+        <w:rPr>
+          <w:rFonts w:cs="Courier New"/>
+        </w:rPr>
+        <w:t>1x náhradná mincová batéria CR2032</w:t>
+      </w:r>
+    </w:p>
+    <w:p>
+      <w:pPr>
+        <w:jc w:val="both"/>
+        <w:rPr>
+          <w:rFonts w:cs="Courier New"/>
+        </w:rPr>
+      </w:pPr>
+    </w:p>
+    <w:p>
+      <w:pPr>
+        <w:pStyle w:val="Nadpis2"/>
+      </w:pPr>
+      <w:bookmarkStart w:id="11" w:name="_Toc211153214"/>
+      <w:r>
+        <w:t>Poistka</w:t>
+      </w:r>
+      <w:bookmarkEnd w:id="11"/>
+    </w:p>
+    <w:p>
+      <w:pPr>
+        <w:jc w:val="both"/>
+        <w:rPr>
+          <w:rFonts w:cs="Courier New"/>
+        </w:rPr>
+      </w:pPr>
+      <w:r>
+        <w:rPr>
+          <w:rFonts w:cs="Courier New"/>
+        </w:rPr>
+        <w:t xml:space="preserve">Hlavná poistka je dimenzovaná tak aby sa vypálila len </w:t>
+      </w:r>
+      <w:r>
+        <w:rPr>
+          <w:rFonts w:cs="Courier New"/>
+        </w:rPr>
+        <w:t>pri</w:t>
+      </w:r>
+      <w:r>
+        <w:rPr>
+          <w:rFonts w:cs="Courier New"/>
+        </w:rPr>
+        <w:t xml:space="preserve"> k závažnej chybe v elektronike hodín. Teda</w:t>
+      </w:r>
+      <w:r>
+        <w:rPr>
+          <w:rFonts w:cs="Courier New"/>
+        </w:rPr>
+        <w:t xml:space="preserve"> pri vypálení</w:t>
+      </w:r>
+      <w:r>
+        <w:rPr>
+          <w:rFonts w:cs="Courier New"/>
+        </w:rPr>
+        <w:t>, odporúčame problém riešiť servisne.</w:t>
+      </w:r>
+    </w:p>
+    <w:p>
+      <w:pPr>
+        <w:rPr>
+          <w:rFonts w:cs="Courier New"/>
+        </w:rPr>
+      </w:pPr>
+    </w:p>
+    <w:p>
+      <w:pPr>
+        <w:pStyle w:val="Nadpis2"/>
+      </w:pPr>
+      <w:bookmarkStart w:id="12" w:name="_Toc211153215"/>
+      <w:r>
+        <w:t>Servis</w:t>
+      </w:r>
+      <w:bookmarkEnd w:id="12"/>
+    </w:p>
+    <w:p>
+      <w:pPr>
+        <w:rPr>
+          <w:rFonts w:cs="Courier New"/>
+        </w:rPr>
+      </w:pPr>
+      <w:r>
+        <w:rPr>
+          <w:rFonts w:cs="Courier New"/>
+        </w:rPr>
+        <w:t xml:space="preserve">V prípade poruchy volajte na tel. číslo +421 950 368 559 alebo </w:t>
+      </w:r>
+      <w:r>
+        <w:rPr>
+          <w:rFonts w:cs="Courier New"/>
+        </w:rPr>
+        <w:t>navštívte</w:t>
+      </w:r>
+      <w:r>
+        <w:rPr>
+          <w:rFonts w:cs="Courier New"/>
+        </w:rPr>
+        <w:t xml:space="preserve"> našu pobočku v Korni.</w:t>
+      </w:r>
+    </w:p>
+    <w:p>
+      <w:pPr>
         <w:rPr>
           <w:rFonts w:cs="Courier New"/>
           <w:b/>
           <w:bCs/>
         </w:rPr>
+      </w:pPr>
+      <w:r>
+        <w:rPr>
+          <w:rFonts w:cs="Courier New"/>
+          <w:b/>
+          <w:bCs/>
+        </w:rPr>
         <w:br w:type="page"/>
       </w:r>
     </w:p>
@@ -1736,14 +2144,14 @@
         <w:lastRenderedPageBreak/>
         <w:br/>
       </w:r>
-      <w:bookmarkStart w:id="9" w:name="_Toc206799312"/>
+      <w:bookmarkStart w:id="13" w:name="_Toc211153216"/>
       <w:r>
         <w:rPr>
           <w:rStyle w:val="Nadpis2Char"/>
         </w:rPr>
         <w:t>Spolupracovali</w:t>
       </w:r>
-      <w:bookmarkEnd w:id="9"/>
+      <w:bookmarkEnd w:id="13"/>
       <w:r>
         <w:rPr>
           <w:rFonts w:cs="Courier New"/>
@@ -1807,8 +2215,16 @@
         <w:rPr>
           <w:rFonts w:cs="Courier New"/>
         </w:rPr>
-        <w:t xml:space="preserve"> Kristián Perďoch</w:t>
-      </w:r>
+        <w:t xml:space="preserve"> Kristián </w:t>
+      </w:r>
+      <w:proofErr w:type="spellStart"/>
+      <w:r>
+        <w:rPr>
+          <w:rFonts w:cs="Courier New"/>
+        </w:rPr>
+        <w:t>Perďoch</w:t>
+      </w:r>
+      <w:proofErr w:type="spellEnd"/>
       <w:r>
         <w:rPr>
           <w:rFonts w:cs="Courier New"/>
@@ -1858,6 +2274,7 @@
         </w:rPr>
         <w:t xml:space="preserve"> </w:t>
       </w:r>
+      <w:proofErr w:type="spellStart"/>
       <w:r>
         <w:rPr>
           <w:rFonts w:cs="Courier New"/>
@@ -1865,6 +2282,7 @@
         </w:rPr>
         <w:t>Biblistika</w:t>
       </w:r>
+      <w:proofErr w:type="spellEnd"/>
       <w:r>
         <w:rPr>
           <w:rFonts w:cs="Courier New"/>
@@ -1876,8 +2294,16 @@
         <w:rPr>
           <w:rFonts w:cs="Courier New"/>
         </w:rPr>
-        <w:t xml:space="preserve"> Jozef Hroš</w:t>
-      </w:r>
+        <w:t xml:space="preserve"> Jozef </w:t>
+      </w:r>
+      <w:proofErr w:type="spellStart"/>
+      <w:r>
+        <w:rPr>
+          <w:rFonts w:cs="Courier New"/>
+        </w:rPr>
+        <w:t>Hroš</w:t>
+      </w:r>
+      <w:proofErr w:type="spellEnd"/>
       <w:r>
         <w:rPr>
           <w:rFonts w:cs="Courier New"/>
@@ -1901,53 +2327,16 @@
         <w:rPr>
           <w:rFonts w:cs="Courier New"/>
         </w:rPr>
-        <w:t xml:space="preserve"> Šimon Šinal</w:t>
-      </w:r>
-      <w:r>
-        <w:rPr>
-          <w:rFonts w:cs="Courier New"/>
-        </w:rPr>
-        <w:br/>
-      </w:r>
-      <w:r>
-        <w:rPr>
-          <w:rFonts w:cs="Courier New"/>
-        </w:rPr>
-        <w:t>-</w:t>
-      </w:r>
-      <w:r>
-        <w:rPr>
-          <w:rFonts w:cs="Courier New"/>
-        </w:rPr>
-        <w:t xml:space="preserve"> </w:t>
-      </w:r>
-      <w:r>
-        <w:rPr>
-          <w:rFonts w:cs="Courier New"/>
-          <w:u w:val="single"/>
-        </w:rPr>
-        <w:t>Kritika</w:t>
-      </w:r>
-      <w:r>
-        <w:rPr>
-          <w:rFonts w:cs="Courier New"/>
-          <w:u w:val="single"/>
-        </w:rPr>
-        <w:t xml:space="preserve"> hardvéru</w:t>
-      </w:r>
-      <w:r>
-        <w:rPr>
-          <w:rFonts w:cs="Courier New"/>
-          <w:u w:val="single"/>
-        </w:rPr>
-        <w:t>:</w:t>
-      </w:r>
-      <w:r>
-        <w:rPr>
-          <w:rFonts w:cs="Courier New"/>
-        </w:rPr>
-        <w:t xml:space="preserve"> Ing. Viliam Koprda, Ing. Dušan Dragúň</w:t>
-      </w:r>
+        <w:t xml:space="preserve"> Šimon </w:t>
+      </w:r>
+      <w:proofErr w:type="spellStart"/>
+      <w:r>
+        <w:rPr>
+          <w:rFonts w:cs="Courier New"/>
+        </w:rPr>
+        <w:t>Šinal</w:t>
+      </w:r>
+      <w:proofErr w:type="spellEnd"/>
       <w:r>
         <w:rPr>
           <w:rFonts w:cs="Courier New"/>
@@ -1960,44 +2349,89 @@
           <w:rFonts w:cs="Courier New"/>
           <w:u w:val="single"/>
         </w:rPr>
-        <w:t>Súčiastky:</w:t>
-      </w:r>
-      <w:r>
-        <w:rPr>
-          <w:rFonts w:cs="Courier New"/>
-        </w:rPr>
-        <w:t xml:space="preserve"> MB Electronic Žilina, </w:t>
-      </w:r>
-      <w:r>
-        <w:rPr>
-          <w:rFonts w:cs="Courier New"/>
-        </w:rPr>
-        <w:t>VP Centrum</w:t>
-      </w:r>
-      <w:r>
-        <w:rPr>
-          <w:rFonts w:cs="Courier New"/>
-        </w:rPr>
-        <w:t xml:space="preserve"> Litoměřice</w:t>
-      </w:r>
-      <w:r>
-        <w:rPr>
-          <w:rFonts w:cs="Courier New"/>
-        </w:rPr>
-        <w:t>, Techfun.sk</w:t>
-      </w:r>
-      <w:r>
-        <w:rPr>
-          <w:rFonts w:cs="Courier New"/>
-        </w:rPr>
-        <w:t>, tomshardware.sk</w:t>
-      </w:r>
-      <w:r>
-        <w:rPr>
-          <w:rFonts w:cs="Courier New"/>
-        </w:rPr>
-        <w:t>, tme.eu, PS Electronic</w:t>
-      </w:r>
+        <w:t>Drevo materiál</w:t>
+      </w:r>
+      <w:r>
+        <w:rPr>
+          <w:rFonts w:cs="Courier New"/>
+        </w:rPr>
+        <w:t xml:space="preserve">: Bohuš </w:t>
+      </w:r>
+      <w:proofErr w:type="spellStart"/>
+      <w:r>
+        <w:rPr>
+          <w:rFonts w:cs="Courier New"/>
+        </w:rPr>
+        <w:t>Jaroš</w:t>
+      </w:r>
+      <w:proofErr w:type="spellEnd"/>
+      <w:r>
+        <w:rPr>
+          <w:rFonts w:cs="Courier New"/>
+        </w:rPr>
+        <w:br/>
+      </w:r>
+      <w:r>
+        <w:rPr>
+          <w:rFonts w:cs="Courier New"/>
+        </w:rPr>
+        <w:t>-</w:t>
+      </w:r>
+      <w:r>
+        <w:rPr>
+          <w:rFonts w:cs="Courier New"/>
+        </w:rPr>
+        <w:t xml:space="preserve"> </w:t>
+      </w:r>
+      <w:r>
+        <w:rPr>
+          <w:rFonts w:cs="Courier New"/>
+          <w:u w:val="single"/>
+        </w:rPr>
+        <w:t>Kritika</w:t>
+      </w:r>
+      <w:r>
+        <w:rPr>
+          <w:rFonts w:cs="Courier New"/>
+          <w:u w:val="single"/>
+        </w:rPr>
+        <w:t xml:space="preserve"> hardvéru</w:t>
+      </w:r>
+      <w:r>
+        <w:rPr>
+          <w:rFonts w:cs="Courier New"/>
+          <w:u w:val="single"/>
+        </w:rPr>
+        <w:t>:</w:t>
+      </w:r>
+      <w:r>
+        <w:rPr>
+          <w:rFonts w:cs="Courier New"/>
+        </w:rPr>
+        <w:t xml:space="preserve"> Ing. Viliam </w:t>
+      </w:r>
+      <w:proofErr w:type="spellStart"/>
+      <w:r>
+        <w:rPr>
+          <w:rFonts w:cs="Courier New"/>
+        </w:rPr>
+        <w:t>Koprda</w:t>
+      </w:r>
+      <w:proofErr w:type="spellEnd"/>
+      <w:r>
+        <w:rPr>
+          <w:rFonts w:cs="Courier New"/>
+        </w:rPr>
+        <w:t xml:space="preserve">, Ing. Dušan </w:t>
+      </w:r>
+      <w:proofErr w:type="spellStart"/>
+      <w:r>
+        <w:rPr>
+          <w:rFonts w:cs="Courier New"/>
+        </w:rPr>
+        <w:t>Dragúň</w:t>
+      </w:r>
+      <w:proofErr w:type="spellEnd"/>
       <w:r>
         <w:rPr>
           <w:rFonts w:cs="Courier New"/>
@@ -2010,13 +2444,71 @@
           <w:rFonts w:cs="Courier New"/>
           <w:u w:val="single"/>
         </w:rPr>
-        <w:t>Chémia na leptanie DPS:</w:t>
-      </w:r>
-      <w:r>
-        <w:rPr>
-          <w:rFonts w:cs="Courier New"/>
-        </w:rPr>
-        <w:t xml:space="preserve"> Ladislav Zimka</w:t>
+        <w:t>Súčiastky:</w:t>
+      </w:r>
+      <w:r>
+        <w:rPr>
+          <w:rFonts w:cs="Courier New"/>
+        </w:rPr>
+        <w:t xml:space="preserve"> MB </w:t>
+      </w:r>
+      <w:proofErr w:type="spellStart"/>
+      <w:r>
+        <w:rPr>
+          <w:rFonts w:cs="Courier New"/>
+        </w:rPr>
+        <w:t>Electronic</w:t>
+      </w:r>
+      <w:proofErr w:type="spellEnd"/>
+      <w:r>
+        <w:rPr>
+          <w:rFonts w:cs="Courier New"/>
+        </w:rPr>
+        <w:t xml:space="preserve"> Žilina, </w:t>
+      </w:r>
+      <w:r>
+        <w:rPr>
+          <w:rFonts w:cs="Courier New"/>
+        </w:rPr>
+        <w:t>VP Centrum</w:t>
+      </w:r>
+      <w:r>
+        <w:rPr>
+          <w:rFonts w:cs="Courier New"/>
+        </w:rPr>
+        <w:t xml:space="preserve"> Litoměřice</w:t>
+      </w:r>
+      <w:r>
+        <w:rPr>
+          <w:rFonts w:cs="Courier New"/>
+        </w:rPr>
+        <w:t>, Techfun.sk</w:t>
+      </w:r>
+      <w:r>
+        <w:rPr>
+          <w:rFonts w:cs="Courier New"/>
+        </w:rPr>
+        <w:t>, tomshardware.sk</w:t>
+      </w:r>
+      <w:r>
+        <w:rPr>
+          <w:rFonts w:cs="Courier New"/>
+        </w:rPr>
+        <w:t xml:space="preserve">, tme.eu, PS </w:t>
+      </w:r>
+      <w:proofErr w:type="spellStart"/>
+      <w:r>
+        <w:rPr>
+          <w:rFonts w:cs="Courier New"/>
+        </w:rPr>
+        <w:t>Electronic</w:t>
+      </w:r>
+      <w:proofErr w:type="spellEnd"/>
+      <w:r>
+        <w:rPr>
+          <w:rFonts w:cs="Courier New"/>
+        </w:rPr>
+        <w:t xml:space="preserve"> Praha</w:t>
       </w:r>
       <w:r>
         <w:rPr>
@@ -2030,15 +2522,52 @@
           <w:rFonts w:cs="Courier New"/>
           <w:u w:val="single"/>
         </w:rPr>
-        <w:t>Poskytovateľ numitrono</w:t>
+        <w:t>Chémia na leptanie DPS:</w:t>
+      </w:r>
+      <w:r>
+        <w:rPr>
+          <w:rFonts w:cs="Courier New"/>
+        </w:rPr>
+        <w:t xml:space="preserve"> Ladislav </w:t>
+      </w:r>
+      <w:proofErr w:type="spellStart"/>
+      <w:r>
+        <w:rPr>
+          <w:rFonts w:cs="Courier New"/>
+        </w:rPr>
+        <w:t>Zimka</w:t>
+      </w:r>
+      <w:proofErr w:type="spellEnd"/>
+      <w:r>
+        <w:rPr>
+          <w:rFonts w:cs="Courier New"/>
+        </w:rPr>
+        <w:br/>
+        <w:t xml:space="preserve">- </w:t>
       </w:r>
       <w:r>
         <w:rPr>
           <w:rFonts w:cs="Courier New"/>
           <w:u w:val="single"/>
         </w:rPr>
+        <w:t xml:space="preserve">Poskytovateľ </w:t>
+      </w:r>
+      <w:proofErr w:type="spellStart"/>
+      <w:r>
+        <w:rPr>
+          <w:rFonts w:cs="Courier New"/>
+          <w:u w:val="single"/>
+        </w:rPr>
+        <w:t>numitrono</w:t>
+      </w:r>
+      <w:r>
+        <w:rPr>
+          <w:rFonts w:cs="Courier New"/>
+          <w:u w:val="single"/>
+        </w:rPr>
         <w:t>v</w:t>
       </w:r>
+      <w:proofErr w:type="spellEnd"/>
       <w:r>
         <w:rPr>
           <w:rFonts w:cs="Courier New"/>
@@ -2050,7 +2579,21 @@
         <w:rPr>
           <w:rFonts w:cs="Courier New"/>
         </w:rPr>
-        <w:t xml:space="preserve"> Robert Ziedins, Litva</w:t>
+        <w:t xml:space="preserve"> Robert </w:t>
+      </w:r>
+      <w:proofErr w:type="spellStart"/>
+      <w:r>
+        <w:rPr>
+          <w:rFonts w:cs="Courier New"/>
+        </w:rPr>
+        <w:t>Ziedins</w:t>
+      </w:r>
+      <w:proofErr w:type="spellEnd"/>
+      <w:r>
+        <w:rPr>
+          <w:rFonts w:cs="Courier New"/>
+        </w:rPr>
+        <w:t>, Litva</w:t>
       </w:r>
     </w:p>
     <w:p>
@@ -2739,6 +3282,118 @@
       </w:rPr>
     </w:lvl>
   </w:abstractNum>
+  <w:abstractNum w:abstractNumId="6" w15:restartNumberingAfterBreak="0">
+    <w:nsid w:val="506A446F"/>
+    <w:multiLevelType w:val="hybridMultilevel"/>
+    <w:tmpl w:val="4DE80CD8"/>
+    <w:lvl w:ilvl="0" w:tplc="50CE7CCE">
+      <w:numFmt w:val="bullet"/>
+      <w:lvlText w:val="-"/>
+      <w:lvlJc w:val="left"/>
+      <w:pPr>
+        <w:ind w:left="720" w:hanging="360"/>
+      </w:pPr>
+      <w:rPr>
+        <w:rFonts w:ascii="Courier New" w:eastAsiaTheme="minorHAnsi" w:hAnsi="Courier New" w:cs="Courier New" w:hint="default"/>
+      </w:rPr>
+    </w:lvl>
+    <w:lvl w:ilvl="1" w:tplc="041B0003" w:tentative="1">
+      <w:start w:val="1"/>
+      <w:numFmt w:val="bullet"/>
+      <w:lvlText w:val="o"/>
+      <w:lvlJc w:val="left"/>
+      <w:pPr>
+        <w:ind w:left="1440" w:hanging="360"/>
+      </w:pPr>
+      <w:rPr>
+        <w:rFonts w:ascii="Courier New" w:hAnsi="Courier New" w:cs="Courier New" w:hint="default"/>
+      </w:rPr>
+    </w:lvl>
+    <w:lvl w:ilvl="2" w:tplc="041B0005" w:tentative="1">
+      <w:start w:val="1"/>
+      <w:numFmt w:val="bullet"/>
+      <w:lvlText w:val=""/>
+      <w:lvlJc w:val="left"/>
+      <w:pPr>
+        <w:ind w:left="2160" w:hanging="360"/>
+      </w:pPr>
+      <w:rPr>
+        <w:rFonts w:ascii="Wingdings" w:hAnsi="Wingdings" w:hint="default"/>
+      </w:rPr>
+    </w:lvl>
+    <w:lvl w:ilvl="3" w:tplc="041B0001" w:tentative="1">
+      <w:start w:val="1"/>
+      <w:numFmt w:val="bullet"/>
+      <w:lvlText w:val=""/>
+      <w:lvlJc w:val="left"/>
+      <w:pPr>
+        <w:ind w:left="2880" w:hanging="360"/>
+      </w:pPr>
+      <w:rPr>
+        <w:rFonts w:ascii="Symbol" w:hAnsi="Symbol" w:hint="default"/>
+      </w:rPr>
+    </w:lvl>
+    <w:lvl w:ilvl="4" w:tplc="041B0003" w:tentative="1">
+      <w:start w:val="1"/>
+      <w:numFmt w:val="bullet"/>
+      <w:lvlText w:val="o"/>
+      <w:lvlJc w:val="left"/>
+      <w:pPr>
+        <w:ind w:left="3600" w:hanging="360"/>
+      </w:pPr>
+      <w:rPr>
+        <w:rFonts w:ascii="Courier New" w:hAnsi="Courier New" w:cs="Courier New" w:hint="default"/>
+      </w:rPr>
+    </w:lvl>
+    <w:lvl w:ilvl="5" w:tplc="041B0005" w:tentative="1">
+      <w:start w:val="1"/>
+      <w:numFmt w:val="bullet"/>
+      <w:lvlText w:val=""/>
+      <w:lvlJc w:val="left"/>
+      <w:pPr>
+        <w:ind w:left="4320" w:hanging="360"/>
+      </w:pPr>
+      <w:rPr>
+        <w:rFonts w:ascii="Wingdings" w:hAnsi="Wingdings" w:hint="default"/>
+      </w:rPr>
+    </w:lvl>
+    <w:lvl w:ilvl="6" w:tplc="041B0001" w:tentative="1">
+      <w:start w:val="1"/>
+      <w:numFmt w:val="bullet"/>
+      <w:lvlText w:val=""/>
+      <w:lvlJc w:val="left"/>
+      <w:pPr>
+        <w:ind w:left="5040" w:hanging="360"/>
+      </w:pPr>
+      <w:rPr>
+        <w:rFonts w:ascii="Symbol" w:hAnsi="Symbol" w:hint="default"/>
+      </w:rPr>
+    </w:lvl>
+    <w:lvl w:ilvl="7" w:tplc="041B0003" w:tentative="1">
+      <w:start w:val="1"/>
+      <w:numFmt w:val="bullet"/>
+      <w:lvlText w:val="o"/>
+      <w:lvlJc w:val="left"/>
+      <w:pPr>
+        <w:ind w:left="5760" w:hanging="360"/>
+      </w:pPr>
+      <w:rPr>
+        <w:rFonts w:ascii="Courier New" w:hAnsi="Courier New" w:cs="Courier New" w:hint="default"/>
+      </w:rPr>
+    </w:lvl>
+    <w:lvl w:ilvl="8" w:tplc="041B0005" w:tentative="1">
+      <w:start w:val="1"/>
+      <w:numFmt w:val="bullet"/>
+      <w:lvlText w:val=""/>
+      <w:lvlJc w:val="left"/>
+      <w:pPr>
+        <w:ind w:left="6480" w:hanging="360"/>
+      </w:pPr>
+      <w:rPr>
+        <w:rFonts w:ascii="Wingdings" w:hAnsi="Wingdings" w:hint="default"/>
+      </w:rPr>
+    </w:lvl>
+  </w:abstractNum>
   <w:num w:numId="1" w16cid:durableId="1015428120">
     <w:abstractNumId w:val="5"/>
   </w:num>
@@ -2756,6 +3411,9 @@
   </w:num>
   <w:num w:numId="6" w16cid:durableId="1355427557">
     <w:abstractNumId w:val="2"/>
+  </w:num>
+  <w:num w:numId="7" w16cid:durableId="1247307226">
+    <w:abstractNumId w:val="6"/>
   </w:num>
 </w:numbering>
 </file>

--- a/docs/prirucka.docx
+++ b/docs/prirucka.docx
@@ -4,21 +4,8 @@
   <w:body>
     <w:p>
       <w:pPr>
-        <w:jc w:val="center"/>
-        <w:rPr>
-          <w:rFonts w:cs="Courier New"/>
-          <w:b/>
-          <w:bCs/>
-          <w:sz w:val="48"/>
-          <w:szCs w:val="48"/>
-        </w:rPr>
-      </w:pPr>
-    </w:p>
-    <w:p>
-      <w:pPr>
-        <w:jc w:val="right"/>
-        <w:rPr>
-          <w:rFonts w:cs="Courier New"/>
+        <w:rPr>
+          <w:rFonts w:ascii="Special Elite" w:hAnsi="Special Elite" w:cs="Courier New"/>
           <w:b/>
           <w:bCs/>
           <w:i/>
@@ -29,26 +16,110 @@
       </w:pPr>
       <w:r>
         <w:rPr>
-          <w:rFonts w:cs="Courier New"/>
+          <w:rFonts w:ascii="Special Elite" w:hAnsi="Special Elite" w:cs="Courier New"/>
           <w:b/>
           <w:bCs/>
+          <w:sz w:val="72"/>
+          <w:szCs w:val="72"/>
+        </w:rPr>
+        <w:br/>
+      </w:r>
+    </w:p>
+    <w:p>
+      <w:pPr>
+        <w:jc w:val="center"/>
+        <w:rPr>
+          <w:rFonts w:ascii="Special Elite" w:hAnsi="Special Elite" w:cs="Courier New"/>
+          <w:b/>
+          <w:bCs/>
+          <w:i/>
+          <w:iCs/>
+          <w:sz w:val="72"/>
+          <w:szCs w:val="72"/>
+        </w:rPr>
+      </w:pPr>
+      <w:r>
+        <w:rPr>
+          <w:rFonts w:ascii="Special Elite" w:hAnsi="Special Elite" w:cs="Courier New"/>
+          <w:b/>
+          <w:bCs/>
+          <w:i/>
+          <w:iCs/>
+          <w:sz w:val="72"/>
+          <w:szCs w:val="72"/>
+        </w:rPr>
+        <w:t>Návod k</w:t>
+      </w:r>
+      <w:r>
+        <w:rPr>
+          <w:rFonts w:ascii="Special Elite" w:hAnsi="Special Elite" w:cs="Courier New"/>
+          <w:b/>
+          <w:bCs/>
+          <w:i/>
+          <w:iCs/>
+          <w:sz w:val="72"/>
+          <w:szCs w:val="72"/>
+        </w:rPr>
+        <w:t> </w:t>
+      </w:r>
+      <w:r>
+        <w:rPr>
+          <w:rFonts w:ascii="Special Elite" w:hAnsi="Special Elite" w:cs="Courier New"/>
+          <w:b/>
+          <w:bCs/>
+          <w:i/>
+          <w:iCs/>
+          <w:sz w:val="72"/>
+          <w:szCs w:val="72"/>
+        </w:rPr>
+        <w:t>obsluhe</w:t>
+      </w:r>
+    </w:p>
+    <w:p>
+      <w:pPr>
+        <w:rPr>
+          <w:rFonts w:ascii="Special Elite" w:hAnsi="Special Elite" w:cs="Courier New"/>
+          <w:b/>
+          <w:bCs/>
+          <w:i/>
+          <w:iCs/>
+          <w:sz w:val="72"/>
+          <w:szCs w:val="72"/>
+        </w:rPr>
+      </w:pPr>
+      <w:r>
+        <w:rPr>
+          <w:rFonts w:ascii="Special Elite" w:hAnsi="Special Elite" w:cs="Courier New"/>
+          <w:b/>
+          <w:bCs/>
+          <w:i/>
+          <w:iCs/>
           <w:noProof/>
-          <w:sz w:val="48"/>
-          <w:szCs w:val="48"/>
-        </w:rPr>
+          <w:sz w:val="72"/>
+          <w:szCs w:val="72"/>
+        </w:rPr>
+        <w:lastRenderedPageBreak/>
         <w:drawing>
-          <wp:anchor distT="0" distB="0" distL="114300" distR="114300" simplePos="0" relativeHeight="251658240" behindDoc="1" locked="0" layoutInCell="1" allowOverlap="1" wp14:anchorId="1E3E3FDF" wp14:editId="68EE810E">
+          <wp:anchor distT="0" distB="0" distL="114300" distR="114300" simplePos="0" relativeHeight="251683840" behindDoc="1" locked="0" layoutInCell="1" allowOverlap="1" wp14:anchorId="26EEBF54" wp14:editId="06E9D43F">
             <wp:simplePos x="0" y="0"/>
             <wp:positionH relativeFrom="column">
-              <wp:posOffset>509905</wp:posOffset>
+              <wp:posOffset>962660</wp:posOffset>
             </wp:positionH>
             <wp:positionV relativeFrom="paragraph">
-              <wp:posOffset>598805</wp:posOffset>
+              <wp:posOffset>0</wp:posOffset>
             </wp:positionV>
-            <wp:extent cx="4762500" cy="4762500"/>
-            <wp:effectExtent l="0" t="0" r="0" b="0"/>
-            <wp:wrapTopAndBottom/>
-            <wp:docPr id="1648837134" name="Obrázek 2"/>
+            <wp:extent cx="3009900" cy="2225280"/>
+            <wp:effectExtent l="0" t="0" r="0" b="3810"/>
+            <wp:wrapTight wrapText="bothSides">
+              <wp:wrapPolygon edited="0">
+                <wp:start x="0" y="0"/>
+                <wp:lineTo x="0" y="21452"/>
+                <wp:lineTo x="21463" y="21452"/>
+                <wp:lineTo x="21463" y="0"/>
+                <wp:lineTo x="0" y="0"/>
+              </wp:wrapPolygon>
+            </wp:wrapTight>
+            <wp:docPr id="1924783381" name="Obrázek 11"/>
             <wp:cNvGraphicFramePr>
               <a:graphicFrameLocks xmlns:a="http://schemas.openxmlformats.org/drawingml/2006/main" noChangeAspect="1"/>
             </wp:cNvGraphicFramePr>
@@ -56,29 +127,41 @@
               <a:graphicData uri="http://schemas.openxmlformats.org/drawingml/2006/picture">
                 <pic:pic xmlns:pic="http://schemas.openxmlformats.org/drawingml/2006/picture">
                   <pic:nvPicPr>
-                    <pic:cNvPr id="1648837134" name="Obrázek 1648837134"/>
-                    <pic:cNvPicPr/>
+                    <pic:cNvPr id="0" name="Picture 2"/>
+                    <pic:cNvPicPr>
+                      <a:picLocks noChangeAspect="1" noChangeArrowheads="1"/>
+                    </pic:cNvPicPr>
                   </pic:nvPicPr>
-                  <pic:blipFill>
-                    <a:blip r:embed="rId6">
+                  <pic:blipFill rotWithShape="1">
+                    <a:blip r:embed="rId6" cstate="print">
                       <a:extLst>
                         <a:ext uri="{28A0092B-C50C-407E-A947-70E740481C1C}">
                           <a14:useLocalDpi xmlns:a14="http://schemas.microsoft.com/office/drawing/2010/main" val="0"/>
                         </a:ext>
                       </a:extLst>
                     </a:blip>
+                    <a:srcRect l="1794" t="17344" r="6699" b="15002"/>
                     <a:stretch>
                       <a:fillRect/>
                     </a:stretch>
                   </pic:blipFill>
-                  <pic:spPr>
+                  <pic:spPr bwMode="auto">
                     <a:xfrm>
                       <a:off x="0" y="0"/>
-                      <a:ext cx="4762500" cy="4762500"/>
+                      <a:ext cx="3009900" cy="2225280"/>
                     </a:xfrm>
                     <a:prstGeom prst="rect">
                       <a:avLst/>
                     </a:prstGeom>
+                    <a:noFill/>
+                    <a:ln>
+                      <a:noFill/>
+                    </a:ln>
+                    <a:extLst>
+                      <a:ext uri="{53640926-AAD7-44D8-BBD7-CCE9431645EC}">
+                        <a14:shadowObscured xmlns:a14="http://schemas.microsoft.com/office/drawing/2010/main"/>
+                      </a:ext>
+                    </a:extLst>
                   </pic:spPr>
                 </pic:pic>
               </a:graphicData>
@@ -88,20 +171,7 @@
       </w:r>
       <w:r>
         <w:rPr>
-          <w:rFonts w:cs="Courier New"/>
-          <w:b/>
-          <w:bCs/>
-          <w:sz w:val="72"/>
-          <w:szCs w:val="72"/>
-        </w:rPr>
-        <w:br/>
-      </w:r>
-    </w:p>
-    <w:p>
-      <w:pPr>
-        <w:jc w:val="center"/>
-        <w:rPr>
-          <w:rFonts w:cs="Courier New"/>
+          <w:rFonts w:ascii="Special Elite" w:hAnsi="Special Elite" w:cs="Courier New"/>
           <w:b/>
           <w:bCs/>
           <w:i/>
@@ -109,73 +179,13 @@
           <w:sz w:val="72"/>
           <w:szCs w:val="72"/>
         </w:rPr>
-      </w:pPr>
-      <w:r>
-        <w:rPr>
-          <w:rFonts w:cs="Courier New"/>
-          <w:b/>
-          <w:bCs/>
-          <w:i/>
-          <w:iCs/>
-          <w:sz w:val="72"/>
-          <w:szCs w:val="72"/>
-        </w:rPr>
-        <w:t>Návod k</w:t>
-      </w:r>
-      <w:r>
-        <w:rPr>
-          <w:rFonts w:cs="Courier New"/>
-          <w:b/>
-          <w:bCs/>
-          <w:i/>
-          <w:iCs/>
-          <w:sz w:val="72"/>
-          <w:szCs w:val="72"/>
-        </w:rPr>
-        <w:t> </w:t>
-      </w:r>
-      <w:r>
-        <w:rPr>
-          <w:rFonts w:cs="Courier New"/>
-          <w:b/>
-          <w:bCs/>
-          <w:i/>
-          <w:iCs/>
-          <w:sz w:val="72"/>
-          <w:szCs w:val="72"/>
-        </w:rPr>
-        <w:t>obsluhe</w:t>
-      </w:r>
-    </w:p>
-    <w:p>
-      <w:pPr>
-        <w:rPr>
-          <w:rFonts w:cs="Courier New"/>
-          <w:b/>
-          <w:bCs/>
-          <w:i/>
-          <w:iCs/>
-          <w:sz w:val="72"/>
-          <w:szCs w:val="72"/>
-        </w:rPr>
-      </w:pPr>
-      <w:r>
-        <w:rPr>
-          <w:rFonts w:cs="Courier New"/>
-          <w:b/>
-          <w:bCs/>
-          <w:i/>
-          <w:iCs/>
-          <w:sz w:val="72"/>
-          <w:szCs w:val="72"/>
-        </w:rPr>
         <w:br w:type="page"/>
       </w:r>
     </w:p>
     <w:sdt>
       <w:sdtPr>
         <w:rPr>
-          <w:rFonts w:eastAsiaTheme="minorHAnsi" w:cstheme="minorBidi"/>
+          <w:rFonts w:ascii="Special Elite" w:eastAsiaTheme="minorHAnsi" w:hAnsi="Special Elite" w:cstheme="minorBidi"/>
           <w:b w:val="0"/>
           <w:color w:val="auto"/>
           <w:kern w:val="2"/>
@@ -201,6 +211,7 @@
             <w:pStyle w:val="Nadpisobsahu"/>
             <w:rPr>
               <w:rStyle w:val="Nadpis1Char"/>
+              <w:rFonts w:ascii="Special Elite" w:hAnsi="Special Elite"/>
               <w:b/>
               <w:bCs/>
               <w:u w:val="single"/>
@@ -209,6 +220,7 @@
           <w:r>
             <w:rPr>
               <w:rStyle w:val="Nadpis1Char"/>
+              <w:rFonts w:ascii="Special Elite" w:hAnsi="Special Elite"/>
               <w:b/>
               <w:bCs/>
             </w:rPr>
@@ -222,30 +234,41 @@
               <w:tab w:val="right" w:leader="dot" w:pos="10456"/>
             </w:tabs>
             <w:rPr>
-              <w:rFonts w:asciiTheme="minorHAnsi" w:eastAsiaTheme="minorEastAsia" w:hAnsiTheme="minorHAnsi"/>
+              <w:rFonts w:ascii="Special Elite" w:eastAsiaTheme="minorEastAsia" w:hAnsi="Special Elite"/>
               <w:noProof/>
               <w:lang w:eastAsia="sk-SK"/>
             </w:rPr>
           </w:pPr>
           <w:r>
+            <w:rPr>
+              <w:rFonts w:ascii="Special Elite" w:hAnsi="Special Elite"/>
+            </w:rPr>
             <w:fldChar w:fldCharType="begin"/>
           </w:r>
           <w:r>
+            <w:rPr>
+              <w:rFonts w:ascii="Special Elite" w:hAnsi="Special Elite"/>
+            </w:rPr>
             <w:instrText xml:space="preserve"> TOC \o "1-3" \h \z \u </w:instrText>
           </w:r>
           <w:r>
+            <w:rPr>
+              <w:rFonts w:ascii="Special Elite" w:hAnsi="Special Elite"/>
+            </w:rPr>
             <w:fldChar w:fldCharType="separate"/>
           </w:r>
           <w:hyperlink w:anchor="_Toc211153204" w:history="1">
             <w:r>
               <w:rPr>
                 <w:rStyle w:val="Hypertextovodkaz"/>
+                <w:rFonts w:ascii="Special Elite" w:hAnsi="Special Elite"/>
                 <w:noProof/>
               </w:rPr>
               <w:t>NUMERI 50</w:t>
             </w:r>
             <w:r>
               <w:rPr>
+                <w:rFonts w:ascii="Special Elite" w:hAnsi="Special Elite"/>
                 <w:noProof/>
                 <w:webHidden/>
               </w:rPr>
@@ -253,6 +276,7 @@
             </w:r>
             <w:r>
               <w:rPr>
+                <w:rFonts w:ascii="Special Elite" w:hAnsi="Special Elite"/>
                 <w:noProof/>
                 <w:webHidden/>
               </w:rPr>
@@ -260,6 +284,7 @@
             </w:r>
             <w:r>
               <w:rPr>
+                <w:rFonts w:ascii="Special Elite" w:hAnsi="Special Elite"/>
                 <w:noProof/>
                 <w:webHidden/>
               </w:rPr>
@@ -267,12 +292,14 @@
             </w:r>
             <w:r>
               <w:rPr>
-                <w:noProof/>
-                <w:webHidden/>
-              </w:rPr>
-            </w:r>
-            <w:r>
-              <w:rPr>
+                <w:rFonts w:ascii="Special Elite" w:hAnsi="Special Elite"/>
+                <w:noProof/>
+                <w:webHidden/>
+              </w:rPr>
+            </w:r>
+            <w:r>
+              <w:rPr>
+                <w:rFonts w:ascii="Special Elite" w:hAnsi="Special Elite"/>
                 <w:noProof/>
                 <w:webHidden/>
               </w:rPr>
@@ -280,6 +307,7 @@
             </w:r>
             <w:r>
               <w:rPr>
+                <w:rFonts w:ascii="Special Elite" w:hAnsi="Special Elite"/>
                 <w:noProof/>
                 <w:webHidden/>
               </w:rPr>
@@ -287,6 +315,7 @@
             </w:r>
             <w:r>
               <w:rPr>
+                <w:rFonts w:ascii="Special Elite" w:hAnsi="Special Elite"/>
                 <w:noProof/>
                 <w:webHidden/>
               </w:rPr>
@@ -301,7 +330,7 @@
               <w:tab w:val="right" w:leader="dot" w:pos="10456"/>
             </w:tabs>
             <w:rPr>
-              <w:rFonts w:asciiTheme="minorHAnsi" w:eastAsiaTheme="minorEastAsia" w:hAnsiTheme="minorHAnsi"/>
+              <w:rFonts w:ascii="Special Elite" w:eastAsiaTheme="minorEastAsia" w:hAnsi="Special Elite"/>
               <w:noProof/>
               <w:lang w:eastAsia="sk-SK"/>
             </w:rPr>
@@ -310,12 +339,14 @@
             <w:r>
               <w:rPr>
                 <w:rStyle w:val="Hypertextovodkaz"/>
+                <w:rFonts w:ascii="Special Elite" w:hAnsi="Special Elite"/>
                 <w:noProof/>
               </w:rPr>
               <w:t>História numitronov</w:t>
             </w:r>
             <w:r>
               <w:rPr>
+                <w:rFonts w:ascii="Special Elite" w:hAnsi="Special Elite"/>
                 <w:noProof/>
                 <w:webHidden/>
               </w:rPr>
@@ -323,6 +354,7 @@
             </w:r>
             <w:r>
               <w:rPr>
+                <w:rFonts w:ascii="Special Elite" w:hAnsi="Special Elite"/>
                 <w:noProof/>
                 <w:webHidden/>
               </w:rPr>
@@ -330,6 +362,7 @@
             </w:r>
             <w:r>
               <w:rPr>
+                <w:rFonts w:ascii="Special Elite" w:hAnsi="Special Elite"/>
                 <w:noProof/>
                 <w:webHidden/>
               </w:rPr>
@@ -337,12 +370,14 @@
             </w:r>
             <w:r>
               <w:rPr>
-                <w:noProof/>
-                <w:webHidden/>
-              </w:rPr>
-            </w:r>
-            <w:r>
-              <w:rPr>
+                <w:rFonts w:ascii="Special Elite" w:hAnsi="Special Elite"/>
+                <w:noProof/>
+                <w:webHidden/>
+              </w:rPr>
+            </w:r>
+            <w:r>
+              <w:rPr>
+                <w:rFonts w:ascii="Special Elite" w:hAnsi="Special Elite"/>
                 <w:noProof/>
                 <w:webHidden/>
               </w:rPr>
@@ -350,6 +385,7 @@
             </w:r>
             <w:r>
               <w:rPr>
+                <w:rFonts w:ascii="Special Elite" w:hAnsi="Special Elite"/>
                 <w:noProof/>
                 <w:webHidden/>
               </w:rPr>
@@ -357,6 +393,7 @@
             </w:r>
             <w:r>
               <w:rPr>
+                <w:rFonts w:ascii="Special Elite" w:hAnsi="Special Elite"/>
                 <w:noProof/>
                 <w:webHidden/>
               </w:rPr>
@@ -371,7 +408,7 @@
               <w:tab w:val="right" w:leader="dot" w:pos="10456"/>
             </w:tabs>
             <w:rPr>
-              <w:rFonts w:asciiTheme="minorHAnsi" w:eastAsiaTheme="minorEastAsia" w:hAnsiTheme="minorHAnsi"/>
+              <w:rFonts w:ascii="Special Elite" w:eastAsiaTheme="minorEastAsia" w:hAnsi="Special Elite"/>
               <w:noProof/>
               <w:lang w:eastAsia="sk-SK"/>
             </w:rPr>
@@ -380,12 +417,14 @@
             <w:r>
               <w:rPr>
                 <w:rStyle w:val="Hypertextovodkaz"/>
+                <w:rFonts w:ascii="Special Elite" w:hAnsi="Special Elite"/>
                 <w:noProof/>
               </w:rPr>
               <w:t>Ovládanie</w:t>
             </w:r>
             <w:r>
               <w:rPr>
+                <w:rFonts w:ascii="Special Elite" w:hAnsi="Special Elite"/>
                 <w:noProof/>
                 <w:webHidden/>
               </w:rPr>
@@ -393,6 +432,7 @@
             </w:r>
             <w:r>
               <w:rPr>
+                <w:rFonts w:ascii="Special Elite" w:hAnsi="Special Elite"/>
                 <w:noProof/>
                 <w:webHidden/>
               </w:rPr>
@@ -400,6 +440,7 @@
             </w:r>
             <w:r>
               <w:rPr>
+                <w:rFonts w:ascii="Special Elite" w:hAnsi="Special Elite"/>
                 <w:noProof/>
                 <w:webHidden/>
               </w:rPr>
@@ -407,12 +448,14 @@
             </w:r>
             <w:r>
               <w:rPr>
-                <w:noProof/>
-                <w:webHidden/>
-              </w:rPr>
-            </w:r>
-            <w:r>
-              <w:rPr>
+                <w:rFonts w:ascii="Special Elite" w:hAnsi="Special Elite"/>
+                <w:noProof/>
+                <w:webHidden/>
+              </w:rPr>
+            </w:r>
+            <w:r>
+              <w:rPr>
+                <w:rFonts w:ascii="Special Elite" w:hAnsi="Special Elite"/>
                 <w:noProof/>
                 <w:webHidden/>
               </w:rPr>
@@ -420,6 +463,7 @@
             </w:r>
             <w:r>
               <w:rPr>
+                <w:rFonts w:ascii="Special Elite" w:hAnsi="Special Elite"/>
                 <w:noProof/>
                 <w:webHidden/>
               </w:rPr>
@@ -427,6 +471,7 @@
             </w:r>
             <w:r>
               <w:rPr>
+                <w:rFonts w:ascii="Special Elite" w:hAnsi="Special Elite"/>
                 <w:noProof/>
                 <w:webHidden/>
               </w:rPr>
@@ -441,7 +486,7 @@
               <w:tab w:val="right" w:leader="dot" w:pos="10456"/>
             </w:tabs>
             <w:rPr>
-              <w:rFonts w:asciiTheme="minorHAnsi" w:eastAsiaTheme="minorEastAsia" w:hAnsiTheme="minorHAnsi"/>
+              <w:rFonts w:ascii="Special Elite" w:eastAsiaTheme="minorEastAsia" w:hAnsi="Special Elite"/>
               <w:noProof/>
               <w:lang w:eastAsia="sk-SK"/>
             </w:rPr>
@@ -450,12 +495,14 @@
             <w:r>
               <w:rPr>
                 <w:rStyle w:val="Hypertextovodkaz"/>
+                <w:rFonts w:ascii="Special Elite" w:hAnsi="Special Elite"/>
                 <w:noProof/>
               </w:rPr>
               <w:t>Nastavenia:</w:t>
             </w:r>
             <w:r>
               <w:rPr>
+                <w:rFonts w:ascii="Special Elite" w:hAnsi="Special Elite"/>
                 <w:noProof/>
                 <w:webHidden/>
               </w:rPr>
@@ -463,6 +510,7 @@
             </w:r>
             <w:r>
               <w:rPr>
+                <w:rFonts w:ascii="Special Elite" w:hAnsi="Special Elite"/>
                 <w:noProof/>
                 <w:webHidden/>
               </w:rPr>
@@ -470,6 +518,7 @@
             </w:r>
             <w:r>
               <w:rPr>
+                <w:rFonts w:ascii="Special Elite" w:hAnsi="Special Elite"/>
                 <w:noProof/>
                 <w:webHidden/>
               </w:rPr>
@@ -477,12 +526,14 @@
             </w:r>
             <w:r>
               <w:rPr>
-                <w:noProof/>
-                <w:webHidden/>
-              </w:rPr>
-            </w:r>
-            <w:r>
-              <w:rPr>
+                <w:rFonts w:ascii="Special Elite" w:hAnsi="Special Elite"/>
+                <w:noProof/>
+                <w:webHidden/>
+              </w:rPr>
+            </w:r>
+            <w:r>
+              <w:rPr>
+                <w:rFonts w:ascii="Special Elite" w:hAnsi="Special Elite"/>
                 <w:noProof/>
                 <w:webHidden/>
               </w:rPr>
@@ -490,6 +541,7 @@
             </w:r>
             <w:r>
               <w:rPr>
+                <w:rFonts w:ascii="Special Elite" w:hAnsi="Special Elite"/>
                 <w:noProof/>
                 <w:webHidden/>
               </w:rPr>
@@ -497,6 +549,7 @@
             </w:r>
             <w:r>
               <w:rPr>
+                <w:rFonts w:ascii="Special Elite" w:hAnsi="Special Elite"/>
                 <w:noProof/>
                 <w:webHidden/>
               </w:rPr>
@@ -511,7 +564,7 @@
               <w:tab w:val="right" w:leader="dot" w:pos="10456"/>
             </w:tabs>
             <w:rPr>
-              <w:rFonts w:asciiTheme="minorHAnsi" w:eastAsiaTheme="minorEastAsia" w:hAnsiTheme="minorHAnsi"/>
+              <w:rFonts w:ascii="Special Elite" w:eastAsiaTheme="minorEastAsia" w:hAnsi="Special Elite"/>
               <w:noProof/>
               <w:lang w:eastAsia="sk-SK"/>
             </w:rPr>
@@ -520,12 +573,14 @@
             <w:r>
               <w:rPr>
                 <w:rStyle w:val="Hypertextovodkaz"/>
+                <w:rFonts w:ascii="Special Elite" w:hAnsi="Special Elite"/>
                 <w:noProof/>
               </w:rPr>
               <w:t>Firmvér</w:t>
             </w:r>
             <w:r>
               <w:rPr>
+                <w:rFonts w:ascii="Special Elite" w:hAnsi="Special Elite"/>
                 <w:noProof/>
                 <w:webHidden/>
               </w:rPr>
@@ -533,6 +588,7 @@
             </w:r>
             <w:r>
               <w:rPr>
+                <w:rFonts w:ascii="Special Elite" w:hAnsi="Special Elite"/>
                 <w:noProof/>
                 <w:webHidden/>
               </w:rPr>
@@ -540,6 +596,7 @@
             </w:r>
             <w:r>
               <w:rPr>
+                <w:rFonts w:ascii="Special Elite" w:hAnsi="Special Elite"/>
                 <w:noProof/>
                 <w:webHidden/>
               </w:rPr>
@@ -547,12 +604,14 @@
             </w:r>
             <w:r>
               <w:rPr>
-                <w:noProof/>
-                <w:webHidden/>
-              </w:rPr>
-            </w:r>
-            <w:r>
-              <w:rPr>
+                <w:rFonts w:ascii="Special Elite" w:hAnsi="Special Elite"/>
+                <w:noProof/>
+                <w:webHidden/>
+              </w:rPr>
+            </w:r>
+            <w:r>
+              <w:rPr>
+                <w:rFonts w:ascii="Special Elite" w:hAnsi="Special Elite"/>
                 <w:noProof/>
                 <w:webHidden/>
               </w:rPr>
@@ -560,6 +619,7 @@
             </w:r>
             <w:r>
               <w:rPr>
+                <w:rFonts w:ascii="Special Elite" w:hAnsi="Special Elite"/>
                 <w:noProof/>
                 <w:webHidden/>
               </w:rPr>
@@ -567,6 +627,7 @@
             </w:r>
             <w:r>
               <w:rPr>
+                <w:rFonts w:ascii="Special Elite" w:hAnsi="Special Elite"/>
                 <w:noProof/>
                 <w:webHidden/>
               </w:rPr>
@@ -581,7 +642,7 @@
               <w:tab w:val="right" w:leader="dot" w:pos="10456"/>
             </w:tabs>
             <w:rPr>
-              <w:rFonts w:asciiTheme="minorHAnsi" w:eastAsiaTheme="minorEastAsia" w:hAnsiTheme="minorHAnsi"/>
+              <w:rFonts w:ascii="Special Elite" w:eastAsiaTheme="minorEastAsia" w:hAnsi="Special Elite"/>
               <w:noProof/>
               <w:lang w:eastAsia="sk-SK"/>
             </w:rPr>
@@ -590,12 +651,14 @@
             <w:r>
               <w:rPr>
                 <w:rStyle w:val="Hypertextovodkaz"/>
+                <w:rFonts w:ascii="Special Elite" w:hAnsi="Special Elite"/>
                 <w:noProof/>
               </w:rPr>
               <w:t>Manuálne nastavovanie</w:t>
             </w:r>
             <w:r>
               <w:rPr>
+                <w:rFonts w:ascii="Special Elite" w:hAnsi="Special Elite"/>
                 <w:noProof/>
                 <w:webHidden/>
               </w:rPr>
@@ -603,6 +666,7 @@
             </w:r>
             <w:r>
               <w:rPr>
+                <w:rFonts w:ascii="Special Elite" w:hAnsi="Special Elite"/>
                 <w:noProof/>
                 <w:webHidden/>
               </w:rPr>
@@ -610,6 +674,7 @@
             </w:r>
             <w:r>
               <w:rPr>
+                <w:rFonts w:ascii="Special Elite" w:hAnsi="Special Elite"/>
                 <w:noProof/>
                 <w:webHidden/>
               </w:rPr>
@@ -617,12 +682,14 @@
             </w:r>
             <w:r>
               <w:rPr>
-                <w:noProof/>
-                <w:webHidden/>
-              </w:rPr>
-            </w:r>
-            <w:r>
-              <w:rPr>
+                <w:rFonts w:ascii="Special Elite" w:hAnsi="Special Elite"/>
+                <w:noProof/>
+                <w:webHidden/>
+              </w:rPr>
+            </w:r>
+            <w:r>
+              <w:rPr>
+                <w:rFonts w:ascii="Special Elite" w:hAnsi="Special Elite"/>
                 <w:noProof/>
                 <w:webHidden/>
               </w:rPr>
@@ -630,6 +697,7 @@
             </w:r>
             <w:r>
               <w:rPr>
+                <w:rFonts w:ascii="Special Elite" w:hAnsi="Special Elite"/>
                 <w:noProof/>
                 <w:webHidden/>
               </w:rPr>
@@ -637,6 +705,7 @@
             </w:r>
             <w:r>
               <w:rPr>
+                <w:rFonts w:ascii="Special Elite" w:hAnsi="Special Elite"/>
                 <w:noProof/>
                 <w:webHidden/>
               </w:rPr>
@@ -651,7 +720,7 @@
               <w:tab w:val="right" w:leader="dot" w:pos="10456"/>
             </w:tabs>
             <w:rPr>
-              <w:rFonts w:asciiTheme="minorHAnsi" w:eastAsiaTheme="minorEastAsia" w:hAnsiTheme="minorHAnsi"/>
+              <w:rFonts w:ascii="Special Elite" w:eastAsiaTheme="minorEastAsia" w:hAnsi="Special Elite"/>
               <w:noProof/>
               <w:lang w:eastAsia="sk-SK"/>
             </w:rPr>
@@ -660,12 +729,14 @@
             <w:r>
               <w:rPr>
                 <w:rStyle w:val="Hypertextovodkaz"/>
+                <w:rFonts w:ascii="Special Elite" w:hAnsi="Special Elite"/>
                 <w:noProof/>
               </w:rPr>
               <w:t>Napájanie</w:t>
             </w:r>
             <w:r>
               <w:rPr>
+                <w:rFonts w:ascii="Special Elite" w:hAnsi="Special Elite"/>
                 <w:noProof/>
                 <w:webHidden/>
               </w:rPr>
@@ -673,6 +744,7 @@
             </w:r>
             <w:r>
               <w:rPr>
+                <w:rFonts w:ascii="Special Elite" w:hAnsi="Special Elite"/>
                 <w:noProof/>
                 <w:webHidden/>
               </w:rPr>
@@ -680,6 +752,7 @@
             </w:r>
             <w:r>
               <w:rPr>
+                <w:rFonts w:ascii="Special Elite" w:hAnsi="Special Elite"/>
                 <w:noProof/>
                 <w:webHidden/>
               </w:rPr>
@@ -687,12 +760,14 @@
             </w:r>
             <w:r>
               <w:rPr>
-                <w:noProof/>
-                <w:webHidden/>
-              </w:rPr>
-            </w:r>
-            <w:r>
-              <w:rPr>
+                <w:rFonts w:ascii="Special Elite" w:hAnsi="Special Elite"/>
+                <w:noProof/>
+                <w:webHidden/>
+              </w:rPr>
+            </w:r>
+            <w:r>
+              <w:rPr>
+                <w:rFonts w:ascii="Special Elite" w:hAnsi="Special Elite"/>
                 <w:noProof/>
                 <w:webHidden/>
               </w:rPr>
@@ -700,13 +775,15 @@
             </w:r>
             <w:r>
               <w:rPr>
-                <w:noProof/>
-                <w:webHidden/>
-              </w:rPr>
-              <w:t>3</w:t>
-            </w:r>
-            <w:r>
-              <w:rPr>
+                <w:rFonts w:ascii="Special Elite" w:hAnsi="Special Elite"/>
+                <w:noProof/>
+                <w:webHidden/>
+              </w:rPr>
+              <w:t>4</w:t>
+            </w:r>
+            <w:r>
+              <w:rPr>
+                <w:rFonts w:ascii="Special Elite" w:hAnsi="Special Elite"/>
                 <w:noProof/>
                 <w:webHidden/>
               </w:rPr>
@@ -721,7 +798,7 @@
               <w:tab w:val="right" w:leader="dot" w:pos="10456"/>
             </w:tabs>
             <w:rPr>
-              <w:rFonts w:asciiTheme="minorHAnsi" w:eastAsiaTheme="minorEastAsia" w:hAnsiTheme="minorHAnsi"/>
+              <w:rFonts w:ascii="Special Elite" w:eastAsiaTheme="minorEastAsia" w:hAnsi="Special Elite"/>
               <w:noProof/>
               <w:lang w:eastAsia="sk-SK"/>
             </w:rPr>
@@ -730,12 +807,14 @@
             <w:r>
               <w:rPr>
                 <w:rStyle w:val="Hypertextovodkaz"/>
+                <w:rFonts w:ascii="Special Elite" w:hAnsi="Special Elite"/>
                 <w:noProof/>
               </w:rPr>
               <w:t>Prijímač DCF77</w:t>
             </w:r>
             <w:r>
               <w:rPr>
+                <w:rFonts w:ascii="Special Elite" w:hAnsi="Special Elite"/>
                 <w:noProof/>
                 <w:webHidden/>
               </w:rPr>
@@ -743,6 +822,7 @@
             </w:r>
             <w:r>
               <w:rPr>
+                <w:rFonts w:ascii="Special Elite" w:hAnsi="Special Elite"/>
                 <w:noProof/>
                 <w:webHidden/>
               </w:rPr>
@@ -750,6 +830,7 @@
             </w:r>
             <w:r>
               <w:rPr>
+                <w:rFonts w:ascii="Special Elite" w:hAnsi="Special Elite"/>
                 <w:noProof/>
                 <w:webHidden/>
               </w:rPr>
@@ -757,12 +838,14 @@
             </w:r>
             <w:r>
               <w:rPr>
-                <w:noProof/>
-                <w:webHidden/>
-              </w:rPr>
-            </w:r>
-            <w:r>
-              <w:rPr>
+                <w:rFonts w:ascii="Special Elite" w:hAnsi="Special Elite"/>
+                <w:noProof/>
+                <w:webHidden/>
+              </w:rPr>
+            </w:r>
+            <w:r>
+              <w:rPr>
+                <w:rFonts w:ascii="Special Elite" w:hAnsi="Special Elite"/>
                 <w:noProof/>
                 <w:webHidden/>
               </w:rPr>
@@ -770,13 +853,15 @@
             </w:r>
             <w:r>
               <w:rPr>
-                <w:noProof/>
-                <w:webHidden/>
-              </w:rPr>
-              <w:t>3</w:t>
-            </w:r>
-            <w:r>
-              <w:rPr>
+                <w:rFonts w:ascii="Special Elite" w:hAnsi="Special Elite"/>
+                <w:noProof/>
+                <w:webHidden/>
+              </w:rPr>
+              <w:t>5</w:t>
+            </w:r>
+            <w:r>
+              <w:rPr>
+                <w:rFonts w:ascii="Special Elite" w:hAnsi="Special Elite"/>
                 <w:noProof/>
                 <w:webHidden/>
               </w:rPr>
@@ -791,7 +876,7 @@
               <w:tab w:val="right" w:leader="dot" w:pos="10456"/>
             </w:tabs>
             <w:rPr>
-              <w:rFonts w:asciiTheme="minorHAnsi" w:eastAsiaTheme="minorEastAsia" w:hAnsiTheme="minorHAnsi"/>
+              <w:rFonts w:ascii="Special Elite" w:eastAsiaTheme="minorEastAsia" w:hAnsi="Special Elite"/>
               <w:noProof/>
               <w:lang w:eastAsia="sk-SK"/>
             </w:rPr>
@@ -800,12 +885,14 @@
             <w:r>
               <w:rPr>
                 <w:rStyle w:val="Hypertextovodkaz"/>
+                <w:rFonts w:ascii="Special Elite" w:hAnsi="Special Elite"/>
                 <w:noProof/>
               </w:rPr>
               <w:t>Záložná batéria</w:t>
             </w:r>
             <w:r>
               <w:rPr>
+                <w:rFonts w:ascii="Special Elite" w:hAnsi="Special Elite"/>
                 <w:noProof/>
                 <w:webHidden/>
               </w:rPr>
@@ -813,6 +900,7 @@
             </w:r>
             <w:r>
               <w:rPr>
+                <w:rFonts w:ascii="Special Elite" w:hAnsi="Special Elite"/>
                 <w:noProof/>
                 <w:webHidden/>
               </w:rPr>
@@ -820,6 +908,7 @@
             </w:r>
             <w:r>
               <w:rPr>
+                <w:rFonts w:ascii="Special Elite" w:hAnsi="Special Elite"/>
                 <w:noProof/>
                 <w:webHidden/>
               </w:rPr>
@@ -827,12 +916,14 @@
             </w:r>
             <w:r>
               <w:rPr>
-                <w:noProof/>
-                <w:webHidden/>
-              </w:rPr>
-            </w:r>
-            <w:r>
-              <w:rPr>
+                <w:rFonts w:ascii="Special Elite" w:hAnsi="Special Elite"/>
+                <w:noProof/>
+                <w:webHidden/>
+              </w:rPr>
+            </w:r>
+            <w:r>
+              <w:rPr>
+                <w:rFonts w:ascii="Special Elite" w:hAnsi="Special Elite"/>
                 <w:noProof/>
                 <w:webHidden/>
               </w:rPr>
@@ -840,13 +931,15 @@
             </w:r>
             <w:r>
               <w:rPr>
-                <w:noProof/>
-                <w:webHidden/>
-              </w:rPr>
-              <w:t>4</w:t>
-            </w:r>
-            <w:r>
-              <w:rPr>
+                <w:rFonts w:ascii="Special Elite" w:hAnsi="Special Elite"/>
+                <w:noProof/>
+                <w:webHidden/>
+              </w:rPr>
+              <w:t>5</w:t>
+            </w:r>
+            <w:r>
+              <w:rPr>
+                <w:rFonts w:ascii="Special Elite" w:hAnsi="Special Elite"/>
                 <w:noProof/>
                 <w:webHidden/>
               </w:rPr>
@@ -861,7 +954,7 @@
               <w:tab w:val="right" w:leader="dot" w:pos="10456"/>
             </w:tabs>
             <w:rPr>
-              <w:rFonts w:asciiTheme="minorHAnsi" w:eastAsiaTheme="minorEastAsia" w:hAnsiTheme="minorHAnsi"/>
+              <w:rFonts w:ascii="Special Elite" w:eastAsiaTheme="minorEastAsia" w:hAnsi="Special Elite"/>
               <w:noProof/>
               <w:lang w:eastAsia="sk-SK"/>
             </w:rPr>
@@ -870,12 +963,14 @@
             <w:r>
               <w:rPr>
                 <w:rStyle w:val="Hypertextovodkaz"/>
+                <w:rFonts w:ascii="Special Elite" w:hAnsi="Special Elite"/>
                 <w:noProof/>
               </w:rPr>
               <w:t>Úložný priestor</w:t>
             </w:r>
             <w:r>
               <w:rPr>
+                <w:rFonts w:ascii="Special Elite" w:hAnsi="Special Elite"/>
                 <w:noProof/>
                 <w:webHidden/>
               </w:rPr>
@@ -883,6 +978,7 @@
             </w:r>
             <w:r>
               <w:rPr>
+                <w:rFonts w:ascii="Special Elite" w:hAnsi="Special Elite"/>
                 <w:noProof/>
                 <w:webHidden/>
               </w:rPr>
@@ -890,6 +986,7 @@
             </w:r>
             <w:r>
               <w:rPr>
+                <w:rFonts w:ascii="Special Elite" w:hAnsi="Special Elite"/>
                 <w:noProof/>
                 <w:webHidden/>
               </w:rPr>
@@ -897,12 +994,14 @@
             </w:r>
             <w:r>
               <w:rPr>
-                <w:noProof/>
-                <w:webHidden/>
-              </w:rPr>
-            </w:r>
-            <w:r>
-              <w:rPr>
+                <w:rFonts w:ascii="Special Elite" w:hAnsi="Special Elite"/>
+                <w:noProof/>
+                <w:webHidden/>
+              </w:rPr>
+            </w:r>
+            <w:r>
+              <w:rPr>
+                <w:rFonts w:ascii="Special Elite" w:hAnsi="Special Elite"/>
                 <w:noProof/>
                 <w:webHidden/>
               </w:rPr>
@@ -910,13 +1009,15 @@
             </w:r>
             <w:r>
               <w:rPr>
-                <w:noProof/>
-                <w:webHidden/>
-              </w:rPr>
-              <w:t>4</w:t>
-            </w:r>
-            <w:r>
-              <w:rPr>
+                <w:rFonts w:ascii="Special Elite" w:hAnsi="Special Elite"/>
+                <w:noProof/>
+                <w:webHidden/>
+              </w:rPr>
+              <w:t>5</w:t>
+            </w:r>
+            <w:r>
+              <w:rPr>
+                <w:rFonts w:ascii="Special Elite" w:hAnsi="Special Elite"/>
                 <w:noProof/>
                 <w:webHidden/>
               </w:rPr>
@@ -931,7 +1032,7 @@
               <w:tab w:val="right" w:leader="dot" w:pos="10456"/>
             </w:tabs>
             <w:rPr>
-              <w:rFonts w:asciiTheme="minorHAnsi" w:eastAsiaTheme="minorEastAsia" w:hAnsiTheme="minorHAnsi"/>
+              <w:rFonts w:ascii="Special Elite" w:eastAsiaTheme="minorEastAsia" w:hAnsi="Special Elite"/>
               <w:noProof/>
               <w:lang w:eastAsia="sk-SK"/>
             </w:rPr>
@@ -940,12 +1041,14 @@
             <w:r>
               <w:rPr>
                 <w:rStyle w:val="Hypertextovodkaz"/>
+                <w:rFonts w:ascii="Special Elite" w:hAnsi="Special Elite"/>
                 <w:noProof/>
               </w:rPr>
               <w:t>Poistka</w:t>
             </w:r>
             <w:r>
               <w:rPr>
+                <w:rFonts w:ascii="Special Elite" w:hAnsi="Special Elite"/>
                 <w:noProof/>
                 <w:webHidden/>
               </w:rPr>
@@ -953,6 +1056,7 @@
             </w:r>
             <w:r>
               <w:rPr>
+                <w:rFonts w:ascii="Special Elite" w:hAnsi="Special Elite"/>
                 <w:noProof/>
                 <w:webHidden/>
               </w:rPr>
@@ -960,6 +1064,7 @@
             </w:r>
             <w:r>
               <w:rPr>
+                <w:rFonts w:ascii="Special Elite" w:hAnsi="Special Elite"/>
                 <w:noProof/>
                 <w:webHidden/>
               </w:rPr>
@@ -967,12 +1072,14 @@
             </w:r>
             <w:r>
               <w:rPr>
-                <w:noProof/>
-                <w:webHidden/>
-              </w:rPr>
-            </w:r>
-            <w:r>
-              <w:rPr>
+                <w:rFonts w:ascii="Special Elite" w:hAnsi="Special Elite"/>
+                <w:noProof/>
+                <w:webHidden/>
+              </w:rPr>
+            </w:r>
+            <w:r>
+              <w:rPr>
+                <w:rFonts w:ascii="Special Elite" w:hAnsi="Special Elite"/>
                 <w:noProof/>
                 <w:webHidden/>
               </w:rPr>
@@ -980,13 +1087,15 @@
             </w:r>
             <w:r>
               <w:rPr>
-                <w:noProof/>
-                <w:webHidden/>
-              </w:rPr>
-              <w:t>4</w:t>
-            </w:r>
-            <w:r>
-              <w:rPr>
+                <w:rFonts w:ascii="Special Elite" w:hAnsi="Special Elite"/>
+                <w:noProof/>
+                <w:webHidden/>
+              </w:rPr>
+              <w:t>5</w:t>
+            </w:r>
+            <w:r>
+              <w:rPr>
+                <w:rFonts w:ascii="Special Elite" w:hAnsi="Special Elite"/>
                 <w:noProof/>
                 <w:webHidden/>
               </w:rPr>
@@ -1001,7 +1110,7 @@
               <w:tab w:val="right" w:leader="dot" w:pos="10456"/>
             </w:tabs>
             <w:rPr>
-              <w:rFonts w:asciiTheme="minorHAnsi" w:eastAsiaTheme="minorEastAsia" w:hAnsiTheme="minorHAnsi"/>
+              <w:rFonts w:ascii="Special Elite" w:eastAsiaTheme="minorEastAsia" w:hAnsi="Special Elite"/>
               <w:noProof/>
               <w:lang w:eastAsia="sk-SK"/>
             </w:rPr>
@@ -1010,12 +1119,14 @@
             <w:r>
               <w:rPr>
                 <w:rStyle w:val="Hypertextovodkaz"/>
+                <w:rFonts w:ascii="Special Elite" w:hAnsi="Special Elite"/>
                 <w:noProof/>
               </w:rPr>
               <w:t>Servis</w:t>
             </w:r>
             <w:r>
               <w:rPr>
+                <w:rFonts w:ascii="Special Elite" w:hAnsi="Special Elite"/>
                 <w:noProof/>
                 <w:webHidden/>
               </w:rPr>
@@ -1023,6 +1134,7 @@
             </w:r>
             <w:r>
               <w:rPr>
+                <w:rFonts w:ascii="Special Elite" w:hAnsi="Special Elite"/>
                 <w:noProof/>
                 <w:webHidden/>
               </w:rPr>
@@ -1030,6 +1142,7 @@
             </w:r>
             <w:r>
               <w:rPr>
+                <w:rFonts w:ascii="Special Elite" w:hAnsi="Special Elite"/>
                 <w:noProof/>
                 <w:webHidden/>
               </w:rPr>
@@ -1037,12 +1150,14 @@
             </w:r>
             <w:r>
               <w:rPr>
-                <w:noProof/>
-                <w:webHidden/>
-              </w:rPr>
-            </w:r>
-            <w:r>
-              <w:rPr>
+                <w:rFonts w:ascii="Special Elite" w:hAnsi="Special Elite"/>
+                <w:noProof/>
+                <w:webHidden/>
+              </w:rPr>
+            </w:r>
+            <w:r>
+              <w:rPr>
+                <w:rFonts w:ascii="Special Elite" w:hAnsi="Special Elite"/>
                 <w:noProof/>
                 <w:webHidden/>
               </w:rPr>
@@ -1050,13 +1165,15 @@
             </w:r>
             <w:r>
               <w:rPr>
-                <w:noProof/>
-                <w:webHidden/>
-              </w:rPr>
-              <w:t>4</w:t>
-            </w:r>
-            <w:r>
-              <w:rPr>
+                <w:rFonts w:ascii="Special Elite" w:hAnsi="Special Elite"/>
+                <w:noProof/>
+                <w:webHidden/>
+              </w:rPr>
+              <w:t>6</w:t>
+            </w:r>
+            <w:r>
+              <w:rPr>
+                <w:rFonts w:ascii="Special Elite" w:hAnsi="Special Elite"/>
                 <w:noProof/>
                 <w:webHidden/>
               </w:rPr>
@@ -1071,7 +1188,7 @@
               <w:tab w:val="right" w:leader="dot" w:pos="10456"/>
             </w:tabs>
             <w:rPr>
-              <w:rFonts w:asciiTheme="minorHAnsi" w:eastAsiaTheme="minorEastAsia" w:hAnsiTheme="minorHAnsi"/>
+              <w:rFonts w:ascii="Special Elite" w:eastAsiaTheme="minorEastAsia" w:hAnsi="Special Elite"/>
               <w:noProof/>
               <w:lang w:eastAsia="sk-SK"/>
             </w:rPr>
@@ -1080,12 +1197,14 @@
             <w:r>
               <w:rPr>
                 <w:rStyle w:val="Hypertextovodkaz"/>
+                <w:rFonts w:ascii="Special Elite" w:hAnsi="Special Elite"/>
                 <w:noProof/>
               </w:rPr>
               <w:t>Spolupracovali</w:t>
             </w:r>
             <w:r>
               <w:rPr>
+                <w:rFonts w:ascii="Special Elite" w:hAnsi="Special Elite"/>
                 <w:noProof/>
                 <w:webHidden/>
               </w:rPr>
@@ -1093,6 +1212,7 @@
             </w:r>
             <w:r>
               <w:rPr>
+                <w:rFonts w:ascii="Special Elite" w:hAnsi="Special Elite"/>
                 <w:noProof/>
                 <w:webHidden/>
               </w:rPr>
@@ -1100,6 +1220,7 @@
             </w:r>
             <w:r>
               <w:rPr>
+                <w:rFonts w:ascii="Special Elite" w:hAnsi="Special Elite"/>
                 <w:noProof/>
                 <w:webHidden/>
               </w:rPr>
@@ -1107,12 +1228,14 @@
             </w:r>
             <w:r>
               <w:rPr>
-                <w:noProof/>
-                <w:webHidden/>
-              </w:rPr>
-            </w:r>
-            <w:r>
-              <w:rPr>
+                <w:rFonts w:ascii="Special Elite" w:hAnsi="Special Elite"/>
+                <w:noProof/>
+                <w:webHidden/>
+              </w:rPr>
+            </w:r>
+            <w:r>
+              <w:rPr>
+                <w:rFonts w:ascii="Special Elite" w:hAnsi="Special Elite"/>
                 <w:noProof/>
                 <w:webHidden/>
               </w:rPr>
@@ -1120,13 +1243,15 @@
             </w:r>
             <w:r>
               <w:rPr>
-                <w:noProof/>
-                <w:webHidden/>
-              </w:rPr>
-              <w:t>5</w:t>
-            </w:r>
-            <w:r>
-              <w:rPr>
+                <w:rFonts w:ascii="Special Elite" w:hAnsi="Special Elite"/>
+                <w:noProof/>
+                <w:webHidden/>
+              </w:rPr>
+              <w:t>7</w:t>
+            </w:r>
+            <w:r>
+              <w:rPr>
+                <w:rFonts w:ascii="Special Elite" w:hAnsi="Special Elite"/>
                 <w:noProof/>
                 <w:webHidden/>
               </w:rPr>
@@ -1135,8 +1260,14 @@
           </w:hyperlink>
         </w:p>
         <w:p>
+          <w:pPr>
+            <w:rPr>
+              <w:rFonts w:ascii="Special Elite" w:hAnsi="Special Elite"/>
+            </w:rPr>
+          </w:pPr>
           <w:r>
             <w:rPr>
+              <w:rFonts w:ascii="Special Elite" w:hAnsi="Special Elite"/>
               <w:b/>
               <w:bCs/>
               <w:lang w:val="cs-CZ"/>
@@ -1147,26 +1278,49 @@
       </w:sdtContent>
     </w:sdt>
     <w:p>
-      <w:r>
+      <w:pPr>
+        <w:rPr>
+          <w:rFonts w:ascii="Special Elite" w:hAnsi="Special Elite"/>
+        </w:rPr>
+      </w:pPr>
+      <w:r>
+        <w:rPr>
+          <w:rFonts w:ascii="Special Elite" w:hAnsi="Special Elite"/>
+        </w:rPr>
         <w:br w:type="page"/>
       </w:r>
     </w:p>
     <w:p>
       <w:pPr>
         <w:pStyle w:val="Nadpis1"/>
+        <w:rPr>
+          <w:rFonts w:ascii="Special Elite" w:hAnsi="Special Elite"/>
+        </w:rPr>
       </w:pPr>
       <w:bookmarkStart w:id="0" w:name="_Toc211153204"/>
       <w:r>
+        <w:rPr>
+          <w:rFonts w:ascii="Special Elite" w:hAnsi="Special Elite"/>
+        </w:rPr>
         <w:lastRenderedPageBreak/>
         <w:t>N</w:t>
       </w:r>
       <w:r>
+        <w:rPr>
+          <w:rFonts w:ascii="Special Elite" w:hAnsi="Special Elite"/>
+        </w:rPr>
         <w:t>UMERI</w:t>
       </w:r>
       <w:r>
+        <w:rPr>
+          <w:rFonts w:ascii="Special Elite" w:hAnsi="Special Elite"/>
+        </w:rPr>
         <w:t xml:space="preserve"> </w:t>
       </w:r>
       <w:r>
+        <w:rPr>
+          <w:rFonts w:ascii="Special Elite" w:hAnsi="Special Elite"/>
+        </w:rPr>
         <w:t>50</w:t>
       </w:r>
       <w:bookmarkEnd w:id="0"/>
@@ -1174,13 +1328,14 @@
     <w:p>
       <w:pPr>
         <w:rPr>
-          <w:rFonts w:cs="Courier New"/>
+          <w:rFonts w:ascii="Special Elite" w:hAnsi="Special Elite" w:cs="Courier New"/>
         </w:rPr>
       </w:pPr>
       <w:bookmarkStart w:id="1" w:name="_Toc211153205"/>
       <w:r>
         <w:rPr>
           <w:rStyle w:val="Nadpis2Char"/>
+          <w:rFonts w:ascii="Special Elite" w:hAnsi="Special Elite"/>
         </w:rPr>
         <w:t xml:space="preserve">História </w:t>
       </w:r>
@@ -1188,6 +1343,7 @@
       <w:r>
         <w:rPr>
           <w:rStyle w:val="Nadpis2Char"/>
+          <w:rFonts w:ascii="Special Elite" w:hAnsi="Special Elite"/>
         </w:rPr>
         <w:t>numitronov</w:t>
       </w:r>
@@ -1195,7 +1351,7 @@
       <w:proofErr w:type="spellEnd"/>
       <w:r>
         <w:rPr>
-          <w:rFonts w:cs="Courier New"/>
+          <w:rFonts w:ascii="Special Elite" w:hAnsi="Special Elite" w:cs="Courier New"/>
           <w:b/>
           <w:bCs/>
         </w:rPr>
@@ -1203,7 +1359,7 @@
       </w:r>
       <w:r>
         <w:rPr>
-          <w:rFonts w:cs="Courier New"/>
+          <w:rFonts w:ascii="Special Elite" w:hAnsi="Special Elite" w:cs="Courier New"/>
           <w:b/>
           <w:bCs/>
         </w:rPr>
@@ -1211,7 +1367,7 @@
       </w:r>
       <w:r>
         <w:rPr>
-          <w:rFonts w:cs="Courier New"/>
+          <w:rFonts w:ascii="Special Elite" w:hAnsi="Special Elite" w:cs="Courier New"/>
         </w:rPr>
         <w:t>TODO</w:t>
       </w:r>
@@ -1220,7 +1376,7 @@
     <w:p>
       <w:pPr>
         <w:rPr>
-          <w:rFonts w:cs="Courier New"/>
+          <w:rFonts w:ascii="Special Elite" w:hAnsi="Special Elite" w:cs="Courier New"/>
           <w:b/>
           <w:bCs/>
         </w:rPr>
@@ -1229,31 +1385,91 @@
     <w:p>
       <w:pPr>
         <w:pStyle w:val="Nadpis2"/>
-      </w:pPr>
-      <w:r>
+        <w:rPr>
+          <w:rFonts w:ascii="Special Elite" w:hAnsi="Special Elite"/>
+        </w:rPr>
+      </w:pPr>
+      <w:r>
+        <w:rPr>
+          <w:rFonts w:ascii="Special Elite" w:hAnsi="Special Elite"/>
+        </w:rPr>
         <w:t>Ovládanie</w:t>
       </w:r>
       <w:bookmarkEnd w:id="2"/>
     </w:p>
     <w:p>
-      <w:r>
+      <w:pPr>
+        <w:rPr>
+          <w:rFonts w:ascii="Special Elite" w:hAnsi="Special Elite"/>
+        </w:rPr>
+      </w:pPr>
+      <w:r>
+        <w:rPr>
+          <w:rFonts w:ascii="Special Elite" w:hAnsi="Special Elite"/>
+        </w:rPr>
         <w:t>TODO</w:t>
       </w:r>
-    </w:p>
-    <w:p/>
-    <w:p>
-      <w:pPr>
-        <w:pStyle w:val="Nadpis2"/>
-      </w:pPr>
-      <w:bookmarkStart w:id="3" w:name="_Toc211153207"/>
-      <w:r>
-        <w:t>Nastavenia:</w:t>
-      </w:r>
-      <w:bookmarkEnd w:id="3"/>
     </w:p>
     <w:p>
-      <w:r>
-        <w:rPr>
+      <w:pPr>
+        <w:rPr>
+          <w:rFonts w:ascii="Special Elite" w:hAnsi="Special Elite"/>
+        </w:rPr>
+      </w:pPr>
+    </w:p>
+    <w:p>
+      <w:pPr>
+        <w:pStyle w:val="Nadpis2"/>
+        <w:rPr>
+          <w:rFonts w:ascii="Special Elite" w:hAnsi="Special Elite"/>
+        </w:rPr>
+      </w:pPr>
+      <w:bookmarkStart w:id="3" w:name="_Toc211153207"/>
+      <w:r>
+        <w:rPr>
+          <w:rFonts w:ascii="Special Elite" w:hAnsi="Special Elite"/>
+        </w:rPr>
+        <w:lastRenderedPageBreak/>
+        <w:t>Nastavenia</w:t>
+      </w:r>
+      <w:bookmarkEnd w:id="3"/>
+      <w:r>
+        <w:rPr>
+          <w:rFonts w:ascii="Special Elite" w:hAnsi="Special Elite"/>
+        </w:rPr>
+        <w:t xml:space="preserve"> – 1. strana</w:t>
+      </w:r>
+    </w:p>
+    <w:p>
+      <w:pPr>
+        <w:rPr>
+          <w:rFonts w:ascii="Special Elite" w:hAnsi="Special Elite"/>
+        </w:rPr>
+      </w:pPr>
+    </w:p>
+    <w:p>
+      <w:pPr>
+        <w:rPr>
+          <w:rFonts w:ascii="Special Elite" w:hAnsi="Special Elite"/>
+        </w:rPr>
+      </w:pPr>
+    </w:p>
+    <w:p>
+      <w:pPr>
+        <w:rPr>
+          <w:rFonts w:ascii="Special Elite" w:hAnsi="Special Elite"/>
+        </w:rPr>
+      </w:pPr>
+    </w:p>
+    <w:p>
+      <w:pPr>
+        <w:rPr>
+          <w:rFonts w:ascii="Special Elite" w:hAnsi="Special Elite"/>
+        </w:rPr>
+      </w:pPr>
+      <w:r>
+        <w:rPr>
+          <w:rFonts w:ascii="Special Elite" w:hAnsi="Special Elite"/>
           <w:noProof/>
         </w:rPr>
         <mc:AlternateContent>
@@ -1318,6 +1534,7 @@
       </w:r>
       <w:r>
         <w:rPr>
+          <w:rFonts w:ascii="Special Elite" w:hAnsi="Special Elite"/>
           <w:noProof/>
         </w:rPr>
         <mc:AlternateContent>
@@ -1369,6 +1586,7 @@
       </w:r>
       <w:r>
         <w:rPr>
+          <w:rFonts w:ascii="Special Elite" w:hAnsi="Special Elite"/>
           <w:noProof/>
         </w:rPr>
         <mc:AlternateContent>
@@ -1414,6 +1632,7 @@
       </w:r>
       <w:r>
         <w:rPr>
+          <w:rFonts w:ascii="Special Elite" w:hAnsi="Special Elite"/>
           <w:noProof/>
         </w:rPr>
         <mc:AlternateContent>
@@ -1458,25 +1677,37 @@
         </mc:AlternateContent>
       </w:r>
       <w:r>
-        <w:t>1|2|3|4</w:t>
-      </w:r>
-      <w:r>
+        <w:rPr>
+          <w:rFonts w:ascii="Special Elite" w:hAnsi="Special Elite"/>
+        </w:rPr>
         <w:br/>
         <w:t xml:space="preserve">| | | |- </w:t>
       </w:r>
       <w:r>
+        <w:rPr>
+          <w:rFonts w:ascii="Special Elite" w:hAnsi="Special Elite"/>
+        </w:rPr>
         <w:br/>
         <w:t xml:space="preserve">| | |--- </w:t>
       </w:r>
       <w:r>
+        <w:rPr>
+          <w:rFonts w:ascii="Special Elite" w:hAnsi="Special Elite"/>
+        </w:rPr>
         <w:br/>
         <w:t xml:space="preserve">| |----- [1/0] </w:t>
       </w:r>
       <w:r>
+        <w:rPr>
+          <w:rFonts w:ascii="Special Elite" w:hAnsi="Special Elite"/>
+        </w:rPr>
         <w:br/>
         <w:t xml:space="preserve">| ------ </w:t>
       </w:r>
       <w:r>
+        <w:rPr>
+          <w:rFonts w:ascii="Special Elite" w:hAnsi="Special Elite"/>
+        </w:rPr>
         <w:t>2 – 12 hodinový režim, 4 – 24 hodinový režim</w:t>
       </w:r>
     </w:p>
@@ -1484,105 +1715,211 @@
       <w:pPr>
         <w:rPr>
           <w:rStyle w:val="Nadpis2Char"/>
-        </w:rPr>
-      </w:pPr>
+          <w:rFonts w:ascii="Special Elite" w:eastAsiaTheme="minorHAnsi" w:hAnsi="Special Elite" w:cstheme="minorBidi"/>
+          <w:b w:val="0"/>
+          <w:color w:val="auto"/>
+          <w:szCs w:val="24"/>
+          <w:u w:val="none"/>
+        </w:rPr>
+      </w:pPr>
+      <w:bookmarkStart w:id="4" w:name="_Toc211153208"/>
+      <w:r>
+        <w:rPr>
+          <w:rStyle w:val="Nadpis2Char"/>
+          <w:rFonts w:ascii="Special Elite" w:hAnsi="Special Elite"/>
+        </w:rPr>
+        <w:lastRenderedPageBreak/>
+        <w:t>Firmvér</w:t>
+      </w:r>
+      <w:bookmarkEnd w:id="4"/>
+      <w:r>
+        <w:rPr>
+          <w:rFonts w:ascii="Special Elite" w:hAnsi="Special Elite" w:cs="Courier New"/>
+        </w:rPr>
+        <w:br/>
+        <w:t xml:space="preserve">Hodiny sú riadené čipom </w:t>
+      </w:r>
+      <w:r>
+        <w:rPr>
+          <w:rFonts w:ascii="Special Elite" w:hAnsi="Special Elite" w:cs="Courier New"/>
+        </w:rPr>
+        <w:t>ATmega328</w:t>
+      </w:r>
+      <w:r>
+        <w:rPr>
+          <w:rFonts w:ascii="Special Elite" w:hAnsi="Special Elite" w:cs="Courier New"/>
+        </w:rPr>
+        <w:t>P</w:t>
+      </w:r>
+      <w:r>
+        <w:rPr>
+          <w:rFonts w:ascii="Special Elite" w:hAnsi="Special Elite" w:cs="Courier New"/>
+        </w:rPr>
+        <w:t xml:space="preserve"> </w:t>
+      </w:r>
+      <w:r>
+        <w:rPr>
+          <w:rFonts w:ascii="Special Elite" w:hAnsi="Special Elite" w:cs="Courier New"/>
+        </w:rPr>
+        <w:t>s </w:t>
+      </w:r>
+      <w:r>
+        <w:rPr>
+          <w:rFonts w:ascii="Special Elite" w:hAnsi="Special Elite" w:cs="Courier New"/>
+        </w:rPr>
+        <w:t>p</w:t>
+      </w:r>
+      <w:r>
+        <w:rPr>
+          <w:rFonts w:ascii="Special Elite" w:hAnsi="Special Elite" w:cs="Courier New"/>
+        </w:rPr>
+        <w:t>r</w:t>
+      </w:r>
+      <w:r>
+        <w:rPr>
+          <w:rFonts w:ascii="Special Elite" w:hAnsi="Special Elite" w:cs="Courier New"/>
+        </w:rPr>
+        <w:t>edin</w:t>
+      </w:r>
+      <w:r>
+        <w:rPr>
+          <w:rFonts w:ascii="Special Elite" w:hAnsi="Special Elite" w:cs="Courier New"/>
+        </w:rPr>
+        <w:t>š</w:t>
+      </w:r>
+      <w:r>
+        <w:rPr>
+          <w:rFonts w:ascii="Special Elite" w:hAnsi="Special Elite" w:cs="Courier New"/>
+        </w:rPr>
+        <w:t>talovaným</w:t>
+      </w:r>
+      <w:r>
+        <w:rPr>
+          <w:rFonts w:ascii="Special Elite" w:hAnsi="Special Elite" w:cs="Courier New"/>
+        </w:rPr>
+        <w:t xml:space="preserve"> firmvérom KRONOS I</w:t>
+      </w:r>
+      <w:r>
+        <w:rPr>
+          <w:rFonts w:ascii="Special Elite" w:hAnsi="Special Elite" w:cs="Courier New"/>
+        </w:rPr>
+        <w:t>I, ktorý je možné v prípade potreby preinštalovať pomocou ICSP zbernice osadenej na doske hodín.</w:t>
+      </w:r>
+      <w:r>
+        <w:rPr>
+          <w:rFonts w:ascii="Special Elite" w:hAnsi="Special Elite" w:cs="Courier New"/>
+        </w:rPr>
+        <w:t xml:space="preserve"> Pri nahrávaní nového programu do čipu hodín svieti indikačná LED-ka jasn</w:t>
+      </w:r>
+      <w:r>
+        <w:rPr>
+          <w:rFonts w:ascii="Special Elite" w:hAnsi="Special Elite" w:cs="Courier New"/>
+        </w:rPr>
+        <w:t>e</w:t>
+      </w:r>
+      <w:r>
+        <w:rPr>
+          <w:rFonts w:ascii="Special Elite" w:hAnsi="Special Elite" w:cs="Courier New"/>
+        </w:rPr>
+        <w:t xml:space="preserve"> modrou farbou.</w:t>
+      </w:r>
     </w:p>
     <w:p>
-      <w:bookmarkStart w:id="4" w:name="_Toc211153208"/>
+      <w:pPr>
+        <w:rPr>
+          <w:rFonts w:ascii="Special Elite" w:hAnsi="Special Elite"/>
+        </w:rPr>
+      </w:pPr>
       <w:r>
         <w:rPr>
           <w:rStyle w:val="Nadpis2Char"/>
-        </w:rPr>
-        <w:t>Firmvér</w:t>
-      </w:r>
-      <w:bookmarkEnd w:id="4"/>
-      <w:r>
-        <w:rPr>
-          <w:rFonts w:cs="Courier New"/>
+          <w:rFonts w:ascii="Special Elite" w:hAnsi="Special Elite"/>
+        </w:rPr>
+        <w:t>Pamäť</w:t>
+      </w:r>
+      <w:r>
+        <w:rPr>
+          <w:rStyle w:val="Nadpis2Char"/>
+          <w:rFonts w:ascii="Special Elite" w:hAnsi="Special Elite"/>
         </w:rPr>
         <w:br/>
-        <w:t xml:space="preserve">Hodiny sú riadené čipom </w:t>
-      </w:r>
-      <w:r>
-        <w:rPr>
-          <w:rFonts w:cs="Courier New"/>
-        </w:rPr>
-        <w:t>ATmega328</w:t>
-      </w:r>
-      <w:r>
-        <w:rPr>
-          <w:rFonts w:cs="Courier New"/>
-        </w:rPr>
-        <w:t>P</w:t>
-      </w:r>
-      <w:r>
-        <w:rPr>
-          <w:rFonts w:cs="Courier New"/>
+      </w:r>
+      <w:r>
+        <w:rPr>
+          <w:rFonts w:ascii="Special Elite" w:hAnsi="Special Elite"/>
+        </w:rPr>
+        <w:t xml:space="preserve">Súčasťou čipu je aj 1 </w:t>
+      </w:r>
+      <w:proofErr w:type="spellStart"/>
+      <w:r>
+        <w:rPr>
+          <w:rFonts w:ascii="Special Elite" w:hAnsi="Special Elite"/>
+        </w:rPr>
+        <w:t>kB</w:t>
+      </w:r>
+      <w:proofErr w:type="spellEnd"/>
+      <w:r>
+        <w:rPr>
+          <w:rFonts w:ascii="Special Elite" w:hAnsi="Special Elite"/>
+        </w:rPr>
+        <w:t xml:space="preserve"> EEPROM pamäť ktorá uchováva nastavenia aj po kompletnom vypnutí hodín. Životnosť každej z jej pamäťových bajtových buniek</w:t>
+      </w:r>
+      <w:r>
+        <w:rPr>
+          <w:rFonts w:ascii="Special Elite" w:hAnsi="Special Elite"/>
+        </w:rPr>
+        <w:t xml:space="preserve"> je</w:t>
+      </w:r>
+      <w:r>
+        <w:rPr>
+          <w:rFonts w:ascii="Special Elite" w:hAnsi="Special Elite"/>
+        </w:rPr>
+        <w:t xml:space="preserve"> 100 000 zápisov.</w:t>
+      </w:r>
+      <w:r>
+        <w:rPr>
+          <w:rFonts w:ascii="Special Elite" w:hAnsi="Special Elite"/>
+        </w:rPr>
+        <w:t xml:space="preserve"> Pre zvýšenie životnosti </w:t>
+      </w:r>
+      <w:r>
+        <w:rPr>
+          <w:rFonts w:ascii="Special Elite" w:hAnsi="Special Elite"/>
+        </w:rPr>
+        <w:t xml:space="preserve">zapisujeme </w:t>
+      </w:r>
+      <w:r>
+        <w:rPr>
+          <w:rFonts w:ascii="Special Elite" w:hAnsi="Special Elite"/>
+        </w:rPr>
+        <w:t>dáta cyklicky a nie stále na to isté miesto. Ak sa konfigurácie neukladajú,</w:t>
+      </w:r>
+      <w:r>
+        <w:rPr>
+          <w:rFonts w:ascii="Special Elite" w:hAnsi="Special Elite"/>
         </w:rPr>
         <w:t xml:space="preserve"> </w:t>
       </w:r>
       <w:r>
         <w:rPr>
-          <w:rFonts w:cs="Courier New"/>
-        </w:rPr>
-        <w:t>s </w:t>
-      </w:r>
-      <w:r>
-        <w:rPr>
-          <w:rFonts w:cs="Courier New"/>
-        </w:rPr>
-        <w:t>p</w:t>
-      </w:r>
-      <w:r>
-        <w:rPr>
-          <w:rFonts w:cs="Courier New"/>
-        </w:rPr>
-        <w:t>r</w:t>
-      </w:r>
-      <w:r>
-        <w:rPr>
-          <w:rFonts w:cs="Courier New"/>
-        </w:rPr>
-        <w:t>edin</w:t>
-      </w:r>
-      <w:r>
-        <w:rPr>
-          <w:rFonts w:cs="Courier New"/>
-        </w:rPr>
-        <w:t>š</w:t>
-      </w:r>
-      <w:r>
-        <w:rPr>
-          <w:rFonts w:cs="Courier New"/>
-        </w:rPr>
-        <w:t>talovaným</w:t>
-      </w:r>
-      <w:r>
-        <w:rPr>
-          <w:rFonts w:cs="Courier New"/>
-        </w:rPr>
-        <w:t xml:space="preserve"> firmvérom KRONOS I</w:t>
-      </w:r>
-      <w:r>
-        <w:rPr>
-          <w:rFonts w:cs="Courier New"/>
-        </w:rPr>
-        <w:t>I, ktorý je možné v prípade potreby preinštalovať pomocou ICSP zbernice osadenej na doske hodín.</w:t>
-      </w:r>
-      <w:r>
-        <w:rPr>
-          <w:rFonts w:cs="Courier New"/>
-        </w:rPr>
-        <w:t xml:space="preserve"> Pri nahrávaní nového programu do čipu hodín svieti indikačná LED-ka jasnou modrou farbou.</w:t>
-      </w:r>
+          <w:rFonts w:ascii="Special Elite" w:hAnsi="Special Elite"/>
+        </w:rPr>
+        <w:t>jedinou opravou je výmena celého čipu ATMega328 a opätovné napálenie firmvéru.</w:t>
+      </w:r>
+      <w:bookmarkStart w:id="5" w:name="_Toc211153209"/>
     </w:p>
-    <w:p/>
     <w:p>
       <w:pPr>
         <w:pStyle w:val="Nadpis2"/>
-      </w:pPr>
-      <w:bookmarkStart w:id="5" w:name="_Toc211153209"/>
-      <w:r>
+        <w:rPr>
+          <w:rFonts w:ascii="Special Elite" w:hAnsi="Special Elite"/>
+        </w:rPr>
+      </w:pPr>
+      <w:r>
+        <w:rPr>
+          <w:rFonts w:ascii="Special Elite" w:hAnsi="Special Elite"/>
+        </w:rPr>
+        <w:lastRenderedPageBreak/>
         <w:t>Manuálne nastavovanie</w:t>
       </w:r>
       <w:bookmarkEnd w:id="5"/>
@@ -1591,12 +1928,12 @@
       <w:pPr>
         <w:jc w:val="both"/>
         <w:rPr>
-          <w:rFonts w:cs="Courier New"/>
-        </w:rPr>
-      </w:pPr>
-      <w:r>
-        <w:rPr>
-          <w:rFonts w:cs="Courier New"/>
+          <w:rFonts w:ascii="Special Elite" w:hAnsi="Special Elite" w:cs="Courier New"/>
+        </w:rPr>
+      </w:pPr>
+      <w:r>
+        <w:rPr>
+          <w:rFonts w:ascii="Special Elite" w:hAnsi="Special Elite" w:cs="Courier New"/>
         </w:rPr>
         <w:t>Na zadnej strane hodín sú osadené dve tlačidlá ktorými je možné hodiny nastavovať manuálne. Jedno tlačidlo posúva kurzor a druhé hodnotu na mieste kurzora. Stlačením oboch tlačidiel naraz sa prepína nastavovací režim. Podržaním jedného z tlačidiel sa nastavuje jas.</w:t>
       </w:r>
@@ -1605,306 +1942,315 @@
       <w:pPr>
         <w:jc w:val="both"/>
         <w:rPr>
-          <w:rFonts w:cs="Courier New"/>
-        </w:rPr>
-      </w:pPr>
+          <w:rFonts w:ascii="Special Elite" w:hAnsi="Special Elite" w:cs="Courier New"/>
+        </w:rPr>
+      </w:pPr>
+      <w:bookmarkStart w:id="6" w:name="_Toc211153210"/>
+      <w:r>
+        <w:rPr>
+          <w:rStyle w:val="Nadpis2Char"/>
+          <w:rFonts w:ascii="Special Elite" w:hAnsi="Special Elite"/>
+        </w:rPr>
+        <w:t>Napájanie</w:t>
+      </w:r>
+      <w:bookmarkEnd w:id="6"/>
+      <w:r>
+        <w:rPr>
+          <w:rFonts w:ascii="Special Elite" w:hAnsi="Special Elite" w:cs="Courier New"/>
+          <w:b/>
+          <w:bCs/>
+        </w:rPr>
+        <w:br/>
+      </w:r>
+      <w:r>
+        <w:rPr>
+          <w:rFonts w:ascii="Special Elite" w:hAnsi="Special Elite" w:cs="Courier New"/>
+        </w:rPr>
+        <w:t>Hodiny sa napájajú zo zdroja s výstupom 5</w:t>
+      </w:r>
+      <w:r>
+        <w:rPr>
+          <w:rFonts w:ascii="Special Elite" w:hAnsi="Special Elite" w:cs="Courier New"/>
+        </w:rPr>
+        <w:t xml:space="preserve"> </w:t>
+      </w:r>
+      <w:r>
+        <w:rPr>
+          <w:rFonts w:ascii="Special Elite" w:hAnsi="Special Elite" w:cs="Courier New"/>
+        </w:rPr>
+        <w:t xml:space="preserve">V schopným dodať aspoň </w:t>
+      </w:r>
+      <w:r>
+        <w:rPr>
+          <w:rFonts w:ascii="Special Elite" w:hAnsi="Special Elite" w:cs="Courier New"/>
+        </w:rPr>
+        <w:t>5</w:t>
+      </w:r>
+      <w:r>
+        <w:rPr>
+          <w:rFonts w:ascii="Special Elite" w:hAnsi="Special Elite" w:cs="Courier New"/>
+        </w:rPr>
+        <w:t xml:space="preserve"> </w:t>
+      </w:r>
+      <w:r>
+        <w:rPr>
+          <w:rFonts w:ascii="Special Elite" w:hAnsi="Special Elite" w:cs="Courier New"/>
+        </w:rPr>
+        <w:t>W. Zdroj by mal byť ideálne spínaný pre čo najnižšiu stratovosť s frekvenciou spínania</w:t>
+      </w:r>
+      <w:r>
+        <w:rPr>
+          <w:rFonts w:ascii="Special Elite" w:hAnsi="Special Elite" w:cs="Courier New"/>
+        </w:rPr>
+        <w:t xml:space="preserve"> rádovo</w:t>
+      </w:r>
+      <w:r>
+        <w:rPr>
+          <w:rFonts w:ascii="Special Elite" w:hAnsi="Special Elite" w:cs="Courier New"/>
+        </w:rPr>
+        <w:t xml:space="preserve"> vyššou ako 77.5 kHz aby sa predišlo rušeniu DCF77 prijímača.</w:t>
+      </w:r>
+      <w:r>
+        <w:rPr>
+          <w:rFonts w:ascii="Special Elite" w:hAnsi="Special Elite" w:cs="Courier New"/>
+        </w:rPr>
+        <w:br w:type="page"/>
+      </w:r>
     </w:p>
     <w:p>
       <w:pPr>
         <w:jc w:val="both"/>
         <w:rPr>
-          <w:rFonts w:cs="Courier New"/>
-        </w:rPr>
-      </w:pPr>
-      <w:bookmarkStart w:id="6" w:name="_Toc211153210"/>
-      <w:r>
-        <w:rPr>
           <w:rStyle w:val="Nadpis2Char"/>
-        </w:rPr>
-        <w:t>Napájanie</w:t>
-      </w:r>
-      <w:bookmarkEnd w:id="6"/>
-      <w:r>
-        <w:rPr>
-          <w:rFonts w:cs="Courier New"/>
-          <w:b/>
-          <w:bCs/>
-        </w:rPr>
-        <w:br/>
-      </w:r>
-      <w:r>
-        <w:rPr>
-          <w:rFonts w:cs="Courier New"/>
-        </w:rPr>
-        <w:t>Hodiny sa napájajú zo zdroja s výstupom 5</w:t>
-      </w:r>
-      <w:r>
-        <w:rPr>
-          <w:rFonts w:cs="Courier New"/>
-        </w:rPr>
-        <w:t xml:space="preserve"> </w:t>
-      </w:r>
-      <w:r>
-        <w:rPr>
-          <w:rFonts w:cs="Courier New"/>
-        </w:rPr>
-        <w:t xml:space="preserve">V schopným dodať aspoň </w:t>
-      </w:r>
-      <w:r>
-        <w:rPr>
-          <w:rFonts w:cs="Courier New"/>
-        </w:rPr>
-        <w:t>5</w:t>
-      </w:r>
-      <w:r>
-        <w:rPr>
-          <w:rFonts w:cs="Courier New"/>
-        </w:rPr>
-        <w:t xml:space="preserve"> </w:t>
-      </w:r>
-      <w:r>
-        <w:rPr>
-          <w:rFonts w:cs="Courier New"/>
-        </w:rPr>
-        <w:t>W. Zdroj by mal byť ideálne spínaný pre čo najnižšiu stratovosť s frekvenciou spínania</w:t>
-      </w:r>
-      <w:r>
-        <w:rPr>
-          <w:rFonts w:cs="Courier New"/>
-        </w:rPr>
-        <w:t xml:space="preserve"> rádovo</w:t>
-      </w:r>
-      <w:r>
-        <w:rPr>
-          <w:rFonts w:cs="Courier New"/>
-        </w:rPr>
-        <w:t xml:space="preserve"> vyššou ako 77.5 kHz aby sa predišlo rušeniu DCF77 prijímača.</w:t>
-      </w:r>
+          <w:rFonts w:ascii="Special Elite" w:hAnsi="Special Elite"/>
+        </w:rPr>
+      </w:pPr>
+      <w:bookmarkStart w:id="7" w:name="_Toc211153211"/>
+      <w:r>
+        <w:rPr>
+          <w:rStyle w:val="Nadpis2Char"/>
+          <w:rFonts w:ascii="Special Elite" w:hAnsi="Special Elite"/>
+        </w:rPr>
+        <w:lastRenderedPageBreak/>
+        <w:t>Pr</w:t>
+      </w:r>
+      <w:r>
+        <w:rPr>
+          <w:rStyle w:val="Nadpis2Char"/>
+          <w:rFonts w:ascii="Special Elite" w:hAnsi="Special Elite"/>
+        </w:rPr>
+        <w:t>i</w:t>
+      </w:r>
+      <w:r>
+        <w:rPr>
+          <w:rStyle w:val="Nadpis2Char"/>
+          <w:rFonts w:ascii="Special Elite" w:hAnsi="Special Elite"/>
+        </w:rPr>
+        <w:t>j</w:t>
+      </w:r>
+      <w:r>
+        <w:rPr>
+          <w:rStyle w:val="Nadpis2Char"/>
+          <w:rFonts w:ascii="Special Elite" w:hAnsi="Special Elite"/>
+        </w:rPr>
+        <w:t>í</w:t>
+      </w:r>
+      <w:r>
+        <w:rPr>
+          <w:rStyle w:val="Nadpis2Char"/>
+          <w:rFonts w:ascii="Special Elite" w:hAnsi="Special Elite"/>
+        </w:rPr>
+        <w:t>mač DCF77</w:t>
+      </w:r>
+      <w:bookmarkEnd w:id="7"/>
     </w:p>
     <w:p>
       <w:pPr>
-        <w:rPr>
-          <w:rFonts w:cs="Courier New"/>
-        </w:rPr>
-      </w:pPr>
+        <w:jc w:val="both"/>
+        <w:rPr>
+          <w:rFonts w:ascii="Special Elite" w:hAnsi="Special Elite" w:cs="Courier New"/>
+        </w:rPr>
+      </w:pPr>
+      <w:r>
+        <w:rPr>
+          <w:rFonts w:ascii="Special Elite" w:hAnsi="Special Elite" w:cs="Courier New"/>
+        </w:rPr>
+        <w:t>V podstavci je umiestnená 140 milimetrová feritová anténa vlastnej výroby, odladená tak aby rezonovala pri frekvencii 77,5</w:t>
+      </w:r>
+      <w:r>
+        <w:rPr>
+          <w:rFonts w:ascii="Special Elite" w:hAnsi="Special Elite" w:cs="Courier New"/>
+        </w:rPr>
+        <w:t xml:space="preserve"> </w:t>
+      </w:r>
+      <w:r>
+        <w:rPr>
+          <w:rFonts w:ascii="Special Elite" w:hAnsi="Special Elite" w:cs="Courier New"/>
+        </w:rPr>
+        <w:t>kHz na ktorej vysielajú atómové hodiny z </w:t>
+      </w:r>
+      <w:proofErr w:type="spellStart"/>
+      <w:r>
+        <w:rPr>
+          <w:rFonts w:ascii="Special Elite" w:hAnsi="Special Elite" w:cs="Courier New"/>
+        </w:rPr>
+        <w:t>Mainflingenu</w:t>
+      </w:r>
+      <w:proofErr w:type="spellEnd"/>
+      <w:r>
+        <w:rPr>
+          <w:rFonts w:ascii="Special Elite" w:hAnsi="Special Elite" w:cs="Courier New"/>
+        </w:rPr>
+        <w:t xml:space="preserve"> (Nemecko) svoj časový signál. Tento signál používajú hodiny k automatickému nastaveniu času a prechodu zo zimného času na letný a naopak.</w:t>
+      </w:r>
     </w:p>
     <w:p>
       <w:pPr>
-        <w:rPr>
-          <w:rFonts w:cs="Courier New"/>
-        </w:rPr>
-      </w:pPr>
-      <w:bookmarkStart w:id="7" w:name="_Toc211153211"/>
-      <w:r>
-        <w:rPr>
-          <w:rStyle w:val="Nadpis2Char"/>
-        </w:rPr>
-        <w:t>Pr</w:t>
-      </w:r>
-      <w:r>
-        <w:rPr>
-          <w:rStyle w:val="Nadpis2Char"/>
-        </w:rPr>
-        <w:t>i</w:t>
-      </w:r>
-      <w:r>
-        <w:rPr>
-          <w:rStyle w:val="Nadpis2Char"/>
-        </w:rPr>
-        <w:t>j</w:t>
-      </w:r>
-      <w:r>
-        <w:rPr>
-          <w:rStyle w:val="Nadpis2Char"/>
-        </w:rPr>
-        <w:t>í</w:t>
-      </w:r>
-      <w:r>
-        <w:rPr>
-          <w:rStyle w:val="Nadpis2Char"/>
-        </w:rPr>
-        <w:t>mač DCF77</w:t>
-      </w:r>
-      <w:bookmarkEnd w:id="7"/>
-      <w:r>
-        <w:rPr>
-          <w:rFonts w:cs="Courier New"/>
-          <w:b/>
-          <w:bCs/>
-        </w:rPr>
-        <w:br/>
-      </w:r>
-      <w:r>
-        <w:rPr>
-          <w:rFonts w:cs="Courier New"/>
-        </w:rPr>
-        <w:t>V podstavci je umiestnená 140 milimetrová feritová anténa vlastnej výroby, odladená tak aby rezonovala pri frekvencii 77,5</w:t>
-      </w:r>
-      <w:r>
-        <w:rPr>
-          <w:rFonts w:cs="Courier New"/>
-        </w:rPr>
-        <w:t xml:space="preserve"> </w:t>
-      </w:r>
-      <w:r>
-        <w:rPr>
-          <w:rFonts w:cs="Courier New"/>
-        </w:rPr>
-        <w:t>kHz na ktorej vysielajú atómové hodiny z </w:t>
-      </w:r>
-      <w:proofErr w:type="spellStart"/>
-      <w:r>
-        <w:rPr>
-          <w:rFonts w:cs="Courier New"/>
-        </w:rPr>
-        <w:t>Mainflingenu</w:t>
-      </w:r>
-      <w:proofErr w:type="spellEnd"/>
-      <w:r>
-        <w:rPr>
-          <w:rFonts w:cs="Courier New"/>
-        </w:rPr>
-        <w:t xml:space="preserve"> (Nemecko) svoj časový signál. Tento signál používajú hodiny k automatickému nastaveniu času a prechodu zo zimného času na letný a naopak.</w:t>
-      </w:r>
-      <w:r>
-        <w:rPr>
-          <w:rFonts w:cs="Courier New"/>
-        </w:rPr>
-        <w:br/>
-      </w:r>
-      <w:r>
-        <w:rPr>
-          <w:rFonts w:cs="Courier New"/>
-        </w:rPr>
-        <w:br/>
+        <w:jc w:val="both"/>
+        <w:rPr>
+          <w:rFonts w:ascii="Special Elite" w:hAnsi="Special Elite" w:cs="Courier New"/>
+        </w:rPr>
+      </w:pPr>
+      <w:r>
+        <w:rPr>
+          <w:rFonts w:ascii="Special Elite" w:hAnsi="Special Elite" w:cs="Courier New"/>
+        </w:rPr>
         <w:t xml:space="preserve">Keďže feritové antény sú </w:t>
       </w:r>
       <w:r>
         <w:rPr>
-          <w:rFonts w:cs="Courier New"/>
+          <w:rFonts w:ascii="Special Elite" w:hAnsi="Special Elite" w:cs="Courier New"/>
         </w:rPr>
         <w:t xml:space="preserve">z povahy </w:t>
       </w:r>
       <w:r>
         <w:rPr>
-          <w:rFonts w:cs="Courier New"/>
+          <w:rFonts w:ascii="Special Elite" w:hAnsi="Special Elite" w:cs="Courier New"/>
         </w:rPr>
         <w:t>závislé od orientácie, odporúčame mať hodiny otočené čelom na server alebo juh.</w:t>
       </w:r>
     </w:p>
     <w:p>
       <w:pPr>
-        <w:rPr>
-          <w:rFonts w:cs="Courier New"/>
-        </w:rPr>
-      </w:pPr>
-      <w:r>
-        <w:rPr>
-          <w:rFonts w:cs="Courier New"/>
+        <w:jc w:val="both"/>
+        <w:rPr>
+          <w:rFonts w:ascii="Special Elite" w:hAnsi="Special Elite" w:cs="Courier New"/>
+        </w:rPr>
+      </w:pPr>
+      <w:r>
+        <w:rPr>
+          <w:rFonts w:ascii="Special Elite" w:hAnsi="Special Elite" w:cs="Courier New"/>
+        </w:rPr>
+        <w:t>P</w:t>
+      </w:r>
+      <w:r>
+        <w:rPr>
+          <w:rFonts w:ascii="Special Elite" w:hAnsi="Special Elite" w:cs="Courier New"/>
+        </w:rPr>
+        <w:t xml:space="preserve">očas synchronizácie, bliká indikačná LED-ka červenou farbou. Pri dobrej kvalite signálu a správnej orientácii hodín, by mala byť frekvencia blikanie </w:t>
+      </w:r>
+      <w:r>
+        <w:rPr>
+          <w:rFonts w:ascii="Special Elite" w:hAnsi="Special Elite" w:cs="Courier New"/>
         </w:rPr>
         <w:lastRenderedPageBreak/>
-        <w:t>Počas synchronizácie, bliká indikačná LED-ka červenou farbou. Pri dobrej kvalite signálu a správnej orientácii hodín, by mala byť frekvencia blikanie 1 Hz. Po úspešnej synchronizácii času, svieti LED-ka stálou zelenou farbou. V prípade potreby sa tejto indikačnej LED-</w:t>
+        <w:t>1 Hz. Po úspešnej synchronizácii času, svieti LED-ka stálou zelenou farbou. V prípade potreby sa tejto indikačnej LED-</w:t>
       </w:r>
       <w:proofErr w:type="spellStart"/>
       <w:r>
         <w:rPr>
-          <w:rFonts w:cs="Courier New"/>
+          <w:rFonts w:ascii="Special Elite" w:hAnsi="Special Elite" w:cs="Courier New"/>
         </w:rPr>
         <w:t>ke</w:t>
       </w:r>
       <w:proofErr w:type="spellEnd"/>
       <w:r>
         <w:rPr>
-          <w:rFonts w:cs="Courier New"/>
+          <w:rFonts w:ascii="Special Elite" w:hAnsi="Special Elite" w:cs="Courier New"/>
         </w:rPr>
         <w:t xml:space="preserve"> dá upraviť jas alebo sa dá kompletne vypnúť v nastaveniach.</w:t>
       </w:r>
     </w:p>
     <w:p>
       <w:pPr>
-        <w:rPr>
-          <w:rFonts w:cs="Courier New"/>
-        </w:rPr>
-      </w:pPr>
-      <w:r>
-        <w:rPr>
-          <w:rFonts w:cs="Courier New"/>
+        <w:jc w:val="both"/>
+        <w:rPr>
+          <w:rFonts w:ascii="Special Elite" w:hAnsi="Special Elite" w:cs="Courier New"/>
+        </w:rPr>
+      </w:pPr>
+      <w:r>
+        <w:rPr>
+          <w:rFonts w:ascii="Special Elite" w:hAnsi="Special Elite" w:cs="Courier New"/>
         </w:rPr>
         <w:t xml:space="preserve">Hodiny sa synchronizujú automaticky v pravidelných intervaloch (zvyčajne v noci). </w:t>
       </w:r>
       <w:r>
         <w:rPr>
-          <w:rFonts w:cs="Courier New"/>
+          <w:rFonts w:ascii="Special Elite" w:hAnsi="Special Elite" w:cs="Courier New"/>
         </w:rPr>
         <w:t>Ak chcete synchronizáciu vynútiť, v nastaveniach vypnite DCF77 modul a opäť ho zapnite.</w:t>
       </w:r>
+      <w:bookmarkStart w:id="8" w:name="_Toc211153212"/>
     </w:p>
     <w:p>
       <w:pPr>
         <w:rPr>
-          <w:rFonts w:cs="Courier New"/>
-        </w:rPr>
-      </w:pPr>
+          <w:rFonts w:ascii="Special Elite" w:hAnsi="Special Elite" w:cs="Courier New"/>
+        </w:rPr>
+      </w:pPr>
+      <w:r>
+        <w:rPr>
+          <w:rFonts w:ascii="Special Elite" w:hAnsi="Special Elite"/>
+        </w:rPr>
+        <w:t>Záložná batéria</w:t>
+      </w:r>
+      <w:bookmarkEnd w:id="8"/>
+      <w:r>
+        <w:rPr>
+          <w:rFonts w:ascii="Special Elite" w:hAnsi="Special Elite" w:cs="Courier New"/>
+        </w:rPr>
+        <w:br/>
+        <w:t>Pre zachovanie času aj pri odpojení zo siete</w:t>
+      </w:r>
+      <w:r>
+        <w:rPr>
+          <w:rFonts w:ascii="Special Elite" w:hAnsi="Special Elite" w:cs="Courier New"/>
+        </w:rPr>
+        <w:t xml:space="preserve">. Pri bežných podmienkach by mala vydržať približne 5 rokov. </w:t>
+      </w:r>
+      <w:r>
+        <w:rPr>
+          <w:rFonts w:ascii="Special Elite" w:hAnsi="Special Elite" w:cs="Courier New"/>
+        </w:rPr>
+        <w:t xml:space="preserve">Ak si hodiny nezachovávajú správny čas po vypojení zo siete, batériu je treba </w:t>
+      </w:r>
+      <w:r>
+        <w:rPr>
+          <w:rFonts w:ascii="Special Elite" w:hAnsi="Special Elite" w:cs="Courier New"/>
+        </w:rPr>
+        <w:t xml:space="preserve">vymeniť za </w:t>
+      </w:r>
+      <w:r>
+        <w:rPr>
+          <w:rFonts w:ascii="Special Elite" w:hAnsi="Special Elite" w:cs="Courier New"/>
+        </w:rPr>
+        <w:t>kvalitnú mincovú batériu CR2032.</w:t>
+      </w:r>
     </w:p>
     <w:p>
       <w:pPr>
         <w:pStyle w:val="Nadpis2"/>
-      </w:pPr>
-      <w:bookmarkStart w:id="8" w:name="_Toc211153212"/>
-      <w:r>
-        <w:t>Záložná batéria</w:t>
-      </w:r>
-      <w:bookmarkEnd w:id="8"/>
-    </w:p>
-    <w:p>
-      <w:pPr>
-        <w:jc w:val="both"/>
-        <w:rPr>
-          <w:rFonts w:cs="Courier New"/>
-        </w:rPr>
-      </w:pPr>
-      <w:r>
-        <w:rPr>
-          <w:rFonts w:cs="Courier New"/>
-        </w:rPr>
-        <w:t xml:space="preserve">Napája elektroniku zodpovednú za udržovanie aktuálneho času po vypojení z el. siete. Pri bežných podmienkach by mala vydržať približne 5 rokov. </w:t>
-      </w:r>
-      <w:r>
-        <w:rPr>
-          <w:rFonts w:cs="Courier New"/>
-        </w:rPr>
-        <w:t xml:space="preserve">Ak si hodiny nezachovávajú správny čas po vypojení zo siete, batériu je treba </w:t>
-      </w:r>
-      <w:r>
-        <w:rPr>
-          <w:rFonts w:cs="Courier New"/>
-        </w:rPr>
-        <w:t xml:space="preserve">vymeniť za </w:t>
-      </w:r>
-      <w:r>
-        <w:rPr>
-          <w:rFonts w:cs="Courier New"/>
-        </w:rPr>
-        <w:t>kvalitnú mincovú batériu CR2032.</w:t>
-      </w:r>
-    </w:p>
-    <w:p>
-      <w:pPr>
-        <w:jc w:val="both"/>
-        <w:rPr>
-          <w:rFonts w:cs="Courier New"/>
-          <w:b/>
-          <w:bCs/>
-        </w:rPr>
-      </w:pPr>
-    </w:p>
-    <w:p>
-      <w:pPr>
-        <w:pStyle w:val="Nadpis2"/>
+        <w:rPr>
+          <w:rFonts w:ascii="Special Elite" w:hAnsi="Special Elite"/>
+        </w:rPr>
       </w:pPr>
       <w:bookmarkStart w:id="9" w:name="_Toc211152844"/>
       <w:bookmarkStart w:id="10" w:name="_Toc211153213"/>
       <w:r>
+        <w:rPr>
+          <w:rFonts w:ascii="Special Elite" w:hAnsi="Special Elite"/>
+        </w:rPr>
+        <w:lastRenderedPageBreak/>
         <w:t>Úložný priestor</w:t>
       </w:r>
       <w:bookmarkEnd w:id="9"/>
@@ -1914,12 +2260,12 @@
       <w:pPr>
         <w:jc w:val="both"/>
         <w:rPr>
-          <w:rFonts w:cs="Courier New"/>
-        </w:rPr>
-      </w:pPr>
-      <w:r>
-        <w:rPr>
-          <w:rFonts w:cs="Courier New"/>
+          <w:rFonts w:ascii="Special Elite" w:hAnsi="Special Elite" w:cs="Courier New"/>
+        </w:rPr>
+      </w:pPr>
+      <w:r>
+        <w:rPr>
+          <w:rFonts w:ascii="Special Elite" w:hAnsi="Special Elite" w:cs="Courier New"/>
         </w:rPr>
         <w:t>Súčasťou podstavca je aj úložný priestor na náhradné diely a nástroje na obhospodarovanie hodín.</w:t>
       </w:r>
@@ -1928,12 +2274,12 @@
       <w:pPr>
         <w:jc w:val="both"/>
         <w:rPr>
-          <w:rFonts w:cs="Courier New"/>
-        </w:rPr>
-      </w:pPr>
-      <w:r>
-        <w:rPr>
-          <w:rFonts w:cs="Courier New"/>
+          <w:rFonts w:ascii="Special Elite" w:hAnsi="Special Elite" w:cs="Courier New"/>
+        </w:rPr>
+      </w:pPr>
+      <w:r>
+        <w:rPr>
+          <w:rFonts w:ascii="Special Elite" w:hAnsi="Special Elite" w:cs="Courier New"/>
         </w:rPr>
         <w:t>Od výroby obsahuje:</w:t>
       </w:r>
@@ -1947,12 +2293,12 @@
         </w:numPr>
         <w:jc w:val="both"/>
         <w:rPr>
-          <w:rFonts w:cs="Courier New"/>
-        </w:rPr>
-      </w:pPr>
-      <w:r>
-        <w:rPr>
-          <w:rFonts w:cs="Courier New"/>
+          <w:rFonts w:ascii="Special Elite" w:hAnsi="Special Elite" w:cs="Courier New"/>
+        </w:rPr>
+      </w:pPr>
+      <w:r>
+        <w:rPr>
+          <w:rFonts w:ascii="Special Elite" w:hAnsi="Special Elite" w:cs="Courier New"/>
         </w:rPr>
         <w:t>1x skrutkovač na nastavovanie trimrov</w:t>
       </w:r>
@@ -1966,12 +2312,12 @@
         </w:numPr>
         <w:jc w:val="both"/>
         <w:rPr>
-          <w:rFonts w:cs="Courier New"/>
-        </w:rPr>
-      </w:pPr>
-      <w:r>
-        <w:rPr>
-          <w:rFonts w:cs="Courier New"/>
+          <w:rFonts w:ascii="Special Elite" w:hAnsi="Special Elite" w:cs="Courier New"/>
+        </w:rPr>
+      </w:pPr>
+      <w:r>
+        <w:rPr>
+          <w:rFonts w:ascii="Special Elite" w:hAnsi="Special Elite" w:cs="Courier New"/>
         </w:rPr>
         <w:t>1x náhradný numitron osadený na pätici</w:t>
       </w:r>
@@ -1985,12 +2331,12 @@
         </w:numPr>
         <w:jc w:val="both"/>
         <w:rPr>
-          <w:rFonts w:cs="Courier New"/>
-        </w:rPr>
-      </w:pPr>
-      <w:r>
-        <w:rPr>
-          <w:rFonts w:cs="Courier New"/>
+          <w:rFonts w:ascii="Special Elite" w:hAnsi="Special Elite" w:cs="Courier New"/>
+        </w:rPr>
+      </w:pPr>
+      <w:r>
+        <w:rPr>
+          <w:rFonts w:ascii="Special Elite" w:hAnsi="Special Elite" w:cs="Courier New"/>
         </w:rPr>
         <w:t>1x imbusový kľúč</w:t>
       </w:r>
@@ -2004,12 +2350,12 @@
         </w:numPr>
         <w:jc w:val="both"/>
         <w:rPr>
-          <w:rFonts w:cs="Courier New"/>
-        </w:rPr>
-      </w:pPr>
-      <w:r>
-        <w:rPr>
-          <w:rFonts w:cs="Courier New"/>
+          <w:rFonts w:ascii="Special Elite" w:hAnsi="Special Elite" w:cs="Courier New"/>
+        </w:rPr>
+      </w:pPr>
+      <w:r>
+        <w:rPr>
+          <w:rFonts w:ascii="Special Elite" w:hAnsi="Special Elite" w:cs="Courier New"/>
         </w:rPr>
         <w:t>1x náhradná mincová batéria CR2032</w:t>
       </w:r>
@@ -2018,16 +2364,23 @@
       <w:pPr>
         <w:jc w:val="both"/>
         <w:rPr>
-          <w:rFonts w:cs="Courier New"/>
+          <w:rFonts w:ascii="Special Elite" w:hAnsi="Special Elite" w:cs="Courier New"/>
         </w:rPr>
       </w:pPr>
     </w:p>
     <w:p>
       <w:pPr>
         <w:pStyle w:val="Nadpis2"/>
+        <w:rPr>
+          <w:rFonts w:ascii="Special Elite" w:hAnsi="Special Elite"/>
+        </w:rPr>
       </w:pPr>
       <w:bookmarkStart w:id="11" w:name="_Toc211153214"/>
       <w:r>
+        <w:rPr>
+          <w:rFonts w:ascii="Special Elite" w:hAnsi="Special Elite"/>
+        </w:rPr>
+        <w:lastRenderedPageBreak/>
         <w:t>Poistka</w:t>
       </w:r>
       <w:bookmarkEnd w:id="11"/>
@@ -2036,36 +2389,36 @@
       <w:pPr>
         <w:jc w:val="both"/>
         <w:rPr>
-          <w:rFonts w:cs="Courier New"/>
-        </w:rPr>
-      </w:pPr>
-      <w:r>
-        <w:rPr>
-          <w:rFonts w:cs="Courier New"/>
+          <w:rFonts w:ascii="Special Elite" w:hAnsi="Special Elite" w:cs="Courier New"/>
+        </w:rPr>
+      </w:pPr>
+      <w:r>
+        <w:rPr>
+          <w:rFonts w:ascii="Special Elite" w:hAnsi="Special Elite" w:cs="Courier New"/>
         </w:rPr>
         <w:t xml:space="preserve">Hlavná poistka je dimenzovaná tak aby sa vypálila len </w:t>
       </w:r>
       <w:r>
         <w:rPr>
-          <w:rFonts w:cs="Courier New"/>
+          <w:rFonts w:ascii="Special Elite" w:hAnsi="Special Elite" w:cs="Courier New"/>
         </w:rPr>
         <w:t>pri</w:t>
       </w:r>
       <w:r>
         <w:rPr>
-          <w:rFonts w:cs="Courier New"/>
+          <w:rFonts w:ascii="Special Elite" w:hAnsi="Special Elite" w:cs="Courier New"/>
         </w:rPr>
         <w:t xml:space="preserve"> k závažnej chybe v elektronike hodín. Teda</w:t>
       </w:r>
       <w:r>
         <w:rPr>
-          <w:rFonts w:cs="Courier New"/>
+          <w:rFonts w:ascii="Special Elite" w:hAnsi="Special Elite" w:cs="Courier New"/>
         </w:rPr>
         <w:t xml:space="preserve"> pri vypálení</w:t>
       </w:r>
       <w:r>
         <w:rPr>
-          <w:rFonts w:cs="Courier New"/>
+          <w:rFonts w:ascii="Special Elite" w:hAnsi="Special Elite" w:cs="Courier New"/>
         </w:rPr>
         <w:t>, odporúčame problém riešiť servisne.</w:t>
       </w:r>
@@ -2073,16 +2426,22 @@
     <w:p>
       <w:pPr>
         <w:rPr>
-          <w:rFonts w:cs="Courier New"/>
+          <w:rFonts w:ascii="Special Elite" w:hAnsi="Special Elite" w:cs="Courier New"/>
         </w:rPr>
       </w:pPr>
     </w:p>
     <w:p>
       <w:pPr>
         <w:pStyle w:val="Nadpis2"/>
+        <w:rPr>
+          <w:rFonts w:ascii="Special Elite" w:hAnsi="Special Elite"/>
+        </w:rPr>
       </w:pPr>
       <w:bookmarkStart w:id="12" w:name="_Toc211153215"/>
       <w:r>
+        <w:rPr>
+          <w:rFonts w:ascii="Special Elite" w:hAnsi="Special Elite"/>
+        </w:rPr>
         <w:t>Servis</w:t>
       </w:r>
       <w:bookmarkEnd w:id="12"/>
@@ -2090,24 +2449,24 @@
     <w:p>
       <w:pPr>
         <w:rPr>
-          <w:rFonts w:cs="Courier New"/>
-        </w:rPr>
-      </w:pPr>
-      <w:r>
-        <w:rPr>
-          <w:rFonts w:cs="Courier New"/>
+          <w:rFonts w:ascii="Special Elite" w:hAnsi="Special Elite" w:cs="Courier New"/>
+        </w:rPr>
+      </w:pPr>
+      <w:r>
+        <w:rPr>
+          <w:rFonts w:ascii="Special Elite" w:hAnsi="Special Elite" w:cs="Courier New"/>
         </w:rPr>
         <w:t xml:space="preserve">V prípade poruchy volajte na tel. číslo +421 950 368 559 alebo </w:t>
       </w:r>
       <w:r>
         <w:rPr>
-          <w:rFonts w:cs="Courier New"/>
+          <w:rFonts w:ascii="Special Elite" w:hAnsi="Special Elite" w:cs="Courier New"/>
         </w:rPr>
         <w:t>navštívte</w:t>
       </w:r>
       <w:r>
         <w:rPr>
-          <w:rFonts w:cs="Courier New"/>
+          <w:rFonts w:ascii="Special Elite" w:hAnsi="Special Elite" w:cs="Courier New"/>
         </w:rPr>
         <w:t xml:space="preserve"> našu pobočku v Korni.</w:t>
       </w:r>
@@ -2115,14 +2474,14 @@
     <w:p>
       <w:pPr>
         <w:rPr>
-          <w:rFonts w:cs="Courier New"/>
+          <w:rFonts w:ascii="Special Elite" w:hAnsi="Special Elite" w:cs="Courier New"/>
           <w:b/>
           <w:bCs/>
         </w:rPr>
       </w:pPr>
       <w:r>
         <w:rPr>
-          <w:rFonts w:cs="Courier New"/>
+          <w:rFonts w:ascii="Special Elite" w:hAnsi="Special Elite" w:cs="Courier New"/>
           <w:b/>
           <w:bCs/>
         </w:rPr>
@@ -2132,437 +2491,414 @@
     <w:p>
       <w:pPr>
         <w:rPr>
-          <w:rFonts w:cs="Courier New"/>
-        </w:rPr>
-      </w:pPr>
-      <w:r>
-        <w:rPr>
-          <w:rFonts w:cs="Courier New"/>
-          <w:b/>
-          <w:bCs/>
+          <w:rFonts w:ascii="Special Elite" w:hAnsi="Special Elite" w:cs="Courier New"/>
+        </w:rPr>
+      </w:pPr>
+      <w:bookmarkStart w:id="13" w:name="_Toc211153216"/>
+      <w:r>
+        <w:rPr>
+          <w:rStyle w:val="Nadpis2Char"/>
+          <w:rFonts w:ascii="Special Elite" w:hAnsi="Special Elite"/>
         </w:rPr>
         <w:lastRenderedPageBreak/>
+        <w:t>Spolupracovali</w:t>
+      </w:r>
+      <w:bookmarkEnd w:id="13"/>
+      <w:r>
+        <w:rPr>
+          <w:rFonts w:ascii="Special Elite" w:hAnsi="Special Elite" w:cs="Courier New"/>
+        </w:rPr>
         <w:br/>
       </w:r>
-      <w:bookmarkStart w:id="13" w:name="_Toc211153216"/>
-      <w:r>
-        <w:rPr>
-          <w:rStyle w:val="Nadpis2Char"/>
-        </w:rPr>
-        <w:t>Spolupracovali</w:t>
-      </w:r>
-      <w:bookmarkEnd w:id="13"/>
-      <w:r>
-        <w:rPr>
-          <w:rFonts w:cs="Courier New"/>
-        </w:rPr>
-        <w:br/>
-      </w:r>
-      <w:r>
-        <w:rPr>
-          <w:rFonts w:cs="Courier New"/>
+      <w:r>
+        <w:rPr>
+          <w:rFonts w:ascii="Special Elite" w:hAnsi="Special Elite" w:cs="Courier New"/>
         </w:rPr>
         <w:t xml:space="preserve">- </w:t>
       </w:r>
       <w:r>
         <w:rPr>
-          <w:rFonts w:cs="Courier New"/>
+          <w:rFonts w:ascii="Special Elite" w:hAnsi="Special Elite" w:cs="Courier New"/>
           <w:u w:val="single"/>
         </w:rPr>
         <w:t>Vedúci projektu</w:t>
       </w:r>
       <w:r>
         <w:rPr>
-          <w:rFonts w:cs="Courier New"/>
+          <w:rFonts w:ascii="Special Elite" w:hAnsi="Special Elite" w:cs="Courier New"/>
           <w:u w:val="single"/>
         </w:rPr>
         <w:t>:</w:t>
       </w:r>
       <w:r>
         <w:rPr>
-          <w:rFonts w:cs="Courier New"/>
+          <w:rFonts w:ascii="Special Elite" w:hAnsi="Special Elite" w:cs="Courier New"/>
         </w:rPr>
         <w:t xml:space="preserve"> Filip Mitka</w:t>
       </w:r>
       <w:r>
         <w:rPr>
-          <w:rFonts w:cs="Courier New"/>
+          <w:rFonts w:ascii="Special Elite" w:hAnsi="Special Elite" w:cs="Courier New"/>
         </w:rPr>
         <w:br/>
         <w:t>-</w:t>
       </w:r>
       <w:r>
         <w:rPr>
-          <w:rFonts w:cs="Courier New"/>
+          <w:rFonts w:ascii="Special Elite" w:hAnsi="Special Elite" w:cs="Courier New"/>
         </w:rPr>
         <w:t xml:space="preserve"> </w:t>
       </w:r>
       <w:r>
         <w:rPr>
-          <w:rFonts w:cs="Courier New"/>
+          <w:rFonts w:ascii="Special Elite" w:hAnsi="Special Elite" w:cs="Courier New"/>
           <w:u w:val="single"/>
         </w:rPr>
         <w:t>Vedúci výroby</w:t>
       </w:r>
       <w:r>
         <w:rPr>
-          <w:rFonts w:cs="Courier New"/>
+          <w:rFonts w:ascii="Special Elite" w:hAnsi="Special Elite" w:cs="Courier New"/>
           <w:u w:val="single"/>
         </w:rPr>
         <w:t>:</w:t>
       </w:r>
       <w:r>
         <w:rPr>
-          <w:rFonts w:cs="Courier New"/>
+          <w:rFonts w:ascii="Special Elite" w:hAnsi="Special Elite" w:cs="Courier New"/>
         </w:rPr>
         <w:t xml:space="preserve"> Kristián </w:t>
       </w:r>
       <w:proofErr w:type="spellStart"/>
       <w:r>
         <w:rPr>
-          <w:rFonts w:cs="Courier New"/>
+          <w:rFonts w:ascii="Special Elite" w:hAnsi="Special Elite" w:cs="Courier New"/>
         </w:rPr>
         <w:t>Perďoch</w:t>
       </w:r>
       <w:proofErr w:type="spellEnd"/>
       <w:r>
         <w:rPr>
-          <w:rFonts w:cs="Courier New"/>
-        </w:rPr>
-        <w:br/>
-      </w:r>
-      <w:r>
-        <w:rPr>
-          <w:rFonts w:cs="Courier New"/>
-        </w:rPr>
-        <w:t>-</w:t>
-      </w:r>
-      <w:r>
-        <w:rPr>
-          <w:rFonts w:cs="Courier New"/>
-        </w:rPr>
-        <w:t xml:space="preserve"> </w:t>
-      </w:r>
-      <w:r>
-        <w:rPr>
-          <w:rFonts w:cs="Courier New"/>
-          <w:u w:val="single"/>
-        </w:rPr>
-        <w:t>Drevovýroba a modelovanie:</w:t>
-      </w:r>
-      <w:r>
-        <w:rPr>
-          <w:rFonts w:cs="Courier New"/>
-        </w:rPr>
-        <w:t xml:space="preserve"> Bartolomej Mikula</w:t>
-      </w:r>
-      <w:r>
-        <w:rPr>
-          <w:rFonts w:cs="Courier New"/>
-        </w:rPr>
-        <w:br/>
-      </w:r>
-      <w:r>
-        <w:rPr>
-          <w:rFonts w:cs="Courier New"/>
-        </w:rPr>
-        <w:t>-</w:t>
-      </w:r>
-      <w:r>
-        <w:rPr>
-          <w:rFonts w:cs="Courier New"/>
-        </w:rPr>
-        <w:t xml:space="preserve"> </w:t>
-      </w:r>
-      <w:proofErr w:type="spellStart"/>
-      <w:r>
-        <w:rPr>
-          <w:rFonts w:cs="Courier New"/>
-          <w:u w:val="single"/>
-        </w:rPr>
-        <w:t>Biblistika</w:t>
-      </w:r>
-      <w:proofErr w:type="spellEnd"/>
-      <w:r>
-        <w:rPr>
-          <w:rFonts w:cs="Courier New"/>
-          <w:u w:val="single"/>
-        </w:rPr>
-        <w:t>:</w:t>
-      </w:r>
-      <w:r>
-        <w:rPr>
-          <w:rFonts w:cs="Courier New"/>
-        </w:rPr>
-        <w:t xml:space="preserve"> Jozef </w:t>
-      </w:r>
-      <w:proofErr w:type="spellStart"/>
-      <w:r>
-        <w:rPr>
-          <w:rFonts w:cs="Courier New"/>
-        </w:rPr>
-        <w:t>Hroš</w:t>
-      </w:r>
-      <w:proofErr w:type="spellEnd"/>
-      <w:r>
-        <w:rPr>
-          <w:rFonts w:cs="Courier New"/>
-        </w:rPr>
-        <w:br/>
-      </w:r>
-      <w:r>
-        <w:rPr>
-          <w:rFonts w:cs="Courier New"/>
-        </w:rPr>
-        <w:t xml:space="preserve">- </w:t>
-      </w:r>
-      <w:r>
-        <w:rPr>
-          <w:rFonts w:cs="Courier New"/>
-          <w:u w:val="single"/>
-        </w:rPr>
-        <w:t>Manažér marketingu:</w:t>
-      </w:r>
-      <w:r>
-        <w:rPr>
-          <w:rFonts w:cs="Courier New"/>
-        </w:rPr>
-        <w:t xml:space="preserve"> Šimon </w:t>
-      </w:r>
-      <w:proofErr w:type="spellStart"/>
-      <w:r>
-        <w:rPr>
-          <w:rFonts w:cs="Courier New"/>
-        </w:rPr>
-        <w:t>Šinal</w:t>
-      </w:r>
-      <w:proofErr w:type="spellEnd"/>
-      <w:r>
-        <w:rPr>
-          <w:rFonts w:cs="Courier New"/>
+          <w:rFonts w:ascii="Special Elite" w:hAnsi="Special Elite" w:cs="Courier New"/>
         </w:rPr>
         <w:br/>
         <w:t xml:space="preserve">- </w:t>
       </w:r>
       <w:r>
         <w:rPr>
-          <w:rFonts w:cs="Courier New"/>
+          <w:rFonts w:ascii="Special Elite" w:hAnsi="Special Elite" w:cs="Courier New"/>
           <w:u w:val="single"/>
         </w:rPr>
-        <w:t>Drevo materiál</w:t>
-      </w:r>
-      <w:r>
-        <w:rPr>
-          <w:rFonts w:cs="Courier New"/>
-        </w:rPr>
-        <w:t xml:space="preserve">: Bohuš </w:t>
+        <w:t>Drevovýroba a modelovanie:</w:t>
+      </w:r>
+      <w:r>
+        <w:rPr>
+          <w:rFonts w:ascii="Special Elite" w:hAnsi="Special Elite" w:cs="Courier New"/>
+        </w:rPr>
+        <w:t xml:space="preserve"> Bartolomej Mikula</w:t>
+      </w:r>
+      <w:r>
+        <w:rPr>
+          <w:rFonts w:ascii="Special Elite" w:hAnsi="Special Elite" w:cs="Courier New"/>
+        </w:rPr>
+        <w:br/>
+        <w:t>-</w:t>
+      </w:r>
+      <w:r>
+        <w:rPr>
+          <w:rFonts w:ascii="Special Elite" w:hAnsi="Special Elite" w:cs="Courier New"/>
+        </w:rPr>
+        <w:t xml:space="preserve"> </w:t>
       </w:r>
       <w:proofErr w:type="spellStart"/>
       <w:r>
         <w:rPr>
-          <w:rFonts w:cs="Courier New"/>
-        </w:rPr>
-        <w:t>Jaroš</w:t>
+          <w:rFonts w:ascii="Special Elite" w:hAnsi="Special Elite" w:cs="Courier New"/>
+          <w:u w:val="single"/>
+        </w:rPr>
+        <w:t>Biblistika</w:t>
       </w:r>
       <w:proofErr w:type="spellEnd"/>
       <w:r>
         <w:rPr>
-          <w:rFonts w:cs="Courier New"/>
+          <w:rFonts w:ascii="Special Elite" w:hAnsi="Special Elite" w:cs="Courier New"/>
+          <w:u w:val="single"/>
+        </w:rPr>
+        <w:t>:</w:t>
+      </w:r>
+      <w:r>
+        <w:rPr>
+          <w:rFonts w:ascii="Special Elite" w:hAnsi="Special Elite" w:cs="Courier New"/>
+        </w:rPr>
+        <w:t xml:space="preserve"> Jozef </w:t>
+      </w:r>
+      <w:proofErr w:type="spellStart"/>
+      <w:r>
+        <w:rPr>
+          <w:rFonts w:ascii="Special Elite" w:hAnsi="Special Elite" w:cs="Courier New"/>
+        </w:rPr>
+        <w:t>Hroš</w:t>
+      </w:r>
+      <w:proofErr w:type="spellEnd"/>
+      <w:r>
+        <w:rPr>
+          <w:rFonts w:ascii="Special Elite" w:hAnsi="Special Elite" w:cs="Courier New"/>
         </w:rPr>
         <w:br/>
       </w:r>
       <w:r>
         <w:rPr>
-          <w:rFonts w:cs="Courier New"/>
-        </w:rPr>
-        <w:t>-</w:t>
-      </w:r>
-      <w:r>
-        <w:rPr>
-          <w:rFonts w:cs="Courier New"/>
-        </w:rPr>
-        <w:t xml:space="preserve"> </w:t>
-      </w:r>
-      <w:r>
-        <w:rPr>
-          <w:rFonts w:cs="Courier New"/>
+          <w:rFonts w:ascii="Special Elite" w:hAnsi="Special Elite" w:cs="Courier New"/>
+        </w:rPr>
+        <w:t xml:space="preserve">- </w:t>
+      </w:r>
+      <w:r>
+        <w:rPr>
+          <w:rFonts w:ascii="Special Elite" w:hAnsi="Special Elite" w:cs="Courier New"/>
           <w:u w:val="single"/>
         </w:rPr>
-        <w:t>Kritika</w:t>
-      </w:r>
-      <w:r>
-        <w:rPr>
-          <w:rFonts w:cs="Courier New"/>
-          <w:u w:val="single"/>
-        </w:rPr>
-        <w:t xml:space="preserve"> hardvéru</w:t>
-      </w:r>
-      <w:r>
-        <w:rPr>
-          <w:rFonts w:cs="Courier New"/>
-          <w:u w:val="single"/>
-        </w:rPr>
-        <w:t>:</w:t>
-      </w:r>
-      <w:r>
-        <w:rPr>
-          <w:rFonts w:cs="Courier New"/>
-        </w:rPr>
-        <w:t xml:space="preserve"> Ing. Viliam </w:t>
+        <w:t>Manažér marketingu:</w:t>
+      </w:r>
+      <w:r>
+        <w:rPr>
+          <w:rFonts w:ascii="Special Elite" w:hAnsi="Special Elite" w:cs="Courier New"/>
+        </w:rPr>
+        <w:t xml:space="preserve"> Šimon </w:t>
       </w:r>
       <w:proofErr w:type="spellStart"/>
       <w:r>
         <w:rPr>
-          <w:rFonts w:cs="Courier New"/>
-        </w:rPr>
-        <w:t>Koprda</w:t>
+          <w:rFonts w:ascii="Special Elite" w:hAnsi="Special Elite" w:cs="Courier New"/>
+        </w:rPr>
+        <w:t>Šinal</w:t>
       </w:r>
       <w:proofErr w:type="spellEnd"/>
       <w:r>
         <w:rPr>
-          <w:rFonts w:cs="Courier New"/>
-        </w:rPr>
-        <w:t xml:space="preserve">, Ing. Dušan </w:t>
-      </w:r>
-      <w:proofErr w:type="spellStart"/>
-      <w:r>
-        <w:rPr>
-          <w:rFonts w:cs="Courier New"/>
-        </w:rPr>
-        <w:t>Dragúň</w:t>
-      </w:r>
-      <w:proofErr w:type="spellEnd"/>
-      <w:r>
-        <w:rPr>
-          <w:rFonts w:cs="Courier New"/>
+          <w:rFonts w:ascii="Special Elite" w:hAnsi="Special Elite" w:cs="Courier New"/>
         </w:rPr>
         <w:br/>
         <w:t xml:space="preserve">- </w:t>
       </w:r>
       <w:r>
         <w:rPr>
-          <w:rFonts w:cs="Courier New"/>
+          <w:rFonts w:ascii="Special Elite" w:hAnsi="Special Elite" w:cs="Courier New"/>
           <w:u w:val="single"/>
         </w:rPr>
-        <w:t>Súčiastky:</w:t>
-      </w:r>
-      <w:r>
-        <w:rPr>
-          <w:rFonts w:cs="Courier New"/>
-        </w:rPr>
-        <w:t xml:space="preserve"> MB </w:t>
+        <w:t>Drevo materiál</w:t>
+      </w:r>
+      <w:r>
+        <w:rPr>
+          <w:rFonts w:ascii="Special Elite" w:hAnsi="Special Elite" w:cs="Courier New"/>
+        </w:rPr>
+        <w:t xml:space="preserve">: </w:t>
       </w:r>
       <w:proofErr w:type="spellStart"/>
       <w:r>
         <w:rPr>
-          <w:rFonts w:cs="Courier New"/>
-        </w:rPr>
-        <w:t>Electronic</w:t>
+          <w:rFonts w:ascii="Special Elite" w:hAnsi="Special Elite" w:cs="Courier New"/>
+        </w:rPr>
+        <w:t>Jaroš</w:t>
       </w:r>
       <w:proofErr w:type="spellEnd"/>
       <w:r>
         <w:rPr>
-          <w:rFonts w:cs="Courier New"/>
-        </w:rPr>
-        <w:t xml:space="preserve"> Žilina, </w:t>
-      </w:r>
-      <w:r>
-        <w:rPr>
-          <w:rFonts w:cs="Courier New"/>
-        </w:rPr>
-        <w:t>VP Centrum</w:t>
-      </w:r>
-      <w:r>
-        <w:rPr>
-          <w:rFonts w:cs="Courier New"/>
-        </w:rPr>
-        <w:t xml:space="preserve"> Litoměřice</w:t>
-      </w:r>
-      <w:r>
-        <w:rPr>
-          <w:rFonts w:cs="Courier New"/>
-        </w:rPr>
-        <w:t>, Techfun.sk</w:t>
-      </w:r>
-      <w:r>
-        <w:rPr>
-          <w:rFonts w:cs="Courier New"/>
-        </w:rPr>
-        <w:t>, tomshardware.sk</w:t>
-      </w:r>
-      <w:r>
-        <w:rPr>
-          <w:rFonts w:cs="Courier New"/>
-        </w:rPr>
-        <w:t xml:space="preserve">, tme.eu, PS </w:t>
+          <w:rFonts w:ascii="Special Elite" w:hAnsi="Special Elite" w:cs="Courier New"/>
+        </w:rPr>
+        <w:t xml:space="preserve"> Bohuš</w:t>
+      </w:r>
+      <w:r>
+        <w:rPr>
+          <w:rFonts w:ascii="Special Elite" w:hAnsi="Special Elite" w:cs="Courier New"/>
+        </w:rPr>
+        <w:br/>
+      </w:r>
+      <w:r>
+        <w:rPr>
+          <w:rFonts w:ascii="Special Elite" w:hAnsi="Special Elite" w:cs="Courier New"/>
+        </w:rPr>
+        <w:t>-</w:t>
+      </w:r>
+      <w:r>
+        <w:rPr>
+          <w:rFonts w:ascii="Special Elite" w:hAnsi="Special Elite" w:cs="Courier New"/>
+        </w:rPr>
+        <w:t xml:space="preserve"> </w:t>
+      </w:r>
+      <w:r>
+        <w:rPr>
+          <w:rFonts w:ascii="Special Elite" w:hAnsi="Special Elite" w:cs="Courier New"/>
+          <w:u w:val="single"/>
+        </w:rPr>
+        <w:t>Kritika</w:t>
+      </w:r>
+      <w:r>
+        <w:rPr>
+          <w:rFonts w:ascii="Special Elite" w:hAnsi="Special Elite" w:cs="Courier New"/>
+          <w:u w:val="single"/>
+        </w:rPr>
+        <w:t xml:space="preserve"> hardvéru</w:t>
+      </w:r>
+      <w:r>
+        <w:rPr>
+          <w:rFonts w:ascii="Special Elite" w:hAnsi="Special Elite" w:cs="Courier New"/>
+          <w:u w:val="single"/>
+        </w:rPr>
+        <w:t>:</w:t>
+      </w:r>
+      <w:r>
+        <w:rPr>
+          <w:rFonts w:ascii="Special Elite" w:hAnsi="Special Elite" w:cs="Courier New"/>
+        </w:rPr>
+        <w:t xml:space="preserve"> Ing. Viliam </w:t>
       </w:r>
       <w:proofErr w:type="spellStart"/>
       <w:r>
         <w:rPr>
-          <w:rFonts w:cs="Courier New"/>
-        </w:rPr>
-        <w:t>Electronic</w:t>
+          <w:rFonts w:ascii="Special Elite" w:hAnsi="Special Elite" w:cs="Courier New"/>
+        </w:rPr>
+        <w:t>Koprda</w:t>
       </w:r>
       <w:proofErr w:type="spellEnd"/>
       <w:r>
         <w:rPr>
-          <w:rFonts w:cs="Courier New"/>
-        </w:rPr>
-        <w:t xml:space="preserve"> Praha</w:t>
-      </w:r>
-      <w:r>
-        <w:rPr>
-          <w:rFonts w:cs="Courier New"/>
+          <w:rFonts w:ascii="Special Elite" w:hAnsi="Special Elite" w:cs="Courier New"/>
+        </w:rPr>
+        <w:t xml:space="preserve">, Ing. Dušan </w:t>
+      </w:r>
+      <w:proofErr w:type="spellStart"/>
+      <w:r>
+        <w:rPr>
+          <w:rFonts w:ascii="Special Elite" w:hAnsi="Special Elite" w:cs="Courier New"/>
+        </w:rPr>
+        <w:t>Dragúň</w:t>
+      </w:r>
+      <w:proofErr w:type="spellEnd"/>
+      <w:r>
+        <w:rPr>
+          <w:rFonts w:ascii="Special Elite" w:hAnsi="Special Elite" w:cs="Courier New"/>
         </w:rPr>
         <w:br/>
         <w:t xml:space="preserve">- </w:t>
       </w:r>
       <w:r>
         <w:rPr>
-          <w:rFonts w:cs="Courier New"/>
+          <w:rFonts w:ascii="Special Elite" w:hAnsi="Special Elite" w:cs="Courier New"/>
           <w:u w:val="single"/>
         </w:rPr>
-        <w:t>Chémia na leptanie DPS:</w:t>
-      </w:r>
-      <w:r>
-        <w:rPr>
-          <w:rFonts w:cs="Courier New"/>
-        </w:rPr>
-        <w:t xml:space="preserve"> Ladislav </w:t>
+        <w:t>Súčiastky:</w:t>
+      </w:r>
+      <w:r>
+        <w:rPr>
+          <w:rFonts w:ascii="Special Elite" w:hAnsi="Special Elite" w:cs="Courier New"/>
+        </w:rPr>
+        <w:t xml:space="preserve"> MB </w:t>
       </w:r>
       <w:proofErr w:type="spellStart"/>
       <w:r>
         <w:rPr>
-          <w:rFonts w:cs="Courier New"/>
-        </w:rPr>
-        <w:t>Zimka</w:t>
+          <w:rFonts w:ascii="Special Elite" w:hAnsi="Special Elite" w:cs="Courier New"/>
+        </w:rPr>
+        <w:t>Electronic</w:t>
       </w:r>
       <w:proofErr w:type="spellEnd"/>
       <w:r>
         <w:rPr>
-          <w:rFonts w:cs="Courier New"/>
+          <w:rFonts w:ascii="Special Elite" w:hAnsi="Special Elite" w:cs="Courier New"/>
+        </w:rPr>
+        <w:t xml:space="preserve">, </w:t>
+      </w:r>
+      <w:r>
+        <w:rPr>
+          <w:rFonts w:ascii="Special Elite" w:hAnsi="Special Elite" w:cs="Courier New"/>
+        </w:rPr>
+        <w:t>VP Centrum</w:t>
+      </w:r>
+      <w:r>
+        <w:rPr>
+          <w:rFonts w:ascii="Special Elite" w:hAnsi="Special Elite" w:cs="Courier New"/>
+        </w:rPr>
+        <w:t xml:space="preserve"> Litoměřice</w:t>
+      </w:r>
+      <w:r>
+        <w:rPr>
+          <w:rFonts w:ascii="Special Elite" w:hAnsi="Special Elite" w:cs="Courier New"/>
+        </w:rPr>
+        <w:t xml:space="preserve">, </w:t>
+      </w:r>
+      <w:r>
+        <w:rPr>
+          <w:rFonts w:ascii="Special Elite" w:hAnsi="Special Elite" w:cs="Courier New"/>
+        </w:rPr>
+        <w:t>PS Electro</w:t>
+      </w:r>
+      <w:proofErr w:type="spellStart"/>
+      <w:r>
+        <w:rPr>
+          <w:rFonts w:ascii="Special Elite" w:hAnsi="Special Elite" w:cs="Courier New"/>
+        </w:rPr>
+        <w:t>nic</w:t>
+      </w:r>
+      <w:proofErr w:type="spellEnd"/>
+      <w:r>
+        <w:rPr>
+          <w:rFonts w:ascii="Special Elite" w:hAnsi="Special Elite" w:cs="Courier New"/>
+        </w:rPr>
+        <w:t xml:space="preserve"> Praha</w:t>
+      </w:r>
+      <w:r>
+        <w:rPr>
+          <w:rFonts w:ascii="Special Elite" w:hAnsi="Special Elite" w:cs="Courier New"/>
         </w:rPr>
         <w:br/>
         <w:t xml:space="preserve">- </w:t>
       </w:r>
       <w:r>
         <w:rPr>
-          <w:rFonts w:cs="Courier New"/>
+          <w:rFonts w:ascii="Special Elite" w:hAnsi="Special Elite" w:cs="Courier New"/>
           <w:u w:val="single"/>
         </w:rPr>
+        <w:t>Chémia na leptanie DPS:</w:t>
+      </w:r>
+      <w:r>
+        <w:rPr>
+          <w:rFonts w:ascii="Special Elite" w:hAnsi="Special Elite" w:cs="Courier New"/>
+        </w:rPr>
+        <w:t xml:space="preserve"> Ladislav </w:t>
+      </w:r>
+      <w:proofErr w:type="spellStart"/>
+      <w:r>
+        <w:rPr>
+          <w:rFonts w:ascii="Special Elite" w:hAnsi="Special Elite" w:cs="Courier New"/>
+        </w:rPr>
+        <w:t>Zimka</w:t>
+      </w:r>
+      <w:proofErr w:type="spellEnd"/>
+      <w:r>
+        <w:rPr>
+          <w:rFonts w:ascii="Special Elite" w:hAnsi="Special Elite" w:cs="Courier New"/>
+        </w:rPr>
+        <w:br/>
+        <w:t xml:space="preserve">- </w:t>
+      </w:r>
+      <w:r>
+        <w:rPr>
+          <w:rFonts w:ascii="Special Elite" w:hAnsi="Special Elite" w:cs="Courier New"/>
+          <w:u w:val="single"/>
+        </w:rPr>
         <w:t xml:space="preserve">Poskytovateľ </w:t>
       </w:r>
       <w:proofErr w:type="spellStart"/>
       <w:r>
         <w:rPr>
-          <w:rFonts w:cs="Courier New"/>
+          <w:rFonts w:ascii="Special Elite" w:hAnsi="Special Elite" w:cs="Courier New"/>
           <w:u w:val="single"/>
         </w:rPr>
         <w:t>numitrono</w:t>
       </w:r>
       <w:r>
         <w:rPr>
-          <w:rFonts w:cs="Courier New"/>
+          <w:rFonts w:ascii="Special Elite" w:hAnsi="Special Elite" w:cs="Courier New"/>
           <w:u w:val="single"/>
         </w:rPr>
         <w:t>v</w:t>
@@ -2570,28 +2906,28 @@
       <w:proofErr w:type="spellEnd"/>
       <w:r>
         <w:rPr>
-          <w:rFonts w:cs="Courier New"/>
+          <w:rFonts w:ascii="Special Elite" w:hAnsi="Special Elite" w:cs="Courier New"/>
           <w:u w:val="single"/>
         </w:rPr>
         <w:t>:</w:t>
       </w:r>
       <w:r>
         <w:rPr>
-          <w:rFonts w:cs="Courier New"/>
+          <w:rFonts w:ascii="Special Elite" w:hAnsi="Special Elite" w:cs="Courier New"/>
         </w:rPr>
         <w:t xml:space="preserve"> Robert </w:t>
       </w:r>
       <w:proofErr w:type="spellStart"/>
       <w:r>
         <w:rPr>
-          <w:rFonts w:cs="Courier New"/>
+          <w:rFonts w:ascii="Special Elite" w:hAnsi="Special Elite" w:cs="Courier New"/>
         </w:rPr>
         <w:t>Ziedins</w:t>
       </w:r>
       <w:proofErr w:type="spellEnd"/>
       <w:r>
         <w:rPr>
-          <w:rFonts w:cs="Courier New"/>
+          <w:rFonts w:ascii="Special Elite" w:hAnsi="Special Elite" w:cs="Courier New"/>
         </w:rPr>
         <w:t>, Litva</w:t>
       </w:r>
@@ -2599,33 +2935,13 @@
     <w:p>
       <w:pPr>
         <w:rPr>
-          <w:rFonts w:cs="Courier New"/>
-        </w:rPr>
-      </w:pPr>
-    </w:p>
-    <w:p>
-      <w:pPr>
-        <w:rPr>
-          <w:rFonts w:cs="Courier New"/>
-        </w:rPr>
-      </w:pPr>
-    </w:p>
-    <w:p>
-      <w:pPr>
-        <w:rPr>
-          <w:rFonts w:cs="Courier New"/>
-        </w:rPr>
-      </w:pPr>
-      <w:r>
-        <w:rPr>
-          <w:rFonts w:cs="Courier New"/>
-        </w:rPr>
-        <w:t>Napísané v Korni dňa 15.05.2025</w:t>
-      </w:r>
+          <w:rFonts w:ascii="Special Elite" w:hAnsi="Special Elite" w:cs="Courier New"/>
+        </w:rPr>
+      </w:pPr>
     </w:p>
     <w:sectPr>
-      <w:pgSz w:w="11906" w:h="16838" w:code="9"/>
-      <w:pgMar w:top="720" w:right="720" w:bottom="720" w:left="720" w:header="709" w:footer="709" w:gutter="0"/>
+      <w:pgSz w:w="10206" w:h="3969" w:orient="landscape" w:code="9"/>
+      <w:pgMar w:top="284" w:right="284" w:bottom="284" w:left="284" w:header="709" w:footer="709" w:gutter="0"/>
       <w:cols w:space="708"/>
       <w:docGrid w:linePitch="360"/>
     </w:sectPr>

--- a/docs/prirucka.docx
+++ b/docs/prirucka.docx
@@ -14,16 +14,6 @@
           <w:szCs w:val="72"/>
         </w:rPr>
       </w:pPr>
-      <w:r>
-        <w:rPr>
-          <w:rFonts w:ascii="Special Elite" w:hAnsi="Special Elite" w:cs="Courier New"/>
-          <w:b/>
-          <w:bCs/>
-          <w:sz w:val="72"/>
-          <w:szCs w:val="72"/>
-        </w:rPr>
-        <w:br/>
-      </w:r>
     </w:p>
     <w:p>
       <w:pPr>
@@ -1713,6 +1703,36 @@
     </w:p>
     <w:p>
       <w:pPr>
+        <w:pStyle w:val="Nadpis2"/>
+        <w:rPr>
+          <w:rFonts w:ascii="Special Elite" w:hAnsi="Special Elite"/>
+        </w:rPr>
+      </w:pPr>
+      <w:bookmarkStart w:id="4" w:name="_Toc211153208"/>
+      <w:r>
+        <w:rPr>
+          <w:rFonts w:ascii="Special Elite" w:hAnsi="Special Elite"/>
+        </w:rPr>
+        <w:lastRenderedPageBreak/>
+        <w:t>Manuálne nastavovanie</w:t>
+      </w:r>
+    </w:p>
+    <w:p>
+      <w:pPr>
+        <w:jc w:val="both"/>
+        <w:rPr>
+          <w:rFonts w:ascii="Special Elite" w:hAnsi="Special Elite" w:cs="Courier New"/>
+        </w:rPr>
+      </w:pPr>
+      <w:r>
+        <w:rPr>
+          <w:rFonts w:ascii="Special Elite" w:hAnsi="Special Elite" w:cs="Courier New"/>
+        </w:rPr>
+        <w:t>Na zadnej strane hodín sú osadené dve tlačidlá ktorými je možné hodiny nastavovať manuálne. Jedno tlačidlo posúva kurzor a druhé hodnotu na mieste kurzora. Stlačením oboch tlačidiel naraz sa prepína nastavovací režim. Podržaním jedného z tlačidiel sa nastavuje jas.</w:t>
+      </w:r>
+    </w:p>
+    <w:p>
+      <w:pPr>
         <w:rPr>
           <w:rStyle w:val="Nadpis2Char"/>
           <w:rFonts w:ascii="Special Elite" w:eastAsiaTheme="minorHAnsi" w:hAnsi="Special Elite" w:cstheme="minorBidi"/>
@@ -1722,13 +1742,11 @@
           <w:u w:val="none"/>
         </w:rPr>
       </w:pPr>
-      <w:bookmarkStart w:id="4" w:name="_Toc211153208"/>
       <w:r>
         <w:rPr>
           <w:rStyle w:val="Nadpis2Char"/>
           <w:rFonts w:ascii="Special Elite" w:hAnsi="Special Elite"/>
         </w:rPr>
-        <w:lastRenderedPageBreak/>
         <w:t>Firmvér</w:t>
       </w:r>
       <w:bookmarkEnd w:id="4"/>
@@ -1826,6 +1844,7 @@
     </w:p>
     <w:p>
       <w:pPr>
+        <w:jc w:val="both"/>
         <w:rPr>
           <w:rFonts w:ascii="Special Elite" w:hAnsi="Special Elite"/>
         </w:rPr>
@@ -1835,6 +1854,7 @@
           <w:rStyle w:val="Nadpis2Char"/>
           <w:rFonts w:ascii="Special Elite" w:hAnsi="Special Elite"/>
         </w:rPr>
+        <w:lastRenderedPageBreak/>
         <w:t>Pamäť</w:t>
       </w:r>
       <w:r>
@@ -1910,32 +1930,176 @@
     </w:p>
     <w:p>
       <w:pPr>
-        <w:pStyle w:val="Nadpis2"/>
-        <w:rPr>
-          <w:rFonts w:ascii="Special Elite" w:hAnsi="Special Elite"/>
-        </w:rPr>
-      </w:pPr>
-      <w:r>
-        <w:rPr>
-          <w:rFonts w:ascii="Special Elite" w:hAnsi="Special Elite"/>
-        </w:rPr>
-        <w:lastRenderedPageBreak/>
-        <w:t>Manuálne nastavovanie</w:t>
-      </w:r>
+        <w:jc w:val="both"/>
+        <w:rPr>
+          <w:rFonts w:ascii="Special Elite" w:hAnsi="Special Elite" w:cs="Courier New"/>
+        </w:rPr>
+      </w:pPr>
+      <w:bookmarkStart w:id="6" w:name="_Toc211153210"/>
       <w:bookmarkEnd w:id="5"/>
+      <w:r>
+        <w:rPr>
+          <w:rStyle w:val="Nadpis2Char"/>
+          <w:rFonts w:ascii="Special Elite" w:hAnsi="Special Elite"/>
+        </w:rPr>
+        <w:t>Napájanie</w:t>
+      </w:r>
+      <w:bookmarkEnd w:id="6"/>
+      <w:r>
+        <w:rPr>
+          <w:rFonts w:ascii="Special Elite" w:hAnsi="Special Elite" w:cs="Courier New"/>
+          <w:b/>
+          <w:bCs/>
+        </w:rPr>
+        <w:br/>
+      </w:r>
+      <w:r>
+        <w:rPr>
+          <w:rFonts w:ascii="Special Elite" w:hAnsi="Special Elite" w:cs="Courier New"/>
+        </w:rPr>
+        <w:t>Hodiny sa napájajú zo zdroja s výstupom 5</w:t>
+      </w:r>
+      <w:r>
+        <w:rPr>
+          <w:rFonts w:ascii="Special Elite" w:hAnsi="Special Elite" w:cs="Courier New"/>
+        </w:rPr>
+        <w:t xml:space="preserve"> </w:t>
+      </w:r>
+      <w:r>
+        <w:rPr>
+          <w:rFonts w:ascii="Special Elite" w:hAnsi="Special Elite" w:cs="Courier New"/>
+        </w:rPr>
+        <w:t xml:space="preserve">V schopným dodať aspoň </w:t>
+      </w:r>
+      <w:r>
+        <w:rPr>
+          <w:rFonts w:ascii="Special Elite" w:hAnsi="Special Elite" w:cs="Courier New"/>
+        </w:rPr>
+        <w:t>5</w:t>
+      </w:r>
+      <w:r>
+        <w:rPr>
+          <w:rFonts w:ascii="Special Elite" w:hAnsi="Special Elite" w:cs="Courier New"/>
+        </w:rPr>
+        <w:t xml:space="preserve"> </w:t>
+      </w:r>
+      <w:r>
+        <w:rPr>
+          <w:rFonts w:ascii="Special Elite" w:hAnsi="Special Elite" w:cs="Courier New"/>
+        </w:rPr>
+        <w:t>W. Zdroj by mal byť ideálne spínaný pre čo najnižšiu stratovosť s frekvenciou spínania</w:t>
+      </w:r>
+      <w:r>
+        <w:rPr>
+          <w:rFonts w:ascii="Special Elite" w:hAnsi="Special Elite" w:cs="Courier New"/>
+        </w:rPr>
+        <w:t xml:space="preserve"> rádovo</w:t>
+      </w:r>
+      <w:r>
+        <w:rPr>
+          <w:rFonts w:ascii="Special Elite" w:hAnsi="Special Elite" w:cs="Courier New"/>
+        </w:rPr>
+        <w:t xml:space="preserve"> vyššou ako 77.5 kHz aby sa predišlo rušeniu DCF77 prijímača</w:t>
+      </w:r>
+      <w:r>
+        <w:rPr>
+          <w:rFonts w:ascii="Special Elite" w:hAnsi="Special Elite" w:cs="Courier New"/>
+        </w:rPr>
+        <w:t>, rádio-amatéri odporúčajú Apple nabíjačky ako kvalitne odrušené zdroje.</w:t>
+      </w:r>
+      <w:r>
+        <w:rPr>
+          <w:rFonts w:ascii="Special Elite" w:hAnsi="Special Elite" w:cs="Courier New"/>
+        </w:rPr>
+        <w:br w:type="page"/>
+      </w:r>
     </w:p>
     <w:p>
       <w:pPr>
-        <w:jc w:val="both"/>
-        <w:rPr>
-          <w:rFonts w:ascii="Special Elite" w:hAnsi="Special Elite" w:cs="Courier New"/>
-        </w:rPr>
-      </w:pPr>
-      <w:r>
-        <w:rPr>
-          <w:rFonts w:ascii="Special Elite" w:hAnsi="Special Elite" w:cs="Courier New"/>
-        </w:rPr>
-        <w:t>Na zadnej strane hodín sú osadené dve tlačidlá ktorými je možné hodiny nastavovať manuálne. Jedno tlačidlo posúva kurzor a druhé hodnotu na mieste kurzora. Stlačením oboch tlačidiel naraz sa prepína nastavovací režim. Podržaním jedného z tlačidiel sa nastavuje jas.</w:t>
+        <w:rPr>
+          <w:rFonts w:ascii="Special Elite" w:eastAsiaTheme="majorEastAsia" w:hAnsi="Special Elite" w:cstheme="majorBidi"/>
+          <w:b/>
+          <w:color w:val="000000" w:themeColor="text1"/>
+          <w:szCs w:val="32"/>
+          <w:u w:val="single"/>
+        </w:rPr>
+      </w:pPr>
+      <w:bookmarkStart w:id="7" w:name="_Toc211153211"/>
+      <w:r>
+        <w:rPr>
+          <w:rStyle w:val="Nadpis2Char"/>
+          <w:rFonts w:ascii="Special Elite" w:hAnsi="Special Elite"/>
+        </w:rPr>
+        <w:lastRenderedPageBreak/>
+        <w:t>Pr</w:t>
+      </w:r>
+      <w:r>
+        <w:rPr>
+          <w:rStyle w:val="Nadpis2Char"/>
+          <w:rFonts w:ascii="Special Elite" w:hAnsi="Special Elite"/>
+        </w:rPr>
+        <w:t>i</w:t>
+      </w:r>
+      <w:r>
+        <w:rPr>
+          <w:rStyle w:val="Nadpis2Char"/>
+          <w:rFonts w:ascii="Special Elite" w:hAnsi="Special Elite"/>
+        </w:rPr>
+        <w:t>j</w:t>
+      </w:r>
+      <w:r>
+        <w:rPr>
+          <w:rStyle w:val="Nadpis2Char"/>
+          <w:rFonts w:ascii="Special Elite" w:hAnsi="Special Elite"/>
+        </w:rPr>
+        <w:t>í</w:t>
+      </w:r>
+      <w:r>
+        <w:rPr>
+          <w:rStyle w:val="Nadpis2Char"/>
+          <w:rFonts w:ascii="Special Elite" w:hAnsi="Special Elite"/>
+        </w:rPr>
+        <w:t>mač DCF77</w:t>
+      </w:r>
+      <w:bookmarkEnd w:id="7"/>
+      <w:r>
+        <w:rPr>
+          <w:rStyle w:val="Nadpis2Char"/>
+          <w:rFonts w:ascii="Special Elite" w:hAnsi="Special Elite"/>
+        </w:rPr>
+        <w:br/>
+      </w:r>
+      <w:r>
+        <w:rPr>
+          <w:rFonts w:ascii="Special Elite" w:hAnsi="Special Elite" w:cs="Courier New"/>
+        </w:rPr>
+        <w:t>V podstavci je umiestnená 140 milimetrová feritová anténa vlastnej výroby, odladená tak aby rezonovala pri frekvencii 77,5</w:t>
+      </w:r>
+      <w:r>
+        <w:rPr>
+          <w:rFonts w:ascii="Special Elite" w:hAnsi="Special Elite" w:cs="Courier New"/>
+        </w:rPr>
+        <w:t xml:space="preserve"> </w:t>
+      </w:r>
+      <w:r>
+        <w:rPr>
+          <w:rFonts w:ascii="Special Elite" w:hAnsi="Special Elite" w:cs="Courier New"/>
+        </w:rPr>
+        <w:t>kHz na ktorej vysielajú atómové hodiny z </w:t>
+      </w:r>
+      <w:proofErr w:type="spellStart"/>
+      <w:r>
+        <w:rPr>
+          <w:rFonts w:ascii="Special Elite" w:hAnsi="Special Elite" w:cs="Courier New"/>
+        </w:rPr>
+        <w:t>Mainflingenu</w:t>
+      </w:r>
+      <w:proofErr w:type="spellEnd"/>
+      <w:r>
+        <w:rPr>
+          <w:rFonts w:ascii="Special Elite" w:hAnsi="Special Elite" w:cs="Courier New"/>
+        </w:rPr>
+        <w:t xml:space="preserve"> (Nemecko) svoj časový signál. Tento signál používajú hodiny k automatickému nastaveniu času a prechodu zo zimného času na letný a naopak.</w:t>
       </w:r>
     </w:p>
     <w:p>
@@ -1945,216 +2109,50 @@
           <w:rFonts w:ascii="Special Elite" w:hAnsi="Special Elite" w:cs="Courier New"/>
         </w:rPr>
       </w:pPr>
-      <w:bookmarkStart w:id="6" w:name="_Toc211153210"/>
-      <w:r>
-        <w:rPr>
-          <w:rStyle w:val="Nadpis2Char"/>
-          <w:rFonts w:ascii="Special Elite" w:hAnsi="Special Elite"/>
-        </w:rPr>
-        <w:t>Napájanie</w:t>
-      </w:r>
-      <w:bookmarkEnd w:id="6"/>
-      <w:r>
-        <w:rPr>
-          <w:rFonts w:ascii="Special Elite" w:hAnsi="Special Elite" w:cs="Courier New"/>
-          <w:b/>
-          <w:bCs/>
-        </w:rPr>
-        <w:br/>
-      </w:r>
-      <w:r>
-        <w:rPr>
-          <w:rFonts w:ascii="Special Elite" w:hAnsi="Special Elite" w:cs="Courier New"/>
-        </w:rPr>
-        <w:t>Hodiny sa napájajú zo zdroja s výstupom 5</w:t>
-      </w:r>
-      <w:r>
-        <w:rPr>
-          <w:rFonts w:ascii="Special Elite" w:hAnsi="Special Elite" w:cs="Courier New"/>
-        </w:rPr>
-        <w:t xml:space="preserve"> </w:t>
-      </w:r>
-      <w:r>
-        <w:rPr>
-          <w:rFonts w:ascii="Special Elite" w:hAnsi="Special Elite" w:cs="Courier New"/>
-        </w:rPr>
-        <w:t xml:space="preserve">V schopným dodať aspoň </w:t>
-      </w:r>
-      <w:r>
-        <w:rPr>
-          <w:rFonts w:ascii="Special Elite" w:hAnsi="Special Elite" w:cs="Courier New"/>
-        </w:rPr>
-        <w:t>5</w:t>
-      </w:r>
-      <w:r>
-        <w:rPr>
-          <w:rFonts w:ascii="Special Elite" w:hAnsi="Special Elite" w:cs="Courier New"/>
-        </w:rPr>
-        <w:t xml:space="preserve"> </w:t>
-      </w:r>
-      <w:r>
-        <w:rPr>
-          <w:rFonts w:ascii="Special Elite" w:hAnsi="Special Elite" w:cs="Courier New"/>
-        </w:rPr>
-        <w:t>W. Zdroj by mal byť ideálne spínaný pre čo najnižšiu stratovosť s frekvenciou spínania</w:t>
-      </w:r>
-      <w:r>
-        <w:rPr>
-          <w:rFonts w:ascii="Special Elite" w:hAnsi="Special Elite" w:cs="Courier New"/>
-        </w:rPr>
-        <w:t xml:space="preserve"> rádovo</w:t>
-      </w:r>
-      <w:r>
-        <w:rPr>
-          <w:rFonts w:ascii="Special Elite" w:hAnsi="Special Elite" w:cs="Courier New"/>
-        </w:rPr>
-        <w:t xml:space="preserve"> vyššou ako 77.5 kHz aby sa predišlo rušeniu DCF77 prijímača.</w:t>
-      </w:r>
-      <w:r>
-        <w:rPr>
-          <w:rFonts w:ascii="Special Elite" w:hAnsi="Special Elite" w:cs="Courier New"/>
-        </w:rPr>
-        <w:br w:type="page"/>
+      <w:r>
+        <w:rPr>
+          <w:rFonts w:ascii="Special Elite" w:hAnsi="Special Elite" w:cs="Courier New"/>
+        </w:rPr>
+        <w:t xml:space="preserve">Keďže feritové antény sú </w:t>
+      </w:r>
+      <w:r>
+        <w:rPr>
+          <w:rFonts w:ascii="Special Elite" w:hAnsi="Special Elite" w:cs="Courier New"/>
+        </w:rPr>
+        <w:t xml:space="preserve">z povahy </w:t>
+      </w:r>
+      <w:r>
+        <w:rPr>
+          <w:rFonts w:ascii="Special Elite" w:hAnsi="Special Elite" w:cs="Courier New"/>
+        </w:rPr>
+        <w:t>závislé od orientácie, odporúčame mať hodiny otočené čelom na server alebo juh.</w:t>
       </w:r>
     </w:p>
     <w:p>
       <w:pPr>
         <w:jc w:val="both"/>
         <w:rPr>
-          <w:rStyle w:val="Nadpis2Char"/>
-          <w:rFonts w:ascii="Special Elite" w:hAnsi="Special Elite"/>
-        </w:rPr>
-      </w:pPr>
-      <w:bookmarkStart w:id="7" w:name="_Toc211153211"/>
-      <w:r>
-        <w:rPr>
-          <w:rStyle w:val="Nadpis2Char"/>
-          <w:rFonts w:ascii="Special Elite" w:hAnsi="Special Elite"/>
+          <w:rFonts w:ascii="Special Elite" w:hAnsi="Special Elite" w:cs="Courier New"/>
+        </w:rPr>
+      </w:pPr>
+      <w:r>
+        <w:rPr>
+          <w:rFonts w:ascii="Special Elite" w:hAnsi="Special Elite" w:cs="Courier New"/>
+        </w:rPr>
+        <w:t>P</w:t>
+      </w:r>
+      <w:r>
+        <w:rPr>
+          <w:rFonts w:ascii="Special Elite" w:hAnsi="Special Elite" w:cs="Courier New"/>
+        </w:rPr>
+        <w:t xml:space="preserve">očas synchronizácie, bliká indikačná LED-ka červenou farbou. Pri dobrej kvalite signálu a správnej orientácii hodín, by mala byť frekvencia blikanie 1 Hz. Po úspešnej synchronizácii času, svieti LED-ka stálou zelenou farbou. </w:t>
+      </w:r>
+      <w:r>
+        <w:rPr>
+          <w:rFonts w:ascii="Special Elite" w:hAnsi="Special Elite" w:cs="Courier New"/>
         </w:rPr>
         <w:lastRenderedPageBreak/>
-        <w:t>Pr</w:t>
-      </w:r>
-      <w:r>
-        <w:rPr>
-          <w:rStyle w:val="Nadpis2Char"/>
-          <w:rFonts w:ascii="Special Elite" w:hAnsi="Special Elite"/>
-        </w:rPr>
-        <w:t>i</w:t>
-      </w:r>
-      <w:r>
-        <w:rPr>
-          <w:rStyle w:val="Nadpis2Char"/>
-          <w:rFonts w:ascii="Special Elite" w:hAnsi="Special Elite"/>
-        </w:rPr>
-        <w:t>j</w:t>
-      </w:r>
-      <w:r>
-        <w:rPr>
-          <w:rStyle w:val="Nadpis2Char"/>
-          <w:rFonts w:ascii="Special Elite" w:hAnsi="Special Elite"/>
-        </w:rPr>
-        <w:t>í</w:t>
-      </w:r>
-      <w:r>
-        <w:rPr>
-          <w:rStyle w:val="Nadpis2Char"/>
-          <w:rFonts w:ascii="Special Elite" w:hAnsi="Special Elite"/>
-        </w:rPr>
-        <w:t>mač DCF77</w:t>
-      </w:r>
-      <w:bookmarkEnd w:id="7"/>
-    </w:p>
-    <w:p>
-      <w:pPr>
-        <w:jc w:val="both"/>
-        <w:rPr>
-          <w:rFonts w:ascii="Special Elite" w:hAnsi="Special Elite" w:cs="Courier New"/>
-        </w:rPr>
-      </w:pPr>
-      <w:r>
-        <w:rPr>
-          <w:rFonts w:ascii="Special Elite" w:hAnsi="Special Elite" w:cs="Courier New"/>
-        </w:rPr>
-        <w:t>V podstavci je umiestnená 140 milimetrová feritová anténa vlastnej výroby, odladená tak aby rezonovala pri frekvencii 77,5</w:t>
-      </w:r>
-      <w:r>
-        <w:rPr>
-          <w:rFonts w:ascii="Special Elite" w:hAnsi="Special Elite" w:cs="Courier New"/>
-        </w:rPr>
-        <w:t xml:space="preserve"> </w:t>
-      </w:r>
-      <w:r>
-        <w:rPr>
-          <w:rFonts w:ascii="Special Elite" w:hAnsi="Special Elite" w:cs="Courier New"/>
-        </w:rPr>
-        <w:t>kHz na ktorej vysielajú atómové hodiny z </w:t>
-      </w:r>
-      <w:proofErr w:type="spellStart"/>
-      <w:r>
-        <w:rPr>
-          <w:rFonts w:ascii="Special Elite" w:hAnsi="Special Elite" w:cs="Courier New"/>
-        </w:rPr>
-        <w:t>Mainflingenu</w:t>
-      </w:r>
-      <w:proofErr w:type="spellEnd"/>
-      <w:r>
-        <w:rPr>
-          <w:rFonts w:ascii="Special Elite" w:hAnsi="Special Elite" w:cs="Courier New"/>
-        </w:rPr>
-        <w:t xml:space="preserve"> (Nemecko) svoj časový signál. Tento signál používajú hodiny k automatickému nastaveniu času a prechodu zo zimného času na letný a naopak.</w:t>
-      </w:r>
-    </w:p>
-    <w:p>
-      <w:pPr>
-        <w:jc w:val="both"/>
-        <w:rPr>
-          <w:rFonts w:ascii="Special Elite" w:hAnsi="Special Elite" w:cs="Courier New"/>
-        </w:rPr>
-      </w:pPr>
-      <w:r>
-        <w:rPr>
-          <w:rFonts w:ascii="Special Elite" w:hAnsi="Special Elite" w:cs="Courier New"/>
-        </w:rPr>
-        <w:t xml:space="preserve">Keďže feritové antény sú </w:t>
-      </w:r>
-      <w:r>
-        <w:rPr>
-          <w:rFonts w:ascii="Special Elite" w:hAnsi="Special Elite" w:cs="Courier New"/>
-        </w:rPr>
-        <w:t xml:space="preserve">z povahy </w:t>
-      </w:r>
-      <w:r>
-        <w:rPr>
-          <w:rFonts w:ascii="Special Elite" w:hAnsi="Special Elite" w:cs="Courier New"/>
-        </w:rPr>
-        <w:t>závislé od orientácie, odporúčame mať hodiny otočené čelom na server alebo juh.</w:t>
-      </w:r>
-    </w:p>
-    <w:p>
-      <w:pPr>
-        <w:jc w:val="both"/>
-        <w:rPr>
-          <w:rFonts w:ascii="Special Elite" w:hAnsi="Special Elite" w:cs="Courier New"/>
-        </w:rPr>
-      </w:pPr>
-      <w:r>
-        <w:rPr>
-          <w:rFonts w:ascii="Special Elite" w:hAnsi="Special Elite" w:cs="Courier New"/>
-        </w:rPr>
-        <w:t>P</w:t>
-      </w:r>
-      <w:r>
-        <w:rPr>
-          <w:rFonts w:ascii="Special Elite" w:hAnsi="Special Elite" w:cs="Courier New"/>
-        </w:rPr>
-        <w:t xml:space="preserve">očas synchronizácie, bliká indikačná LED-ka červenou farbou. Pri dobrej kvalite signálu a správnej orientácii hodín, by mala byť frekvencia blikanie </w:t>
-      </w:r>
-      <w:r>
-        <w:rPr>
-          <w:rFonts w:ascii="Special Elite" w:hAnsi="Special Elite" w:cs="Courier New"/>
-        </w:rPr>
-        <w:lastRenderedPageBreak/>
-        <w:t>1 Hz. Po úspešnej synchronizácii času, svieti LED-ka stálou zelenou farbou. V prípade potreby sa tejto indikačnej LED-</w:t>
+        <w:t>V prípade potreby sa tejto indikačnej LED-</w:t>
       </w:r>
       <w:proofErr w:type="spellStart"/>
       <w:r>
@@ -2201,6 +2199,9 @@
       <w:r>
         <w:rPr>
           <w:rFonts w:ascii="Special Elite" w:hAnsi="Special Elite"/>
+          <w:b/>
+          <w:bCs/>
+          <w:u w:val="single"/>
         </w:rPr>
         <w:t>Záložná batéria</w:t>
       </w:r>
@@ -2281,7 +2282,13 @@
         <w:rPr>
           <w:rFonts w:ascii="Special Elite" w:hAnsi="Special Elite" w:cs="Courier New"/>
         </w:rPr>
-        <w:t>Od výroby obsahuje:</w:t>
+        <w:t>O</w:t>
+      </w:r>
+      <w:r>
+        <w:rPr>
+          <w:rFonts w:ascii="Special Elite" w:hAnsi="Special Elite" w:cs="Courier New"/>
+        </w:rPr>
+        <w:t>bsahuje:</w:t>
       </w:r>
     </w:p>
     <w:p>
@@ -2362,11 +2369,22 @@
     </w:p>
     <w:p>
       <w:pPr>
+        <w:pStyle w:val="Odstavecseseznamem"/>
+        <w:numPr>
+          <w:ilvl w:val="0"/>
+          <w:numId w:val="7"/>
+        </w:numPr>
         <w:jc w:val="both"/>
         <w:rPr>
           <w:rFonts w:ascii="Special Elite" w:hAnsi="Special Elite" w:cs="Courier New"/>
         </w:rPr>
       </w:pPr>
+      <w:r>
+        <w:rPr>
+          <w:rFonts w:ascii="Special Elite" w:hAnsi="Special Elite" w:cs="Courier New"/>
+        </w:rPr>
+        <w:t>1x schéma zapojenia plošného spoja hodín vo formáte A2</w:t>
+      </w:r>
     </w:p>
     <w:p>
       <w:pPr>
@@ -2519,6 +2537,8 @@
       <w:r>
         <w:rPr>
           <w:rFonts w:ascii="Special Elite" w:hAnsi="Special Elite" w:cs="Courier New"/>
+          <w:b/>
+          <w:bCs/>
           <w:u w:val="single"/>
         </w:rPr>
         <w:t>Vedúci projektu</w:t>
@@ -2526,6 +2546,8 @@
       <w:r>
         <w:rPr>
           <w:rFonts w:ascii="Special Elite" w:hAnsi="Special Elite" w:cs="Courier New"/>
+          <w:b/>
+          <w:bCs/>
           <w:u w:val="single"/>
         </w:rPr>
         <w:t>:</w:t>
@@ -2552,6 +2574,8 @@
       <w:r>
         <w:rPr>
           <w:rFonts w:ascii="Special Elite" w:hAnsi="Special Elite" w:cs="Courier New"/>
+          <w:b/>
+          <w:bCs/>
           <w:u w:val="single"/>
         </w:rPr>
         <w:t>Vedúci výroby</w:t>
@@ -2559,6 +2583,8 @@
       <w:r>
         <w:rPr>
           <w:rFonts w:ascii="Special Elite" w:hAnsi="Special Elite" w:cs="Courier New"/>
+          <w:b/>
+          <w:bCs/>
           <w:u w:val="single"/>
         </w:rPr>
         <w:t>:</w:t>
@@ -2575,6 +2601,124 @@
           <w:rFonts w:ascii="Special Elite" w:hAnsi="Special Elite" w:cs="Courier New"/>
         </w:rPr>
         <w:t>Perďoch</w:t>
+      </w:r>
+      <w:proofErr w:type="spellEnd"/>
+      <w:r>
+        <w:rPr>
+          <w:rFonts w:ascii="Special Elite" w:hAnsi="Special Elite" w:cs="Courier New"/>
+        </w:rPr>
+        <w:br/>
+        <w:t>-</w:t>
+      </w:r>
+      <w:r>
+        <w:rPr>
+          <w:rFonts w:ascii="Special Elite" w:hAnsi="Special Elite" w:cs="Courier New"/>
+          <w:b/>
+          <w:bCs/>
+          <w:u w:val="single"/>
+        </w:rPr>
+        <w:t xml:space="preserve"> Výroba podstavca a 3D modelovanie</w:t>
+      </w:r>
+      <w:r>
+        <w:rPr>
+          <w:rFonts w:ascii="Special Elite" w:hAnsi="Special Elite" w:cs="Courier New"/>
+          <w:b/>
+          <w:bCs/>
+          <w:u w:val="single"/>
+        </w:rPr>
+        <w:t>:</w:t>
+      </w:r>
+      <w:r>
+        <w:rPr>
+          <w:rFonts w:ascii="Special Elite" w:hAnsi="Special Elite" w:cs="Courier New"/>
+        </w:rPr>
+        <w:t xml:space="preserve"> Bartolomej Mikula</w:t>
+      </w:r>
+      <w:r>
+        <w:rPr>
+          <w:rFonts w:ascii="Special Elite" w:hAnsi="Special Elite" w:cs="Courier New"/>
+        </w:rPr>
+        <w:br/>
+        <w:t>-</w:t>
+      </w:r>
+      <w:r>
+        <w:rPr>
+          <w:rFonts w:ascii="Special Elite" w:hAnsi="Special Elite" w:cs="Courier New"/>
+        </w:rPr>
+        <w:t xml:space="preserve"> </w:t>
+      </w:r>
+      <w:proofErr w:type="spellStart"/>
+      <w:r>
+        <w:rPr>
+          <w:rFonts w:ascii="Special Elite" w:hAnsi="Special Elite" w:cs="Courier New"/>
+          <w:b/>
+          <w:bCs/>
+          <w:u w:val="single"/>
+        </w:rPr>
+        <w:t>Biblistika</w:t>
+      </w:r>
+      <w:proofErr w:type="spellEnd"/>
+      <w:r>
+        <w:rPr>
+          <w:rFonts w:ascii="Special Elite" w:hAnsi="Special Elite" w:cs="Courier New"/>
+          <w:u w:val="single"/>
+        </w:rPr>
+        <w:t>:</w:t>
+      </w:r>
+      <w:r>
+        <w:rPr>
+          <w:rFonts w:ascii="Special Elite" w:hAnsi="Special Elite" w:cs="Courier New"/>
+        </w:rPr>
+        <w:t xml:space="preserve"> Jozef </w:t>
+      </w:r>
+      <w:proofErr w:type="spellStart"/>
+      <w:r>
+        <w:rPr>
+          <w:rFonts w:ascii="Special Elite" w:hAnsi="Special Elite" w:cs="Courier New"/>
+        </w:rPr>
+        <w:t>Hroš</w:t>
+      </w:r>
+      <w:proofErr w:type="spellEnd"/>
+      <w:r>
+        <w:rPr>
+          <w:rFonts w:ascii="Special Elite" w:hAnsi="Special Elite" w:cs="Courier New"/>
+        </w:rPr>
+        <w:br/>
+      </w:r>
+      <w:r>
+        <w:rPr>
+          <w:rFonts w:ascii="Special Elite" w:hAnsi="Special Elite" w:cs="Courier New"/>
+        </w:rPr>
+        <w:t xml:space="preserve">- </w:t>
+      </w:r>
+      <w:r>
+        <w:rPr>
+          <w:rFonts w:ascii="Special Elite" w:hAnsi="Special Elite" w:cs="Courier New"/>
+          <w:b/>
+          <w:bCs/>
+          <w:u w:val="single"/>
+        </w:rPr>
+        <w:t>Manažér marketingu</w:t>
+      </w:r>
+      <w:r>
+        <w:rPr>
+          <w:rFonts w:ascii="Special Elite" w:hAnsi="Special Elite" w:cs="Courier New"/>
+          <w:u w:val="single"/>
+        </w:rPr>
+        <w:t>:</w:t>
+      </w:r>
+      <w:r>
+        <w:rPr>
+          <w:rFonts w:ascii="Special Elite" w:hAnsi="Special Elite" w:cs="Courier New"/>
+        </w:rPr>
+        <w:t xml:space="preserve"> Šimon </w:t>
+      </w:r>
+      <w:proofErr w:type="spellStart"/>
+      <w:r>
+        <w:rPr>
+          <w:rFonts w:ascii="Special Elite" w:hAnsi="Special Elite" w:cs="Courier New"/>
+        </w:rPr>
+        <w:t>Šinal</w:t>
       </w:r>
       <w:proofErr w:type="spellEnd"/>
       <w:r>
@@ -2587,21 +2731,42 @@
       <w:r>
         <w:rPr>
           <w:rFonts w:ascii="Special Elite" w:hAnsi="Special Elite" w:cs="Courier New"/>
+          <w:b/>
+          <w:bCs/>
           <w:u w:val="single"/>
         </w:rPr>
-        <w:t>Drevovýroba a modelovanie:</w:t>
-      </w:r>
-      <w:r>
-        <w:rPr>
-          <w:rFonts w:ascii="Special Elite" w:hAnsi="Special Elite" w:cs="Courier New"/>
-        </w:rPr>
-        <w:t xml:space="preserve"> Bartolomej Mikula</w:t>
-      </w:r>
+        <w:t>Drevo materiál</w:t>
+      </w:r>
+      <w:r>
+        <w:rPr>
+          <w:rFonts w:ascii="Special Elite" w:hAnsi="Special Elite" w:cs="Courier New"/>
+        </w:rPr>
+        <w:t xml:space="preserve">: </w:t>
+      </w:r>
+      <w:r>
+        <w:rPr>
+          <w:rFonts w:ascii="Special Elite" w:hAnsi="Special Elite" w:cs="Courier New"/>
+        </w:rPr>
+        <w:t xml:space="preserve">Bohumil </w:t>
+      </w:r>
+      <w:proofErr w:type="spellStart"/>
+      <w:r>
+        <w:rPr>
+          <w:rFonts w:ascii="Special Elite" w:hAnsi="Special Elite" w:cs="Courier New"/>
+        </w:rPr>
+        <w:t>Jaroš</w:t>
+      </w:r>
+      <w:proofErr w:type="spellEnd"/>
       <w:r>
         <w:rPr>
           <w:rFonts w:ascii="Special Elite" w:hAnsi="Special Elite" w:cs="Courier New"/>
         </w:rPr>
         <w:br/>
+      </w:r>
+      <w:r>
+        <w:rPr>
+          <w:rFonts w:ascii="Special Elite" w:hAnsi="Special Elite" w:cs="Courier New"/>
+        </w:rPr>
         <w:t>-</w:t>
       </w:r>
       <w:r>
@@ -2610,67 +2775,57 @@
         </w:rPr>
         <w:t xml:space="preserve"> </w:t>
       </w:r>
+      <w:r>
+        <w:rPr>
+          <w:rFonts w:ascii="Special Elite" w:hAnsi="Special Elite" w:cs="Courier New"/>
+          <w:b/>
+          <w:bCs/>
+          <w:u w:val="single"/>
+        </w:rPr>
+        <w:t>Kritika</w:t>
+      </w:r>
+      <w:r>
+        <w:rPr>
+          <w:rFonts w:ascii="Special Elite" w:hAnsi="Special Elite" w:cs="Courier New"/>
+          <w:b/>
+          <w:bCs/>
+          <w:u w:val="single"/>
+        </w:rPr>
+        <w:t xml:space="preserve"> hardvéru</w:t>
+      </w:r>
+      <w:r>
+        <w:rPr>
+          <w:rFonts w:ascii="Special Elite" w:hAnsi="Special Elite" w:cs="Courier New"/>
+          <w:u w:val="single"/>
+        </w:rPr>
+        <w:t>:</w:t>
+      </w:r>
+      <w:r>
+        <w:rPr>
+          <w:rFonts w:ascii="Special Elite" w:hAnsi="Special Elite" w:cs="Courier New"/>
+        </w:rPr>
+        <w:t xml:space="preserve"> Ing. Viliam </w:t>
+      </w:r>
       <w:proofErr w:type="spellStart"/>
       <w:r>
         <w:rPr>
           <w:rFonts w:ascii="Special Elite" w:hAnsi="Special Elite" w:cs="Courier New"/>
-          <w:u w:val="single"/>
-        </w:rPr>
-        <w:t>Biblistika</w:t>
+        </w:rPr>
+        <w:t>Koprda</w:t>
       </w:r>
       <w:proofErr w:type="spellEnd"/>
       <w:r>
         <w:rPr>
           <w:rFonts w:ascii="Special Elite" w:hAnsi="Special Elite" w:cs="Courier New"/>
-          <w:u w:val="single"/>
-        </w:rPr>
-        <w:t>:</w:t>
-      </w:r>
-      <w:r>
-        <w:rPr>
-          <w:rFonts w:ascii="Special Elite" w:hAnsi="Special Elite" w:cs="Courier New"/>
-        </w:rPr>
-        <w:t xml:space="preserve"> Jozef </w:t>
+        </w:rPr>
+        <w:t xml:space="preserve">, Ing. Dušan </w:t>
       </w:r>
       <w:proofErr w:type="spellStart"/>
       <w:r>
         <w:rPr>
           <w:rFonts w:ascii="Special Elite" w:hAnsi="Special Elite" w:cs="Courier New"/>
         </w:rPr>
-        <w:t>Hroš</w:t>
-      </w:r>
-      <w:proofErr w:type="spellEnd"/>
-      <w:r>
-        <w:rPr>
-          <w:rFonts w:ascii="Special Elite" w:hAnsi="Special Elite" w:cs="Courier New"/>
-        </w:rPr>
-        <w:br/>
-      </w:r>
-      <w:r>
-        <w:rPr>
-          <w:rFonts w:ascii="Special Elite" w:hAnsi="Special Elite" w:cs="Courier New"/>
-        </w:rPr>
-        <w:t xml:space="preserve">- </w:t>
-      </w:r>
-      <w:r>
-        <w:rPr>
-          <w:rFonts w:ascii="Special Elite" w:hAnsi="Special Elite" w:cs="Courier New"/>
-          <w:u w:val="single"/>
-        </w:rPr>
-        <w:t>Manažér marketingu:</w:t>
-      </w:r>
-      <w:r>
-        <w:rPr>
-          <w:rFonts w:ascii="Special Elite" w:hAnsi="Special Elite" w:cs="Courier New"/>
-        </w:rPr>
-        <w:t xml:space="preserve"> Šimon </w:t>
-      </w:r>
-      <w:proofErr w:type="spellStart"/>
-      <w:r>
-        <w:rPr>
-          <w:rFonts w:ascii="Special Elite" w:hAnsi="Special Elite" w:cs="Courier New"/>
-        </w:rPr>
-        <w:t>Šinal</w:t>
+        <w:t>Dragúň</w:t>
       </w:r>
       <w:proofErr w:type="spellEnd"/>
       <w:r>
@@ -2683,97 +2838,77 @@
       <w:r>
         <w:rPr>
           <w:rFonts w:ascii="Special Elite" w:hAnsi="Special Elite" w:cs="Courier New"/>
+          <w:b/>
+          <w:bCs/>
           <w:u w:val="single"/>
         </w:rPr>
-        <w:t>Drevo materiál</w:t>
-      </w:r>
-      <w:r>
-        <w:rPr>
-          <w:rFonts w:ascii="Special Elite" w:hAnsi="Special Elite" w:cs="Courier New"/>
-        </w:rPr>
-        <w:t xml:space="preserve">: </w:t>
+        <w:t>Súčiastky</w:t>
+      </w:r>
+      <w:r>
+        <w:rPr>
+          <w:rFonts w:ascii="Special Elite" w:hAnsi="Special Elite" w:cs="Courier New"/>
+          <w:u w:val="single"/>
+        </w:rPr>
+        <w:t>:</w:t>
+      </w:r>
+      <w:r>
+        <w:rPr>
+          <w:rFonts w:ascii="Special Elite" w:hAnsi="Special Elite" w:cs="Courier New"/>
+        </w:rPr>
+        <w:t xml:space="preserve"> MB </w:t>
       </w:r>
       <w:proofErr w:type="spellStart"/>
       <w:r>
         <w:rPr>
           <w:rFonts w:ascii="Special Elite" w:hAnsi="Special Elite" w:cs="Courier New"/>
         </w:rPr>
-        <w:t>Jaroš</w:t>
+        <w:t>Electronic</w:t>
       </w:r>
       <w:proofErr w:type="spellEnd"/>
       <w:r>
         <w:rPr>
           <w:rFonts w:ascii="Special Elite" w:hAnsi="Special Elite" w:cs="Courier New"/>
         </w:rPr>
-        <w:t xml:space="preserve"> Bohuš</w:t>
-      </w:r>
-      <w:r>
-        <w:rPr>
-          <w:rFonts w:ascii="Special Elite" w:hAnsi="Special Elite" w:cs="Courier New"/>
-        </w:rPr>
-        <w:br/>
-      </w:r>
-      <w:r>
-        <w:rPr>
-          <w:rFonts w:ascii="Special Elite" w:hAnsi="Special Elite" w:cs="Courier New"/>
-        </w:rPr>
-        <w:t>-</w:t>
-      </w:r>
-      <w:r>
-        <w:rPr>
-          <w:rFonts w:ascii="Special Elite" w:hAnsi="Special Elite" w:cs="Courier New"/>
-        </w:rPr>
-        <w:t xml:space="preserve"> </w:t>
-      </w:r>
-      <w:r>
-        <w:rPr>
-          <w:rFonts w:ascii="Special Elite" w:hAnsi="Special Elite" w:cs="Courier New"/>
-          <w:u w:val="single"/>
-        </w:rPr>
-        <w:t>Kritika</w:t>
-      </w:r>
-      <w:r>
-        <w:rPr>
-          <w:rFonts w:ascii="Special Elite" w:hAnsi="Special Elite" w:cs="Courier New"/>
-          <w:u w:val="single"/>
-        </w:rPr>
-        <w:t xml:space="preserve"> hardvéru</w:t>
-      </w:r>
-      <w:r>
-        <w:rPr>
-          <w:rFonts w:ascii="Special Elite" w:hAnsi="Special Elite" w:cs="Courier New"/>
-          <w:u w:val="single"/>
-        </w:rPr>
-        <w:t>:</w:t>
-      </w:r>
-      <w:r>
-        <w:rPr>
-          <w:rFonts w:ascii="Special Elite" w:hAnsi="Special Elite" w:cs="Courier New"/>
-        </w:rPr>
-        <w:t xml:space="preserve"> Ing. Viliam </w:t>
+        <w:t xml:space="preserve">, </w:t>
+      </w:r>
+      <w:r>
+        <w:rPr>
+          <w:rFonts w:ascii="Special Elite" w:hAnsi="Special Elite" w:cs="Courier New"/>
+        </w:rPr>
+        <w:t>VP Centrum</w:t>
+      </w:r>
+      <w:r>
+        <w:rPr>
+          <w:rFonts w:ascii="Special Elite" w:hAnsi="Special Elite" w:cs="Courier New"/>
+        </w:rPr>
+        <w:t xml:space="preserve"> Litoměřice</w:t>
+      </w:r>
+      <w:r>
+        <w:rPr>
+          <w:rFonts w:ascii="Special Elite" w:hAnsi="Special Elite" w:cs="Courier New"/>
+        </w:rPr>
+        <w:t xml:space="preserve">, </w:t>
+      </w:r>
+      <w:r>
+        <w:rPr>
+          <w:rFonts w:ascii="Special Elite" w:hAnsi="Special Elite" w:cs="Courier New"/>
+        </w:rPr>
+        <w:t xml:space="preserve">PS </w:t>
       </w:r>
       <w:proofErr w:type="spellStart"/>
       <w:r>
         <w:rPr>
           <w:rFonts w:ascii="Special Elite" w:hAnsi="Special Elite" w:cs="Courier New"/>
         </w:rPr>
-        <w:t>Koprda</w:t>
+        <w:t>Electronic</w:t>
       </w:r>
       <w:proofErr w:type="spellEnd"/>
       <w:r>
         <w:rPr>
           <w:rFonts w:ascii="Special Elite" w:hAnsi="Special Elite" w:cs="Courier New"/>
         </w:rPr>
-        <w:t xml:space="preserve">, Ing. Dušan </w:t>
-      </w:r>
-      <w:proofErr w:type="spellStart"/>
-      <w:r>
-        <w:rPr>
-          <w:rFonts w:ascii="Special Elite" w:hAnsi="Special Elite" w:cs="Courier New"/>
-        </w:rPr>
-        <w:t>Dragúň</w:t>
-      </w:r>
-      <w:proofErr w:type="spellEnd"/>
+        <w:t xml:space="preserve"> Praha</w:t>
+      </w:r>
       <w:r>
         <w:rPr>
           <w:rFonts w:ascii="Special Elite" w:hAnsi="Special Elite" w:cs="Courier New"/>
@@ -2784,68 +2919,33 @@
       <w:r>
         <w:rPr>
           <w:rFonts w:ascii="Special Elite" w:hAnsi="Special Elite" w:cs="Courier New"/>
+          <w:b/>
+          <w:bCs/>
           <w:u w:val="single"/>
         </w:rPr>
-        <w:t>Súčiastky:</w:t>
-      </w:r>
-      <w:r>
-        <w:rPr>
-          <w:rFonts w:ascii="Special Elite" w:hAnsi="Special Elite" w:cs="Courier New"/>
-        </w:rPr>
-        <w:t xml:space="preserve"> MB </w:t>
+        <w:t>Chémia na leptanie DPS</w:t>
+      </w:r>
+      <w:r>
+        <w:rPr>
+          <w:rFonts w:ascii="Special Elite" w:hAnsi="Special Elite" w:cs="Courier New"/>
+          <w:u w:val="single"/>
+        </w:rPr>
+        <w:t>:</w:t>
+      </w:r>
+      <w:r>
+        <w:rPr>
+          <w:rFonts w:ascii="Special Elite" w:hAnsi="Special Elite" w:cs="Courier New"/>
+        </w:rPr>
+        <w:t xml:space="preserve"> Ladislav </w:t>
       </w:r>
       <w:proofErr w:type="spellStart"/>
       <w:r>
         <w:rPr>
           <w:rFonts w:ascii="Special Elite" w:hAnsi="Special Elite" w:cs="Courier New"/>
         </w:rPr>
-        <w:t>Electronic</w:t>
+        <w:t>Zimka</w:t>
       </w:r>
       <w:proofErr w:type="spellEnd"/>
-      <w:r>
-        <w:rPr>
-          <w:rFonts w:ascii="Special Elite" w:hAnsi="Special Elite" w:cs="Courier New"/>
-        </w:rPr>
-        <w:t xml:space="preserve">, </w:t>
-      </w:r>
-      <w:r>
-        <w:rPr>
-          <w:rFonts w:ascii="Special Elite" w:hAnsi="Special Elite" w:cs="Courier New"/>
-        </w:rPr>
-        <w:t>VP Centrum</w:t>
-      </w:r>
-      <w:r>
-        <w:rPr>
-          <w:rFonts w:ascii="Special Elite" w:hAnsi="Special Elite" w:cs="Courier New"/>
-        </w:rPr>
-        <w:t xml:space="preserve"> Litoměřice</w:t>
-      </w:r>
-      <w:r>
-        <w:rPr>
-          <w:rFonts w:ascii="Special Elite" w:hAnsi="Special Elite" w:cs="Courier New"/>
-        </w:rPr>
-        <w:t xml:space="preserve">, </w:t>
-      </w:r>
-      <w:r>
-        <w:rPr>
-          <w:rFonts w:ascii="Special Elite" w:hAnsi="Special Elite" w:cs="Courier New"/>
-        </w:rPr>
-        <w:t>PS Electro</w:t>
-      </w:r>
-      <w:proofErr w:type="spellStart"/>
-      <w:r>
-        <w:rPr>
-          <w:rFonts w:ascii="Special Elite" w:hAnsi="Special Elite" w:cs="Courier New"/>
-        </w:rPr>
-        <w:t>nic</w:t>
-      </w:r>
-      <w:proofErr w:type="spellEnd"/>
-      <w:r>
-        <w:rPr>
-          <w:rFonts w:ascii="Special Elite" w:hAnsi="Special Elite" w:cs="Courier New"/>
-        </w:rPr>
-        <w:t xml:space="preserve"> Praha</w:t>
-      </w:r>
       <w:r>
         <w:rPr>
           <w:rFonts w:ascii="Special Elite" w:hAnsi="Special Elite" w:cs="Courier New"/>
@@ -2856,88 +2956,59 @@
       <w:r>
         <w:rPr>
           <w:rFonts w:ascii="Special Elite" w:hAnsi="Special Elite" w:cs="Courier New"/>
+          <w:b/>
+          <w:bCs/>
           <w:u w:val="single"/>
         </w:rPr>
-        <w:t>Chémia na leptanie DPS:</w:t>
-      </w:r>
-      <w:r>
-        <w:rPr>
-          <w:rFonts w:ascii="Special Elite" w:hAnsi="Special Elite" w:cs="Courier New"/>
-        </w:rPr>
-        <w:t xml:space="preserve"> Ladislav </w:t>
+        <w:t xml:space="preserve">Poskytovateľ </w:t>
       </w:r>
       <w:proofErr w:type="spellStart"/>
       <w:r>
         <w:rPr>
           <w:rFonts w:ascii="Special Elite" w:hAnsi="Special Elite" w:cs="Courier New"/>
-        </w:rPr>
-        <w:t>Zimka</w:t>
+          <w:b/>
+          <w:bCs/>
+          <w:u w:val="single"/>
+        </w:rPr>
+        <w:t>numitrono</w:t>
+      </w:r>
+      <w:r>
+        <w:rPr>
+          <w:rFonts w:ascii="Special Elite" w:hAnsi="Special Elite" w:cs="Courier New"/>
+          <w:b/>
+          <w:bCs/>
+          <w:u w:val="single"/>
+        </w:rPr>
+        <w:t>v</w:t>
       </w:r>
       <w:proofErr w:type="spellEnd"/>
       <w:r>
         <w:rPr>
           <w:rFonts w:ascii="Special Elite" w:hAnsi="Special Elite" w:cs="Courier New"/>
-        </w:rPr>
-        <w:br/>
-        <w:t xml:space="preserve">- </w:t>
-      </w:r>
-      <w:r>
-        <w:rPr>
-          <w:rFonts w:ascii="Special Elite" w:hAnsi="Special Elite" w:cs="Courier New"/>
           <w:u w:val="single"/>
         </w:rPr>
-        <w:t xml:space="preserve">Poskytovateľ </w:t>
+        <w:t>:</w:t>
+      </w:r>
+      <w:r>
+        <w:rPr>
+          <w:rFonts w:ascii="Special Elite" w:hAnsi="Special Elite" w:cs="Courier New"/>
+        </w:rPr>
+        <w:t xml:space="preserve"> Robert </w:t>
       </w:r>
       <w:proofErr w:type="spellStart"/>
       <w:r>
         <w:rPr>
           <w:rFonts w:ascii="Special Elite" w:hAnsi="Special Elite" w:cs="Courier New"/>
-          <w:u w:val="single"/>
-        </w:rPr>
-        <w:t>numitrono</w:t>
-      </w:r>
-      <w:r>
-        <w:rPr>
-          <w:rFonts w:ascii="Special Elite" w:hAnsi="Special Elite" w:cs="Courier New"/>
-          <w:u w:val="single"/>
-        </w:rPr>
-        <w:t>v</w:t>
+        </w:rPr>
+        <w:t>Ziedins</w:t>
       </w:r>
       <w:proofErr w:type="spellEnd"/>
       <w:r>
         <w:rPr>
           <w:rFonts w:ascii="Special Elite" w:hAnsi="Special Elite" w:cs="Courier New"/>
-          <w:u w:val="single"/>
-        </w:rPr>
-        <w:t>:</w:t>
-      </w:r>
-      <w:r>
-        <w:rPr>
-          <w:rFonts w:ascii="Special Elite" w:hAnsi="Special Elite" w:cs="Courier New"/>
-        </w:rPr>
-        <w:t xml:space="preserve"> Robert </w:t>
-      </w:r>
-      <w:proofErr w:type="spellStart"/>
-      <w:r>
-        <w:rPr>
-          <w:rFonts w:ascii="Special Elite" w:hAnsi="Special Elite" w:cs="Courier New"/>
-        </w:rPr>
-        <w:t>Ziedins</w:t>
-      </w:r>
-      <w:proofErr w:type="spellEnd"/>
-      <w:r>
-        <w:rPr>
-          <w:rFonts w:ascii="Special Elite" w:hAnsi="Special Elite" w:cs="Courier New"/>
         </w:rPr>
         <w:t>, Litva</w:t>
       </w:r>
-    </w:p>
-    <w:p>
-      <w:pPr>
-        <w:rPr>
-          <w:rFonts w:ascii="Special Elite" w:hAnsi="Special Elite" w:cs="Courier New"/>
-        </w:rPr>
-      </w:pPr>
     </w:p>
     <w:sectPr>
       <w:pgSz w:w="10206" w:h="3969" w:orient="landscape" w:code="9"/>

--- a/docs/prirucka.docx
+++ b/docs/prirucka.docx
@@ -1,6 +1,7 @@
 
 <file path=word/document.xml><?xml version="1.0" encoding="utf-8"?>
 <w:document xmlns:wpc="http://schemas.microsoft.com/office/word/2010/wordprocessingCanvas" xmlns:cx="http://schemas.microsoft.com/office/drawing/2014/chartex" xmlns:cx1="http://schemas.microsoft.com/office/drawing/2015/9/8/chartex" xmlns:cx2="http://schemas.microsoft.com/office/drawing/2015/10/21/chartex" xmlns:cx3="http://schemas.microsoft.com/office/drawing/2016/5/9/chartex" xmlns:cx4="http://schemas.microsoft.com/office/drawing/2016/5/10/chartex" xmlns:cx5="http://schemas.microsoft.com/office/drawing/2016/5/11/chartex" xmlns:cx6="http://schemas.microsoft.com/office/drawing/2016/5/12/chartex" xmlns:cx7="http://schemas.microsoft.com/office/drawing/2016/5/13/chartex" xmlns:cx8="http://schemas.microsoft.com/office/drawing/2016/5/14/chartex" xmlns:mc="http://schemas.openxmlformats.org/markup-compatibility/2006" xmlns:aink="http://schemas.microsoft.com/office/drawing/2016/ink" xmlns:am3d="http://schemas.microsoft.com/office/drawing/2017/model3d" xmlns:o="urn:schemas-microsoft-com:office:office" xmlns:oel="http://schemas.microsoft.com/office/2019/extlst" xmlns:r="http://schemas.openxmlformats.org/officeDocument/2006/relationships" xmlns:m="http://schemas.openxmlformats.org/officeDocument/2006/math" xmlns:v="urn:schemas-microsoft-com:vml" xmlns:wp14="http://schemas.microsoft.com/office/word/2010/wordprocessingDrawing" xmlns:wp="http://schemas.openxmlformats.org/drawingml/2006/wordprocessingDrawing" xmlns:w10="urn:schemas-microsoft-com:office:word" xmlns:w="http://schemas.openxmlformats.org/wordprocessingml/2006/main" xmlns:w14="http://schemas.microsoft.com/office/word/2010/wordml" xmlns:w15="http://schemas.microsoft.com/office/word/2012/wordml" xmlns:w16cex="http://schemas.microsoft.com/office/word/2018/wordml/cex" xmlns:w16cid="http://schemas.microsoft.com/office/word/2016/wordml/cid" xmlns:w16="http://schemas.microsoft.com/office/word/2018/wordml" xmlns:w16du="http://schemas.microsoft.com/office/word/2023/wordml/word16du" xmlns:w16sdtdh="http://schemas.microsoft.com/office/word/2020/wordml/sdtdatahash" xmlns:w16sdtfl="http://schemas.microsoft.com/office/word/2024/wordml/sdtformatlock" xmlns:w16se="http://schemas.microsoft.com/office/word/2015/wordml/symex" xmlns:wpg="http://schemas.microsoft.com/office/word/2010/wordprocessingGroup" xmlns:wpi="http://schemas.microsoft.com/office/word/2010/wordprocessingInk" xmlns:wne="http://schemas.microsoft.com/office/word/2006/wordml" xmlns:wps="http://schemas.microsoft.com/office/word/2010/wordprocessingShape" mc:Ignorable="w14 w15 w16se w16cid w16 w16cex w16sdtdh w16sdtfl w16du wp14">
+  <w:background w:color="FFFFFF" w:themeColor="background1"/>
   <w:body>
     <w:p>
       <w:pPr>
@@ -17,6 +18,7 @@
     </w:p>
     <w:p>
       <w:pPr>
+        <w:spacing w:before="240" w:after="0"/>
         <w:jc w:val="center"/>
         <w:rPr>
           <w:rFonts w:ascii="Special Elite" w:hAnsi="Special Elite" w:cs="Courier New"/>
@@ -90,23 +92,48 @@
         </w:rPr>
         <w:lastRenderedPageBreak/>
         <w:drawing>
-          <wp:anchor distT="0" distB="0" distL="114300" distR="114300" simplePos="0" relativeHeight="251683840" behindDoc="1" locked="0" layoutInCell="1" allowOverlap="1" wp14:anchorId="26EEBF54" wp14:editId="06E9D43F">
+          <wp:anchor distT="0" distB="0" distL="114300" distR="114300" simplePos="0" relativeHeight="251683840" behindDoc="1" locked="0" layoutInCell="1" allowOverlap="1" wp14:anchorId="26EEBF54" wp14:editId="59D6F5D5">
             <wp:simplePos x="0" y="0"/>
             <wp:positionH relativeFrom="column">
-              <wp:posOffset>962660</wp:posOffset>
+              <wp:posOffset>1453515</wp:posOffset>
             </wp:positionH>
             <wp:positionV relativeFrom="paragraph">
-              <wp:posOffset>0</wp:posOffset>
+              <wp:posOffset>423</wp:posOffset>
             </wp:positionV>
             <wp:extent cx="3009900" cy="2225280"/>
-            <wp:effectExtent l="0" t="0" r="0" b="3810"/>
+            <wp:effectExtent l="0" t="0" r="0" b="0"/>
             <wp:wrapTight wrapText="bothSides">
               <wp:wrapPolygon edited="0">
-                <wp:start x="0" y="0"/>
-                <wp:lineTo x="0" y="21452"/>
-                <wp:lineTo x="21463" y="21452"/>
-                <wp:lineTo x="21463" y="0"/>
-                <wp:lineTo x="0" y="0"/>
+                <wp:start x="6972" y="740"/>
+                <wp:lineTo x="6289" y="2034"/>
+                <wp:lineTo x="6152" y="4068"/>
+                <wp:lineTo x="1641" y="5178"/>
+                <wp:lineTo x="1504" y="5733"/>
+                <wp:lineTo x="3281" y="7027"/>
+                <wp:lineTo x="3008" y="8322"/>
+                <wp:lineTo x="2871" y="9986"/>
+                <wp:lineTo x="2051" y="10541"/>
+                <wp:lineTo x="1230" y="12021"/>
+                <wp:lineTo x="684" y="16644"/>
+                <wp:lineTo x="684" y="17753"/>
+                <wp:lineTo x="957" y="18863"/>
+                <wp:lineTo x="957" y="19048"/>
+                <wp:lineTo x="3554" y="20897"/>
+                <wp:lineTo x="3828" y="21267"/>
+                <wp:lineTo x="5058" y="21267"/>
+                <wp:lineTo x="5468" y="20897"/>
+                <wp:lineTo x="11073" y="19048"/>
+                <wp:lineTo x="12577" y="18863"/>
+                <wp:lineTo x="19959" y="16459"/>
+                <wp:lineTo x="20370" y="15904"/>
+                <wp:lineTo x="21327" y="13870"/>
+                <wp:lineTo x="21463" y="9616"/>
+                <wp:lineTo x="21190" y="6658"/>
+                <wp:lineTo x="19823" y="5733"/>
+                <wp:lineTo x="16542" y="3699"/>
+                <wp:lineTo x="16268" y="2034"/>
+                <wp:lineTo x="15858" y="740"/>
+                <wp:lineTo x="6972" y="740"/>
               </wp:wrapPolygon>
             </wp:wrapTight>
             <wp:docPr id="1924783381" name="Obrázek 11"/>
@@ -123,8 +150,31 @@
                     </pic:cNvPicPr>
                   </pic:nvPicPr>
                   <pic:blipFill rotWithShape="1">
-                    <a:blip r:embed="rId6" cstate="print">
+                    <a:blip r:embed="rId8" cstate="print">
                       <a:extLst>
+                        <a:ext uri="{BEBA8EAE-BF5A-486C-A8C5-ECC9F3942E4B}">
+                          <a14:imgProps xmlns:a14="http://schemas.microsoft.com/office/drawing/2010/main">
+                            <a14:imgLayer r:embed="rId9">
+                              <a14:imgEffect>
+                                <a14:backgroundRemoval t="24086" b="81589" l="8608" r="89494">
+                                  <a14:foregroundMark x1="24937" y1="70113" x2="28481" y2="72636"/>
+                                  <a14:foregroundMark x1="20380" y1="80202" x2="22152" y2="81715"/>
+                                  <a14:foregroundMark x1="11266" y1="78689" x2="8608" y2="64061"/>
+                                  <a14:foregroundMark x1="8608" y1="64061" x2="9494" y2="63052"/>
+                                  <a14:foregroundMark x1="23797" y1="72888" x2="40633" y2="68852"/>
+                                  <a14:foregroundMark x1="8734" y1="68600" x2="18228" y2="81589"/>
+                                  <a14:foregroundMark x1="18228" y1="81589" x2="87975" y2="65322"/>
+                                  <a14:foregroundMark x1="87975" y1="65322" x2="89494" y2="46280"/>
+                                  <a14:foregroundMark x1="89494" y1="46280" x2="73418" y2="42497"/>
+                                  <a14:foregroundMark x1="73418" y1="42497" x2="68987" y2="28878"/>
+                                  <a14:foregroundMark x1="68987" y1="28878" x2="36709" y2="24338"/>
+                                  <a14:foregroundMark x1="36709" y1="24338" x2="32405" y2="38714"/>
+                                  <a14:foregroundMark x1="32405" y1="38714" x2="32785" y2="39470"/>
+                                </a14:backgroundRemoval>
+                              </a14:imgEffect>
+                            </a14:imgLayer>
+                          </a14:imgProps>
+                        </a:ext>
                         <a:ext uri="{28A0092B-C50C-407E-A947-70E740481C1C}">
                           <a14:useLocalDpi xmlns:a14="http://schemas.microsoft.com/office/drawing/2010/main" val="0"/>
                         </a:ext>
@@ -175,13 +225,13 @@
     <w:sdt>
       <w:sdtPr>
         <w:rPr>
-          <w:rFonts w:ascii="Special Elite" w:eastAsiaTheme="minorHAnsi" w:hAnsi="Special Elite" w:cstheme="minorBidi"/>
+          <w:rFonts w:ascii="Courier New" w:eastAsiaTheme="minorHAnsi" w:hAnsi="Courier New" w:cstheme="minorBidi"/>
           <w:b w:val="0"/>
           <w:color w:val="auto"/>
           <w:kern w:val="2"/>
           <w:sz w:val="24"/>
           <w:szCs w:val="24"/>
-          <w:lang w:val="cs-CZ" w:eastAsia="en-US"/>
+          <w:lang w:eastAsia="en-US"/>
           <w14:ligatures w14:val="standardContextual"/>
         </w:rPr>
         <w:id w:val="1360478617"/>
@@ -201,7 +251,6 @@
             <w:pStyle w:val="Nadpisobsahu"/>
             <w:rPr>
               <w:rStyle w:val="Nadpis1Char"/>
-              <w:rFonts w:ascii="Special Elite" w:hAnsi="Special Elite"/>
               <w:b/>
               <w:bCs/>
               <w:u w:val="single"/>
@@ -210,7 +259,6 @@
           <w:r>
             <w:rPr>
               <w:rStyle w:val="Nadpis1Char"/>
-              <w:rFonts w:ascii="Special Elite" w:hAnsi="Special Elite"/>
               <w:b/>
               <w:bCs/>
             </w:rPr>
@@ -221,7 +269,7 @@
           <w:pPr>
             <w:pStyle w:val="Obsah1"/>
             <w:tabs>
-              <w:tab w:val="right" w:leader="dot" w:pos="10456"/>
+              <w:tab w:val="right" w:leader="dot" w:pos="9628"/>
             </w:tabs>
             <w:rPr>
               <w:rFonts w:ascii="Special Elite" w:eastAsiaTheme="minorEastAsia" w:hAnsi="Special Elite"/>
@@ -247,7 +295,7 @@
             </w:rPr>
             <w:fldChar w:fldCharType="separate"/>
           </w:r>
-          <w:hyperlink w:anchor="_Toc211153204" w:history="1">
+          <w:hyperlink w:anchor="_Toc216795010" w:history="1">
             <w:r>
               <w:rPr>
                 <w:rStyle w:val="Hypertextovodkaz"/>
@@ -278,7 +326,7 @@
                 <w:noProof/>
                 <w:webHidden/>
               </w:rPr>
-              <w:instrText xml:space="preserve"> PAGEREF _Toc211153204 \h </w:instrText>
+              <w:instrText xml:space="preserve"> PAGEREF _Toc216795010 \h </w:instrText>
             </w:r>
             <w:r>
               <w:rPr>
@@ -301,7 +349,7 @@
                 <w:noProof/>
                 <w:webHidden/>
               </w:rPr>
-              <w:t>3</w:t>
+              <w:t>6</w:t>
             </w:r>
             <w:r>
               <w:rPr>
@@ -317,7 +365,7 @@
           <w:pPr>
             <w:pStyle w:val="Obsah2"/>
             <w:tabs>
-              <w:tab w:val="right" w:leader="dot" w:pos="10456"/>
+              <w:tab w:val="right" w:leader="dot" w:pos="9628"/>
             </w:tabs>
             <w:rPr>
               <w:rFonts w:ascii="Special Elite" w:eastAsiaTheme="minorEastAsia" w:hAnsi="Special Elite"/>
@@ -325,14 +373,22 @@
               <w:lang w:eastAsia="sk-SK"/>
             </w:rPr>
           </w:pPr>
-          <w:hyperlink w:anchor="_Toc211153205" w:history="1">
+          <w:hyperlink w:anchor="_Toc216795011" w:history="1">
             <w:r>
               <w:rPr>
                 <w:rStyle w:val="Hypertextovodkaz"/>
-                <w:rFonts w:ascii="Special Elite" w:hAnsi="Special Elite"/>
-                <w:noProof/>
-              </w:rPr>
-              <w:t>História numitronov</w:t>
+                <w:rFonts w:ascii="Special Elite" w:hAnsi="Special Elite" w:cs="Courier New"/>
+                <w:noProof/>
+              </w:rPr>
+              <w:t>Ú</w:t>
+            </w:r>
+            <w:r>
+              <w:rPr>
+                <w:rStyle w:val="Hypertextovodkaz"/>
+                <w:rFonts w:ascii="Special Elite" w:hAnsi="Special Elite"/>
+                <w:noProof/>
+              </w:rPr>
+              <w:t>vod</w:t>
             </w:r>
             <w:r>
               <w:rPr>
@@ -356,7 +412,7 @@
                 <w:noProof/>
                 <w:webHidden/>
               </w:rPr>
-              <w:instrText xml:space="preserve"> PAGEREF _Toc211153205 \h </w:instrText>
+              <w:instrText xml:space="preserve"> PAGEREF _Toc216795011 \h </w:instrText>
             </w:r>
             <w:r>
               <w:rPr>
@@ -379,7 +435,7 @@
                 <w:noProof/>
                 <w:webHidden/>
               </w:rPr>
-              <w:t>3</w:t>
+              <w:t>6</w:t>
             </w:r>
             <w:r>
               <w:rPr>
@@ -395,7 +451,7 @@
           <w:pPr>
             <w:pStyle w:val="Obsah2"/>
             <w:tabs>
-              <w:tab w:val="right" w:leader="dot" w:pos="10456"/>
+              <w:tab w:val="right" w:leader="dot" w:pos="9628"/>
             </w:tabs>
             <w:rPr>
               <w:rFonts w:ascii="Special Elite" w:eastAsiaTheme="minorEastAsia" w:hAnsi="Special Elite"/>
@@ -403,14 +459,17 @@
               <w:lang w:eastAsia="sk-SK"/>
             </w:rPr>
           </w:pPr>
-          <w:hyperlink w:anchor="_Toc211153206" w:history="1">
+          <w:hyperlink w:anchor="_Toc216795012" w:history="1">
             <w:r>
               <w:rPr>
                 <w:rStyle w:val="Hypertextovodkaz"/>
                 <w:rFonts w:ascii="Special Elite" w:hAnsi="Special Elite"/>
                 <w:noProof/>
-              </w:rPr>
-              <w:t>Ovládanie</w:t>
+                <w:kern w:val="3"/>
+                <w:lang w:eastAsia="zh-CN" w:bidi="hi-IN"/>
+                <w14:ligatures w14:val="none"/>
+              </w:rPr>
+              <w:t>História numitronov</w:t>
             </w:r>
             <w:r>
               <w:rPr>
@@ -434,7 +493,7 @@
                 <w:noProof/>
                 <w:webHidden/>
               </w:rPr>
-              <w:instrText xml:space="preserve"> PAGEREF _Toc211153206 \h </w:instrText>
+              <w:instrText xml:space="preserve"> PAGEREF _Toc216795012 \h </w:instrText>
             </w:r>
             <w:r>
               <w:rPr>
@@ -457,7 +516,7 @@
                 <w:noProof/>
                 <w:webHidden/>
               </w:rPr>
-              <w:t>3</w:t>
+              <w:t>7</w:t>
             </w:r>
             <w:r>
               <w:rPr>
@@ -473,7 +532,7 @@
           <w:pPr>
             <w:pStyle w:val="Obsah2"/>
             <w:tabs>
-              <w:tab w:val="right" w:leader="dot" w:pos="10456"/>
+              <w:tab w:val="right" w:leader="dot" w:pos="9628"/>
             </w:tabs>
             <w:rPr>
               <w:rFonts w:ascii="Special Elite" w:eastAsiaTheme="minorEastAsia" w:hAnsi="Special Elite"/>
@@ -481,14 +540,17 @@
               <w:lang w:eastAsia="sk-SK"/>
             </w:rPr>
           </w:pPr>
-          <w:hyperlink w:anchor="_Toc211153207" w:history="1">
+          <w:hyperlink w:anchor="_Toc216795013" w:history="1">
             <w:r>
               <w:rPr>
                 <w:rStyle w:val="Hypertextovodkaz"/>
                 <w:rFonts w:ascii="Special Elite" w:hAnsi="Special Elite"/>
                 <w:noProof/>
-              </w:rPr>
-              <w:t>Nastavenia:</w:t>
+                <w:kern w:val="3"/>
+                <w:lang w:eastAsia="zh-CN" w:bidi="hi-IN"/>
+                <w14:ligatures w14:val="none"/>
+              </w:rPr>
+              <w:t>Technické údaje o použitých numitronoch IV-9:</w:t>
             </w:r>
             <w:r>
               <w:rPr>
@@ -512,7 +574,7 @@
                 <w:noProof/>
                 <w:webHidden/>
               </w:rPr>
-              <w:instrText xml:space="preserve"> PAGEREF _Toc211153207 \h </w:instrText>
+              <w:instrText xml:space="preserve"> PAGEREF _Toc216795013 \h </w:instrText>
             </w:r>
             <w:r>
               <w:rPr>
@@ -535,7 +597,7 @@
                 <w:noProof/>
                 <w:webHidden/>
               </w:rPr>
-              <w:t>3</w:t>
+              <w:t>8</w:t>
             </w:r>
             <w:r>
               <w:rPr>
@@ -551,7 +613,7 @@
           <w:pPr>
             <w:pStyle w:val="Obsah2"/>
             <w:tabs>
-              <w:tab w:val="right" w:leader="dot" w:pos="10456"/>
+              <w:tab w:val="right" w:leader="dot" w:pos="9628"/>
             </w:tabs>
             <w:rPr>
               <w:rFonts w:ascii="Special Elite" w:eastAsiaTheme="minorEastAsia" w:hAnsi="Special Elite"/>
@@ -559,14 +621,14 @@
               <w:lang w:eastAsia="sk-SK"/>
             </w:rPr>
           </w:pPr>
-          <w:hyperlink w:anchor="_Toc211153208" w:history="1">
+          <w:hyperlink w:anchor="_Toc216795014" w:history="1">
             <w:r>
               <w:rPr>
                 <w:rStyle w:val="Hypertextovodkaz"/>
                 <w:rFonts w:ascii="Special Elite" w:hAnsi="Special Elite"/>
                 <w:noProof/>
               </w:rPr>
-              <w:t>Firmvér</w:t>
+              <w:t>Manuálne nastavovanie</w:t>
             </w:r>
             <w:r>
               <w:rPr>
@@ -590,7 +652,7 @@
                 <w:noProof/>
                 <w:webHidden/>
               </w:rPr>
-              <w:instrText xml:space="preserve"> PAGEREF _Toc211153208 \h </w:instrText>
+              <w:instrText xml:space="preserve"> PAGEREF _Toc216795014 \h </w:instrText>
             </w:r>
             <w:r>
               <w:rPr>
@@ -613,7 +675,7 @@
                 <w:noProof/>
                 <w:webHidden/>
               </w:rPr>
-              <w:t>3</w:t>
+              <w:t>9</w:t>
             </w:r>
             <w:r>
               <w:rPr>
@@ -629,7 +691,7 @@
           <w:pPr>
             <w:pStyle w:val="Obsah2"/>
             <w:tabs>
-              <w:tab w:val="right" w:leader="dot" w:pos="10456"/>
+              <w:tab w:val="right" w:leader="dot" w:pos="9628"/>
             </w:tabs>
             <w:rPr>
               <w:rFonts w:ascii="Special Elite" w:eastAsiaTheme="minorEastAsia" w:hAnsi="Special Elite"/>
@@ -637,14 +699,160 @@
               <w:lang w:eastAsia="sk-SK"/>
             </w:rPr>
           </w:pPr>
-          <w:hyperlink w:anchor="_Toc211153209" w:history="1">
+          <w:r>
+            <w:rPr>
+              <w:rFonts w:ascii="Special Elite" w:hAnsi="Special Elite" w:cs="Courier New"/>
+              <w:noProof/>
+              <w:sz w:val="72"/>
+              <w:szCs w:val="72"/>
+            </w:rPr>
+            <mc:AlternateContent>
+              <mc:Choice Requires="wps">
+                <w:drawing>
+                  <wp:anchor distT="0" distB="0" distL="114300" distR="114300" simplePos="0" relativeHeight="251686912" behindDoc="0" locked="0" layoutInCell="1" allowOverlap="1" wp14:anchorId="107D8A2C" wp14:editId="233A125D">
+                    <wp:simplePos x="0" y="0"/>
+                    <wp:positionH relativeFrom="column">
+                      <wp:posOffset>5772150</wp:posOffset>
+                    </wp:positionH>
+                    <wp:positionV relativeFrom="paragraph">
+                      <wp:posOffset>564515</wp:posOffset>
+                    </wp:positionV>
+                    <wp:extent cx="914400" cy="292100"/>
+                    <wp:effectExtent l="0" t="0" r="0" b="0"/>
+                    <wp:wrapNone/>
+                    <wp:docPr id="299573745" name="Textové pole 1"/>
+                    <wp:cNvGraphicFramePr/>
+                    <a:graphic xmlns:a="http://schemas.openxmlformats.org/drawingml/2006/main">
+                      <a:graphicData uri="http://schemas.microsoft.com/office/word/2010/wordprocessingShape">
+                        <wps:wsp>
+                          <wps:cNvSpPr txBox="1"/>
+                          <wps:spPr>
+                            <a:xfrm>
+                              <a:off x="0" y="0"/>
+                              <a:ext cx="914400" cy="292100"/>
+                            </a:xfrm>
+                            <a:prstGeom prst="rect">
+                              <a:avLst/>
+                            </a:prstGeom>
+                            <a:noFill/>
+                            <a:ln w="6350">
+                              <a:noFill/>
+                            </a:ln>
+                          </wps:spPr>
+                          <wps:txbx>
+                            <w:txbxContent>
+                              <w:p>
+                                <w:pPr>
+                                  <w:rPr>
+                                    <w:rFonts w:ascii="Special Elite" w:hAnsi="Special Elite"/>
+                                    <w:b/>
+                                    <w:bCs/>
+                                    <w:lang w:val="cs-CZ"/>
+                                  </w:rPr>
+                                </w:pPr>
+                                <w:r>
+                                  <w:rPr>
+                                    <w:rFonts w:ascii="Special Elite" w:hAnsi="Special Elite"/>
+                                    <w:b/>
+                                    <w:bCs/>
+                                    <w:lang w:val="cs-CZ"/>
+                                  </w:rPr>
+                                  <w:t>3</w:t>
+                                </w:r>
+                              </w:p>
+                            </w:txbxContent>
+                          </wps:txbx>
+                          <wps:bodyPr rot="0" spcFirstLastPara="0" vertOverflow="overflow" horzOverflow="overflow" vert="horz" wrap="none" lIns="91440" tIns="45720" rIns="91440" bIns="45720" numCol="1" spcCol="0" rtlCol="0" fromWordArt="0" anchor="t" anchorCtr="0" forceAA="0" compatLnSpc="1">
+                            <a:prstTxWarp prst="textNoShape">
+                              <a:avLst/>
+                            </a:prstTxWarp>
+                            <a:noAutofit/>
+                          </wps:bodyPr>
+                        </wps:wsp>
+                      </a:graphicData>
+                    </a:graphic>
+                    <wp14:sizeRelV relativeFrom="margin">
+                      <wp14:pctHeight>0</wp14:pctHeight>
+                    </wp14:sizeRelV>
+                  </wp:anchor>
+                </w:drawing>
+              </mc:Choice>
+              <mc:Fallback>
+                <w:pict>
+                  <v:shapetype w14:anchorId="107D8A2C" id="_x0000_t202" coordsize="21600,21600" o:spt="202" path="m,l,21600r21600,l21600,xe">
+                    <v:stroke joinstyle="miter"/>
+                    <v:path gradientshapeok="t" o:connecttype="rect"/>
+                  </v:shapetype>
+                  <v:shape id="Textové pole 1" o:spid="_x0000_s1026" type="#_x0000_t202" style="position:absolute;left:0;text-align:left;margin-left:454.5pt;margin-top:44.45pt;width:1in;height:23pt;z-index:251686912;visibility:visible;mso-wrap-style:none;mso-height-percent:0;mso-wrap-distance-left:9pt;mso-wrap-distance-top:0;mso-wrap-distance-right:9pt;mso-wrap-distance-bottom:0;mso-position-horizontal:absolute;mso-position-horizontal-relative:text;mso-position-vertical:absolute;mso-position-vertical-relative:text;mso-height-percent:0;mso-height-relative:margin;v-text-anchor:top" o:gfxdata="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" filled="f" stroked="f" strokeweight=".5pt">
+                    <v:textbox>
+                      <w:txbxContent>
+                        <w:p>
+                          <w:pPr>
+                            <w:rPr>
+                              <w:rFonts w:ascii="Special Elite" w:hAnsi="Special Elite"/>
+                              <w:b/>
+                              <w:bCs/>
+                              <w:lang w:val="cs-CZ"/>
+                            </w:rPr>
+                          </w:pPr>
+                          <w:r>
+                            <w:rPr>
+                              <w:rFonts w:ascii="Special Elite" w:hAnsi="Special Elite"/>
+                              <w:b/>
+                              <w:bCs/>
+                              <w:lang w:val="cs-CZ"/>
+                            </w:rPr>
+                            <w:t>3</w:t>
+                          </w:r>
+                        </w:p>
+                      </w:txbxContent>
+                    </v:textbox>
+                  </v:shape>
+                </w:pict>
+              </mc:Fallback>
+            </mc:AlternateContent>
+          </w:r>
+          <w:r>
+            <w:rPr>
+              <w:rStyle w:val="Hypertextovodkaz"/>
+              <w:rFonts w:ascii="Special Elite" w:hAnsi="Special Elite"/>
+              <w:noProof/>
+            </w:rPr>
+            <w:br/>
+          </w:r>
+          <w:r>
+            <w:rPr>
+              <w:rStyle w:val="Hypertextovodkaz"/>
+              <w:rFonts w:ascii="Special Elite" w:hAnsi="Special Elite"/>
+              <w:noProof/>
+            </w:rPr>
+            <w:br/>
+          </w:r>
+          <w:r>
+            <w:rPr>
+              <w:rStyle w:val="Hypertextovodkaz"/>
+              <w:rFonts w:ascii="Special Elite" w:hAnsi="Special Elite"/>
+              <w:noProof/>
+            </w:rPr>
+            <w:br/>
+          </w:r>
+          <w:r>
+            <w:rPr>
+              <w:rStyle w:val="Hypertextovodkaz"/>
+              <w:rFonts w:ascii="Special Elite" w:hAnsi="Special Elite"/>
+              <w:noProof/>
+            </w:rPr>
+            <w:lastRenderedPageBreak/>
+            <w:br/>
+          </w:r>
+          <w:hyperlink w:anchor="_Toc216795015" w:history="1">
             <w:r>
               <w:rPr>
                 <w:rStyle w:val="Hypertextovodkaz"/>
                 <w:rFonts w:ascii="Special Elite" w:hAnsi="Special Elite"/>
                 <w:noProof/>
               </w:rPr>
-              <w:t>Manuálne nastavovanie</w:t>
+              <w:t>Popisy nastavení</w:t>
             </w:r>
             <w:r>
               <w:rPr>
@@ -668,7 +876,7 @@
                 <w:noProof/>
                 <w:webHidden/>
               </w:rPr>
-              <w:instrText xml:space="preserve"> PAGEREF _Toc211153209 \h </w:instrText>
+              <w:instrText xml:space="preserve"> PAGEREF _Toc216795015 \h </w:instrText>
             </w:r>
             <w:r>
               <w:rPr>
@@ -691,7 +899,7 @@
                 <w:noProof/>
                 <w:webHidden/>
               </w:rPr>
-              <w:t>3</w:t>
+              <w:t>10</w:t>
             </w:r>
             <w:r>
               <w:rPr>
@@ -705,9 +913,9 @@
         </w:p>
         <w:p>
           <w:pPr>
-            <w:pStyle w:val="Obsah2"/>
+            <w:pStyle w:val="Obsah3"/>
             <w:tabs>
-              <w:tab w:val="right" w:leader="dot" w:pos="10456"/>
+              <w:tab w:val="right" w:leader="dot" w:pos="9628"/>
             </w:tabs>
             <w:rPr>
               <w:rFonts w:ascii="Special Elite" w:eastAsiaTheme="minorEastAsia" w:hAnsi="Special Elite"/>
@@ -715,14 +923,15 @@
               <w:lang w:eastAsia="sk-SK"/>
             </w:rPr>
           </w:pPr>
-          <w:hyperlink w:anchor="_Toc211153210" w:history="1">
+          <w:hyperlink w:anchor="_Toc216795016" w:history="1">
             <w:r>
               <w:rPr>
                 <w:rStyle w:val="Hypertextovodkaz"/>
                 <w:rFonts w:ascii="Special Elite" w:hAnsi="Special Elite"/>
                 <w:noProof/>
-              </w:rPr>
-              <w:t>Napájanie</w:t>
+                <w:lang w:bidi="hi-IN"/>
+              </w:rPr>
+              <w:t>STRANA 1 – Všeobecné nastavenia</w:t>
             </w:r>
             <w:r>
               <w:rPr>
@@ -746,7 +955,7 @@
                 <w:noProof/>
                 <w:webHidden/>
               </w:rPr>
-              <w:instrText xml:space="preserve"> PAGEREF _Toc211153210 \h </w:instrText>
+              <w:instrText xml:space="preserve"> PAGEREF _Toc216795016 \h </w:instrText>
             </w:r>
             <w:r>
               <w:rPr>
@@ -769,7 +978,7 @@
                 <w:noProof/>
                 <w:webHidden/>
               </w:rPr>
-              <w:t>4</w:t>
+              <w:t>10</w:t>
             </w:r>
             <w:r>
               <w:rPr>
@@ -783,9 +992,9 @@
         </w:p>
         <w:p>
           <w:pPr>
-            <w:pStyle w:val="Obsah2"/>
+            <w:pStyle w:val="Obsah3"/>
             <w:tabs>
-              <w:tab w:val="right" w:leader="dot" w:pos="10456"/>
+              <w:tab w:val="right" w:leader="dot" w:pos="9628"/>
             </w:tabs>
             <w:rPr>
               <w:rFonts w:ascii="Special Elite" w:eastAsiaTheme="minorEastAsia" w:hAnsi="Special Elite"/>
@@ -793,14 +1002,15 @@
               <w:lang w:eastAsia="sk-SK"/>
             </w:rPr>
           </w:pPr>
-          <w:hyperlink w:anchor="_Toc211153211" w:history="1">
+          <w:hyperlink w:anchor="_Toc216795017" w:history="1">
             <w:r>
               <w:rPr>
                 <w:rStyle w:val="Hypertextovodkaz"/>
                 <w:rFonts w:ascii="Special Elite" w:hAnsi="Special Elite"/>
                 <w:noProof/>
-              </w:rPr>
-              <w:t>Prijímač DCF77</w:t>
+                <w:lang w:bidi="hi-IN"/>
+              </w:rPr>
+              <w:t>STRANA 2 – Nočný režim</w:t>
             </w:r>
             <w:r>
               <w:rPr>
@@ -824,7 +1034,7 @@
                 <w:noProof/>
                 <w:webHidden/>
               </w:rPr>
-              <w:instrText xml:space="preserve"> PAGEREF _Toc211153211 \h </w:instrText>
+              <w:instrText xml:space="preserve"> PAGEREF _Toc216795017 \h </w:instrText>
             </w:r>
             <w:r>
               <w:rPr>
@@ -847,7 +1057,7 @@
                 <w:noProof/>
                 <w:webHidden/>
               </w:rPr>
-              <w:t>5</w:t>
+              <w:t>11</w:t>
             </w:r>
             <w:r>
               <w:rPr>
@@ -861,9 +1071,9 @@
         </w:p>
         <w:p>
           <w:pPr>
-            <w:pStyle w:val="Obsah2"/>
+            <w:pStyle w:val="Obsah3"/>
             <w:tabs>
-              <w:tab w:val="right" w:leader="dot" w:pos="10456"/>
+              <w:tab w:val="right" w:leader="dot" w:pos="9628"/>
             </w:tabs>
             <w:rPr>
               <w:rFonts w:ascii="Special Elite" w:eastAsiaTheme="minorEastAsia" w:hAnsi="Special Elite"/>
@@ -871,14 +1081,15 @@
               <w:lang w:eastAsia="sk-SK"/>
             </w:rPr>
           </w:pPr>
-          <w:hyperlink w:anchor="_Toc211153212" w:history="1">
+          <w:hyperlink w:anchor="_Toc216795018" w:history="1">
             <w:r>
               <w:rPr>
                 <w:rStyle w:val="Hypertextovodkaz"/>
                 <w:rFonts w:ascii="Special Elite" w:hAnsi="Special Elite"/>
                 <w:noProof/>
-              </w:rPr>
-              <w:t>Záložná batéria</w:t>
+                <w:lang w:bidi="hi-IN"/>
+              </w:rPr>
+              <w:t>STRANA 3 – Indikátory</w:t>
             </w:r>
             <w:r>
               <w:rPr>
@@ -902,7 +1113,7 @@
                 <w:noProof/>
                 <w:webHidden/>
               </w:rPr>
-              <w:instrText xml:space="preserve"> PAGEREF _Toc211153212 \h </w:instrText>
+              <w:instrText xml:space="preserve"> PAGEREF _Toc216795018 \h </w:instrText>
             </w:r>
             <w:r>
               <w:rPr>
@@ -925,7 +1136,7 @@
                 <w:noProof/>
                 <w:webHidden/>
               </w:rPr>
-              <w:t>5</w:t>
+              <w:t>11</w:t>
             </w:r>
             <w:r>
               <w:rPr>
@@ -939,9 +1150,9 @@
         </w:p>
         <w:p>
           <w:pPr>
-            <w:pStyle w:val="Obsah2"/>
+            <w:pStyle w:val="Obsah3"/>
             <w:tabs>
-              <w:tab w:val="right" w:leader="dot" w:pos="10456"/>
+              <w:tab w:val="right" w:leader="dot" w:pos="9628"/>
             </w:tabs>
             <w:rPr>
               <w:rFonts w:ascii="Special Elite" w:eastAsiaTheme="minorEastAsia" w:hAnsi="Special Elite"/>
@@ -949,14 +1160,15 @@
               <w:lang w:eastAsia="sk-SK"/>
             </w:rPr>
           </w:pPr>
-          <w:hyperlink w:anchor="_Toc211153213" w:history="1">
+          <w:hyperlink w:anchor="_Toc216795019" w:history="1">
             <w:r>
               <w:rPr>
                 <w:rStyle w:val="Hypertextovodkaz"/>
                 <w:rFonts w:ascii="Special Elite" w:hAnsi="Special Elite"/>
                 <w:noProof/>
-              </w:rPr>
-              <w:t>Úložný priestor</w:t>
+                <w:lang w:bidi="hi-IN"/>
+              </w:rPr>
+              <w:t>STRANA 4 - Rok</w:t>
             </w:r>
             <w:r>
               <w:rPr>
@@ -980,7 +1192,7 @@
                 <w:noProof/>
                 <w:webHidden/>
               </w:rPr>
-              <w:instrText xml:space="preserve"> PAGEREF _Toc211153213 \h </w:instrText>
+              <w:instrText xml:space="preserve"> PAGEREF _Toc216795019 \h </w:instrText>
             </w:r>
             <w:r>
               <w:rPr>
@@ -1003,7 +1215,7 @@
                 <w:noProof/>
                 <w:webHidden/>
               </w:rPr>
-              <w:t>5</w:t>
+              <w:t>12</w:t>
             </w:r>
             <w:r>
               <w:rPr>
@@ -1017,9 +1229,9 @@
         </w:p>
         <w:p>
           <w:pPr>
-            <w:pStyle w:val="Obsah2"/>
+            <w:pStyle w:val="Obsah3"/>
             <w:tabs>
-              <w:tab w:val="right" w:leader="dot" w:pos="10456"/>
+              <w:tab w:val="right" w:leader="dot" w:pos="9628"/>
             </w:tabs>
             <w:rPr>
               <w:rFonts w:ascii="Special Elite" w:eastAsiaTheme="minorEastAsia" w:hAnsi="Special Elite"/>
@@ -1027,14 +1239,33 @@
               <w:lang w:eastAsia="sk-SK"/>
             </w:rPr>
           </w:pPr>
-          <w:hyperlink w:anchor="_Toc211153214" w:history="1">
+          <w:hyperlink w:anchor="_Toc216795020" w:history="1">
             <w:r>
               <w:rPr>
                 <w:rStyle w:val="Hypertextovodkaz"/>
                 <w:rFonts w:ascii="Special Elite" w:hAnsi="Special Elite"/>
                 <w:noProof/>
-              </w:rPr>
-              <w:t>Poistka</w:t>
+                <w:lang w:bidi="hi-IN"/>
+              </w:rPr>
+              <w:t xml:space="preserve">Strana 5 – </w:t>
+            </w:r>
+            <w:r>
+              <w:rPr>
+                <w:rStyle w:val="Hypertextovodkaz"/>
+                <w:rFonts w:ascii="Special Elite" w:hAnsi="Special Elite"/>
+                <w:noProof/>
+                <w:lang w:bidi="hi-IN"/>
+              </w:rPr>
+              <w:t>D</w:t>
+            </w:r>
+            <w:r>
+              <w:rPr>
+                <w:rStyle w:val="Hypertextovodkaz"/>
+                <w:rFonts w:ascii="Special Elite" w:hAnsi="Special Elite"/>
+                <w:noProof/>
+                <w:lang w:bidi="hi-IN"/>
+              </w:rPr>
+              <w:t>átum</w:t>
             </w:r>
             <w:r>
               <w:rPr>
@@ -1058,7 +1289,7 @@
                 <w:noProof/>
                 <w:webHidden/>
               </w:rPr>
-              <w:instrText xml:space="preserve"> PAGEREF _Toc211153214 \h </w:instrText>
+              <w:instrText xml:space="preserve"> PAGEREF _Toc216795020 \h </w:instrText>
             </w:r>
             <w:r>
               <w:rPr>
@@ -1081,7 +1312,7 @@
                 <w:noProof/>
                 <w:webHidden/>
               </w:rPr>
-              <w:t>5</w:t>
+              <w:t>12</w:t>
             </w:r>
             <w:r>
               <w:rPr>
@@ -1097,7 +1328,7 @@
           <w:pPr>
             <w:pStyle w:val="Obsah2"/>
             <w:tabs>
-              <w:tab w:val="right" w:leader="dot" w:pos="10456"/>
+              <w:tab w:val="right" w:leader="dot" w:pos="9628"/>
             </w:tabs>
             <w:rPr>
               <w:rFonts w:ascii="Special Elite" w:eastAsiaTheme="minorEastAsia" w:hAnsi="Special Elite"/>
@@ -1105,14 +1336,148 @@
               <w:lang w:eastAsia="sk-SK"/>
             </w:rPr>
           </w:pPr>
-          <w:hyperlink w:anchor="_Toc211153215" w:history="1">
+          <w:r>
+            <w:rPr>
+              <w:rFonts w:ascii="Special Elite" w:hAnsi="Special Elite" w:cs="Courier New"/>
+              <w:noProof/>
+              <w:sz w:val="72"/>
+              <w:szCs w:val="72"/>
+            </w:rPr>
+            <mc:AlternateContent>
+              <mc:Choice Requires="wps">
+                <w:drawing>
+                  <wp:anchor distT="0" distB="0" distL="114300" distR="114300" simplePos="0" relativeHeight="251688960" behindDoc="0" locked="0" layoutInCell="1" allowOverlap="1" wp14:anchorId="127C4CDD" wp14:editId="6207C09D">
+                    <wp:simplePos x="0" y="0"/>
+                    <wp:positionH relativeFrom="column">
+                      <wp:posOffset>5772150</wp:posOffset>
+                    </wp:positionH>
+                    <wp:positionV relativeFrom="paragraph">
+                      <wp:posOffset>399415</wp:posOffset>
+                    </wp:positionV>
+                    <wp:extent cx="914400" cy="292100"/>
+                    <wp:effectExtent l="0" t="0" r="0" b="0"/>
+                    <wp:wrapNone/>
+                    <wp:docPr id="1173880579" name="Textové pole 1"/>
+                    <wp:cNvGraphicFramePr/>
+                    <a:graphic xmlns:a="http://schemas.openxmlformats.org/drawingml/2006/main">
+                      <a:graphicData uri="http://schemas.microsoft.com/office/word/2010/wordprocessingShape">
+                        <wps:wsp>
+                          <wps:cNvSpPr txBox="1"/>
+                          <wps:spPr>
+                            <a:xfrm>
+                              <a:off x="0" y="0"/>
+                              <a:ext cx="914400" cy="292100"/>
+                            </a:xfrm>
+                            <a:prstGeom prst="rect">
+                              <a:avLst/>
+                            </a:prstGeom>
+                            <a:noFill/>
+                            <a:ln w="6350">
+                              <a:noFill/>
+                            </a:ln>
+                          </wps:spPr>
+                          <wps:txbx>
+                            <w:txbxContent>
+                              <w:p>
+                                <w:pPr>
+                                  <w:rPr>
+                                    <w:rFonts w:ascii="Special Elite" w:hAnsi="Special Elite"/>
+                                    <w:b/>
+                                    <w:bCs/>
+                                    <w:lang w:val="cs-CZ"/>
+                                  </w:rPr>
+                                </w:pPr>
+                                <w:r>
+                                  <w:rPr>
+                                    <w:rFonts w:ascii="Special Elite" w:hAnsi="Special Elite"/>
+                                    <w:b/>
+                                    <w:bCs/>
+                                    <w:lang w:val="cs-CZ"/>
+                                  </w:rPr>
+                                  <w:t>4</w:t>
+                                </w:r>
+                              </w:p>
+                            </w:txbxContent>
+                          </wps:txbx>
+                          <wps:bodyPr rot="0" spcFirstLastPara="0" vertOverflow="overflow" horzOverflow="overflow" vert="horz" wrap="none" lIns="91440" tIns="45720" rIns="91440" bIns="45720" numCol="1" spcCol="0" rtlCol="0" fromWordArt="0" anchor="t" anchorCtr="0" forceAA="0" compatLnSpc="1">
+                            <a:prstTxWarp prst="textNoShape">
+                              <a:avLst/>
+                            </a:prstTxWarp>
+                            <a:noAutofit/>
+                          </wps:bodyPr>
+                        </wps:wsp>
+                      </a:graphicData>
+                    </a:graphic>
+                    <wp14:sizeRelV relativeFrom="margin">
+                      <wp14:pctHeight>0</wp14:pctHeight>
+                    </wp14:sizeRelV>
+                  </wp:anchor>
+                </w:drawing>
+              </mc:Choice>
+              <mc:Fallback>
+                <w:pict>
+                  <v:shape w14:anchorId="127C4CDD" id="_x0000_s1027" type="#_x0000_t202" style="position:absolute;left:0;text-align:left;margin-left:454.5pt;margin-top:31.45pt;width:1in;height:23pt;z-index:251688960;visibility:visible;mso-wrap-style:none;mso-height-percent:0;mso-wrap-distance-left:9pt;mso-wrap-distance-top:0;mso-wrap-distance-right:9pt;mso-wrap-distance-bottom:0;mso-position-horizontal:absolute;mso-position-horizontal-relative:text;mso-position-vertical:absolute;mso-position-vertical-relative:text;mso-height-percent:0;mso-height-relative:margin;v-text-anchor:top" o:gfxdata="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" filled="f" stroked="f" strokeweight=".5pt">
+                    <v:textbox>
+                      <w:txbxContent>
+                        <w:p>
+                          <w:pPr>
+                            <w:rPr>
+                              <w:rFonts w:ascii="Special Elite" w:hAnsi="Special Elite"/>
+                              <w:b/>
+                              <w:bCs/>
+                              <w:lang w:val="cs-CZ"/>
+                            </w:rPr>
+                          </w:pPr>
+                          <w:r>
+                            <w:rPr>
+                              <w:rFonts w:ascii="Special Elite" w:hAnsi="Special Elite"/>
+                              <w:b/>
+                              <w:bCs/>
+                              <w:lang w:val="cs-CZ"/>
+                            </w:rPr>
+                            <w:t>4</w:t>
+                          </w:r>
+                        </w:p>
+                      </w:txbxContent>
+                    </v:textbox>
+                  </v:shape>
+                </w:pict>
+              </mc:Fallback>
+            </mc:AlternateContent>
+          </w:r>
+          <w:r>
+            <w:rPr>
+              <w:rStyle w:val="Hypertextovodkaz"/>
+              <w:rFonts w:ascii="Special Elite" w:hAnsi="Special Elite"/>
+              <w:noProof/>
+            </w:rPr>
+            <w:br/>
+          </w:r>
+          <w:r>
+            <w:rPr>
+              <w:rStyle w:val="Hypertextovodkaz"/>
+              <w:rFonts w:ascii="Special Elite" w:hAnsi="Special Elite"/>
+              <w:noProof/>
+            </w:rPr>
+            <w:br/>
+          </w:r>
+          <w:r>
+            <w:rPr>
+              <w:rStyle w:val="Hypertextovodkaz"/>
+              <w:rFonts w:ascii="Special Elite" w:hAnsi="Special Elite"/>
+              <w:noProof/>
+            </w:rPr>
+            <w:lastRenderedPageBreak/>
+            <w:br/>
+          </w:r>
+          <w:hyperlink w:anchor="_Toc216795021" w:history="1">
             <w:r>
               <w:rPr>
                 <w:rStyle w:val="Hypertextovodkaz"/>
                 <w:rFonts w:ascii="Special Elite" w:hAnsi="Special Elite"/>
                 <w:noProof/>
               </w:rPr>
-              <w:t>Servis</w:t>
+              <w:t>Firmvér</w:t>
             </w:r>
             <w:r>
               <w:rPr>
@@ -1136,7 +1501,7 @@
                 <w:noProof/>
                 <w:webHidden/>
               </w:rPr>
-              <w:instrText xml:space="preserve"> PAGEREF _Toc211153215 \h </w:instrText>
+              <w:instrText xml:space="preserve"> PAGEREF _Toc216795021 \h </w:instrText>
             </w:r>
             <w:r>
               <w:rPr>
@@ -1159,7 +1524,7 @@
                 <w:noProof/>
                 <w:webHidden/>
               </w:rPr>
-              <w:t>6</w:t>
+              <w:t>13</w:t>
             </w:r>
             <w:r>
               <w:rPr>
@@ -1175,7 +1540,7 @@
           <w:pPr>
             <w:pStyle w:val="Obsah2"/>
             <w:tabs>
-              <w:tab w:val="right" w:leader="dot" w:pos="10456"/>
+              <w:tab w:val="right" w:leader="dot" w:pos="9628"/>
             </w:tabs>
             <w:rPr>
               <w:rFonts w:ascii="Special Elite" w:eastAsiaTheme="minorEastAsia" w:hAnsi="Special Elite"/>
@@ -1183,13 +1548,590 @@
               <w:lang w:eastAsia="sk-SK"/>
             </w:rPr>
           </w:pPr>
-          <w:hyperlink w:anchor="_Toc211153216" w:history="1">
+          <w:hyperlink w:anchor="_Toc216795022" w:history="1">
             <w:r>
               <w:rPr>
                 <w:rStyle w:val="Hypertextovodkaz"/>
                 <w:rFonts w:ascii="Special Elite" w:hAnsi="Special Elite"/>
                 <w:noProof/>
               </w:rPr>
+              <w:t>Pamäť</w:t>
+            </w:r>
+            <w:r>
+              <w:rPr>
+                <w:rFonts w:ascii="Special Elite" w:hAnsi="Special Elite"/>
+                <w:noProof/>
+                <w:webHidden/>
+              </w:rPr>
+              <w:tab/>
+            </w:r>
+            <w:r>
+              <w:rPr>
+                <w:rFonts w:ascii="Special Elite" w:hAnsi="Special Elite"/>
+                <w:noProof/>
+                <w:webHidden/>
+              </w:rPr>
+              <w:fldChar w:fldCharType="begin"/>
+            </w:r>
+            <w:r>
+              <w:rPr>
+                <w:rFonts w:ascii="Special Elite" w:hAnsi="Special Elite"/>
+                <w:noProof/>
+                <w:webHidden/>
+              </w:rPr>
+              <w:instrText xml:space="preserve"> PAGEREF _Toc216795022 \h </w:instrText>
+            </w:r>
+            <w:r>
+              <w:rPr>
+                <w:rFonts w:ascii="Special Elite" w:hAnsi="Special Elite"/>
+                <w:noProof/>
+                <w:webHidden/>
+              </w:rPr>
+            </w:r>
+            <w:r>
+              <w:rPr>
+                <w:rFonts w:ascii="Special Elite" w:hAnsi="Special Elite"/>
+                <w:noProof/>
+                <w:webHidden/>
+              </w:rPr>
+              <w:fldChar w:fldCharType="separate"/>
+            </w:r>
+            <w:r>
+              <w:rPr>
+                <w:rFonts w:ascii="Special Elite" w:hAnsi="Special Elite"/>
+                <w:noProof/>
+                <w:webHidden/>
+              </w:rPr>
+              <w:t>13</w:t>
+            </w:r>
+            <w:r>
+              <w:rPr>
+                <w:rFonts w:ascii="Special Elite" w:hAnsi="Special Elite"/>
+                <w:noProof/>
+                <w:webHidden/>
+              </w:rPr>
+              <w:fldChar w:fldCharType="end"/>
+            </w:r>
+          </w:hyperlink>
+        </w:p>
+        <w:p>
+          <w:pPr>
+            <w:pStyle w:val="Obsah2"/>
+            <w:tabs>
+              <w:tab w:val="right" w:leader="dot" w:pos="9628"/>
+            </w:tabs>
+            <w:rPr>
+              <w:rFonts w:ascii="Special Elite" w:eastAsiaTheme="minorEastAsia" w:hAnsi="Special Elite"/>
+              <w:noProof/>
+              <w:lang w:eastAsia="sk-SK"/>
+            </w:rPr>
+          </w:pPr>
+          <w:hyperlink w:anchor="_Toc216795023" w:history="1">
+            <w:r>
+              <w:rPr>
+                <w:rStyle w:val="Hypertextovodkaz"/>
+                <w:rFonts w:ascii="Special Elite" w:hAnsi="Special Elite"/>
+                <w:noProof/>
+              </w:rPr>
+              <w:t>Napájanie</w:t>
+            </w:r>
+            <w:r>
+              <w:rPr>
+                <w:rFonts w:ascii="Special Elite" w:hAnsi="Special Elite"/>
+                <w:noProof/>
+                <w:webHidden/>
+              </w:rPr>
+              <w:tab/>
+            </w:r>
+            <w:r>
+              <w:rPr>
+                <w:rFonts w:ascii="Special Elite" w:hAnsi="Special Elite"/>
+                <w:noProof/>
+                <w:webHidden/>
+              </w:rPr>
+              <w:fldChar w:fldCharType="begin"/>
+            </w:r>
+            <w:r>
+              <w:rPr>
+                <w:rFonts w:ascii="Special Elite" w:hAnsi="Special Elite"/>
+                <w:noProof/>
+                <w:webHidden/>
+              </w:rPr>
+              <w:instrText xml:space="preserve"> PAGEREF _Toc216795023 \h </w:instrText>
+            </w:r>
+            <w:r>
+              <w:rPr>
+                <w:rFonts w:ascii="Special Elite" w:hAnsi="Special Elite"/>
+                <w:noProof/>
+                <w:webHidden/>
+              </w:rPr>
+            </w:r>
+            <w:r>
+              <w:rPr>
+                <w:rFonts w:ascii="Special Elite" w:hAnsi="Special Elite"/>
+                <w:noProof/>
+                <w:webHidden/>
+              </w:rPr>
+              <w:fldChar w:fldCharType="separate"/>
+            </w:r>
+            <w:r>
+              <w:rPr>
+                <w:rFonts w:ascii="Special Elite" w:hAnsi="Special Elite"/>
+                <w:noProof/>
+                <w:webHidden/>
+              </w:rPr>
+              <w:t>14</w:t>
+            </w:r>
+            <w:r>
+              <w:rPr>
+                <w:rFonts w:ascii="Special Elite" w:hAnsi="Special Elite"/>
+                <w:noProof/>
+                <w:webHidden/>
+              </w:rPr>
+              <w:fldChar w:fldCharType="end"/>
+            </w:r>
+          </w:hyperlink>
+        </w:p>
+        <w:p>
+          <w:pPr>
+            <w:pStyle w:val="Obsah2"/>
+            <w:tabs>
+              <w:tab w:val="right" w:leader="dot" w:pos="9628"/>
+            </w:tabs>
+            <w:rPr>
+              <w:rFonts w:ascii="Special Elite" w:eastAsiaTheme="minorEastAsia" w:hAnsi="Special Elite"/>
+              <w:noProof/>
+              <w:lang w:eastAsia="sk-SK"/>
+            </w:rPr>
+          </w:pPr>
+          <w:hyperlink w:anchor="_Toc216795024" w:history="1">
+            <w:r>
+              <w:rPr>
+                <w:rStyle w:val="Hypertextovodkaz"/>
+                <w:rFonts w:ascii="Special Elite" w:hAnsi="Special Elite"/>
+                <w:noProof/>
+              </w:rPr>
+              <w:t>Prijímač DCF77</w:t>
+            </w:r>
+            <w:r>
+              <w:rPr>
+                <w:rFonts w:ascii="Special Elite" w:hAnsi="Special Elite"/>
+                <w:noProof/>
+                <w:webHidden/>
+              </w:rPr>
+              <w:tab/>
+            </w:r>
+            <w:r>
+              <w:rPr>
+                <w:rFonts w:ascii="Special Elite" w:hAnsi="Special Elite"/>
+                <w:noProof/>
+                <w:webHidden/>
+              </w:rPr>
+              <w:fldChar w:fldCharType="begin"/>
+            </w:r>
+            <w:r>
+              <w:rPr>
+                <w:rFonts w:ascii="Special Elite" w:hAnsi="Special Elite"/>
+                <w:noProof/>
+                <w:webHidden/>
+              </w:rPr>
+              <w:instrText xml:space="preserve"> PAGEREF _Toc216795024 \h </w:instrText>
+            </w:r>
+            <w:r>
+              <w:rPr>
+                <w:rFonts w:ascii="Special Elite" w:hAnsi="Special Elite"/>
+                <w:noProof/>
+                <w:webHidden/>
+              </w:rPr>
+            </w:r>
+            <w:r>
+              <w:rPr>
+                <w:rFonts w:ascii="Special Elite" w:hAnsi="Special Elite"/>
+                <w:noProof/>
+                <w:webHidden/>
+              </w:rPr>
+              <w:fldChar w:fldCharType="separate"/>
+            </w:r>
+            <w:r>
+              <w:rPr>
+                <w:rFonts w:ascii="Special Elite" w:hAnsi="Special Elite"/>
+                <w:noProof/>
+                <w:webHidden/>
+              </w:rPr>
+              <w:t>15</w:t>
+            </w:r>
+            <w:r>
+              <w:rPr>
+                <w:rFonts w:ascii="Special Elite" w:hAnsi="Special Elite"/>
+                <w:noProof/>
+                <w:webHidden/>
+              </w:rPr>
+              <w:fldChar w:fldCharType="end"/>
+            </w:r>
+          </w:hyperlink>
+        </w:p>
+        <w:p>
+          <w:pPr>
+            <w:pStyle w:val="Obsah2"/>
+            <w:tabs>
+              <w:tab w:val="right" w:leader="dot" w:pos="9628"/>
+            </w:tabs>
+            <w:rPr>
+              <w:rFonts w:ascii="Special Elite" w:eastAsiaTheme="minorEastAsia" w:hAnsi="Special Elite"/>
+              <w:noProof/>
+              <w:lang w:eastAsia="sk-SK"/>
+            </w:rPr>
+          </w:pPr>
+          <w:hyperlink w:anchor="_Toc216795025" w:history="1">
+            <w:r>
+              <w:rPr>
+                <w:rStyle w:val="Hypertextovodkaz"/>
+                <w:rFonts w:ascii="Special Elite" w:hAnsi="Special Elite"/>
+                <w:noProof/>
+              </w:rPr>
+              <w:t>Úložný priestor</w:t>
+            </w:r>
+            <w:r>
+              <w:rPr>
+                <w:rFonts w:ascii="Special Elite" w:hAnsi="Special Elite"/>
+                <w:noProof/>
+                <w:webHidden/>
+              </w:rPr>
+              <w:tab/>
+            </w:r>
+            <w:r>
+              <w:rPr>
+                <w:rFonts w:ascii="Special Elite" w:hAnsi="Special Elite"/>
+                <w:noProof/>
+                <w:webHidden/>
+              </w:rPr>
+              <w:fldChar w:fldCharType="begin"/>
+            </w:r>
+            <w:r>
+              <w:rPr>
+                <w:rFonts w:ascii="Special Elite" w:hAnsi="Special Elite"/>
+                <w:noProof/>
+                <w:webHidden/>
+              </w:rPr>
+              <w:instrText xml:space="preserve"> PAGEREF _Toc216795025 \h </w:instrText>
+            </w:r>
+            <w:r>
+              <w:rPr>
+                <w:rFonts w:ascii="Special Elite" w:hAnsi="Special Elite"/>
+                <w:noProof/>
+                <w:webHidden/>
+              </w:rPr>
+            </w:r>
+            <w:r>
+              <w:rPr>
+                <w:rFonts w:ascii="Special Elite" w:hAnsi="Special Elite"/>
+                <w:noProof/>
+                <w:webHidden/>
+              </w:rPr>
+              <w:fldChar w:fldCharType="separate"/>
+            </w:r>
+            <w:r>
+              <w:rPr>
+                <w:rFonts w:ascii="Special Elite" w:hAnsi="Special Elite"/>
+                <w:noProof/>
+                <w:webHidden/>
+              </w:rPr>
+              <w:t>17</w:t>
+            </w:r>
+            <w:r>
+              <w:rPr>
+                <w:rFonts w:ascii="Special Elite" w:hAnsi="Special Elite"/>
+                <w:noProof/>
+                <w:webHidden/>
+              </w:rPr>
+              <w:fldChar w:fldCharType="end"/>
+            </w:r>
+          </w:hyperlink>
+        </w:p>
+        <w:p>
+          <w:pPr>
+            <w:pStyle w:val="Obsah2"/>
+            <w:tabs>
+              <w:tab w:val="right" w:leader="dot" w:pos="9628"/>
+            </w:tabs>
+            <w:rPr>
+              <w:rFonts w:ascii="Special Elite" w:eastAsiaTheme="minorEastAsia" w:hAnsi="Special Elite"/>
+              <w:noProof/>
+              <w:lang w:eastAsia="sk-SK"/>
+            </w:rPr>
+          </w:pPr>
+          <w:hyperlink w:anchor="_Toc216795026" w:history="1">
+            <w:r>
+              <w:rPr>
+                <w:rStyle w:val="Hypertextovodkaz"/>
+                <w:rFonts w:ascii="Special Elite" w:hAnsi="Special Elite"/>
+                <w:noProof/>
+              </w:rPr>
+              <w:t>Poistka</w:t>
+            </w:r>
+            <w:r>
+              <w:rPr>
+                <w:rFonts w:ascii="Special Elite" w:hAnsi="Special Elite"/>
+                <w:noProof/>
+                <w:webHidden/>
+              </w:rPr>
+              <w:tab/>
+            </w:r>
+            <w:r>
+              <w:rPr>
+                <w:rFonts w:ascii="Special Elite" w:hAnsi="Special Elite"/>
+                <w:noProof/>
+                <w:webHidden/>
+              </w:rPr>
+              <w:fldChar w:fldCharType="begin"/>
+            </w:r>
+            <w:r>
+              <w:rPr>
+                <w:rFonts w:ascii="Special Elite" w:hAnsi="Special Elite"/>
+                <w:noProof/>
+                <w:webHidden/>
+              </w:rPr>
+              <w:instrText xml:space="preserve"> PAGEREF _Toc216795026 \h </w:instrText>
+            </w:r>
+            <w:r>
+              <w:rPr>
+                <w:rFonts w:ascii="Special Elite" w:hAnsi="Special Elite"/>
+                <w:noProof/>
+                <w:webHidden/>
+              </w:rPr>
+            </w:r>
+            <w:r>
+              <w:rPr>
+                <w:rFonts w:ascii="Special Elite" w:hAnsi="Special Elite"/>
+                <w:noProof/>
+                <w:webHidden/>
+              </w:rPr>
+              <w:fldChar w:fldCharType="separate"/>
+            </w:r>
+            <w:r>
+              <w:rPr>
+                <w:rFonts w:ascii="Special Elite" w:hAnsi="Special Elite"/>
+                <w:noProof/>
+                <w:webHidden/>
+              </w:rPr>
+              <w:t>18</w:t>
+            </w:r>
+            <w:r>
+              <w:rPr>
+                <w:rFonts w:ascii="Special Elite" w:hAnsi="Special Elite"/>
+                <w:noProof/>
+                <w:webHidden/>
+              </w:rPr>
+              <w:fldChar w:fldCharType="end"/>
+            </w:r>
+          </w:hyperlink>
+        </w:p>
+        <w:p>
+          <w:pPr>
+            <w:pStyle w:val="Obsah2"/>
+            <w:tabs>
+              <w:tab w:val="right" w:leader="dot" w:pos="9628"/>
+            </w:tabs>
+            <w:rPr>
+              <w:rFonts w:ascii="Special Elite" w:eastAsiaTheme="minorEastAsia" w:hAnsi="Special Elite"/>
+              <w:noProof/>
+              <w:lang w:eastAsia="sk-SK"/>
+            </w:rPr>
+          </w:pPr>
+          <w:hyperlink w:anchor="_Toc216795027" w:history="1">
+            <w:r>
+              <w:rPr>
+                <w:rStyle w:val="Hypertextovodkaz"/>
+                <w:rFonts w:ascii="Special Elite" w:hAnsi="Special Elite"/>
+                <w:noProof/>
+              </w:rPr>
+              <w:t>Servis</w:t>
+            </w:r>
+            <w:r>
+              <w:rPr>
+                <w:rFonts w:ascii="Special Elite" w:hAnsi="Special Elite"/>
+                <w:noProof/>
+                <w:webHidden/>
+              </w:rPr>
+              <w:tab/>
+            </w:r>
+            <w:r>
+              <w:rPr>
+                <w:rFonts w:ascii="Special Elite" w:hAnsi="Special Elite"/>
+                <w:noProof/>
+                <w:webHidden/>
+              </w:rPr>
+              <w:fldChar w:fldCharType="begin"/>
+            </w:r>
+            <w:r>
+              <w:rPr>
+                <w:rFonts w:ascii="Special Elite" w:hAnsi="Special Elite"/>
+                <w:noProof/>
+                <w:webHidden/>
+              </w:rPr>
+              <w:instrText xml:space="preserve"> PAGEREF _Toc216795027 \h </w:instrText>
+            </w:r>
+            <w:r>
+              <w:rPr>
+                <w:rFonts w:ascii="Special Elite" w:hAnsi="Special Elite"/>
+                <w:noProof/>
+                <w:webHidden/>
+              </w:rPr>
+            </w:r>
+            <w:r>
+              <w:rPr>
+                <w:rFonts w:ascii="Special Elite" w:hAnsi="Special Elite"/>
+                <w:noProof/>
+                <w:webHidden/>
+              </w:rPr>
+              <w:fldChar w:fldCharType="separate"/>
+            </w:r>
+            <w:r>
+              <w:rPr>
+                <w:rFonts w:ascii="Special Elite" w:hAnsi="Special Elite"/>
+                <w:noProof/>
+                <w:webHidden/>
+              </w:rPr>
+              <w:t>18</w:t>
+            </w:r>
+            <w:r>
+              <w:rPr>
+                <w:rFonts w:ascii="Special Elite" w:hAnsi="Special Elite"/>
+                <w:noProof/>
+                <w:webHidden/>
+              </w:rPr>
+              <w:fldChar w:fldCharType="end"/>
+            </w:r>
+          </w:hyperlink>
+        </w:p>
+        <w:p>
+          <w:pPr>
+            <w:pStyle w:val="Obsah2"/>
+            <w:tabs>
+              <w:tab w:val="right" w:leader="dot" w:pos="9628"/>
+            </w:tabs>
+            <w:rPr>
+              <w:rFonts w:ascii="Special Elite" w:eastAsiaTheme="minorEastAsia" w:hAnsi="Special Elite"/>
+              <w:noProof/>
+              <w:lang w:eastAsia="sk-SK"/>
+            </w:rPr>
+          </w:pPr>
+          <w:r>
+            <w:rPr>
+              <w:rFonts w:ascii="Special Elite" w:hAnsi="Special Elite" w:cs="Courier New"/>
+              <w:noProof/>
+              <w:sz w:val="72"/>
+              <w:szCs w:val="72"/>
+            </w:rPr>
+            <mc:AlternateContent>
+              <mc:Choice Requires="wps">
+                <w:drawing>
+                  <wp:anchor distT="0" distB="0" distL="114300" distR="114300" simplePos="0" relativeHeight="251691008" behindDoc="0" locked="0" layoutInCell="1" allowOverlap="1" wp14:anchorId="6783FC2F" wp14:editId="4A3D9D1C">
+                    <wp:simplePos x="0" y="0"/>
+                    <wp:positionH relativeFrom="column">
+                      <wp:posOffset>5842000</wp:posOffset>
+                    </wp:positionH>
+                    <wp:positionV relativeFrom="paragraph">
+                      <wp:posOffset>164465</wp:posOffset>
+                    </wp:positionV>
+                    <wp:extent cx="914400" cy="292100"/>
+                    <wp:effectExtent l="0" t="0" r="0" b="0"/>
+                    <wp:wrapNone/>
+                    <wp:docPr id="563091228" name="Textové pole 1"/>
+                    <wp:cNvGraphicFramePr/>
+                    <a:graphic xmlns:a="http://schemas.openxmlformats.org/drawingml/2006/main">
+                      <a:graphicData uri="http://schemas.microsoft.com/office/word/2010/wordprocessingShape">
+                        <wps:wsp>
+                          <wps:cNvSpPr txBox="1"/>
+                          <wps:spPr>
+                            <a:xfrm>
+                              <a:off x="0" y="0"/>
+                              <a:ext cx="914400" cy="292100"/>
+                            </a:xfrm>
+                            <a:prstGeom prst="rect">
+                              <a:avLst/>
+                            </a:prstGeom>
+                            <a:noFill/>
+                            <a:ln w="6350">
+                              <a:noFill/>
+                            </a:ln>
+                          </wps:spPr>
+                          <wps:txbx>
+                            <w:txbxContent>
+                              <w:p>
+                                <w:pPr>
+                                  <w:rPr>
+                                    <w:rFonts w:ascii="Special Elite" w:hAnsi="Special Elite"/>
+                                    <w:b/>
+                                    <w:bCs/>
+                                    <w:lang w:val="cs-CZ"/>
+                                  </w:rPr>
+                                </w:pPr>
+                                <w:r>
+                                  <w:rPr>
+                                    <w:rFonts w:ascii="Special Elite" w:hAnsi="Special Elite"/>
+                                    <w:b/>
+                                    <w:bCs/>
+                                    <w:lang w:val="cs-CZ"/>
+                                  </w:rPr>
+                                  <w:t>5</w:t>
+                                </w:r>
+                              </w:p>
+                            </w:txbxContent>
+                          </wps:txbx>
+                          <wps:bodyPr rot="0" spcFirstLastPara="0" vertOverflow="overflow" horzOverflow="overflow" vert="horz" wrap="none" lIns="91440" tIns="45720" rIns="91440" bIns="45720" numCol="1" spcCol="0" rtlCol="0" fromWordArt="0" anchor="t" anchorCtr="0" forceAA="0" compatLnSpc="1">
+                            <a:prstTxWarp prst="textNoShape">
+                              <a:avLst/>
+                            </a:prstTxWarp>
+                            <a:noAutofit/>
+                          </wps:bodyPr>
+                        </wps:wsp>
+                      </a:graphicData>
+                    </a:graphic>
+                    <wp14:sizeRelV relativeFrom="margin">
+                      <wp14:pctHeight>0</wp14:pctHeight>
+                    </wp14:sizeRelV>
+                  </wp:anchor>
+                </w:drawing>
+              </mc:Choice>
+              <mc:Fallback>
+                <w:pict>
+                  <v:shape w14:anchorId="6783FC2F" id="_x0000_s1028" type="#_x0000_t202" style="position:absolute;left:0;text-align:left;margin-left:460pt;margin-top:12.95pt;width:1in;height:23pt;z-index:251691008;visibility:visible;mso-wrap-style:none;mso-height-percent:0;mso-wrap-distance-left:9pt;mso-wrap-distance-top:0;mso-wrap-distance-right:9pt;mso-wrap-distance-bottom:0;mso-position-horizontal:absolute;mso-position-horizontal-relative:text;mso-position-vertical:absolute;mso-position-vertical-relative:text;mso-height-percent:0;mso-height-relative:margin;v-text-anchor:top" o:gfxdata="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" filled="f" stroked="f" strokeweight=".5pt">
+                    <v:textbox>
+                      <w:txbxContent>
+                        <w:p>
+                          <w:pPr>
+                            <w:rPr>
+                              <w:rFonts w:ascii="Special Elite" w:hAnsi="Special Elite"/>
+                              <w:b/>
+                              <w:bCs/>
+                              <w:lang w:val="cs-CZ"/>
+                            </w:rPr>
+                          </w:pPr>
+                          <w:r>
+                            <w:rPr>
+                              <w:rFonts w:ascii="Special Elite" w:hAnsi="Special Elite"/>
+                              <w:b/>
+                              <w:bCs/>
+                              <w:lang w:val="cs-CZ"/>
+                            </w:rPr>
+                            <w:t>5</w:t>
+                          </w:r>
+                        </w:p>
+                      </w:txbxContent>
+                    </v:textbox>
+                  </v:shape>
+                </w:pict>
+              </mc:Fallback>
+            </mc:AlternateContent>
+          </w:r>
+          <w:hyperlink w:anchor="_Toc216795028" w:history="1">
+            <w:r>
+              <w:rPr>
+                <w:rStyle w:val="Hypertextovodkaz"/>
+                <w:rFonts w:ascii="Special Elite" w:hAnsi="Special Elite"/>
+                <w:noProof/>
+              </w:rPr>
               <w:t>Spolupracovali</w:t>
             </w:r>
             <w:r>
@@ -1214,7 +2156,7 @@
                 <w:noProof/>
                 <w:webHidden/>
               </w:rPr>
-              <w:instrText xml:space="preserve"> PAGEREF _Toc211153216 \h </w:instrText>
+              <w:instrText xml:space="preserve"> PAGEREF _Toc216795028 \h </w:instrText>
             </w:r>
             <w:r>
               <w:rPr>
@@ -1237,7 +2179,7 @@
                 <w:noProof/>
                 <w:webHidden/>
               </w:rPr>
-              <w:t>7</w:t>
+              <w:t>19</w:t>
             </w:r>
             <w:r>
               <w:rPr>
@@ -1260,8 +2202,8 @@
               <w:rFonts w:ascii="Special Elite" w:hAnsi="Special Elite"/>
               <w:b/>
               <w:bCs/>
-              <w:lang w:val="cs-CZ"/>
             </w:rPr>
+            <w:lastRenderedPageBreak/>
             <w:fldChar w:fldCharType="end"/>
           </w:r>
         </w:p>
@@ -1269,48 +2211,19 @@
     </w:sdt>
     <w:p>
       <w:pPr>
-        <w:rPr>
-          <w:rFonts w:ascii="Special Elite" w:hAnsi="Special Elite"/>
-        </w:rPr>
-      </w:pPr>
-      <w:r>
-        <w:rPr>
-          <w:rFonts w:ascii="Special Elite" w:hAnsi="Special Elite"/>
-        </w:rPr>
-        <w:br w:type="page"/>
-      </w:r>
-    </w:p>
-    <w:p>
-      <w:pPr>
         <w:pStyle w:val="Nadpis1"/>
-        <w:rPr>
-          <w:rFonts w:ascii="Special Elite" w:hAnsi="Special Elite"/>
-        </w:rPr>
-      </w:pPr>
-      <w:bookmarkStart w:id="0" w:name="_Toc211153204"/>
-      <w:r>
-        <w:rPr>
-          <w:rFonts w:ascii="Special Elite" w:hAnsi="Special Elite"/>
-        </w:rPr>
-        <w:lastRenderedPageBreak/>
+      </w:pPr>
+      <w:bookmarkStart w:id="0" w:name="_Toc216795010"/>
+      <w:r>
         <w:t>N</w:t>
       </w:r>
       <w:r>
-        <w:rPr>
-          <w:rFonts w:ascii="Special Elite" w:hAnsi="Special Elite"/>
-        </w:rPr>
         <w:t>UMERI</w:t>
       </w:r>
       <w:r>
-        <w:rPr>
-          <w:rFonts w:ascii="Special Elite" w:hAnsi="Special Elite"/>
-        </w:rPr>
         <w:t xml:space="preserve"> </w:t>
       </w:r>
       <w:r>
-        <w:rPr>
-          <w:rFonts w:ascii="Special Elite" w:hAnsi="Special Elite"/>
-        </w:rPr>
         <w:t>50</w:t>
       </w:r>
       <w:bookmarkEnd w:id="0"/>
@@ -1318,205 +2231,198 @@
     <w:p>
       <w:pPr>
         <w:rPr>
-          <w:rFonts w:ascii="Special Elite" w:hAnsi="Special Elite" w:cs="Courier New"/>
-        </w:rPr>
-      </w:pPr>
-      <w:bookmarkStart w:id="1" w:name="_Toc211153205"/>
+          <w:rFonts w:ascii="Special Elite" w:hAnsi="Special Elite"/>
+        </w:rPr>
+      </w:pPr>
+      <w:bookmarkStart w:id="1" w:name="_Toc216795011"/>
       <w:r>
         <w:rPr>
           <w:rStyle w:val="Nadpis2Char"/>
+          <w:rFonts w:cs="Courier New"/>
+        </w:rPr>
+        <w:t>Ú</w:t>
+      </w:r>
+      <w:r>
+        <w:rPr>
+          <w:rStyle w:val="Nadpis2Char"/>
+        </w:rPr>
+        <w:t>vod</w:t>
+      </w:r>
+      <w:bookmarkEnd w:id="1"/>
+      <w:r>
+        <w:rPr>
+          <w:rStyle w:val="Nadpis2Char"/>
+        </w:rPr>
+        <w:br/>
+      </w:r>
+      <w:r>
+        <w:rPr>
           <w:rFonts w:ascii="Special Elite" w:hAnsi="Special Elite"/>
         </w:rPr>
-        <w:t xml:space="preserve">História </w:t>
-      </w:r>
-      <w:proofErr w:type="spellStart"/>
-      <w:r>
-        <w:rPr>
-          <w:rStyle w:val="Nadpis2Char"/>
+        <w:t>NUMERI 50 sú</w:t>
+      </w:r>
+      <w:r>
+        <w:rPr>
           <w:rFonts w:ascii="Special Elite" w:hAnsi="Special Elite"/>
         </w:rPr>
-        <w:t>numitronov</w:t>
-      </w:r>
-      <w:bookmarkEnd w:id="1"/>
-      <w:proofErr w:type="spellEnd"/>
-      <w:r>
-        <w:rPr>
-          <w:rFonts w:ascii="Special Elite" w:hAnsi="Special Elite" w:cs="Courier New"/>
-          <w:b/>
-          <w:bCs/>
-        </w:rPr>
-        <w:t xml:space="preserve"> IV-9</w:t>
-      </w:r>
-      <w:r>
-        <w:rPr>
-          <w:rFonts w:ascii="Special Elite" w:hAnsi="Special Elite" w:cs="Courier New"/>
-          <w:b/>
-          <w:bCs/>
-        </w:rPr>
-        <w:br/>
-      </w:r>
-      <w:r>
-        <w:rPr>
-          <w:rFonts w:ascii="Special Elite" w:hAnsi="Special Elite" w:cs="Courier New"/>
-        </w:rPr>
-        <w:t>TODO</w:t>
-      </w:r>
-      <w:bookmarkStart w:id="2" w:name="_Toc211153206"/>
+        <w:t xml:space="preserve"> rádiovo nastaviteľné</w:t>
+      </w:r>
+      <w:r>
+        <w:rPr>
+          <w:rFonts w:ascii="Special Elite" w:hAnsi="Special Elite"/>
+        </w:rPr>
+        <w:t xml:space="preserve"> </w:t>
+      </w:r>
+      <w:r>
+        <w:rPr>
+          <w:rFonts w:ascii="Special Elite" w:hAnsi="Special Elite"/>
+        </w:rPr>
+        <w:t xml:space="preserve">digitálne </w:t>
+      </w:r>
+      <w:r>
+        <w:rPr>
+          <w:rFonts w:ascii="Special Elite" w:hAnsi="Special Elite"/>
+        </w:rPr>
+        <w:t>hodiny</w:t>
+      </w:r>
+      <w:r>
+        <w:rPr>
+          <w:rFonts w:ascii="Special Elite" w:hAnsi="Special Elite"/>
+        </w:rPr>
+        <w:t xml:space="preserve">, ktoré na zobrazovanie času používajú sovietske numitrony IV-9. </w:t>
+      </w:r>
     </w:p>
     <w:p>
       <w:pPr>
-        <w:rPr>
-          <w:rFonts w:ascii="Special Elite" w:hAnsi="Special Elite" w:cs="Courier New"/>
-          <w:b/>
-          <w:bCs/>
-        </w:rPr>
-      </w:pPr>
+        <w:pStyle w:val="Standard"/>
+        <w:widowControl/>
+        <w:spacing w:after="240" w:line="288" w:lineRule="auto"/>
+        <w:rPr>
+          <w:rStyle w:val="Nadpis2Char"/>
+          <w:lang w:val="sk-SK"/>
+        </w:rPr>
+      </w:pPr>
+      <w:r>
+        <w:rPr>
+          <w:rStyle w:val="Nadpis2Char"/>
+          <w:lang w:val="sk-SK"/>
+        </w:rPr>
+        <w:br/>
+      </w:r>
     </w:p>
     <w:p>
       <w:pPr>
-        <w:pStyle w:val="Nadpis2"/>
-        <w:rPr>
-          <w:rFonts w:ascii="Special Elite" w:hAnsi="Special Elite"/>
-        </w:rPr>
-      </w:pPr>
-      <w:r>
-        <w:rPr>
-          <w:rFonts w:ascii="Special Elite" w:hAnsi="Special Elite"/>
-        </w:rPr>
-        <w:t>Ovládanie</w:t>
-      </w:r>
-      <w:bookmarkEnd w:id="2"/>
-    </w:p>
-    <w:p>
-      <w:pPr>
-        <w:rPr>
-          <w:rFonts w:ascii="Special Elite" w:hAnsi="Special Elite"/>
-        </w:rPr>
-      </w:pPr>
-      <w:r>
-        <w:rPr>
-          <w:rFonts w:ascii="Special Elite" w:hAnsi="Special Elite"/>
-        </w:rPr>
-        <w:t>TODO</w:t>
-      </w:r>
-    </w:p>
-    <w:p>
-      <w:pPr>
-        <w:rPr>
-          <w:rFonts w:ascii="Special Elite" w:hAnsi="Special Elite"/>
-        </w:rPr>
-      </w:pPr>
-    </w:p>
-    <w:p>
-      <w:pPr>
-        <w:pStyle w:val="Nadpis2"/>
-        <w:rPr>
-          <w:rFonts w:ascii="Special Elite" w:hAnsi="Special Elite"/>
-        </w:rPr>
-      </w:pPr>
-      <w:bookmarkStart w:id="3" w:name="_Toc211153207"/>
-      <w:r>
-        <w:rPr>
-          <w:rFonts w:ascii="Special Elite" w:hAnsi="Special Elite"/>
-        </w:rPr>
-        <w:lastRenderedPageBreak/>
-        <w:t>Nastavenia</w:t>
-      </w:r>
-      <w:bookmarkEnd w:id="3"/>
-      <w:r>
-        <w:rPr>
-          <w:rFonts w:ascii="Special Elite" w:hAnsi="Special Elite"/>
-        </w:rPr>
-        <w:t xml:space="preserve"> – 1. strana</w:t>
-      </w:r>
-    </w:p>
-    <w:p>
-      <w:pPr>
-        <w:rPr>
-          <w:rFonts w:ascii="Special Elite" w:hAnsi="Special Elite"/>
-        </w:rPr>
-      </w:pPr>
-    </w:p>
-    <w:p>
-      <w:pPr>
-        <w:rPr>
-          <w:rFonts w:ascii="Special Elite" w:hAnsi="Special Elite"/>
-        </w:rPr>
-      </w:pPr>
-    </w:p>
-    <w:p>
-      <w:pPr>
-        <w:rPr>
-          <w:rFonts w:ascii="Special Elite" w:hAnsi="Special Elite"/>
-        </w:rPr>
-      </w:pPr>
-    </w:p>
-    <w:p>
-      <w:pPr>
-        <w:rPr>
-          <w:rFonts w:ascii="Special Elite" w:hAnsi="Special Elite"/>
-        </w:rPr>
-      </w:pPr>
-      <w:r>
-        <w:rPr>
-          <w:rFonts w:ascii="Special Elite" w:hAnsi="Special Elite"/>
+        <w:rPr>
+          <w:rStyle w:val="Nadpis2Char"/>
+          <w:kern w:val="3"/>
+          <w:lang w:eastAsia="zh-CN" w:bidi="hi-IN"/>
+          <w14:ligatures w14:val="none"/>
+        </w:rPr>
+      </w:pPr>
+      <w:r>
+        <w:rPr>
+          <w:rFonts w:ascii="Special Elite" w:hAnsi="Special Elite" w:cs="Courier New"/>
           <w:noProof/>
+          <w:sz w:val="72"/>
+          <w:szCs w:val="72"/>
         </w:rPr>
         <mc:AlternateContent>
-          <mc:Choice Requires="wpi">
+          <mc:Choice Requires="wps">
             <w:drawing>
-              <wp:anchor distT="0" distB="0" distL="114300" distR="114300" simplePos="0" relativeHeight="251682816" behindDoc="0" locked="0" layoutInCell="1" allowOverlap="1" wp14:anchorId="2C7CA7DB" wp14:editId="10D20E26">
+              <wp:anchor distT="0" distB="0" distL="114300" distR="114300" simplePos="0" relativeHeight="251693056" behindDoc="0" locked="0" layoutInCell="1" allowOverlap="1" wp14:anchorId="4817F11A" wp14:editId="1E6DBA1D">
                 <wp:simplePos x="0" y="0"/>
                 <wp:positionH relativeFrom="column">
-                  <wp:posOffset>48895</wp:posOffset>
+                  <wp:posOffset>5837701</wp:posOffset>
                 </wp:positionH>
                 <wp:positionV relativeFrom="paragraph">
-                  <wp:posOffset>195580</wp:posOffset>
+                  <wp:posOffset>108585</wp:posOffset>
                 </wp:positionV>
-                <wp:extent cx="723265" cy="728345"/>
-                <wp:effectExtent l="57150" t="57150" r="57785" b="52705"/>
+                <wp:extent cx="914400" cy="292100"/>
+                <wp:effectExtent l="0" t="0" r="0" b="0"/>
                 <wp:wrapNone/>
-                <wp:docPr id="360315689" name="Rukopis 32"/>
+                <wp:docPr id="331246552" name="Textové pole 1"/>
                 <wp:cNvGraphicFramePr/>
                 <a:graphic xmlns:a="http://schemas.openxmlformats.org/drawingml/2006/main">
-                  <a:graphicData uri="http://schemas.microsoft.com/office/word/2010/wordprocessingInk">
-                    <w14:contentPart bwMode="auto" r:id="rId7">
-                      <w14:nvContentPartPr>
-                        <w14:cNvContentPartPr/>
-                      </w14:nvContentPartPr>
-                      <w14:xfrm>
-                        <a:off x="0" y="0"/>
-                        <a:ext cx="723265" cy="728345"/>
-                      </w14:xfrm>
-                    </w14:contentPart>
+                  <a:graphicData uri="http://schemas.microsoft.com/office/word/2010/wordprocessingShape">
+                    <wps:wsp>
+                      <wps:cNvSpPr txBox="1"/>
+                      <wps:spPr>
+                        <a:xfrm>
+                          <a:off x="0" y="0"/>
+                          <a:ext cx="914400" cy="292100"/>
+                        </a:xfrm>
+                        <a:prstGeom prst="rect">
+                          <a:avLst/>
+                        </a:prstGeom>
+                        <a:noFill/>
+                        <a:ln w="6350">
+                          <a:noFill/>
+                        </a:ln>
+                      </wps:spPr>
+                      <wps:txbx>
+                        <w:txbxContent>
+                          <w:p>
+                            <w:pPr>
+                              <w:rPr>
+                                <w:rFonts w:ascii="Special Elite" w:hAnsi="Special Elite"/>
+                                <w:b/>
+                                <w:bCs/>
+                                <w:lang w:val="cs-CZ"/>
+                              </w:rPr>
+                            </w:pPr>
+                            <w:r>
+                              <w:rPr>
+                                <w:rFonts w:ascii="Special Elite" w:hAnsi="Special Elite"/>
+                                <w:b/>
+                                <w:bCs/>
+                                <w:lang w:val="cs-CZ"/>
+                              </w:rPr>
+                              <w:t>6</w:t>
+                            </w:r>
+                          </w:p>
+                        </w:txbxContent>
+                      </wps:txbx>
+                      <wps:bodyPr rot="0" spcFirstLastPara="0" vertOverflow="overflow" horzOverflow="overflow" vert="horz" wrap="none" lIns="91440" tIns="45720" rIns="91440" bIns="45720" numCol="1" spcCol="0" rtlCol="0" fromWordArt="0" anchor="t" anchorCtr="0" forceAA="0" compatLnSpc="1">
+                        <a:prstTxWarp prst="textNoShape">
+                          <a:avLst/>
+                        </a:prstTxWarp>
+                        <a:noAutofit/>
+                      </wps:bodyPr>
+                    </wps:wsp>
                   </a:graphicData>
                 </a:graphic>
+                <wp14:sizeRelV relativeFrom="margin">
+                  <wp14:pctHeight>0</wp14:pctHeight>
+                </wp14:sizeRelV>
               </wp:anchor>
             </w:drawing>
           </mc:Choice>
           <mc:Fallback>
             <w:pict>
-              <v:shapetype w14:anchorId="245086E7" id="_x0000_t75" coordsize="21600,21600" o:spt="75" o:preferrelative="t" path="m@4@5l@4@11@9@11@9@5xe" filled="f" stroked="f">
-                <v:stroke joinstyle="miter"/>
-                <v:formulas>
-                  <v:f eqn="if lineDrawn pixelLineWidth 0"/>
-                  <v:f eqn="sum @0 1 0"/>
-                  <v:f eqn="sum 0 0 @1"/>
-                  <v:f eqn="prod @2 1 2"/>
-                  <v:f eqn="prod @3 21600 pixelWidth"/>
-                  <v:f eqn="prod @3 21600 pixelHeight"/>
-                  <v:f eqn="sum @0 0 1"/>
-                  <v:f eqn="prod @6 1 2"/>
-                  <v:f eqn="prod @7 21600 pixelWidth"/>
-                  <v:f eqn="sum @8 21600 0"/>
-                  <v:f eqn="prod @7 21600 pixelHeight"/>
-                  <v:f eqn="sum @10 21600 0"/>
-                </v:formulas>
-                <v:path o:extrusionok="f" gradientshapeok="t" o:connecttype="rect"/>
-                <o:lock v:ext="edit" aspectratio="t"/>
-              </v:shapetype>
-              <v:shape id="Rukopis 32" o:spid="_x0000_s1026" type="#_x0000_t75" style="position:absolute;margin-left:3.15pt;margin-top:14.7pt;width:58.35pt;height:58.75pt;z-index:251682816;visibility:visible;mso-wrap-style:square;mso-wrap-distance-left:9pt;mso-wrap-distance-top:0;mso-wrap-distance-right:9pt;mso-wrap-distance-bottom:0;mso-position-horizontal:absolute;mso-position-horizontal-relative:text;mso-position-vertical:absolute;mso-position-vertical-relative:text" o:gfxdata="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">
-                <v:imagedata r:id="rId8" o:title=""/>
+              <v:shape w14:anchorId="4817F11A" id="_x0000_s1029" type="#_x0000_t202" style="position:absolute;margin-left:459.65pt;margin-top:8.55pt;width:1in;height:23pt;z-index:251693056;visibility:visible;mso-wrap-style:none;mso-height-percent:0;mso-wrap-distance-left:9pt;mso-wrap-distance-top:0;mso-wrap-distance-right:9pt;mso-wrap-distance-bottom:0;mso-position-horizontal:absolute;mso-position-horizontal-relative:text;mso-position-vertical:absolute;mso-position-vertical-relative:text;mso-height-percent:0;mso-height-relative:margin;v-text-anchor:top" o:gfxdata="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" filled="f" stroked="f" strokeweight=".5pt">
+                <v:textbox>
+                  <w:txbxContent>
+                    <w:p>
+                      <w:pPr>
+                        <w:rPr>
+                          <w:rFonts w:ascii="Special Elite" w:hAnsi="Special Elite"/>
+                          <w:b/>
+                          <w:bCs/>
+                          <w:lang w:val="cs-CZ"/>
+                        </w:rPr>
+                      </w:pPr>
+                      <w:r>
+                        <w:rPr>
+                          <w:rFonts w:ascii="Special Elite" w:hAnsi="Special Elite"/>
+                          <w:b/>
+                          <w:bCs/>
+                          <w:lang w:val="cs-CZ"/>
+                        </w:rPr>
+                        <w:t>6</w:t>
+                      </w:r>
+                    </w:p>
+                  </w:txbxContent>
+                </v:textbox>
               </v:shape>
             </w:pict>
           </mc:Fallback>
@@ -1524,36 +2430,3835 @@
       </w:r>
       <w:r>
         <w:rPr>
-          <w:rFonts w:ascii="Special Elite" w:hAnsi="Special Elite"/>
+          <w:rStyle w:val="Nadpis2Char"/>
+        </w:rPr>
+        <w:br w:type="page"/>
+      </w:r>
+    </w:p>
+    <w:p>
+      <w:pPr>
+        <w:pStyle w:val="Standard"/>
+        <w:widowControl/>
+        <w:spacing w:after="240" w:line="288" w:lineRule="auto"/>
+        <w:rPr>
+          <w:rFonts w:ascii="Special Elite" w:eastAsia="TimesNewRomanPSMT" w:hAnsi="Special Elite" w:cs="TimesNewRomanPSMT"/>
+          <w:color w:val="000000"/>
+          <w:lang w:val="sk-SK"/>
+        </w:rPr>
+      </w:pPr>
+      <w:bookmarkStart w:id="2" w:name="_Toc216795012"/>
+      <w:r>
+        <w:rPr>
+          <w:rStyle w:val="Nadpis2Char"/>
+          <w:lang w:val="sk-SK"/>
+        </w:rPr>
+        <w:lastRenderedPageBreak/>
+        <w:t>História numitronov</w:t>
+      </w:r>
+      <w:bookmarkEnd w:id="2"/>
+      <w:r>
+        <w:rPr>
+          <w:rFonts w:ascii="Special Elite" w:hAnsi="Special Elite" w:cs="Courier New"/>
+          <w:b/>
+          <w:bCs/>
+          <w:lang w:val="sk-SK"/>
+        </w:rPr>
+        <w:t xml:space="preserve"> IV-9</w:t>
+      </w:r>
+      <w:r>
+        <w:rPr>
+          <w:rFonts w:ascii="Special Elite" w:hAnsi="Special Elite" w:cs="Courier New"/>
+          <w:b/>
+          <w:bCs/>
+          <w:lang w:val="sk-SK"/>
+        </w:rPr>
+        <w:br/>
+      </w:r>
+      <w:r>
+        <w:rPr>
+          <w:rFonts w:ascii="Special Elite" w:eastAsia="TimesNewRomanPSMT" w:hAnsi="Special Elite" w:cs="TimesNewRomanPSMT"/>
+          <w:color w:val="000000"/>
+          <w:lang w:val="sk-SK"/>
+        </w:rPr>
+        <w:t xml:space="preserve">V druhej polovici 60. a začiatkom 70. rokov potrebovala sovietska prístrojová a špeciálna technika kontrastný, odolný a jednoducho ovládateľný číslicový displej. </w:t>
+      </w:r>
+      <w:r>
+        <w:rPr>
+          <w:rFonts w:ascii="Special Elite" w:eastAsia="TimesNewRomanPSMT" w:hAnsi="Special Elite" w:cs="TimesNewRomanPSMT"/>
+          <w:color w:val="000000"/>
+          <w:lang w:val="sk-SK"/>
+        </w:rPr>
+        <w:t>LED-ky sa zatiaľ len vyvíjali a boli príliš drahé na praktické použitie.</w:t>
+      </w:r>
+    </w:p>
+    <w:p>
+      <w:pPr>
+        <w:pStyle w:val="Standard"/>
+        <w:widowControl/>
+        <w:spacing w:after="240" w:line="288" w:lineRule="auto"/>
+        <w:rPr>
+          <w:rFonts w:ascii="Special Elite" w:eastAsia="TimesNewRomanPSMT" w:hAnsi="Special Elite" w:cs="TimesNewRomanPSMT"/>
+          <w:color w:val="000000"/>
+          <w:lang w:val="sk-SK"/>
+        </w:rPr>
+      </w:pPr>
+      <w:r>
+        <w:rPr>
+          <w:rFonts w:ascii="Special Elite" w:hAnsi="Special Elite" w:cs="Courier New"/>
           <w:noProof/>
+          <w:sz w:val="72"/>
+          <w:szCs w:val="72"/>
+          <w:lang w:val="sk-SK"/>
         </w:rPr>
         <mc:AlternateContent>
-          <mc:Choice Requires="wpi">
+          <mc:Choice Requires="wps">
             <w:drawing>
-              <wp:anchor distT="0" distB="0" distL="114300" distR="114300" simplePos="0" relativeHeight="251669504" behindDoc="0" locked="0" layoutInCell="1" allowOverlap="1" wp14:anchorId="600E4092" wp14:editId="04DC1679">
+              <wp:anchor distT="0" distB="0" distL="114300" distR="114300" simplePos="0" relativeHeight="251695104" behindDoc="0" locked="0" layoutInCell="1" allowOverlap="1" wp14:anchorId="0224A1FC" wp14:editId="700AF928">
                 <wp:simplePos x="0" y="0"/>
                 <wp:positionH relativeFrom="column">
-                  <wp:posOffset>227965</wp:posOffset>
+                  <wp:posOffset>5867400</wp:posOffset>
                 </wp:positionH>
                 <wp:positionV relativeFrom="paragraph">
-                  <wp:posOffset>255270</wp:posOffset>
+                  <wp:posOffset>929005</wp:posOffset>
                 </wp:positionV>
-                <wp:extent cx="635" cy="446405"/>
-                <wp:effectExtent l="57150" t="57150" r="56515" b="48895"/>
+                <wp:extent cx="914400" cy="292100"/>
+                <wp:effectExtent l="0" t="0" r="0" b="0"/>
                 <wp:wrapNone/>
-                <wp:docPr id="310120420" name="Rukopis 17"/>
+                <wp:docPr id="2050076967" name="Textové pole 1"/>
                 <wp:cNvGraphicFramePr/>
                 <a:graphic xmlns:a="http://schemas.openxmlformats.org/drawingml/2006/main">
-                  <a:graphicData uri="http://schemas.microsoft.com/office/word/2010/wordprocessingInk">
-                    <w14:contentPart bwMode="auto" r:id="rId9">
-                      <w14:nvContentPartPr>
-                        <w14:cNvContentPartPr/>
-                      </w14:nvContentPartPr>
-                      <w14:xfrm>
-                        <a:off x="0" y="0"/>
-                        <a:ext cx="635" cy="446405"/>
-                      </w14:xfrm>
-                    </w14:contentPart>
+                  <a:graphicData uri="http://schemas.microsoft.com/office/word/2010/wordprocessingShape">
+                    <wps:wsp>
+                      <wps:cNvSpPr txBox="1"/>
+                      <wps:spPr>
+                        <a:xfrm>
+                          <a:off x="0" y="0"/>
+                          <a:ext cx="914400" cy="292100"/>
+                        </a:xfrm>
+                        <a:prstGeom prst="rect">
+                          <a:avLst/>
+                        </a:prstGeom>
+                        <a:noFill/>
+                        <a:ln w="6350">
+                          <a:noFill/>
+                        </a:ln>
+                      </wps:spPr>
+                      <wps:txbx>
+                        <w:txbxContent>
+                          <w:p>
+                            <w:pPr>
+                              <w:rPr>
+                                <w:rFonts w:ascii="Special Elite" w:hAnsi="Special Elite"/>
+                                <w:b/>
+                                <w:bCs/>
+                                <w:lang w:val="cs-CZ"/>
+                              </w:rPr>
+                            </w:pPr>
+                            <w:r>
+                              <w:rPr>
+                                <w:rFonts w:ascii="Special Elite" w:hAnsi="Special Elite"/>
+                                <w:b/>
+                                <w:bCs/>
+                                <w:lang w:val="cs-CZ"/>
+                              </w:rPr>
+                              <w:t>7</w:t>
+                            </w:r>
+                          </w:p>
+                        </w:txbxContent>
+                      </wps:txbx>
+                      <wps:bodyPr rot="0" spcFirstLastPara="0" vertOverflow="overflow" horzOverflow="overflow" vert="horz" wrap="none" lIns="91440" tIns="45720" rIns="91440" bIns="45720" numCol="1" spcCol="0" rtlCol="0" fromWordArt="0" anchor="t" anchorCtr="0" forceAA="0" compatLnSpc="1">
+                        <a:prstTxWarp prst="textNoShape">
+                          <a:avLst/>
+                        </a:prstTxWarp>
+                        <a:noAutofit/>
+                      </wps:bodyPr>
+                    </wps:wsp>
+                  </a:graphicData>
+                </a:graphic>
+                <wp14:sizeRelV relativeFrom="margin">
+                  <wp14:pctHeight>0</wp14:pctHeight>
+                </wp14:sizeRelV>
+              </wp:anchor>
+            </w:drawing>
+          </mc:Choice>
+          <mc:Fallback>
+            <w:pict>
+              <v:shape w14:anchorId="0224A1FC" id="_x0000_s1030" type="#_x0000_t202" style="position:absolute;margin-left:462pt;margin-top:73.15pt;width:1in;height:23pt;z-index:251695104;visibility:visible;mso-wrap-style:none;mso-height-percent:0;mso-wrap-distance-left:9pt;mso-wrap-distance-top:0;mso-wrap-distance-right:9pt;mso-wrap-distance-bottom:0;mso-position-horizontal:absolute;mso-position-horizontal-relative:text;mso-position-vertical:absolute;mso-position-vertical-relative:text;mso-height-percent:0;mso-height-relative:margin;v-text-anchor:top" o:gfxdata="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" filled="f" stroked="f" strokeweight=".5pt">
+                <v:textbox>
+                  <w:txbxContent>
+                    <w:p>
+                      <w:pPr>
+                        <w:rPr>
+                          <w:rFonts w:ascii="Special Elite" w:hAnsi="Special Elite"/>
+                          <w:b/>
+                          <w:bCs/>
+                          <w:lang w:val="cs-CZ"/>
+                        </w:rPr>
+                      </w:pPr>
+                      <w:r>
+                        <w:rPr>
+                          <w:rFonts w:ascii="Special Elite" w:hAnsi="Special Elite"/>
+                          <w:b/>
+                          <w:bCs/>
+                          <w:lang w:val="cs-CZ"/>
+                        </w:rPr>
+                        <w:t>7</w:t>
+                      </w:r>
+                    </w:p>
+                  </w:txbxContent>
+                </v:textbox>
+              </v:shape>
+            </w:pict>
+          </mc:Fallback>
+        </mc:AlternateContent>
+      </w:r>
+      <w:r>
+        <w:rPr>
+          <w:rFonts w:ascii="Special Elite" w:eastAsia="TimesNewRomanPSMT" w:hAnsi="Special Elite" w:cs="TimesNewRomanPSMT"/>
+          <w:color w:val="000000"/>
+          <w:lang w:val="sk-SK"/>
+        </w:rPr>
+        <w:t>Oproti známym a rozšíreným digitronom, v ktorých svietil dútnavý výboj v ne</w:t>
+      </w:r>
+      <w:r>
+        <w:rPr>
+          <w:rFonts w:ascii="Special Elite" w:eastAsia="TimesNewRomanPSMT" w:hAnsi="Special Elite" w:cs="TimesNewRomanPSMT"/>
+          <w:color w:val="000000"/>
+          <w:lang w:val="sk-SK"/>
+        </w:rPr>
+        <w:t>ó</w:t>
+      </w:r>
+      <w:r>
+        <w:rPr>
+          <w:rFonts w:ascii="Special Elite" w:eastAsia="TimesNewRomanPSMT" w:hAnsi="Special Elite" w:cs="TimesNewRomanPSMT"/>
+          <w:color w:val="000000"/>
+          <w:lang w:val="sk-SK"/>
+        </w:rPr>
+        <w:t>novej banke so studenou katódou, numitrony fung</w:t>
+      </w:r>
+      <w:r>
+        <w:rPr>
+          <w:rFonts w:ascii="Special Elite" w:eastAsia="TimesNewRomanPSMT" w:hAnsi="Special Elite" w:cs="TimesNewRomanPSMT"/>
+          <w:color w:val="000000"/>
+          <w:lang w:val="sk-SK"/>
+        </w:rPr>
+        <w:t>ovali</w:t>
+      </w:r>
+      <w:r>
+        <w:rPr>
+          <w:rFonts w:ascii="Special Elite" w:eastAsia="TimesNewRomanPSMT" w:hAnsi="Special Elite" w:cs="TimesNewRomanPSMT"/>
+          <w:color w:val="000000"/>
+          <w:lang w:val="sk-SK"/>
+        </w:rPr>
+        <w:t xml:space="preserve"> v podstate na princípe </w:t>
+      </w:r>
+      <w:r>
+        <w:rPr>
+          <w:rFonts w:ascii="Special Elite" w:eastAsia="TimesNewRomanPSMT" w:hAnsi="Special Elite" w:cs="TimesNewRomanPSMT"/>
+          <w:color w:val="000000"/>
+          <w:lang w:val="sk-SK"/>
+        </w:rPr>
+        <w:t xml:space="preserve">klasickej žiarovky. Jednalo sa teda o akúsi 7-segmentovku, kde jednotlivé segmenty boli tvorené nízkopríkonovými </w:t>
+      </w:r>
+      <w:r>
+        <w:rPr>
+          <w:rFonts w:ascii="Special Elite" w:eastAsia="TimesNewRomanPSMT" w:hAnsi="Special Elite" w:cs="TimesNewRomanPSMT"/>
+          <w:color w:val="000000"/>
+          <w:lang w:val="sk-SK"/>
+        </w:rPr>
+        <w:t>wolfrámovými</w:t>
+      </w:r>
+      <w:r>
+        <w:rPr>
+          <w:rFonts w:ascii="Special Elite" w:eastAsia="TimesNewRomanPSMT" w:hAnsi="Special Elite" w:cs="TimesNewRomanPSMT"/>
+          <w:b/>
+          <w:bCs/>
+          <w:color w:val="000000"/>
+          <w:lang w:val="sk-SK"/>
+        </w:rPr>
+        <w:t xml:space="preserve"> </w:t>
+      </w:r>
+      <w:r>
+        <w:rPr>
+          <w:rFonts w:ascii="Special Elite" w:eastAsia="TimesNewRomanPSMT" w:hAnsi="Special Elite" w:cs="TimesNewRomanPSMT"/>
+          <w:color w:val="000000"/>
+          <w:lang w:val="sk-SK"/>
+        </w:rPr>
+        <w:t>vláknami.</w:t>
+      </w:r>
+      <w:r>
+        <w:rPr>
+          <w:rFonts w:ascii="Special Elite" w:eastAsia="TimesNewRomanPSMT" w:hAnsi="Special Elite" w:cs="TimesNewRomanPSMT"/>
+          <w:color w:val="000000"/>
+          <w:lang w:val="sk-SK"/>
+        </w:rPr>
+        <w:t xml:space="preserve"> </w:t>
+      </w:r>
+      <w:r>
+        <w:rPr>
+          <w:rFonts w:ascii="Special Elite" w:eastAsia="TimesNewRomanPSMT" w:hAnsi="Special Elite" w:cs="TimesNewRomanPSMT"/>
+          <w:color w:val="000000"/>
+          <w:lang w:val="sk-SK"/>
+        </w:rPr>
+        <w:t>Ich zapojenie bolo teda veľmi jednoduché a vyžadovalo len malé napätie,</w:t>
+      </w:r>
+      <w:r>
+        <w:rPr>
+          <w:rFonts w:ascii="Special Elite" w:eastAsia="TimesNewRomanPSMT" w:hAnsi="Special Elite" w:cs="TimesNewRomanPSMT"/>
+          <w:color w:val="000000"/>
+          <w:lang w:val="sk-SK"/>
+        </w:rPr>
+        <w:t xml:space="preserve"> </w:t>
+      </w:r>
+      <w:r>
+        <w:rPr>
+          <w:rFonts w:ascii="Special Elite" w:eastAsia="TimesNewRomanPSMT" w:hAnsi="Special Elite" w:cs="TimesNewRomanPSMT"/>
+          <w:color w:val="000000"/>
+          <w:lang w:val="sk-SK"/>
+        </w:rPr>
+        <w:t xml:space="preserve">ktoré zvládali aj </w:t>
+      </w:r>
+      <w:r>
+        <w:rPr>
+          <w:rFonts w:ascii="Special Elite" w:eastAsia="TimesNewRomanPSMT" w:hAnsi="Special Elite" w:cs="TimesNewRomanPSMT"/>
+          <w:color w:val="000000"/>
+          <w:lang w:val="sk-SK"/>
+        </w:rPr>
+        <w:t>vtedajšie</w:t>
+      </w:r>
+      <w:r>
+        <w:rPr>
+          <w:rFonts w:ascii="Special Elite" w:eastAsia="TimesNewRomanPSMT" w:hAnsi="Special Elite" w:cs="TimesNewRomanPSMT"/>
+          <w:b/>
+          <w:bCs/>
+          <w:color w:val="000000"/>
+          <w:lang w:val="sk-SK"/>
+        </w:rPr>
+        <w:t xml:space="preserve"> </w:t>
+      </w:r>
+      <w:r>
+        <w:rPr>
+          <w:rFonts w:ascii="Special Elite" w:eastAsia="TimesNewRomanPSMT" w:hAnsi="Special Elite" w:cs="TimesNewRomanPSMT"/>
+          <w:color w:val="000000"/>
+          <w:lang w:val="sk-SK"/>
+        </w:rPr>
+        <w:t>polovodiče.</w:t>
+      </w:r>
+    </w:p>
+    <w:p>
+      <w:pPr>
+        <w:pStyle w:val="Standard"/>
+        <w:widowControl/>
+        <w:spacing w:after="240" w:line="288" w:lineRule="auto"/>
+        <w:rPr>
+          <w:rFonts w:ascii="Special Elite" w:hAnsi="Special Elite"/>
+          <w:lang w:val="sk-SK"/>
+        </w:rPr>
+      </w:pPr>
+      <w:r>
+        <w:rPr>
+          <w:rFonts w:ascii="Special Elite" w:eastAsia="TimesNewRomanPSMT" w:hAnsi="Special Elite" w:cs="TimesNewRomanPSMT"/>
+          <w:color w:val="000000"/>
+          <w:lang w:val="sk-SK"/>
+        </w:rPr>
+        <w:lastRenderedPageBreak/>
+        <w:t xml:space="preserve">IV-9 sa montoval vo viacerých lampových závodoch v rámci rozsiahlej sovietskej siete </w:t>
+      </w:r>
+      <w:r>
+        <w:rPr>
+          <w:rFonts w:ascii="Special Elite" w:eastAsia="TimesNewRomanPSMT" w:hAnsi="Special Elite" w:cs="TimesNewRomanPSMT"/>
+          <w:color w:val="000000"/>
+          <w:lang w:val="sk-SK"/>
+        </w:rPr>
+        <w:t>elektrovákuových podnikov</w:t>
+      </w:r>
+      <w:r>
+        <w:rPr>
+          <w:rFonts w:ascii="Special Elite" w:eastAsia="TimesNewRomanPSMT" w:hAnsi="Special Elite" w:cs="TimesNewRomanPSMT"/>
+          <w:color w:val="000000"/>
+          <w:lang w:val="sk-SK"/>
+        </w:rPr>
+        <w:t>. V praxi sa IV-9 objavoval v hodinách, kalkulačkách, meradlách a v špeciálnej aparatúre.</w:t>
+      </w:r>
+    </w:p>
+    <w:p>
+      <w:pPr>
+        <w:pStyle w:val="Standard"/>
+        <w:widowControl/>
+        <w:spacing w:after="240" w:line="288" w:lineRule="auto"/>
+        <w:rPr>
+          <w:rFonts w:ascii="Special Elite" w:hAnsi="Special Elite"/>
+          <w:lang w:val="sk-SK"/>
+        </w:rPr>
+      </w:pPr>
+      <w:bookmarkStart w:id="3" w:name="_Toc216795013"/>
+      <w:r>
+        <w:rPr>
+          <w:rFonts w:ascii="Special Elite" w:hAnsi="Special Elite" w:cs="Courier New"/>
+          <w:noProof/>
+          <w:sz w:val="72"/>
+          <w:szCs w:val="72"/>
+          <w:lang w:val="sk-SK"/>
+        </w:rPr>
+        <mc:AlternateContent>
+          <mc:Choice Requires="wps">
+            <w:drawing>
+              <wp:anchor distT="0" distB="0" distL="114300" distR="114300" simplePos="0" relativeHeight="251697152" behindDoc="0" locked="0" layoutInCell="1" allowOverlap="1" wp14:anchorId="7E5516AD" wp14:editId="627D10F7">
+                <wp:simplePos x="0" y="0"/>
+                <wp:positionH relativeFrom="column">
+                  <wp:posOffset>5816600</wp:posOffset>
+                </wp:positionH>
+                <wp:positionV relativeFrom="paragraph">
+                  <wp:posOffset>1330325</wp:posOffset>
+                </wp:positionV>
+                <wp:extent cx="914400" cy="292100"/>
+                <wp:effectExtent l="0" t="0" r="0" b="0"/>
+                <wp:wrapNone/>
+                <wp:docPr id="2086537538" name="Textové pole 1"/>
+                <wp:cNvGraphicFramePr/>
+                <a:graphic xmlns:a="http://schemas.openxmlformats.org/drawingml/2006/main">
+                  <a:graphicData uri="http://schemas.microsoft.com/office/word/2010/wordprocessingShape">
+                    <wps:wsp>
+                      <wps:cNvSpPr txBox="1"/>
+                      <wps:spPr>
+                        <a:xfrm>
+                          <a:off x="0" y="0"/>
+                          <a:ext cx="914400" cy="292100"/>
+                        </a:xfrm>
+                        <a:prstGeom prst="rect">
+                          <a:avLst/>
+                        </a:prstGeom>
+                        <a:noFill/>
+                        <a:ln w="6350">
+                          <a:noFill/>
+                        </a:ln>
+                      </wps:spPr>
+                      <wps:txbx>
+                        <w:txbxContent>
+                          <w:p>
+                            <w:pPr>
+                              <w:rPr>
+                                <w:rFonts w:ascii="Special Elite" w:hAnsi="Special Elite"/>
+                                <w:b/>
+                                <w:bCs/>
+                                <w:lang w:val="cs-CZ"/>
+                              </w:rPr>
+                            </w:pPr>
+                            <w:r>
+                              <w:rPr>
+                                <w:rFonts w:ascii="Special Elite" w:hAnsi="Special Elite"/>
+                                <w:b/>
+                                <w:bCs/>
+                                <w:lang w:val="cs-CZ"/>
+                              </w:rPr>
+                              <w:t>8</w:t>
+                            </w:r>
+                          </w:p>
+                        </w:txbxContent>
+                      </wps:txbx>
+                      <wps:bodyPr rot="0" spcFirstLastPara="0" vertOverflow="overflow" horzOverflow="overflow" vert="horz" wrap="none" lIns="91440" tIns="45720" rIns="91440" bIns="45720" numCol="1" spcCol="0" rtlCol="0" fromWordArt="0" anchor="t" anchorCtr="0" forceAA="0" compatLnSpc="1">
+                        <a:prstTxWarp prst="textNoShape">
+                          <a:avLst/>
+                        </a:prstTxWarp>
+                        <a:noAutofit/>
+                      </wps:bodyPr>
+                    </wps:wsp>
+                  </a:graphicData>
+                </a:graphic>
+                <wp14:sizeRelV relativeFrom="margin">
+                  <wp14:pctHeight>0</wp14:pctHeight>
+                </wp14:sizeRelV>
+              </wp:anchor>
+            </w:drawing>
+          </mc:Choice>
+          <mc:Fallback>
+            <w:pict>
+              <v:shape w14:anchorId="7E5516AD" id="_x0000_s1031" type="#_x0000_t202" style="position:absolute;margin-left:458pt;margin-top:104.75pt;width:1in;height:23pt;z-index:251697152;visibility:visible;mso-wrap-style:none;mso-height-percent:0;mso-wrap-distance-left:9pt;mso-wrap-distance-top:0;mso-wrap-distance-right:9pt;mso-wrap-distance-bottom:0;mso-position-horizontal:absolute;mso-position-horizontal-relative:text;mso-position-vertical:absolute;mso-position-vertical-relative:text;mso-height-percent:0;mso-height-relative:margin;v-text-anchor:top" o:gfxdata="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" filled="f" stroked="f" strokeweight=".5pt">
+                <v:textbox>
+                  <w:txbxContent>
+                    <w:p>
+                      <w:pPr>
+                        <w:rPr>
+                          <w:rFonts w:ascii="Special Elite" w:hAnsi="Special Elite"/>
+                          <w:b/>
+                          <w:bCs/>
+                          <w:lang w:val="cs-CZ"/>
+                        </w:rPr>
+                      </w:pPr>
+                      <w:r>
+                        <w:rPr>
+                          <w:rFonts w:ascii="Special Elite" w:hAnsi="Special Elite"/>
+                          <w:b/>
+                          <w:bCs/>
+                          <w:lang w:val="cs-CZ"/>
+                        </w:rPr>
+                        <w:t>8</w:t>
+                      </w:r>
+                    </w:p>
+                  </w:txbxContent>
+                </v:textbox>
+              </v:shape>
+            </w:pict>
+          </mc:Fallback>
+        </mc:AlternateContent>
+      </w:r>
+      <w:r>
+        <w:rPr>
+          <w:rStyle w:val="Nadpis2Char"/>
+          <w:lang w:val="sk-SK"/>
+        </w:rPr>
+        <w:t>Technické údaje o použitých numitronoch IV-9:</w:t>
+      </w:r>
+      <w:bookmarkEnd w:id="3"/>
+      <w:r>
+        <w:rPr>
+          <w:rStyle w:val="Nadpis2Char"/>
+          <w:lang w:val="sk-SK"/>
+        </w:rPr>
+        <w:br/>
+      </w:r>
+      <w:r>
+        <w:rPr>
+          <w:rFonts w:ascii="Special Elite" w:eastAsia="TimesNewRomanPSMT" w:hAnsi="Special Elite" w:cs="TimesNewRomanPSMT"/>
+          <w:color w:val="000000"/>
+          <w:lang w:val="sk-SK"/>
+        </w:rPr>
+        <w:t xml:space="preserve">Model: </w:t>
+      </w:r>
+      <w:r>
+        <w:rPr>
+          <w:rFonts w:ascii="Special Elite" w:eastAsia="TimesNewRomanPSMT" w:hAnsi="Special Elite" w:cs="TimesNewRomanPSMT"/>
+          <w:color w:val="000000"/>
+          <w:lang w:val="sk-SK"/>
+        </w:rPr>
+        <w:tab/>
+      </w:r>
+      <w:r>
+        <w:rPr>
+          <w:rFonts w:ascii="Special Elite" w:eastAsia="TimesNewRomanPSMT" w:hAnsi="Special Elite" w:cs="TimesNewRomanPSMT"/>
+          <w:color w:val="000000"/>
+          <w:lang w:val="sk-SK"/>
+        </w:rPr>
+        <w:tab/>
+      </w:r>
+      <w:r>
+        <w:rPr>
+          <w:rFonts w:ascii="Special Elite" w:eastAsia="TimesNewRomanPSMT" w:hAnsi="Special Elite" w:cs="TimesNewRomanPSMT"/>
+          <w:color w:val="000000"/>
+          <w:lang w:val="sk-SK"/>
+        </w:rPr>
+        <w:tab/>
+      </w:r>
+      <w:r>
+        <w:rPr>
+          <w:rFonts w:ascii="Special Elite" w:eastAsia="TimesNewRomanPSMT" w:hAnsi="Special Elite" w:cs="TimesNewRomanPSMT"/>
+          <w:color w:val="000000"/>
+          <w:lang w:val="sk-SK"/>
+        </w:rPr>
+        <w:tab/>
+      </w:r>
+      <w:r>
+        <w:rPr>
+          <w:rFonts w:ascii="Special Elite" w:eastAsia="TimesNewRomanPSMT" w:hAnsi="Special Elite" w:cs="TimesNewRomanPSMT"/>
+          <w:color w:val="000000"/>
+          <w:lang w:val="sk-SK"/>
+        </w:rPr>
+        <w:tab/>
+        <w:t>IV-9 (</w:t>
+      </w:r>
+      <w:r>
+        <w:rPr>
+          <w:rFonts w:ascii="Cambria" w:eastAsia="TimesNewRomanPSMT" w:hAnsi="Cambria" w:cs="Cambria"/>
+          <w:color w:val="000000"/>
+          <w:lang w:val="sk-SK"/>
+        </w:rPr>
+        <w:t>ИВ</w:t>
+      </w:r>
+      <w:r>
+        <w:rPr>
+          <w:rFonts w:ascii="Special Elite" w:eastAsia="TimesNewRomanPSMT" w:hAnsi="Special Elite" w:cs="TimesNewRomanPSMT"/>
+          <w:color w:val="000000"/>
+          <w:lang w:val="sk-SK"/>
+        </w:rPr>
+        <w:t>-9)</w:t>
+      </w:r>
+      <w:r>
+        <w:rPr>
+          <w:rFonts w:ascii="Special Elite" w:eastAsia="TimesNewRomanPSMT" w:hAnsi="Special Elite" w:cs="TimesNewRomanPSMT"/>
+          <w:color w:val="000000"/>
+          <w:lang w:val="sk-SK"/>
+        </w:rPr>
+        <w:br/>
+        <w:t xml:space="preserve">Rok výroby: </w:t>
+      </w:r>
+      <w:r>
+        <w:rPr>
+          <w:rFonts w:ascii="Special Elite" w:eastAsia="TimesNewRomanPSMT" w:hAnsi="Special Elite" w:cs="TimesNewRomanPSMT"/>
+          <w:color w:val="000000"/>
+          <w:lang w:val="sk-SK"/>
+        </w:rPr>
+        <w:tab/>
+      </w:r>
+      <w:r>
+        <w:rPr>
+          <w:rFonts w:ascii="Special Elite" w:eastAsia="TimesNewRomanPSMT" w:hAnsi="Special Elite" w:cs="TimesNewRomanPSMT"/>
+          <w:color w:val="000000"/>
+          <w:lang w:val="sk-SK"/>
+        </w:rPr>
+        <w:tab/>
+      </w:r>
+      <w:r>
+        <w:rPr>
+          <w:rFonts w:ascii="Special Elite" w:eastAsia="TimesNewRomanPSMT" w:hAnsi="Special Elite" w:cs="TimesNewRomanPSMT"/>
+          <w:color w:val="000000"/>
+          <w:lang w:val="sk-SK"/>
+        </w:rPr>
+        <w:tab/>
+      </w:r>
+      <w:r>
+        <w:rPr>
+          <w:rFonts w:ascii="Special Elite" w:eastAsia="TimesNewRomanPSMT" w:hAnsi="Special Elite" w:cs="TimesNewRomanPSMT"/>
+          <w:color w:val="000000"/>
+          <w:lang w:val="sk-SK"/>
+        </w:rPr>
+        <w:tab/>
+        <w:t>1984</w:t>
+      </w:r>
+      <w:r>
+        <w:rPr>
+          <w:rFonts w:ascii="Special Elite" w:eastAsia="TimesNewRomanPSMT" w:hAnsi="Special Elite" w:cs="TimesNewRomanPSMT"/>
+          <w:color w:val="000000"/>
+          <w:lang w:val="sk-SK"/>
+        </w:rPr>
+        <w:br/>
+        <w:t xml:space="preserve">Menovité napätie: </w:t>
+      </w:r>
+      <w:r>
+        <w:rPr>
+          <w:rFonts w:ascii="Special Elite" w:eastAsia="TimesNewRomanPSMT" w:hAnsi="Special Elite" w:cs="TimesNewRomanPSMT"/>
+          <w:color w:val="000000"/>
+          <w:lang w:val="sk-SK"/>
+        </w:rPr>
+        <w:tab/>
+      </w:r>
+      <w:r>
+        <w:rPr>
+          <w:rFonts w:ascii="Special Elite" w:eastAsia="TimesNewRomanPSMT" w:hAnsi="Special Elite" w:cs="TimesNewRomanPSMT"/>
+          <w:color w:val="000000"/>
+          <w:lang w:val="sk-SK"/>
+        </w:rPr>
+        <w:tab/>
+      </w:r>
+      <w:r>
+        <w:rPr>
+          <w:rFonts w:ascii="Special Elite" w:eastAsia="TimesNewRomanPSMT" w:hAnsi="Special Elite" w:cs="TimesNewRomanPSMT"/>
+          <w:color w:val="000000"/>
+          <w:lang w:val="sk-SK"/>
+        </w:rPr>
+        <w:tab/>
+        <w:t>3,15 V</w:t>
+      </w:r>
+      <w:r>
+        <w:rPr>
+          <w:rFonts w:ascii="Special Elite" w:eastAsia="TimesNewRomanPSMT" w:hAnsi="Special Elite" w:cs="TimesNewRomanPSMT"/>
+          <w:color w:val="000000"/>
+          <w:lang w:val="sk-SK"/>
+        </w:rPr>
+        <w:br/>
+        <w:t xml:space="preserve">Menovitý prúd: </w:t>
+      </w:r>
+      <w:r>
+        <w:rPr>
+          <w:rFonts w:ascii="Special Elite" w:eastAsia="TimesNewRomanPSMT" w:hAnsi="Special Elite" w:cs="TimesNewRomanPSMT"/>
+          <w:color w:val="000000"/>
+          <w:lang w:val="sk-SK"/>
+        </w:rPr>
+        <w:tab/>
+      </w:r>
+      <w:r>
+        <w:rPr>
+          <w:rFonts w:ascii="Special Elite" w:eastAsia="TimesNewRomanPSMT" w:hAnsi="Special Elite" w:cs="TimesNewRomanPSMT"/>
+          <w:color w:val="000000"/>
+          <w:lang w:val="sk-SK"/>
+        </w:rPr>
+        <w:tab/>
+      </w:r>
+      <w:r>
+        <w:rPr>
+          <w:rFonts w:ascii="Special Elite" w:eastAsia="TimesNewRomanPSMT" w:hAnsi="Special Elite" w:cs="TimesNewRomanPSMT"/>
+          <w:color w:val="000000"/>
+          <w:lang w:val="sk-SK"/>
+        </w:rPr>
+        <w:tab/>
+      </w:r>
+      <w:r>
+        <w:rPr>
+          <w:rFonts w:ascii="Special Elite" w:eastAsia="TimesNewRomanPSMT" w:hAnsi="Special Elite" w:cs="TimesNewRomanPSMT"/>
+          <w:color w:val="000000"/>
+          <w:lang w:val="sk-SK"/>
+        </w:rPr>
+        <w:tab/>
+        <w:t>~20–22 mA na segment</w:t>
+      </w:r>
+      <w:r>
+        <w:rPr>
+          <w:rFonts w:ascii="Special Elite" w:eastAsia="TimesNewRomanPSMT" w:hAnsi="Special Elite" w:cs="TimesNewRomanPSMT"/>
+          <w:color w:val="000000"/>
+          <w:lang w:val="sk-SK"/>
+        </w:rPr>
+        <w:br/>
+      </w:r>
+      <w:r>
+        <w:rPr>
+          <w:rFonts w:ascii="Special Elite" w:eastAsia="TimesNewRomanPSMT" w:hAnsi="Special Elite" w:cs="TimesNewRomanPSMT"/>
+          <w:color w:val="000000"/>
+          <w:lang w:val="sk-SK"/>
+        </w:rPr>
+        <w:t xml:space="preserve">Jas:  </w:t>
+      </w:r>
+      <w:r>
+        <w:rPr>
+          <w:rFonts w:ascii="Special Elite" w:eastAsia="TimesNewRomanPSMT" w:hAnsi="Special Elite" w:cs="TimesNewRomanPSMT"/>
+          <w:color w:val="000000"/>
+          <w:lang w:val="sk-SK"/>
+        </w:rPr>
+        <w:tab/>
+      </w:r>
+      <w:r>
+        <w:rPr>
+          <w:rFonts w:ascii="Special Elite" w:eastAsia="TimesNewRomanPSMT" w:hAnsi="Special Elite" w:cs="TimesNewRomanPSMT"/>
+          <w:color w:val="000000"/>
+          <w:lang w:val="sk-SK"/>
+        </w:rPr>
+        <w:tab/>
+      </w:r>
+      <w:r>
+        <w:rPr>
+          <w:rFonts w:ascii="Special Elite" w:eastAsia="TimesNewRomanPSMT" w:hAnsi="Special Elite" w:cs="TimesNewRomanPSMT"/>
+          <w:color w:val="000000"/>
+          <w:lang w:val="sk-SK"/>
+        </w:rPr>
+        <w:tab/>
+      </w:r>
+      <w:r>
+        <w:rPr>
+          <w:rFonts w:ascii="Special Elite" w:eastAsia="TimesNewRomanPSMT" w:hAnsi="Special Elite" w:cs="TimesNewRomanPSMT"/>
+          <w:color w:val="000000"/>
+          <w:lang w:val="sk-SK"/>
+        </w:rPr>
+        <w:tab/>
+      </w:r>
+      <w:r>
+        <w:rPr>
+          <w:rFonts w:ascii="Special Elite" w:eastAsia="TimesNewRomanPSMT" w:hAnsi="Special Elite" w:cs="TimesNewRomanPSMT"/>
+          <w:color w:val="000000"/>
+          <w:lang w:val="sk-SK"/>
+        </w:rPr>
+        <w:tab/>
+      </w:r>
+      <w:r>
+        <w:rPr>
+          <w:rFonts w:ascii="Special Elite" w:eastAsia="TimesNewRomanPSMT" w:hAnsi="Special Elite" w:cs="TimesNewRomanPSMT"/>
+          <w:color w:val="000000"/>
+          <w:lang w:val="sk-SK"/>
+        </w:rPr>
+        <w:tab/>
+      </w:r>
+      <w:r>
+        <w:rPr>
+          <w:rFonts w:ascii="Cambria Math" w:eastAsia="TimesNewRomanPSMT" w:hAnsi="Cambria Math" w:cs="Cambria Math"/>
+          <w:color w:val="000000"/>
+          <w:lang w:val="sk-SK"/>
+        </w:rPr>
+        <w:t>≥</w:t>
+      </w:r>
+      <w:r>
+        <w:rPr>
+          <w:rFonts w:ascii="Special Elite" w:eastAsia="TimesNewRomanPSMT" w:hAnsi="Special Elite" w:cs="TimesNewRomanPSMT"/>
+          <w:color w:val="000000"/>
+          <w:lang w:val="sk-SK"/>
+        </w:rPr>
+        <w:t xml:space="preserve"> 2000 cd/m</w:t>
+      </w:r>
+      <w:r>
+        <w:rPr>
+          <w:rFonts w:ascii="Special Elite" w:eastAsia="TimesNewRomanPSMT" w:hAnsi="Special Elite" w:cs="Special Elite"/>
+          <w:color w:val="000000"/>
+          <w:lang w:val="sk-SK"/>
+        </w:rPr>
+        <w:t>²</w:t>
+      </w:r>
+      <w:r>
+        <w:rPr>
+          <w:rFonts w:ascii="Special Elite" w:eastAsia="TimesNewRomanPSMT" w:hAnsi="Special Elite" w:cs="TimesNewRomanPSMT"/>
+          <w:color w:val="000000"/>
+          <w:lang w:val="sk-SK"/>
+        </w:rPr>
+        <w:br/>
+        <w:t xml:space="preserve">Životnosť: </w:t>
+      </w:r>
+      <w:r>
+        <w:rPr>
+          <w:rFonts w:ascii="Special Elite" w:eastAsia="TimesNewRomanPSMT" w:hAnsi="Special Elite" w:cs="TimesNewRomanPSMT"/>
+          <w:color w:val="000000"/>
+          <w:lang w:val="sk-SK"/>
+        </w:rPr>
+        <w:tab/>
+      </w:r>
+      <w:r>
+        <w:rPr>
+          <w:rFonts w:ascii="Special Elite" w:eastAsia="TimesNewRomanPSMT" w:hAnsi="Special Elite" w:cs="TimesNewRomanPSMT"/>
+          <w:color w:val="000000"/>
+          <w:lang w:val="sk-SK"/>
+        </w:rPr>
+        <w:tab/>
+      </w:r>
+      <w:r>
+        <w:rPr>
+          <w:rFonts w:ascii="Special Elite" w:eastAsia="TimesNewRomanPSMT" w:hAnsi="Special Elite" w:cs="TimesNewRomanPSMT"/>
+          <w:color w:val="000000"/>
+          <w:lang w:val="sk-SK"/>
+        </w:rPr>
+        <w:tab/>
+      </w:r>
+      <w:r>
+        <w:rPr>
+          <w:rFonts w:ascii="Special Elite" w:eastAsia="TimesNewRomanPSMT" w:hAnsi="Special Elite" w:cs="TimesNewRomanPSMT"/>
+          <w:color w:val="000000"/>
+          <w:lang w:val="sk-SK"/>
+        </w:rPr>
+        <w:tab/>
+      </w:r>
+      <w:r>
+        <w:rPr>
+          <w:rFonts w:ascii="Special Elite" w:eastAsia="TimesNewRomanPSMT" w:hAnsi="Special Elite" w:cs="TimesNewRomanPSMT"/>
+          <w:color w:val="000000"/>
+          <w:lang w:val="sk-SK"/>
+        </w:rPr>
+        <w:tab/>
+        <w:t>minimálne 10 000 hodín</w:t>
+      </w:r>
+      <w:r>
+        <w:rPr>
+          <w:rFonts w:ascii="Special Elite" w:hAnsi="Special Elite"/>
+          <w:lang w:val="sk-SK"/>
+        </w:rPr>
+        <w:br w:type="page"/>
+      </w:r>
+    </w:p>
+    <w:p>
+      <w:pPr>
+        <w:pStyle w:val="Nadpis2"/>
+      </w:pPr>
+      <w:bookmarkStart w:id="4" w:name="_Toc216795014"/>
+      <w:r>
+        <w:lastRenderedPageBreak/>
+        <w:t>Manuálne nastavovanie</w:t>
+      </w:r>
+      <w:bookmarkEnd w:id="4"/>
+    </w:p>
+    <w:p>
+      <w:pPr>
+        <w:jc w:val="both"/>
+        <w:rPr>
+          <w:rFonts w:ascii="Special Elite" w:hAnsi="Special Elite" w:cs="Courier New"/>
+        </w:rPr>
+      </w:pPr>
+      <w:r>
+        <w:rPr>
+          <w:rFonts w:ascii="Special Elite" w:hAnsi="Special Elite" w:cs="Courier New"/>
+          <w:noProof/>
+          <w:sz w:val="72"/>
+          <w:szCs w:val="72"/>
+        </w:rPr>
+        <mc:AlternateContent>
+          <mc:Choice Requires="wps">
+            <w:drawing>
+              <wp:anchor distT="0" distB="0" distL="114300" distR="114300" simplePos="0" relativeHeight="251721728" behindDoc="0" locked="0" layoutInCell="1" allowOverlap="1" wp14:anchorId="5FA6B783" wp14:editId="20625F15">
+                <wp:simplePos x="0" y="0"/>
+                <wp:positionH relativeFrom="column">
+                  <wp:posOffset>5821680</wp:posOffset>
+                </wp:positionH>
+                <wp:positionV relativeFrom="paragraph">
+                  <wp:posOffset>1767205</wp:posOffset>
+                </wp:positionV>
+                <wp:extent cx="914400" cy="292100"/>
+                <wp:effectExtent l="0" t="0" r="0" b="0"/>
+                <wp:wrapNone/>
+                <wp:docPr id="1123575710" name="Textové pole 1"/>
+                <wp:cNvGraphicFramePr/>
+                <a:graphic xmlns:a="http://schemas.openxmlformats.org/drawingml/2006/main">
+                  <a:graphicData uri="http://schemas.microsoft.com/office/word/2010/wordprocessingShape">
+                    <wps:wsp>
+                      <wps:cNvSpPr txBox="1"/>
+                      <wps:spPr>
+                        <a:xfrm>
+                          <a:off x="0" y="0"/>
+                          <a:ext cx="914400" cy="292100"/>
+                        </a:xfrm>
+                        <a:prstGeom prst="rect">
+                          <a:avLst/>
+                        </a:prstGeom>
+                        <a:noFill/>
+                        <a:ln w="6350">
+                          <a:noFill/>
+                        </a:ln>
+                      </wps:spPr>
+                      <wps:txbx>
+                        <w:txbxContent>
+                          <w:p>
+                            <w:pPr>
+                              <w:rPr>
+                                <w:rFonts w:ascii="Special Elite" w:hAnsi="Special Elite"/>
+                                <w:b/>
+                                <w:bCs/>
+                                <w:lang w:val="cs-CZ"/>
+                              </w:rPr>
+                            </w:pPr>
+                            <w:r>
+                              <w:rPr>
+                                <w:rFonts w:ascii="Special Elite" w:hAnsi="Special Elite"/>
+                                <w:b/>
+                                <w:bCs/>
+                                <w:lang w:val="cs-CZ"/>
+                              </w:rPr>
+                              <w:t>9</w:t>
+                            </w:r>
+                          </w:p>
+                        </w:txbxContent>
+                      </wps:txbx>
+                      <wps:bodyPr rot="0" spcFirstLastPara="0" vertOverflow="overflow" horzOverflow="overflow" vert="horz" wrap="none" lIns="91440" tIns="45720" rIns="91440" bIns="45720" numCol="1" spcCol="0" rtlCol="0" fromWordArt="0" anchor="t" anchorCtr="0" forceAA="0" compatLnSpc="1">
+                        <a:prstTxWarp prst="textNoShape">
+                          <a:avLst/>
+                        </a:prstTxWarp>
+                        <a:noAutofit/>
+                      </wps:bodyPr>
+                    </wps:wsp>
+                  </a:graphicData>
+                </a:graphic>
+                <wp14:sizeRelV relativeFrom="margin">
+                  <wp14:pctHeight>0</wp14:pctHeight>
+                </wp14:sizeRelV>
+              </wp:anchor>
+            </w:drawing>
+          </mc:Choice>
+          <mc:Fallback>
+            <w:pict>
+              <v:shape w14:anchorId="5FA6B783" id="_x0000_s1032" type="#_x0000_t202" style="position:absolute;left:0;text-align:left;margin-left:458.4pt;margin-top:139.15pt;width:1in;height:23pt;z-index:251721728;visibility:visible;mso-wrap-style:none;mso-height-percent:0;mso-wrap-distance-left:9pt;mso-wrap-distance-top:0;mso-wrap-distance-right:9pt;mso-wrap-distance-bottom:0;mso-position-horizontal:absolute;mso-position-horizontal-relative:text;mso-position-vertical:absolute;mso-position-vertical-relative:text;mso-height-percent:0;mso-height-relative:margin;v-text-anchor:top" o:gfxdata="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" filled="f" stroked="f" strokeweight=".5pt">
+                <v:textbox>
+                  <w:txbxContent>
+                    <w:p>
+                      <w:pPr>
+                        <w:rPr>
+                          <w:rFonts w:ascii="Special Elite" w:hAnsi="Special Elite"/>
+                          <w:b/>
+                          <w:bCs/>
+                          <w:lang w:val="cs-CZ"/>
+                        </w:rPr>
+                      </w:pPr>
+                      <w:r>
+                        <w:rPr>
+                          <w:rFonts w:ascii="Special Elite" w:hAnsi="Special Elite"/>
+                          <w:b/>
+                          <w:bCs/>
+                          <w:lang w:val="cs-CZ"/>
+                        </w:rPr>
+                        <w:t>9</w:t>
+                      </w:r>
+                    </w:p>
+                  </w:txbxContent>
+                </v:textbox>
+              </v:shape>
+            </w:pict>
+          </mc:Fallback>
+        </mc:AlternateContent>
+      </w:r>
+      <w:r>
+        <w:rPr>
+          <w:rFonts w:ascii="Special Elite" w:hAnsi="Special Elite" w:cs="Courier New"/>
+        </w:rPr>
+        <w:t>Na zadnej strane hodín sú osadené dve tlačidlá ktorými je možné hodiny nastavovať manuálne. Krátkym stlačením oboch tlačidiel naraz sa prepína nastavovací režim. V nastavovacom režime je viacero strán nastavení medzi ktorými je možné sa prepínať opäť krátkym stlačením oboch tlačidiel naraz. Na každej z týchto strán</w:t>
+      </w:r>
+      <w:r>
+        <w:rPr>
+          <w:rFonts w:ascii="Special Elite" w:hAnsi="Special Elite" w:cs="Courier New"/>
+        </w:rPr>
+        <w:t xml:space="preserve"> predstavuje každý numitron nejaké nastavenie. Jedno z tlačidiel posúva kurzor (malá šípka vpravo dole na numitrone) a druhé nastavuje hodnotu na mieste kurzora.</w:t>
+      </w:r>
+      <w:r>
+        <w:rPr>
+          <w:rFonts w:ascii="Special Elite" w:hAnsi="Special Elite" w:cs="Courier New"/>
+        </w:rPr>
+        <w:t xml:space="preserve"> Mimo nastavovacieho režimu jedno tlačidlo pridáva jas a druhé ho uberá. Dlhé stlačenie oboch tlačidiel spustí diagnostiku</w:t>
+      </w:r>
+      <w:r>
+        <w:rPr>
+          <w:rFonts w:ascii="Special Elite" w:hAnsi="Special Elite" w:cs="Courier New"/>
+        </w:rPr>
+        <w:t xml:space="preserve"> (</w:t>
+      </w:r>
+      <w:r>
+        <w:rPr>
+          <w:rFonts w:ascii="Special Elite" w:hAnsi="Special Elite" w:cs="Courier New"/>
+        </w:rPr>
+        <w:t>rozsvietia sa všetky segmenty na všetkých numitronoch</w:t>
+      </w:r>
+      <w:r>
+        <w:rPr>
+          <w:rFonts w:ascii="Special Elite" w:hAnsi="Special Elite" w:cs="Courier New"/>
+        </w:rPr>
+        <w:t>), vďaka ktorej je možné odhaliť prípadný vypálený segment numitronu.</w:t>
+      </w:r>
+    </w:p>
+    <w:p>
+      <w:pPr>
+        <w:pStyle w:val="Nadpis2"/>
+      </w:pPr>
+      <w:bookmarkStart w:id="5" w:name="_Toc216795015"/>
+      <w:r>
+        <w:lastRenderedPageBreak/>
+        <w:t>Popisy n</w:t>
+      </w:r>
+      <w:r>
+        <w:t>astaven</w:t>
+      </w:r>
+      <w:r>
+        <w:t>í</w:t>
+      </w:r>
+      <w:bookmarkEnd w:id="5"/>
+    </w:p>
+    <w:p>
+      <w:pPr>
+        <w:rPr>
+          <w:rFonts w:ascii="Special Elite" w:hAnsi="Special Elite"/>
+        </w:rPr>
+      </w:pPr>
+      <w:r>
+        <w:rPr>
+          <w:rFonts w:ascii="Special Elite" w:hAnsi="Special Elite" w:cs="Courier New"/>
+          <w:noProof/>
+          <w:sz w:val="72"/>
+          <w:szCs w:val="72"/>
+        </w:rPr>
+        <mc:AlternateContent>
+          <mc:Choice Requires="wps">
+            <w:drawing>
+              <wp:anchor distT="0" distB="0" distL="114300" distR="114300" simplePos="0" relativeHeight="251699200" behindDoc="0" locked="0" layoutInCell="1" allowOverlap="1" wp14:anchorId="3882D008" wp14:editId="5A9B66E1">
+                <wp:simplePos x="0" y="0"/>
+                <wp:positionH relativeFrom="column">
+                  <wp:posOffset>5819775</wp:posOffset>
+                </wp:positionH>
+                <wp:positionV relativeFrom="paragraph">
+                  <wp:posOffset>1819275</wp:posOffset>
+                </wp:positionV>
+                <wp:extent cx="914400" cy="292100"/>
+                <wp:effectExtent l="0" t="0" r="0" b="0"/>
+                <wp:wrapNone/>
+                <wp:docPr id="358595093" name="Textové pole 1"/>
+                <wp:cNvGraphicFramePr/>
+                <a:graphic xmlns:a="http://schemas.openxmlformats.org/drawingml/2006/main">
+                  <a:graphicData uri="http://schemas.microsoft.com/office/word/2010/wordprocessingShape">
+                    <wps:wsp>
+                      <wps:cNvSpPr txBox="1"/>
+                      <wps:spPr>
+                        <a:xfrm>
+                          <a:off x="0" y="0"/>
+                          <a:ext cx="914400" cy="292100"/>
+                        </a:xfrm>
+                        <a:prstGeom prst="rect">
+                          <a:avLst/>
+                        </a:prstGeom>
+                        <a:noFill/>
+                        <a:ln w="6350">
+                          <a:noFill/>
+                        </a:ln>
+                      </wps:spPr>
+                      <wps:txbx>
+                        <w:txbxContent>
+                          <w:p>
+                            <w:pPr>
+                              <w:rPr>
+                                <w:rFonts w:ascii="Special Elite" w:hAnsi="Special Elite"/>
+                                <w:b/>
+                                <w:bCs/>
+                                <w:lang w:val="cs-CZ"/>
+                              </w:rPr>
+                            </w:pPr>
+                            <w:r>
+                              <w:rPr>
+                                <w:rFonts w:ascii="Special Elite" w:hAnsi="Special Elite"/>
+                                <w:b/>
+                                <w:bCs/>
+                                <w:lang w:val="cs-CZ"/>
+                              </w:rPr>
+                              <w:t>10</w:t>
+                            </w:r>
+                          </w:p>
+                          <w:p>
+                            <w:pPr>
+                              <w:rPr>
+                                <w:lang w:val="cs-CZ"/>
+                              </w:rPr>
+                            </w:pPr>
+                          </w:p>
+                        </w:txbxContent>
+                      </wps:txbx>
+                      <wps:bodyPr rot="0" spcFirstLastPara="0" vertOverflow="overflow" horzOverflow="overflow" vert="horz" wrap="none" lIns="91440" tIns="45720" rIns="91440" bIns="45720" numCol="1" spcCol="0" rtlCol="0" fromWordArt="0" anchor="t" anchorCtr="0" forceAA="0" compatLnSpc="1">
+                        <a:prstTxWarp prst="textNoShape">
+                          <a:avLst/>
+                        </a:prstTxWarp>
+                        <a:noAutofit/>
+                      </wps:bodyPr>
+                    </wps:wsp>
+                  </a:graphicData>
+                </a:graphic>
+                <wp14:sizeRelV relativeFrom="margin">
+                  <wp14:pctHeight>0</wp14:pctHeight>
+                </wp14:sizeRelV>
+              </wp:anchor>
+            </w:drawing>
+          </mc:Choice>
+          <mc:Fallback>
+            <w:pict>
+              <v:shape w14:anchorId="3882D008" id="_x0000_s1033" type="#_x0000_t202" style="position:absolute;margin-left:458.25pt;margin-top:143.25pt;width:1in;height:23pt;z-index:251699200;visibility:visible;mso-wrap-style:none;mso-height-percent:0;mso-wrap-distance-left:9pt;mso-wrap-distance-top:0;mso-wrap-distance-right:9pt;mso-wrap-distance-bottom:0;mso-position-horizontal:absolute;mso-position-horizontal-relative:text;mso-position-vertical:absolute;mso-position-vertical-relative:text;mso-height-percent:0;mso-height-relative:margin;v-text-anchor:top" o:gfxdata="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" filled="f" stroked="f" strokeweight=".5pt">
+                <v:textbox>
+                  <w:txbxContent>
+                    <w:p>
+                      <w:pPr>
+                        <w:rPr>
+                          <w:rFonts w:ascii="Special Elite" w:hAnsi="Special Elite"/>
+                          <w:b/>
+                          <w:bCs/>
+                          <w:lang w:val="cs-CZ"/>
+                        </w:rPr>
+                      </w:pPr>
+                      <w:r>
+                        <w:rPr>
+                          <w:rFonts w:ascii="Special Elite" w:hAnsi="Special Elite"/>
+                          <w:b/>
+                          <w:bCs/>
+                          <w:lang w:val="cs-CZ"/>
+                        </w:rPr>
+                        <w:t>10</w:t>
+                      </w:r>
+                    </w:p>
+                    <w:p>
+                      <w:pPr>
+                        <w:rPr>
+                          <w:lang w:val="cs-CZ"/>
+                        </w:rPr>
+                      </w:pPr>
+                    </w:p>
+                  </w:txbxContent>
+                </v:textbox>
+              </v:shape>
+            </w:pict>
+          </mc:Fallback>
+        </mc:AlternateContent>
+      </w:r>
+      <w:r>
+        <w:rPr>
+          <w:rFonts w:ascii="Special Elite" w:hAnsi="Special Elite"/>
+        </w:rPr>
+        <w:t>Nastavenia sú popísané tabuľkou pre každú stranu. Tabuľka je rozdelená na tri stĺpce. V prvom sú čísla numitronov, v druhom rozsah hodnôt, na ktoré ho môžeme nastaviť a v treťom stručný popis nastavenia, ktoré daný numitron predstavuje.</w:t>
+      </w:r>
+      <w:r>
+        <w:rPr>
+          <w:rFonts w:ascii="Special Elite" w:hAnsi="Special Elite"/>
+        </w:rPr>
+        <w:t xml:space="preserve"> Numitrony sú číslované z prednej strany </w:t>
+      </w:r>
+      <w:r>
+        <w:rPr>
+          <w:rFonts w:ascii="Special Elite" w:hAnsi="Special Elite"/>
+        </w:rPr>
+        <w:t>zľava</w:t>
+      </w:r>
+      <w:r>
+        <w:rPr>
+          <w:rFonts w:ascii="Special Elite" w:hAnsi="Special Elite"/>
+        </w:rPr>
+        <w:t>.</w:t>
+      </w:r>
+      <w:r>
+        <w:rPr>
+          <w:rFonts w:ascii="Special Elite" w:hAnsi="Special Elite"/>
+        </w:rPr>
+        <w:t xml:space="preserve"> Hodnota v zátvorkách predstavuje predvolenú hodnotu pre dané nastavenie.</w:t>
+      </w:r>
+    </w:p>
+    <w:tbl>
+      <w:tblPr>
+        <w:tblStyle w:val="Mkatabulky"/>
+        <w:tblW w:w="0" w:type="auto"/>
+        <w:tblBorders>
+          <w:top w:val="single" w:sz="12" w:space="0" w:color="auto"/>
+          <w:left w:val="single" w:sz="12" w:space="0" w:color="auto"/>
+          <w:bottom w:val="single" w:sz="12" w:space="0" w:color="auto"/>
+          <w:right w:val="single" w:sz="12" w:space="0" w:color="auto"/>
+        </w:tblBorders>
+        <w:tblLook w:val="04A0" w:firstRow="1" w:lastRow="0" w:firstColumn="1" w:lastColumn="0" w:noHBand="0" w:noVBand="1"/>
+      </w:tblPr>
+      <w:tblGrid>
+        <w:gridCol w:w="447"/>
+        <w:gridCol w:w="814"/>
+        <w:gridCol w:w="8347"/>
+      </w:tblGrid>
+      <w:tr>
+        <w:tc>
+          <w:tcPr>
+            <w:tcW w:w="9608" w:type="dxa"/>
+            <w:gridSpan w:val="3"/>
+            <w:tcBorders>
+              <w:bottom w:val="single" w:sz="12" w:space="0" w:color="auto"/>
+            </w:tcBorders>
+          </w:tcPr>
+          <w:p>
+            <w:pPr>
+              <w:pStyle w:val="Nadpis3"/>
+              <w:rPr>
+                <w:b/>
+                <w:bCs/>
+                <w:lang w:val="sk-SK"/>
+              </w:rPr>
+            </w:pPr>
+            <w:bookmarkStart w:id="6" w:name="_Toc216795016"/>
+            <w:r>
+              <w:rPr>
+                <w:b/>
+                <w:bCs/>
+                <w:lang w:val="sk-SK"/>
+              </w:rPr>
+              <w:t>STRANA</w:t>
+            </w:r>
+            <w:r>
+              <w:rPr>
+                <w:b/>
+                <w:bCs/>
+                <w:lang w:val="sk-SK"/>
+              </w:rPr>
+              <w:t xml:space="preserve"> 1</w:t>
+            </w:r>
+            <w:r>
+              <w:rPr>
+                <w:b/>
+                <w:bCs/>
+                <w:lang w:val="sk-SK"/>
+              </w:rPr>
+              <w:t xml:space="preserve"> – Všeobecné nastavenia</w:t>
+            </w:r>
+            <w:bookmarkEnd w:id="6"/>
+          </w:p>
+        </w:tc>
+      </w:tr>
+      <w:tr>
+        <w:tc>
+          <w:tcPr>
+            <w:tcW w:w="447" w:type="dxa"/>
+            <w:tcBorders>
+              <w:top w:val="single" w:sz="12" w:space="0" w:color="auto"/>
+              <w:bottom w:val="single" w:sz="4" w:space="0" w:color="auto"/>
+            </w:tcBorders>
+          </w:tcPr>
+          <w:p>
+            <w:pPr>
+              <w:jc w:val="center"/>
+              <w:rPr>
+                <w:rFonts w:ascii="Special Elite" w:hAnsi="Special Elite"/>
+              </w:rPr>
+            </w:pPr>
+            <w:r>
+              <w:rPr>
+                <w:rFonts w:ascii="Special Elite" w:hAnsi="Special Elite"/>
+              </w:rPr>
+              <w:t>1.</w:t>
+            </w:r>
+          </w:p>
+        </w:tc>
+        <w:tc>
+          <w:tcPr>
+            <w:tcW w:w="814" w:type="dxa"/>
+            <w:tcBorders>
+              <w:top w:val="single" w:sz="12" w:space="0" w:color="auto"/>
+              <w:bottom w:val="single" w:sz="4" w:space="0" w:color="auto"/>
+            </w:tcBorders>
+          </w:tcPr>
+          <w:p>
+            <w:pPr>
+              <w:rPr>
+                <w:rFonts w:ascii="Special Elite" w:hAnsi="Special Elite"/>
+              </w:rPr>
+            </w:pPr>
+            <w:r>
+              <w:rPr>
+                <w:rFonts w:ascii="Special Elite" w:hAnsi="Special Elite"/>
+              </w:rPr>
+              <w:t>0-</w:t>
+            </w:r>
+            <w:r>
+              <w:rPr>
+                <w:rFonts w:ascii="Special Elite" w:hAnsi="Special Elite"/>
+              </w:rPr>
+              <w:t>(</w:t>
+            </w:r>
+            <w:r>
+              <w:rPr>
+                <w:rFonts w:ascii="Special Elite" w:hAnsi="Special Elite"/>
+              </w:rPr>
+              <w:t>1</w:t>
+            </w:r>
+            <w:r>
+              <w:rPr>
+                <w:rFonts w:ascii="Special Elite" w:hAnsi="Special Elite"/>
+              </w:rPr>
+              <w:t>)</w:t>
+            </w:r>
+          </w:p>
+        </w:tc>
+        <w:tc>
+          <w:tcPr>
+            <w:tcW w:w="8347" w:type="dxa"/>
+          </w:tcPr>
+          <w:p>
+            <w:pPr>
+              <w:rPr>
+                <w:rFonts w:ascii="Special Elite" w:hAnsi="Special Elite"/>
+              </w:rPr>
+            </w:pPr>
+            <w:r>
+              <w:rPr>
+                <w:rFonts w:ascii="Special Elite" w:hAnsi="Special Elite"/>
+              </w:rPr>
+              <w:t>0 – Manuálny jas, 1 – Automatický jas podľa okolitého svetla</w:t>
+            </w:r>
+          </w:p>
+        </w:tc>
+      </w:tr>
+      <w:tr>
+        <w:tc>
+          <w:tcPr>
+            <w:tcW w:w="447" w:type="dxa"/>
+            <w:tcBorders>
+              <w:top w:val="single" w:sz="4" w:space="0" w:color="auto"/>
+              <w:bottom w:val="single" w:sz="4" w:space="0" w:color="auto"/>
+            </w:tcBorders>
+          </w:tcPr>
+          <w:p>
+            <w:pPr>
+              <w:jc w:val="center"/>
+              <w:rPr>
+                <w:rFonts w:ascii="Special Elite" w:hAnsi="Special Elite"/>
+              </w:rPr>
+            </w:pPr>
+            <w:r>
+              <w:rPr>
+                <w:rFonts w:ascii="Special Elite" w:hAnsi="Special Elite"/>
+              </w:rPr>
+              <w:t>2.</w:t>
+            </w:r>
+          </w:p>
+        </w:tc>
+        <w:tc>
+          <w:tcPr>
+            <w:tcW w:w="814" w:type="dxa"/>
+            <w:tcBorders>
+              <w:top w:val="single" w:sz="4" w:space="0" w:color="auto"/>
+              <w:bottom w:val="single" w:sz="4" w:space="0" w:color="auto"/>
+            </w:tcBorders>
+          </w:tcPr>
+          <w:p>
+            <w:pPr>
+              <w:rPr>
+                <w:rFonts w:ascii="Special Elite" w:hAnsi="Special Elite"/>
+              </w:rPr>
+            </w:pPr>
+            <w:r>
+              <w:rPr>
+                <w:rFonts w:ascii="Special Elite" w:hAnsi="Special Elite"/>
+              </w:rPr>
+              <w:t>2,</w:t>
+            </w:r>
+            <w:r>
+              <w:rPr>
+                <w:rFonts w:ascii="Special Elite" w:hAnsi="Special Elite"/>
+              </w:rPr>
+              <w:t>(</w:t>
+            </w:r>
+            <w:r>
+              <w:rPr>
+                <w:rFonts w:ascii="Special Elite" w:hAnsi="Special Elite"/>
+              </w:rPr>
+              <w:t>4</w:t>
+            </w:r>
+            <w:r>
+              <w:rPr>
+                <w:rFonts w:ascii="Special Elite" w:hAnsi="Special Elite"/>
+              </w:rPr>
+              <w:t>)</w:t>
+            </w:r>
+          </w:p>
+        </w:tc>
+        <w:tc>
+          <w:tcPr>
+            <w:tcW w:w="8347" w:type="dxa"/>
+          </w:tcPr>
+          <w:p>
+            <w:pPr>
+              <w:rPr>
+                <w:rFonts w:ascii="Special Elite" w:hAnsi="Special Elite"/>
+              </w:rPr>
+            </w:pPr>
+            <w:r>
+              <w:rPr>
+                <w:rFonts w:ascii="Special Elite" w:hAnsi="Special Elite"/>
+              </w:rPr>
+              <w:t>2 – 12 hodinový režim, 4 – 24 hodinový režim</w:t>
+            </w:r>
+          </w:p>
+        </w:tc>
+      </w:tr>
+      <w:tr>
+        <w:tc>
+          <w:tcPr>
+            <w:tcW w:w="447" w:type="dxa"/>
+            <w:tcBorders>
+              <w:top w:val="single" w:sz="4" w:space="0" w:color="auto"/>
+              <w:bottom w:val="single" w:sz="4" w:space="0" w:color="auto"/>
+            </w:tcBorders>
+          </w:tcPr>
+          <w:p>
+            <w:pPr>
+              <w:jc w:val="center"/>
+              <w:rPr>
+                <w:rFonts w:ascii="Special Elite" w:hAnsi="Special Elite"/>
+              </w:rPr>
+            </w:pPr>
+            <w:r>
+              <w:rPr>
+                <w:rFonts w:ascii="Special Elite" w:hAnsi="Special Elite"/>
+              </w:rPr>
+              <w:t>3.</w:t>
+            </w:r>
+          </w:p>
+        </w:tc>
+        <w:tc>
+          <w:tcPr>
+            <w:tcW w:w="814" w:type="dxa"/>
+            <w:tcBorders>
+              <w:top w:val="single" w:sz="4" w:space="0" w:color="auto"/>
+              <w:bottom w:val="single" w:sz="4" w:space="0" w:color="auto"/>
+            </w:tcBorders>
+          </w:tcPr>
+          <w:p>
+            <w:pPr>
+              <w:rPr>
+                <w:rFonts w:ascii="Special Elite" w:hAnsi="Special Elite"/>
+              </w:rPr>
+            </w:pPr>
+            <w:r>
+              <w:rPr>
+                <w:rFonts w:ascii="Special Elite" w:hAnsi="Special Elite"/>
+              </w:rPr>
+              <w:t>0-</w:t>
+            </w:r>
+            <w:r>
+              <w:rPr>
+                <w:rFonts w:ascii="Special Elite" w:hAnsi="Special Elite"/>
+              </w:rPr>
+              <w:t>(</w:t>
+            </w:r>
+            <w:r>
+              <w:rPr>
+                <w:rFonts w:ascii="Special Elite" w:hAnsi="Special Elite"/>
+              </w:rPr>
+              <w:t>1</w:t>
+            </w:r>
+            <w:r>
+              <w:rPr>
+                <w:rFonts w:ascii="Special Elite" w:hAnsi="Special Elite"/>
+              </w:rPr>
+              <w:t>)</w:t>
+            </w:r>
+          </w:p>
+        </w:tc>
+        <w:tc>
+          <w:tcPr>
+            <w:tcW w:w="8347" w:type="dxa"/>
+          </w:tcPr>
+          <w:p>
+            <w:pPr>
+              <w:rPr>
+                <w:rFonts w:ascii="Special Elite" w:hAnsi="Special Elite"/>
+              </w:rPr>
+            </w:pPr>
+            <w:r>
+              <w:rPr>
+                <w:rFonts w:ascii="Special Elite" w:hAnsi="Special Elite"/>
+              </w:rPr>
+              <w:t>Zobrazovanie úvodnej nuly, 0 – vypnuté (0:01), 1 – zapnuté (00:01)</w:t>
+            </w:r>
+          </w:p>
+        </w:tc>
+      </w:tr>
+      <w:tr>
+        <w:tc>
+          <w:tcPr>
+            <w:tcW w:w="447" w:type="dxa"/>
+            <w:tcBorders>
+              <w:top w:val="single" w:sz="4" w:space="0" w:color="auto"/>
+              <w:bottom w:val="single" w:sz="12" w:space="0" w:color="auto"/>
+            </w:tcBorders>
+          </w:tcPr>
+          <w:p>
+            <w:pPr>
+              <w:jc w:val="center"/>
+              <w:rPr>
+                <w:rFonts w:ascii="Special Elite" w:hAnsi="Special Elite"/>
+              </w:rPr>
+            </w:pPr>
+            <w:r>
+              <w:rPr>
+                <w:rFonts w:ascii="Special Elite" w:hAnsi="Special Elite"/>
+              </w:rPr>
+              <w:t>4.</w:t>
+            </w:r>
+          </w:p>
+        </w:tc>
+        <w:tc>
+          <w:tcPr>
+            <w:tcW w:w="814" w:type="dxa"/>
+            <w:tcBorders>
+              <w:top w:val="single" w:sz="4" w:space="0" w:color="auto"/>
+              <w:bottom w:val="single" w:sz="12" w:space="0" w:color="auto"/>
+            </w:tcBorders>
+          </w:tcPr>
+          <w:p>
+            <w:pPr>
+              <w:rPr>
+                <w:rFonts w:ascii="Special Elite" w:hAnsi="Special Elite"/>
+              </w:rPr>
+            </w:pPr>
+            <w:r>
+              <w:rPr>
+                <w:rFonts w:ascii="Special Elite" w:hAnsi="Special Elite"/>
+              </w:rPr>
+              <w:t>0-(1)</w:t>
+            </w:r>
+          </w:p>
+        </w:tc>
+        <w:tc>
+          <w:tcPr>
+            <w:tcW w:w="8347" w:type="dxa"/>
+          </w:tcPr>
+          <w:p>
+            <w:pPr>
+              <w:rPr>
+                <w:rFonts w:ascii="Special Elite" w:hAnsi="Special Elite"/>
+              </w:rPr>
+            </w:pPr>
+            <w:r>
+              <w:rPr>
+                <w:rFonts w:ascii="Special Elite" w:hAnsi="Special Elite"/>
+              </w:rPr>
+              <w:t xml:space="preserve">Synchronizácia času cez DCF77, 0 – vypnuté, 1 - zapnuté </w:t>
+            </w:r>
+          </w:p>
+        </w:tc>
+      </w:tr>
+    </w:tbl>
+    <w:tbl>
+      <w:tblPr>
+        <w:tblStyle w:val="Mkatabulky"/>
+        <w:tblpPr w:leftFromText="141" w:rightFromText="141" w:vertAnchor="text" w:horzAnchor="margin" w:tblpY="22"/>
+        <w:tblW w:w="0" w:type="auto"/>
+        <w:tblBorders>
+          <w:top w:val="single" w:sz="12" w:space="0" w:color="auto"/>
+          <w:left w:val="single" w:sz="12" w:space="0" w:color="auto"/>
+          <w:bottom w:val="single" w:sz="12" w:space="0" w:color="auto"/>
+          <w:right w:val="single" w:sz="12" w:space="0" w:color="auto"/>
+        </w:tblBorders>
+        <w:tblLook w:val="04A0" w:firstRow="1" w:lastRow="0" w:firstColumn="1" w:lastColumn="0" w:noHBand="0" w:noVBand="1"/>
+      </w:tblPr>
+      <w:tblGrid>
+        <w:gridCol w:w="447"/>
+        <w:gridCol w:w="934"/>
+        <w:gridCol w:w="8227"/>
+      </w:tblGrid>
+      <w:tr>
+        <w:tc>
+          <w:tcPr>
+            <w:tcW w:w="9608" w:type="dxa"/>
+            <w:gridSpan w:val="3"/>
+            <w:tcBorders>
+              <w:bottom w:val="single" w:sz="12" w:space="0" w:color="auto"/>
+            </w:tcBorders>
+          </w:tcPr>
+          <w:p>
+            <w:pPr>
+              <w:pStyle w:val="Nadpis3"/>
+              <w:rPr>
+                <w:b/>
+                <w:bCs/>
+                <w:lang w:val="sk-SK"/>
+              </w:rPr>
+            </w:pPr>
+            <w:bookmarkStart w:id="7" w:name="_Toc216795017"/>
+            <w:r>
+              <w:rPr>
+                <w:b/>
+                <w:bCs/>
+                <w:lang w:val="sk-SK"/>
+              </w:rPr>
+              <w:lastRenderedPageBreak/>
+              <w:t>STRANA</w:t>
+            </w:r>
+            <w:r>
+              <w:rPr>
+                <w:b/>
+                <w:bCs/>
+                <w:lang w:val="sk-SK"/>
+              </w:rPr>
+              <w:t xml:space="preserve"> </w:t>
+            </w:r>
+            <w:r>
+              <w:rPr>
+                <w:b/>
+                <w:bCs/>
+                <w:lang w:val="sk-SK"/>
+              </w:rPr>
+              <w:t>2 – Nočný režim</w:t>
+            </w:r>
+            <w:bookmarkEnd w:id="7"/>
+          </w:p>
+        </w:tc>
+      </w:tr>
+      <w:tr>
+        <w:tc>
+          <w:tcPr>
+            <w:tcW w:w="447" w:type="dxa"/>
+            <w:tcBorders>
+              <w:top w:val="single" w:sz="12" w:space="0" w:color="auto"/>
+              <w:bottom w:val="single" w:sz="4" w:space="0" w:color="auto"/>
+            </w:tcBorders>
+          </w:tcPr>
+          <w:p>
+            <w:pPr>
+              <w:jc w:val="center"/>
+              <w:rPr>
+                <w:rFonts w:ascii="Special Elite" w:hAnsi="Special Elite"/>
+              </w:rPr>
+            </w:pPr>
+            <w:r>
+              <w:rPr>
+                <w:rFonts w:ascii="Special Elite" w:hAnsi="Special Elite"/>
+              </w:rPr>
+              <w:t>1.</w:t>
+            </w:r>
+          </w:p>
+        </w:tc>
+        <w:tc>
+          <w:tcPr>
+            <w:tcW w:w="814" w:type="dxa"/>
+            <w:tcBorders>
+              <w:top w:val="single" w:sz="12" w:space="0" w:color="auto"/>
+              <w:bottom w:val="single" w:sz="4" w:space="0" w:color="auto"/>
+            </w:tcBorders>
+          </w:tcPr>
+          <w:p>
+            <w:pPr>
+              <w:rPr>
+                <w:rFonts w:ascii="Special Elite" w:hAnsi="Special Elite"/>
+              </w:rPr>
+            </w:pPr>
+            <w:r>
+              <w:rPr>
+                <w:rFonts w:ascii="Special Elite" w:hAnsi="Special Elite"/>
+              </w:rPr>
+              <w:t>(</w:t>
+            </w:r>
+            <w:r>
+              <w:rPr>
+                <w:rFonts w:ascii="Special Elite" w:hAnsi="Special Elite"/>
+              </w:rPr>
+              <w:t>0</w:t>
+            </w:r>
+            <w:r>
+              <w:rPr>
+                <w:rFonts w:ascii="Special Elite" w:hAnsi="Special Elite"/>
+              </w:rPr>
+              <w:t>)</w:t>
+            </w:r>
+            <w:r>
+              <w:rPr>
+                <w:rFonts w:ascii="Special Elite" w:hAnsi="Special Elite"/>
+              </w:rPr>
+              <w:t>,1,2</w:t>
+            </w:r>
+          </w:p>
+        </w:tc>
+        <w:tc>
+          <w:tcPr>
+            <w:tcW w:w="8347" w:type="dxa"/>
+          </w:tcPr>
+          <w:p>
+            <w:pPr>
+              <w:rPr>
+                <w:rFonts w:ascii="Special Elite" w:hAnsi="Special Elite"/>
+              </w:rPr>
+            </w:pPr>
+            <w:r>
+              <w:rPr>
+                <w:rFonts w:ascii="Special Elite" w:hAnsi="Special Elite"/>
+              </w:rPr>
+              <w:t>Nočný režim, 0 – vypnutý, 1 – úplne zhasnutie, 2 – polovičný jas</w:t>
+            </w:r>
+          </w:p>
+        </w:tc>
+      </w:tr>
+      <w:tr>
+        <w:tc>
+          <w:tcPr>
+            <w:tcW w:w="447" w:type="dxa"/>
+            <w:tcBorders>
+              <w:top w:val="single" w:sz="4" w:space="0" w:color="auto"/>
+              <w:bottom w:val="single" w:sz="4" w:space="0" w:color="auto"/>
+            </w:tcBorders>
+          </w:tcPr>
+          <w:p>
+            <w:pPr>
+              <w:jc w:val="center"/>
+              <w:rPr>
+                <w:rFonts w:ascii="Special Elite" w:hAnsi="Special Elite"/>
+              </w:rPr>
+            </w:pPr>
+            <w:r>
+              <w:rPr>
+                <w:rFonts w:ascii="Special Elite" w:hAnsi="Special Elite"/>
+              </w:rPr>
+              <w:t>2.</w:t>
+            </w:r>
+          </w:p>
+        </w:tc>
+        <w:tc>
+          <w:tcPr>
+            <w:tcW w:w="814" w:type="dxa"/>
+            <w:tcBorders>
+              <w:top w:val="single" w:sz="4" w:space="0" w:color="auto"/>
+              <w:bottom w:val="single" w:sz="4" w:space="0" w:color="auto"/>
+            </w:tcBorders>
+          </w:tcPr>
+          <w:p>
+            <w:pPr>
+              <w:rPr>
+                <w:rFonts w:ascii="Special Elite" w:hAnsi="Special Elite"/>
+              </w:rPr>
+            </w:pPr>
+            <w:r>
+              <w:rPr>
+                <w:rFonts w:ascii="Special Elite" w:hAnsi="Special Elite"/>
+              </w:rPr>
+              <w:t>(0)-2</w:t>
+            </w:r>
+          </w:p>
+        </w:tc>
+        <w:tc>
+          <w:tcPr>
+            <w:tcW w:w="8347" w:type="dxa"/>
+            <w:vMerge w:val="restart"/>
+          </w:tcPr>
+          <w:p>
+            <w:pPr>
+              <w:rPr>
+                <w:rFonts w:ascii="Special Elite" w:hAnsi="Special Elite"/>
+              </w:rPr>
+            </w:pPr>
+            <w:r>
+              <w:rPr>
+                <w:rFonts w:ascii="Special Elite" w:hAnsi="Special Elite"/>
+              </w:rPr>
+              <w:t>Cifry času zapnutia nočného režimu vo formáte 00:0, idú po rade, takže najprv desiatky hodín, následne hodiny a nakoniec desiatky minút.</w:t>
+            </w:r>
+          </w:p>
+        </w:tc>
+      </w:tr>
+      <w:tr>
+        <w:tc>
+          <w:tcPr>
+            <w:tcW w:w="447" w:type="dxa"/>
+            <w:tcBorders>
+              <w:top w:val="single" w:sz="4" w:space="0" w:color="auto"/>
+              <w:bottom w:val="single" w:sz="4" w:space="0" w:color="auto"/>
+            </w:tcBorders>
+          </w:tcPr>
+          <w:p>
+            <w:pPr>
+              <w:jc w:val="center"/>
+              <w:rPr>
+                <w:rFonts w:ascii="Special Elite" w:hAnsi="Special Elite"/>
+              </w:rPr>
+            </w:pPr>
+            <w:r>
+              <w:rPr>
+                <w:rFonts w:ascii="Special Elite" w:hAnsi="Special Elite"/>
+              </w:rPr>
+              <w:t>3.</w:t>
+            </w:r>
+          </w:p>
+        </w:tc>
+        <w:tc>
+          <w:tcPr>
+            <w:tcW w:w="814" w:type="dxa"/>
+            <w:tcBorders>
+              <w:top w:val="single" w:sz="4" w:space="0" w:color="auto"/>
+              <w:bottom w:val="single" w:sz="4" w:space="0" w:color="auto"/>
+            </w:tcBorders>
+          </w:tcPr>
+          <w:p>
+            <w:pPr>
+              <w:rPr>
+                <w:rFonts w:ascii="Special Elite" w:hAnsi="Special Elite"/>
+              </w:rPr>
+            </w:pPr>
+            <w:r>
+              <w:rPr>
+                <w:rFonts w:ascii="Special Elite" w:hAnsi="Special Elite"/>
+              </w:rPr>
+              <w:t>(0)-9</w:t>
+            </w:r>
+          </w:p>
+        </w:tc>
+        <w:tc>
+          <w:tcPr>
+            <w:tcW w:w="8347" w:type="dxa"/>
+            <w:vMerge/>
+          </w:tcPr>
+          <w:p>
+            <w:pPr>
+              <w:rPr>
+                <w:rFonts w:ascii="Special Elite" w:hAnsi="Special Elite"/>
+              </w:rPr>
+            </w:pPr>
+          </w:p>
+        </w:tc>
+      </w:tr>
+      <w:tr>
+        <w:tc>
+          <w:tcPr>
+            <w:tcW w:w="447" w:type="dxa"/>
+            <w:tcBorders>
+              <w:top w:val="single" w:sz="4" w:space="0" w:color="auto"/>
+              <w:bottom w:val="single" w:sz="12" w:space="0" w:color="auto"/>
+            </w:tcBorders>
+          </w:tcPr>
+          <w:p>
+            <w:pPr>
+              <w:jc w:val="center"/>
+              <w:rPr>
+                <w:rFonts w:ascii="Special Elite" w:hAnsi="Special Elite"/>
+              </w:rPr>
+            </w:pPr>
+            <w:r>
+              <w:rPr>
+                <w:rFonts w:ascii="Special Elite" w:hAnsi="Special Elite"/>
+              </w:rPr>
+              <w:t>4.</w:t>
+            </w:r>
+          </w:p>
+        </w:tc>
+        <w:tc>
+          <w:tcPr>
+            <w:tcW w:w="814" w:type="dxa"/>
+            <w:tcBorders>
+              <w:top w:val="single" w:sz="4" w:space="0" w:color="auto"/>
+              <w:bottom w:val="single" w:sz="12" w:space="0" w:color="auto"/>
+            </w:tcBorders>
+          </w:tcPr>
+          <w:p>
+            <w:pPr>
+              <w:rPr>
+                <w:rFonts w:ascii="Special Elite" w:hAnsi="Special Elite"/>
+              </w:rPr>
+            </w:pPr>
+            <w:r>
+              <w:rPr>
+                <w:rFonts w:ascii="Special Elite" w:hAnsi="Special Elite"/>
+              </w:rPr>
+              <w:t>(0)-5</w:t>
+            </w:r>
+          </w:p>
+        </w:tc>
+        <w:tc>
+          <w:tcPr>
+            <w:tcW w:w="8347" w:type="dxa"/>
+            <w:vMerge/>
+          </w:tcPr>
+          <w:p>
+            <w:pPr>
+              <w:rPr>
+                <w:rFonts w:ascii="Special Elite" w:hAnsi="Special Elite"/>
+              </w:rPr>
+            </w:pPr>
+          </w:p>
+        </w:tc>
+      </w:tr>
+    </w:tbl>
+    <w:p>
+      <w:pPr>
+        <w:rPr>
+          <w:rFonts w:ascii="Special Elite" w:hAnsi="Special Elite"/>
+        </w:rPr>
+      </w:pPr>
+    </w:p>
+    <w:tbl>
+      <w:tblPr>
+        <w:tblStyle w:val="Mkatabulky"/>
+        <w:tblpPr w:leftFromText="141" w:rightFromText="141" w:vertAnchor="text" w:horzAnchor="margin" w:tblpY="10"/>
+        <w:tblW w:w="0" w:type="auto"/>
+        <w:tblBorders>
+          <w:top w:val="single" w:sz="12" w:space="0" w:color="auto"/>
+          <w:left w:val="single" w:sz="12" w:space="0" w:color="auto"/>
+          <w:bottom w:val="single" w:sz="12" w:space="0" w:color="auto"/>
+          <w:right w:val="single" w:sz="12" w:space="0" w:color="auto"/>
+        </w:tblBorders>
+        <w:tblLook w:val="04A0" w:firstRow="1" w:lastRow="0" w:firstColumn="1" w:lastColumn="0" w:noHBand="0" w:noVBand="1"/>
+      </w:tblPr>
+      <w:tblGrid>
+        <w:gridCol w:w="447"/>
+        <w:gridCol w:w="814"/>
+        <w:gridCol w:w="8347"/>
+      </w:tblGrid>
+      <w:tr>
+        <w:tc>
+          <w:tcPr>
+            <w:tcW w:w="9608" w:type="dxa"/>
+            <w:gridSpan w:val="3"/>
+            <w:tcBorders>
+              <w:bottom w:val="single" w:sz="12" w:space="0" w:color="auto"/>
+            </w:tcBorders>
+          </w:tcPr>
+          <w:p>
+            <w:pPr>
+              <w:pStyle w:val="Nadpis3"/>
+              <w:rPr>
+                <w:b/>
+                <w:bCs/>
+                <w:lang w:val="sk-SK"/>
+              </w:rPr>
+            </w:pPr>
+            <w:bookmarkStart w:id="8" w:name="_Toc216795018"/>
+            <w:r>
+              <w:rPr>
+                <w:b/>
+                <w:bCs/>
+                <w:lang w:val="sk-SK"/>
+              </w:rPr>
+              <w:t>STRANA</w:t>
+            </w:r>
+            <w:r>
+              <w:rPr>
+                <w:b/>
+                <w:bCs/>
+                <w:lang w:val="sk-SK"/>
+              </w:rPr>
+              <w:t xml:space="preserve"> </w:t>
+            </w:r>
+            <w:r>
+              <w:rPr>
+                <w:b/>
+                <w:bCs/>
+                <w:lang w:val="sk-SK"/>
+              </w:rPr>
+              <w:t>3</w:t>
+            </w:r>
+            <w:r>
+              <w:rPr>
+                <w:b/>
+                <w:bCs/>
+                <w:lang w:val="sk-SK"/>
+              </w:rPr>
+              <w:t xml:space="preserve"> – Indikátory</w:t>
+            </w:r>
+            <w:bookmarkEnd w:id="8"/>
+          </w:p>
+        </w:tc>
+      </w:tr>
+      <w:tr>
+        <w:tc>
+          <w:tcPr>
+            <w:tcW w:w="447" w:type="dxa"/>
+            <w:tcBorders>
+              <w:top w:val="single" w:sz="12" w:space="0" w:color="auto"/>
+              <w:bottom w:val="single" w:sz="4" w:space="0" w:color="auto"/>
+            </w:tcBorders>
+          </w:tcPr>
+          <w:p>
+            <w:pPr>
+              <w:jc w:val="center"/>
+              <w:rPr>
+                <w:rFonts w:ascii="Special Elite" w:hAnsi="Special Elite"/>
+              </w:rPr>
+            </w:pPr>
+            <w:r>
+              <w:rPr>
+                <w:rFonts w:ascii="Special Elite" w:hAnsi="Special Elite"/>
+              </w:rPr>
+              <w:t>1.</w:t>
+            </w:r>
+          </w:p>
+        </w:tc>
+        <w:tc>
+          <w:tcPr>
+            <w:tcW w:w="814" w:type="dxa"/>
+            <w:tcBorders>
+              <w:top w:val="single" w:sz="12" w:space="0" w:color="auto"/>
+              <w:bottom w:val="single" w:sz="4" w:space="0" w:color="auto"/>
+            </w:tcBorders>
+          </w:tcPr>
+          <w:p>
+            <w:pPr>
+              <w:rPr>
+                <w:rFonts w:ascii="Special Elite" w:hAnsi="Special Elite"/>
+              </w:rPr>
+            </w:pPr>
+            <w:r>
+              <w:rPr>
+                <w:rFonts w:ascii="Special Elite" w:hAnsi="Special Elite"/>
+              </w:rPr>
+              <w:t>0-9</w:t>
+            </w:r>
+          </w:p>
+        </w:tc>
+        <w:tc>
+          <w:tcPr>
+            <w:tcW w:w="8347" w:type="dxa"/>
+          </w:tcPr>
+          <w:p>
+            <w:pPr>
+              <w:rPr>
+                <w:rFonts w:ascii="Special Elite" w:hAnsi="Special Elite"/>
+              </w:rPr>
+            </w:pPr>
+            <w:r>
+              <w:rPr>
+                <w:rFonts w:ascii="Special Elite" w:hAnsi="Special Elite"/>
+              </w:rPr>
+              <w:t>Jas indikačnej LED, 0 – vypnutá, 9 – maximálny jas</w:t>
+            </w:r>
+          </w:p>
+        </w:tc>
+      </w:tr>
+      <w:tr>
+        <w:tc>
+          <w:tcPr>
+            <w:tcW w:w="447" w:type="dxa"/>
+            <w:tcBorders>
+              <w:top w:val="single" w:sz="4" w:space="0" w:color="auto"/>
+              <w:bottom w:val="single" w:sz="4" w:space="0" w:color="auto"/>
+            </w:tcBorders>
+          </w:tcPr>
+          <w:p>
+            <w:pPr>
+              <w:jc w:val="center"/>
+              <w:rPr>
+                <w:rFonts w:ascii="Special Elite" w:hAnsi="Special Elite"/>
+              </w:rPr>
+            </w:pPr>
+            <w:r>
+              <w:rPr>
+                <w:rFonts w:ascii="Special Elite" w:hAnsi="Special Elite"/>
+              </w:rPr>
+              <w:t>2.</w:t>
+            </w:r>
+          </w:p>
+        </w:tc>
+        <w:tc>
+          <w:tcPr>
+            <w:tcW w:w="814" w:type="dxa"/>
+            <w:tcBorders>
+              <w:top w:val="single" w:sz="4" w:space="0" w:color="auto"/>
+              <w:bottom w:val="single" w:sz="4" w:space="0" w:color="auto"/>
+            </w:tcBorders>
+          </w:tcPr>
+          <w:p>
+            <w:pPr>
+              <w:rPr>
+                <w:rFonts w:ascii="Special Elite" w:hAnsi="Special Elite"/>
+              </w:rPr>
+            </w:pPr>
+            <w:r>
+              <w:rPr>
+                <w:rFonts w:ascii="Special Elite" w:hAnsi="Special Elite"/>
+              </w:rPr>
+              <w:t>0-3</w:t>
+            </w:r>
+          </w:p>
+        </w:tc>
+        <w:tc>
+          <w:tcPr>
+            <w:tcW w:w="8347" w:type="dxa"/>
+          </w:tcPr>
+          <w:p>
+            <w:pPr>
+              <w:rPr>
+                <w:rFonts w:ascii="Special Elite" w:hAnsi="Special Elite"/>
+              </w:rPr>
+            </w:pPr>
+            <w:r>
+              <w:rPr>
+                <w:rFonts w:ascii="Special Elite" w:hAnsi="Special Elite"/>
+              </w:rPr>
+              <w:t xml:space="preserve">Frekvencia zobrazovania dátumu a teploty, </w:t>
+            </w:r>
+            <w:r>
+              <w:rPr>
+                <w:rFonts w:ascii="Special Elite" w:hAnsi="Special Elite"/>
+              </w:rPr>
+              <w:t>0 – vypnuté, 3 – max.</w:t>
+            </w:r>
+          </w:p>
+        </w:tc>
+      </w:tr>
+      <w:tr>
+        <w:tc>
+          <w:tcPr>
+            <w:tcW w:w="447" w:type="dxa"/>
+            <w:tcBorders>
+              <w:top w:val="single" w:sz="4" w:space="0" w:color="auto"/>
+              <w:bottom w:val="single" w:sz="4" w:space="0" w:color="auto"/>
+            </w:tcBorders>
+          </w:tcPr>
+          <w:p>
+            <w:pPr>
+              <w:jc w:val="center"/>
+              <w:rPr>
+                <w:rFonts w:ascii="Special Elite" w:hAnsi="Special Elite"/>
+              </w:rPr>
+            </w:pPr>
+            <w:r>
+              <w:rPr>
+                <w:rFonts w:ascii="Special Elite" w:hAnsi="Special Elite"/>
+              </w:rPr>
+              <w:t>3.</w:t>
+            </w:r>
+          </w:p>
+        </w:tc>
+        <w:tc>
+          <w:tcPr>
+            <w:tcW w:w="814" w:type="dxa"/>
+            <w:tcBorders>
+              <w:top w:val="single" w:sz="4" w:space="0" w:color="auto"/>
+              <w:bottom w:val="single" w:sz="4" w:space="0" w:color="auto"/>
+            </w:tcBorders>
+          </w:tcPr>
+          <w:p>
+            <w:pPr>
+              <w:rPr>
+                <w:rFonts w:ascii="Special Elite" w:hAnsi="Special Elite"/>
+              </w:rPr>
+            </w:pPr>
+            <w:r>
+              <w:rPr>
+                <w:rFonts w:ascii="Special Elite" w:hAnsi="Special Elite"/>
+              </w:rPr>
+              <w:t>1-(3)</w:t>
+            </w:r>
+          </w:p>
+        </w:tc>
+        <w:tc>
+          <w:tcPr>
+            <w:tcW w:w="8347" w:type="dxa"/>
+          </w:tcPr>
+          <w:p>
+            <w:pPr>
+              <w:rPr>
+                <w:rFonts w:ascii="Special Elite" w:hAnsi="Special Elite"/>
+              </w:rPr>
+            </w:pPr>
+            <w:r>
+              <w:rPr>
+                <w:rFonts w:ascii="Special Elite" w:hAnsi="Special Elite"/>
+              </w:rPr>
+              <w:t>1 – len teplota, 2 – len dátum, 3 – oboje</w:t>
+            </w:r>
+          </w:p>
+        </w:tc>
+      </w:tr>
+      <w:tr>
+        <w:tc>
+          <w:tcPr>
+            <w:tcW w:w="447" w:type="dxa"/>
+            <w:tcBorders>
+              <w:top w:val="single" w:sz="4" w:space="0" w:color="auto"/>
+              <w:bottom w:val="single" w:sz="12" w:space="0" w:color="auto"/>
+            </w:tcBorders>
+          </w:tcPr>
+          <w:p>
+            <w:pPr>
+              <w:jc w:val="center"/>
+              <w:rPr>
+                <w:rFonts w:ascii="Special Elite" w:hAnsi="Special Elite"/>
+              </w:rPr>
+            </w:pPr>
+            <w:r>
+              <w:rPr>
+                <w:rFonts w:ascii="Special Elite" w:hAnsi="Special Elite"/>
+              </w:rPr>
+              <w:t>4.</w:t>
+            </w:r>
+          </w:p>
+        </w:tc>
+        <w:tc>
+          <w:tcPr>
+            <w:tcW w:w="814" w:type="dxa"/>
+            <w:tcBorders>
+              <w:top w:val="single" w:sz="4" w:space="0" w:color="auto"/>
+              <w:bottom w:val="single" w:sz="12" w:space="0" w:color="auto"/>
+            </w:tcBorders>
+          </w:tcPr>
+          <w:p>
+            <w:pPr>
+              <w:rPr>
+                <w:rFonts w:ascii="Special Elite" w:hAnsi="Special Elite"/>
+              </w:rPr>
+            </w:pPr>
+            <w:r>
+              <w:rPr>
+                <w:rFonts w:ascii="Special Elite" w:hAnsi="Special Elite"/>
+              </w:rPr>
+              <w:t>--</w:t>
+            </w:r>
+          </w:p>
+        </w:tc>
+        <w:tc>
+          <w:tcPr>
+            <w:tcW w:w="8347" w:type="dxa"/>
+          </w:tcPr>
+          <w:p>
+            <w:pPr>
+              <w:rPr>
+                <w:rFonts w:ascii="Special Elite" w:hAnsi="Special Elite"/>
+              </w:rPr>
+            </w:pPr>
+            <w:r>
+              <w:rPr>
+                <w:rFonts w:ascii="Special Elite" w:hAnsi="Special Elite"/>
+              </w:rPr>
+              <w:t>REZERVOVANÉ – ZATIAĽ NEMÁ VYUŽITIE</w:t>
+            </w:r>
+          </w:p>
+        </w:tc>
+      </w:tr>
+    </w:tbl>
+    <w:p>
+      <w:pPr>
+        <w:rPr>
+          <w:rFonts w:ascii="Special Elite" w:hAnsi="Special Elite"/>
+        </w:rPr>
+      </w:pPr>
+      <w:r>
+        <w:rPr>
+          <w:rFonts w:ascii="Special Elite" w:hAnsi="Special Elite" w:cs="Courier New"/>
+          <w:noProof/>
+          <w:sz w:val="72"/>
+          <w:szCs w:val="72"/>
+        </w:rPr>
+        <mc:AlternateContent>
+          <mc:Choice Requires="wps">
+            <w:drawing>
+              <wp:anchor distT="0" distB="0" distL="114300" distR="114300" simplePos="0" relativeHeight="251701248" behindDoc="0" locked="0" layoutInCell="1" allowOverlap="1" wp14:anchorId="351E2B17" wp14:editId="32DC2C9C">
+                <wp:simplePos x="0" y="0"/>
+                <wp:positionH relativeFrom="column">
+                  <wp:posOffset>5831840</wp:posOffset>
+                </wp:positionH>
+                <wp:positionV relativeFrom="paragraph">
+                  <wp:posOffset>859155</wp:posOffset>
+                </wp:positionV>
+                <wp:extent cx="914400" cy="292100"/>
+                <wp:effectExtent l="0" t="0" r="0" b="0"/>
+                <wp:wrapNone/>
+                <wp:docPr id="17859538" name="Textové pole 1"/>
+                <wp:cNvGraphicFramePr/>
+                <a:graphic xmlns:a="http://schemas.openxmlformats.org/drawingml/2006/main">
+                  <a:graphicData uri="http://schemas.microsoft.com/office/word/2010/wordprocessingShape">
+                    <wps:wsp>
+                      <wps:cNvSpPr txBox="1"/>
+                      <wps:spPr>
+                        <a:xfrm>
+                          <a:off x="0" y="0"/>
+                          <a:ext cx="914400" cy="292100"/>
+                        </a:xfrm>
+                        <a:prstGeom prst="rect">
+                          <a:avLst/>
+                        </a:prstGeom>
+                        <a:noFill/>
+                        <a:ln w="6350">
+                          <a:noFill/>
+                        </a:ln>
+                      </wps:spPr>
+                      <wps:txbx>
+                        <w:txbxContent>
+                          <w:p>
+                            <w:pPr>
+                              <w:rPr>
+                                <w:rFonts w:ascii="Special Elite" w:hAnsi="Special Elite"/>
+                                <w:b/>
+                                <w:bCs/>
+                              </w:rPr>
+                            </w:pPr>
+                            <w:r>
+                              <w:rPr>
+                                <w:rFonts w:ascii="Special Elite" w:hAnsi="Special Elite"/>
+                                <w:b/>
+                                <w:bCs/>
+                              </w:rPr>
+                              <w:fldChar w:fldCharType="begin"/>
+                            </w:r>
+                            <w:r>
+                              <w:rPr>
+                                <w:rFonts w:ascii="Special Elite" w:hAnsi="Special Elite"/>
+                                <w:b/>
+                                <w:bCs/>
+                              </w:rPr>
+                              <w:instrText xml:space="preserve"> PAGE </w:instrText>
+                            </w:r>
+                            <w:r>
+                              <w:rPr>
+                                <w:rFonts w:ascii="Special Elite" w:hAnsi="Special Elite"/>
+                                <w:b/>
+                                <w:bCs/>
+                              </w:rPr>
+                              <w:fldChar w:fldCharType="separate"/>
+                            </w:r>
+                            <w:r>
+                              <w:rPr>
+                                <w:rFonts w:ascii="Special Elite" w:hAnsi="Special Elite"/>
+                                <w:b/>
+                                <w:bCs/>
+                                <w:noProof/>
+                              </w:rPr>
+                              <w:t>11</w:t>
+                            </w:r>
+                            <w:r>
+                              <w:rPr>
+                                <w:rFonts w:ascii="Special Elite" w:hAnsi="Special Elite"/>
+                                <w:b/>
+                                <w:bCs/>
+                              </w:rPr>
+                              <w:fldChar w:fldCharType="end"/>
+                            </w:r>
+                          </w:p>
+                        </w:txbxContent>
+                      </wps:txbx>
+                      <wps:bodyPr rot="0" spcFirstLastPara="0" vertOverflow="overflow" horzOverflow="overflow" vert="horz" wrap="none" lIns="91440" tIns="45720" rIns="91440" bIns="45720" numCol="1" spcCol="0" rtlCol="0" fromWordArt="0" anchor="t" anchorCtr="0" forceAA="0" compatLnSpc="1">
+                        <a:prstTxWarp prst="textNoShape">
+                          <a:avLst/>
+                        </a:prstTxWarp>
+                        <a:noAutofit/>
+                      </wps:bodyPr>
+                    </wps:wsp>
+                  </a:graphicData>
+                </a:graphic>
+                <wp14:sizeRelV relativeFrom="margin">
+                  <wp14:pctHeight>0</wp14:pctHeight>
+                </wp14:sizeRelV>
+              </wp:anchor>
+            </w:drawing>
+          </mc:Choice>
+          <mc:Fallback>
+            <w:pict>
+              <v:shape w14:anchorId="351E2B17" id="_x0000_s1034" type="#_x0000_t202" style="position:absolute;margin-left:459.2pt;margin-top:67.65pt;width:1in;height:23pt;z-index:251701248;visibility:visible;mso-wrap-style:none;mso-height-percent:0;mso-wrap-distance-left:9pt;mso-wrap-distance-top:0;mso-wrap-distance-right:9pt;mso-wrap-distance-bottom:0;mso-position-horizontal:absolute;mso-position-horizontal-relative:text;mso-position-vertical:absolute;mso-position-vertical-relative:text;mso-height-percent:0;mso-height-relative:margin;v-text-anchor:top" o:gfxdata="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" filled="f" stroked="f" strokeweight=".5pt">
+                <v:textbox>
+                  <w:txbxContent>
+                    <w:p>
+                      <w:pPr>
+                        <w:rPr>
+                          <w:rFonts w:ascii="Special Elite" w:hAnsi="Special Elite"/>
+                          <w:b/>
+                          <w:bCs/>
+                        </w:rPr>
+                      </w:pPr>
+                      <w:r>
+                        <w:rPr>
+                          <w:rFonts w:ascii="Special Elite" w:hAnsi="Special Elite"/>
+                          <w:b/>
+                          <w:bCs/>
+                        </w:rPr>
+                        <w:fldChar w:fldCharType="begin"/>
+                      </w:r>
+                      <w:r>
+                        <w:rPr>
+                          <w:rFonts w:ascii="Special Elite" w:hAnsi="Special Elite"/>
+                          <w:b/>
+                          <w:bCs/>
+                        </w:rPr>
+                        <w:instrText xml:space="preserve"> PAGE </w:instrText>
+                      </w:r>
+                      <w:r>
+                        <w:rPr>
+                          <w:rFonts w:ascii="Special Elite" w:hAnsi="Special Elite"/>
+                          <w:b/>
+                          <w:bCs/>
+                        </w:rPr>
+                        <w:fldChar w:fldCharType="separate"/>
+                      </w:r>
+                      <w:r>
+                        <w:rPr>
+                          <w:rFonts w:ascii="Special Elite" w:hAnsi="Special Elite"/>
+                          <w:b/>
+                          <w:bCs/>
+                          <w:noProof/>
+                        </w:rPr>
+                        <w:t>11</w:t>
+                      </w:r>
+                      <w:r>
+                        <w:rPr>
+                          <w:rFonts w:ascii="Special Elite" w:hAnsi="Special Elite"/>
+                          <w:b/>
+                          <w:bCs/>
+                        </w:rPr>
+                        <w:fldChar w:fldCharType="end"/>
+                      </w:r>
+                    </w:p>
+                  </w:txbxContent>
+                </v:textbox>
+              </v:shape>
+            </w:pict>
+          </mc:Fallback>
+        </mc:AlternateContent>
+      </w:r>
+      <w:r>
+        <w:rPr>
+          <w:rFonts w:ascii="Special Elite" w:hAnsi="Special Elite"/>
+        </w:rPr>
+        <w:br w:type="page"/>
+      </w:r>
+    </w:p>
+    <w:tbl>
+      <w:tblPr>
+        <w:tblStyle w:val="Mkatabulky"/>
+        <w:tblpPr w:leftFromText="141" w:rightFromText="141" w:vertAnchor="text" w:horzAnchor="margin" w:tblpY="10"/>
+        <w:tblW w:w="0" w:type="auto"/>
+        <w:tblBorders>
+          <w:top w:val="single" w:sz="12" w:space="0" w:color="auto"/>
+          <w:left w:val="single" w:sz="12" w:space="0" w:color="auto"/>
+          <w:bottom w:val="single" w:sz="12" w:space="0" w:color="auto"/>
+          <w:right w:val="single" w:sz="12" w:space="0" w:color="auto"/>
+        </w:tblBorders>
+        <w:tblLook w:val="04A0" w:firstRow="1" w:lastRow="0" w:firstColumn="1" w:lastColumn="0" w:noHBand="0" w:noVBand="1"/>
+      </w:tblPr>
+      <w:tblGrid>
+        <w:gridCol w:w="447"/>
+        <w:gridCol w:w="956"/>
+        <w:gridCol w:w="8205"/>
+      </w:tblGrid>
+      <w:tr>
+        <w:tc>
+          <w:tcPr>
+            <w:tcW w:w="9608" w:type="dxa"/>
+            <w:gridSpan w:val="3"/>
+            <w:tcBorders>
+              <w:bottom w:val="single" w:sz="12" w:space="0" w:color="auto"/>
+            </w:tcBorders>
+          </w:tcPr>
+          <w:p>
+            <w:pPr>
+              <w:pStyle w:val="Nadpis3"/>
+              <w:rPr>
+                <w:b/>
+                <w:bCs/>
+                <w:lang w:val="sk-SK"/>
+              </w:rPr>
+            </w:pPr>
+            <w:bookmarkStart w:id="9" w:name="_Toc216795019"/>
+            <w:r>
+              <w:rPr>
+                <w:b/>
+                <w:bCs/>
+                <w:lang w:val="sk-SK"/>
+              </w:rPr>
+              <w:lastRenderedPageBreak/>
+              <w:t>STRANA</w:t>
+            </w:r>
+            <w:r>
+              <w:rPr>
+                <w:b/>
+                <w:bCs/>
+                <w:lang w:val="sk-SK"/>
+              </w:rPr>
+              <w:t xml:space="preserve"> </w:t>
+            </w:r>
+            <w:r>
+              <w:rPr>
+                <w:b/>
+                <w:bCs/>
+                <w:lang w:val="sk-SK"/>
+              </w:rPr>
+              <w:t>4</w:t>
+            </w:r>
+            <w:r>
+              <w:rPr>
+                <w:b/>
+                <w:bCs/>
+                <w:lang w:val="sk-SK"/>
+              </w:rPr>
+              <w:t xml:space="preserve"> - Rok</w:t>
+            </w:r>
+            <w:bookmarkEnd w:id="9"/>
+          </w:p>
+        </w:tc>
+      </w:tr>
+      <w:tr>
+        <w:tc>
+          <w:tcPr>
+            <w:tcW w:w="447" w:type="dxa"/>
+            <w:tcBorders>
+              <w:top w:val="single" w:sz="12" w:space="0" w:color="auto"/>
+              <w:bottom w:val="single" w:sz="4" w:space="0" w:color="auto"/>
+            </w:tcBorders>
+          </w:tcPr>
+          <w:p>
+            <w:pPr>
+              <w:jc w:val="center"/>
+              <w:rPr>
+                <w:rFonts w:ascii="Special Elite" w:hAnsi="Special Elite"/>
+              </w:rPr>
+            </w:pPr>
+            <w:r>
+              <w:rPr>
+                <w:rFonts w:ascii="Special Elite" w:hAnsi="Special Elite"/>
+              </w:rPr>
+              <w:t>1.</w:t>
+            </w:r>
+          </w:p>
+        </w:tc>
+        <w:tc>
+          <w:tcPr>
+            <w:tcW w:w="956" w:type="dxa"/>
+            <w:tcBorders>
+              <w:top w:val="single" w:sz="12" w:space="0" w:color="auto"/>
+              <w:bottom w:val="single" w:sz="4" w:space="0" w:color="auto"/>
+            </w:tcBorders>
+          </w:tcPr>
+          <w:p>
+            <w:pPr>
+              <w:jc w:val="center"/>
+              <w:rPr>
+                <w:rFonts w:ascii="Special Elite" w:hAnsi="Special Elite"/>
+              </w:rPr>
+            </w:pPr>
+            <w:r>
+              <w:rPr>
+                <w:rFonts w:ascii="Special Elite" w:hAnsi="Special Elite"/>
+              </w:rPr>
+              <w:t>0-9(2)</w:t>
+            </w:r>
+          </w:p>
+        </w:tc>
+        <w:tc>
+          <w:tcPr>
+            <w:tcW w:w="8205" w:type="dxa"/>
+            <w:vMerge w:val="restart"/>
+          </w:tcPr>
+          <w:p>
+            <w:pPr>
+              <w:rPr>
+                <w:rFonts w:ascii="Special Elite" w:hAnsi="Special Elite"/>
+              </w:rPr>
+            </w:pPr>
+            <w:r>
+              <w:rPr>
+                <w:rFonts w:ascii="Special Elite" w:hAnsi="Special Elite"/>
+              </w:rPr>
+              <w:t>Cifry aktuálneho roku po poradí.</w:t>
+            </w:r>
+          </w:p>
+          <w:p>
+            <w:pPr>
+              <w:rPr>
+                <w:rFonts w:ascii="Special Elite" w:hAnsi="Special Elite"/>
+              </w:rPr>
+            </w:pPr>
+          </w:p>
+        </w:tc>
+      </w:tr>
+      <w:tr>
+        <w:tc>
+          <w:tcPr>
+            <w:tcW w:w="447" w:type="dxa"/>
+            <w:tcBorders>
+              <w:top w:val="single" w:sz="4" w:space="0" w:color="auto"/>
+              <w:bottom w:val="single" w:sz="4" w:space="0" w:color="auto"/>
+            </w:tcBorders>
+          </w:tcPr>
+          <w:p>
+            <w:pPr>
+              <w:jc w:val="center"/>
+              <w:rPr>
+                <w:rFonts w:ascii="Special Elite" w:hAnsi="Special Elite"/>
+              </w:rPr>
+            </w:pPr>
+            <w:r>
+              <w:rPr>
+                <w:rFonts w:ascii="Special Elite" w:hAnsi="Special Elite"/>
+              </w:rPr>
+              <w:t>2.</w:t>
+            </w:r>
+          </w:p>
+        </w:tc>
+        <w:tc>
+          <w:tcPr>
+            <w:tcW w:w="956" w:type="dxa"/>
+            <w:tcBorders>
+              <w:top w:val="single" w:sz="4" w:space="0" w:color="auto"/>
+              <w:bottom w:val="single" w:sz="4" w:space="0" w:color="auto"/>
+            </w:tcBorders>
+          </w:tcPr>
+          <w:p>
+            <w:pPr>
+              <w:jc w:val="center"/>
+              <w:rPr>
+                <w:rFonts w:ascii="Special Elite" w:hAnsi="Special Elite"/>
+              </w:rPr>
+            </w:pPr>
+            <w:r>
+              <w:rPr>
+                <w:rFonts w:ascii="Special Elite" w:hAnsi="Special Elite"/>
+              </w:rPr>
+              <w:t>(0)-9</w:t>
+            </w:r>
+          </w:p>
+        </w:tc>
+        <w:tc>
+          <w:tcPr>
+            <w:tcW w:w="8205" w:type="dxa"/>
+            <w:vMerge/>
+          </w:tcPr>
+          <w:p>
+            <w:pPr>
+              <w:rPr>
+                <w:rFonts w:ascii="Special Elite" w:hAnsi="Special Elite"/>
+              </w:rPr>
+            </w:pPr>
+          </w:p>
+        </w:tc>
+      </w:tr>
+      <w:tr>
+        <w:tc>
+          <w:tcPr>
+            <w:tcW w:w="447" w:type="dxa"/>
+            <w:tcBorders>
+              <w:top w:val="single" w:sz="4" w:space="0" w:color="auto"/>
+              <w:bottom w:val="single" w:sz="4" w:space="0" w:color="auto"/>
+            </w:tcBorders>
+          </w:tcPr>
+          <w:p>
+            <w:pPr>
+              <w:jc w:val="center"/>
+              <w:rPr>
+                <w:rFonts w:ascii="Special Elite" w:hAnsi="Special Elite"/>
+              </w:rPr>
+            </w:pPr>
+            <w:r>
+              <w:rPr>
+                <w:rFonts w:ascii="Special Elite" w:hAnsi="Special Elite"/>
+              </w:rPr>
+              <w:t>3.</w:t>
+            </w:r>
+          </w:p>
+        </w:tc>
+        <w:tc>
+          <w:tcPr>
+            <w:tcW w:w="956" w:type="dxa"/>
+            <w:tcBorders>
+              <w:top w:val="single" w:sz="4" w:space="0" w:color="auto"/>
+              <w:bottom w:val="single" w:sz="4" w:space="0" w:color="auto"/>
+            </w:tcBorders>
+          </w:tcPr>
+          <w:p>
+            <w:pPr>
+              <w:jc w:val="center"/>
+              <w:rPr>
+                <w:rFonts w:ascii="Special Elite" w:hAnsi="Special Elite"/>
+              </w:rPr>
+            </w:pPr>
+            <w:r>
+              <w:rPr>
+                <w:rFonts w:ascii="Special Elite" w:hAnsi="Special Elite"/>
+              </w:rPr>
+              <w:t>(0)-9</w:t>
+            </w:r>
+          </w:p>
+        </w:tc>
+        <w:tc>
+          <w:tcPr>
+            <w:tcW w:w="8205" w:type="dxa"/>
+            <w:vMerge/>
+          </w:tcPr>
+          <w:p>
+            <w:pPr>
+              <w:rPr>
+                <w:rFonts w:ascii="Special Elite" w:hAnsi="Special Elite"/>
+              </w:rPr>
+            </w:pPr>
+          </w:p>
+        </w:tc>
+      </w:tr>
+      <w:tr>
+        <w:tc>
+          <w:tcPr>
+            <w:tcW w:w="447" w:type="dxa"/>
+            <w:tcBorders>
+              <w:top w:val="single" w:sz="4" w:space="0" w:color="auto"/>
+              <w:bottom w:val="single" w:sz="12" w:space="0" w:color="auto"/>
+            </w:tcBorders>
+          </w:tcPr>
+          <w:p>
+            <w:pPr>
+              <w:jc w:val="center"/>
+              <w:rPr>
+                <w:rFonts w:ascii="Special Elite" w:hAnsi="Special Elite"/>
+              </w:rPr>
+            </w:pPr>
+            <w:r>
+              <w:rPr>
+                <w:rFonts w:ascii="Special Elite" w:hAnsi="Special Elite"/>
+              </w:rPr>
+              <w:t>4.</w:t>
+            </w:r>
+          </w:p>
+        </w:tc>
+        <w:tc>
+          <w:tcPr>
+            <w:tcW w:w="956" w:type="dxa"/>
+            <w:tcBorders>
+              <w:top w:val="single" w:sz="4" w:space="0" w:color="auto"/>
+              <w:bottom w:val="single" w:sz="12" w:space="0" w:color="auto"/>
+            </w:tcBorders>
+          </w:tcPr>
+          <w:p>
+            <w:pPr>
+              <w:jc w:val="center"/>
+              <w:rPr>
+                <w:rFonts w:ascii="Special Elite" w:hAnsi="Special Elite"/>
+              </w:rPr>
+            </w:pPr>
+            <w:r>
+              <w:rPr>
+                <w:rFonts w:ascii="Special Elite" w:hAnsi="Special Elite"/>
+              </w:rPr>
+              <w:t>(0)-9</w:t>
+            </w:r>
+          </w:p>
+        </w:tc>
+        <w:tc>
+          <w:tcPr>
+            <w:tcW w:w="8205" w:type="dxa"/>
+            <w:vMerge/>
+          </w:tcPr>
+          <w:p>
+            <w:pPr>
+              <w:rPr>
+                <w:rFonts w:ascii="Special Elite" w:hAnsi="Special Elite"/>
+              </w:rPr>
+            </w:pPr>
+          </w:p>
+        </w:tc>
+      </w:tr>
+    </w:tbl>
+    <w:p>
+      <w:pPr>
+        <w:rPr>
+          <w:rStyle w:val="Nadpis2Char"/>
+        </w:rPr>
+      </w:pPr>
+    </w:p>
+    <w:tbl>
+      <w:tblPr>
+        <w:tblStyle w:val="Mkatabulky"/>
+        <w:tblpPr w:leftFromText="141" w:rightFromText="141" w:vertAnchor="text" w:horzAnchor="margin" w:tblpY="10"/>
+        <w:tblW w:w="0" w:type="auto"/>
+        <w:tblBorders>
+          <w:top w:val="single" w:sz="12" w:space="0" w:color="auto"/>
+          <w:left w:val="single" w:sz="12" w:space="0" w:color="auto"/>
+          <w:bottom w:val="single" w:sz="12" w:space="0" w:color="auto"/>
+          <w:right w:val="single" w:sz="12" w:space="0" w:color="auto"/>
+        </w:tblBorders>
+        <w:tblLook w:val="04A0" w:firstRow="1" w:lastRow="0" w:firstColumn="1" w:lastColumn="0" w:noHBand="0" w:noVBand="1"/>
+      </w:tblPr>
+      <w:tblGrid>
+        <w:gridCol w:w="447"/>
+        <w:gridCol w:w="1098"/>
+        <w:gridCol w:w="8063"/>
+      </w:tblGrid>
+      <w:tr>
+        <w:tc>
+          <w:tcPr>
+            <w:tcW w:w="9608" w:type="dxa"/>
+            <w:gridSpan w:val="3"/>
+            <w:tcBorders>
+              <w:bottom w:val="single" w:sz="12" w:space="0" w:color="auto"/>
+            </w:tcBorders>
+          </w:tcPr>
+          <w:p>
+            <w:pPr>
+              <w:pStyle w:val="Nadpis3"/>
+              <w:rPr>
+                <w:b/>
+                <w:bCs/>
+                <w:lang w:val="sk-SK"/>
+              </w:rPr>
+            </w:pPr>
+            <w:bookmarkStart w:id="10" w:name="_Toc216795020"/>
+            <w:r>
+              <w:rPr>
+                <w:b/>
+                <w:bCs/>
+                <w:lang w:val="sk-SK"/>
+              </w:rPr>
+              <w:t>STRANA</w:t>
+            </w:r>
+            <w:r>
+              <w:rPr>
+                <w:b/>
+                <w:bCs/>
+                <w:lang w:val="sk-SK"/>
+              </w:rPr>
+              <w:t xml:space="preserve"> 5 – </w:t>
+            </w:r>
+            <w:r>
+              <w:rPr>
+                <w:b/>
+                <w:bCs/>
+                <w:lang w:val="sk-SK"/>
+              </w:rPr>
+              <w:t>D</w:t>
+            </w:r>
+            <w:r>
+              <w:rPr>
+                <w:b/>
+                <w:bCs/>
+                <w:lang w:val="sk-SK"/>
+              </w:rPr>
+              <w:t>átum</w:t>
+            </w:r>
+            <w:bookmarkEnd w:id="10"/>
+          </w:p>
+        </w:tc>
+      </w:tr>
+      <w:tr>
+        <w:tc>
+          <w:tcPr>
+            <w:tcW w:w="447" w:type="dxa"/>
+            <w:tcBorders>
+              <w:top w:val="single" w:sz="12" w:space="0" w:color="auto"/>
+              <w:bottom w:val="single" w:sz="4" w:space="0" w:color="auto"/>
+            </w:tcBorders>
+          </w:tcPr>
+          <w:p>
+            <w:pPr>
+              <w:jc w:val="center"/>
+              <w:rPr>
+                <w:rFonts w:ascii="Special Elite" w:hAnsi="Special Elite"/>
+              </w:rPr>
+            </w:pPr>
+            <w:r>
+              <w:rPr>
+                <w:rFonts w:ascii="Special Elite" w:hAnsi="Special Elite"/>
+              </w:rPr>
+              <w:t>1.</w:t>
+            </w:r>
+          </w:p>
+        </w:tc>
+        <w:tc>
+          <w:tcPr>
+            <w:tcW w:w="1098" w:type="dxa"/>
+            <w:tcBorders>
+              <w:top w:val="single" w:sz="12" w:space="0" w:color="auto"/>
+              <w:bottom w:val="single" w:sz="4" w:space="0" w:color="auto"/>
+            </w:tcBorders>
+          </w:tcPr>
+          <w:p>
+            <w:pPr>
+              <w:jc w:val="center"/>
+              <w:rPr>
+                <w:rFonts w:ascii="Special Elite" w:hAnsi="Special Elite"/>
+              </w:rPr>
+            </w:pPr>
+            <w:r>
+              <w:rPr>
+                <w:rFonts w:ascii="Special Elite" w:hAnsi="Special Elite"/>
+              </w:rPr>
+              <w:t>(</w:t>
+            </w:r>
+            <w:r>
+              <w:rPr>
+                <w:rFonts w:ascii="Special Elite" w:hAnsi="Special Elite"/>
+              </w:rPr>
+              <w:t>0</w:t>
+            </w:r>
+            <w:r>
+              <w:rPr>
+                <w:rFonts w:ascii="Special Elite" w:hAnsi="Special Elite"/>
+              </w:rPr>
+              <w:t>)</w:t>
+            </w:r>
+            <w:r>
+              <w:rPr>
+                <w:rFonts w:ascii="Special Elite" w:hAnsi="Special Elite"/>
+              </w:rPr>
+              <w:t>-3</w:t>
+            </w:r>
+          </w:p>
+        </w:tc>
+        <w:tc>
+          <w:tcPr>
+            <w:tcW w:w="8063" w:type="dxa"/>
+            <w:vMerge w:val="restart"/>
+          </w:tcPr>
+          <w:p>
+            <w:pPr>
+              <w:rPr>
+                <w:rFonts w:ascii="Special Elite" w:hAnsi="Special Elite"/>
+              </w:rPr>
+            </w:pPr>
+            <w:r>
+              <w:rPr>
+                <w:rFonts w:ascii="Special Elite" w:hAnsi="Special Elite"/>
+              </w:rPr>
+              <w:t>Deň</w:t>
+            </w:r>
+          </w:p>
+        </w:tc>
+      </w:tr>
+      <w:tr>
+        <w:tc>
+          <w:tcPr>
+            <w:tcW w:w="447" w:type="dxa"/>
+            <w:tcBorders>
+              <w:top w:val="single" w:sz="4" w:space="0" w:color="auto"/>
+              <w:bottom w:val="single" w:sz="4" w:space="0" w:color="auto"/>
+            </w:tcBorders>
+          </w:tcPr>
+          <w:p>
+            <w:pPr>
+              <w:jc w:val="center"/>
+              <w:rPr>
+                <w:rFonts w:ascii="Special Elite" w:hAnsi="Special Elite"/>
+              </w:rPr>
+            </w:pPr>
+            <w:r>
+              <w:rPr>
+                <w:rFonts w:ascii="Special Elite" w:hAnsi="Special Elite"/>
+              </w:rPr>
+              <w:t>2.</w:t>
+            </w:r>
+          </w:p>
+        </w:tc>
+        <w:tc>
+          <w:tcPr>
+            <w:tcW w:w="1098" w:type="dxa"/>
+            <w:tcBorders>
+              <w:top w:val="single" w:sz="4" w:space="0" w:color="auto"/>
+              <w:bottom w:val="single" w:sz="4" w:space="0" w:color="auto"/>
+            </w:tcBorders>
+          </w:tcPr>
+          <w:p>
+            <w:pPr>
+              <w:jc w:val="center"/>
+              <w:rPr>
+                <w:rFonts w:ascii="Special Elite" w:hAnsi="Special Elite"/>
+              </w:rPr>
+            </w:pPr>
+            <w:r>
+              <w:rPr>
+                <w:rFonts w:ascii="Special Elite" w:hAnsi="Special Elite"/>
+              </w:rPr>
+              <w:t>0-9</w:t>
+            </w:r>
+            <w:r>
+              <w:rPr>
+                <w:rFonts w:ascii="Special Elite" w:hAnsi="Special Elite"/>
+              </w:rPr>
+              <w:t>(1)</w:t>
+            </w:r>
+          </w:p>
+        </w:tc>
+        <w:tc>
+          <w:tcPr>
+            <w:tcW w:w="8063" w:type="dxa"/>
+            <w:vMerge/>
+          </w:tcPr>
+          <w:p>
+            <w:pPr>
+              <w:rPr>
+                <w:rFonts w:ascii="Special Elite" w:hAnsi="Special Elite"/>
+              </w:rPr>
+            </w:pPr>
+          </w:p>
+        </w:tc>
+      </w:tr>
+      <w:tr>
+        <w:tc>
+          <w:tcPr>
+            <w:tcW w:w="447" w:type="dxa"/>
+            <w:tcBorders>
+              <w:top w:val="single" w:sz="4" w:space="0" w:color="auto"/>
+              <w:bottom w:val="single" w:sz="4" w:space="0" w:color="auto"/>
+            </w:tcBorders>
+          </w:tcPr>
+          <w:p>
+            <w:pPr>
+              <w:jc w:val="center"/>
+              <w:rPr>
+                <w:rFonts w:ascii="Special Elite" w:hAnsi="Special Elite"/>
+              </w:rPr>
+            </w:pPr>
+            <w:r>
+              <w:rPr>
+                <w:rFonts w:ascii="Special Elite" w:hAnsi="Special Elite"/>
+              </w:rPr>
+              <w:t>3.</w:t>
+            </w:r>
+          </w:p>
+        </w:tc>
+        <w:tc>
+          <w:tcPr>
+            <w:tcW w:w="1098" w:type="dxa"/>
+            <w:tcBorders>
+              <w:top w:val="single" w:sz="4" w:space="0" w:color="auto"/>
+              <w:bottom w:val="single" w:sz="4" w:space="0" w:color="auto"/>
+            </w:tcBorders>
+          </w:tcPr>
+          <w:p>
+            <w:pPr>
+              <w:jc w:val="center"/>
+              <w:rPr>
+                <w:rFonts w:ascii="Special Elite" w:hAnsi="Special Elite"/>
+              </w:rPr>
+            </w:pPr>
+            <w:r>
+              <w:rPr>
+                <w:rFonts w:ascii="Special Elite" w:hAnsi="Special Elite"/>
+              </w:rPr>
+              <w:t>(</w:t>
+            </w:r>
+            <w:r>
+              <w:rPr>
+                <w:rFonts w:ascii="Special Elite" w:hAnsi="Special Elite"/>
+              </w:rPr>
+              <w:t>0</w:t>
+            </w:r>
+            <w:r>
+              <w:rPr>
+                <w:rFonts w:ascii="Special Elite" w:hAnsi="Special Elite"/>
+              </w:rPr>
+              <w:t>)</w:t>
+            </w:r>
+            <w:r>
+              <w:rPr>
+                <w:rFonts w:ascii="Special Elite" w:hAnsi="Special Elite"/>
+              </w:rPr>
+              <w:t>-1</w:t>
+            </w:r>
+          </w:p>
+        </w:tc>
+        <w:tc>
+          <w:tcPr>
+            <w:tcW w:w="8063" w:type="dxa"/>
+            <w:vMerge w:val="restart"/>
+          </w:tcPr>
+          <w:p>
+            <w:pPr>
+              <w:rPr>
+                <w:rFonts w:ascii="Special Elite" w:hAnsi="Special Elite"/>
+              </w:rPr>
+            </w:pPr>
+            <w:r>
+              <w:rPr>
+                <w:rFonts w:ascii="Special Elite" w:hAnsi="Special Elite"/>
+              </w:rPr>
+              <w:t>Mesiac</w:t>
+            </w:r>
+          </w:p>
+        </w:tc>
+      </w:tr>
+      <w:tr>
+        <w:tc>
+          <w:tcPr>
+            <w:tcW w:w="447" w:type="dxa"/>
+            <w:tcBorders>
+              <w:top w:val="single" w:sz="4" w:space="0" w:color="auto"/>
+              <w:bottom w:val="single" w:sz="12" w:space="0" w:color="auto"/>
+            </w:tcBorders>
+          </w:tcPr>
+          <w:p>
+            <w:pPr>
+              <w:jc w:val="center"/>
+              <w:rPr>
+                <w:rFonts w:ascii="Special Elite" w:hAnsi="Special Elite"/>
+              </w:rPr>
+            </w:pPr>
+            <w:r>
+              <w:rPr>
+                <w:rFonts w:ascii="Special Elite" w:hAnsi="Special Elite"/>
+              </w:rPr>
+              <w:t>4.</w:t>
+            </w:r>
+          </w:p>
+        </w:tc>
+        <w:tc>
+          <w:tcPr>
+            <w:tcW w:w="1098" w:type="dxa"/>
+            <w:tcBorders>
+              <w:top w:val="single" w:sz="4" w:space="0" w:color="auto"/>
+              <w:bottom w:val="single" w:sz="12" w:space="0" w:color="auto"/>
+            </w:tcBorders>
+          </w:tcPr>
+          <w:p>
+            <w:pPr>
+              <w:jc w:val="center"/>
+              <w:rPr>
+                <w:rFonts w:ascii="Special Elite" w:hAnsi="Special Elite"/>
+              </w:rPr>
+            </w:pPr>
+            <w:r>
+              <w:rPr>
+                <w:rFonts w:ascii="Special Elite" w:hAnsi="Special Elite"/>
+              </w:rPr>
+              <w:t>0-9</w:t>
+            </w:r>
+            <w:r>
+              <w:rPr>
+                <w:rFonts w:ascii="Special Elite" w:hAnsi="Special Elite"/>
+              </w:rPr>
+              <w:t>(1)</w:t>
+            </w:r>
+          </w:p>
+        </w:tc>
+        <w:tc>
+          <w:tcPr>
+            <w:tcW w:w="8063" w:type="dxa"/>
+            <w:vMerge/>
+          </w:tcPr>
+          <w:p>
+            <w:pPr>
+              <w:rPr>
+                <w:rFonts w:ascii="Special Elite" w:hAnsi="Special Elite"/>
+              </w:rPr>
+            </w:pPr>
+          </w:p>
+        </w:tc>
+      </w:tr>
+    </w:tbl>
+    <w:p>
+      <w:pPr>
+        <w:rPr>
+          <w:rStyle w:val="Nadpis2Char"/>
+        </w:rPr>
+      </w:pPr>
+      <w:r>
+        <w:rPr>
+          <w:rFonts w:ascii="Special Elite" w:hAnsi="Special Elite" w:cs="Courier New"/>
+          <w:noProof/>
+          <w:sz w:val="72"/>
+          <w:szCs w:val="72"/>
+        </w:rPr>
+        <mc:AlternateContent>
+          <mc:Choice Requires="wps">
+            <w:drawing>
+              <wp:anchor distT="0" distB="0" distL="114300" distR="114300" simplePos="0" relativeHeight="251703296" behindDoc="0" locked="0" layoutInCell="1" allowOverlap="1" wp14:anchorId="5479B858" wp14:editId="304671F5">
+                <wp:simplePos x="0" y="0"/>
+                <wp:positionH relativeFrom="column">
+                  <wp:posOffset>5821680</wp:posOffset>
+                </wp:positionH>
+                <wp:positionV relativeFrom="paragraph">
+                  <wp:posOffset>884555</wp:posOffset>
+                </wp:positionV>
+                <wp:extent cx="914400" cy="292100"/>
+                <wp:effectExtent l="0" t="0" r="0" b="0"/>
+                <wp:wrapNone/>
+                <wp:docPr id="195950493" name="Textové pole 1"/>
+                <wp:cNvGraphicFramePr/>
+                <a:graphic xmlns:a="http://schemas.openxmlformats.org/drawingml/2006/main">
+                  <a:graphicData uri="http://schemas.microsoft.com/office/word/2010/wordprocessingShape">
+                    <wps:wsp>
+                      <wps:cNvSpPr txBox="1"/>
+                      <wps:spPr>
+                        <a:xfrm>
+                          <a:off x="0" y="0"/>
+                          <a:ext cx="914400" cy="292100"/>
+                        </a:xfrm>
+                        <a:prstGeom prst="rect">
+                          <a:avLst/>
+                        </a:prstGeom>
+                        <a:noFill/>
+                        <a:ln w="6350">
+                          <a:noFill/>
+                        </a:ln>
+                      </wps:spPr>
+                      <wps:txbx>
+                        <w:txbxContent>
+                          <w:p>
+                            <w:pPr>
+                              <w:rPr>
+                                <w:rFonts w:ascii="Special Elite" w:hAnsi="Special Elite"/>
+                                <w:b/>
+                                <w:bCs/>
+                              </w:rPr>
+                            </w:pPr>
+                            <w:r>
+                              <w:rPr>
+                                <w:b/>
+                                <w:bCs/>
+                              </w:rPr>
+                              <w:fldChar w:fldCharType="begin"/>
+                            </w:r>
+                            <w:r>
+                              <w:rPr>
+                                <w:b/>
+                                <w:bCs/>
+                              </w:rPr>
+                              <w:instrText xml:space="preserve"> PAGE </w:instrText>
+                            </w:r>
+                            <w:r>
+                              <w:rPr>
+                                <w:b/>
+                                <w:bCs/>
+                              </w:rPr>
+                              <w:fldChar w:fldCharType="separate"/>
+                            </w:r>
+                            <w:r>
+                              <w:rPr>
+                                <w:b/>
+                                <w:bCs/>
+                                <w:noProof/>
+                              </w:rPr>
+                              <w:t>12</w:t>
+                            </w:r>
+                            <w:r>
+                              <w:rPr>
+                                <w:b/>
+                                <w:bCs/>
+                              </w:rPr>
+                              <w:fldChar w:fldCharType="end"/>
+                            </w:r>
+                          </w:p>
+                        </w:txbxContent>
+                      </wps:txbx>
+                      <wps:bodyPr rot="0" spcFirstLastPara="0" vertOverflow="overflow" horzOverflow="overflow" vert="horz" wrap="none" lIns="91440" tIns="45720" rIns="91440" bIns="45720" numCol="1" spcCol="0" rtlCol="0" fromWordArt="0" anchor="t" anchorCtr="0" forceAA="0" compatLnSpc="1">
+                        <a:prstTxWarp prst="textNoShape">
+                          <a:avLst/>
+                        </a:prstTxWarp>
+                        <a:noAutofit/>
+                      </wps:bodyPr>
+                    </wps:wsp>
+                  </a:graphicData>
+                </a:graphic>
+                <wp14:sizeRelV relativeFrom="margin">
+                  <wp14:pctHeight>0</wp14:pctHeight>
+                </wp14:sizeRelV>
+              </wp:anchor>
+            </w:drawing>
+          </mc:Choice>
+          <mc:Fallback>
+            <w:pict>
+              <v:shape w14:anchorId="5479B858" id="_x0000_s1035" type="#_x0000_t202" style="position:absolute;margin-left:458.4pt;margin-top:69.65pt;width:1in;height:23pt;z-index:251703296;visibility:visible;mso-wrap-style:none;mso-height-percent:0;mso-wrap-distance-left:9pt;mso-wrap-distance-top:0;mso-wrap-distance-right:9pt;mso-wrap-distance-bottom:0;mso-position-horizontal:absolute;mso-position-horizontal-relative:text;mso-position-vertical:absolute;mso-position-vertical-relative:text;mso-height-percent:0;mso-height-relative:margin;v-text-anchor:top" o:gfxdata="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" filled="f" stroked="f" strokeweight=".5pt">
+                <v:textbox>
+                  <w:txbxContent>
+                    <w:p>
+                      <w:pPr>
+                        <w:rPr>
+                          <w:rFonts w:ascii="Special Elite" w:hAnsi="Special Elite"/>
+                          <w:b/>
+                          <w:bCs/>
+                        </w:rPr>
+                      </w:pPr>
+                      <w:r>
+                        <w:rPr>
+                          <w:b/>
+                          <w:bCs/>
+                        </w:rPr>
+                        <w:fldChar w:fldCharType="begin"/>
+                      </w:r>
+                      <w:r>
+                        <w:rPr>
+                          <w:b/>
+                          <w:bCs/>
+                        </w:rPr>
+                        <w:instrText xml:space="preserve"> PAGE </w:instrText>
+                      </w:r>
+                      <w:r>
+                        <w:rPr>
+                          <w:b/>
+                          <w:bCs/>
+                        </w:rPr>
+                        <w:fldChar w:fldCharType="separate"/>
+                      </w:r>
+                      <w:r>
+                        <w:rPr>
+                          <w:b/>
+                          <w:bCs/>
+                          <w:noProof/>
+                        </w:rPr>
+                        <w:t>12</w:t>
+                      </w:r>
+                      <w:r>
+                        <w:rPr>
+                          <w:b/>
+                          <w:bCs/>
+                        </w:rPr>
+                        <w:fldChar w:fldCharType="end"/>
+                      </w:r>
+                    </w:p>
+                  </w:txbxContent>
+                </v:textbox>
+              </v:shape>
+            </w:pict>
+          </mc:Fallback>
+        </mc:AlternateContent>
+      </w:r>
+    </w:p>
+    <w:p>
+      <w:pPr>
+        <w:rPr>
+          <w:rStyle w:val="Nadpis2Char"/>
+          <w:rFonts w:ascii="Courier New" w:eastAsiaTheme="minorHAnsi" w:hAnsi="Courier New" w:cstheme="minorBidi"/>
+          <w:b w:val="0"/>
+          <w:noProof/>
+          <w:color w:val="auto"/>
+          <w:szCs w:val="24"/>
+          <w:u w:val="none"/>
+        </w:rPr>
+      </w:pPr>
+      <w:bookmarkStart w:id="11" w:name="_Toc216795021"/>
+      <w:r>
+        <w:rPr>
+          <w:noProof/>
+        </w:rPr>
+        <w:lastRenderedPageBreak/>
+        <w:drawing>
+          <wp:anchor distT="0" distB="0" distL="114300" distR="114300" simplePos="0" relativeHeight="251724800" behindDoc="1" locked="0" layoutInCell="1" allowOverlap="1" wp14:anchorId="01C358B1" wp14:editId="0977D6C5">
+            <wp:simplePos x="0" y="0"/>
+            <wp:positionH relativeFrom="column">
+              <wp:posOffset>2110105</wp:posOffset>
+            </wp:positionH>
+            <wp:positionV relativeFrom="paragraph">
+              <wp:posOffset>1042670</wp:posOffset>
+            </wp:positionV>
+            <wp:extent cx="1665514" cy="1208343"/>
+            <wp:effectExtent l="0" t="0" r="0" b="0"/>
+            <wp:wrapNone/>
+            <wp:docPr id="539142766" name="Obrázek 1"/>
+            <wp:cNvGraphicFramePr>
+              <a:graphicFrameLocks xmlns:a="http://schemas.openxmlformats.org/drawingml/2006/main" noChangeAspect="1"/>
+            </wp:cNvGraphicFramePr>
+            <a:graphic xmlns:a="http://schemas.openxmlformats.org/drawingml/2006/main">
+              <a:graphicData uri="http://schemas.openxmlformats.org/drawingml/2006/picture">
+                <pic:pic xmlns:pic="http://schemas.openxmlformats.org/drawingml/2006/picture">
+                  <pic:nvPicPr>
+                    <pic:cNvPr id="539142766" name=""/>
+                    <pic:cNvPicPr/>
+                  </pic:nvPicPr>
+                  <pic:blipFill rotWithShape="1">
+                    <a:blip r:embed="rId10" cstate="print">
+                      <a:extLst>
+                        <a:ext uri="{28A0092B-C50C-407E-A947-70E740481C1C}">
+                          <a14:useLocalDpi xmlns:a14="http://schemas.microsoft.com/office/drawing/2010/main" val="0"/>
+                        </a:ext>
+                      </a:extLst>
+                    </a:blip>
+                    <a:srcRect t="33167" b="18494"/>
+                    <a:stretch>
+                      <a:fillRect/>
+                    </a:stretch>
+                  </pic:blipFill>
+                  <pic:spPr bwMode="auto">
+                    <a:xfrm>
+                      <a:off x="0" y="0"/>
+                      <a:ext cx="1665514" cy="1208343"/>
+                    </a:xfrm>
+                    <a:prstGeom prst="rect">
+                      <a:avLst/>
+                    </a:prstGeom>
+                    <a:ln>
+                      <a:noFill/>
+                    </a:ln>
+                    <a:extLst>
+                      <a:ext uri="{53640926-AAD7-44D8-BBD7-CCE9431645EC}">
+                        <a14:shadowObscured xmlns:a14="http://schemas.microsoft.com/office/drawing/2010/main"/>
+                      </a:ext>
+                    </a:extLst>
+                  </pic:spPr>
+                </pic:pic>
+              </a:graphicData>
+            </a:graphic>
+            <wp14:sizeRelH relativeFrom="margin">
+              <wp14:pctWidth>0</wp14:pctWidth>
+            </wp14:sizeRelH>
+            <wp14:sizeRelV relativeFrom="margin">
+              <wp14:pctHeight>0</wp14:pctHeight>
+            </wp14:sizeRelV>
+          </wp:anchor>
+        </w:drawing>
+      </w:r>
+      <w:r>
+        <w:rPr>
+          <w:rFonts w:ascii="Special Elite" w:hAnsi="Special Elite" w:cs="Courier New"/>
+          <w:noProof/>
+          <w:sz w:val="72"/>
+          <w:szCs w:val="72"/>
+        </w:rPr>
+        <mc:AlternateContent>
+          <mc:Choice Requires="wps">
+            <w:drawing>
+              <wp:anchor distT="0" distB="0" distL="114300" distR="114300" simplePos="0" relativeHeight="251705344" behindDoc="0" locked="0" layoutInCell="1" allowOverlap="1" wp14:anchorId="3C0652FC" wp14:editId="41F71EC4">
+                <wp:simplePos x="0" y="0"/>
+                <wp:positionH relativeFrom="column">
+                  <wp:posOffset>5895340</wp:posOffset>
+                </wp:positionH>
+                <wp:positionV relativeFrom="paragraph">
+                  <wp:posOffset>2030518</wp:posOffset>
+                </wp:positionV>
+                <wp:extent cx="914400" cy="292100"/>
+                <wp:effectExtent l="0" t="0" r="0" b="0"/>
+                <wp:wrapNone/>
+                <wp:docPr id="2100449097" name="Textové pole 1"/>
+                <wp:cNvGraphicFramePr/>
+                <a:graphic xmlns:a="http://schemas.openxmlformats.org/drawingml/2006/main">
+                  <a:graphicData uri="http://schemas.microsoft.com/office/word/2010/wordprocessingShape">
+                    <wps:wsp>
+                      <wps:cNvSpPr txBox="1"/>
+                      <wps:spPr>
+                        <a:xfrm>
+                          <a:off x="0" y="0"/>
+                          <a:ext cx="914400" cy="292100"/>
+                        </a:xfrm>
+                        <a:prstGeom prst="rect">
+                          <a:avLst/>
+                        </a:prstGeom>
+                        <a:noFill/>
+                        <a:ln w="6350">
+                          <a:noFill/>
+                        </a:ln>
+                      </wps:spPr>
+                      <wps:txbx>
+                        <w:txbxContent>
+                          <w:p>
+                            <w:pPr>
+                              <w:rPr>
+                                <w:rFonts w:ascii="Special Elite" w:hAnsi="Special Elite"/>
+                                <w:b/>
+                                <w:bCs/>
+                              </w:rPr>
+                            </w:pPr>
+                            <w:r>
+                              <w:rPr>
+                                <w:rFonts w:ascii="Special Elite" w:hAnsi="Special Elite"/>
+                                <w:b/>
+                                <w:bCs/>
+                              </w:rPr>
+                              <w:fldChar w:fldCharType="begin"/>
+                            </w:r>
+                            <w:r>
+                              <w:rPr>
+                                <w:rFonts w:ascii="Special Elite" w:hAnsi="Special Elite"/>
+                                <w:b/>
+                                <w:bCs/>
+                              </w:rPr>
+                              <w:instrText xml:space="preserve"> PAGE </w:instrText>
+                            </w:r>
+                            <w:r>
+                              <w:rPr>
+                                <w:rFonts w:ascii="Special Elite" w:hAnsi="Special Elite"/>
+                                <w:b/>
+                                <w:bCs/>
+                              </w:rPr>
+                              <w:fldChar w:fldCharType="separate"/>
+                            </w:r>
+                            <w:r>
+                              <w:rPr>
+                                <w:rFonts w:ascii="Special Elite" w:hAnsi="Special Elite"/>
+                                <w:b/>
+                                <w:bCs/>
+                                <w:noProof/>
+                              </w:rPr>
+                              <w:t>13</w:t>
+                            </w:r>
+                            <w:r>
+                              <w:rPr>
+                                <w:rFonts w:ascii="Special Elite" w:hAnsi="Special Elite"/>
+                                <w:b/>
+                                <w:bCs/>
+                              </w:rPr>
+                              <w:fldChar w:fldCharType="end"/>
+                            </w:r>
+                          </w:p>
+                        </w:txbxContent>
+                      </wps:txbx>
+                      <wps:bodyPr rot="0" spcFirstLastPara="0" vertOverflow="overflow" horzOverflow="overflow" vert="horz" wrap="none" lIns="91440" tIns="45720" rIns="91440" bIns="45720" numCol="1" spcCol="0" rtlCol="0" fromWordArt="0" anchor="t" anchorCtr="0" forceAA="0" compatLnSpc="1">
+                        <a:prstTxWarp prst="textNoShape">
+                          <a:avLst/>
+                        </a:prstTxWarp>
+                        <a:noAutofit/>
+                      </wps:bodyPr>
+                    </wps:wsp>
+                  </a:graphicData>
+                </a:graphic>
+                <wp14:sizeRelV relativeFrom="margin">
+                  <wp14:pctHeight>0</wp14:pctHeight>
+                </wp14:sizeRelV>
+              </wp:anchor>
+            </w:drawing>
+          </mc:Choice>
+          <mc:Fallback>
+            <w:pict>
+              <v:shape w14:anchorId="3C0652FC" id="_x0000_s1036" type="#_x0000_t202" style="position:absolute;margin-left:464.2pt;margin-top:159.9pt;width:1in;height:23pt;z-index:251705344;visibility:visible;mso-wrap-style:none;mso-height-percent:0;mso-wrap-distance-left:9pt;mso-wrap-distance-top:0;mso-wrap-distance-right:9pt;mso-wrap-distance-bottom:0;mso-position-horizontal:absolute;mso-position-horizontal-relative:text;mso-position-vertical:absolute;mso-position-vertical-relative:text;mso-height-percent:0;mso-height-relative:margin;v-text-anchor:top" o:gfxdata="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" filled="f" stroked="f" strokeweight=".5pt">
+                <v:textbox>
+                  <w:txbxContent>
+                    <w:p>
+                      <w:pPr>
+                        <w:rPr>
+                          <w:rFonts w:ascii="Special Elite" w:hAnsi="Special Elite"/>
+                          <w:b/>
+                          <w:bCs/>
+                        </w:rPr>
+                      </w:pPr>
+                      <w:r>
+                        <w:rPr>
+                          <w:rFonts w:ascii="Special Elite" w:hAnsi="Special Elite"/>
+                          <w:b/>
+                          <w:bCs/>
+                        </w:rPr>
+                        <w:fldChar w:fldCharType="begin"/>
+                      </w:r>
+                      <w:r>
+                        <w:rPr>
+                          <w:rFonts w:ascii="Special Elite" w:hAnsi="Special Elite"/>
+                          <w:b/>
+                          <w:bCs/>
+                        </w:rPr>
+                        <w:instrText xml:space="preserve"> PAGE </w:instrText>
+                      </w:r>
+                      <w:r>
+                        <w:rPr>
+                          <w:rFonts w:ascii="Special Elite" w:hAnsi="Special Elite"/>
+                          <w:b/>
+                          <w:bCs/>
+                        </w:rPr>
+                        <w:fldChar w:fldCharType="separate"/>
+                      </w:r>
+                      <w:r>
+                        <w:rPr>
+                          <w:rFonts w:ascii="Special Elite" w:hAnsi="Special Elite"/>
+                          <w:b/>
+                          <w:bCs/>
+                          <w:noProof/>
+                        </w:rPr>
+                        <w:t>13</w:t>
+                      </w:r>
+                      <w:r>
+                        <w:rPr>
+                          <w:rFonts w:ascii="Special Elite" w:hAnsi="Special Elite"/>
+                          <w:b/>
+                          <w:bCs/>
+                        </w:rPr>
+                        <w:fldChar w:fldCharType="end"/>
+                      </w:r>
+                    </w:p>
+                  </w:txbxContent>
+                </v:textbox>
+              </v:shape>
+            </w:pict>
+          </mc:Fallback>
+        </mc:AlternateContent>
+      </w:r>
+      <w:r>
+        <w:rPr>
+          <w:rStyle w:val="Nadpis2Char"/>
+        </w:rPr>
+        <w:t>Resetovanie hodín</w:t>
+      </w:r>
+      <w:r>
+        <w:rPr>
+          <w:rFonts w:ascii="Special Elite" w:hAnsi="Special Elite"/>
+        </w:rPr>
+        <w:br/>
+      </w:r>
+      <w:r>
+        <w:rPr>
+          <w:rFonts w:ascii="Special Elite" w:hAnsi="Special Elite"/>
+        </w:rPr>
+        <w:t>Na doske plošného spoja hodín je v pravej hornej časti osadené malé tlačidlo s nápisom RESET. Krátkym stlačením tohto tlačidla sa reštartujú hodiny. Dlhým stlačením tohto tlačidla sa tiež reštartujú ale pokiaľ toto tlačidlo ostáva stlačené aj pri načítaní hodín, všetky nastavenia sa nastavia na predvolené hodnoty a indikačná LED-ka trikrát zabliká.</w:t>
+      </w:r>
+      <w:r>
+        <w:rPr>
+          <w:rFonts w:ascii="Special Elite" w:hAnsi="Special Elite"/>
+        </w:rPr>
+        <w:br/>
+      </w:r>
+      <w:r>
+        <w:rPr>
+          <w:rFonts w:ascii="Special Elite" w:hAnsi="Special Elite"/>
+          <w:b/>
+          <w:bCs/>
+        </w:rPr>
+        <w:br/>
+      </w:r>
+      <w:r>
+        <w:rPr>
+          <w:rStyle w:val="Nadpis2Char"/>
+        </w:rPr>
+        <w:br/>
+      </w:r>
+      <w:r>
+        <w:rPr>
+          <w:rStyle w:val="Nadpis2Char"/>
+        </w:rPr>
+        <w:br/>
+      </w:r>
+    </w:p>
+    <w:p>
+      <w:pPr>
+        <w:rPr>
+          <w:rStyle w:val="Nadpis2Char"/>
+          <w:rFonts w:eastAsiaTheme="minorHAnsi" w:cstheme="minorBidi"/>
+          <w:b w:val="0"/>
+          <w:color w:val="auto"/>
+          <w:szCs w:val="24"/>
+          <w:u w:val="none"/>
+        </w:rPr>
+      </w:pPr>
+      <w:r>
+        <w:rPr>
+          <w:rStyle w:val="Nadpis2Char"/>
+        </w:rPr>
+        <w:lastRenderedPageBreak/>
+        <w:t>Firmvér</w:t>
+      </w:r>
+      <w:bookmarkEnd w:id="11"/>
+      <w:r>
+        <w:rPr>
+          <w:rFonts w:ascii="Special Elite" w:hAnsi="Special Elite" w:cs="Courier New"/>
+        </w:rPr>
+        <w:br/>
+        <w:t xml:space="preserve">Hodiny sú riadené čipom </w:t>
+      </w:r>
+      <w:r>
+        <w:rPr>
+          <w:rFonts w:ascii="Special Elite" w:hAnsi="Special Elite" w:cs="Courier New"/>
+        </w:rPr>
+        <w:t>ATmega328</w:t>
+      </w:r>
+      <w:r>
+        <w:rPr>
+          <w:rFonts w:ascii="Special Elite" w:hAnsi="Special Elite" w:cs="Courier New"/>
+        </w:rPr>
+        <w:t>P</w:t>
+      </w:r>
+      <w:r>
+        <w:rPr>
+          <w:rFonts w:ascii="Special Elite" w:hAnsi="Special Elite" w:cs="Courier New"/>
+        </w:rPr>
+        <w:t xml:space="preserve"> </w:t>
+      </w:r>
+      <w:r>
+        <w:rPr>
+          <w:rFonts w:ascii="Special Elite" w:hAnsi="Special Elite" w:cs="Courier New"/>
+        </w:rPr>
+        <w:t>s </w:t>
+      </w:r>
+      <w:r>
+        <w:rPr>
+          <w:rFonts w:ascii="Special Elite" w:hAnsi="Special Elite" w:cs="Courier New"/>
+        </w:rPr>
+        <w:t>p</w:t>
+      </w:r>
+      <w:r>
+        <w:rPr>
+          <w:rFonts w:ascii="Special Elite" w:hAnsi="Special Elite" w:cs="Courier New"/>
+        </w:rPr>
+        <w:t>r</w:t>
+      </w:r>
+      <w:r>
+        <w:rPr>
+          <w:rFonts w:ascii="Special Elite" w:hAnsi="Special Elite" w:cs="Courier New"/>
+        </w:rPr>
+        <w:t>edin</w:t>
+      </w:r>
+      <w:r>
+        <w:rPr>
+          <w:rFonts w:ascii="Special Elite" w:hAnsi="Special Elite" w:cs="Courier New"/>
+        </w:rPr>
+        <w:t>š</w:t>
+      </w:r>
+      <w:r>
+        <w:rPr>
+          <w:rFonts w:ascii="Special Elite" w:hAnsi="Special Elite" w:cs="Courier New"/>
+        </w:rPr>
+        <w:t>talovaným</w:t>
+      </w:r>
+      <w:r>
+        <w:rPr>
+          <w:rFonts w:ascii="Special Elite" w:hAnsi="Special Elite" w:cs="Courier New"/>
+        </w:rPr>
+        <w:t xml:space="preserve"> firmvérom KRONOS I</w:t>
+      </w:r>
+      <w:r>
+        <w:rPr>
+          <w:rFonts w:ascii="Special Elite" w:hAnsi="Special Elite" w:cs="Courier New"/>
+        </w:rPr>
+        <w:t>I, ktorý je možné v prípade potreby preinštalovať pomocou ICSP zbernice osadenej na doske hodín.</w:t>
+      </w:r>
+      <w:r>
+        <w:rPr>
+          <w:rFonts w:ascii="Special Elite" w:hAnsi="Special Elite" w:cs="Courier New"/>
+        </w:rPr>
+        <w:t xml:space="preserve"> Pri nahrávaní nového programu do čipu hodín svieti indikačná LED-ka jasn</w:t>
+      </w:r>
+      <w:r>
+        <w:rPr>
+          <w:rFonts w:ascii="Special Elite" w:hAnsi="Special Elite" w:cs="Courier New"/>
+        </w:rPr>
+        <w:t>e</w:t>
+      </w:r>
+      <w:r>
+        <w:rPr>
+          <w:rFonts w:ascii="Special Elite" w:hAnsi="Special Elite" w:cs="Courier New"/>
+        </w:rPr>
+        <w:t xml:space="preserve"> modrou farbou.</w:t>
+      </w:r>
+    </w:p>
+    <w:p>
+      <w:pPr>
+        <w:jc w:val="both"/>
+        <w:rPr>
+          <w:rFonts w:ascii="Special Elite" w:hAnsi="Special Elite"/>
+        </w:rPr>
+      </w:pPr>
+      <w:bookmarkStart w:id="12" w:name="_Toc216795022"/>
+      <w:r>
+        <w:rPr>
+          <w:rStyle w:val="Nadpis2Char"/>
+        </w:rPr>
+        <w:t>Pamäť</w:t>
+      </w:r>
+      <w:bookmarkEnd w:id="12"/>
+      <w:r>
+        <w:rPr>
+          <w:rStyle w:val="Nadpis2Char"/>
+        </w:rPr>
+        <w:br/>
+      </w:r>
+      <w:r>
+        <w:rPr>
+          <w:rFonts w:ascii="Special Elite" w:hAnsi="Special Elite"/>
+        </w:rPr>
+        <w:t xml:space="preserve">Súčasťou čipu je aj 1 kB EEPROM pamäť ktorá uchováva nastavenia aj po kompletnom vypnutí hodín. Životnosť každej z jej pamäťových bajtových buniek je 100 000 zápisov. Pre zvýšenie životnosti </w:t>
+      </w:r>
+      <w:r>
+        <w:rPr>
+          <w:rFonts w:ascii="Special Elite" w:hAnsi="Special Elite"/>
+        </w:rPr>
+        <w:t xml:space="preserve">zapisujeme </w:t>
+      </w:r>
+      <w:r>
+        <w:rPr>
+          <w:rFonts w:ascii="Special Elite" w:hAnsi="Special Elite"/>
+        </w:rPr>
+        <w:t>dáta cyklicky a nie stále na to isté miesto. Ak sa konfigurácie neukladajú,</w:t>
+      </w:r>
+      <w:r>
+        <w:rPr>
+          <w:rFonts w:ascii="Special Elite" w:hAnsi="Special Elite"/>
+        </w:rPr>
+        <w:t xml:space="preserve"> </w:t>
+      </w:r>
+      <w:r>
+        <w:rPr>
+          <w:rFonts w:ascii="Special Elite" w:hAnsi="Special Elite"/>
+        </w:rPr>
+        <w:t>jedinou opravou je výmena celého čipu ATMega328 a opätovné napálenie firmvéru.</w:t>
+      </w:r>
+    </w:p>
+    <w:p>
+      <w:pPr>
+        <w:jc w:val="both"/>
+        <w:rPr>
+          <w:rFonts w:ascii="Special Elite" w:hAnsi="Special Elite" w:cs="Courier New"/>
+        </w:rPr>
+      </w:pPr>
+      <w:bookmarkStart w:id="13" w:name="_Toc216795023"/>
+      <w:r>
+        <w:rPr>
+          <w:rFonts w:ascii="Special Elite" w:hAnsi="Special Elite" w:cs="Courier New"/>
+          <w:noProof/>
+          <w:sz w:val="72"/>
+          <w:szCs w:val="72"/>
+        </w:rPr>
+        <w:lastRenderedPageBreak/>
+        <mc:AlternateContent>
+          <mc:Choice Requires="wps">
+            <w:drawing>
+              <wp:anchor distT="0" distB="0" distL="114300" distR="114300" simplePos="0" relativeHeight="251723776" behindDoc="0" locked="0" layoutInCell="1" allowOverlap="1" wp14:anchorId="59484973" wp14:editId="226BBDB6">
+                <wp:simplePos x="0" y="0"/>
+                <wp:positionH relativeFrom="column">
+                  <wp:posOffset>5856514</wp:posOffset>
+                </wp:positionH>
+                <wp:positionV relativeFrom="paragraph">
+                  <wp:posOffset>837565</wp:posOffset>
+                </wp:positionV>
+                <wp:extent cx="914400" cy="292100"/>
+                <wp:effectExtent l="0" t="0" r="0" b="0"/>
+                <wp:wrapNone/>
+                <wp:docPr id="1673636943" name="Textové pole 1"/>
+                <wp:cNvGraphicFramePr/>
+                <a:graphic xmlns:a="http://schemas.openxmlformats.org/drawingml/2006/main">
+                  <a:graphicData uri="http://schemas.microsoft.com/office/word/2010/wordprocessingShape">
+                    <wps:wsp>
+                      <wps:cNvSpPr txBox="1"/>
+                      <wps:spPr>
+                        <a:xfrm>
+                          <a:off x="0" y="0"/>
+                          <a:ext cx="914400" cy="292100"/>
+                        </a:xfrm>
+                        <a:prstGeom prst="rect">
+                          <a:avLst/>
+                        </a:prstGeom>
+                        <a:noFill/>
+                        <a:ln w="6350">
+                          <a:noFill/>
+                        </a:ln>
+                      </wps:spPr>
+                      <wps:txbx>
+                        <w:txbxContent>
+                          <w:p>
+                            <w:pPr>
+                              <w:rPr>
+                                <w:rFonts w:ascii="Special Elite" w:hAnsi="Special Elite"/>
+                                <w:b/>
+                                <w:bCs/>
+                                <w:lang w:val="cs-CZ"/>
+                              </w:rPr>
+                            </w:pPr>
+                            <w:r>
+                              <w:rPr>
+                                <w:rFonts w:ascii="Special Elite" w:hAnsi="Special Elite"/>
+                                <w:b/>
+                                <w:bCs/>
+                                <w:lang w:val="cs-CZ"/>
+                              </w:rPr>
+                              <w:t>14</w:t>
+                            </w:r>
+                          </w:p>
+                        </w:txbxContent>
+                      </wps:txbx>
+                      <wps:bodyPr rot="0" spcFirstLastPara="0" vertOverflow="overflow" horzOverflow="overflow" vert="horz" wrap="none" lIns="91440" tIns="45720" rIns="91440" bIns="45720" numCol="1" spcCol="0" rtlCol="0" fromWordArt="0" anchor="t" anchorCtr="0" forceAA="0" compatLnSpc="1">
+                        <a:prstTxWarp prst="textNoShape">
+                          <a:avLst/>
+                        </a:prstTxWarp>
+                        <a:noAutofit/>
+                      </wps:bodyPr>
+                    </wps:wsp>
                   </a:graphicData>
                 </a:graphic>
                 <wp14:sizeRelH relativeFrom="margin">
@@ -1567,8 +6272,30 @@
           </mc:Choice>
           <mc:Fallback>
             <w:pict>
-              <v:shape w14:anchorId="2423784D" id="Rukopis 17" o:spid="_x0000_s1026" type="#_x0000_t75" style="position:absolute;margin-left:16.7pt;margin-top:19.4pt;width:2.5pt;height:36.55pt;z-index:251669504;visibility:visible;mso-wrap-style:square;mso-width-percent:0;mso-height-percent:0;mso-wrap-distance-left:9pt;mso-wrap-distance-top:0;mso-wrap-distance-right:9pt;mso-wrap-distance-bottom:0;mso-position-horizontal:absolute;mso-position-horizontal-relative:text;mso-position-vertical:absolute;mso-position-vertical-relative:text;mso-width-percent:0;mso-height-percent:0;mso-width-relative:margin;mso-height-relative:margin" o:gfxdata="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">
-                <v:imagedata r:id="rId10" o:title=""/>
+              <v:shape w14:anchorId="59484973" id="_x0000_s1037" type="#_x0000_t202" style="position:absolute;left:0;text-align:left;margin-left:461.15pt;margin-top:65.95pt;width:1in;height:23pt;z-index:251723776;visibility:visible;mso-wrap-style:none;mso-width-percent:0;mso-height-percent:0;mso-wrap-distance-left:9pt;mso-wrap-distance-top:0;mso-wrap-distance-right:9pt;mso-wrap-distance-bottom:0;mso-position-horizontal:absolute;mso-position-horizontal-relative:text;mso-position-vertical:absolute;mso-position-vertical-relative:text;mso-width-percent:0;mso-height-percent:0;mso-width-relative:margin;mso-height-relative:margin;v-text-anchor:top" o:gfxdata="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" filled="f" stroked="f" strokeweight=".5pt">
+                <v:textbox>
+                  <w:txbxContent>
+                    <w:p>
+                      <w:pPr>
+                        <w:rPr>
+                          <w:rFonts w:ascii="Special Elite" w:hAnsi="Special Elite"/>
+                          <w:b/>
+                          <w:bCs/>
+                          <w:lang w:val="cs-CZ"/>
+                        </w:rPr>
+                      </w:pPr>
+                      <w:r>
+                        <w:rPr>
+                          <w:rFonts w:ascii="Special Elite" w:hAnsi="Special Elite"/>
+                          <w:b/>
+                          <w:bCs/>
+                          <w:lang w:val="cs-CZ"/>
+                        </w:rPr>
+                        <w:t>14</w:t>
+                      </w:r>
+                    </w:p>
+                  </w:txbxContent>
+                </v:textbox>
               </v:shape>
             </w:pict>
           </mc:Fallback>
@@ -1576,45 +6303,170 @@
       </w:r>
       <w:r>
         <w:rPr>
-          <w:rFonts w:ascii="Special Elite" w:hAnsi="Special Elite"/>
+          <w:rFonts w:ascii="Special Elite" w:hAnsi="Special Elite" w:cs="Courier New"/>
           <w:noProof/>
+          <w:sz w:val="72"/>
+          <w:szCs w:val="72"/>
         </w:rPr>
         <mc:AlternateContent>
-          <mc:Choice Requires="wpi">
+          <mc:Choice Requires="wps">
             <w:drawing>
-              <wp:anchor distT="0" distB="0" distL="114300" distR="114300" simplePos="0" relativeHeight="251667456" behindDoc="0" locked="0" layoutInCell="1" allowOverlap="1" wp14:anchorId="558F3C6D" wp14:editId="7B687DC8">
+              <wp:anchor distT="0" distB="0" distL="114300" distR="114300" simplePos="0" relativeHeight="251707392" behindDoc="0" locked="0" layoutInCell="1" allowOverlap="1" wp14:anchorId="634BCBEC" wp14:editId="7FECC2C7">
                 <wp:simplePos x="0" y="0"/>
                 <wp:positionH relativeFrom="column">
-                  <wp:posOffset>193040</wp:posOffset>
+                  <wp:posOffset>5765800</wp:posOffset>
                 </wp:positionH>
                 <wp:positionV relativeFrom="paragraph">
-                  <wp:posOffset>244475</wp:posOffset>
+                  <wp:posOffset>2016125</wp:posOffset>
                 </wp:positionV>
-                <wp:extent cx="59725" cy="78105"/>
-                <wp:effectExtent l="57150" t="57150" r="54610" b="55245"/>
+                <wp:extent cx="914400" cy="292100"/>
+                <wp:effectExtent l="0" t="0" r="0" b="0"/>
                 <wp:wrapNone/>
-                <wp:docPr id="1490805726" name="Rukopis 15"/>
+                <wp:docPr id="100939340" name="Textové pole 1"/>
                 <wp:cNvGraphicFramePr/>
                 <a:graphic xmlns:a="http://schemas.openxmlformats.org/drawingml/2006/main">
-                  <a:graphicData uri="http://schemas.microsoft.com/office/word/2010/wordprocessingInk">
-                    <w14:contentPart bwMode="auto" r:id="rId11">
-                      <w14:nvContentPartPr>
-                        <w14:cNvContentPartPr/>
-                      </w14:nvContentPartPr>
-                      <w14:xfrm>
-                        <a:off x="0" y="0"/>
-                        <a:ext cx="59725" cy="78105"/>
-                      </w14:xfrm>
-                    </w14:contentPart>
+                  <a:graphicData uri="http://schemas.microsoft.com/office/word/2010/wordprocessingShape">
+                    <wps:wsp>
+                      <wps:cNvSpPr txBox="1"/>
+                      <wps:spPr>
+                        <a:xfrm>
+                          <a:off x="0" y="0"/>
+                          <a:ext cx="914400" cy="292100"/>
+                        </a:xfrm>
+                        <a:prstGeom prst="rect">
+                          <a:avLst/>
+                        </a:prstGeom>
+                        <a:noFill/>
+                        <a:ln w="6350">
+                          <a:noFill/>
+                        </a:ln>
+                      </wps:spPr>
+                      <wps:txbx>
+                        <w:txbxContent>
+                          <w:p>
+                            <w:pPr>
+                              <w:rPr>
+                                <w:rFonts w:ascii="Special Elite" w:hAnsi="Special Elite"/>
+                                <w:b/>
+                                <w:bCs/>
+                              </w:rPr>
+                            </w:pPr>
+                            <w:r>
+                              <w:rPr>
+                                <w:rFonts w:ascii="Special Elite" w:hAnsi="Special Elite"/>
+                                <w:b/>
+                                <w:bCs/>
+                              </w:rPr>
+                              <w:fldChar w:fldCharType="begin"/>
+                            </w:r>
+                            <w:r>
+                              <w:rPr>
+                                <w:rFonts w:ascii="Special Elite" w:hAnsi="Special Elite"/>
+                                <w:b/>
+                                <w:bCs/>
+                              </w:rPr>
+                              <w:instrText xml:space="preserve"> PAGE </w:instrText>
+                            </w:r>
+                            <w:r>
+                              <w:rPr>
+                                <w:rFonts w:ascii="Special Elite" w:hAnsi="Special Elite"/>
+                                <w:b/>
+                                <w:bCs/>
+                              </w:rPr>
+                              <w:fldChar w:fldCharType="separate"/>
+                            </w:r>
+                            <w:r>
+                              <w:rPr>
+                                <w:rFonts w:ascii="Special Elite" w:hAnsi="Special Elite"/>
+                                <w:b/>
+                                <w:bCs/>
+                                <w:noProof/>
+                              </w:rPr>
+                              <w:t>14</w:t>
+                            </w:r>
+                            <w:r>
+                              <w:rPr>
+                                <w:rFonts w:ascii="Special Elite" w:hAnsi="Special Elite"/>
+                                <w:b/>
+                                <w:bCs/>
+                              </w:rPr>
+                              <w:fldChar w:fldCharType="end"/>
+                            </w:r>
+                          </w:p>
+                        </w:txbxContent>
+                      </wps:txbx>
+                      <wps:bodyPr rot="0" spcFirstLastPara="0" vertOverflow="overflow" horzOverflow="overflow" vert="horz" wrap="none" lIns="91440" tIns="45720" rIns="91440" bIns="45720" numCol="1" spcCol="0" rtlCol="0" fromWordArt="0" anchor="t" anchorCtr="0" forceAA="0" compatLnSpc="1">
+                        <a:prstTxWarp prst="textNoShape">
+                          <a:avLst/>
+                        </a:prstTxWarp>
+                        <a:noAutofit/>
+                      </wps:bodyPr>
+                    </wps:wsp>
                   </a:graphicData>
                 </a:graphic>
+                <wp14:sizeRelV relativeFrom="margin">
+                  <wp14:pctHeight>0</wp14:pctHeight>
+                </wp14:sizeRelV>
               </wp:anchor>
             </w:drawing>
           </mc:Choice>
           <mc:Fallback>
             <w:pict>
-              <v:shape w14:anchorId="649EDC2E" id="Rukopis 15" o:spid="_x0000_s1026" type="#_x0000_t75" style="position:absolute;margin-left:14.5pt;margin-top:18.55pt;width:6.1pt;height:7.55pt;z-index:251667456;visibility:visible;mso-wrap-style:square;mso-wrap-distance-left:9pt;mso-wrap-distance-top:0;mso-wrap-distance-right:9pt;mso-wrap-distance-bottom:0;mso-position-horizontal:absolute;mso-position-horizontal-relative:text;mso-position-vertical:absolute;mso-position-vertical-relative:text" o:gfxdata="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">
-                <v:imagedata r:id="rId12" o:title=""/>
+              <v:shape w14:anchorId="634BCBEC" id="_x0000_s1038" type="#_x0000_t202" style="position:absolute;left:0;text-align:left;margin-left:454pt;margin-top:158.75pt;width:1in;height:23pt;z-index:251707392;visibility:visible;mso-wrap-style:none;mso-height-percent:0;mso-wrap-distance-left:9pt;mso-wrap-distance-top:0;mso-wrap-distance-right:9pt;mso-wrap-distance-bottom:0;mso-position-horizontal:absolute;mso-position-horizontal-relative:text;mso-position-vertical:absolute;mso-position-vertical-relative:text;mso-height-percent:0;mso-height-relative:margin;v-text-anchor:top" o:gfxdata="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" filled="f" stroked="f" strokeweight=".5pt">
+                <v:textbox>
+                  <w:txbxContent>
+                    <w:p>
+                      <w:pPr>
+                        <w:rPr>
+                          <w:rFonts w:ascii="Special Elite" w:hAnsi="Special Elite"/>
+                          <w:b/>
+                          <w:bCs/>
+                        </w:rPr>
+                      </w:pPr>
+                      <w:r>
+                        <w:rPr>
+                          <w:rFonts w:ascii="Special Elite" w:hAnsi="Special Elite"/>
+                          <w:b/>
+                          <w:bCs/>
+                        </w:rPr>
+                        <w:fldChar w:fldCharType="begin"/>
+                      </w:r>
+                      <w:r>
+                        <w:rPr>
+                          <w:rFonts w:ascii="Special Elite" w:hAnsi="Special Elite"/>
+                          <w:b/>
+                          <w:bCs/>
+                        </w:rPr>
+                        <w:instrText xml:space="preserve"> PAGE </w:instrText>
+                      </w:r>
+                      <w:r>
+                        <w:rPr>
+                          <w:rFonts w:ascii="Special Elite" w:hAnsi="Special Elite"/>
+                          <w:b/>
+                          <w:bCs/>
+                        </w:rPr>
+                        <w:fldChar w:fldCharType="separate"/>
+                      </w:r>
+                      <w:r>
+                        <w:rPr>
+                          <w:rFonts w:ascii="Special Elite" w:hAnsi="Special Elite"/>
+                          <w:b/>
+                          <w:bCs/>
+                          <w:noProof/>
+                        </w:rPr>
+                        <w:t>14</w:t>
+                      </w:r>
+                      <w:r>
+                        <w:rPr>
+                          <w:rFonts w:ascii="Special Elite" w:hAnsi="Special Elite"/>
+                          <w:b/>
+                          <w:bCs/>
+                        </w:rPr>
+                        <w:fldChar w:fldCharType="end"/>
+                      </w:r>
+                    </w:p>
+                  </w:txbxContent>
+                </v:textbox>
               </v:shape>
             </w:pict>
           </mc:Fallback>
@@ -1622,45 +6474,350 @@
       </w:r>
       <w:r>
         <w:rPr>
+          <w:rStyle w:val="Nadpis2Char"/>
+        </w:rPr>
+        <w:t>Napájanie</w:t>
+      </w:r>
+      <w:bookmarkEnd w:id="13"/>
+      <w:r>
+        <w:rPr>
+          <w:rFonts w:ascii="Special Elite" w:hAnsi="Special Elite" w:cs="Courier New"/>
+          <w:b/>
+          <w:bCs/>
+        </w:rPr>
+        <w:br/>
+      </w:r>
+      <w:r>
+        <w:rPr>
+          <w:rFonts w:ascii="Special Elite" w:hAnsi="Special Elite" w:cs="Courier New"/>
+        </w:rPr>
+        <w:t>Hodiny sa napájajú zo zdroja s výstupom 5</w:t>
+      </w:r>
+      <w:r>
+        <w:rPr>
+          <w:rFonts w:ascii="Special Elite" w:hAnsi="Special Elite" w:cs="Courier New"/>
+        </w:rPr>
+        <w:t xml:space="preserve"> </w:t>
+      </w:r>
+      <w:r>
+        <w:rPr>
+          <w:rFonts w:ascii="Special Elite" w:hAnsi="Special Elite" w:cs="Courier New"/>
+        </w:rPr>
+        <w:t xml:space="preserve">V schopným dodať aspoň </w:t>
+      </w:r>
+      <w:r>
+        <w:rPr>
+          <w:rFonts w:ascii="Special Elite" w:hAnsi="Special Elite" w:cs="Courier New"/>
+        </w:rPr>
+        <w:t>5</w:t>
+      </w:r>
+      <w:r>
+        <w:rPr>
+          <w:rFonts w:ascii="Special Elite" w:hAnsi="Special Elite" w:cs="Courier New"/>
+        </w:rPr>
+        <w:t xml:space="preserve"> </w:t>
+      </w:r>
+      <w:r>
+        <w:rPr>
+          <w:rFonts w:ascii="Special Elite" w:hAnsi="Special Elite" w:cs="Courier New"/>
+        </w:rPr>
+        <w:t>W. Zdroj by mal byť ideálne spínaný pre čo najnižšiu stratovosť s frekvenciou spínania</w:t>
+      </w:r>
+      <w:r>
+        <w:rPr>
+          <w:rFonts w:ascii="Special Elite" w:hAnsi="Special Elite" w:cs="Courier New"/>
+        </w:rPr>
+        <w:t xml:space="preserve"> rádovo</w:t>
+      </w:r>
+      <w:r>
+        <w:rPr>
+          <w:rFonts w:ascii="Special Elite" w:hAnsi="Special Elite" w:cs="Courier New"/>
+        </w:rPr>
+        <w:t xml:space="preserve"> vyššou ako 77.5 kHz aby sa predišlo rušeniu DCF77 prijímača</w:t>
+      </w:r>
+      <w:r>
+        <w:rPr>
+          <w:rFonts w:ascii="Special Elite" w:hAnsi="Special Elite" w:cs="Courier New"/>
+        </w:rPr>
+        <w:t>, rádio-amatéri odporúčajú Apple nabíjačky ako kvalitne odrušené zdroje.</w:t>
+      </w:r>
+      <w:r>
+        <w:rPr>
           <w:rFonts w:ascii="Special Elite" w:hAnsi="Special Elite"/>
+        </w:rPr>
+        <w:br w:type="page"/>
+      </w:r>
+    </w:p>
+    <w:p>
+      <w:pPr>
+        <w:rPr>
+          <w:rFonts w:ascii="Special Elite" w:eastAsiaTheme="majorEastAsia" w:hAnsi="Special Elite" w:cstheme="majorBidi"/>
+          <w:b/>
+          <w:color w:val="000000" w:themeColor="text1"/>
+          <w:szCs w:val="32"/>
+          <w:u w:val="single"/>
+        </w:rPr>
+      </w:pPr>
+      <w:bookmarkStart w:id="14" w:name="_Toc216795024"/>
+      <w:r>
+        <w:rPr>
+          <w:rStyle w:val="Nadpis2Char"/>
+        </w:rPr>
+        <w:lastRenderedPageBreak/>
+        <w:t>Pr</w:t>
+      </w:r>
+      <w:r>
+        <w:rPr>
+          <w:rStyle w:val="Nadpis2Char"/>
+        </w:rPr>
+        <w:t>i</w:t>
+      </w:r>
+      <w:r>
+        <w:rPr>
+          <w:rStyle w:val="Nadpis2Char"/>
+        </w:rPr>
+        <w:t>j</w:t>
+      </w:r>
+      <w:r>
+        <w:rPr>
+          <w:rStyle w:val="Nadpis2Char"/>
+        </w:rPr>
+        <w:t>í</w:t>
+      </w:r>
+      <w:r>
+        <w:rPr>
+          <w:rStyle w:val="Nadpis2Char"/>
+        </w:rPr>
+        <w:t>mač DCF77</w:t>
+      </w:r>
+      <w:bookmarkEnd w:id="14"/>
+      <w:r>
+        <w:rPr>
+          <w:rStyle w:val="Nadpis2Char"/>
+        </w:rPr>
+        <w:br/>
+      </w:r>
+      <w:r>
+        <w:rPr>
+          <w:rFonts w:ascii="Special Elite" w:hAnsi="Special Elite" w:cs="Courier New"/>
+        </w:rPr>
+        <w:t>V podstavci je umiestnená 140 milimetrová feritová anténa vlastnej výroby, odladená tak aby rezonovala pri frekvencii 77,5</w:t>
+      </w:r>
+      <w:r>
+        <w:rPr>
+          <w:rFonts w:ascii="Special Elite" w:hAnsi="Special Elite" w:cs="Courier New"/>
+        </w:rPr>
+        <w:t xml:space="preserve"> </w:t>
+      </w:r>
+      <w:r>
+        <w:rPr>
+          <w:rFonts w:ascii="Special Elite" w:hAnsi="Special Elite" w:cs="Courier New"/>
+        </w:rPr>
+        <w:t>kHz na ktorej vysielajú atómové hodiny z Mainflingenu (Nemecko) svoj časový signál. Tento signál používajú hodiny k automatickému nastaveniu času a prechodu zo zimného času na letný a naopak.</w:t>
+      </w:r>
+    </w:p>
+    <w:p>
+      <w:pPr>
+        <w:jc w:val="both"/>
+        <w:rPr>
+          <w:rFonts w:ascii="Special Elite" w:hAnsi="Special Elite" w:cs="Courier New"/>
+        </w:rPr>
+      </w:pPr>
+      <w:r>
+        <w:rPr>
+          <w:rFonts w:ascii="Special Elite" w:hAnsi="Special Elite" w:cs="Courier New"/>
+        </w:rPr>
+        <w:t xml:space="preserve">Keďže feritové antény sú </w:t>
+      </w:r>
+      <w:r>
+        <w:rPr>
+          <w:rFonts w:ascii="Special Elite" w:hAnsi="Special Elite" w:cs="Courier New"/>
+        </w:rPr>
+        <w:t xml:space="preserve">z povahy </w:t>
+      </w:r>
+      <w:r>
+        <w:rPr>
+          <w:rFonts w:ascii="Special Elite" w:hAnsi="Special Elite" w:cs="Courier New"/>
+        </w:rPr>
+        <w:t>závislé od orientácie, odporúčame mať hodiny otočené čelom na server alebo juh.</w:t>
+      </w:r>
+    </w:p>
+    <w:p>
+      <w:pPr>
+        <w:jc w:val="both"/>
+        <w:rPr>
+          <w:rFonts w:ascii="Special Elite" w:hAnsi="Special Elite" w:cs="Courier New"/>
+        </w:rPr>
+      </w:pPr>
+      <w:r>
+        <w:rPr>
+          <w:rFonts w:ascii="Special Elite" w:hAnsi="Special Elite" w:cs="Courier New"/>
           <w:noProof/>
+          <w:sz w:val="72"/>
+          <w:szCs w:val="72"/>
         </w:rPr>
         <mc:AlternateContent>
-          <mc:Choice Requires="wpi">
+          <mc:Choice Requires="wps">
             <w:drawing>
-              <wp:anchor distT="0" distB="0" distL="114300" distR="114300" simplePos="0" relativeHeight="251661312" behindDoc="0" locked="0" layoutInCell="1" allowOverlap="1" wp14:anchorId="06C2F5F2" wp14:editId="72D29301">
+              <wp:anchor distT="0" distB="0" distL="114300" distR="114300" simplePos="0" relativeHeight="251709440" behindDoc="0" locked="0" layoutInCell="1" allowOverlap="1" wp14:anchorId="2E68E7EF" wp14:editId="479289E6">
                 <wp:simplePos x="0" y="0"/>
                 <wp:positionH relativeFrom="column">
-                  <wp:posOffset>26670</wp:posOffset>
+                  <wp:posOffset>5770880</wp:posOffset>
                 </wp:positionH>
                 <wp:positionV relativeFrom="paragraph">
-                  <wp:posOffset>212090</wp:posOffset>
+                  <wp:posOffset>466725</wp:posOffset>
                 </wp:positionV>
-                <wp:extent cx="75145" cy="124460"/>
-                <wp:effectExtent l="57150" t="57150" r="20320" b="46990"/>
+                <wp:extent cx="914400" cy="292100"/>
+                <wp:effectExtent l="0" t="0" r="0" b="0"/>
                 <wp:wrapNone/>
-                <wp:docPr id="935777902" name="Rukopis 9"/>
+                <wp:docPr id="156548205" name="Textové pole 1"/>
                 <wp:cNvGraphicFramePr/>
                 <a:graphic xmlns:a="http://schemas.openxmlformats.org/drawingml/2006/main">
-                  <a:graphicData uri="http://schemas.microsoft.com/office/word/2010/wordprocessingInk">
-                    <w14:contentPart bwMode="auto" r:id="rId13">
-                      <w14:nvContentPartPr>
-                        <w14:cNvContentPartPr/>
-                      </w14:nvContentPartPr>
-                      <w14:xfrm>
-                        <a:off x="0" y="0"/>
-                        <a:ext cx="75145" cy="124460"/>
-                      </w14:xfrm>
-                    </w14:contentPart>
+                  <a:graphicData uri="http://schemas.microsoft.com/office/word/2010/wordprocessingShape">
+                    <wps:wsp>
+                      <wps:cNvSpPr txBox="1"/>
+                      <wps:spPr>
+                        <a:xfrm>
+                          <a:off x="0" y="0"/>
+                          <a:ext cx="914400" cy="292100"/>
+                        </a:xfrm>
+                        <a:prstGeom prst="rect">
+                          <a:avLst/>
+                        </a:prstGeom>
+                        <a:noFill/>
+                        <a:ln w="6350">
+                          <a:noFill/>
+                        </a:ln>
+                      </wps:spPr>
+                      <wps:txbx>
+                        <w:txbxContent>
+                          <w:p>
+                            <w:pPr>
+                              <w:rPr>
+                                <w:rFonts w:ascii="Special Elite" w:hAnsi="Special Elite"/>
+                                <w:b/>
+                                <w:bCs/>
+                              </w:rPr>
+                            </w:pPr>
+                            <w:r>
+                              <w:rPr>
+                                <w:rFonts w:ascii="Special Elite" w:hAnsi="Special Elite"/>
+                                <w:b/>
+                                <w:bCs/>
+                              </w:rPr>
+                              <w:fldChar w:fldCharType="begin"/>
+                            </w:r>
+                            <w:r>
+                              <w:rPr>
+                                <w:rFonts w:ascii="Special Elite" w:hAnsi="Special Elite"/>
+                                <w:b/>
+                                <w:bCs/>
+                              </w:rPr>
+                              <w:instrText xml:space="preserve"> PAGE </w:instrText>
+                            </w:r>
+                            <w:r>
+                              <w:rPr>
+                                <w:rFonts w:ascii="Special Elite" w:hAnsi="Special Elite"/>
+                                <w:b/>
+                                <w:bCs/>
+                              </w:rPr>
+                              <w:fldChar w:fldCharType="separate"/>
+                            </w:r>
+                            <w:r>
+                              <w:rPr>
+                                <w:rFonts w:ascii="Special Elite" w:hAnsi="Special Elite"/>
+                                <w:b/>
+                                <w:bCs/>
+                                <w:noProof/>
+                              </w:rPr>
+                              <w:t>15</w:t>
+                            </w:r>
+                            <w:r>
+                              <w:rPr>
+                                <w:rFonts w:ascii="Special Elite" w:hAnsi="Special Elite"/>
+                                <w:b/>
+                                <w:bCs/>
+                              </w:rPr>
+                              <w:fldChar w:fldCharType="end"/>
+                            </w:r>
+                          </w:p>
+                        </w:txbxContent>
+                      </wps:txbx>
+                      <wps:bodyPr rot="0" spcFirstLastPara="0" vertOverflow="overflow" horzOverflow="overflow" vert="horz" wrap="none" lIns="91440" tIns="45720" rIns="91440" bIns="45720" numCol="1" spcCol="0" rtlCol="0" fromWordArt="0" anchor="t" anchorCtr="0" forceAA="0" compatLnSpc="1">
+                        <a:prstTxWarp prst="textNoShape">
+                          <a:avLst/>
+                        </a:prstTxWarp>
+                        <a:noAutofit/>
+                      </wps:bodyPr>
+                    </wps:wsp>
                   </a:graphicData>
                 </a:graphic>
+                <wp14:sizeRelH relativeFrom="margin">
+                  <wp14:pctWidth>0</wp14:pctWidth>
+                </wp14:sizeRelH>
+                <wp14:sizeRelV relativeFrom="margin">
+                  <wp14:pctHeight>0</wp14:pctHeight>
+                </wp14:sizeRelV>
               </wp:anchor>
             </w:drawing>
           </mc:Choice>
           <mc:Fallback>
             <w:pict>
-              <v:shape w14:anchorId="3F255B95" id="Rukopis 9" o:spid="_x0000_s1026" type="#_x0000_t75" style="position:absolute;margin-left:1.4pt;margin-top:16pt;width:7.3pt;height:11.2pt;z-index:251661312;visibility:visible;mso-wrap-style:square;mso-wrap-distance-left:9pt;mso-wrap-distance-top:0;mso-wrap-distance-right:9pt;mso-wrap-distance-bottom:0;mso-position-horizontal:absolute;mso-position-horizontal-relative:text;mso-position-vertical:absolute;mso-position-vertical-relative:text" o:gfxdata="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">
-                <v:imagedata r:id="rId14" o:title=""/>
+              <v:shape w14:anchorId="2E68E7EF" id="_x0000_s1039" type="#_x0000_t202" style="position:absolute;left:0;text-align:left;margin-left:454.4pt;margin-top:36.75pt;width:1in;height:23pt;z-index:251709440;visibility:visible;mso-wrap-style:none;mso-width-percent:0;mso-height-percent:0;mso-wrap-distance-left:9pt;mso-wrap-distance-top:0;mso-wrap-distance-right:9pt;mso-wrap-distance-bottom:0;mso-position-horizontal:absolute;mso-position-horizontal-relative:text;mso-position-vertical:absolute;mso-position-vertical-relative:text;mso-width-percent:0;mso-height-percent:0;mso-width-relative:margin;mso-height-relative:margin;v-text-anchor:top" o:gfxdata="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" filled="f" stroked="f" strokeweight=".5pt">
+                <v:textbox>
+                  <w:txbxContent>
+                    <w:p>
+                      <w:pPr>
+                        <w:rPr>
+                          <w:rFonts w:ascii="Special Elite" w:hAnsi="Special Elite"/>
+                          <w:b/>
+                          <w:bCs/>
+                        </w:rPr>
+                      </w:pPr>
+                      <w:r>
+                        <w:rPr>
+                          <w:rFonts w:ascii="Special Elite" w:hAnsi="Special Elite"/>
+                          <w:b/>
+                          <w:bCs/>
+                        </w:rPr>
+                        <w:fldChar w:fldCharType="begin"/>
+                      </w:r>
+                      <w:r>
+                        <w:rPr>
+                          <w:rFonts w:ascii="Special Elite" w:hAnsi="Special Elite"/>
+                          <w:b/>
+                          <w:bCs/>
+                        </w:rPr>
+                        <w:instrText xml:space="preserve"> PAGE </w:instrText>
+                      </w:r>
+                      <w:r>
+                        <w:rPr>
+                          <w:rFonts w:ascii="Special Elite" w:hAnsi="Special Elite"/>
+                          <w:b/>
+                          <w:bCs/>
+                        </w:rPr>
+                        <w:fldChar w:fldCharType="separate"/>
+                      </w:r>
+                      <w:r>
+                        <w:rPr>
+                          <w:rFonts w:ascii="Special Elite" w:hAnsi="Special Elite"/>
+                          <w:b/>
+                          <w:bCs/>
+                          <w:noProof/>
+                        </w:rPr>
+                        <w:t>15</w:t>
+                      </w:r>
+                      <w:r>
+                        <w:rPr>
+                          <w:rFonts w:ascii="Special Elite" w:hAnsi="Special Elite"/>
+                          <w:b/>
+                          <w:bCs/>
+                        </w:rPr>
+                        <w:fldChar w:fldCharType="end"/>
+                      </w:r>
+                    </w:p>
+                  </w:txbxContent>
+                </v:textbox>
               </v:shape>
             </w:pict>
           </mc:Fallback>
@@ -1668,534 +6825,167 @@
       </w:r>
       <w:r>
         <w:rPr>
-          <w:rFonts w:ascii="Special Elite" w:hAnsi="Special Elite"/>
-        </w:rPr>
-        <w:br/>
-        <w:t xml:space="preserve">| | | |- </w:t>
-      </w:r>
-      <w:r>
-        <w:rPr>
-          <w:rFonts w:ascii="Special Elite" w:hAnsi="Special Elite"/>
-        </w:rPr>
-        <w:br/>
-        <w:t xml:space="preserve">| | |--- </w:t>
-      </w:r>
-      <w:r>
-        <w:rPr>
-          <w:rFonts w:ascii="Special Elite" w:hAnsi="Special Elite"/>
-        </w:rPr>
-        <w:br/>
-        <w:t xml:space="preserve">| |----- [1/0] </w:t>
-      </w:r>
-      <w:r>
-        <w:rPr>
-          <w:rFonts w:ascii="Special Elite" w:hAnsi="Special Elite"/>
-        </w:rPr>
-        <w:br/>
-        <w:t xml:space="preserve">| ------ </w:t>
-      </w:r>
-      <w:r>
-        <w:rPr>
-          <w:rFonts w:ascii="Special Elite" w:hAnsi="Special Elite"/>
-        </w:rPr>
-        <w:t>2 – 12 hodinový režim, 4 – 24 hodinový režim</w:t>
+          <w:rFonts w:ascii="Special Elite" w:hAnsi="Special Elite" w:cs="Courier New"/>
+        </w:rPr>
+        <w:t>P</w:t>
+      </w:r>
+      <w:r>
+        <w:rPr>
+          <w:rFonts w:ascii="Special Elite" w:hAnsi="Special Elite" w:cs="Courier New"/>
+        </w:rPr>
+        <w:t>očas synchronizácie, bliká indikačná LED-ka červenou farbou. Pri dobrej kvalite signálu a správnej orientácii hodín, by mala byť frekvencia blikani</w:t>
+      </w:r>
+      <w:r>
+        <w:rPr>
+          <w:rFonts w:ascii="Special Elite" w:hAnsi="Special Elite" w:cs="Courier New"/>
+        </w:rPr>
+        <w:t>a</w:t>
+      </w:r>
+      <w:r>
+        <w:rPr>
+          <w:rFonts w:ascii="Special Elite" w:hAnsi="Special Elite" w:cs="Courier New"/>
+        </w:rPr>
+        <w:t xml:space="preserve"> 1 Hz. Po úspešnej synchronizácii času, svieti LED-ka stálou zelenou farbou. </w:t>
+      </w:r>
+      <w:r>
+        <w:rPr>
+          <w:rFonts w:ascii="Special Elite" w:hAnsi="Special Elite" w:cs="Courier New"/>
+        </w:rPr>
+        <w:lastRenderedPageBreak/>
+        <w:t>V prípade potreby sa tejto indikačnej LED-ke dá upraviť jas alebo sa dá kompletne vypnúť v nastaveniach.</w:t>
       </w:r>
     </w:p>
     <w:p>
       <w:pPr>
-        <w:pStyle w:val="Nadpis2"/>
-        <w:rPr>
-          <w:rFonts w:ascii="Special Elite" w:hAnsi="Special Elite"/>
-        </w:rPr>
-      </w:pPr>
-      <w:bookmarkStart w:id="4" w:name="_Toc211153208"/>
-      <w:r>
-        <w:rPr>
-          <w:rFonts w:ascii="Special Elite" w:hAnsi="Special Elite"/>
-        </w:rPr>
-        <w:lastRenderedPageBreak/>
-        <w:t>Manuálne nastavovanie</w:t>
+        <w:jc w:val="both"/>
+        <w:rPr>
+          <w:rFonts w:ascii="Special Elite" w:hAnsi="Special Elite" w:cs="Courier New"/>
+        </w:rPr>
+      </w:pPr>
+      <w:r>
+        <w:rPr>
+          <w:rFonts w:ascii="Special Elite" w:hAnsi="Special Elite" w:cs="Courier New"/>
+        </w:rPr>
+        <w:t xml:space="preserve">Hodiny sa synchronizujú automaticky v pravidelných intervaloch (zvyčajne v noci). </w:t>
+      </w:r>
+      <w:r>
+        <w:rPr>
+          <w:rFonts w:ascii="Special Elite" w:hAnsi="Special Elite" w:cs="Courier New"/>
+        </w:rPr>
+        <w:t>Ak chcete synchronizáciu vynútiť, v nastaveniach vypnite DCF77 modul a opäť ho zapnite.</w:t>
       </w:r>
     </w:p>
     <w:p>
       <w:pPr>
-        <w:jc w:val="both"/>
-        <w:rPr>
-          <w:rFonts w:ascii="Special Elite" w:hAnsi="Special Elite" w:cs="Courier New"/>
-        </w:rPr>
-      </w:pPr>
-      <w:r>
-        <w:rPr>
-          <w:rFonts w:ascii="Special Elite" w:hAnsi="Special Elite" w:cs="Courier New"/>
-        </w:rPr>
-        <w:t>Na zadnej strane hodín sú osadené dve tlačidlá ktorými je možné hodiny nastavovať manuálne. Jedno tlačidlo posúva kurzor a druhé hodnotu na mieste kurzora. Stlačením oboch tlačidiel naraz sa prepína nastavovací režim. Podržaním jedného z tlačidiel sa nastavuje jas.</w:t>
-      </w:r>
-    </w:p>
-    <w:p>
-      <w:pPr>
-        <w:rPr>
-          <w:rStyle w:val="Nadpis2Char"/>
-          <w:rFonts w:ascii="Special Elite" w:eastAsiaTheme="minorHAnsi" w:hAnsi="Special Elite" w:cstheme="minorBidi"/>
-          <w:b w:val="0"/>
-          <w:color w:val="auto"/>
-          <w:szCs w:val="24"/>
-          <w:u w:val="none"/>
-        </w:rPr>
-      </w:pPr>
-      <w:r>
-        <w:rPr>
-          <w:rStyle w:val="Nadpis2Char"/>
-          <w:rFonts w:ascii="Special Elite" w:hAnsi="Special Elite"/>
-        </w:rPr>
-        <w:t>Firmvér</w:t>
-      </w:r>
-      <w:bookmarkEnd w:id="4"/>
-      <w:r>
-        <w:rPr>
-          <w:rFonts w:ascii="Special Elite" w:hAnsi="Special Elite" w:cs="Courier New"/>
-        </w:rPr>
-        <w:br/>
-        <w:t xml:space="preserve">Hodiny sú riadené čipom </w:t>
-      </w:r>
-      <w:r>
-        <w:rPr>
-          <w:rFonts w:ascii="Special Elite" w:hAnsi="Special Elite" w:cs="Courier New"/>
-        </w:rPr>
-        <w:t>ATmega328</w:t>
-      </w:r>
-      <w:r>
-        <w:rPr>
-          <w:rFonts w:ascii="Special Elite" w:hAnsi="Special Elite" w:cs="Courier New"/>
-        </w:rPr>
-        <w:t>P</w:t>
-      </w:r>
-      <w:r>
-        <w:rPr>
-          <w:rFonts w:ascii="Special Elite" w:hAnsi="Special Elite" w:cs="Courier New"/>
-        </w:rPr>
-        <w:t xml:space="preserve"> </w:t>
-      </w:r>
-      <w:r>
-        <w:rPr>
-          <w:rFonts w:ascii="Special Elite" w:hAnsi="Special Elite" w:cs="Courier New"/>
-        </w:rPr>
-        <w:t>s </w:t>
-      </w:r>
-      <w:r>
-        <w:rPr>
-          <w:rFonts w:ascii="Special Elite" w:hAnsi="Special Elite" w:cs="Courier New"/>
-        </w:rPr>
-        <w:t>p</w:t>
-      </w:r>
-      <w:r>
-        <w:rPr>
-          <w:rFonts w:ascii="Special Elite" w:hAnsi="Special Elite" w:cs="Courier New"/>
-        </w:rPr>
-        <w:t>r</w:t>
-      </w:r>
-      <w:r>
-        <w:rPr>
-          <w:rFonts w:ascii="Special Elite" w:hAnsi="Special Elite" w:cs="Courier New"/>
-        </w:rPr>
-        <w:t>edin</w:t>
-      </w:r>
-      <w:r>
-        <w:rPr>
-          <w:rFonts w:ascii="Special Elite" w:hAnsi="Special Elite" w:cs="Courier New"/>
-        </w:rPr>
-        <w:t>š</w:t>
-      </w:r>
-      <w:r>
-        <w:rPr>
-          <w:rFonts w:ascii="Special Elite" w:hAnsi="Special Elite" w:cs="Courier New"/>
-        </w:rPr>
-        <w:t>talovaným</w:t>
-      </w:r>
-      <w:r>
-        <w:rPr>
-          <w:rFonts w:ascii="Special Elite" w:hAnsi="Special Elite" w:cs="Courier New"/>
-        </w:rPr>
-        <w:t xml:space="preserve"> firmvérom KRONOS I</w:t>
-      </w:r>
-      <w:r>
-        <w:rPr>
-          <w:rFonts w:ascii="Special Elite" w:hAnsi="Special Elite" w:cs="Courier New"/>
-        </w:rPr>
-        <w:t>I, ktorý je možné v prípade potreby preinštalovať pomocou ICSP zbernice osadenej na doske hodín.</w:t>
-      </w:r>
-      <w:r>
-        <w:rPr>
-          <w:rFonts w:ascii="Special Elite" w:hAnsi="Special Elite" w:cs="Courier New"/>
-        </w:rPr>
-        <w:t xml:space="preserve"> Pri nahrávaní nového programu do čipu hodín svieti indikačná LED-ka jasn</w:t>
-      </w:r>
-      <w:r>
-        <w:rPr>
-          <w:rFonts w:ascii="Special Elite" w:hAnsi="Special Elite" w:cs="Courier New"/>
-        </w:rPr>
-        <w:t>e</w:t>
-      </w:r>
-      <w:r>
-        <w:rPr>
-          <w:rFonts w:ascii="Special Elite" w:hAnsi="Special Elite" w:cs="Courier New"/>
-        </w:rPr>
-        <w:t xml:space="preserve"> modrou farbou.</w:t>
-      </w:r>
-    </w:p>
-    <w:p>
-      <w:pPr>
-        <w:jc w:val="both"/>
-        <w:rPr>
-          <w:rFonts w:ascii="Special Elite" w:hAnsi="Special Elite"/>
-        </w:rPr>
-      </w:pPr>
-      <w:r>
-        <w:rPr>
-          <w:rStyle w:val="Nadpis2Char"/>
-          <w:rFonts w:ascii="Special Elite" w:hAnsi="Special Elite"/>
-        </w:rPr>
-        <w:lastRenderedPageBreak/>
-        <w:t>Pamäť</w:t>
-      </w:r>
-      <w:r>
-        <w:rPr>
-          <w:rStyle w:val="Nadpis2Char"/>
-          <w:rFonts w:ascii="Special Elite" w:hAnsi="Special Elite"/>
-        </w:rPr>
-        <w:br/>
-      </w:r>
-      <w:r>
-        <w:rPr>
-          <w:rFonts w:ascii="Special Elite" w:hAnsi="Special Elite"/>
-        </w:rPr>
-        <w:t xml:space="preserve">Súčasťou čipu je aj 1 </w:t>
-      </w:r>
-      <w:proofErr w:type="spellStart"/>
-      <w:r>
-        <w:rPr>
-          <w:rFonts w:ascii="Special Elite" w:hAnsi="Special Elite"/>
-        </w:rPr>
-        <w:t>kB</w:t>
-      </w:r>
-      <w:proofErr w:type="spellEnd"/>
-      <w:r>
-        <w:rPr>
-          <w:rFonts w:ascii="Special Elite" w:hAnsi="Special Elite"/>
-        </w:rPr>
-        <w:t xml:space="preserve"> EEPROM pamäť ktorá uchováva nastavenia aj po kompletnom vypnutí hodín. Životnosť každej z jej pamäťových bajtových buniek</w:t>
-      </w:r>
-      <w:r>
-        <w:rPr>
-          <w:rFonts w:ascii="Special Elite" w:hAnsi="Special Elite"/>
-        </w:rPr>
-        <w:t xml:space="preserve"> je</w:t>
-      </w:r>
-      <w:r>
-        <w:rPr>
-          <w:rFonts w:ascii="Special Elite" w:hAnsi="Special Elite"/>
-        </w:rPr>
-        <w:t xml:space="preserve"> 100 000 zápisov.</w:t>
-      </w:r>
-      <w:r>
-        <w:rPr>
-          <w:rFonts w:ascii="Special Elite" w:hAnsi="Special Elite"/>
-        </w:rPr>
-        <w:t xml:space="preserve"> Pre zvýšenie životnosti </w:t>
-      </w:r>
-      <w:r>
-        <w:rPr>
-          <w:rFonts w:ascii="Special Elite" w:hAnsi="Special Elite"/>
-        </w:rPr>
-        <w:t xml:space="preserve">zapisujeme </w:t>
-      </w:r>
-      <w:r>
-        <w:rPr>
-          <w:rFonts w:ascii="Special Elite" w:hAnsi="Special Elite"/>
-        </w:rPr>
-        <w:t>dáta cyklicky a nie stále na to isté miesto. Ak sa konfigurácie neukladajú,</w:t>
-      </w:r>
-      <w:r>
-        <w:rPr>
-          <w:rFonts w:ascii="Special Elite" w:hAnsi="Special Elite"/>
-        </w:rPr>
-        <w:t xml:space="preserve"> </w:t>
-      </w:r>
-      <w:r>
-        <w:rPr>
-          <w:rFonts w:ascii="Special Elite" w:hAnsi="Special Elite"/>
-        </w:rPr>
-        <w:t>jedinou opravou je výmena celého čipu ATMega328 a opätovné napálenie firmvéru.</w:t>
-      </w:r>
-      <w:bookmarkStart w:id="5" w:name="_Toc211153209"/>
-    </w:p>
-    <w:p>
-      <w:pPr>
-        <w:jc w:val="both"/>
-        <w:rPr>
-          <w:rFonts w:ascii="Special Elite" w:hAnsi="Special Elite" w:cs="Courier New"/>
-        </w:rPr>
-      </w:pPr>
-      <w:bookmarkStart w:id="6" w:name="_Toc211153210"/>
-      <w:bookmarkEnd w:id="5"/>
-      <w:r>
-        <w:rPr>
-          <w:rStyle w:val="Nadpis2Char"/>
-          <w:rFonts w:ascii="Special Elite" w:hAnsi="Special Elite"/>
-        </w:rPr>
-        <w:t>Napájanie</w:t>
-      </w:r>
-      <w:bookmarkEnd w:id="6"/>
-      <w:r>
-        <w:rPr>
-          <w:rFonts w:ascii="Special Elite" w:hAnsi="Special Elite" w:cs="Courier New"/>
-          <w:b/>
-          <w:bCs/>
-        </w:rPr>
-        <w:br/>
-      </w:r>
-      <w:r>
-        <w:rPr>
-          <w:rFonts w:ascii="Special Elite" w:hAnsi="Special Elite" w:cs="Courier New"/>
-        </w:rPr>
-        <w:t>Hodiny sa napájajú zo zdroja s výstupom 5</w:t>
-      </w:r>
-      <w:r>
-        <w:rPr>
-          <w:rFonts w:ascii="Special Elite" w:hAnsi="Special Elite" w:cs="Courier New"/>
-        </w:rPr>
-        <w:t xml:space="preserve"> </w:t>
-      </w:r>
-      <w:r>
-        <w:rPr>
-          <w:rFonts w:ascii="Special Elite" w:hAnsi="Special Elite" w:cs="Courier New"/>
-        </w:rPr>
-        <w:t xml:space="preserve">V schopným dodať aspoň </w:t>
-      </w:r>
-      <w:r>
-        <w:rPr>
-          <w:rFonts w:ascii="Special Elite" w:hAnsi="Special Elite" w:cs="Courier New"/>
-        </w:rPr>
-        <w:t>5</w:t>
-      </w:r>
-      <w:r>
-        <w:rPr>
-          <w:rFonts w:ascii="Special Elite" w:hAnsi="Special Elite" w:cs="Courier New"/>
-        </w:rPr>
-        <w:t xml:space="preserve"> </w:t>
-      </w:r>
-      <w:r>
-        <w:rPr>
-          <w:rFonts w:ascii="Special Elite" w:hAnsi="Special Elite" w:cs="Courier New"/>
-        </w:rPr>
-        <w:t>W. Zdroj by mal byť ideálne spínaný pre čo najnižšiu stratovosť s frekvenciou spínania</w:t>
-      </w:r>
-      <w:r>
-        <w:rPr>
-          <w:rFonts w:ascii="Special Elite" w:hAnsi="Special Elite" w:cs="Courier New"/>
-        </w:rPr>
-        <w:t xml:space="preserve"> rádovo</w:t>
-      </w:r>
-      <w:r>
-        <w:rPr>
-          <w:rFonts w:ascii="Special Elite" w:hAnsi="Special Elite" w:cs="Courier New"/>
-        </w:rPr>
-        <w:t xml:space="preserve"> vyššou ako 77.5 kHz aby sa predišlo rušeniu DCF77 prijímača</w:t>
-      </w:r>
-      <w:r>
-        <w:rPr>
-          <w:rFonts w:ascii="Special Elite" w:hAnsi="Special Elite" w:cs="Courier New"/>
-        </w:rPr>
-        <w:t>, rádio-amatéri odporúčajú Apple nabíjačky ako kvalitne odrušené zdroje.</w:t>
-      </w:r>
-      <w:r>
-        <w:rPr>
-          <w:rFonts w:ascii="Special Elite" w:hAnsi="Special Elite" w:cs="Courier New"/>
-        </w:rPr>
-        <w:br w:type="page"/>
-      </w:r>
-    </w:p>
-    <w:p>
-      <w:pPr>
-        <w:rPr>
-          <w:rFonts w:ascii="Special Elite" w:eastAsiaTheme="majorEastAsia" w:hAnsi="Special Elite" w:cstheme="majorBidi"/>
-          <w:b/>
-          <w:color w:val="000000" w:themeColor="text1"/>
-          <w:szCs w:val="32"/>
-          <w:u w:val="single"/>
-        </w:rPr>
-      </w:pPr>
-      <w:bookmarkStart w:id="7" w:name="_Toc211153211"/>
-      <w:r>
-        <w:rPr>
-          <w:rStyle w:val="Nadpis2Char"/>
-          <w:rFonts w:ascii="Special Elite" w:hAnsi="Special Elite"/>
-        </w:rPr>
-        <w:lastRenderedPageBreak/>
-        <w:t>Pr</w:t>
-      </w:r>
-      <w:r>
-        <w:rPr>
-          <w:rStyle w:val="Nadpis2Char"/>
-          <w:rFonts w:ascii="Special Elite" w:hAnsi="Special Elite"/>
-        </w:rPr>
-        <w:t>i</w:t>
-      </w:r>
-      <w:r>
-        <w:rPr>
-          <w:rStyle w:val="Nadpis2Char"/>
-          <w:rFonts w:ascii="Special Elite" w:hAnsi="Special Elite"/>
-        </w:rPr>
-        <w:t>j</w:t>
-      </w:r>
-      <w:r>
-        <w:rPr>
-          <w:rStyle w:val="Nadpis2Char"/>
-          <w:rFonts w:ascii="Special Elite" w:hAnsi="Special Elite"/>
-        </w:rPr>
-        <w:t>í</w:t>
-      </w:r>
-      <w:r>
-        <w:rPr>
-          <w:rStyle w:val="Nadpis2Char"/>
-          <w:rFonts w:ascii="Special Elite" w:hAnsi="Special Elite"/>
-        </w:rPr>
-        <w:t>mač DCF77</w:t>
-      </w:r>
-      <w:bookmarkEnd w:id="7"/>
-      <w:r>
-        <w:rPr>
-          <w:rStyle w:val="Nadpis2Char"/>
-          <w:rFonts w:ascii="Special Elite" w:hAnsi="Special Elite"/>
-        </w:rPr>
-        <w:br/>
-      </w:r>
-      <w:r>
-        <w:rPr>
-          <w:rFonts w:ascii="Special Elite" w:hAnsi="Special Elite" w:cs="Courier New"/>
-        </w:rPr>
-        <w:t>V podstavci je umiestnená 140 milimetrová feritová anténa vlastnej výroby, odladená tak aby rezonovala pri frekvencii 77,5</w:t>
-      </w:r>
-      <w:r>
-        <w:rPr>
-          <w:rFonts w:ascii="Special Elite" w:hAnsi="Special Elite" w:cs="Courier New"/>
-        </w:rPr>
-        <w:t xml:space="preserve"> </w:t>
-      </w:r>
-      <w:r>
-        <w:rPr>
-          <w:rFonts w:ascii="Special Elite" w:hAnsi="Special Elite" w:cs="Courier New"/>
-        </w:rPr>
-        <w:t>kHz na ktorej vysielajú atómové hodiny z </w:t>
-      </w:r>
-      <w:proofErr w:type="spellStart"/>
-      <w:r>
-        <w:rPr>
-          <w:rFonts w:ascii="Special Elite" w:hAnsi="Special Elite" w:cs="Courier New"/>
-        </w:rPr>
-        <w:t>Mainflingenu</w:t>
-      </w:r>
-      <w:proofErr w:type="spellEnd"/>
-      <w:r>
-        <w:rPr>
-          <w:rFonts w:ascii="Special Elite" w:hAnsi="Special Elite" w:cs="Courier New"/>
-        </w:rPr>
-        <w:t xml:space="preserve"> (Nemecko) svoj časový signál. Tento signál používajú hodiny k automatickému nastaveniu času a prechodu zo zimného času na letný a naopak.</w:t>
-      </w:r>
-    </w:p>
-    <w:p>
-      <w:pPr>
-        <w:jc w:val="both"/>
-        <w:rPr>
-          <w:rFonts w:ascii="Special Elite" w:hAnsi="Special Elite" w:cs="Courier New"/>
-        </w:rPr>
-      </w:pPr>
-      <w:r>
-        <w:rPr>
-          <w:rFonts w:ascii="Special Elite" w:hAnsi="Special Elite" w:cs="Courier New"/>
-        </w:rPr>
-        <w:t xml:space="preserve">Keďže feritové antény sú </w:t>
-      </w:r>
-      <w:r>
-        <w:rPr>
-          <w:rFonts w:ascii="Special Elite" w:hAnsi="Special Elite" w:cs="Courier New"/>
-        </w:rPr>
-        <w:t xml:space="preserve">z povahy </w:t>
-      </w:r>
-      <w:r>
-        <w:rPr>
-          <w:rFonts w:ascii="Special Elite" w:hAnsi="Special Elite" w:cs="Courier New"/>
-        </w:rPr>
-        <w:t>závislé od orientácie, odporúčame mať hodiny otočené čelom na server alebo juh.</w:t>
-      </w:r>
-    </w:p>
-    <w:p>
-      <w:pPr>
-        <w:jc w:val="both"/>
-        <w:rPr>
-          <w:rFonts w:ascii="Special Elite" w:hAnsi="Special Elite" w:cs="Courier New"/>
-        </w:rPr>
-      </w:pPr>
-      <w:r>
-        <w:rPr>
-          <w:rFonts w:ascii="Special Elite" w:hAnsi="Special Elite" w:cs="Courier New"/>
-        </w:rPr>
-        <w:t>P</w:t>
-      </w:r>
-      <w:r>
-        <w:rPr>
-          <w:rFonts w:ascii="Special Elite" w:hAnsi="Special Elite" w:cs="Courier New"/>
-        </w:rPr>
-        <w:t xml:space="preserve">očas synchronizácie, bliká indikačná LED-ka červenou farbou. Pri dobrej kvalite signálu a správnej orientácii hodín, by mala byť frekvencia blikanie 1 Hz. Po úspešnej synchronizácii času, svieti LED-ka stálou zelenou farbou. </w:t>
-      </w:r>
-      <w:r>
-        <w:rPr>
-          <w:rFonts w:ascii="Special Elite" w:hAnsi="Special Elite" w:cs="Courier New"/>
-        </w:rPr>
-        <w:lastRenderedPageBreak/>
-        <w:t>V prípade potreby sa tejto indikačnej LED-</w:t>
-      </w:r>
-      <w:proofErr w:type="spellStart"/>
-      <w:r>
-        <w:rPr>
-          <w:rFonts w:ascii="Special Elite" w:hAnsi="Special Elite" w:cs="Courier New"/>
-        </w:rPr>
-        <w:t>ke</w:t>
-      </w:r>
-      <w:proofErr w:type="spellEnd"/>
-      <w:r>
-        <w:rPr>
-          <w:rFonts w:ascii="Special Elite" w:hAnsi="Special Elite" w:cs="Courier New"/>
-        </w:rPr>
-        <w:t xml:space="preserve"> dá upraviť jas alebo sa dá kompletne vypnúť v nastaveniach.</w:t>
-      </w:r>
-    </w:p>
-    <w:p>
-      <w:pPr>
-        <w:jc w:val="both"/>
-        <w:rPr>
-          <w:rFonts w:ascii="Special Elite" w:hAnsi="Special Elite" w:cs="Courier New"/>
-        </w:rPr>
-      </w:pPr>
-      <w:r>
-        <w:rPr>
-          <w:rFonts w:ascii="Special Elite" w:hAnsi="Special Elite" w:cs="Courier New"/>
-        </w:rPr>
-        <w:t xml:space="preserve">Hodiny sa synchronizujú automaticky v pravidelných intervaloch (zvyčajne v noci). </w:t>
-      </w:r>
-      <w:r>
-        <w:rPr>
-          <w:rFonts w:ascii="Special Elite" w:hAnsi="Special Elite" w:cs="Courier New"/>
-        </w:rPr>
-        <w:t>Ak chcete synchronizáciu vynútiť, v nastaveniach vypnite DCF77 modul a opäť ho zapnite.</w:t>
-      </w:r>
-      <w:bookmarkStart w:id="8" w:name="_Toc211153212"/>
-    </w:p>
-    <w:p>
-      <w:pPr>
-        <w:rPr>
-          <w:rFonts w:ascii="Special Elite" w:hAnsi="Special Elite" w:cs="Courier New"/>
-        </w:rPr>
-      </w:pPr>
+        <w:rPr>
+          <w:rFonts w:ascii="Special Elite" w:hAnsi="Special Elite" w:cs="Courier New"/>
+        </w:rPr>
+      </w:pPr>
+      <w:r>
+        <w:rPr>
+          <w:rFonts w:ascii="Special Elite" w:hAnsi="Special Elite" w:cs="Courier New"/>
+          <w:noProof/>
+          <w:sz w:val="72"/>
+          <w:szCs w:val="72"/>
+        </w:rPr>
+        <mc:AlternateContent>
+          <mc:Choice Requires="wps">
+            <w:drawing>
+              <wp:anchor distT="0" distB="0" distL="114300" distR="114300" simplePos="0" relativeHeight="251713536" behindDoc="0" locked="0" layoutInCell="1" allowOverlap="1" wp14:anchorId="7F4B8BE6" wp14:editId="7491E277">
+                <wp:simplePos x="0" y="0"/>
+                <wp:positionH relativeFrom="column">
+                  <wp:posOffset>5773420</wp:posOffset>
+                </wp:positionH>
+                <wp:positionV relativeFrom="paragraph">
+                  <wp:posOffset>933450</wp:posOffset>
+                </wp:positionV>
+                <wp:extent cx="914400" cy="292100"/>
+                <wp:effectExtent l="0" t="0" r="0" b="0"/>
+                <wp:wrapNone/>
+                <wp:docPr id="957234474" name="Textové pole 1"/>
+                <wp:cNvGraphicFramePr/>
+                <a:graphic xmlns:a="http://schemas.openxmlformats.org/drawingml/2006/main">
+                  <a:graphicData uri="http://schemas.microsoft.com/office/word/2010/wordprocessingShape">
+                    <wps:wsp>
+                      <wps:cNvSpPr txBox="1"/>
+                      <wps:spPr>
+                        <a:xfrm>
+                          <a:off x="0" y="0"/>
+                          <a:ext cx="914400" cy="292100"/>
+                        </a:xfrm>
+                        <a:prstGeom prst="rect">
+                          <a:avLst/>
+                        </a:prstGeom>
+                        <a:noFill/>
+                        <a:ln w="6350">
+                          <a:noFill/>
+                        </a:ln>
+                      </wps:spPr>
+                      <wps:txbx>
+                        <w:txbxContent>
+                          <w:p>
+                            <w:pPr>
+                              <w:rPr>
+                                <w:rFonts w:ascii="Special Elite" w:hAnsi="Special Elite"/>
+                                <w:b/>
+                                <w:bCs/>
+                              </w:rPr>
+                            </w:pPr>
+                            <w:r>
+                              <w:rPr>
+                                <w:rFonts w:ascii="Special Elite" w:hAnsi="Special Elite"/>
+                                <w:b/>
+                                <w:bCs/>
+                              </w:rPr>
+                              <w:t>16</w:t>
+                            </w:r>
+                          </w:p>
+                        </w:txbxContent>
+                      </wps:txbx>
+                      <wps:bodyPr rot="0" spcFirstLastPara="0" vertOverflow="overflow" horzOverflow="overflow" vert="horz" wrap="none" lIns="91440" tIns="45720" rIns="91440" bIns="45720" numCol="1" spcCol="0" rtlCol="0" fromWordArt="0" anchor="t" anchorCtr="0" forceAA="0" compatLnSpc="1">
+                        <a:prstTxWarp prst="textNoShape">
+                          <a:avLst/>
+                        </a:prstTxWarp>
+                        <a:noAutofit/>
+                      </wps:bodyPr>
+                    </wps:wsp>
+                  </a:graphicData>
+                </a:graphic>
+                <wp14:sizeRelV relativeFrom="margin">
+                  <wp14:pctHeight>0</wp14:pctHeight>
+                </wp14:sizeRelV>
+              </wp:anchor>
+            </w:drawing>
+          </mc:Choice>
+          <mc:Fallback>
+            <w:pict>
+              <v:shape w14:anchorId="7F4B8BE6" id="_x0000_s1040" type="#_x0000_t202" style="position:absolute;margin-left:454.6pt;margin-top:73.5pt;width:1in;height:23pt;z-index:251713536;visibility:visible;mso-wrap-style:none;mso-height-percent:0;mso-wrap-distance-left:9pt;mso-wrap-distance-top:0;mso-wrap-distance-right:9pt;mso-wrap-distance-bottom:0;mso-position-horizontal:absolute;mso-position-horizontal-relative:text;mso-position-vertical:absolute;mso-position-vertical-relative:text;mso-height-percent:0;mso-height-relative:margin;v-text-anchor:top" o:gfxdata="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" filled="f" stroked="f" strokeweight=".5pt">
+                <v:textbox>
+                  <w:txbxContent>
+                    <w:p>
+                      <w:pPr>
+                        <w:rPr>
+                          <w:rFonts w:ascii="Special Elite" w:hAnsi="Special Elite"/>
+                          <w:b/>
+                          <w:bCs/>
+                        </w:rPr>
+                      </w:pPr>
+                      <w:r>
+                        <w:rPr>
+                          <w:rFonts w:ascii="Special Elite" w:hAnsi="Special Elite"/>
+                          <w:b/>
+                          <w:bCs/>
+                        </w:rPr>
+                        <w:t>16</w:t>
+                      </w:r>
+                    </w:p>
+                  </w:txbxContent>
+                </v:textbox>
+              </v:shape>
+            </w:pict>
+          </mc:Fallback>
+        </mc:AlternateContent>
+      </w:r>
       <w:r>
         <w:rPr>
           <w:rFonts w:ascii="Special Elite" w:hAnsi="Special Elite"/>
@@ -2205,7 +6995,6 @@
         </w:rPr>
         <w:t>Záložná batéria</w:t>
       </w:r>
-      <w:bookmarkEnd w:id="8"/>
       <w:r>
         <w:rPr>
           <w:rFonts w:ascii="Special Elite" w:hAnsi="Special Elite" w:cs="Courier New"/>
@@ -2241,21 +7030,15 @@
     <w:p>
       <w:pPr>
         <w:pStyle w:val="Nadpis2"/>
-        <w:rPr>
-          <w:rFonts w:ascii="Special Elite" w:hAnsi="Special Elite"/>
-        </w:rPr>
-      </w:pPr>
-      <w:bookmarkStart w:id="9" w:name="_Toc211152844"/>
-      <w:bookmarkStart w:id="10" w:name="_Toc211153213"/>
-      <w:r>
-        <w:rPr>
-          <w:rFonts w:ascii="Special Elite" w:hAnsi="Special Elite"/>
-        </w:rPr>
+      </w:pPr>
+      <w:bookmarkStart w:id="15" w:name="_Toc211152844"/>
+      <w:bookmarkStart w:id="16" w:name="_Toc216795025"/>
+      <w:r>
         <w:lastRenderedPageBreak/>
         <w:t>Úložný priestor</w:t>
       </w:r>
-      <w:bookmarkEnd w:id="9"/>
-      <w:bookmarkEnd w:id="10"/>
+      <w:bookmarkEnd w:id="15"/>
+      <w:bookmarkEnd w:id="16"/>
     </w:p>
     <w:p>
       <w:pPr>
@@ -2307,7 +7090,19 @@
         <w:rPr>
           <w:rFonts w:ascii="Special Elite" w:hAnsi="Special Elite" w:cs="Courier New"/>
         </w:rPr>
-        <w:t>1x skrutkovač na nastavovanie trimrov</w:t>
+        <w:t xml:space="preserve">1x </w:t>
+      </w:r>
+      <w:r>
+        <w:rPr>
+          <w:rFonts w:ascii="Special Elite" w:hAnsi="Special Elite" w:cs="Courier New"/>
+        </w:rPr>
+        <w:t xml:space="preserve">plochý </w:t>
+      </w:r>
+      <w:r>
+        <w:rPr>
+          <w:rFonts w:ascii="Special Elite" w:hAnsi="Special Elite" w:cs="Courier New"/>
+        </w:rPr>
+        <w:t>skrutkovač na nastavovanie trimrov</w:t>
       </w:r>
     </w:p>
     <w:p>
@@ -2382,6 +7177,177 @@
       <w:r>
         <w:rPr>
           <w:rFonts w:ascii="Special Elite" w:hAnsi="Special Elite" w:cs="Courier New"/>
+          <w:noProof/>
+          <w:sz w:val="72"/>
+          <w:szCs w:val="72"/>
+        </w:rPr>
+        <mc:AlternateContent>
+          <mc:Choice Requires="wps">
+            <w:drawing>
+              <wp:anchor distT="0" distB="0" distL="114300" distR="114300" simplePos="0" relativeHeight="251715584" behindDoc="0" locked="0" layoutInCell="1" allowOverlap="1" wp14:anchorId="080649D0" wp14:editId="562CA952">
+                <wp:simplePos x="0" y="0"/>
+                <wp:positionH relativeFrom="column">
+                  <wp:posOffset>5796280</wp:posOffset>
+                </wp:positionH>
+                <wp:positionV relativeFrom="paragraph">
+                  <wp:posOffset>254000</wp:posOffset>
+                </wp:positionV>
+                <wp:extent cx="914400" cy="292100"/>
+                <wp:effectExtent l="0" t="0" r="0" b="0"/>
+                <wp:wrapNone/>
+                <wp:docPr id="1032878995" name="Textové pole 1"/>
+                <wp:cNvGraphicFramePr/>
+                <a:graphic xmlns:a="http://schemas.openxmlformats.org/drawingml/2006/main">
+                  <a:graphicData uri="http://schemas.microsoft.com/office/word/2010/wordprocessingShape">
+                    <wps:wsp>
+                      <wps:cNvSpPr txBox="1"/>
+                      <wps:spPr>
+                        <a:xfrm>
+                          <a:off x="0" y="0"/>
+                          <a:ext cx="914400" cy="292100"/>
+                        </a:xfrm>
+                        <a:prstGeom prst="rect">
+                          <a:avLst/>
+                        </a:prstGeom>
+                        <a:noFill/>
+                        <a:ln w="6350">
+                          <a:noFill/>
+                        </a:ln>
+                      </wps:spPr>
+                      <wps:txbx>
+                        <w:txbxContent>
+                          <w:p>
+                            <w:pPr>
+                              <w:rPr>
+                                <w:rFonts w:ascii="Special Elite" w:hAnsi="Special Elite"/>
+                                <w:b/>
+                                <w:bCs/>
+                              </w:rPr>
+                            </w:pPr>
+                            <w:r>
+                              <w:rPr>
+                                <w:rFonts w:ascii="Special Elite" w:hAnsi="Special Elite"/>
+                                <w:b/>
+                                <w:bCs/>
+                              </w:rPr>
+                              <w:fldChar w:fldCharType="begin"/>
+                            </w:r>
+                            <w:r>
+                              <w:rPr>
+                                <w:rFonts w:ascii="Special Elite" w:hAnsi="Special Elite"/>
+                                <w:b/>
+                                <w:bCs/>
+                              </w:rPr>
+                              <w:instrText xml:space="preserve"> PAGE </w:instrText>
+                            </w:r>
+                            <w:r>
+                              <w:rPr>
+                                <w:rFonts w:ascii="Special Elite" w:hAnsi="Special Elite"/>
+                                <w:b/>
+                                <w:bCs/>
+                              </w:rPr>
+                              <w:fldChar w:fldCharType="separate"/>
+                            </w:r>
+                            <w:r>
+                              <w:rPr>
+                                <w:rFonts w:ascii="Special Elite" w:hAnsi="Special Elite"/>
+                                <w:b/>
+                                <w:bCs/>
+                                <w:noProof/>
+                              </w:rPr>
+                              <w:t>17</w:t>
+                            </w:r>
+                            <w:r>
+                              <w:rPr>
+                                <w:rFonts w:ascii="Special Elite" w:hAnsi="Special Elite"/>
+                                <w:b/>
+                                <w:bCs/>
+                              </w:rPr>
+                              <w:fldChar w:fldCharType="end"/>
+                            </w:r>
+                          </w:p>
+                        </w:txbxContent>
+                      </wps:txbx>
+                      <wps:bodyPr rot="0" spcFirstLastPara="0" vertOverflow="overflow" horzOverflow="overflow" vert="horz" wrap="none" lIns="91440" tIns="45720" rIns="91440" bIns="45720" numCol="1" spcCol="0" rtlCol="0" fromWordArt="0" anchor="t" anchorCtr="0" forceAA="0" compatLnSpc="1">
+                        <a:prstTxWarp prst="textNoShape">
+                          <a:avLst/>
+                        </a:prstTxWarp>
+                        <a:noAutofit/>
+                      </wps:bodyPr>
+                    </wps:wsp>
+                  </a:graphicData>
+                </a:graphic>
+                <wp14:sizeRelV relativeFrom="margin">
+                  <wp14:pctHeight>0</wp14:pctHeight>
+                </wp14:sizeRelV>
+              </wp:anchor>
+            </w:drawing>
+          </mc:Choice>
+          <mc:Fallback>
+            <w:pict>
+              <v:shape w14:anchorId="080649D0" id="_x0000_s1041" type="#_x0000_t202" style="position:absolute;left:0;text-align:left;margin-left:456.4pt;margin-top:20pt;width:1in;height:23pt;z-index:251715584;visibility:visible;mso-wrap-style:none;mso-height-percent:0;mso-wrap-distance-left:9pt;mso-wrap-distance-top:0;mso-wrap-distance-right:9pt;mso-wrap-distance-bottom:0;mso-position-horizontal:absolute;mso-position-horizontal-relative:text;mso-position-vertical:absolute;mso-position-vertical-relative:text;mso-height-percent:0;mso-height-relative:margin;v-text-anchor:top" o:gfxdata="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" filled="f" stroked="f" strokeweight=".5pt">
+                <v:textbox>
+                  <w:txbxContent>
+                    <w:p>
+                      <w:pPr>
+                        <w:rPr>
+                          <w:rFonts w:ascii="Special Elite" w:hAnsi="Special Elite"/>
+                          <w:b/>
+                          <w:bCs/>
+                        </w:rPr>
+                      </w:pPr>
+                      <w:r>
+                        <w:rPr>
+                          <w:rFonts w:ascii="Special Elite" w:hAnsi="Special Elite"/>
+                          <w:b/>
+                          <w:bCs/>
+                        </w:rPr>
+                        <w:fldChar w:fldCharType="begin"/>
+                      </w:r>
+                      <w:r>
+                        <w:rPr>
+                          <w:rFonts w:ascii="Special Elite" w:hAnsi="Special Elite"/>
+                          <w:b/>
+                          <w:bCs/>
+                        </w:rPr>
+                        <w:instrText xml:space="preserve"> PAGE </w:instrText>
+                      </w:r>
+                      <w:r>
+                        <w:rPr>
+                          <w:rFonts w:ascii="Special Elite" w:hAnsi="Special Elite"/>
+                          <w:b/>
+                          <w:bCs/>
+                        </w:rPr>
+                        <w:fldChar w:fldCharType="separate"/>
+                      </w:r>
+                      <w:r>
+                        <w:rPr>
+                          <w:rFonts w:ascii="Special Elite" w:hAnsi="Special Elite"/>
+                          <w:b/>
+                          <w:bCs/>
+                          <w:noProof/>
+                        </w:rPr>
+                        <w:t>17</w:t>
+                      </w:r>
+                      <w:r>
+                        <w:rPr>
+                          <w:rFonts w:ascii="Special Elite" w:hAnsi="Special Elite"/>
+                          <w:b/>
+                          <w:bCs/>
+                        </w:rPr>
+                        <w:fldChar w:fldCharType="end"/>
+                      </w:r>
+                    </w:p>
+                  </w:txbxContent>
+                </v:textbox>
+              </v:shape>
+            </w:pict>
+          </mc:Fallback>
+        </mc:AlternateContent>
+      </w:r>
+      <w:r>
+        <w:rPr>
+          <w:rFonts w:ascii="Special Elite" w:hAnsi="Special Elite" w:cs="Courier New"/>
         </w:rPr>
         <w:t>1x schéma zapojenia plošného spoja hodín vo formáte A2</w:t>
       </w:r>
@@ -2389,19 +7355,13 @@
     <w:p>
       <w:pPr>
         <w:pStyle w:val="Nadpis2"/>
-        <w:rPr>
-          <w:rFonts w:ascii="Special Elite" w:hAnsi="Special Elite"/>
-        </w:rPr>
-      </w:pPr>
-      <w:bookmarkStart w:id="11" w:name="_Toc211153214"/>
-      <w:r>
-        <w:rPr>
-          <w:rFonts w:ascii="Special Elite" w:hAnsi="Special Elite"/>
-        </w:rPr>
+      </w:pPr>
+      <w:bookmarkStart w:id="17" w:name="_Toc216795026"/>
+      <w:r>
         <w:lastRenderedPageBreak/>
         <w:t>Poistka</w:t>
       </w:r>
-      <w:bookmarkEnd w:id="11"/>
+      <w:bookmarkEnd w:id="17"/>
     </w:p>
     <w:p>
       <w:pPr>
@@ -2426,7 +7386,7 @@
         <w:rPr>
           <w:rFonts w:ascii="Special Elite" w:hAnsi="Special Elite" w:cs="Courier New"/>
         </w:rPr>
-        <w:t xml:space="preserve"> k závažnej chybe v elektronike hodín. Teda</w:t>
+        <w:t> závažnej chybe v elektronike hodín. Teda</w:t>
       </w:r>
       <w:r>
         <w:rPr>
@@ -2451,18 +7411,12 @@
     <w:p>
       <w:pPr>
         <w:pStyle w:val="Nadpis2"/>
-        <w:rPr>
-          <w:rFonts w:ascii="Special Elite" w:hAnsi="Special Elite"/>
-        </w:rPr>
-      </w:pPr>
-      <w:bookmarkStart w:id="12" w:name="_Toc211153215"/>
-      <w:r>
-        <w:rPr>
-          <w:rFonts w:ascii="Special Elite" w:hAnsi="Special Elite"/>
-        </w:rPr>
+      </w:pPr>
+      <w:bookmarkStart w:id="18" w:name="_Toc216795027"/>
+      <w:r>
         <w:t>Servis</w:t>
       </w:r>
-      <w:bookmarkEnd w:id="12"/>
+      <w:bookmarkEnd w:id="18"/>
     </w:p>
     <w:p>
       <w:pPr>
@@ -2500,6 +7454,177 @@
       <w:r>
         <w:rPr>
           <w:rFonts w:ascii="Special Elite" w:hAnsi="Special Elite" w:cs="Courier New"/>
+          <w:noProof/>
+          <w:sz w:val="72"/>
+          <w:szCs w:val="72"/>
+        </w:rPr>
+        <mc:AlternateContent>
+          <mc:Choice Requires="wps">
+            <w:drawing>
+              <wp:anchor distT="0" distB="0" distL="114300" distR="114300" simplePos="0" relativeHeight="251717632" behindDoc="0" locked="0" layoutInCell="1" allowOverlap="1" wp14:anchorId="4B943C97" wp14:editId="5BE820FC">
+                <wp:simplePos x="0" y="0"/>
+                <wp:positionH relativeFrom="column">
+                  <wp:posOffset>5755640</wp:posOffset>
+                </wp:positionH>
+                <wp:positionV relativeFrom="paragraph">
+                  <wp:posOffset>385445</wp:posOffset>
+                </wp:positionV>
+                <wp:extent cx="914400" cy="292100"/>
+                <wp:effectExtent l="0" t="0" r="0" b="0"/>
+                <wp:wrapNone/>
+                <wp:docPr id="596670460" name="Textové pole 1"/>
+                <wp:cNvGraphicFramePr/>
+                <a:graphic xmlns:a="http://schemas.openxmlformats.org/drawingml/2006/main">
+                  <a:graphicData uri="http://schemas.microsoft.com/office/word/2010/wordprocessingShape">
+                    <wps:wsp>
+                      <wps:cNvSpPr txBox="1"/>
+                      <wps:spPr>
+                        <a:xfrm>
+                          <a:off x="0" y="0"/>
+                          <a:ext cx="914400" cy="292100"/>
+                        </a:xfrm>
+                        <a:prstGeom prst="rect">
+                          <a:avLst/>
+                        </a:prstGeom>
+                        <a:noFill/>
+                        <a:ln w="6350">
+                          <a:noFill/>
+                        </a:ln>
+                      </wps:spPr>
+                      <wps:txbx>
+                        <w:txbxContent>
+                          <w:p>
+                            <w:pPr>
+                              <w:rPr>
+                                <w:rFonts w:ascii="Special Elite" w:hAnsi="Special Elite"/>
+                                <w:b/>
+                                <w:bCs/>
+                              </w:rPr>
+                            </w:pPr>
+                            <w:r>
+                              <w:rPr>
+                                <w:rFonts w:ascii="Special Elite" w:hAnsi="Special Elite"/>
+                                <w:b/>
+                                <w:bCs/>
+                              </w:rPr>
+                              <w:fldChar w:fldCharType="begin"/>
+                            </w:r>
+                            <w:r>
+                              <w:rPr>
+                                <w:rFonts w:ascii="Special Elite" w:hAnsi="Special Elite"/>
+                                <w:b/>
+                                <w:bCs/>
+                              </w:rPr>
+                              <w:instrText xml:space="preserve"> PAGE </w:instrText>
+                            </w:r>
+                            <w:r>
+                              <w:rPr>
+                                <w:rFonts w:ascii="Special Elite" w:hAnsi="Special Elite"/>
+                                <w:b/>
+                                <w:bCs/>
+                              </w:rPr>
+                              <w:fldChar w:fldCharType="separate"/>
+                            </w:r>
+                            <w:r>
+                              <w:rPr>
+                                <w:rFonts w:ascii="Special Elite" w:hAnsi="Special Elite"/>
+                                <w:b/>
+                                <w:bCs/>
+                                <w:noProof/>
+                              </w:rPr>
+                              <w:t>18</w:t>
+                            </w:r>
+                            <w:r>
+                              <w:rPr>
+                                <w:rFonts w:ascii="Special Elite" w:hAnsi="Special Elite"/>
+                                <w:b/>
+                                <w:bCs/>
+                              </w:rPr>
+                              <w:fldChar w:fldCharType="end"/>
+                            </w:r>
+                          </w:p>
+                        </w:txbxContent>
+                      </wps:txbx>
+                      <wps:bodyPr rot="0" spcFirstLastPara="0" vertOverflow="overflow" horzOverflow="overflow" vert="horz" wrap="none" lIns="91440" tIns="45720" rIns="91440" bIns="45720" numCol="1" spcCol="0" rtlCol="0" fromWordArt="0" anchor="t" anchorCtr="0" forceAA="0" compatLnSpc="1">
+                        <a:prstTxWarp prst="textNoShape">
+                          <a:avLst/>
+                        </a:prstTxWarp>
+                        <a:noAutofit/>
+                      </wps:bodyPr>
+                    </wps:wsp>
+                  </a:graphicData>
+                </a:graphic>
+                <wp14:sizeRelV relativeFrom="margin">
+                  <wp14:pctHeight>0</wp14:pctHeight>
+                </wp14:sizeRelV>
+              </wp:anchor>
+            </w:drawing>
+          </mc:Choice>
+          <mc:Fallback>
+            <w:pict>
+              <v:shape w14:anchorId="4B943C97" id="_x0000_s1042" type="#_x0000_t202" style="position:absolute;margin-left:453.2pt;margin-top:30.35pt;width:1in;height:23pt;z-index:251717632;visibility:visible;mso-wrap-style:none;mso-height-percent:0;mso-wrap-distance-left:9pt;mso-wrap-distance-top:0;mso-wrap-distance-right:9pt;mso-wrap-distance-bottom:0;mso-position-horizontal:absolute;mso-position-horizontal-relative:text;mso-position-vertical:absolute;mso-position-vertical-relative:text;mso-height-percent:0;mso-height-relative:margin;v-text-anchor:top" o:gfxdata="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" filled="f" stroked="f" strokeweight=".5pt">
+                <v:textbox>
+                  <w:txbxContent>
+                    <w:p>
+                      <w:pPr>
+                        <w:rPr>
+                          <w:rFonts w:ascii="Special Elite" w:hAnsi="Special Elite"/>
+                          <w:b/>
+                          <w:bCs/>
+                        </w:rPr>
+                      </w:pPr>
+                      <w:r>
+                        <w:rPr>
+                          <w:rFonts w:ascii="Special Elite" w:hAnsi="Special Elite"/>
+                          <w:b/>
+                          <w:bCs/>
+                        </w:rPr>
+                        <w:fldChar w:fldCharType="begin"/>
+                      </w:r>
+                      <w:r>
+                        <w:rPr>
+                          <w:rFonts w:ascii="Special Elite" w:hAnsi="Special Elite"/>
+                          <w:b/>
+                          <w:bCs/>
+                        </w:rPr>
+                        <w:instrText xml:space="preserve"> PAGE </w:instrText>
+                      </w:r>
+                      <w:r>
+                        <w:rPr>
+                          <w:rFonts w:ascii="Special Elite" w:hAnsi="Special Elite"/>
+                          <w:b/>
+                          <w:bCs/>
+                        </w:rPr>
+                        <w:fldChar w:fldCharType="separate"/>
+                      </w:r>
+                      <w:r>
+                        <w:rPr>
+                          <w:rFonts w:ascii="Special Elite" w:hAnsi="Special Elite"/>
+                          <w:b/>
+                          <w:bCs/>
+                          <w:noProof/>
+                        </w:rPr>
+                        <w:t>18</w:t>
+                      </w:r>
+                      <w:r>
+                        <w:rPr>
+                          <w:rFonts w:ascii="Special Elite" w:hAnsi="Special Elite"/>
+                          <w:b/>
+                          <w:bCs/>
+                        </w:rPr>
+                        <w:fldChar w:fldCharType="end"/>
+                      </w:r>
+                    </w:p>
+                  </w:txbxContent>
+                </v:textbox>
+              </v:shape>
+            </w:pict>
+          </mc:Fallback>
+        </mc:AlternateContent>
+      </w:r>
+      <w:r>
+        <w:rPr>
+          <w:rFonts w:ascii="Special Elite" w:hAnsi="Special Elite" w:cs="Courier New"/>
           <w:b/>
           <w:bCs/>
         </w:rPr>
@@ -2512,16 +7637,106 @@
           <w:rFonts w:ascii="Special Elite" w:hAnsi="Special Elite" w:cs="Courier New"/>
         </w:rPr>
       </w:pPr>
-      <w:bookmarkStart w:id="13" w:name="_Toc211153216"/>
+      <w:bookmarkStart w:id="19" w:name="_Toc216795028"/>
+      <w:r>
+        <w:rPr>
+          <w:rFonts w:ascii="Special Elite" w:hAnsi="Special Elite" w:cs="Courier New"/>
+          <w:noProof/>
+          <w:sz w:val="72"/>
+          <w:szCs w:val="72"/>
+        </w:rPr>
+        <w:lastRenderedPageBreak/>
+        <mc:AlternateContent>
+          <mc:Choice Requires="wps">
+            <w:drawing>
+              <wp:anchor distT="0" distB="0" distL="114300" distR="114300" simplePos="0" relativeHeight="251719680" behindDoc="0" locked="0" layoutInCell="1" allowOverlap="1" wp14:anchorId="53789086" wp14:editId="03AD310C">
+                <wp:simplePos x="0" y="0"/>
+                <wp:positionH relativeFrom="column">
+                  <wp:posOffset>5755640</wp:posOffset>
+                </wp:positionH>
+                <wp:positionV relativeFrom="paragraph">
+                  <wp:posOffset>2021205</wp:posOffset>
+                </wp:positionV>
+                <wp:extent cx="914400" cy="292100"/>
+                <wp:effectExtent l="0" t="0" r="0" b="0"/>
+                <wp:wrapNone/>
+                <wp:docPr id="44324078" name="Textové pole 1"/>
+                <wp:cNvGraphicFramePr/>
+                <a:graphic xmlns:a="http://schemas.openxmlformats.org/drawingml/2006/main">
+                  <a:graphicData uri="http://schemas.microsoft.com/office/word/2010/wordprocessingShape">
+                    <wps:wsp>
+                      <wps:cNvSpPr txBox="1"/>
+                      <wps:spPr>
+                        <a:xfrm>
+                          <a:off x="0" y="0"/>
+                          <a:ext cx="914400" cy="292100"/>
+                        </a:xfrm>
+                        <a:prstGeom prst="rect">
+                          <a:avLst/>
+                        </a:prstGeom>
+                        <a:noFill/>
+                        <a:ln w="6350">
+                          <a:noFill/>
+                        </a:ln>
+                      </wps:spPr>
+                      <wps:txbx>
+                        <w:txbxContent>
+                          <w:p>
+                            <w:r>
+                              <w:rPr>
+                                <w:rFonts w:ascii="Special Elite" w:hAnsi="Special Elite"/>
+                                <w:b/>
+                                <w:bCs/>
+                              </w:rPr>
+                              <w:t>19</w:t>
+                            </w:r>
+                          </w:p>
+                        </w:txbxContent>
+                      </wps:txbx>
+                      <wps:bodyPr rot="0" spcFirstLastPara="0" vertOverflow="overflow" horzOverflow="overflow" vert="horz" wrap="none" lIns="91440" tIns="45720" rIns="91440" bIns="45720" numCol="1" spcCol="0" rtlCol="0" fromWordArt="0" anchor="t" anchorCtr="0" forceAA="0" compatLnSpc="1">
+                        <a:prstTxWarp prst="textNoShape">
+                          <a:avLst/>
+                        </a:prstTxWarp>
+                        <a:noAutofit/>
+                      </wps:bodyPr>
+                    </wps:wsp>
+                  </a:graphicData>
+                </a:graphic>
+                <wp14:sizeRelV relativeFrom="margin">
+                  <wp14:pctHeight>0</wp14:pctHeight>
+                </wp14:sizeRelV>
+              </wp:anchor>
+            </w:drawing>
+          </mc:Choice>
+          <mc:Fallback>
+            <w:pict>
+              <v:shape w14:anchorId="53789086" id="_x0000_s1043" type="#_x0000_t202" style="position:absolute;margin-left:453.2pt;margin-top:159.15pt;width:1in;height:23pt;z-index:251719680;visibility:visible;mso-wrap-style:none;mso-height-percent:0;mso-wrap-distance-left:9pt;mso-wrap-distance-top:0;mso-wrap-distance-right:9pt;mso-wrap-distance-bottom:0;mso-position-horizontal:absolute;mso-position-horizontal-relative:text;mso-position-vertical:absolute;mso-position-vertical-relative:text;mso-height-percent:0;mso-height-relative:margin;v-text-anchor:top" o:gfxdata="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" filled="f" stroked="f" strokeweight=".5pt">
+                <v:textbox>
+                  <w:txbxContent>
+                    <w:p>
+                      <w:r>
+                        <w:rPr>
+                          <w:rFonts w:ascii="Special Elite" w:hAnsi="Special Elite"/>
+                          <w:b/>
+                          <w:bCs/>
+                        </w:rPr>
+                        <w:t>19</w:t>
+                      </w:r>
+                    </w:p>
+                  </w:txbxContent>
+                </v:textbox>
+              </v:shape>
+            </w:pict>
+          </mc:Fallback>
+        </mc:AlternateContent>
+      </w:r>
       <w:r>
         <w:rPr>
           <w:rStyle w:val="Nadpis2Char"/>
-          <w:rFonts w:ascii="Special Elite" w:hAnsi="Special Elite"/>
-        </w:rPr>
-        <w:lastRenderedPageBreak/>
+        </w:rPr>
         <w:t>Spolupracovali</w:t>
       </w:r>
-      <w:bookmarkEnd w:id="13"/>
+      <w:bookmarkEnd w:id="19"/>
       <w:r>
         <w:rPr>
           <w:rFonts w:ascii="Special Elite" w:hAnsi="Special Elite" w:cs="Courier New"/>
@@ -2539,7 +7754,6 @@
           <w:rFonts w:ascii="Special Elite" w:hAnsi="Special Elite" w:cs="Courier New"/>
           <w:b/>
           <w:bCs/>
-          <w:u w:val="single"/>
         </w:rPr>
         <w:t>Vedúci projektu</w:t>
       </w:r>
@@ -2548,7 +7762,6 @@
           <w:rFonts w:ascii="Special Elite" w:hAnsi="Special Elite" w:cs="Courier New"/>
           <w:b/>
           <w:bCs/>
-          <w:u w:val="single"/>
         </w:rPr>
         <w:t>:</w:t>
       </w:r>
@@ -2556,7 +7769,37 @@
         <w:rPr>
           <w:rFonts w:ascii="Special Elite" w:hAnsi="Special Elite" w:cs="Courier New"/>
         </w:rPr>
-        <w:t xml:space="preserve"> Filip Mitka</w:t>
+        <w:t xml:space="preserve"> </w:t>
+      </w:r>
+      <w:r>
+        <w:rPr>
+          <w:rFonts w:ascii="Special Elite" w:hAnsi="Special Elite" w:cs="Courier New"/>
+        </w:rPr>
+        <w:tab/>
+      </w:r>
+      <w:r>
+        <w:rPr>
+          <w:rFonts w:ascii="Special Elite" w:hAnsi="Special Elite" w:cs="Courier New"/>
+        </w:rPr>
+        <w:tab/>
+      </w:r>
+      <w:r>
+        <w:rPr>
+          <w:rFonts w:ascii="Special Elite" w:hAnsi="Special Elite" w:cs="Courier New"/>
+        </w:rPr>
+        <w:tab/>
+      </w:r>
+      <w:r>
+        <w:rPr>
+          <w:rFonts w:ascii="Special Elite" w:hAnsi="Special Elite" w:cs="Courier New"/>
+        </w:rPr>
+        <w:tab/>
+      </w:r>
+      <w:r>
+        <w:rPr>
+          <w:rFonts w:ascii="Special Elite" w:hAnsi="Special Elite" w:cs="Courier New"/>
+        </w:rPr>
+        <w:t>Filip Mitka</w:t>
       </w:r>
       <w:r>
         <w:rPr>
@@ -2576,7 +7819,6 @@
           <w:rFonts w:ascii="Special Elite" w:hAnsi="Special Elite" w:cs="Courier New"/>
           <w:b/>
           <w:bCs/>
-          <w:u w:val="single"/>
         </w:rPr>
         <w:t>Vedúci výroby</w:t>
       </w:r>
@@ -2585,7 +7827,6 @@
           <w:rFonts w:ascii="Special Elite" w:hAnsi="Special Elite" w:cs="Courier New"/>
           <w:b/>
           <w:bCs/>
-          <w:u w:val="single"/>
         </w:rPr>
         <w:t>:</w:t>
       </w:r>
@@ -2593,16 +7834,44 @@
         <w:rPr>
           <w:rFonts w:ascii="Special Elite" w:hAnsi="Special Elite" w:cs="Courier New"/>
         </w:rPr>
-        <w:t xml:space="preserve"> Kristián </w:t>
-      </w:r>
-      <w:proofErr w:type="spellStart"/>
-      <w:r>
-        <w:rPr>
-          <w:rFonts w:ascii="Special Elite" w:hAnsi="Special Elite" w:cs="Courier New"/>
-        </w:rPr>
-        <w:t>Perďoch</w:t>
-      </w:r>
-      <w:proofErr w:type="spellEnd"/>
+        <w:t xml:space="preserve"> </w:t>
+      </w:r>
+      <w:r>
+        <w:rPr>
+          <w:rFonts w:ascii="Special Elite" w:hAnsi="Special Elite" w:cs="Courier New"/>
+        </w:rPr>
+        <w:tab/>
+      </w:r>
+      <w:r>
+        <w:rPr>
+          <w:rFonts w:ascii="Special Elite" w:hAnsi="Special Elite" w:cs="Courier New"/>
+        </w:rPr>
+        <w:tab/>
+      </w:r>
+      <w:r>
+        <w:rPr>
+          <w:rFonts w:ascii="Special Elite" w:hAnsi="Special Elite" w:cs="Courier New"/>
+        </w:rPr>
+        <w:tab/>
+      </w:r>
+      <w:r>
+        <w:rPr>
+          <w:rFonts w:ascii="Special Elite" w:hAnsi="Special Elite" w:cs="Courier New"/>
+        </w:rPr>
+        <w:tab/>
+      </w:r>
+      <w:r>
+        <w:rPr>
+          <w:rFonts w:ascii="Special Elite" w:hAnsi="Special Elite" w:cs="Courier New"/>
+        </w:rPr>
+        <w:tab/>
+      </w:r>
+      <w:r>
+        <w:rPr>
+          <w:rFonts w:ascii="Special Elite" w:hAnsi="Special Elite" w:cs="Courier New"/>
+        </w:rPr>
+        <w:t>Kristián Perďoch</w:t>
+      </w:r>
       <w:r>
         <w:rPr>
           <w:rFonts w:ascii="Special Elite" w:hAnsi="Special Elite" w:cs="Courier New"/>
@@ -2615,7 +7884,6 @@
           <w:rFonts w:ascii="Special Elite" w:hAnsi="Special Elite" w:cs="Courier New"/>
           <w:b/>
           <w:bCs/>
-          <w:u w:val="single"/>
         </w:rPr>
         <w:t xml:space="preserve"> Výroba podstavca a 3D modelovanie</w:t>
       </w:r>
@@ -2624,7 +7892,6 @@
           <w:rFonts w:ascii="Special Elite" w:hAnsi="Special Elite" w:cs="Courier New"/>
           <w:b/>
           <w:bCs/>
-          <w:u w:val="single"/>
         </w:rPr>
         <w:t>:</w:t>
       </w:r>
@@ -2632,7 +7899,19 @@
         <w:rPr>
           <w:rFonts w:ascii="Special Elite" w:hAnsi="Special Elite" w:cs="Courier New"/>
         </w:rPr>
-        <w:t xml:space="preserve"> Bartolomej Mikula</w:t>
+        <w:t xml:space="preserve"> </w:t>
+      </w:r>
+      <w:r>
+        <w:rPr>
+          <w:rFonts w:ascii="Special Elite" w:hAnsi="Special Elite" w:cs="Courier New"/>
+        </w:rPr>
+        <w:tab/>
+      </w:r>
+      <w:r>
+        <w:rPr>
+          <w:rFonts w:ascii="Special Elite" w:hAnsi="Special Elite" w:cs="Courier New"/>
+        </w:rPr>
+        <w:t>Bartolomej Mikula</w:t>
       </w:r>
       <w:r>
         <w:rPr>
@@ -2647,80 +7926,102 @@
         </w:rPr>
         <w:t xml:space="preserve"> </w:t>
       </w:r>
-      <w:proofErr w:type="spellStart"/>
       <w:r>
         <w:rPr>
           <w:rFonts w:ascii="Special Elite" w:hAnsi="Special Elite" w:cs="Courier New"/>
           <w:b/>
           <w:bCs/>
-          <w:u w:val="single"/>
         </w:rPr>
         <w:t>Biblistika</w:t>
-      </w:r>
-      <w:proofErr w:type="spellEnd"/>
-      <w:r>
-        <w:rPr>
-          <w:rFonts w:ascii="Special Elite" w:hAnsi="Special Elite" w:cs="Courier New"/>
-          <w:u w:val="single"/>
-        </w:rPr>
-        <w:t>:</w:t>
-      </w:r>
-      <w:r>
-        <w:rPr>
-          <w:rFonts w:ascii="Special Elite" w:hAnsi="Special Elite" w:cs="Courier New"/>
-        </w:rPr>
-        <w:t xml:space="preserve"> Jozef </w:t>
-      </w:r>
-      <w:proofErr w:type="spellStart"/>
-      <w:r>
-        <w:rPr>
-          <w:rFonts w:ascii="Special Elite" w:hAnsi="Special Elite" w:cs="Courier New"/>
-        </w:rPr>
-        <w:t>Hroš</w:t>
-      </w:r>
-      <w:proofErr w:type="spellEnd"/>
-      <w:r>
-        <w:rPr>
-          <w:rFonts w:ascii="Special Elite" w:hAnsi="Special Elite" w:cs="Courier New"/>
-        </w:rPr>
-        <w:br/>
-      </w:r>
-      <w:r>
-        <w:rPr>
-          <w:rFonts w:ascii="Special Elite" w:hAnsi="Special Elite" w:cs="Courier New"/>
-        </w:rPr>
-        <w:t xml:space="preserve">- </w:t>
       </w:r>
       <w:r>
         <w:rPr>
           <w:rFonts w:ascii="Special Elite" w:hAnsi="Special Elite" w:cs="Courier New"/>
           <w:b/>
           <w:bCs/>
-          <w:u w:val="single"/>
+        </w:rPr>
+        <w:t xml:space="preserve"> a výklad</w:t>
+      </w:r>
+      <w:r>
+        <w:rPr>
+          <w:rFonts w:ascii="Special Elite" w:hAnsi="Special Elite" w:cs="Courier New"/>
+        </w:rPr>
+        <w:t xml:space="preserve">: </w:t>
+      </w:r>
+      <w:r>
+        <w:rPr>
+          <w:rFonts w:ascii="Special Elite" w:hAnsi="Special Elite" w:cs="Courier New"/>
+        </w:rPr>
+        <w:tab/>
+      </w:r>
+      <w:r>
+        <w:rPr>
+          <w:rFonts w:ascii="Special Elite" w:hAnsi="Special Elite" w:cs="Courier New"/>
+        </w:rPr>
+        <w:tab/>
+      </w:r>
+      <w:r>
+        <w:rPr>
+          <w:rFonts w:ascii="Special Elite" w:hAnsi="Special Elite" w:cs="Courier New"/>
+        </w:rPr>
+        <w:tab/>
+      </w:r>
+      <w:r>
+        <w:rPr>
+          <w:rFonts w:ascii="Special Elite" w:hAnsi="Special Elite" w:cs="Courier New"/>
+        </w:rPr>
+        <w:t>Jozef Hroš</w:t>
+      </w:r>
+      <w:r>
+        <w:rPr>
+          <w:rFonts w:ascii="Special Elite" w:hAnsi="Special Elite" w:cs="Courier New"/>
+        </w:rPr>
+        <w:br/>
+      </w:r>
+      <w:r>
+        <w:rPr>
+          <w:rFonts w:ascii="Special Elite" w:hAnsi="Special Elite" w:cs="Courier New"/>
+        </w:rPr>
+        <w:t xml:space="preserve">- </w:t>
+      </w:r>
+      <w:r>
+        <w:rPr>
+          <w:rFonts w:ascii="Special Elite" w:hAnsi="Special Elite" w:cs="Courier New"/>
+          <w:b/>
+          <w:bCs/>
         </w:rPr>
         <w:t>Manažér marketingu</w:t>
       </w:r>
       <w:r>
         <w:rPr>
           <w:rFonts w:ascii="Special Elite" w:hAnsi="Special Elite" w:cs="Courier New"/>
-          <w:u w:val="single"/>
-        </w:rPr>
-        <w:t>:</w:t>
-      </w:r>
-      <w:r>
-        <w:rPr>
-          <w:rFonts w:ascii="Special Elite" w:hAnsi="Special Elite" w:cs="Courier New"/>
-        </w:rPr>
-        <w:t xml:space="preserve"> Šimon </w:t>
-      </w:r>
-      <w:proofErr w:type="spellStart"/>
-      <w:r>
-        <w:rPr>
-          <w:rFonts w:ascii="Special Elite" w:hAnsi="Special Elite" w:cs="Courier New"/>
-        </w:rPr>
-        <w:t>Šinal</w:t>
-      </w:r>
-      <w:proofErr w:type="spellEnd"/>
+        </w:rPr>
+        <w:t xml:space="preserve">: </w:t>
+      </w:r>
+      <w:r>
+        <w:rPr>
+          <w:rFonts w:ascii="Special Elite" w:hAnsi="Special Elite" w:cs="Courier New"/>
+        </w:rPr>
+        <w:tab/>
+      </w:r>
+      <w:r>
+        <w:rPr>
+          <w:rFonts w:ascii="Special Elite" w:hAnsi="Special Elite" w:cs="Courier New"/>
+        </w:rPr>
+        <w:tab/>
+      </w:r>
+      <w:r>
+        <w:rPr>
+          <w:rFonts w:ascii="Special Elite" w:hAnsi="Special Elite" w:cs="Courier New"/>
+        </w:rPr>
+        <w:tab/>
+      </w:r>
+      <w:r>
+        <w:rPr>
+          <w:rFonts w:ascii="Special Elite" w:hAnsi="Special Elite" w:cs="Courier New"/>
+        </w:rPr>
+        <w:t>Šimon Šinal</w:t>
+      </w:r>
       <w:r>
         <w:rPr>
           <w:rFonts w:ascii="Special Elite" w:hAnsi="Special Elite" w:cs="Courier New"/>
@@ -2733,7 +8034,6 @@
           <w:rFonts w:ascii="Special Elite" w:hAnsi="Special Elite" w:cs="Courier New"/>
           <w:b/>
           <w:bCs/>
-          <w:u w:val="single"/>
         </w:rPr>
         <w:t>Drevo materiál</w:t>
       </w:r>
@@ -2747,16 +8047,32 @@
         <w:rPr>
           <w:rFonts w:ascii="Special Elite" w:hAnsi="Special Elite" w:cs="Courier New"/>
         </w:rPr>
-        <w:t xml:space="preserve">Bohumil </w:t>
-      </w:r>
-      <w:proofErr w:type="spellStart"/>
-      <w:r>
-        <w:rPr>
-          <w:rFonts w:ascii="Special Elite" w:hAnsi="Special Elite" w:cs="Courier New"/>
-        </w:rPr>
-        <w:t>Jaroš</w:t>
-      </w:r>
-      <w:proofErr w:type="spellEnd"/>
+        <w:tab/>
+      </w:r>
+      <w:r>
+        <w:rPr>
+          <w:rFonts w:ascii="Special Elite" w:hAnsi="Special Elite" w:cs="Courier New"/>
+        </w:rPr>
+        <w:tab/>
+      </w:r>
+      <w:r>
+        <w:rPr>
+          <w:rFonts w:ascii="Special Elite" w:hAnsi="Special Elite" w:cs="Courier New"/>
+        </w:rPr>
+        <w:tab/>
+      </w:r>
+      <w:r>
+        <w:rPr>
+          <w:rFonts w:ascii="Special Elite" w:hAnsi="Special Elite" w:cs="Courier New"/>
+        </w:rPr>
+        <w:tab/>
+      </w:r>
+      <w:r>
+        <w:rPr>
+          <w:rFonts w:ascii="Special Elite" w:hAnsi="Special Elite" w:cs="Courier New"/>
+        </w:rPr>
+        <w:t>Bohumil Jaroš</w:t>
+      </w:r>
       <w:r>
         <w:rPr>
           <w:rFonts w:ascii="Special Elite" w:hAnsi="Special Elite" w:cs="Courier New"/>
@@ -2780,7 +8096,6 @@
           <w:rFonts w:ascii="Special Elite" w:hAnsi="Special Elite" w:cs="Courier New"/>
           <w:b/>
           <w:bCs/>
-          <w:u w:val="single"/>
         </w:rPr>
         <w:t>Kritika</w:t>
       </w:r>
@@ -2789,45 +8104,45 @@
           <w:rFonts w:ascii="Special Elite" w:hAnsi="Special Elite" w:cs="Courier New"/>
           <w:b/>
           <w:bCs/>
-          <w:u w:val="single"/>
         </w:rPr>
         <w:t xml:space="preserve"> hardvéru</w:t>
       </w:r>
       <w:r>
         <w:rPr>
           <w:rFonts w:ascii="Special Elite" w:hAnsi="Special Elite" w:cs="Courier New"/>
-          <w:u w:val="single"/>
-        </w:rPr>
-        <w:t>:</w:t>
-      </w:r>
-      <w:r>
-        <w:rPr>
-          <w:rFonts w:ascii="Special Elite" w:hAnsi="Special Elite" w:cs="Courier New"/>
-        </w:rPr>
-        <w:t xml:space="preserve"> Ing. Viliam </w:t>
-      </w:r>
-      <w:proofErr w:type="spellStart"/>
-      <w:r>
-        <w:rPr>
-          <w:rFonts w:ascii="Special Elite" w:hAnsi="Special Elite" w:cs="Courier New"/>
-        </w:rPr>
-        <w:t>Koprda</w:t>
-      </w:r>
-      <w:proofErr w:type="spellEnd"/>
-      <w:r>
-        <w:rPr>
-          <w:rFonts w:ascii="Special Elite" w:hAnsi="Special Elite" w:cs="Courier New"/>
-        </w:rPr>
-        <w:t xml:space="preserve">, Ing. Dušan </w:t>
-      </w:r>
-      <w:proofErr w:type="spellStart"/>
-      <w:r>
-        <w:rPr>
-          <w:rFonts w:ascii="Special Elite" w:hAnsi="Special Elite" w:cs="Courier New"/>
-        </w:rPr>
-        <w:t>Dragúň</w:t>
-      </w:r>
-      <w:proofErr w:type="spellEnd"/>
+        </w:rPr>
+        <w:t xml:space="preserve">: </w:t>
+      </w:r>
+      <w:r>
+        <w:rPr>
+          <w:rFonts w:ascii="Special Elite" w:hAnsi="Special Elite" w:cs="Courier New"/>
+        </w:rPr>
+        <w:tab/>
+      </w:r>
+      <w:r>
+        <w:rPr>
+          <w:rFonts w:ascii="Special Elite" w:hAnsi="Special Elite" w:cs="Courier New"/>
+        </w:rPr>
+        <w:tab/>
+      </w:r>
+      <w:r>
+        <w:rPr>
+          <w:rFonts w:ascii="Special Elite" w:hAnsi="Special Elite" w:cs="Courier New"/>
+        </w:rPr>
+        <w:tab/>
+      </w:r>
+      <w:r>
+        <w:rPr>
+          <w:rFonts w:ascii="Special Elite" w:hAnsi="Special Elite" w:cs="Courier New"/>
+        </w:rPr>
+        <w:tab/>
+      </w:r>
+      <w:r>
+        <w:rPr>
+          <w:rFonts w:ascii="Special Elite" w:hAnsi="Special Elite" w:cs="Courier New"/>
+        </w:rPr>
+        <w:t>Ing. Viliam Koprda, Ing. Dušan Dragúň</w:t>
+      </w:r>
       <w:r>
         <w:rPr>
           <w:rFonts w:ascii="Special Elite" w:hAnsi="Special Elite" w:cs="Courier New"/>
@@ -2840,31 +8155,117 @@
           <w:rFonts w:ascii="Special Elite" w:hAnsi="Special Elite" w:cs="Courier New"/>
           <w:b/>
           <w:bCs/>
-          <w:u w:val="single"/>
         </w:rPr>
         <w:t>Súčiastky</w:t>
       </w:r>
       <w:r>
         <w:rPr>
           <w:rFonts w:ascii="Special Elite" w:hAnsi="Special Elite" w:cs="Courier New"/>
-          <w:u w:val="single"/>
-        </w:rPr>
-        <w:t>:</w:t>
-      </w:r>
-      <w:r>
-        <w:rPr>
-          <w:rFonts w:ascii="Special Elite" w:hAnsi="Special Elite" w:cs="Courier New"/>
-        </w:rPr>
-        <w:t xml:space="preserve"> MB </w:t>
-      </w:r>
-      <w:proofErr w:type="spellStart"/>
-      <w:r>
-        <w:rPr>
-          <w:rFonts w:ascii="Special Elite" w:hAnsi="Special Elite" w:cs="Courier New"/>
-        </w:rPr>
-        <w:t>Electronic</w:t>
-      </w:r>
-      <w:proofErr w:type="spellEnd"/>
+        </w:rPr>
+        <w:t xml:space="preserve">: </w:t>
+      </w:r>
+      <w:r>
+        <w:rPr>
+          <w:rFonts w:ascii="Special Elite" w:hAnsi="Special Elite" w:cs="Courier New"/>
+        </w:rPr>
+        <w:tab/>
+      </w:r>
+      <w:r>
+        <w:rPr>
+          <w:rFonts w:ascii="Special Elite" w:hAnsi="Special Elite" w:cs="Courier New"/>
+        </w:rPr>
+        <w:tab/>
+      </w:r>
+      <w:r>
+        <w:rPr>
+          <w:rFonts w:ascii="Special Elite" w:hAnsi="Special Elite" w:cs="Courier New"/>
+        </w:rPr>
+        <w:tab/>
+      </w:r>
+      <w:r>
+        <w:rPr>
+          <w:rFonts w:ascii="Special Elite" w:hAnsi="Special Elite" w:cs="Courier New"/>
+        </w:rPr>
+        <w:tab/>
+      </w:r>
+      <w:r>
+        <w:rPr>
+          <w:rFonts w:ascii="Special Elite" w:hAnsi="Special Elite" w:cs="Courier New"/>
+        </w:rPr>
+        <w:tab/>
+      </w:r>
+      <w:r>
+        <w:rPr>
+          <w:rFonts w:ascii="Special Elite" w:hAnsi="Special Elite" w:cs="Courier New"/>
+        </w:rPr>
+        <w:t xml:space="preserve">MB Electronic, </w:t>
+      </w:r>
+      <w:r>
+        <w:rPr>
+          <w:rFonts w:ascii="Special Elite" w:hAnsi="Special Elite" w:cs="Courier New"/>
+        </w:rPr>
+        <w:t>VP Centrum</w:t>
+      </w:r>
+      <w:r>
+        <w:rPr>
+          <w:rFonts w:ascii="Special Elite" w:hAnsi="Special Elite" w:cs="Courier New"/>
+        </w:rPr>
+        <w:tab/>
+      </w:r>
+      <w:r>
+        <w:rPr>
+          <w:rFonts w:ascii="Special Elite" w:hAnsi="Special Elite" w:cs="Courier New"/>
+        </w:rPr>
+        <w:tab/>
+      </w:r>
+      <w:r>
+        <w:rPr>
+          <w:rFonts w:ascii="Special Elite" w:hAnsi="Special Elite" w:cs="Courier New"/>
+        </w:rPr>
+        <w:tab/>
+      </w:r>
+      <w:r>
+        <w:rPr>
+          <w:rFonts w:ascii="Special Elite" w:hAnsi="Special Elite" w:cs="Courier New"/>
+        </w:rPr>
+        <w:tab/>
+      </w:r>
+      <w:r>
+        <w:rPr>
+          <w:rFonts w:ascii="Special Elite" w:hAnsi="Special Elite" w:cs="Courier New"/>
+        </w:rPr>
+        <w:tab/>
+      </w:r>
+      <w:r>
+        <w:rPr>
+          <w:rFonts w:ascii="Special Elite" w:hAnsi="Special Elite" w:cs="Courier New"/>
+        </w:rPr>
+        <w:tab/>
+      </w:r>
+      <w:r>
+        <w:rPr>
+          <w:rFonts w:ascii="Special Elite" w:hAnsi="Special Elite" w:cs="Courier New"/>
+        </w:rPr>
+        <w:tab/>
+      </w:r>
+      <w:r>
+        <w:rPr>
+          <w:rFonts w:ascii="Special Elite" w:hAnsi="Special Elite" w:cs="Courier New"/>
+        </w:rPr>
+        <w:tab/>
+      </w:r>
+      <w:r>
+        <w:rPr>
+          <w:rFonts w:ascii="Special Elite" w:hAnsi="Special Elite" w:cs="Courier New"/>
+        </w:rPr>
+        <w:tab/>
+      </w:r>
+      <w:r>
+        <w:rPr>
+          <w:rFonts w:ascii="Special Elite" w:hAnsi="Special Elite" w:cs="Courier New"/>
+        </w:rPr>
+        <w:t>Litoměřice</w:t>
+      </w:r>
       <w:r>
         <w:rPr>
           <w:rFonts w:ascii="Special Elite" w:hAnsi="Special Elite" w:cs="Courier New"/>
@@ -2875,34 +8276,8 @@
         <w:rPr>
           <w:rFonts w:ascii="Special Elite" w:hAnsi="Special Elite" w:cs="Courier New"/>
         </w:rPr>
-        <w:t>VP Centrum</w:t>
-      </w:r>
-      <w:r>
-        <w:rPr>
-          <w:rFonts w:ascii="Special Elite" w:hAnsi="Special Elite" w:cs="Courier New"/>
-        </w:rPr>
-        <w:t xml:space="preserve"> Litoměřice</w:t>
-      </w:r>
-      <w:r>
-        <w:rPr>
-          <w:rFonts w:ascii="Special Elite" w:hAnsi="Special Elite" w:cs="Courier New"/>
-        </w:rPr>
-        <w:t xml:space="preserve">, </w:t>
-      </w:r>
-      <w:r>
-        <w:rPr>
-          <w:rFonts w:ascii="Special Elite" w:hAnsi="Special Elite" w:cs="Courier New"/>
-        </w:rPr>
-        <w:t xml:space="preserve">PS </w:t>
-      </w:r>
-      <w:proofErr w:type="spellStart"/>
-      <w:r>
-        <w:rPr>
-          <w:rFonts w:ascii="Special Elite" w:hAnsi="Special Elite" w:cs="Courier New"/>
-        </w:rPr>
-        <w:t>Electronic</w:t>
-      </w:r>
-      <w:proofErr w:type="spellEnd"/>
+        <w:t>PS Electronic</w:t>
+      </w:r>
       <w:r>
         <w:rPr>
           <w:rFonts w:ascii="Special Elite" w:hAnsi="Special Elite" w:cs="Courier New"/>
@@ -2921,31 +8296,39 @@
           <w:rFonts w:ascii="Special Elite" w:hAnsi="Special Elite" w:cs="Courier New"/>
           <w:b/>
           <w:bCs/>
-          <w:u w:val="single"/>
         </w:rPr>
         <w:t>Chémia na leptanie DPS</w:t>
       </w:r>
       <w:r>
         <w:rPr>
           <w:rFonts w:ascii="Special Elite" w:hAnsi="Special Elite" w:cs="Courier New"/>
-          <w:u w:val="single"/>
-        </w:rPr>
-        <w:t>:</w:t>
-      </w:r>
-      <w:r>
-        <w:rPr>
-          <w:rFonts w:ascii="Special Elite" w:hAnsi="Special Elite" w:cs="Courier New"/>
-        </w:rPr>
-        <w:t xml:space="preserve"> Ladislav </w:t>
-      </w:r>
-      <w:proofErr w:type="spellStart"/>
-      <w:r>
-        <w:rPr>
-          <w:rFonts w:ascii="Special Elite" w:hAnsi="Special Elite" w:cs="Courier New"/>
-        </w:rPr>
-        <w:t>Zimka</w:t>
-      </w:r>
-      <w:proofErr w:type="spellEnd"/>
+        </w:rPr>
+        <w:t xml:space="preserve">: </w:t>
+      </w:r>
+      <w:r>
+        <w:rPr>
+          <w:rFonts w:ascii="Special Elite" w:hAnsi="Special Elite" w:cs="Courier New"/>
+        </w:rPr>
+        <w:tab/>
+      </w:r>
+      <w:r>
+        <w:rPr>
+          <w:rFonts w:ascii="Special Elite" w:hAnsi="Special Elite" w:cs="Courier New"/>
+        </w:rPr>
+        <w:tab/>
+      </w:r>
+      <w:r>
+        <w:rPr>
+          <w:rFonts w:ascii="Special Elite" w:hAnsi="Special Elite" w:cs="Courier New"/>
+        </w:rPr>
+        <w:tab/>
+      </w:r>
+      <w:r>
+        <w:rPr>
+          <w:rFonts w:ascii="Special Elite" w:hAnsi="Special Elite" w:cs="Courier New"/>
+        </w:rPr>
+        <w:t>Ladislav Zimka</w:t>
+      </w:r>
       <w:r>
         <w:rPr>
           <w:rFonts w:ascii="Special Elite" w:hAnsi="Special Elite" w:cs="Courier New"/>
@@ -2958,61 +8341,57 @@
           <w:rFonts w:ascii="Special Elite" w:hAnsi="Special Elite" w:cs="Courier New"/>
           <w:b/>
           <w:bCs/>
-          <w:u w:val="single"/>
-        </w:rPr>
-        <w:t xml:space="preserve">Poskytovateľ </w:t>
-      </w:r>
-      <w:proofErr w:type="spellStart"/>
+        </w:rPr>
+        <w:t>Poskytovateľ numitrono</w:t>
+      </w:r>
       <w:r>
         <w:rPr>
           <w:rFonts w:ascii="Special Elite" w:hAnsi="Special Elite" w:cs="Courier New"/>
           <w:b/>
           <w:bCs/>
-          <w:u w:val="single"/>
-        </w:rPr>
-        <w:t>numitrono</w:t>
-      </w:r>
-      <w:r>
-        <w:rPr>
-          <w:rFonts w:ascii="Special Elite" w:hAnsi="Special Elite" w:cs="Courier New"/>
-          <w:b/>
-          <w:bCs/>
-          <w:u w:val="single"/>
         </w:rPr>
         <w:t>v</w:t>
       </w:r>
-      <w:proofErr w:type="spellEnd"/>
-      <w:r>
-        <w:rPr>
-          <w:rFonts w:ascii="Special Elite" w:hAnsi="Special Elite" w:cs="Courier New"/>
-          <w:u w:val="single"/>
-        </w:rPr>
-        <w:t>:</w:t>
-      </w:r>
-      <w:r>
-        <w:rPr>
-          <w:rFonts w:ascii="Special Elite" w:hAnsi="Special Elite" w:cs="Courier New"/>
-        </w:rPr>
-        <w:t xml:space="preserve"> Robert </w:t>
-      </w:r>
-      <w:proofErr w:type="spellStart"/>
-      <w:r>
-        <w:rPr>
-          <w:rFonts w:ascii="Special Elite" w:hAnsi="Special Elite" w:cs="Courier New"/>
-        </w:rPr>
-        <w:t>Ziedins</w:t>
-      </w:r>
-      <w:proofErr w:type="spellEnd"/>
-      <w:r>
-        <w:rPr>
-          <w:rFonts w:ascii="Special Elite" w:hAnsi="Special Elite" w:cs="Courier New"/>
-        </w:rPr>
-        <w:t>, Litva</w:t>
+      <w:r>
+        <w:rPr>
+          <w:rFonts w:ascii="Special Elite" w:hAnsi="Special Elite" w:cs="Courier New"/>
+        </w:rPr>
+        <w:t xml:space="preserve">: </w:t>
+      </w:r>
+      <w:r>
+        <w:rPr>
+          <w:rFonts w:ascii="Special Elite" w:hAnsi="Special Elite" w:cs="Courier New"/>
+        </w:rPr>
+        <w:tab/>
+      </w:r>
+      <w:r>
+        <w:rPr>
+          <w:rFonts w:ascii="Special Elite" w:hAnsi="Special Elite" w:cs="Courier New"/>
+        </w:rPr>
+        <w:tab/>
+      </w:r>
+      <w:r>
+        <w:rPr>
+          <w:rFonts w:ascii="Special Elite" w:hAnsi="Special Elite" w:cs="Courier New"/>
+        </w:rPr>
+        <w:tab/>
+      </w:r>
+      <w:r>
+        <w:rPr>
+          <w:rFonts w:ascii="Special Elite" w:hAnsi="Special Elite" w:cs="Courier New"/>
+        </w:rPr>
+        <w:t>Robert Ziedins, Litva</w:t>
       </w:r>
     </w:p>
     <w:sectPr>
       <w:pgSz w:w="10206" w:h="3969" w:orient="landscape" w:code="9"/>
       <w:pgMar w:top="284" w:right="284" w:bottom="284" w:left="284" w:header="709" w:footer="709" w:gutter="0"/>
+      <w:pgBorders w:offsetFrom="page">
+        <w:top w:val="single" w:sz="4" w:space="0" w:color="auto"/>
+        <w:left w:val="single" w:sz="4" w:space="0" w:color="auto"/>
+        <w:bottom w:val="single" w:sz="4" w:space="0" w:color="auto"/>
+        <w:right w:val="single" w:sz="4" w:space="1" w:color="auto"/>
+      </w:pgBorders>
       <w:cols w:space="708"/>
       <w:docGrid w:linePitch="360"/>
     </w:sectPr>
@@ -3020,8 +8399,84 @@
 </w:document>
 </file>
 
+<file path=word/endnotes.xml><?xml version="1.0" encoding="utf-8"?>
+<w:endnotes xmlns:wpc="http://schemas.microsoft.com/office/word/2010/wordprocessingCanvas" xmlns:cx="http://schemas.microsoft.com/office/drawing/2014/chartex" xmlns:cx1="http://schemas.microsoft.com/office/drawing/2015/9/8/chartex" xmlns:cx2="http://schemas.microsoft.com/office/drawing/2015/10/21/chartex" xmlns:cx3="http://schemas.microsoft.com/office/drawing/2016/5/9/chartex" xmlns:cx4="http://schemas.microsoft.com/office/drawing/2016/5/10/chartex" xmlns:cx5="http://schemas.microsoft.com/office/drawing/2016/5/11/chartex" xmlns:cx6="http://schemas.microsoft.com/office/drawing/2016/5/12/chartex" xmlns:cx7="http://schemas.microsoft.com/office/drawing/2016/5/13/chartex" xmlns:cx8="http://schemas.microsoft.com/office/drawing/2016/5/14/chartex" xmlns:mc="http://schemas.openxmlformats.org/markup-compatibility/2006" xmlns:aink="http://schemas.microsoft.com/office/drawing/2016/ink" xmlns:am3d="http://schemas.microsoft.com/office/drawing/2017/model3d" xmlns:o="urn:schemas-microsoft-com:office:office" xmlns:oel="http://schemas.microsoft.com/office/2019/extlst" xmlns:r="http://schemas.openxmlformats.org/officeDocument/2006/relationships" xmlns:m="http://schemas.openxmlformats.org/officeDocument/2006/math" xmlns:v="urn:schemas-microsoft-com:vml" xmlns:wp14="http://schemas.microsoft.com/office/word/2010/wordprocessingDrawing" xmlns:wp="http://schemas.openxmlformats.org/drawingml/2006/wordprocessingDrawing" xmlns:w10="urn:schemas-microsoft-com:office:word" xmlns:w="http://schemas.openxmlformats.org/wordprocessingml/2006/main" xmlns:w14="http://schemas.microsoft.com/office/word/2010/wordml" xmlns:w15="http://schemas.microsoft.com/office/word/2012/wordml" xmlns:w16cex="http://schemas.microsoft.com/office/word/2018/wordml/cex" xmlns:w16cid="http://schemas.microsoft.com/office/word/2016/wordml/cid" xmlns:w16="http://schemas.microsoft.com/office/word/2018/wordml" xmlns:w16du="http://schemas.microsoft.com/office/word/2023/wordml/word16du" xmlns:w16sdtdh="http://schemas.microsoft.com/office/word/2020/wordml/sdtdatahash" xmlns:w16sdtfl="http://schemas.microsoft.com/office/word/2024/wordml/sdtformatlock" xmlns:w16se="http://schemas.microsoft.com/office/word/2015/wordml/symex" xmlns:wpg="http://schemas.microsoft.com/office/word/2010/wordprocessingGroup" xmlns:wpi="http://schemas.microsoft.com/office/word/2010/wordprocessingInk" xmlns:wne="http://schemas.microsoft.com/office/word/2006/wordml" xmlns:wps="http://schemas.microsoft.com/office/word/2010/wordprocessingShape" mc:Ignorable="w14 w15 w16se w16cid w16 w16cex w16sdtdh w16sdtfl w16du wp14">
+  <w:endnote w:type="separator" w:id="-1">
+    <w:p>
+      <w:pPr>
+        <w:spacing w:after="0" w:line="240" w:lineRule="auto"/>
+      </w:pPr>
+      <w:r>
+        <w:separator/>
+      </w:r>
+    </w:p>
+  </w:endnote>
+  <w:endnote w:type="continuationSeparator" w:id="0">
+    <w:p>
+      <w:pPr>
+        <w:spacing w:after="0" w:line="240" w:lineRule="auto"/>
+      </w:pPr>
+      <w:r>
+        <w:continuationSeparator/>
+      </w:r>
+    </w:p>
+  </w:endnote>
+</w:endnotes>
+</file>
+
+<file path=word/footnotes.xml><?xml version="1.0" encoding="utf-8"?>
+<w:footnotes xmlns:wpc="http://schemas.microsoft.com/office/word/2010/wordprocessingCanvas" xmlns:cx="http://schemas.microsoft.com/office/drawing/2014/chartex" xmlns:cx1="http://schemas.microsoft.com/office/drawing/2015/9/8/chartex" xmlns:cx2="http://schemas.microsoft.com/office/drawing/2015/10/21/chartex" xmlns:cx3="http://schemas.microsoft.com/office/drawing/2016/5/9/chartex" xmlns:cx4="http://schemas.microsoft.com/office/drawing/2016/5/10/chartex" xmlns:cx5="http://schemas.microsoft.com/office/drawing/2016/5/11/chartex" xmlns:cx6="http://schemas.microsoft.com/office/drawing/2016/5/12/chartex" xmlns:cx7="http://schemas.microsoft.com/office/drawing/2016/5/13/chartex" xmlns:cx8="http://schemas.microsoft.com/office/drawing/2016/5/14/chartex" xmlns:mc="http://schemas.openxmlformats.org/markup-compatibility/2006" xmlns:aink="http://schemas.microsoft.com/office/drawing/2016/ink" xmlns:am3d="http://schemas.microsoft.com/office/drawing/2017/model3d" xmlns:o="urn:schemas-microsoft-com:office:office" xmlns:oel="http://schemas.microsoft.com/office/2019/extlst" xmlns:r="http://schemas.openxmlformats.org/officeDocument/2006/relationships" xmlns:m="http://schemas.openxmlformats.org/officeDocument/2006/math" xmlns:v="urn:schemas-microsoft-com:vml" xmlns:wp14="http://schemas.microsoft.com/office/word/2010/wordprocessingDrawing" xmlns:wp="http://schemas.openxmlformats.org/drawingml/2006/wordprocessingDrawing" xmlns:w10="urn:schemas-microsoft-com:office:word" xmlns:w="http://schemas.openxmlformats.org/wordprocessingml/2006/main" xmlns:w14="http://schemas.microsoft.com/office/word/2010/wordml" xmlns:w15="http://schemas.microsoft.com/office/word/2012/wordml" xmlns:w16cex="http://schemas.microsoft.com/office/word/2018/wordml/cex" xmlns:w16cid="http://schemas.microsoft.com/office/word/2016/wordml/cid" xmlns:w16="http://schemas.microsoft.com/office/word/2018/wordml" xmlns:w16du="http://schemas.microsoft.com/office/word/2023/wordml/word16du" xmlns:w16sdtdh="http://schemas.microsoft.com/office/word/2020/wordml/sdtdatahash" xmlns:w16sdtfl="http://schemas.microsoft.com/office/word/2024/wordml/sdtformatlock" xmlns:w16se="http://schemas.microsoft.com/office/word/2015/wordml/symex" xmlns:wpg="http://schemas.microsoft.com/office/word/2010/wordprocessingGroup" xmlns:wpi="http://schemas.microsoft.com/office/word/2010/wordprocessingInk" xmlns:wne="http://schemas.microsoft.com/office/word/2006/wordml" xmlns:wps="http://schemas.microsoft.com/office/word/2010/wordprocessingShape" mc:Ignorable="w14 w15 w16se w16cid w16 w16cex w16sdtdh w16sdtfl w16du wp14">
+  <w:footnote w:type="separator" w:id="-1">
+    <w:p>
+      <w:pPr>
+        <w:spacing w:after="0" w:line="240" w:lineRule="auto"/>
+      </w:pPr>
+      <w:r>
+        <w:separator/>
+      </w:r>
+    </w:p>
+  </w:footnote>
+  <w:footnote w:type="continuationSeparator" w:id="0">
+    <w:p>
+      <w:pPr>
+        <w:spacing w:after="0" w:line="240" w:lineRule="auto"/>
+      </w:pPr>
+      <w:r>
+        <w:continuationSeparator/>
+      </w:r>
+    </w:p>
+  </w:footnote>
+</w:footnotes>
+</file>
+
 <file path=word/numbering.xml><?xml version="1.0" encoding="utf-8"?>
 <w:numbering xmlns:wpc="http://schemas.microsoft.com/office/word/2010/wordprocessingCanvas" xmlns:cx="http://schemas.microsoft.com/office/drawing/2014/chartex" xmlns:cx1="http://schemas.microsoft.com/office/drawing/2015/9/8/chartex" xmlns:cx2="http://schemas.microsoft.com/office/drawing/2015/10/21/chartex" xmlns:cx3="http://schemas.microsoft.com/office/drawing/2016/5/9/chartex" xmlns:cx4="http://schemas.microsoft.com/office/drawing/2016/5/10/chartex" xmlns:cx5="http://schemas.microsoft.com/office/drawing/2016/5/11/chartex" xmlns:cx6="http://schemas.microsoft.com/office/drawing/2016/5/12/chartex" xmlns:cx7="http://schemas.microsoft.com/office/drawing/2016/5/13/chartex" xmlns:cx8="http://schemas.microsoft.com/office/drawing/2016/5/14/chartex" xmlns:mc="http://schemas.openxmlformats.org/markup-compatibility/2006" xmlns:aink="http://schemas.microsoft.com/office/drawing/2016/ink" xmlns:am3d="http://schemas.microsoft.com/office/drawing/2017/model3d" xmlns:o="urn:schemas-microsoft-com:office:office" xmlns:oel="http://schemas.microsoft.com/office/2019/extlst" xmlns:r="http://schemas.openxmlformats.org/officeDocument/2006/relationships" xmlns:m="http://schemas.openxmlformats.org/officeDocument/2006/math" xmlns:v="urn:schemas-microsoft-com:vml" xmlns:wp14="http://schemas.microsoft.com/office/word/2010/wordprocessingDrawing" xmlns:wp="http://schemas.openxmlformats.org/drawingml/2006/wordprocessingDrawing" xmlns:w10="urn:schemas-microsoft-com:office:word" xmlns:w="http://schemas.openxmlformats.org/wordprocessingml/2006/main" xmlns:w14="http://schemas.microsoft.com/office/word/2010/wordml" xmlns:w15="http://schemas.microsoft.com/office/word/2012/wordml" xmlns:w16cex="http://schemas.microsoft.com/office/word/2018/wordml/cex" xmlns:w16cid="http://schemas.microsoft.com/office/word/2016/wordml/cid" xmlns:w16="http://schemas.microsoft.com/office/word/2018/wordml" xmlns:w16du="http://schemas.microsoft.com/office/word/2023/wordml/word16du" xmlns:w16sdtdh="http://schemas.microsoft.com/office/word/2020/wordml/sdtdatahash" xmlns:w16sdtfl="http://schemas.microsoft.com/office/word/2024/wordml/sdtformatlock" xmlns:w16se="http://schemas.microsoft.com/office/word/2015/wordml/symex" xmlns:wpg="http://schemas.microsoft.com/office/word/2010/wordprocessingGroup" xmlns:wpi="http://schemas.microsoft.com/office/word/2010/wordprocessingInk" xmlns:wne="http://schemas.microsoft.com/office/word/2006/wordml" xmlns:wps="http://schemas.microsoft.com/office/word/2010/wordprocessingShape" mc:Ignorable="w14 w15 w16se w16cid w16 w16cex w16sdtdh w16sdtfl w16du wp14">
+  <w:numPicBullet w:numPicBulletId="0">
+    <w:pict>
+      <v:shapetype id="_x0000_t75" coordsize="21600,21600" o:spt="75" o:preferrelative="t" path="m@4@5l@4@11@9@11@9@5xe" filled="f" stroked="f">
+        <v:stroke joinstyle="miter"/>
+        <v:formulas>
+          <v:f eqn="if lineDrawn pixelLineWidth 0"/>
+          <v:f eqn="sum @0 1 0"/>
+          <v:f eqn="sum 0 0 @1"/>
+          <v:f eqn="prod @2 1 2"/>
+          <v:f eqn="prod @3 21600 pixelWidth"/>
+          <v:f eqn="prod @3 21600 pixelHeight"/>
+          <v:f eqn="sum @0 0 1"/>
+          <v:f eqn="prod @6 1 2"/>
+          <v:f eqn="prod @7 21600 pixelWidth"/>
+          <v:f eqn="sum @8 21600 0"/>
+          <v:f eqn="prod @7 21600 pixelHeight"/>
+          <v:f eqn="sum @10 21600 0"/>
+        </v:formulas>
+        <v:path o:extrusionok="f" gradientshapeok="t" o:connecttype="rect"/>
+        <o:lock v:ext="edit" aspectratio="t"/>
+      </v:shapetype>
+      <v:shape id="Obrázek 3" o:spid="_x0000_i1025" type="#_x0000_t75" style="width:20.45pt;height:16.95pt;visibility:visible;mso-wrap-style:square" o:bullet="t">
+        <v:imagedata r:id="rId1" o:title=""/>
+      </v:shape>
+    </w:pict>
+  </w:numPicBullet>
   <w:abstractNum w:abstractNumId="0" w15:restartNumberingAfterBreak="0">
     <w:nsid w:val="0FD177BE"/>
     <w:multiLevelType w:val="hybridMultilevel"/>
@@ -4205,7 +9660,7 @@
   <w:style w:type="paragraph" w:default="1" w:styleId="Normln">
     <w:name w:val="Normal"/>
     <w:qFormat/>
-    <w:rsid w:val="00C67472"/>
+    <w:rsid w:val="003E5F0C"/>
     <w:rPr>
       <w:rFonts w:ascii="Courier New" w:hAnsi="Courier New"/>
     </w:rPr>
@@ -4217,7 +9672,7 @@
     <w:link w:val="Nadpis1Char"/>
     <w:uiPriority w:val="9"/>
     <w:qFormat/>
-    <w:rsid w:val="00BB3E65"/>
+    <w:rsid w:val="004B68A4"/>
     <w:pPr>
       <w:keepNext/>
       <w:keepLines/>
@@ -4226,7 +9681,7 @@
       <w:outlineLvl w:val="0"/>
     </w:pPr>
     <w:rPr>
-      <w:rFonts w:eastAsiaTheme="majorEastAsia" w:cstheme="majorBidi"/>
+      <w:rFonts w:ascii="Special Elite" w:eastAsiaTheme="majorEastAsia" w:hAnsi="Special Elite" w:cstheme="majorBidi"/>
       <w:b/>
       <w:color w:val="000000" w:themeColor="text1"/>
       <w:sz w:val="40"/>
@@ -4241,7 +9696,7 @@
     <w:uiPriority w:val="9"/>
     <w:unhideWhenUsed/>
     <w:qFormat/>
-    <w:rsid w:val="00E56489"/>
+    <w:rsid w:val="004B68A4"/>
     <w:pPr>
       <w:keepNext/>
       <w:keepLines/>
@@ -4249,7 +9704,7 @@
       <w:outlineLvl w:val="1"/>
     </w:pPr>
     <w:rPr>
-      <w:rFonts w:eastAsiaTheme="majorEastAsia" w:cstheme="majorBidi"/>
+      <w:rFonts w:ascii="Special Elite" w:eastAsiaTheme="majorEastAsia" w:hAnsi="Special Elite" w:cstheme="majorBidi"/>
       <w:b/>
       <w:color w:val="000000" w:themeColor="text1"/>
       <w:szCs w:val="32"/>
@@ -4258,25 +9713,25 @@
   </w:style>
   <w:style w:type="paragraph" w:styleId="Nadpis3">
     <w:name w:val="heading 3"/>
-    <w:basedOn w:val="Normln"/>
-    <w:next w:val="Normln"/>
+    <w:basedOn w:val="Bezmezer"/>
+    <w:next w:val="Bezmezer"/>
     <w:link w:val="Nadpis3Char"/>
     <w:uiPriority w:val="9"/>
-    <w:semiHidden/>
     <w:unhideWhenUsed/>
     <w:qFormat/>
-    <w:rsid w:val="00477B90"/>
+    <w:rsid w:val="000A21E7"/>
     <w:pPr>
       <w:keepNext/>
       <w:keepLines/>
-      <w:spacing w:before="160" w:after="80"/>
       <w:outlineLvl w:val="2"/>
     </w:pPr>
     <w:rPr>
-      <w:rFonts w:eastAsiaTheme="majorEastAsia" w:cstheme="majorBidi"/>
-      <w:color w:val="2F5496" w:themeColor="accent1" w:themeShade="BF"/>
-      <w:sz w:val="28"/>
+      <w:rFonts w:ascii="Special Elite" w:eastAsiaTheme="majorEastAsia" w:hAnsi="Special Elite" w:cstheme="majorBidi"/>
+      <w:color w:val="000000" w:themeColor="text1"/>
+      <w:kern w:val="3"/>
       <w:szCs w:val="28"/>
+      <w:lang w:val="cs-CZ" w:eastAsia="zh-CN" w:bidi="hi-IN"/>
+      <w14:ligatures w14:val="none"/>
     </w:rPr>
   </w:style>
   <w:style w:type="paragraph" w:styleId="Nadpis4">
@@ -4299,7 +9754,7 @@
       <w:rFonts w:eastAsiaTheme="majorEastAsia" w:cstheme="majorBidi"/>
       <w:i/>
       <w:iCs/>
-      <w:color w:val="2F5496" w:themeColor="accent1" w:themeShade="BF"/>
+      <w:color w:val="7C9163" w:themeColor="accent1" w:themeShade="BF"/>
     </w:rPr>
   </w:style>
   <w:style w:type="paragraph" w:styleId="Nadpis5">
@@ -4320,7 +9775,7 @@
     </w:pPr>
     <w:rPr>
       <w:rFonts w:eastAsiaTheme="majorEastAsia" w:cstheme="majorBidi"/>
-      <w:color w:val="2F5496" w:themeColor="accent1" w:themeShade="BF"/>
+      <w:color w:val="7C9163" w:themeColor="accent1" w:themeShade="BF"/>
     </w:rPr>
   </w:style>
   <w:style w:type="paragraph" w:styleId="Nadpis6">
@@ -4443,9 +9898,9 @@
     <w:basedOn w:val="Standardnpsmoodstavce"/>
     <w:link w:val="Nadpis1"/>
     <w:uiPriority w:val="9"/>
-    <w:rsid w:val="00BB3E65"/>
+    <w:rsid w:val="004B68A4"/>
     <w:rPr>
-      <w:rFonts w:ascii="Courier New" w:eastAsiaTheme="majorEastAsia" w:hAnsi="Courier New" w:cstheme="majorBidi"/>
+      <w:rFonts w:ascii="Special Elite" w:eastAsiaTheme="majorEastAsia" w:hAnsi="Special Elite" w:cstheme="majorBidi"/>
       <w:b/>
       <w:color w:val="000000" w:themeColor="text1"/>
       <w:sz w:val="40"/>
@@ -4457,9 +9912,9 @@
     <w:basedOn w:val="Standardnpsmoodstavce"/>
     <w:link w:val="Nadpis2"/>
     <w:uiPriority w:val="9"/>
-    <w:rsid w:val="00E56489"/>
+    <w:rsid w:val="004B68A4"/>
     <w:rPr>
-      <w:rFonts w:ascii="Courier New" w:eastAsiaTheme="majorEastAsia" w:hAnsi="Courier New" w:cstheme="majorBidi"/>
+      <w:rFonts w:ascii="Special Elite" w:eastAsiaTheme="majorEastAsia" w:hAnsi="Special Elite" w:cstheme="majorBidi"/>
       <w:b/>
       <w:color w:val="000000" w:themeColor="text1"/>
       <w:szCs w:val="32"/>
@@ -4471,13 +9926,14 @@
     <w:basedOn w:val="Standardnpsmoodstavce"/>
     <w:link w:val="Nadpis3"/>
     <w:uiPriority w:val="9"/>
-    <w:semiHidden/>
-    <w:rsid w:val="00477B90"/>
+    <w:rsid w:val="000A21E7"/>
     <w:rPr>
-      <w:rFonts w:eastAsiaTheme="majorEastAsia" w:cstheme="majorBidi"/>
-      <w:color w:val="2F5496" w:themeColor="accent1" w:themeShade="BF"/>
-      <w:sz w:val="28"/>
+      <w:rFonts w:ascii="Special Elite" w:eastAsiaTheme="majorEastAsia" w:hAnsi="Special Elite" w:cstheme="majorBidi"/>
+      <w:color w:val="000000" w:themeColor="text1"/>
+      <w:kern w:val="3"/>
       <w:szCs w:val="28"/>
+      <w:lang w:val="cs-CZ" w:eastAsia="zh-CN" w:bidi="hi-IN"/>
+      <w14:ligatures w14:val="none"/>
     </w:rPr>
   </w:style>
   <w:style w:type="character" w:customStyle="1" w:styleId="Nadpis4Char">
@@ -4491,7 +9947,7 @@
       <w:rFonts w:eastAsiaTheme="majorEastAsia" w:cstheme="majorBidi"/>
       <w:i/>
       <w:iCs/>
-      <w:color w:val="2F5496" w:themeColor="accent1" w:themeShade="BF"/>
+      <w:color w:val="7C9163" w:themeColor="accent1" w:themeShade="BF"/>
     </w:rPr>
   </w:style>
   <w:style w:type="character" w:customStyle="1" w:styleId="Nadpis5Char">
@@ -4503,7 +9959,7 @@
     <w:rsid w:val="00477B90"/>
     <w:rPr>
       <w:rFonts w:eastAsiaTheme="majorEastAsia" w:cstheme="majorBidi"/>
-      <w:color w:val="2F5496" w:themeColor="accent1" w:themeShade="BF"/>
+      <w:color w:val="7C9163" w:themeColor="accent1" w:themeShade="BF"/>
     </w:rPr>
   </w:style>
   <w:style w:type="character" w:customStyle="1" w:styleId="Nadpis6Char">
@@ -4677,7 +10133,7 @@
     <w:rPr>
       <w:i/>
       <w:iCs/>
-      <w:color w:val="2F5496" w:themeColor="accent1" w:themeShade="BF"/>
+      <w:color w:val="7C9163" w:themeColor="accent1" w:themeShade="BF"/>
     </w:rPr>
   </w:style>
   <w:style w:type="paragraph" w:styleId="Vrazncitt">
@@ -4690,8 +10146,8 @@
     <w:rsid w:val="00477B90"/>
     <w:pPr>
       <w:pBdr>
-        <w:top w:val="single" w:sz="4" w:space="10" w:color="2F5496" w:themeColor="accent1" w:themeShade="BF"/>
-        <w:bottom w:val="single" w:sz="4" w:space="10" w:color="2F5496" w:themeColor="accent1" w:themeShade="BF"/>
+        <w:top w:val="single" w:sz="4" w:space="10" w:color="7C9163" w:themeColor="accent1" w:themeShade="BF"/>
+        <w:bottom w:val="single" w:sz="4" w:space="10" w:color="7C9163" w:themeColor="accent1" w:themeShade="BF"/>
       </w:pBdr>
       <w:spacing w:before="360" w:after="360"/>
       <w:ind w:left="864" w:right="864"/>
@@ -4700,7 +10156,7 @@
     <w:rPr>
       <w:i/>
       <w:iCs/>
-      <w:color w:val="2F5496" w:themeColor="accent1" w:themeShade="BF"/>
+      <w:color w:val="7C9163" w:themeColor="accent1" w:themeShade="BF"/>
     </w:rPr>
   </w:style>
   <w:style w:type="character" w:customStyle="1" w:styleId="VrazncittChar">
@@ -4712,7 +10168,7 @@
     <w:rPr>
       <w:i/>
       <w:iCs/>
-      <w:color w:val="2F5496" w:themeColor="accent1" w:themeShade="BF"/>
+      <w:color w:val="7C9163" w:themeColor="accent1" w:themeShade="BF"/>
     </w:rPr>
   </w:style>
   <w:style w:type="character" w:styleId="Odkazintenzivn">
@@ -4725,7 +10181,7 @@
       <w:b/>
       <w:bCs/>
       <w:smallCaps/>
-      <w:color w:val="2F5496" w:themeColor="accent1" w:themeShade="BF"/>
+      <w:color w:val="7C9163" w:themeColor="accent1" w:themeShade="BF"/>
       <w:spacing w:val="5"/>
     </w:rPr>
   </w:style>
@@ -4736,7 +10192,7 @@
     <w:unhideWhenUsed/>
     <w:rsid w:val="00D53DCC"/>
     <w:rPr>
-      <w:color w:val="0563C1" w:themeColor="hyperlink"/>
+      <w:color w:val="8E58B6" w:themeColor="hyperlink"/>
       <w:u w:val="single"/>
     </w:rPr>
   </w:style>
@@ -4797,132 +10253,124 @@
       <w:ind w:left="240"/>
     </w:pPr>
   </w:style>
+  <w:style w:type="paragraph" w:customStyle="1" w:styleId="Standard">
+    <w:name w:val="Standard"/>
+    <w:rsid w:val="001F2033"/>
+    <w:pPr>
+      <w:widowControl w:val="0"/>
+      <w:suppressAutoHyphens/>
+      <w:autoSpaceDN w:val="0"/>
+      <w:spacing w:after="0" w:line="240" w:lineRule="auto"/>
+      <w:textAlignment w:val="baseline"/>
+    </w:pPr>
+    <w:rPr>
+      <w:rFonts w:ascii="Liberation Serif" w:eastAsia="NSimSun" w:hAnsi="Liberation Serif" w:cs="Lucida Sans"/>
+      <w:kern w:val="3"/>
+      <w:lang w:val="cs-CZ" w:eastAsia="zh-CN" w:bidi="hi-IN"/>
+      <w14:ligatures w14:val="none"/>
+    </w:rPr>
+  </w:style>
+  <w:style w:type="table" w:styleId="Mkatabulky">
+    <w:name w:val="Table Grid"/>
+    <w:basedOn w:val="Normlntabulka"/>
+    <w:uiPriority w:val="39"/>
+    <w:rsid w:val="00315ACD"/>
+    <w:pPr>
+      <w:spacing w:after="0" w:line="240" w:lineRule="auto"/>
+    </w:pPr>
+    <w:tblPr>
+      <w:tblBorders>
+        <w:top w:val="single" w:sz="4" w:space="0" w:color="auto"/>
+        <w:left w:val="single" w:sz="4" w:space="0" w:color="auto"/>
+        <w:bottom w:val="single" w:sz="4" w:space="0" w:color="auto"/>
+        <w:right w:val="single" w:sz="4" w:space="0" w:color="auto"/>
+        <w:insideH w:val="single" w:sz="4" w:space="0" w:color="auto"/>
+        <w:insideV w:val="single" w:sz="4" w:space="0" w:color="auto"/>
+      </w:tblBorders>
+    </w:tblPr>
+  </w:style>
+  <w:style w:type="paragraph" w:styleId="Bezmezer">
+    <w:name w:val="No Spacing"/>
+    <w:uiPriority w:val="1"/>
+    <w:qFormat/>
+    <w:rsid w:val="000A21E7"/>
+    <w:pPr>
+      <w:spacing w:after="0" w:line="240" w:lineRule="auto"/>
+    </w:pPr>
+    <w:rPr>
+      <w:rFonts w:ascii="Courier New" w:hAnsi="Courier New"/>
+    </w:rPr>
+  </w:style>
+  <w:style w:type="paragraph" w:styleId="Obsah3">
+    <w:name w:val="toc 3"/>
+    <w:basedOn w:val="Normln"/>
+    <w:next w:val="Normln"/>
+    <w:autoRedefine/>
+    <w:uiPriority w:val="39"/>
+    <w:unhideWhenUsed/>
+    <w:rsid w:val="00CE7BB8"/>
+    <w:pPr>
+      <w:spacing w:after="100"/>
+      <w:ind w:left="480"/>
+    </w:pPr>
+  </w:style>
+  <w:style w:type="paragraph" w:styleId="Zhlav">
+    <w:name w:val="header"/>
+    <w:basedOn w:val="Normln"/>
+    <w:link w:val="ZhlavChar"/>
+    <w:uiPriority w:val="99"/>
+    <w:unhideWhenUsed/>
+    <w:rsid w:val="00973226"/>
+    <w:pPr>
+      <w:tabs>
+        <w:tab w:val="center" w:pos="4536"/>
+        <w:tab w:val="right" w:pos="9072"/>
+      </w:tabs>
+      <w:spacing w:after="0" w:line="240" w:lineRule="auto"/>
+    </w:pPr>
+  </w:style>
+  <w:style w:type="character" w:customStyle="1" w:styleId="ZhlavChar">
+    <w:name w:val="Záhlaví Char"/>
+    <w:basedOn w:val="Standardnpsmoodstavce"/>
+    <w:link w:val="Zhlav"/>
+    <w:uiPriority w:val="99"/>
+    <w:rsid w:val="00973226"/>
+    <w:rPr>
+      <w:rFonts w:ascii="Courier New" w:hAnsi="Courier New"/>
+    </w:rPr>
+  </w:style>
+  <w:style w:type="paragraph" w:styleId="Zpat">
+    <w:name w:val="footer"/>
+    <w:basedOn w:val="Normln"/>
+    <w:link w:val="ZpatChar"/>
+    <w:uiPriority w:val="99"/>
+    <w:unhideWhenUsed/>
+    <w:rsid w:val="00973226"/>
+    <w:pPr>
+      <w:tabs>
+        <w:tab w:val="center" w:pos="4536"/>
+        <w:tab w:val="right" w:pos="9072"/>
+      </w:tabs>
+      <w:spacing w:after="0" w:line="240" w:lineRule="auto"/>
+    </w:pPr>
+  </w:style>
+  <w:style w:type="character" w:customStyle="1" w:styleId="ZpatChar">
+    <w:name w:val="Zápatí Char"/>
+    <w:basedOn w:val="Standardnpsmoodstavce"/>
+    <w:link w:val="Zpat"/>
+    <w:uiPriority w:val="99"/>
+    <w:rsid w:val="00973226"/>
+    <w:rPr>
+      <w:rFonts w:ascii="Courier New" w:hAnsi="Courier New"/>
+    </w:rPr>
+  </w:style>
 </w:styles>
-</file>
-
-<file path=word/ink/ink1.xml><?xml version="1.0" encoding="utf-8"?>
-<inkml:ink xmlns:inkml="http://www.w3.org/2003/InkML">
-  <inkml:definitions>
-    <inkml:context xml:id="ctx0">
-      <inkml:inkSource xml:id="inkSrc0">
-        <inkml:traceFormat>
-          <inkml:channel name="X" type="integer" min="-2.14748E9" max="2.14748E9" units="cm"/>
-          <inkml:channel name="Y" type="integer" min="-2.14748E9" max="2.14748E9" units="cm"/>
-          <inkml:channel name="F" type="integer" max="32767" units="dev"/>
-        </inkml:traceFormat>
-        <inkml:channelProperties>
-          <inkml:channelProperty channel="X" name="resolution" value="1000" units="1/cm"/>
-          <inkml:channelProperty channel="Y" name="resolution" value="1000" units="1/cm"/>
-          <inkml:channelProperty channel="F" name="resolution" value="0" units="1/dev"/>
-        </inkml:channelProperties>
-      </inkml:inkSource>
-      <inkml:timestamp xml:id="ts0" timeString="2025-09-02T14:14:58.202"/>
-    </inkml:context>
-    <inkml:brush xml:id="br0">
-      <inkml:brushProperty name="width" value="0.05" units="cm"/>
-      <inkml:brushProperty name="height" value="0.05" units="cm"/>
-    </inkml:brush>
-  </inkml:definitions>
-  <inkml:trace contextRef="#ctx0" brushRef="#br0">14 137 24575,'0'1180'0,"16"-1029"0,-17 406-1365</inkml:trace>
-  <inkml:trace contextRef="#ctx0" brushRef="#br0" timeOffset="2299.65">0 1905 24575,'1438'0'0,"-1413"2"0,0 1 0,-1 1 0,1 1 0,35 12 0,-35-9 0,-1-1 0,1-2 0,0 0 0,35 1 0,-16-6-1365,-32-1-5461</inkml:trace>
-  <inkml:trace contextRef="#ctx0" brushRef="#br0" timeOffset="14410.5">484 1408 24575,'14'-1'0,"1"-1"0,0-1 0,-1 0 0,18-6 0,1 0 0,31-7 0,0 4 0,0 2 0,126-2 0,116 1 0,-10 7 0,-178 5 0,2 14-1365,-107-14-5461</inkml:trace>
-  <inkml:trace contextRef="#ctx0" brushRef="#br0" timeOffset="16568.64">1013 122 24575,'0'3'0,"0"3"0,0 3 0,0 3 0,-3 2 0,0 1 0,-3 0 0,-3 1 0,1 0 0,-2-3 0,-1-1 0,-2 0 0,0 1 0,1 0 0,3 1 0,3-2-8191</inkml:trace>
-  <inkml:trace contextRef="#ctx0" brushRef="#br0" timeOffset="17869.73">982 137 24575,'4'1'0,"-1"1"0,0-1 0,0 1 0,0 0 0,0 0 0,0 0 0,0 0 0,0 1 0,-1-1 0,1 1 0,-1-1 0,0 1 0,3 3 0,4 5 0,15 13 0,-18-16 0,1-1 0,0 1 0,0-2 0,1 1 0,0-1 0,0 0 0,18 8 0,-15-8-1365,-1 0-5461</inkml:trace>
-  <inkml:trace contextRef="#ctx0" brushRef="#br0" timeOffset="19965.24">981 92 24575,'-1'101'0,"3"109"0,5-129 0,1 59 0,-9-111 0,1 1 0,2 0 0,1 0 0,1-1 0,8 33 0,-6-45-118,-1-1-194,-1 0 0,0 0 1,2 25-1,-5-29-6514</inkml:trace>
-  <inkml:trace contextRef="#ctx0" brushRef="#br0" timeOffset="21068.94">1058 832 24575,'20'-1'0,"-1"-1"0,33-7 0,11-2 0,424 1 0,-292 13 0,-91-3-1365,-92 0-5461</inkml:trace>
-  <inkml:trace contextRef="#ctx0" brushRef="#br0" timeOffset="27445.84">1542 0 24575,'-3'2'0,"0"0"0,1 0 0,-1 0 0,0 0 0,1 0 0,0 0 0,-1 1 0,1-1 0,0 1 0,0 0 0,0-1 0,-2 6 0,-4 4 0,4-7 0,1 0 0,0 1 0,0-1 0,1 0 0,-1 1 0,1 0 0,-1 6 0,-15 31 0,-8-1-1365,19-30-5461</inkml:trace>
-  <inkml:trace contextRef="#ctx0" brushRef="#br0" timeOffset="28998.65">1526 46 24575,'1'8'0,"-1"0"0,1 0 0,0-1 0,0 1 0,1 0 0,0-1 0,1 1 0,0-1 0,0 0 0,0 1 0,1-2 0,0 1 0,9 11 0,-10-15 12,1-1-1,-1 1 1,1-1-1,0 0 1,0 0-1,0 0 1,0-1-1,0 1 1,5 0-1,-5-1-145,0 0-1,0 0 1,-1 1-1,1-1 1,0 1-1,-1 0 0,1 0 1,-1 0-1,1 0 1,3 4-1,-1 2-6691</inkml:trace>
-  <inkml:trace contextRef="#ctx0" brushRef="#br0" timeOffset="30898.23">1496 92 24575,'1'7'0,"1"0"0,-1-1 0,1 1 0,0-1 0,1 1 0,0-1 0,5 10 0,6 14 0,-11-21 0,3 8 0,0 0 0,5 30 0,-9-37 0,-1 0 0,2 0 0,5 16 0,-6-26 0,1 1 0,0-1 0,0 0 0,0 0 0,0-1 0,0 1 0,0 0 0,0-1 0,0 0 0,0 1 0,4-4 0,-2 3 0,33-9 0,-17 3 0,1 2 0,1 0 0,-1 1 0,28 0 0,124 5-1365,-161-1-5461</inkml:trace>
-</inkml:ink>
-</file>
-
-<file path=word/ink/ink2.xml><?xml version="1.0" encoding="utf-8"?>
-<inkml:ink xmlns:inkml="http://www.w3.org/2003/InkML">
-  <inkml:definitions>
-    <inkml:context xml:id="ctx0">
-      <inkml:inkSource xml:id="inkSrc0">
-        <inkml:traceFormat>
-          <inkml:channel name="X" type="integer" min="-2.14748E9" max="2.14748E9" units="cm"/>
-          <inkml:channel name="Y" type="integer" min="-2.14748E9" max="2.14748E9" units="cm"/>
-          <inkml:channel name="F" type="integer" max="32767" units="dev"/>
-        </inkml:traceFormat>
-        <inkml:channelProperties>
-          <inkml:channelProperty channel="X" name="resolution" value="1000" units="1/cm"/>
-          <inkml:channelProperty channel="Y" name="resolution" value="1000" units="1/cm"/>
-          <inkml:channelProperty channel="F" name="resolution" value="0" units="1/dev"/>
-        </inkml:channelProperties>
-      </inkml:inkSource>
-      <inkml:timestamp xml:id="ts0" timeString="2025-09-02T14:15:09.226"/>
-    </inkml:context>
-    <inkml:brush xml:id="br0">
-      <inkml:brushProperty name="width" value="0.05" units="cm"/>
-      <inkml:brushProperty name="height" value="0.05" units="cm"/>
-    </inkml:brush>
-  </inkml:definitions>
-  <inkml:trace contextRef="#ctx0" brushRef="#br0">13 1 23706,'0'1240'0</inkml:trace>
-</inkml:ink>
-</file>
-
-<file path=word/ink/ink3.xml><?xml version="1.0" encoding="utf-8"?>
-<inkml:ink xmlns:inkml="http://www.w3.org/2003/InkML">
-  <inkml:definitions>
-    <inkml:context xml:id="ctx0">
-      <inkml:inkSource xml:id="inkSrc0">
-        <inkml:traceFormat>
-          <inkml:channel name="X" type="integer" min="-2.14748E9" max="2.14748E9" units="cm"/>
-          <inkml:channel name="Y" type="integer" min="-2.14748E9" max="2.14748E9" units="cm"/>
-          <inkml:channel name="F" type="integer" max="32767" units="dev"/>
-        </inkml:traceFormat>
-        <inkml:channelProperties>
-          <inkml:channelProperty channel="X" name="resolution" value="1000" units="1/cm"/>
-          <inkml:channelProperty channel="Y" name="resolution" value="1000" units="1/cm"/>
-          <inkml:channelProperty channel="F" name="resolution" value="0" units="1/dev"/>
-        </inkml:channelProperties>
-      </inkml:inkSource>
-      <inkml:timestamp xml:id="ts0" timeString="2025-09-02T14:15:03.993"/>
-    </inkml:context>
-    <inkml:brush xml:id="br0">
-      <inkml:brushProperty name="width" value="0.05" units="cm"/>
-      <inkml:brushProperty name="height" value="0.05" units="cm"/>
-    </inkml:brush>
-  </inkml:definitions>
-  <inkml:trace contextRef="#ctx0" brushRef="#br0">84 1 24575,'-1'6'0,"1"1"0,-1-1 0,0 1 0,0-1 0,-1 0 0,0 1 0,0-1 0,-4 8 0,-1 3 0,0 4 0,5-15 0,0-1 0,1 0 0,-2 0 0,1 1 0,-1-1 0,0-1 0,0 1 0,-5 7 0,6-10 2,-1 1 0,2 0 0,-1 0 0,0 1 0,0-1 0,1 0-1,0 0 1,0 1 0,-1 4 0,-4 8-1386,2-7-5442</inkml:trace>
-  <inkml:trace contextRef="#ctx0" brushRef="#br0" timeOffset="1776.11">84 17 24575,'0'2'0,"0"4"0,0 4 0,2 1 0,2 3 0,1-2 0,1 1 0,2-3 0,-1-1 0,-1 2 0,0-2 0,0 0 0,-1 2 0,1-2 0,-1 1 0,2-2 0,2-2 0</inkml:trace>
-</inkml:ink>
-</file>
-
-<file path=word/ink/ink4.xml><?xml version="1.0" encoding="utf-8"?>
-<inkml:ink xmlns:inkml="http://www.w3.org/2003/InkML">
-  <inkml:definitions>
-    <inkml:context xml:id="ctx0">
-      <inkml:inkSource xml:id="inkSrc0">
-        <inkml:traceFormat>
-          <inkml:channel name="X" type="integer" min="-2.14748E9" max="2.14748E9" units="cm"/>
-          <inkml:channel name="Y" type="integer" min="-2.14748E9" max="2.14748E9" units="cm"/>
-          <inkml:channel name="F" type="integer" max="32767" units="dev"/>
-        </inkml:traceFormat>
-        <inkml:channelProperties>
-          <inkml:channelProperty channel="X" name="resolution" value="1000" units="1/cm"/>
-          <inkml:channelProperty channel="Y" name="resolution" value="1000" units="1/cm"/>
-          <inkml:channelProperty channel="F" name="resolution" value="0" units="1/dev"/>
-        </inkml:channelProperties>
-      </inkml:inkSource>
-      <inkml:timestamp xml:id="ts0" timeString="2025-09-02T14:14:53.336"/>
-    </inkml:context>
-    <inkml:brush xml:id="br0">
-      <inkml:brushProperty name="width" value="0.05" units="cm"/>
-      <inkml:brushProperty name="height" value="0.05" units="cm"/>
-    </inkml:brush>
-  </inkml:definitions>
-  <inkml:trace contextRef="#ctx0" brushRef="#br0">46 60 24575,'-15'121'0,"14"-107"33,-1 0-1,-1 1 1,-6 23-1,4-23-530,2 0-1,-4 26 1,6-28-6328</inkml:trace>
-  <inkml:trace contextRef="#ctx0" brushRef="#br0" timeOffset="1506.42">62 0 24575,'7'8'0,"-1"1"0,0 0 0,-1 0 0,0 0 0,0 1 0,-1-1 0,0 1 0,-1 0 0,0 1 0,2 12 0,-2-9 0,1 0 0,0 0 0,1 0 0,13 23 0,-2-8-682,23 58-1,-35-78-6143</inkml:trace>
-</inkml:ink>
 </file>
 
 <file path=word/theme/theme1.xml><?xml version="1.0" encoding="utf-8"?>
 <a:theme xmlns:a="http://schemas.openxmlformats.org/drawingml/2006/main" name="Motiv Office">
   <a:themeElements>
-    <a:clrScheme name="Office">
+    <a:clrScheme name="Papír">
       <a:dk1>
         <a:sysClr val="windowText" lastClr="000000"/>
       </a:dk1>
@@ -4930,34 +10378,34 @@
         <a:sysClr val="window" lastClr="FFFFFF"/>
       </a:lt1>
       <a:dk2>
-        <a:srgbClr val="44546A"/>
+        <a:srgbClr val="444D26"/>
       </a:dk2>
       <a:lt2>
-        <a:srgbClr val="E7E6E6"/>
+        <a:srgbClr val="FEFAC9"/>
       </a:lt2>
       <a:accent1>
-        <a:srgbClr val="4472C4"/>
+        <a:srgbClr val="A5B592"/>
       </a:accent1>
       <a:accent2>
-        <a:srgbClr val="ED7D31"/>
+        <a:srgbClr val="F3A447"/>
       </a:accent2>
       <a:accent3>
-        <a:srgbClr val="A5A5A5"/>
+        <a:srgbClr val="E7BC29"/>
       </a:accent3>
       <a:accent4>
-        <a:srgbClr val="FFC000"/>
+        <a:srgbClr val="D092A7"/>
       </a:accent4>
       <a:accent5>
-        <a:srgbClr val="5B9BD5"/>
+        <a:srgbClr val="9C85C0"/>
       </a:accent5>
       <a:accent6>
-        <a:srgbClr val="70AD47"/>
+        <a:srgbClr val="809EC2"/>
       </a:accent6>
       <a:hlink>
-        <a:srgbClr val="0563C1"/>
+        <a:srgbClr val="8E58B6"/>
       </a:hlink>
       <a:folHlink>
-        <a:srgbClr val="954F72"/>
+        <a:srgbClr val="7F6F6F"/>
       </a:folHlink>
     </a:clrScheme>
     <a:fontScheme name="Office">

--- a/docs/prirucka.docx
+++ b/docs/prirucka.docx
@@ -14,18 +14,260 @@
       </w:pPr>
       <w:r>
         <w:rPr>
+          <w:rFonts w:cs="Courier New"/>
+          <w:b/>
+          <w:bCs/>
           <w:noProof/>
+          <w:color w:val="FFFFFF" w:themeColor="background1"/>
+          <w:sz w:val="48"/>
+          <w:szCs w:val="48"/>
         </w:rPr>
         <mc:AlternateContent>
           <mc:Choice Requires="wps">
             <w:drawing>
-              <wp:anchor distT="0" distB="0" distL="114300" distR="114300" simplePos="0" relativeHeight="251799552" behindDoc="0" locked="0" layoutInCell="1" allowOverlap="1" wp14:anchorId="11919415" wp14:editId="5DB9502D">
+              <wp:anchor distT="0" distB="0" distL="114300" distR="114300" simplePos="0" relativeHeight="251791360" behindDoc="1" locked="0" layoutInCell="1" allowOverlap="1" wp14:anchorId="7A8947BC" wp14:editId="2263757C">
+                <wp:simplePos x="0" y="0"/>
+                <wp:positionH relativeFrom="column">
+                  <wp:posOffset>-603885</wp:posOffset>
+                </wp:positionH>
+                <wp:positionV relativeFrom="paragraph">
+                  <wp:posOffset>862965</wp:posOffset>
+                </wp:positionV>
+                <wp:extent cx="5574030" cy="918845"/>
+                <wp:effectExtent l="0" t="0" r="7620" b="0"/>
+                <wp:wrapNone/>
+                <wp:docPr id="1734245166" name="Ovál 48"/>
+                <wp:cNvGraphicFramePr/>
+                <a:graphic xmlns:a="http://schemas.openxmlformats.org/drawingml/2006/main">
+                  <a:graphicData uri="http://schemas.microsoft.com/office/word/2010/wordprocessingShape">
+                    <wps:wsp>
+                      <wps:cNvSpPr/>
+                      <wps:spPr>
+                        <a:xfrm>
+                          <a:off x="0" y="0"/>
+                          <a:ext cx="5574030" cy="918845"/>
+                        </a:xfrm>
+                        <a:prstGeom prst="ellipse">
+                          <a:avLst/>
+                        </a:prstGeom>
+                        <a:ln>
+                          <a:noFill/>
+                        </a:ln>
+                      </wps:spPr>
+                      <wps:style>
+                        <a:lnRef idx="2">
+                          <a:schemeClr val="accent1">
+                            <a:shade val="15000"/>
+                          </a:schemeClr>
+                        </a:lnRef>
+                        <a:fillRef idx="1">
+                          <a:schemeClr val="accent1"/>
+                        </a:fillRef>
+                        <a:effectRef idx="0">
+                          <a:schemeClr val="accent1"/>
+                        </a:effectRef>
+                        <a:fontRef idx="minor">
+                          <a:schemeClr val="lt1"/>
+                        </a:fontRef>
+                      </wps:style>
+                      <wps:bodyPr rot="0" spcFirstLastPara="0" vertOverflow="overflow" horzOverflow="overflow" vert="horz" wrap="square" lIns="91440" tIns="45720" rIns="91440" bIns="45720" numCol="1" spcCol="0" rtlCol="0" fromWordArt="0" anchor="ctr" anchorCtr="0" forceAA="0" compatLnSpc="1">
+                        <a:prstTxWarp prst="textNoShape">
+                          <a:avLst/>
+                        </a:prstTxWarp>
+                        <a:noAutofit/>
+                      </wps:bodyPr>
+                    </wps:wsp>
+                  </a:graphicData>
+                </a:graphic>
+                <wp14:sizeRelH relativeFrom="margin">
+                  <wp14:pctWidth>0</wp14:pctWidth>
+                </wp14:sizeRelH>
+                <wp14:sizeRelV relativeFrom="margin">
+                  <wp14:pctHeight>0</wp14:pctHeight>
+                </wp14:sizeRelV>
+              </wp:anchor>
+            </w:drawing>
+          </mc:Choice>
+          <mc:Fallback>
+            <w:pict>
+              <v:oval w14:anchorId="73FC6AA3" id="Ovál 48" o:spid="_x0000_s1026" style="position:absolute;margin-left:-47.55pt;margin-top:67.95pt;width:438.9pt;height:72.35pt;z-index:-251525120;visibility:visible;mso-wrap-style:square;mso-width-percent:0;mso-height-percent:0;mso-wrap-distance-left:9pt;mso-wrap-distance-top:0;mso-wrap-distance-right:9pt;mso-wrap-distance-bottom:0;mso-position-horizontal:absolute;mso-position-horizontal-relative:text;mso-position-vertical:absolute;mso-position-vertical-relative:text;mso-width-percent:0;mso-height-percent:0;mso-width-relative:margin;mso-height-relative:margin;v-text-anchor:middle" o:gfxdata="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" fillcolor="#a5b592 [3204]" stroked="f" strokeweight="1pt">
+                <v:stroke joinstyle="miter"/>
+              </v:oval>
+            </w:pict>
+          </mc:Fallback>
+        </mc:AlternateContent>
+      </w:r>
+      <w:r>
+        <w:rPr>
+          <w:rFonts w:cs="Courier New"/>
+          <w:b/>
+          <w:bCs/>
+          <w:noProof/>
+          <w:color w:val="FFFFFF" w:themeColor="background1"/>
+          <w:sz w:val="48"/>
+          <w:szCs w:val="48"/>
+        </w:rPr>
+        <mc:AlternateContent>
+          <mc:Choice Requires="wps">
+            <w:drawing>
+              <wp:anchor distT="0" distB="0" distL="114300" distR="114300" simplePos="0" relativeHeight="251790336" behindDoc="1" locked="0" layoutInCell="1" allowOverlap="1" wp14:anchorId="1B561F4B" wp14:editId="041D621E">
+                <wp:simplePos x="0" y="0"/>
+                <wp:positionH relativeFrom="column">
+                  <wp:posOffset>-554990</wp:posOffset>
+                </wp:positionH>
+                <wp:positionV relativeFrom="paragraph">
+                  <wp:posOffset>-1092835</wp:posOffset>
+                </wp:positionV>
+                <wp:extent cx="5474970" cy="2307590"/>
+                <wp:effectExtent l="0" t="0" r="0" b="0"/>
+                <wp:wrapNone/>
+                <wp:docPr id="698458253" name="Obdélník 47"/>
+                <wp:cNvGraphicFramePr/>
+                <a:graphic xmlns:a="http://schemas.openxmlformats.org/drawingml/2006/main">
+                  <a:graphicData uri="http://schemas.microsoft.com/office/word/2010/wordprocessingShape">
+                    <wps:wsp>
+                      <wps:cNvSpPr/>
+                      <wps:spPr>
+                        <a:xfrm>
+                          <a:off x="0" y="0"/>
+                          <a:ext cx="5474970" cy="2307590"/>
+                        </a:xfrm>
+                        <a:prstGeom prst="rect">
+                          <a:avLst/>
+                        </a:prstGeom>
+                        <a:ln>
+                          <a:noFill/>
+                        </a:ln>
+                      </wps:spPr>
+                      <wps:style>
+                        <a:lnRef idx="2">
+                          <a:schemeClr val="accent1">
+                            <a:shade val="15000"/>
+                          </a:schemeClr>
+                        </a:lnRef>
+                        <a:fillRef idx="1">
+                          <a:schemeClr val="accent1"/>
+                        </a:fillRef>
+                        <a:effectRef idx="0">
+                          <a:schemeClr val="accent1"/>
+                        </a:effectRef>
+                        <a:fontRef idx="minor">
+                          <a:schemeClr val="lt1"/>
+                        </a:fontRef>
+                      </wps:style>
+                      <wps:bodyPr rot="0" spcFirstLastPara="0" vertOverflow="overflow" horzOverflow="overflow" vert="horz" wrap="square" lIns="91440" tIns="45720" rIns="91440" bIns="45720" numCol="1" spcCol="0" rtlCol="0" fromWordArt="0" anchor="ctr" anchorCtr="0" forceAA="0" compatLnSpc="1">
+                        <a:prstTxWarp prst="textNoShape">
+                          <a:avLst/>
+                        </a:prstTxWarp>
+                        <a:noAutofit/>
+                      </wps:bodyPr>
+                    </wps:wsp>
+                  </a:graphicData>
+                </a:graphic>
+                <wp14:sizeRelH relativeFrom="margin">
+                  <wp14:pctWidth>0</wp14:pctWidth>
+                </wp14:sizeRelH>
+                <wp14:sizeRelV relativeFrom="margin">
+                  <wp14:pctHeight>0</wp14:pctHeight>
+                </wp14:sizeRelV>
+              </wp:anchor>
+            </w:drawing>
+          </mc:Choice>
+          <mc:Fallback>
+            <w:pict>
+              <v:rect w14:anchorId="2D6B8673" id="Obdélník 47" o:spid="_x0000_s1026" style="position:absolute;margin-left:-43.7pt;margin-top:-86.05pt;width:431.1pt;height:181.7pt;z-index:-251526144;visibility:visible;mso-wrap-style:square;mso-width-percent:0;mso-height-percent:0;mso-wrap-distance-left:9pt;mso-wrap-distance-top:0;mso-wrap-distance-right:9pt;mso-wrap-distance-bottom:0;mso-position-horizontal:absolute;mso-position-horizontal-relative:text;mso-position-vertical:absolute;mso-position-vertical-relative:text;mso-width-percent:0;mso-height-percent:0;mso-width-relative:margin;mso-height-relative:margin;v-text-anchor:middle" o:gfxdata="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" fillcolor="#a5b592 [3204]" stroked="f" strokeweight="1pt"/>
+            </w:pict>
+          </mc:Fallback>
+        </mc:AlternateContent>
+      </w:r>
+      <w:r>
+        <w:rPr>
+          <w:noProof/>
+        </w:rPr>
+        <mc:AlternateContent>
+          <mc:Choice Requires="wps">
+            <w:drawing>
+              <wp:anchor distT="0" distB="0" distL="114300" distR="114300" simplePos="0" relativeHeight="251797504" behindDoc="0" locked="0" layoutInCell="1" allowOverlap="1" wp14:anchorId="214B0A7B" wp14:editId="08BD3B0B">
+                <wp:simplePos x="0" y="0"/>
+                <wp:positionH relativeFrom="column">
+                  <wp:posOffset>-450215</wp:posOffset>
+                </wp:positionH>
+                <wp:positionV relativeFrom="paragraph">
+                  <wp:posOffset>-589280</wp:posOffset>
+                </wp:positionV>
+                <wp:extent cx="2049780" cy="0"/>
+                <wp:effectExtent l="0" t="57150" r="64770" b="76200"/>
+                <wp:wrapNone/>
+                <wp:docPr id="1006947127" name="Přímá spojnice 56"/>
+                <wp:cNvGraphicFramePr/>
+                <a:graphic xmlns:a="http://schemas.openxmlformats.org/drawingml/2006/main">
+                  <a:graphicData uri="http://schemas.microsoft.com/office/word/2010/wordprocessingShape">
+                    <wps:wsp>
+                      <wps:cNvCnPr/>
+                      <wps:spPr>
+                        <a:xfrm>
+                          <a:off x="0" y="0"/>
+                          <a:ext cx="2049780" cy="0"/>
+                        </a:xfrm>
+                        <a:prstGeom prst="line">
+                          <a:avLst/>
+                        </a:prstGeom>
+                        <a:ln w="136525">
+                          <a:solidFill>
+                            <a:schemeClr val="bg1"/>
+                          </a:solidFill>
+                        </a:ln>
+                      </wps:spPr>
+                      <wps:style>
+                        <a:lnRef idx="3">
+                          <a:schemeClr val="dk1"/>
+                        </a:lnRef>
+                        <a:fillRef idx="0">
+                          <a:schemeClr val="dk1"/>
+                        </a:fillRef>
+                        <a:effectRef idx="2">
+                          <a:schemeClr val="dk1"/>
+                        </a:effectRef>
+                        <a:fontRef idx="minor">
+                          <a:schemeClr val="tx1"/>
+                        </a:fontRef>
+                      </wps:style>
+                      <wps:bodyPr/>
+                    </wps:wsp>
+                  </a:graphicData>
+                </a:graphic>
+                <wp14:sizeRelH relativeFrom="margin">
+                  <wp14:pctWidth>0</wp14:pctWidth>
+                </wp14:sizeRelH>
+                <wp14:sizeRelV relativeFrom="margin">
+                  <wp14:pctHeight>0</wp14:pctHeight>
+                </wp14:sizeRelV>
+              </wp:anchor>
+            </w:drawing>
+          </mc:Choice>
+          <mc:Fallback>
+            <w:pict>
+              <v:line w14:anchorId="04FA699E" id="Přímá spojnice 56" o:spid="_x0000_s1026" style="position:absolute;z-index:251797504;visibility:visible;mso-wrap-style:square;mso-width-percent:0;mso-height-percent:0;mso-wrap-distance-left:9pt;mso-wrap-distance-top:0;mso-wrap-distance-right:9pt;mso-wrap-distance-bottom:0;mso-position-horizontal:absolute;mso-position-horizontal-relative:text;mso-position-vertical:absolute;mso-position-vertical-relative:text;mso-width-percent:0;mso-height-percent:0;mso-width-relative:margin;mso-height-relative:margin" from="-35.45pt,-46.4pt" to="125.95pt,-46.4pt" o:gfxdata="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" strokecolor="white [3212]" strokeweight="10.75pt">
+                <v:stroke joinstyle="miter"/>
+              </v:line>
+            </w:pict>
+          </mc:Fallback>
+        </mc:AlternateContent>
+      </w:r>
+      <w:r>
+        <w:rPr>
+          <w:noProof/>
+        </w:rPr>
+        <mc:AlternateContent>
+          <mc:Choice Requires="wps">
+            <w:drawing>
+              <wp:anchor distT="0" distB="0" distL="114300" distR="114300" simplePos="0" relativeHeight="251799552" behindDoc="0" locked="0" layoutInCell="1" allowOverlap="1" wp14:anchorId="11919415" wp14:editId="74A50E70">
                 <wp:simplePos x="0" y="0"/>
                 <wp:positionH relativeFrom="column">
                   <wp:posOffset>2717800</wp:posOffset>
                 </wp:positionH>
                 <wp:positionV relativeFrom="paragraph">
-                  <wp:posOffset>-669290</wp:posOffset>
+                  <wp:posOffset>-598805</wp:posOffset>
                 </wp:positionV>
                 <wp:extent cx="2343785" cy="11430"/>
                 <wp:effectExtent l="0" t="57150" r="56515" b="83820"/>
@@ -79,7 +321,7 @@
           </mc:Choice>
           <mc:Fallback>
             <w:pict>
-              <v:line w14:anchorId="3436B209" id="Přímá spojnice 56" o:spid="_x0000_s1026" style="position:absolute;flip:y;z-index:251799552;visibility:visible;mso-wrap-style:square;mso-width-percent:0;mso-height-percent:0;mso-wrap-distance-left:9pt;mso-wrap-distance-top:0;mso-wrap-distance-right:9pt;mso-wrap-distance-bottom:0;mso-position-horizontal:absolute;mso-position-horizontal-relative:text;mso-position-vertical:absolute;mso-position-vertical-relative:text;mso-width-percent:0;mso-height-percent:0;mso-width-relative:margin;mso-height-relative:margin" from="214pt,-52.7pt" to="398.55pt,-51.8pt" o:gfxdata="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" strokecolor="white [3212]" strokeweight="10.75pt">
+              <v:line w14:anchorId="65243B8C" id="Přímá spojnice 56" o:spid="_x0000_s1026" style="position:absolute;flip:y;z-index:251799552;visibility:visible;mso-wrap-style:square;mso-width-percent:0;mso-height-percent:0;mso-wrap-distance-left:9pt;mso-wrap-distance-top:0;mso-wrap-distance-right:9pt;mso-wrap-distance-bottom:0;mso-position-horizontal:absolute;mso-position-horizontal-relative:text;mso-position-vertical:absolute;mso-position-vertical-relative:text;mso-width-percent:0;mso-height-percent:0;mso-width-relative:margin;mso-height-relative:margin" from="214pt,-47.15pt" to="398.55pt,-46.25pt" o:gfxdata="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" strokecolor="white [3212]" strokeweight="10.75pt">
                 <v:stroke joinstyle="miter"/>
               </v:line>
             </w:pict>
@@ -90,88 +332,14 @@
         <w:rPr>
           <w:noProof/>
         </w:rPr>
-        <mc:AlternateContent>
-          <mc:Choice Requires="wps">
-            <w:drawing>
-              <wp:anchor distT="0" distB="0" distL="114300" distR="114300" simplePos="0" relativeHeight="251797504" behindDoc="0" locked="0" layoutInCell="1" allowOverlap="1" wp14:anchorId="214B0A7B" wp14:editId="7C63970A">
-                <wp:simplePos x="0" y="0"/>
-                <wp:positionH relativeFrom="column">
-                  <wp:posOffset>-450215</wp:posOffset>
-                </wp:positionH>
-                <wp:positionV relativeFrom="paragraph">
-                  <wp:posOffset>-660400</wp:posOffset>
-                </wp:positionV>
-                <wp:extent cx="2049780" cy="0"/>
-                <wp:effectExtent l="0" t="57150" r="64770" b="76200"/>
-                <wp:wrapNone/>
-                <wp:docPr id="1006947127" name="Přímá spojnice 56"/>
-                <wp:cNvGraphicFramePr/>
-                <a:graphic xmlns:a="http://schemas.openxmlformats.org/drawingml/2006/main">
-                  <a:graphicData uri="http://schemas.microsoft.com/office/word/2010/wordprocessingShape">
-                    <wps:wsp>
-                      <wps:cNvCnPr/>
-                      <wps:spPr>
-                        <a:xfrm>
-                          <a:off x="0" y="0"/>
-                          <a:ext cx="2049780" cy="0"/>
-                        </a:xfrm>
-                        <a:prstGeom prst="line">
-                          <a:avLst/>
-                        </a:prstGeom>
-                        <a:ln w="136525">
-                          <a:solidFill>
-                            <a:schemeClr val="bg1"/>
-                          </a:solidFill>
-                        </a:ln>
-                      </wps:spPr>
-                      <wps:style>
-                        <a:lnRef idx="3">
-                          <a:schemeClr val="dk1"/>
-                        </a:lnRef>
-                        <a:fillRef idx="0">
-                          <a:schemeClr val="dk1"/>
-                        </a:fillRef>
-                        <a:effectRef idx="2">
-                          <a:schemeClr val="dk1"/>
-                        </a:effectRef>
-                        <a:fontRef idx="minor">
-                          <a:schemeClr val="tx1"/>
-                        </a:fontRef>
-                      </wps:style>
-                      <wps:bodyPr/>
-                    </wps:wsp>
-                  </a:graphicData>
-                </a:graphic>
-                <wp14:sizeRelH relativeFrom="margin">
-                  <wp14:pctWidth>0</wp14:pctWidth>
-                </wp14:sizeRelH>
-                <wp14:sizeRelV relativeFrom="margin">
-                  <wp14:pctHeight>0</wp14:pctHeight>
-                </wp14:sizeRelV>
-              </wp:anchor>
-            </w:drawing>
-          </mc:Choice>
-          <mc:Fallback>
-            <w:pict>
-              <v:line w14:anchorId="438D39D9" id="Přímá spojnice 56" o:spid="_x0000_s1026" style="position:absolute;z-index:251797504;visibility:visible;mso-wrap-style:square;mso-width-percent:0;mso-height-percent:0;mso-wrap-distance-left:9pt;mso-wrap-distance-top:0;mso-wrap-distance-right:9pt;mso-wrap-distance-bottom:0;mso-position-horizontal:absolute;mso-position-horizontal-relative:text;mso-position-vertical:absolute;mso-position-vertical-relative:text;mso-width-percent:0;mso-height-percent:0;mso-width-relative:margin;mso-height-relative:margin" from="-35.45pt,-52pt" to="125.95pt,-52pt" o:gfxdata="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" strokecolor="white [3212]" strokeweight="10.75pt">
-                <v:stroke joinstyle="miter"/>
-              </v:line>
-            </w:pict>
-          </mc:Fallback>
-        </mc:AlternateContent>
-      </w:r>
-      <w:r>
-        <w:rPr>
-          <w:noProof/>
-        </w:rPr>
         <w:drawing>
-          <wp:anchor distT="0" distB="0" distL="114300" distR="114300" simplePos="0" relativeHeight="251796480" behindDoc="0" locked="0" layoutInCell="1" allowOverlap="1" wp14:anchorId="357E4583" wp14:editId="0191CE8A">
+          <wp:anchor distT="0" distB="0" distL="114300" distR="114300" simplePos="0" relativeHeight="251796480" behindDoc="0" locked="0" layoutInCell="1" allowOverlap="1" wp14:anchorId="357E4583" wp14:editId="2AA1D0CF">
             <wp:simplePos x="0" y="0"/>
             <wp:positionH relativeFrom="column">
               <wp:posOffset>1710690</wp:posOffset>
             </wp:positionH>
             <wp:positionV relativeFrom="paragraph">
-              <wp:posOffset>-966470</wp:posOffset>
+              <wp:posOffset>-863600</wp:posOffset>
             </wp:positionV>
             <wp:extent cx="916940" cy="603250"/>
             <wp:effectExtent l="0" t="0" r="0" b="6350"/>
@@ -247,7 +415,7 @@
         <mc:AlternateContent>
           <mc:Choice Requires="wps">
             <w:drawing>
-              <wp:anchor distT="0" distB="0" distL="114300" distR="114300" simplePos="0" relativeHeight="251788288" behindDoc="0" locked="0" layoutInCell="1" allowOverlap="1" wp14:anchorId="4E3027CD" wp14:editId="1DEE8CEA">
+              <wp:anchor distT="0" distB="0" distL="114300" distR="114300" simplePos="0" relativeHeight="251788288" behindDoc="0" locked="0" layoutInCell="1" allowOverlap="1" wp14:anchorId="4E3027CD" wp14:editId="132C3D47">
                 <wp:simplePos x="0" y="0"/>
                 <wp:positionH relativeFrom="column">
                   <wp:posOffset>-63500</wp:posOffset>
@@ -351,174 +519,6 @@
       </w:r>
       <w:r>
         <w:rPr>
-          <w:rFonts w:cs="Courier New"/>
-          <w:b/>
-          <w:bCs/>
-          <w:noProof/>
-          <w:color w:val="FFFFFF" w:themeColor="background1"/>
-          <w:sz w:val="48"/>
-          <w:szCs w:val="48"/>
-        </w:rPr>
-        <mc:AlternateContent>
-          <mc:Choice Requires="wps">
-            <w:drawing>
-              <wp:anchor distT="0" distB="0" distL="114300" distR="114300" simplePos="0" relativeHeight="251791360" behindDoc="1" locked="0" layoutInCell="1" allowOverlap="1" wp14:anchorId="7A8947BC" wp14:editId="54D83A7E">
-                <wp:simplePos x="0" y="0"/>
-                <wp:positionH relativeFrom="column">
-                  <wp:posOffset>-557530</wp:posOffset>
-                </wp:positionH>
-                <wp:positionV relativeFrom="paragraph">
-                  <wp:posOffset>471805</wp:posOffset>
-                </wp:positionV>
-                <wp:extent cx="5574030" cy="880745"/>
-                <wp:effectExtent l="0" t="0" r="7620" b="0"/>
-                <wp:wrapNone/>
-                <wp:docPr id="1734245166" name="Ovál 48"/>
-                <wp:cNvGraphicFramePr/>
-                <a:graphic xmlns:a="http://schemas.openxmlformats.org/drawingml/2006/main">
-                  <a:graphicData uri="http://schemas.microsoft.com/office/word/2010/wordprocessingShape">
-                    <wps:wsp>
-                      <wps:cNvSpPr/>
-                      <wps:spPr>
-                        <a:xfrm>
-                          <a:off x="0" y="0"/>
-                          <a:ext cx="5574030" cy="880745"/>
-                        </a:xfrm>
-                        <a:prstGeom prst="ellipse">
-                          <a:avLst/>
-                        </a:prstGeom>
-                        <a:ln>
-                          <a:noFill/>
-                        </a:ln>
-                      </wps:spPr>
-                      <wps:style>
-                        <a:lnRef idx="2">
-                          <a:schemeClr val="accent1">
-                            <a:shade val="15000"/>
-                          </a:schemeClr>
-                        </a:lnRef>
-                        <a:fillRef idx="1">
-                          <a:schemeClr val="accent1"/>
-                        </a:fillRef>
-                        <a:effectRef idx="0">
-                          <a:schemeClr val="accent1"/>
-                        </a:effectRef>
-                        <a:fontRef idx="minor">
-                          <a:schemeClr val="lt1"/>
-                        </a:fontRef>
-                      </wps:style>
-                      <wps:bodyPr rot="0" spcFirstLastPara="0" vertOverflow="overflow" horzOverflow="overflow" vert="horz" wrap="square" lIns="91440" tIns="45720" rIns="91440" bIns="45720" numCol="1" spcCol="0" rtlCol="0" fromWordArt="0" anchor="ctr" anchorCtr="0" forceAA="0" compatLnSpc="1">
-                        <a:prstTxWarp prst="textNoShape">
-                          <a:avLst/>
-                        </a:prstTxWarp>
-                        <a:noAutofit/>
-                      </wps:bodyPr>
-                    </wps:wsp>
-                  </a:graphicData>
-                </a:graphic>
-                <wp14:sizeRelH relativeFrom="margin">
-                  <wp14:pctWidth>0</wp14:pctWidth>
-                </wp14:sizeRelH>
-                <wp14:sizeRelV relativeFrom="margin">
-                  <wp14:pctHeight>0</wp14:pctHeight>
-                </wp14:sizeRelV>
-              </wp:anchor>
-            </w:drawing>
-          </mc:Choice>
-          <mc:Fallback>
-            <w:pict>
-              <v:oval w14:anchorId="77D416CD" id="Ovál 48" o:spid="_x0000_s1026" style="position:absolute;margin-left:-43.9pt;margin-top:37.15pt;width:438.9pt;height:69.35pt;z-index:-251525120;visibility:visible;mso-wrap-style:square;mso-width-percent:0;mso-height-percent:0;mso-wrap-distance-left:9pt;mso-wrap-distance-top:0;mso-wrap-distance-right:9pt;mso-wrap-distance-bottom:0;mso-position-horizontal:absolute;mso-position-horizontal-relative:text;mso-position-vertical:absolute;mso-position-vertical-relative:text;mso-width-percent:0;mso-height-percent:0;mso-width-relative:margin;mso-height-relative:margin;v-text-anchor:middle" o:gfxdata="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" fillcolor="#a5b592 [3204]" stroked="f" strokeweight="1pt">
-                <v:stroke joinstyle="miter"/>
-              </v:oval>
-            </w:pict>
-          </mc:Fallback>
-        </mc:AlternateContent>
-      </w:r>
-      <w:r>
-        <w:rPr>
-          <w:rFonts w:cs="Courier New"/>
-          <w:b/>
-          <w:bCs/>
-          <w:noProof/>
-          <w:color w:val="FFFFFF" w:themeColor="background1"/>
-          <w:sz w:val="48"/>
-          <w:szCs w:val="48"/>
-        </w:rPr>
-        <mc:AlternateContent>
-          <mc:Choice Requires="wps">
-            <w:drawing>
-              <wp:anchor distT="0" distB="0" distL="114300" distR="114300" simplePos="0" relativeHeight="251790336" behindDoc="1" locked="0" layoutInCell="1" allowOverlap="1" wp14:anchorId="1B561F4B" wp14:editId="5F9B3392">
-                <wp:simplePos x="0" y="0"/>
-                <wp:positionH relativeFrom="column">
-                  <wp:posOffset>-560705</wp:posOffset>
-                </wp:positionH>
-                <wp:positionV relativeFrom="paragraph">
-                  <wp:posOffset>-1525905</wp:posOffset>
-                </wp:positionV>
-                <wp:extent cx="5474970" cy="2307590"/>
-                <wp:effectExtent l="0" t="0" r="0" b="0"/>
-                <wp:wrapNone/>
-                <wp:docPr id="698458253" name="Obdélník 47"/>
-                <wp:cNvGraphicFramePr/>
-                <a:graphic xmlns:a="http://schemas.openxmlformats.org/drawingml/2006/main">
-                  <a:graphicData uri="http://schemas.microsoft.com/office/word/2010/wordprocessingShape">
-                    <wps:wsp>
-                      <wps:cNvSpPr/>
-                      <wps:spPr>
-                        <a:xfrm>
-                          <a:off x="0" y="0"/>
-                          <a:ext cx="5474970" cy="2307590"/>
-                        </a:xfrm>
-                        <a:prstGeom prst="rect">
-                          <a:avLst/>
-                        </a:prstGeom>
-                        <a:ln>
-                          <a:noFill/>
-                        </a:ln>
-                      </wps:spPr>
-                      <wps:style>
-                        <a:lnRef idx="2">
-                          <a:schemeClr val="accent1">
-                            <a:shade val="15000"/>
-                          </a:schemeClr>
-                        </a:lnRef>
-                        <a:fillRef idx="1">
-                          <a:schemeClr val="accent1"/>
-                        </a:fillRef>
-                        <a:effectRef idx="0">
-                          <a:schemeClr val="accent1"/>
-                        </a:effectRef>
-                        <a:fontRef idx="minor">
-                          <a:schemeClr val="lt1"/>
-                        </a:fontRef>
-                      </wps:style>
-                      <wps:bodyPr rot="0" spcFirstLastPara="0" vertOverflow="overflow" horzOverflow="overflow" vert="horz" wrap="square" lIns="91440" tIns="45720" rIns="91440" bIns="45720" numCol="1" spcCol="0" rtlCol="0" fromWordArt="0" anchor="ctr" anchorCtr="0" forceAA="0" compatLnSpc="1">
-                        <a:prstTxWarp prst="textNoShape">
-                          <a:avLst/>
-                        </a:prstTxWarp>
-                        <a:noAutofit/>
-                      </wps:bodyPr>
-                    </wps:wsp>
-                  </a:graphicData>
-                </a:graphic>
-                <wp14:sizeRelH relativeFrom="margin">
-                  <wp14:pctWidth>0</wp14:pctWidth>
-                </wp14:sizeRelH>
-                <wp14:sizeRelV relativeFrom="margin">
-                  <wp14:pctHeight>0</wp14:pctHeight>
-                </wp14:sizeRelV>
-              </wp:anchor>
-            </w:drawing>
-          </mc:Choice>
-          <mc:Fallback>
-            <w:pict>
-              <v:rect w14:anchorId="7C1E7BD2" id="Obdélník 47" o:spid="_x0000_s1026" style="position:absolute;margin-left:-44.15pt;margin-top:-120.15pt;width:431.1pt;height:181.7pt;z-index:-251526144;visibility:visible;mso-wrap-style:square;mso-width-percent:0;mso-height-percent:0;mso-wrap-distance-left:9pt;mso-wrap-distance-top:0;mso-wrap-distance-right:9pt;mso-wrap-distance-bottom:0;mso-position-horizontal:absolute;mso-position-horizontal-relative:text;mso-position-vertical:absolute;mso-position-vertical-relative:text;mso-width-percent:0;mso-height-percent:0;mso-width-relative:margin;mso-height-relative:margin;v-text-anchor:middle" o:gfxdata="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" fillcolor="#a5b592 [3204]" stroked="f" strokeweight="1pt"/>
-            </w:pict>
-          </mc:Fallback>
-        </mc:AlternateContent>
-      </w:r>
-      <w:r>
-        <w:rPr>
           <w:rFonts w:ascii="Britannic Bold" w:hAnsi="Britannic Bold" w:cs="Courier New"/>
           <w:b/>
           <w:bCs/>
@@ -556,6 +556,19 @@
         </w:rPr>
         <w:t>50</w:t>
       </w:r>
+    </w:p>
+    <w:p>
+      <w:pPr>
+        <w:jc w:val="center"/>
+        <w:rPr>
+          <w:rFonts w:ascii="Britannic Bold" w:hAnsi="Britannic Bold" w:cs="Courier New"/>
+          <w:i/>
+          <w:iCs/>
+          <w:noProof/>
+          <w:sz w:val="72"/>
+          <w:szCs w:val="72"/>
+        </w:rPr>
+      </w:pPr>
     </w:p>
     <w:p>
       <w:pPr>
@@ -594,8 +607,8 @@
           <w:szCs w:val="72"/>
         </w:rPr>
         <w:drawing>
-          <wp:inline distT="0" distB="0" distL="0" distR="0" wp14:anchorId="0EB02733" wp14:editId="242A301A">
-            <wp:extent cx="4443670" cy="2522083"/>
+          <wp:inline distT="0" distB="0" distL="0" distR="0" wp14:anchorId="0EB02733" wp14:editId="3A02882E">
+            <wp:extent cx="4442793" cy="2401842"/>
             <wp:effectExtent l="0" t="0" r="0" b="0"/>
             <wp:docPr id="1425507803" name="Obrázek 51"/>
             <wp:cNvGraphicFramePr>
@@ -610,7 +623,7 @@
                       <a:picLocks noChangeAspect="1" noChangeArrowheads="1"/>
                     </pic:cNvPicPr>
                   </pic:nvPicPr>
-                  <pic:blipFill>
+                  <pic:blipFill rotWithShape="1">
                     <a:blip r:embed="rId11" cstate="print">
                       <a:extLst>
                         <a:ext uri="{28A0092B-C50C-407E-A947-70E740481C1C}">
@@ -618,7 +631,7 @@
                         </a:ext>
                       </a:extLst>
                     </a:blip>
-                    <a:srcRect/>
+                    <a:srcRect t="4749"/>
                     <a:stretch>
                       <a:fillRect/>
                     </a:stretch>
@@ -626,12 +639,20 @@
                   <pic:spPr bwMode="auto">
                     <a:xfrm>
                       <a:off x="0" y="0"/>
-                      <a:ext cx="4686022" cy="2659634"/>
+                      <a:ext cx="4686022" cy="2533335"/>
                     </a:xfrm>
                     <a:prstGeom prst="rect">
                       <a:avLst/>
                     </a:prstGeom>
                     <a:noFill/>
+                    <a:ln>
+                      <a:noFill/>
+                    </a:ln>
+                    <a:extLst>
+                      <a:ext uri="{53640926-AAD7-44D8-BBD7-CCE9431645EC}">
+                        <a14:shadowObscured xmlns:a14="http://schemas.microsoft.com/office/drawing/2010/main"/>
+                      </a:ext>
+                    </a:extLst>
                   </pic:spPr>
                 </pic:pic>
               </a:graphicData>
@@ -767,7 +788,7 @@
             </w:rPr>
             <w:fldChar w:fldCharType="separate"/>
           </w:r>
-          <w:hyperlink w:anchor="_Toc230111762" w:history="1">
+          <w:hyperlink w:anchor="_Toc230184616" w:history="1">
             <w:r>
               <w:rPr>
                 <w:rStyle w:val="Hypertextovodkaz"/>
@@ -794,7 +815,7 @@
                 <w:noProof/>
                 <w:webHidden/>
               </w:rPr>
-              <w:instrText xml:space="preserve"> PAGEREF _Toc230111762 \h </w:instrText>
+              <w:instrText xml:space="preserve"> PAGEREF _Toc230184616 \h </w:instrText>
             </w:r>
             <w:r>
               <w:rPr>
@@ -837,7 +858,7 @@
               <w:lang w:eastAsia="sk-SK"/>
             </w:rPr>
           </w:pPr>
-          <w:hyperlink w:anchor="_Toc230111763" w:history="1">
+          <w:hyperlink w:anchor="_Toc230184617" w:history="1">
             <w:r>
               <w:rPr>
                 <w:rStyle w:val="Hypertextovodkaz"/>
@@ -874,7 +895,7 @@
                 <w:noProof/>
                 <w:webHidden/>
               </w:rPr>
-              <w:instrText xml:space="preserve"> PAGEREF _Toc230111763 \h </w:instrText>
+              <w:instrText xml:space="preserve"> PAGEREF _Toc230184617 \h </w:instrText>
             </w:r>
             <w:r>
               <w:rPr>
@@ -917,7 +938,7 @@
               <w:lang w:eastAsia="sk-SK"/>
             </w:rPr>
           </w:pPr>
-          <w:hyperlink w:anchor="_Toc230111764" w:history="1">
+          <w:hyperlink w:anchor="_Toc230184618" w:history="1">
             <w:r>
               <w:rPr>
                 <w:rStyle w:val="Hypertextovodkaz"/>
@@ -962,7 +983,7 @@
                 <w:noProof/>
                 <w:webHidden/>
               </w:rPr>
-              <w:instrText xml:space="preserve"> PAGEREF _Toc230111764 \h </w:instrText>
+              <w:instrText xml:space="preserve"> PAGEREF _Toc230184618 \h </w:instrText>
             </w:r>
             <w:r>
               <w:rPr>
@@ -1005,7 +1026,7 @@
               <w:lang w:eastAsia="sk-SK"/>
             </w:rPr>
           </w:pPr>
-          <w:hyperlink w:anchor="_Toc230111765" w:history="1">
+          <w:hyperlink w:anchor="_Toc230184619" w:history="1">
             <w:r>
               <w:rPr>
                 <w:rStyle w:val="Hypertextovodkaz"/>
@@ -1035,7 +1056,7 @@
                 <w:noProof/>
                 <w:webHidden/>
               </w:rPr>
-              <w:instrText xml:space="preserve"> PAGEREF _Toc230111765 \h </w:instrText>
+              <w:instrText xml:space="preserve"> PAGEREF _Toc230184619 \h </w:instrText>
             </w:r>
             <w:r>
               <w:rPr>
@@ -1078,7 +1099,7 @@
               <w:lang w:eastAsia="sk-SK"/>
             </w:rPr>
           </w:pPr>
-          <w:hyperlink w:anchor="_Toc230111766" w:history="1">
+          <w:hyperlink w:anchor="_Toc230184620" w:history="1">
             <w:r>
               <w:rPr>
                 <w:rStyle w:val="Hypertextovodkaz"/>
@@ -1105,7 +1126,7 @@
                 <w:noProof/>
                 <w:webHidden/>
               </w:rPr>
-              <w:instrText xml:space="preserve"> PAGEREF _Toc230111766 \h </w:instrText>
+              <w:instrText xml:space="preserve"> PAGEREF _Toc230184620 \h </w:instrText>
             </w:r>
             <w:r>
               <w:rPr>
@@ -1148,7 +1169,7 @@
               <w:lang w:eastAsia="sk-SK"/>
             </w:rPr>
           </w:pPr>
-          <w:hyperlink w:anchor="_Toc230111767" w:history="1">
+          <w:hyperlink w:anchor="_Toc230184621" w:history="1">
             <w:r>
               <w:rPr>
                 <w:rStyle w:val="Hypertextovodkaz"/>
@@ -1175,7 +1196,7 @@
                 <w:noProof/>
                 <w:webHidden/>
               </w:rPr>
-              <w:instrText xml:space="preserve"> PAGEREF _Toc230111767 \h </w:instrText>
+              <w:instrText xml:space="preserve"> PAGEREF _Toc230184621 \h </w:instrText>
             </w:r>
             <w:r>
               <w:rPr>
@@ -1218,7 +1239,7 @@
               <w:lang w:eastAsia="sk-SK"/>
             </w:rPr>
           </w:pPr>
-          <w:hyperlink w:anchor="_Toc230111768" w:history="1">
+          <w:hyperlink w:anchor="_Toc230184622" w:history="1">
             <w:r>
               <w:rPr>
                 <w:rStyle w:val="Hypertextovodkaz"/>
@@ -1245,7 +1266,7 @@
                 <w:noProof/>
                 <w:webHidden/>
               </w:rPr>
-              <w:instrText xml:space="preserve"> PAGEREF _Toc230111768 \h </w:instrText>
+              <w:instrText xml:space="preserve"> PAGEREF _Toc230184622 \h </w:instrText>
             </w:r>
             <w:r>
               <w:rPr>
@@ -1288,13 +1309,21 @@
               <w:lang w:eastAsia="sk-SK"/>
             </w:rPr>
           </w:pPr>
-          <w:hyperlink w:anchor="_Toc230111769" w:history="1">
+          <w:hyperlink w:anchor="_Toc230184623" w:history="1">
             <w:r>
               <w:rPr>
                 <w:rStyle w:val="Hypertextovodkaz"/>
-                <w:noProof/>
-              </w:rPr>
-              <w:t>Nastavovanie jasu displeja</w:t>
+                <w:bCs/>
+                <w:noProof/>
+              </w:rPr>
+              <w:t>Poznámka:</w:t>
+            </w:r>
+            <w:r>
+              <w:rPr>
+                <w:rStyle w:val="Hypertextovodkaz"/>
+                <w:noProof/>
+              </w:rPr>
+              <w:t xml:space="preserve"> Hodnota v zátvorke je predvolená (výrobné nastavenie).</w:t>
             </w:r>
             <w:r>
               <w:rPr>
@@ -1315,7 +1344,7 @@
                 <w:noProof/>
                 <w:webHidden/>
               </w:rPr>
-              <w:instrText xml:space="preserve"> PAGEREF _Toc230111769 \h </w:instrText>
+              <w:instrText xml:space="preserve"> PAGEREF _Toc230184623 \h </w:instrText>
             </w:r>
             <w:r>
               <w:rPr>
@@ -1358,13 +1387,13 @@
               <w:lang w:eastAsia="sk-SK"/>
             </w:rPr>
           </w:pPr>
-          <w:hyperlink w:anchor="_Toc230111770" w:history="1">
+          <w:hyperlink w:anchor="_Toc230184624" w:history="1">
             <w:r>
               <w:rPr>
                 <w:rStyle w:val="Hypertextovodkaz"/>
                 <w:noProof/>
               </w:rPr>
-              <w:t>Zobrazovanie dátumu a teploty</w:t>
+              <w:t>Nastavovanie jasu displeja</w:t>
             </w:r>
             <w:r>
               <w:rPr>
@@ -1385,7 +1414,7 @@
                 <w:noProof/>
                 <w:webHidden/>
               </w:rPr>
-              <w:instrText xml:space="preserve"> PAGEREF _Toc230111770 \h </w:instrText>
+              <w:instrText xml:space="preserve"> PAGEREF _Toc230184624 \h </w:instrText>
             </w:r>
             <w:r>
               <w:rPr>
@@ -1428,13 +1457,13 @@
               <w:lang w:eastAsia="sk-SK"/>
             </w:rPr>
           </w:pPr>
-          <w:hyperlink w:anchor="_Toc230111771" w:history="1">
+          <w:hyperlink w:anchor="_Toc230184625" w:history="1">
             <w:r>
               <w:rPr>
                 <w:rStyle w:val="Hypertextovodkaz"/>
                 <w:noProof/>
               </w:rPr>
-              <w:t>Základné komponenty hodín</w:t>
+              <w:t>Zobrazovanie dátumu a teploty</w:t>
             </w:r>
             <w:r>
               <w:rPr>
@@ -1455,7 +1484,7 @@
                 <w:noProof/>
                 <w:webHidden/>
               </w:rPr>
-              <w:instrText xml:space="preserve"> PAGEREF _Toc230111771 \h </w:instrText>
+              <w:instrText xml:space="preserve"> PAGEREF _Toc230184625 \h </w:instrText>
             </w:r>
             <w:r>
               <w:rPr>
@@ -1475,7 +1504,7 @@
                 <w:noProof/>
                 <w:webHidden/>
               </w:rPr>
-              <w:t>10</w:t>
+              <w:t>9</w:t>
             </w:r>
             <w:r>
               <w:rPr>
@@ -1498,13 +1527,13 @@
               <w:lang w:eastAsia="sk-SK"/>
             </w:rPr>
           </w:pPr>
-          <w:hyperlink w:anchor="_Toc230111772" w:history="1">
+          <w:hyperlink w:anchor="_Toc230184626" w:history="1">
             <w:r>
               <w:rPr>
                 <w:rStyle w:val="Hypertextovodkaz"/>
                 <w:noProof/>
               </w:rPr>
-              <w:t>1. Poistka</w:t>
+              <w:t>Základné komponenty hodín</w:t>
             </w:r>
             <w:r>
               <w:rPr>
@@ -1525,7 +1554,7 @@
                 <w:noProof/>
                 <w:webHidden/>
               </w:rPr>
-              <w:instrText xml:space="preserve"> PAGEREF _Toc230111772 \h </w:instrText>
+              <w:instrText xml:space="preserve"> PAGEREF _Toc230184626 \h </w:instrText>
             </w:r>
             <w:r>
               <w:rPr>
@@ -1568,13 +1597,13 @@
               <w:lang w:eastAsia="sk-SK"/>
             </w:rPr>
           </w:pPr>
-          <w:hyperlink w:anchor="_Toc230111773" w:history="1">
+          <w:hyperlink w:anchor="_Toc230184627" w:history="1">
             <w:r>
               <w:rPr>
                 <w:rStyle w:val="Hypertextovodkaz"/>
                 <w:noProof/>
               </w:rPr>
-              <w:t>2. Napájanie</w:t>
+              <w:t>1. Poistka</w:t>
             </w:r>
             <w:r>
               <w:rPr>
@@ -1595,7 +1624,7 @@
                 <w:noProof/>
                 <w:webHidden/>
               </w:rPr>
-              <w:instrText xml:space="preserve"> PAGEREF _Toc230111773 \h </w:instrText>
+              <w:instrText xml:space="preserve"> PAGEREF _Toc230184627 \h </w:instrText>
             </w:r>
             <w:r>
               <w:rPr>
@@ -1638,13 +1667,13 @@
               <w:lang w:eastAsia="sk-SK"/>
             </w:rPr>
           </w:pPr>
-          <w:hyperlink w:anchor="_Toc230111774" w:history="1">
+          <w:hyperlink w:anchor="_Toc230184628" w:history="1">
             <w:r>
               <w:rPr>
                 <w:rStyle w:val="Hypertextovodkaz"/>
                 <w:noProof/>
               </w:rPr>
-              <w:t>3. QR-kód s odkazom na web</w:t>
+              <w:t>2. Napájanie</w:t>
             </w:r>
             <w:r>
               <w:rPr>
@@ -1665,7 +1694,7 @@
                 <w:noProof/>
                 <w:webHidden/>
               </w:rPr>
-              <w:instrText xml:space="preserve"> PAGEREF _Toc230111774 \h </w:instrText>
+              <w:instrText xml:space="preserve"> PAGEREF _Toc230184628 \h </w:instrText>
             </w:r>
             <w:r>
               <w:rPr>
@@ -1708,13 +1737,13 @@
               <w:lang w:eastAsia="sk-SK"/>
             </w:rPr>
           </w:pPr>
-          <w:hyperlink w:anchor="_Toc230111775" w:history="1">
+          <w:hyperlink w:anchor="_Toc230184629" w:history="1">
             <w:r>
               <w:rPr>
                 <w:rStyle w:val="Hypertextovodkaz"/>
                 <w:noProof/>
               </w:rPr>
-              <w:t>4. Trimmer nastavujúci úroveň napätia DCF77 prijímača</w:t>
+              <w:t>3. QR-kód s odkazom na web</w:t>
             </w:r>
             <w:r>
               <w:rPr>
@@ -1735,7 +1764,7 @@
                 <w:noProof/>
                 <w:webHidden/>
               </w:rPr>
-              <w:instrText xml:space="preserve"> PAGEREF _Toc230111775 \h </w:instrText>
+              <w:instrText xml:space="preserve"> PAGEREF _Toc230184629 \h </w:instrText>
             </w:r>
             <w:r>
               <w:rPr>
@@ -1755,7 +1784,7 @@
                 <w:noProof/>
                 <w:webHidden/>
               </w:rPr>
-              <w:t>11</w:t>
+              <w:t>10</w:t>
             </w:r>
             <w:r>
               <w:rPr>
@@ -1778,13 +1807,13 @@
               <w:lang w:eastAsia="sk-SK"/>
             </w:rPr>
           </w:pPr>
-          <w:hyperlink w:anchor="_Toc230111776" w:history="1">
+          <w:hyperlink w:anchor="_Toc230184630" w:history="1">
             <w:r>
               <w:rPr>
                 <w:rStyle w:val="Hypertextovodkaz"/>
                 <w:noProof/>
               </w:rPr>
-              <w:t>5. Prepojka nastavujúca napäťový zdroj DCF77 prijímača</w:t>
+              <w:t>4. Trimmer nastavujúci úroveň napätia DCF77 prijímača</w:t>
             </w:r>
             <w:r>
               <w:rPr>
@@ -1805,7 +1834,7 @@
                 <w:noProof/>
                 <w:webHidden/>
               </w:rPr>
-              <w:instrText xml:space="preserve"> PAGEREF _Toc230111776 \h </w:instrText>
+              <w:instrText xml:space="preserve"> PAGEREF _Toc230184630 \h </w:instrText>
             </w:r>
             <w:r>
               <w:rPr>
@@ -1848,13 +1877,13 @@
               <w:lang w:eastAsia="sk-SK"/>
             </w:rPr>
           </w:pPr>
-          <w:hyperlink w:anchor="_Toc230111777" w:history="1">
+          <w:hyperlink w:anchor="_Toc230184631" w:history="1">
             <w:r>
               <w:rPr>
                 <w:rStyle w:val="Hypertextovodkaz"/>
                 <w:noProof/>
               </w:rPr>
-              <w:t>6. Svetelný senzor pre automatické prispôsobenie jasu</w:t>
+              <w:t>5. Prepojka nastavujúca napäťový zdroj DCF77 prijímača</w:t>
             </w:r>
             <w:r>
               <w:rPr>
@@ -1875,7 +1904,7 @@
                 <w:noProof/>
                 <w:webHidden/>
               </w:rPr>
-              <w:instrText xml:space="preserve"> PAGEREF _Toc230111777 \h </w:instrText>
+              <w:instrText xml:space="preserve"> PAGEREF _Toc230184631 \h </w:instrText>
             </w:r>
             <w:r>
               <w:rPr>
@@ -1918,13 +1947,13 @@
               <w:lang w:eastAsia="sk-SK"/>
             </w:rPr>
           </w:pPr>
-          <w:hyperlink w:anchor="_Toc230111778" w:history="1">
+          <w:hyperlink w:anchor="_Toc230184632" w:history="1">
             <w:r>
               <w:rPr>
                 <w:rStyle w:val="Hypertextovodkaz"/>
                 <w:noProof/>
               </w:rPr>
-              <w:t>7. Senzor prúdového odberu hodín</w:t>
+              <w:t>6. Svetelný senzor pre automatické prispôsobenie jasu</w:t>
             </w:r>
             <w:r>
               <w:rPr>
@@ -1945,7 +1974,7 @@
                 <w:noProof/>
                 <w:webHidden/>
               </w:rPr>
-              <w:instrText xml:space="preserve"> PAGEREF _Toc230111778 \h </w:instrText>
+              <w:instrText xml:space="preserve"> PAGEREF _Toc230184632 \h </w:instrText>
             </w:r>
             <w:r>
               <w:rPr>
@@ -1988,13 +2017,13 @@
               <w:lang w:eastAsia="sk-SK"/>
             </w:rPr>
           </w:pPr>
-          <w:hyperlink w:anchor="_Toc230111779" w:history="1">
+          <w:hyperlink w:anchor="_Toc230184633" w:history="1">
             <w:r>
               <w:rPr>
                 <w:rStyle w:val="Hypertextovodkaz"/>
                 <w:noProof/>
               </w:rPr>
-              <w:t>8. Tlačidlo RESET</w:t>
+              <w:t>7. Senzor prúdového odberu displeja</w:t>
             </w:r>
             <w:r>
               <w:rPr>
@@ -2015,7 +2044,7 @@
                 <w:noProof/>
                 <w:webHidden/>
               </w:rPr>
-              <w:instrText xml:space="preserve"> PAGEREF _Toc230111779 \h </w:instrText>
+              <w:instrText xml:space="preserve"> PAGEREF _Toc230184633 \h </w:instrText>
             </w:r>
             <w:r>
               <w:rPr>
@@ -2035,7 +2064,7 @@
                 <w:noProof/>
                 <w:webHidden/>
               </w:rPr>
-              <w:t>12</w:t>
+              <w:t>11</w:t>
             </w:r>
             <w:r>
               <w:rPr>
@@ -2058,13 +2087,13 @@
               <w:lang w:eastAsia="sk-SK"/>
             </w:rPr>
           </w:pPr>
-          <w:hyperlink w:anchor="_Toc230111780" w:history="1">
+          <w:hyperlink w:anchor="_Toc230184634" w:history="1">
             <w:r>
               <w:rPr>
                 <w:rStyle w:val="Hypertextovodkaz"/>
                 <w:noProof/>
               </w:rPr>
-              <w:t>9. Mikrokontrolér</w:t>
+              <w:t>8. Tlačidlo RESET</w:t>
             </w:r>
             <w:r>
               <w:rPr>
@@ -2085,7 +2114,7 @@
                 <w:noProof/>
                 <w:webHidden/>
               </w:rPr>
-              <w:instrText xml:space="preserve"> PAGEREF _Toc230111780 \h </w:instrText>
+              <w:instrText xml:space="preserve"> PAGEREF _Toc230184634 \h </w:instrText>
             </w:r>
             <w:r>
               <w:rPr>
@@ -2128,13 +2157,13 @@
               <w:lang w:eastAsia="sk-SK"/>
             </w:rPr>
           </w:pPr>
-          <w:hyperlink w:anchor="_Toc230111781" w:history="1">
+          <w:hyperlink w:anchor="_Toc230184635" w:history="1">
             <w:r>
               <w:rPr>
                 <w:rStyle w:val="Hypertextovodkaz"/>
                 <w:noProof/>
               </w:rPr>
-              <w:t>10. Záložná batéria</w:t>
+              <w:t>9. Mikrokontrolér</w:t>
             </w:r>
             <w:r>
               <w:rPr>
@@ -2155,7 +2184,7 @@
                 <w:noProof/>
                 <w:webHidden/>
               </w:rPr>
-              <w:instrText xml:space="preserve"> PAGEREF _Toc230111781 \h </w:instrText>
+              <w:instrText xml:space="preserve"> PAGEREF _Toc230184635 \h </w:instrText>
             </w:r>
             <w:r>
               <w:rPr>
@@ -2198,12 +2227,292 @@
               <w:lang w:eastAsia="sk-SK"/>
             </w:rPr>
           </w:pPr>
-          <w:hyperlink w:anchor="_Toc230111782" w:history="1">
+          <w:hyperlink w:anchor="_Toc230184636" w:history="1">
             <w:r>
               <w:rPr>
                 <w:rStyle w:val="Hypertextovodkaz"/>
                 <w:noProof/>
               </w:rPr>
+              <w:t>10. Záložná batéria</w:t>
+            </w:r>
+            <w:r>
+              <w:rPr>
+                <w:noProof/>
+                <w:webHidden/>
+              </w:rPr>
+              <w:tab/>
+            </w:r>
+            <w:r>
+              <w:rPr>
+                <w:noProof/>
+                <w:webHidden/>
+              </w:rPr>
+              <w:fldChar w:fldCharType="begin"/>
+            </w:r>
+            <w:r>
+              <w:rPr>
+                <w:noProof/>
+                <w:webHidden/>
+              </w:rPr>
+              <w:instrText xml:space="preserve"> PAGEREF _Toc230184636 \h </w:instrText>
+            </w:r>
+            <w:r>
+              <w:rPr>
+                <w:noProof/>
+                <w:webHidden/>
+              </w:rPr>
+            </w:r>
+            <w:r>
+              <w:rPr>
+                <w:noProof/>
+                <w:webHidden/>
+              </w:rPr>
+              <w:fldChar w:fldCharType="separate"/>
+            </w:r>
+            <w:r>
+              <w:rPr>
+                <w:noProof/>
+                <w:webHidden/>
+              </w:rPr>
+              <w:t>12</w:t>
+            </w:r>
+            <w:r>
+              <w:rPr>
+                <w:noProof/>
+                <w:webHidden/>
+              </w:rPr>
+              <w:fldChar w:fldCharType="end"/>
+            </w:r>
+          </w:hyperlink>
+        </w:p>
+        <w:p>
+          <w:pPr>
+            <w:pStyle w:val="Obsah2"/>
+            <w:tabs>
+              <w:tab w:val="right" w:leader="dot" w:pos="6969"/>
+            </w:tabs>
+            <w:rPr>
+              <w:rFonts w:asciiTheme="minorHAnsi" w:eastAsiaTheme="minorEastAsia" w:hAnsiTheme="minorHAnsi"/>
+              <w:noProof/>
+              <w:lang w:eastAsia="sk-SK"/>
+            </w:rPr>
+          </w:pPr>
+          <w:hyperlink w:anchor="_Toc230184637" w:history="1">
+            <w:r>
+              <w:rPr>
+                <w:rStyle w:val="Hypertextovodkaz"/>
+                <w:noProof/>
+              </w:rPr>
+              <w:t>11. UART zbernica</w:t>
+            </w:r>
+            <w:r>
+              <w:rPr>
+                <w:noProof/>
+                <w:webHidden/>
+              </w:rPr>
+              <w:tab/>
+            </w:r>
+            <w:r>
+              <w:rPr>
+                <w:noProof/>
+                <w:webHidden/>
+              </w:rPr>
+              <w:fldChar w:fldCharType="begin"/>
+            </w:r>
+            <w:r>
+              <w:rPr>
+                <w:noProof/>
+                <w:webHidden/>
+              </w:rPr>
+              <w:instrText xml:space="preserve"> PAGEREF _Toc230184637 \h </w:instrText>
+            </w:r>
+            <w:r>
+              <w:rPr>
+                <w:noProof/>
+                <w:webHidden/>
+              </w:rPr>
+            </w:r>
+            <w:r>
+              <w:rPr>
+                <w:noProof/>
+                <w:webHidden/>
+              </w:rPr>
+              <w:fldChar w:fldCharType="separate"/>
+            </w:r>
+            <w:r>
+              <w:rPr>
+                <w:noProof/>
+                <w:webHidden/>
+              </w:rPr>
+              <w:t>12</w:t>
+            </w:r>
+            <w:r>
+              <w:rPr>
+                <w:noProof/>
+                <w:webHidden/>
+              </w:rPr>
+              <w:fldChar w:fldCharType="end"/>
+            </w:r>
+          </w:hyperlink>
+        </w:p>
+        <w:p>
+          <w:pPr>
+            <w:pStyle w:val="Obsah2"/>
+            <w:tabs>
+              <w:tab w:val="right" w:leader="dot" w:pos="6969"/>
+            </w:tabs>
+            <w:rPr>
+              <w:rFonts w:asciiTheme="minorHAnsi" w:eastAsiaTheme="minorEastAsia" w:hAnsiTheme="minorHAnsi"/>
+              <w:noProof/>
+              <w:lang w:eastAsia="sk-SK"/>
+            </w:rPr>
+          </w:pPr>
+          <w:hyperlink w:anchor="_Toc230184638" w:history="1">
+            <w:r>
+              <w:rPr>
+                <w:rStyle w:val="Hypertextovodkaz"/>
+                <w:noProof/>
+              </w:rPr>
+              <w:t>12. ICSP zbernica</w:t>
+            </w:r>
+            <w:r>
+              <w:rPr>
+                <w:noProof/>
+                <w:webHidden/>
+              </w:rPr>
+              <w:tab/>
+            </w:r>
+            <w:r>
+              <w:rPr>
+                <w:noProof/>
+                <w:webHidden/>
+              </w:rPr>
+              <w:fldChar w:fldCharType="begin"/>
+            </w:r>
+            <w:r>
+              <w:rPr>
+                <w:noProof/>
+                <w:webHidden/>
+              </w:rPr>
+              <w:instrText xml:space="preserve"> PAGEREF _Toc230184638 \h </w:instrText>
+            </w:r>
+            <w:r>
+              <w:rPr>
+                <w:noProof/>
+                <w:webHidden/>
+              </w:rPr>
+            </w:r>
+            <w:r>
+              <w:rPr>
+                <w:noProof/>
+                <w:webHidden/>
+              </w:rPr>
+              <w:fldChar w:fldCharType="separate"/>
+            </w:r>
+            <w:r>
+              <w:rPr>
+                <w:noProof/>
+                <w:webHidden/>
+              </w:rPr>
+              <w:t>13</w:t>
+            </w:r>
+            <w:r>
+              <w:rPr>
+                <w:noProof/>
+                <w:webHidden/>
+              </w:rPr>
+              <w:fldChar w:fldCharType="end"/>
+            </w:r>
+          </w:hyperlink>
+        </w:p>
+        <w:p>
+          <w:pPr>
+            <w:pStyle w:val="Obsah2"/>
+            <w:tabs>
+              <w:tab w:val="right" w:leader="dot" w:pos="6969"/>
+            </w:tabs>
+            <w:rPr>
+              <w:rFonts w:asciiTheme="minorHAnsi" w:eastAsiaTheme="minorEastAsia" w:hAnsiTheme="minorHAnsi"/>
+              <w:noProof/>
+              <w:lang w:eastAsia="sk-SK"/>
+            </w:rPr>
+          </w:pPr>
+          <w:hyperlink w:anchor="_Toc230184639" w:history="1">
+            <w:r>
+              <w:rPr>
+                <w:rStyle w:val="Hypertextovodkaz"/>
+                <w:noProof/>
+              </w:rPr>
+              <w:t>Nočný režim</w:t>
+            </w:r>
+            <w:r>
+              <w:rPr>
+                <w:noProof/>
+                <w:webHidden/>
+              </w:rPr>
+              <w:tab/>
+            </w:r>
+            <w:r>
+              <w:rPr>
+                <w:noProof/>
+                <w:webHidden/>
+              </w:rPr>
+              <w:fldChar w:fldCharType="begin"/>
+            </w:r>
+            <w:r>
+              <w:rPr>
+                <w:noProof/>
+                <w:webHidden/>
+              </w:rPr>
+              <w:instrText xml:space="preserve"> PAGEREF _Toc230184639 \h </w:instrText>
+            </w:r>
+            <w:r>
+              <w:rPr>
+                <w:noProof/>
+                <w:webHidden/>
+              </w:rPr>
+            </w:r>
+            <w:r>
+              <w:rPr>
+                <w:noProof/>
+                <w:webHidden/>
+              </w:rPr>
+              <w:fldChar w:fldCharType="separate"/>
+            </w:r>
+            <w:r>
+              <w:rPr>
+                <w:noProof/>
+                <w:webHidden/>
+              </w:rPr>
+              <w:t>13</w:t>
+            </w:r>
+            <w:r>
+              <w:rPr>
+                <w:noProof/>
+                <w:webHidden/>
+              </w:rPr>
+              <w:fldChar w:fldCharType="end"/>
+            </w:r>
+          </w:hyperlink>
+        </w:p>
+        <w:p>
+          <w:pPr>
+            <w:pStyle w:val="Obsah2"/>
+            <w:tabs>
+              <w:tab w:val="right" w:leader="dot" w:pos="6969"/>
+            </w:tabs>
+            <w:rPr>
+              <w:rFonts w:asciiTheme="minorHAnsi" w:eastAsiaTheme="minorEastAsia" w:hAnsiTheme="minorHAnsi"/>
+              <w:noProof/>
+              <w:lang w:eastAsia="sk-SK"/>
+            </w:rPr>
+          </w:pPr>
+          <w:hyperlink w:anchor="_Toc230184640" w:history="1">
+            <w:r>
+              <w:rPr>
+                <w:rStyle w:val="Hypertextovodkaz"/>
+                <w:noProof/>
+              </w:rPr>
               <w:t>Úložný priestor</w:t>
             </w:r>
             <w:r>
@@ -2225,7 +2534,7 @@
                 <w:noProof/>
                 <w:webHidden/>
               </w:rPr>
-              <w:instrText xml:space="preserve"> PAGEREF _Toc230111782 \h </w:instrText>
+              <w:instrText xml:space="preserve"> PAGEREF _Toc230184640 \h </w:instrText>
             </w:r>
             <w:r>
               <w:rPr>
@@ -2268,7 +2577,7 @@
               <w:lang w:eastAsia="sk-SK"/>
             </w:rPr>
           </w:pPr>
-          <w:hyperlink w:anchor="_Toc230111783" w:history="1">
+          <w:hyperlink w:anchor="_Toc230184641" w:history="1">
             <w:r>
               <w:rPr>
                 <w:rStyle w:val="Hypertextovodkaz"/>
@@ -2295,7 +2604,7 @@
                 <w:noProof/>
                 <w:webHidden/>
               </w:rPr>
-              <w:instrText xml:space="preserve"> PAGEREF _Toc230111783 \h </w:instrText>
+              <w:instrText xml:space="preserve"> PAGEREF _Toc230184641 \h </w:instrText>
             </w:r>
             <w:r>
               <w:rPr>
@@ -2338,13 +2647,13 @@
               <w:lang w:eastAsia="sk-SK"/>
             </w:rPr>
           </w:pPr>
-          <w:hyperlink w:anchor="_Toc230111784" w:history="1">
+          <w:hyperlink w:anchor="_Toc230184642" w:history="1">
             <w:r>
               <w:rPr>
                 <w:rStyle w:val="Hypertextovodkaz"/>
                 <w:noProof/>
               </w:rPr>
-              <w:t>Správna orientácia prijímača</w:t>
+              <w:t>Orientácia prijímača</w:t>
             </w:r>
             <w:r>
               <w:rPr>
@@ -2365,7 +2674,7 @@
                 <w:noProof/>
                 <w:webHidden/>
               </w:rPr>
-              <w:instrText xml:space="preserve"> PAGEREF _Toc230111784 \h </w:instrText>
+              <w:instrText xml:space="preserve"> PAGEREF _Toc230184642 \h </w:instrText>
             </w:r>
             <w:r>
               <w:rPr>
@@ -2408,7 +2717,7 @@
               <w:lang w:eastAsia="sk-SK"/>
             </w:rPr>
           </w:pPr>
-          <w:hyperlink w:anchor="_Toc230111785" w:history="1">
+          <w:hyperlink w:anchor="_Toc230184643" w:history="1">
             <w:r>
               <w:rPr>
                 <w:rStyle w:val="Hypertextovodkaz"/>
@@ -2435,7 +2744,7 @@
                 <w:noProof/>
                 <w:webHidden/>
               </w:rPr>
-              <w:instrText xml:space="preserve"> PAGEREF _Toc230111785 \h </w:instrText>
+              <w:instrText xml:space="preserve"> PAGEREF _Toc230184643 \h </w:instrText>
             </w:r>
             <w:r>
               <w:rPr>
@@ -2478,7 +2787,7 @@
               <w:lang w:eastAsia="sk-SK"/>
             </w:rPr>
           </w:pPr>
-          <w:hyperlink w:anchor="_Toc230111786" w:history="1">
+          <w:hyperlink w:anchor="_Toc230184644" w:history="1">
             <w:r>
               <w:rPr>
                 <w:rStyle w:val="Hypertextovodkaz"/>
@@ -2505,7 +2814,7 @@
                 <w:noProof/>
                 <w:webHidden/>
               </w:rPr>
-              <w:instrText xml:space="preserve"> PAGEREF _Toc230111786 \h </w:instrText>
+              <w:instrText xml:space="preserve"> PAGEREF _Toc230184644 \h </w:instrText>
             </w:r>
             <w:r>
               <w:rPr>
@@ -2548,7 +2857,7 @@
               <w:lang w:eastAsia="sk-SK"/>
             </w:rPr>
           </w:pPr>
-          <w:hyperlink w:anchor="_Toc230111787" w:history="1">
+          <w:hyperlink w:anchor="_Toc230184645" w:history="1">
             <w:r>
               <w:rPr>
                 <w:rStyle w:val="Hypertextovodkaz"/>
@@ -2575,7 +2884,7 @@
                 <w:noProof/>
                 <w:webHidden/>
               </w:rPr>
-              <w:instrText xml:space="preserve"> PAGEREF _Toc230111787 \h </w:instrText>
+              <w:instrText xml:space="preserve"> PAGEREF _Toc230184645 \h </w:instrText>
             </w:r>
             <w:r>
               <w:rPr>
@@ -2618,7 +2927,7 @@
               <w:lang w:eastAsia="sk-SK"/>
             </w:rPr>
           </w:pPr>
-          <w:hyperlink w:anchor="_Toc230111788" w:history="1">
+          <w:hyperlink w:anchor="_Toc230184646" w:history="1">
             <w:r>
               <w:rPr>
                 <w:rStyle w:val="Hypertextovodkaz"/>
@@ -2645,7 +2954,7 @@
                 <w:noProof/>
                 <w:webHidden/>
               </w:rPr>
-              <w:instrText xml:space="preserve"> PAGEREF _Toc230111788 \h </w:instrText>
+              <w:instrText xml:space="preserve"> PAGEREF _Toc230184646 \h </w:instrText>
             </w:r>
             <w:r>
               <w:rPr>
@@ -2688,7 +2997,7 @@
               <w:lang w:eastAsia="sk-SK"/>
             </w:rPr>
           </w:pPr>
-          <w:hyperlink w:anchor="_Toc230111789" w:history="1">
+          <w:hyperlink w:anchor="_Toc230184647" w:history="1">
             <w:r>
               <w:rPr>
                 <w:rStyle w:val="Hypertextovodkaz"/>
@@ -2715,7 +3024,7 @@
                 <w:noProof/>
                 <w:webHidden/>
               </w:rPr>
-              <w:instrText xml:space="preserve"> PAGEREF _Toc230111789 \h </w:instrText>
+              <w:instrText xml:space="preserve"> PAGEREF _Toc230184647 \h </w:instrText>
             </w:r>
             <w:r>
               <w:rPr>
@@ -2758,7 +3067,7 @@
               <w:lang w:eastAsia="sk-SK"/>
             </w:rPr>
           </w:pPr>
-          <w:hyperlink w:anchor="_Toc230111790" w:history="1">
+          <w:hyperlink w:anchor="_Toc230184648" w:history="1">
             <w:r>
               <w:rPr>
                 <w:rStyle w:val="Hypertextovodkaz"/>
@@ -2785,7 +3094,7 @@
                 <w:noProof/>
                 <w:webHidden/>
               </w:rPr>
-              <w:instrText xml:space="preserve"> PAGEREF _Toc230111790 \h </w:instrText>
+              <w:instrText xml:space="preserve"> PAGEREF _Toc230184648 \h </w:instrText>
             </w:r>
             <w:r>
               <w:rPr>
@@ -2883,7 +3192,7 @@
       <w:pPr>
         <w:pStyle w:val="Nadpis1"/>
       </w:pPr>
-      <w:bookmarkStart w:id="0" w:name="_Toc230111762"/>
+      <w:bookmarkStart w:id="0" w:name="_Toc230184616"/>
       <w:r>
         <w:t>Digitálne hodiny Numeri</w:t>
       </w:r>
@@ -2904,7 +3213,7 @@
           <w:bCs/>
         </w:rPr>
       </w:pPr>
-      <w:bookmarkStart w:id="1" w:name="_Toc230111763"/>
+      <w:bookmarkStart w:id="1" w:name="_Toc230184617"/>
       <w:r>
         <w:rPr>
           <w:rStyle w:val="Nadpis2Char"/>
@@ -2973,7 +3282,7 @@
         </w:rPr>
         <w:br/>
       </w:r>
-      <w:bookmarkStart w:id="2" w:name="_Toc230111764"/>
+      <w:bookmarkStart w:id="2" w:name="_Toc230184618"/>
       <w:r>
         <w:rPr>
           <w:rFonts w:cs="Courier New"/>
@@ -3522,7 +3831,7 @@
           </mc:Fallback>
         </mc:AlternateContent>
       </w:r>
-      <w:bookmarkStart w:id="3" w:name="_Toc230111765"/>
+      <w:bookmarkStart w:id="3" w:name="_Toc230184619"/>
       <w:r>
         <w:rPr>
           <w:rStyle w:val="Nadpis2Char"/>
@@ -3903,7 +4212,7 @@
       <w:pPr>
         <w:pStyle w:val="Nadpis2"/>
       </w:pPr>
-      <w:bookmarkStart w:id="4" w:name="_Toc230111766"/>
+      <w:bookmarkStart w:id="4" w:name="_Toc230184620"/>
       <w:r>
         <w:lastRenderedPageBreak/>
         <w:t>Ovládací panel</w:t>
@@ -4032,7 +4341,13 @@
           </w:tcPr>
           <w:p>
             <w:r>
-              <w:t>Vypínač hodín.</w:t>
+              <w:t>Vypínač hodín</w:t>
+            </w:r>
+            <w:r>
+              <w:t xml:space="preserve"> (hore zapnuté, dole vypnuté)</w:t>
+            </w:r>
+            <w:r>
+              <w:t>.</w:t>
             </w:r>
           </w:p>
         </w:tc>
@@ -4061,7 +4376,22 @@
           </w:tcPr>
           <w:p>
             <w:r>
-              <w:t>Napájací USB-C konektor.</w:t>
+              <w:t>Napájací USB-C konektor</w:t>
+            </w:r>
+            <w:r>
+              <w:t xml:space="preserve"> (vstup 5 V</w:t>
+            </w:r>
+            <w:r>
+              <w:t> </w:t>
+            </w:r>
+            <w:r>
+              <w:t>a</w:t>
+            </w:r>
+            <w:r>
+              <w:t xml:space="preserve"> aspoň</w:t>
+            </w:r>
+            <w:r>
+              <w:t> 1 A).</w:t>
             </w:r>
           </w:p>
         </w:tc>
@@ -4296,7 +4626,7 @@
       <w:pPr>
         <w:pStyle w:val="Nadpis2"/>
       </w:pPr>
-      <w:bookmarkStart w:id="5" w:name="_Toc230111767"/>
+      <w:bookmarkStart w:id="5" w:name="_Toc230184621"/>
       <w:r>
         <w:t>N</w:t>
       </w:r>
@@ -4516,13 +4846,7 @@
         <w:t>nastavovacieho režimu</w:t>
       </w:r>
       <w:r>
-        <w:t xml:space="preserve"> držte obe tlačidlá stlačené</w:t>
-      </w:r>
-      <w:r>
-        <w:t>,</w:t>
-      </w:r>
-      <w:r>
-        <w:t xml:space="preserve"> </w:t>
+        <w:t xml:space="preserve"> držte obe tlačidlá stlačené </w:t>
       </w:r>
       <w:r>
         <w:t xml:space="preserve">dovtedy, </w:t>
@@ -4599,6 +4923,51 @@
           <w:rFonts w:cs="Courier New"/>
         </w:rPr>
         <w:t>.</w:t>
+      </w:r>
+      <w:r>
+        <w:rPr>
+          <w:rFonts w:cs="Courier New"/>
+        </w:rPr>
+        <w:t xml:space="preserve"> </w:t>
+      </w:r>
+      <w:r>
+        <w:rPr>
+          <w:rFonts w:cs="Courier New"/>
+        </w:rPr>
+        <w:t>Ukončenie</w:t>
+      </w:r>
+      <w:r>
+        <w:rPr>
+          <w:rFonts w:cs="Courier New"/>
+        </w:rPr>
+        <w:t xml:space="preserve"> nastavovacieho režimu funguje </w:t>
+      </w:r>
+      <w:r>
+        <w:rPr>
+          <w:rFonts w:cs="Courier New"/>
+        </w:rPr>
+        <w:t xml:space="preserve">rovnako </w:t>
+      </w:r>
+      <w:r>
+        <w:t>—</w:t>
+      </w:r>
+      <w:r>
+        <w:t xml:space="preserve"> </w:t>
+      </w:r>
+      <w:r>
+        <w:t>dlhým stlačením oboch tlačidiel</w:t>
+      </w:r>
+      <w:r>
+        <w:t>,</w:t>
+      </w:r>
+      <w:r>
+        <w:t xml:space="preserve"> kým kurzor </w:t>
+      </w:r>
+      <w:r>
+        <w:t xml:space="preserve">úplne </w:t>
+      </w:r>
+      <w:r>
+        <w:t>nezmizne.</w:t>
       </w:r>
     </w:p>
     <w:p>
@@ -4714,24 +5083,247 @@
     </w:p>
     <w:p>
       <w:pPr>
-        <w:rPr>
-          <w:rFonts w:eastAsiaTheme="majorEastAsia" w:cstheme="majorBidi"/>
-          <w:b/>
-          <w:color w:val="000000" w:themeColor="text1"/>
-          <w:szCs w:val="32"/>
-        </w:rPr>
-      </w:pPr>
-      <w:r>
-        <w:br w:type="page"/>
+        <w:jc w:val="center"/>
+      </w:pPr>
+      <w:r>
+        <w:rPr>
+          <w:noProof/>
+        </w:rPr>
+        <w:lastRenderedPageBreak/>
+        <mc:AlternateContent>
+          <mc:Choice Requires="wps">
+            <w:drawing>
+              <wp:anchor distT="0" distB="0" distL="114300" distR="114300" simplePos="0" relativeHeight="251816960" behindDoc="0" locked="0" layoutInCell="1" allowOverlap="1" wp14:anchorId="7B7B57AD" wp14:editId="6849D8A5">
+                <wp:simplePos x="0" y="0"/>
+                <wp:positionH relativeFrom="column">
+                  <wp:posOffset>243840</wp:posOffset>
+                </wp:positionH>
+                <wp:positionV relativeFrom="paragraph">
+                  <wp:posOffset>640080</wp:posOffset>
+                </wp:positionV>
+                <wp:extent cx="1397000" cy="228600"/>
+                <wp:effectExtent l="0" t="0" r="0" b="0"/>
+                <wp:wrapNone/>
+                <wp:docPr id="506601828" name="Textové pole 60"/>
+                <wp:cNvGraphicFramePr/>
+                <a:graphic xmlns:a="http://schemas.openxmlformats.org/drawingml/2006/main">
+                  <a:graphicData uri="http://schemas.microsoft.com/office/word/2010/wordprocessingShape">
+                    <wps:wsp>
+                      <wps:cNvSpPr txBox="1"/>
+                      <wps:spPr>
+                        <a:xfrm>
+                          <a:off x="0" y="0"/>
+                          <a:ext cx="1397000" cy="228600"/>
+                        </a:xfrm>
+                        <a:prstGeom prst="rect">
+                          <a:avLst/>
+                        </a:prstGeom>
+                        <a:noFill/>
+                        <a:ln w="6350">
+                          <a:noFill/>
+                        </a:ln>
+                      </wps:spPr>
+                      <wps:txbx>
+                        <w:txbxContent>
+                          <w:p>
+                            <w:pPr>
+                              <w:rPr>
+                                <w:sz w:val="20"/>
+                                <w:szCs w:val="20"/>
+                                <w:lang w:val="cs-CZ"/>
+                              </w:rPr>
+                            </w:pPr>
+                            <w:r>
+                              <w:rPr>
+                                <w:sz w:val="20"/>
+                                <w:szCs w:val="20"/>
+                                <w:lang w:val="cs-CZ"/>
+                              </w:rPr>
+                              <w:t>Kurzor</w:t>
+                            </w:r>
+                          </w:p>
+                        </w:txbxContent>
+                      </wps:txbx>
+                      <wps:bodyPr rot="0" spcFirstLastPara="0" vertOverflow="overflow" horzOverflow="overflow" vert="horz" wrap="square" lIns="91440" tIns="45720" rIns="91440" bIns="45720" numCol="1" spcCol="0" rtlCol="0" fromWordArt="0" anchor="t" anchorCtr="0" forceAA="0" compatLnSpc="1">
+                        <a:prstTxWarp prst="textNoShape">
+                          <a:avLst/>
+                        </a:prstTxWarp>
+                        <a:noAutofit/>
+                      </wps:bodyPr>
+                    </wps:wsp>
+                  </a:graphicData>
+                </a:graphic>
+                <wp14:sizeRelH relativeFrom="margin">
+                  <wp14:pctWidth>0</wp14:pctWidth>
+                </wp14:sizeRelH>
+                <wp14:sizeRelV relativeFrom="margin">
+                  <wp14:pctHeight>0</wp14:pctHeight>
+                </wp14:sizeRelV>
+              </wp:anchor>
+            </w:drawing>
+          </mc:Choice>
+          <mc:Fallback>
+            <w:pict>
+              <v:shape w14:anchorId="7B7B57AD" id="Textové pole 60" o:spid="_x0000_s1031" type="#_x0000_t202" style="position:absolute;left:0;text-align:left;margin-left:19.2pt;margin-top:50.4pt;width:110pt;height:18pt;z-index:251816960;visibility:visible;mso-wrap-style:square;mso-width-percent:0;mso-height-percent:0;mso-wrap-distance-left:9pt;mso-wrap-distance-top:0;mso-wrap-distance-right:9pt;mso-wrap-distance-bottom:0;mso-position-horizontal:absolute;mso-position-horizontal-relative:text;mso-position-vertical:absolute;mso-position-vertical-relative:text;mso-width-percent:0;mso-height-percent:0;mso-width-relative:margin;mso-height-relative:margin;v-text-anchor:top" o:gfxdata="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" filled="f" stroked="f" strokeweight=".5pt">
+                <v:textbox>
+                  <w:txbxContent>
+                    <w:p>
+                      <w:pPr>
+                        <w:rPr>
+                          <w:sz w:val="20"/>
+                          <w:szCs w:val="20"/>
+                          <w:lang w:val="cs-CZ"/>
+                        </w:rPr>
+                      </w:pPr>
+                      <w:r>
+                        <w:rPr>
+                          <w:sz w:val="20"/>
+                          <w:szCs w:val="20"/>
+                          <w:lang w:val="cs-CZ"/>
+                        </w:rPr>
+                        <w:t>Kurzor</w:t>
+                      </w:r>
+                    </w:p>
+                  </w:txbxContent>
+                </v:textbox>
+              </v:shape>
+            </w:pict>
+          </mc:Fallback>
+        </mc:AlternateContent>
+      </w:r>
+      <w:r>
+        <w:rPr>
+          <w:noProof/>
+        </w:rPr>
+        <mc:AlternateContent>
+          <mc:Choice Requires="wps">
+            <w:drawing>
+              <wp:anchor distT="0" distB="0" distL="114300" distR="114300" simplePos="0" relativeHeight="251815936" behindDoc="0" locked="0" layoutInCell="1" allowOverlap="1" wp14:anchorId="251D68E4" wp14:editId="66DE63D0">
+                <wp:simplePos x="0" y="0"/>
+                <wp:positionH relativeFrom="column">
+                  <wp:posOffset>685800</wp:posOffset>
+                </wp:positionH>
+                <wp:positionV relativeFrom="paragraph">
+                  <wp:posOffset>828040</wp:posOffset>
+                </wp:positionV>
+                <wp:extent cx="416560" cy="223520"/>
+                <wp:effectExtent l="0" t="0" r="21590" b="24130"/>
+                <wp:wrapNone/>
+                <wp:docPr id="519608011" name="Přímá spojnice 59"/>
+                <wp:cNvGraphicFramePr/>
+                <a:graphic xmlns:a="http://schemas.openxmlformats.org/drawingml/2006/main">
+                  <a:graphicData uri="http://schemas.microsoft.com/office/word/2010/wordprocessingShape">
+                    <wps:wsp>
+                      <wps:cNvCnPr/>
+                      <wps:spPr>
+                        <a:xfrm flipH="1" flipV="1">
+                          <a:off x="0" y="0"/>
+                          <a:ext cx="416560" cy="223520"/>
+                        </a:xfrm>
+                        <a:prstGeom prst="line">
+                          <a:avLst/>
+                        </a:prstGeom>
+                      </wps:spPr>
+                      <wps:style>
+                        <a:lnRef idx="3">
+                          <a:schemeClr val="dk1"/>
+                        </a:lnRef>
+                        <a:fillRef idx="0">
+                          <a:schemeClr val="dk1"/>
+                        </a:fillRef>
+                        <a:effectRef idx="2">
+                          <a:schemeClr val="dk1"/>
+                        </a:effectRef>
+                        <a:fontRef idx="minor">
+                          <a:schemeClr val="tx1"/>
+                        </a:fontRef>
+                      </wps:style>
+                      <wps:bodyPr/>
+                    </wps:wsp>
+                  </a:graphicData>
+                </a:graphic>
+                <wp14:sizeRelH relativeFrom="margin">
+                  <wp14:pctWidth>0</wp14:pctWidth>
+                </wp14:sizeRelH>
+                <wp14:sizeRelV relativeFrom="margin">
+                  <wp14:pctHeight>0</wp14:pctHeight>
+                </wp14:sizeRelV>
+              </wp:anchor>
+            </w:drawing>
+          </mc:Choice>
+          <mc:Fallback>
+            <w:pict>
+              <v:line w14:anchorId="26A0439C" id="Přímá spojnice 59" o:spid="_x0000_s1026" style="position:absolute;flip:x y;z-index:251815936;visibility:visible;mso-wrap-style:square;mso-width-percent:0;mso-height-percent:0;mso-wrap-distance-left:9pt;mso-wrap-distance-top:0;mso-wrap-distance-right:9pt;mso-wrap-distance-bottom:0;mso-position-horizontal:absolute;mso-position-horizontal-relative:text;mso-position-vertical:absolute;mso-position-vertical-relative:text;mso-width-percent:0;mso-height-percent:0;mso-width-relative:margin;mso-height-relative:margin" from="54pt,65.2pt" to="86.8pt,82.8pt" o:gfxdata="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" strokecolor="black [3200]" strokeweight="1.5pt">
+                <v:stroke joinstyle="miter"/>
+              </v:line>
+            </w:pict>
+          </mc:Fallback>
+        </mc:AlternateContent>
+      </w:r>
+      <w:r>
+        <w:rPr>
+          <w:noProof/>
+        </w:rPr>
+        <w:drawing>
+          <wp:inline distT="0" distB="0" distL="0" distR="0" wp14:anchorId="1CB559F7" wp14:editId="22937F9F">
+            <wp:extent cx="3936039" cy="2244090"/>
+            <wp:effectExtent l="0" t="0" r="7620" b="3810"/>
+            <wp:docPr id="734623036" name="Obrázek 1"/>
+            <wp:cNvGraphicFramePr>
+              <a:graphicFrameLocks xmlns:a="http://schemas.openxmlformats.org/drawingml/2006/main" noChangeAspect="1"/>
+            </wp:cNvGraphicFramePr>
+            <a:graphic xmlns:a="http://schemas.openxmlformats.org/drawingml/2006/main">
+              <a:graphicData uri="http://schemas.openxmlformats.org/drawingml/2006/picture">
+                <pic:pic xmlns:pic="http://schemas.openxmlformats.org/drawingml/2006/picture">
+                  <pic:nvPicPr>
+                    <pic:cNvPr id="734623036" name=""/>
+                    <pic:cNvPicPr/>
+                  </pic:nvPicPr>
+                  <pic:blipFill>
+                    <a:blip r:embed="rId16"/>
+                    <a:stretch>
+                      <a:fillRect/>
+                    </a:stretch>
+                  </pic:blipFill>
+                  <pic:spPr>
+                    <a:xfrm>
+                      <a:off x="0" y="0"/>
+                      <a:ext cx="4092883" cy="2333513"/>
+                    </a:xfrm>
+                    <a:prstGeom prst="rect">
+                      <a:avLst/>
+                    </a:prstGeom>
+                  </pic:spPr>
+                </pic:pic>
+              </a:graphicData>
+            </a:graphic>
+          </wp:inline>
+        </w:drawing>
+      </w:r>
+      <w:r>
+        <w:br/>
+      </w:r>
+      <w:r>
+        <w:rPr>
+          <w:sz w:val="20"/>
+          <w:szCs w:val="20"/>
+        </w:rPr>
+        <w:t>Obr. 3 Detailný pohľad na numitronový displej v nastavovacom režime (viditeľný kurzor na prvom numitrone). Každý z numitronov displeja zobrazuje svoje poradové číslo</w:t>
+      </w:r>
+      <w:r>
+        <w:rPr>
+          <w:sz w:val="20"/>
+          <w:szCs w:val="20"/>
+        </w:rPr>
+        <w:t xml:space="preserve"> pre demonštračné účely.</w:t>
       </w:r>
     </w:p>
     <w:p>
       <w:pPr>
         <w:pStyle w:val="Nadpis2"/>
       </w:pPr>
-      <w:bookmarkStart w:id="6" w:name="_Toc230111768"/>
-      <w:r>
-        <w:lastRenderedPageBreak/>
+      <w:bookmarkStart w:id="6" w:name="_Toc230184622"/>
+      <w:r>
         <w:t>Stránky nastavení</w:t>
       </w:r>
       <w:bookmarkEnd w:id="6"/>
@@ -4805,7 +5397,7 @@
           </mc:Choice>
           <mc:Fallback>
             <w:pict>
-              <v:shape w14:anchorId="3882D008" id="_x0000_s1031" type="#_x0000_t202" style="position:absolute;left:0;text-align:left;margin-left:458.25pt;margin-top:143.25pt;width:1in;height:23pt;z-index:251699200;visibility:visible;mso-wrap-style:none;mso-height-percent:0;mso-wrap-distance-left:9pt;mso-wrap-distance-top:0;mso-wrap-distance-right:9pt;mso-wrap-distance-bottom:0;mso-position-horizontal:absolute;mso-position-horizontal-relative:text;mso-position-vertical:absolute;mso-position-vertical-relative:text;mso-height-percent:0;mso-height-relative:margin;v-text-anchor:top" o:gfxdata="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" filled="f" stroked="f" strokeweight=".5pt">
+              <v:shape w14:anchorId="3882D008" id="_x0000_s1032" type="#_x0000_t202" style="position:absolute;left:0;text-align:left;margin-left:458.25pt;margin-top:143.25pt;width:1in;height:23pt;z-index:251699200;visibility:visible;mso-wrap-style:none;mso-height-percent:0;mso-wrap-distance-left:9pt;mso-wrap-distance-top:0;mso-wrap-distance-right:9pt;mso-wrap-distance-bottom:0;mso-position-horizontal:absolute;mso-position-horizontal-relative:text;mso-position-vertical:absolute;mso-position-vertical-relative:text;mso-height-percent:0;mso-height-relative:margin;v-text-anchor:top" o:gfxdata="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" filled="f" stroked="f" strokeweight=".5pt">
                 <v:textbox>
                   <w:txbxContent>
                     <w:p>
@@ -4823,300 +5415,231 @@
         </mc:AlternateContent>
       </w:r>
       <w:r>
-        <w:t xml:space="preserve">Nastavenia sú popísané tabuľkou pre každú stranu. Tabuľka je rozdelená na tri stĺpce. </w:t>
-      </w:r>
-      <w:r>
-        <w:t>Prvý stĺpec obsahuje poradové čísla numitronov, druhý uvádza rozsah možných hodnôt a tretí poskytuje stručný popis príslušného nastavenia.</w:t>
-      </w:r>
-      <w:r>
-        <w:t xml:space="preserve"> Numitrony sú číslované z prednej strany </w:t>
-      </w:r>
-      <w:r>
-        <w:t>zľava</w:t>
-      </w:r>
-      <w:r>
-        <w:t xml:space="preserve"> (vi</w:t>
-      </w:r>
-      <w:r>
-        <w:t>ď</w:t>
-      </w:r>
-      <w:r>
-        <w:t xml:space="preserve"> Obr. 3)</w:t>
+        <w:t>Keďže počet nastavení je pomerne veľký, numitronový displej ich nedokáže zobraziť všetky naraz, preto sú rozdelené do tzv. stránok</w:t>
+      </w:r>
+      <w:r>
+        <w:t xml:space="preserve"> nastavení</w:t>
       </w:r>
       <w:r>
         <w:t>.</w:t>
       </w:r>
-      <w:r>
-        <w:t xml:space="preserve"> Hodnota v zátvorkách predstavuje predvolenú hodnotu pre dané nastavenie.</w:t>
-      </w:r>
     </w:p>
-    <w:p/>
     <w:p>
-      <w:pPr>
-        <w:jc w:val="center"/>
-      </w:pPr>
-      <w:r>
-        <w:rPr>
-          <w:noProof/>
-        </w:rPr>
-        <mc:AlternateContent>
-          <mc:Choice Requires="wps">
-            <w:drawing>
-              <wp:anchor distT="0" distB="0" distL="114300" distR="114300" simplePos="0" relativeHeight="251804672" behindDoc="0" locked="0" layoutInCell="1" allowOverlap="1" wp14:anchorId="0DE13D57" wp14:editId="4C5066A1">
-                <wp:simplePos x="0" y="0"/>
-                <wp:positionH relativeFrom="column">
-                  <wp:posOffset>57150</wp:posOffset>
-                </wp:positionH>
-                <wp:positionV relativeFrom="paragraph">
-                  <wp:posOffset>671195</wp:posOffset>
-                </wp:positionV>
-                <wp:extent cx="1306830" cy="1010285"/>
-                <wp:effectExtent l="0" t="0" r="0" b="0"/>
-                <wp:wrapNone/>
-                <wp:docPr id="1240849215" name="Textové pole 51"/>
-                <wp:cNvGraphicFramePr/>
-                <a:graphic xmlns:a="http://schemas.openxmlformats.org/drawingml/2006/main">
-                  <a:graphicData uri="http://schemas.microsoft.com/office/word/2010/wordprocessingShape">
-                    <wps:wsp>
-                      <wps:cNvSpPr txBox="1"/>
-                      <wps:spPr>
-                        <a:xfrm>
-                          <a:off x="0" y="0"/>
-                          <a:ext cx="1306830" cy="1010285"/>
-                        </a:xfrm>
-                        <a:prstGeom prst="rect">
-                          <a:avLst/>
-                        </a:prstGeom>
-                        <a:noFill/>
-                        <a:ln w="6350">
-                          <a:noFill/>
-                        </a:ln>
-                      </wps:spPr>
-                      <wps:txbx>
-                        <w:txbxContent>
-                          <w:p>
-                            <w:pPr>
-                              <w:rPr>
-                                <w:sz w:val="16"/>
-                                <w:szCs w:val="16"/>
-                                <w:lang w:val="cs-CZ"/>
-                              </w:rPr>
-                            </w:pPr>
-                            <w:r>
-                              <w:rPr>
-                                <w:sz w:val="16"/>
-                                <w:szCs w:val="16"/>
-                                <w:lang w:val="cs-CZ"/>
-                              </w:rPr>
-                              <w:t>Kurzor</w:t>
-                            </w:r>
-                          </w:p>
-                        </w:txbxContent>
-                      </wps:txbx>
-                      <wps:bodyPr rot="0" spcFirstLastPara="0" vertOverflow="overflow" horzOverflow="overflow" vert="horz" wrap="square" lIns="91440" tIns="45720" rIns="91440" bIns="45720" numCol="1" spcCol="0" rtlCol="0" fromWordArt="0" anchor="t" anchorCtr="0" forceAA="0" compatLnSpc="1">
-                        <a:prstTxWarp prst="textNoShape">
-                          <a:avLst/>
-                        </a:prstTxWarp>
-                        <a:noAutofit/>
-                      </wps:bodyPr>
-                    </wps:wsp>
-                  </a:graphicData>
-                </a:graphic>
-                <wp14:sizeRelH relativeFrom="margin">
-                  <wp14:pctWidth>0</wp14:pctWidth>
-                </wp14:sizeRelH>
-                <wp14:sizeRelV relativeFrom="margin">
-                  <wp14:pctHeight>0</wp14:pctHeight>
-                </wp14:sizeRelV>
-              </wp:anchor>
-            </w:drawing>
-          </mc:Choice>
-          <mc:Fallback>
-            <w:pict>
-              <v:shape w14:anchorId="0DE13D57" id="Textové pole 51" o:spid="_x0000_s1032" type="#_x0000_t202" style="position:absolute;left:0;text-align:left;margin-left:4.5pt;margin-top:52.85pt;width:102.9pt;height:79.55pt;z-index:251804672;visibility:visible;mso-wrap-style:square;mso-width-percent:0;mso-height-percent:0;mso-wrap-distance-left:9pt;mso-wrap-distance-top:0;mso-wrap-distance-right:9pt;mso-wrap-distance-bottom:0;mso-position-horizontal:absolute;mso-position-horizontal-relative:text;mso-position-vertical:absolute;mso-position-vertical-relative:text;mso-width-percent:0;mso-height-percent:0;mso-width-relative:margin;mso-height-relative:margin;v-text-anchor:top" o:gfxdata="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" filled="f" stroked="f" strokeweight=".5pt">
-                <v:textbox>
-                  <w:txbxContent>
-                    <w:p>
-                      <w:pPr>
-                        <w:rPr>
-                          <w:sz w:val="16"/>
-                          <w:szCs w:val="16"/>
-                          <w:lang w:val="cs-CZ"/>
-                        </w:rPr>
-                      </w:pPr>
-                      <w:r>
-                        <w:rPr>
-                          <w:sz w:val="16"/>
-                          <w:szCs w:val="16"/>
-                          <w:lang w:val="cs-CZ"/>
-                        </w:rPr>
-                        <w:t>Kurzor</w:t>
-                      </w:r>
-                    </w:p>
-                  </w:txbxContent>
-                </v:textbox>
-              </v:shape>
-            </w:pict>
-          </mc:Fallback>
-        </mc:AlternateContent>
-      </w:r>
-      <w:r>
-        <w:rPr>
-          <w:noProof/>
-        </w:rPr>
-        <mc:AlternateContent>
-          <mc:Choice Requires="wps">
-            <w:drawing>
-              <wp:anchor distT="0" distB="0" distL="114300" distR="114300" simplePos="0" relativeHeight="251803648" behindDoc="0" locked="0" layoutInCell="1" allowOverlap="1" wp14:anchorId="4C948130" wp14:editId="7AA4FBE8">
-                <wp:simplePos x="0" y="0"/>
-                <wp:positionH relativeFrom="column">
-                  <wp:posOffset>434975</wp:posOffset>
-                </wp:positionH>
-                <wp:positionV relativeFrom="paragraph">
-                  <wp:posOffset>859790</wp:posOffset>
-                </wp:positionV>
-                <wp:extent cx="508000" cy="349250"/>
-                <wp:effectExtent l="0" t="0" r="25400" b="31750"/>
-                <wp:wrapNone/>
-                <wp:docPr id="427841221" name="Přímá spojnice 50"/>
-                <wp:cNvGraphicFramePr/>
-                <a:graphic xmlns:a="http://schemas.openxmlformats.org/drawingml/2006/main">
-                  <a:graphicData uri="http://schemas.microsoft.com/office/word/2010/wordprocessingShape">
-                    <wps:wsp>
-                      <wps:cNvCnPr/>
-                      <wps:spPr>
-                        <a:xfrm flipH="1" flipV="1">
-                          <a:off x="0" y="0"/>
-                          <a:ext cx="508000" cy="349250"/>
-                        </a:xfrm>
-                        <a:prstGeom prst="line">
-                          <a:avLst/>
-                        </a:prstGeom>
-                      </wps:spPr>
-                      <wps:style>
-                        <a:lnRef idx="3">
-                          <a:schemeClr val="dk1"/>
-                        </a:lnRef>
-                        <a:fillRef idx="0">
-                          <a:schemeClr val="dk1"/>
-                        </a:fillRef>
-                        <a:effectRef idx="2">
-                          <a:schemeClr val="dk1"/>
-                        </a:effectRef>
-                        <a:fontRef idx="minor">
-                          <a:schemeClr val="tx1"/>
-                        </a:fontRef>
-                      </wps:style>
-                      <wps:bodyPr/>
-                    </wps:wsp>
-                  </a:graphicData>
-                </a:graphic>
-                <wp14:sizeRelH relativeFrom="margin">
-                  <wp14:pctWidth>0</wp14:pctWidth>
-                </wp14:sizeRelH>
-                <wp14:sizeRelV relativeFrom="margin">
-                  <wp14:pctHeight>0</wp14:pctHeight>
-                </wp14:sizeRelV>
-              </wp:anchor>
-            </w:drawing>
-          </mc:Choice>
-          <mc:Fallback>
-            <w:pict>
-              <v:line w14:anchorId="5FF2CFCA" id="Přímá spojnice 50" o:spid="_x0000_s1026" style="position:absolute;flip:x y;z-index:251803648;visibility:visible;mso-wrap-style:square;mso-width-percent:0;mso-height-percent:0;mso-wrap-distance-left:9pt;mso-wrap-distance-top:0;mso-wrap-distance-right:9pt;mso-wrap-distance-bottom:0;mso-position-horizontal:absolute;mso-position-horizontal-relative:text;mso-position-vertical:absolute;mso-position-vertical-relative:text;mso-width-percent:0;mso-height-percent:0;mso-width-relative:margin;mso-height-relative:margin" from="34.25pt,67.7pt" to="74.25pt,95.2pt" o:gfxdata="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" strokecolor="black [3200]" strokeweight="1.5pt">
-                <v:stroke joinstyle="miter"/>
-              </v:line>
-            </w:pict>
-          </mc:Fallback>
-        </mc:AlternateContent>
-      </w:r>
-      <w:r>
-        <w:rPr>
-          <w:noProof/>
-        </w:rPr>
-        <w:drawing>
-          <wp:inline distT="0" distB="0" distL="0" distR="0" wp14:anchorId="2A91F261" wp14:editId="275D8B98">
-            <wp:extent cx="4431665" cy="2526665"/>
-            <wp:effectExtent l="0" t="0" r="6985" b="6985"/>
-            <wp:docPr id="734623036" name="Obrázek 1"/>
-            <wp:cNvGraphicFramePr>
-              <a:graphicFrameLocks xmlns:a="http://schemas.openxmlformats.org/drawingml/2006/main" noChangeAspect="1"/>
-            </wp:cNvGraphicFramePr>
-            <a:graphic xmlns:a="http://schemas.openxmlformats.org/drawingml/2006/main">
-              <a:graphicData uri="http://schemas.openxmlformats.org/drawingml/2006/picture">
-                <pic:pic xmlns:pic="http://schemas.openxmlformats.org/drawingml/2006/picture">
-                  <pic:nvPicPr>
-                    <pic:cNvPr id="734623036" name=""/>
-                    <pic:cNvPicPr/>
-                  </pic:nvPicPr>
-                  <pic:blipFill>
-                    <a:blip r:embed="rId16"/>
-                    <a:stretch>
-                      <a:fillRect/>
-                    </a:stretch>
-                  </pic:blipFill>
-                  <pic:spPr>
-                    <a:xfrm>
-                      <a:off x="0" y="0"/>
-                      <a:ext cx="4431665" cy="2526665"/>
-                    </a:xfrm>
-                    <a:prstGeom prst="rect">
-                      <a:avLst/>
-                    </a:prstGeom>
-                  </pic:spPr>
-                </pic:pic>
-              </a:graphicData>
-            </a:graphic>
-          </wp:inline>
-        </w:drawing>
-      </w:r>
-      <w:r>
-        <w:rPr>
-          <w:sz w:val="20"/>
-          <w:szCs w:val="20"/>
-        </w:rPr>
-        <w:t>Obr. 3</w:t>
-      </w:r>
-      <w:r>
-        <w:rPr>
-          <w:sz w:val="20"/>
-          <w:szCs w:val="20"/>
-        </w:rPr>
-        <w:t xml:space="preserve"> Detailný pohľad na numitronový displej hodín</w:t>
-      </w:r>
-      <w:r>
-        <w:rPr>
-          <w:sz w:val="20"/>
-          <w:szCs w:val="20"/>
-        </w:rPr>
-        <w:t xml:space="preserve"> s aktívnym kurzorom</w:t>
-      </w:r>
-      <w:r>
-        <w:rPr>
-          <w:sz w:val="20"/>
-          <w:szCs w:val="20"/>
-        </w:rPr>
-        <w:t xml:space="preserve"> (teda</w:t>
-      </w:r>
-      <w:r>
-        <w:rPr>
-          <w:sz w:val="20"/>
-          <w:szCs w:val="20"/>
-        </w:rPr>
-        <w:t xml:space="preserve"> aktivovaným nastavovacím režimom</w:t>
-      </w:r>
-      <w:r>
-        <w:rPr>
-          <w:sz w:val="20"/>
-          <w:szCs w:val="20"/>
-        </w:rPr>
+      <w:r>
+        <w:rPr>
+          <w:b/>
+          <w:bCs/>
+        </w:rPr>
+        <w:t xml:space="preserve">Stránka </w:t>
+      </w:r>
+      <w:r>
+        <w:t>je</w:t>
+      </w:r>
+      <w:r>
+        <w:t xml:space="preserve"> jednoducho</w:t>
+      </w:r>
+      <w:r>
+        <w:t xml:space="preserve"> štvorica nastavení</w:t>
+      </w:r>
+      <w:r>
+        <w:t xml:space="preserve"> </w:t>
+      </w:r>
+      <w:r>
+        <w:t>zobrazená</w:t>
+      </w:r>
+      <w:r>
+        <w:t xml:space="preserve"> naraz</w:t>
+      </w:r>
+      <w:r>
+        <w:t xml:space="preserve"> </w:t>
+      </w:r>
+      <w:r>
+        <w:t>(každé nastavenie zobrazuje jeden numitron)</w:t>
+      </w:r>
+      <w:r>
+        <w:t xml:space="preserve">. </w:t>
+      </w:r>
+      <w:r>
+        <w:t>Pre každú z</w:t>
+      </w:r>
+      <w:r>
+        <w:t xml:space="preserve">o </w:t>
+      </w:r>
+      <w:r>
+        <w:t>stránok sa</w:t>
+      </w:r>
+      <w:r>
+        <w:t xml:space="preserve"> </w:t>
+      </w:r>
+      <w:r>
+        <w:t xml:space="preserve">nižšie </w:t>
+      </w:r>
+      <w:r>
+        <w:t xml:space="preserve">nachádza tabuľka </w:t>
+      </w:r>
+      <w:r>
+        <w:t>ktor</w:t>
+      </w:r>
+      <w:r>
+        <w:t>á</w:t>
+      </w:r>
+      <w:r>
+        <w:t xml:space="preserve"> danú stránku a jej nastavenia popisuj</w:t>
+      </w:r>
+      <w:r>
+        <w:t xml:space="preserve">e </w:t>
+      </w:r>
+      <w:r>
+        <w:t xml:space="preserve">týmito tromi </w:t>
+      </w:r>
+      <w:r>
+        <w:t>stĺpcami</w:t>
+      </w:r>
+      <w:r>
+        <w:t>:</w:t>
+      </w:r>
+    </w:p>
+    <w:p>
+      <w:pPr>
+        <w:pStyle w:val="Odstavecseseznamem"/>
+        <w:numPr>
+          <w:ilvl w:val="0"/>
+          <w:numId w:val="23"/>
+        </w:numPr>
+      </w:pPr>
+      <w:r>
+        <w:rPr>
+          <w:b/>
+          <w:bCs/>
+        </w:rPr>
+        <w:t>p</w:t>
+      </w:r>
+      <w:r>
+        <w:rPr>
+          <w:b/>
+          <w:bCs/>
+        </w:rPr>
+        <w:t>rvý</w:t>
+      </w:r>
+      <w:r>
+        <w:t xml:space="preserve"> st</w:t>
+      </w:r>
+      <w:r>
+        <w:t>ĺ</w:t>
+      </w:r>
+      <w:r>
+        <w:t>pec obsahuje poradové čísla numitronov</w:t>
+      </w:r>
+      <w:r>
+        <w:t xml:space="preserve"> (číslované </w:t>
+      </w:r>
+      <w:r>
+        <w:t xml:space="preserve">spredu </w:t>
+      </w:r>
+      <w:r>
+        <w:t>zľava, viď Obr. 3</w:t>
+      </w:r>
+      <w:r>
         <w:t>)</w:t>
       </w:r>
       <w:r>
-        <w:rPr>
-          <w:sz w:val="20"/>
-          <w:szCs w:val="20"/>
-        </w:rPr>
-        <w:t>.</w:t>
+        <w:t>,</w:t>
+      </w:r>
+    </w:p>
+    <w:p>
+      <w:pPr>
+        <w:pStyle w:val="Odstavecseseznamem"/>
+        <w:numPr>
+          <w:ilvl w:val="0"/>
+          <w:numId w:val="23"/>
+        </w:numPr>
+      </w:pPr>
+      <w:r>
+        <w:rPr>
+          <w:b/>
+          <w:bCs/>
+        </w:rPr>
+        <w:t>druhý</w:t>
+      </w:r>
+      <w:r>
+        <w:t xml:space="preserve"> </w:t>
+      </w:r>
+      <w:r>
+        <w:t xml:space="preserve">stĺpec </w:t>
+      </w:r>
+      <w:r>
+        <w:t xml:space="preserve">uvádza rozsah </w:t>
+      </w:r>
+      <w:r>
+        <w:t>hodnôt, ktoré dané nastavenie môže nadobudnúť</w:t>
+      </w:r>
+      <w:r>
+        <w:t xml:space="preserve">, pričom hodnota v zátvorke </w:t>
+      </w:r>
+      <w:r>
+        <w:t>predstavuje predvolenú hodnotu</w:t>
+      </w:r>
+      <w:r>
+        <w:t>,</w:t>
+      </w:r>
+    </w:p>
+    <w:p>
+      <w:pPr>
+        <w:pStyle w:val="Odstavecseseznamem"/>
+        <w:numPr>
+          <w:ilvl w:val="0"/>
+          <w:numId w:val="23"/>
+        </w:numPr>
+        <w:jc w:val="left"/>
+      </w:pPr>
+      <w:r>
+        <w:rPr>
+          <w:b/>
+          <w:bCs/>
+        </w:rPr>
+        <w:t>tretí</w:t>
+      </w:r>
+      <w:r>
+        <w:t xml:space="preserve"> st</w:t>
+      </w:r>
+      <w:r>
+        <w:t>ĺ</w:t>
+      </w:r>
+      <w:r>
+        <w:t xml:space="preserve">pec </w:t>
+      </w:r>
+      <w:r>
+        <w:t>poskytuje stručný popis príslušného nastavenia</w:t>
+      </w:r>
+      <w:r>
+        <w:t xml:space="preserve"> a jeho </w:t>
+      </w:r>
+      <w:r>
+        <w:t xml:space="preserve">možných </w:t>
+      </w:r>
+      <w:r>
+        <w:t>hodnôt.</w:t>
+      </w:r>
+    </w:p>
+    <w:p>
+      <w:r>
+        <w:rPr>
+          <w:b/>
+          <w:bCs/>
+        </w:rPr>
+        <w:t>Medzi stránkami je možné prechádzať krátkym stlačením oboch krajných tlačidiel</w:t>
+      </w:r>
+      <w:r>
+        <w:t xml:space="preserve">. Pri prechode </w:t>
+      </w:r>
+      <w:r>
+        <w:t xml:space="preserve">na novú stránku </w:t>
+      </w:r>
+      <w:r>
+        <w:t xml:space="preserve">sa </w:t>
+      </w:r>
+      <w:r>
+        <w:t>zmeny vykonané na predchádzajúcej stránke uložia.</w:t>
       </w:r>
       <w:r>
         <w:br w:type="page"/>
@@ -5163,7 +5686,7 @@
                 <w:szCs w:val="18"/>
               </w:rPr>
               <w:lastRenderedPageBreak/>
-              <w:t>Č</w:t>
+              <w:t>Poradové č</w:t>
             </w:r>
             <w:r>
               <w:rPr>
@@ -5226,6 +5749,34 @@
                 <w:szCs w:val="18"/>
               </w:rPr>
               <w:t>Stručný popis nastavenia</w:t>
+            </w:r>
+            <w:r>
+              <w:rPr>
+                <w:sz w:val="18"/>
+                <w:szCs w:val="18"/>
+              </w:rPr>
+              <w:t xml:space="preserve"> prípadne </w:t>
+            </w:r>
+            <w:r>
+              <w:rPr>
+                <w:sz w:val="18"/>
+                <w:szCs w:val="18"/>
+              </w:rPr>
+              <w:t xml:space="preserve">jeho </w:t>
+            </w:r>
+            <w:r>
+              <w:rPr>
+                <w:sz w:val="18"/>
+                <w:szCs w:val="18"/>
+              </w:rPr>
+              <w:t>možných hodnôt</w:t>
+            </w:r>
+            <w:r>
+              <w:rPr>
+                <w:sz w:val="18"/>
+                <w:szCs w:val="18"/>
+              </w:rPr>
+              <w:t>.</w:t>
             </w:r>
           </w:p>
         </w:tc>
@@ -5720,10 +6271,22 @@
               <w:t>1</w:t>
             </w:r>
             <w:r>
-              <w:t xml:space="preserve"> - </w:t>
-            </w:r>
-            <w:r>
-              <w:t>zapnutý (ochrana pred nadprúdom a podprúdom)</w:t>
+              <w:t xml:space="preserve"> </w:t>
+            </w:r>
+            <w:r>
+              <w:t>–</w:t>
+            </w:r>
+            <w:r>
+              <w:t xml:space="preserve"> </w:t>
+            </w:r>
+            <w:r>
+              <w:t>zapnutý (ochrana pred nadprúdom a</w:t>
+            </w:r>
+            <w:r>
+              <w:t> </w:t>
+            </w:r>
+            <w:r>
+              <w:t>podprúdom)</w:t>
             </w:r>
           </w:p>
           <w:p>
@@ -5754,14 +6317,28 @@
                 <w:sz w:val="20"/>
                 <w:szCs w:val="20"/>
               </w:rPr>
-              <w:t xml:space="preserve">Predvolene vypnutý </w:t>
+              <w:t xml:space="preserve">Predvolene vypnutý pre prípad vážnej chyby senzora. Výrobné nastavenia je vždy možné obnoviť dlhým </w:t>
             </w:r>
             <w:r>
               <w:rPr>
                 <w:sz w:val="20"/>
                 <w:szCs w:val="20"/>
               </w:rPr>
-              <w:t>pre prípad vážnej chyby senzora. Cez dlhé podržanie RESET ide vždy vypnúť.</w:t>
+              <w:t xml:space="preserve">stlačením </w:t>
+            </w:r>
+            <w:r>
+              <w:rPr>
+                <w:sz w:val="20"/>
+                <w:szCs w:val="20"/>
+              </w:rPr>
+              <w:t>tlačidla RESET</w:t>
+            </w:r>
+            <w:r>
+              <w:rPr>
+                <w:sz w:val="20"/>
+                <w:szCs w:val="20"/>
+              </w:rPr>
+              <w:t xml:space="preserve"> (viď strana 12).</w:t>
             </w:r>
           </w:p>
         </w:tc>
@@ -5812,8 +6389,11 @@
             </w:tcBorders>
           </w:tcPr>
           <w:p>
-            <w:r>
-              <w:t>Nastavovanie času cez DCF77</w:t>
+            <w:pPr>
+              <w:jc w:val="left"/>
+            </w:pPr>
+            <w:r>
+              <w:t>Vypínanie prijímača DCF77</w:t>
             </w:r>
             <w:r>
               <w:t>:</w:t>
@@ -5835,8 +6415,17 @@
             </w:r>
           </w:p>
           <w:p>
-            <w:r>
-              <w:t xml:space="preserve">1 - </w:t>
+            <w:pPr>
+              <w:jc w:val="left"/>
+            </w:pPr>
+            <w:r>
+              <w:t xml:space="preserve">1 </w:t>
+            </w:r>
+            <w:r>
+              <w:t>–</w:t>
+            </w:r>
+            <w:r>
+              <w:t xml:space="preserve"> </w:t>
             </w:r>
             <w:r>
               <w:t>DCF77 prijímač</w:t>
@@ -5990,6 +6579,9 @@
             <w:tcW w:w="4806" w:type="dxa"/>
           </w:tcPr>
           <w:p>
+            <w:pPr>
+              <w:jc w:val="left"/>
+            </w:pPr>
             <w:r>
               <w:t>Akcia časovača.</w:t>
             </w:r>
@@ -5999,6 +6591,9 @@
             </w:r>
           </w:p>
           <w:p>
+            <w:pPr>
+              <w:jc w:val="left"/>
+            </w:pPr>
             <w:r>
               <w:t xml:space="preserve">1 </w:t>
             </w:r>
@@ -6019,6 +6614,9 @@
             </w:r>
           </w:p>
           <w:p>
+            <w:pPr>
+              <w:jc w:val="left"/>
+            </w:pPr>
             <w:r>
               <w:t xml:space="preserve">2 </w:t>
             </w:r>
@@ -6211,56 +6809,112 @@
           <w:sz w:val="20"/>
           <w:szCs w:val="20"/>
         </w:rPr>
-        <w:t>zoznam vyššie) v nastavenom čase.</w:t>
+        <w:t>zoznam vyššie)</w:t>
       </w:r>
       <w:r>
         <w:rPr>
           <w:sz w:val="20"/>
           <w:szCs w:val="20"/>
         </w:rPr>
-        <w:t xml:space="preserve"> Ak je viac časovačov nastavených na rovnakú hodinu, spustia sa podľa poradia ich </w:t>
+        <w:t xml:space="preserve"> </w:t>
       </w:r>
       <w:r>
         <w:rPr>
           <w:sz w:val="20"/>
           <w:szCs w:val="20"/>
         </w:rPr>
-        <w:t>identifikačných</w:t>
+        <w:t>v</w:t>
       </w:r>
       <w:r>
         <w:rPr>
           <w:sz w:val="20"/>
           <w:szCs w:val="20"/>
         </w:rPr>
-        <w:t xml:space="preserve"> čísel (ID) </w:t>
+        <w:t> </w:t>
       </w:r>
       <w:r>
         <w:rPr>
           <w:sz w:val="20"/>
           <w:szCs w:val="20"/>
         </w:rPr>
-        <w:t>(</w:t>
+        <w:t>nastavenom čase.</w:t>
       </w:r>
       <w:r>
         <w:rPr>
           <w:sz w:val="20"/>
           <w:szCs w:val="20"/>
         </w:rPr>
-        <w:t xml:space="preserve">t. j. </w:t>
+        <w:t xml:space="preserve"> Ak je viac časovačov nastavených na rovnakú hodinu, spustia sa podľa poradia ich </w:t>
       </w:r>
       <w:r>
         <w:rPr>
           <w:sz w:val="20"/>
           <w:szCs w:val="20"/>
         </w:rPr>
-        <w:t xml:space="preserve">časovač s najmenším číslom </w:t>
+        <w:t>identifikačných</w:t>
       </w:r>
       <w:r>
         <w:rPr>
           <w:sz w:val="20"/>
           <w:szCs w:val="20"/>
         </w:rPr>
-        <w:t>prvý, po ňom časovač s druhým najmenším číslom atď...</w:t>
+        <w:t xml:space="preserve"> čísel (ID) </w:t>
+      </w:r>
+      <w:r>
+        <w:rPr>
+          <w:sz w:val="20"/>
+          <w:szCs w:val="20"/>
+        </w:rPr>
+        <w:t>(</w:t>
+      </w:r>
+      <w:r>
+        <w:rPr>
+          <w:sz w:val="20"/>
+          <w:szCs w:val="20"/>
+        </w:rPr>
+        <w:t xml:space="preserve">t. j. </w:t>
+      </w:r>
+      <w:r>
+        <w:rPr>
+          <w:sz w:val="20"/>
+          <w:szCs w:val="20"/>
+        </w:rPr>
+        <w:t>časovač s</w:t>
+      </w:r>
+      <w:r>
+        <w:rPr>
+          <w:sz w:val="20"/>
+          <w:szCs w:val="20"/>
+        </w:rPr>
+        <w:t> </w:t>
+      </w:r>
+      <w:r>
+        <w:rPr>
+          <w:sz w:val="20"/>
+          <w:szCs w:val="20"/>
+        </w:rPr>
+        <w:t xml:space="preserve">najmenším číslom </w:t>
+      </w:r>
+      <w:r>
+        <w:rPr>
+          <w:sz w:val="20"/>
+          <w:szCs w:val="20"/>
+        </w:rPr>
+        <w:t>prvý, po ňom časovač s</w:t>
+      </w:r>
+      <w:r>
+        <w:rPr>
+          <w:sz w:val="20"/>
+          <w:szCs w:val="20"/>
+        </w:rPr>
+        <w:t> </w:t>
+      </w:r>
+      <w:r>
+        <w:rPr>
+          <w:sz w:val="20"/>
+          <w:szCs w:val="20"/>
+        </w:rPr>
+        <w:t>druhým najmenším číslom atď...</w:t>
       </w:r>
       <w:r>
         <w:rPr>
@@ -6390,7 +7044,13 @@
               <w:t>4</w:t>
             </w:r>
             <w:r>
-              <w:t xml:space="preserve"> - </w:t>
+              <w:t xml:space="preserve"> </w:t>
+            </w:r>
+            <w:r>
+              <w:t>–</w:t>
+            </w:r>
+            <w:r>
+              <w:t xml:space="preserve"> </w:t>
             </w:r>
             <w:r>
               <w:t>Dátum</w:t>
@@ -6657,7 +7317,13 @@
               <w:t>5</w:t>
             </w:r>
             <w:r>
-              <w:t xml:space="preserve"> - Rok</w:t>
+              <w:t xml:space="preserve"> </w:t>
+            </w:r>
+            <w:r>
+              <w:t>–</w:t>
+            </w:r>
+            <w:r>
+              <w:t xml:space="preserve"> Rok</w:t>
             </w:r>
           </w:p>
         </w:tc>
@@ -6843,71 +7509,160 @@
       </w:tr>
     </w:tbl>
     <w:p>
-      <w:r>
+      <w:pPr>
+        <w:jc w:val="left"/>
         <w:rPr>
           <w:rStyle w:val="Nadpis2Char"/>
           <w:rFonts w:eastAsiaTheme="minorHAnsi" w:cstheme="minorBidi"/>
           <w:b w:val="0"/>
           <w:color w:val="auto"/>
-          <w:szCs w:val="24"/>
-        </w:rPr>
-        <w:br/>
-      </w:r>
-      <w:r>
-        <w:t xml:space="preserve">Pre ukončenie nastavovacieho režimu </w:t>
-      </w:r>
-      <w:r>
-        <w:t>držte stlačené obe krajné tlačidl</w:t>
-      </w:r>
-      <w:r>
-        <w:t>á</w:t>
-      </w:r>
-      <w:r>
-        <w:t xml:space="preserve"> až kým nezmizne kurzor.</w:t>
-      </w:r>
-      <w:bookmarkStart w:id="7" w:name="_Toc230111769"/>
-    </w:p>
-    <w:p>
-      <w:pPr>
-        <w:pStyle w:val="Nadpis2"/>
-      </w:pPr>
-      <w:r>
-        <w:br/>
-      </w:r>
-      <w:r>
-        <w:t xml:space="preserve">Nastavovanie </w:t>
-      </w:r>
-      <w:r>
-        <w:t>jasu</w:t>
-      </w:r>
-      <w:r>
-        <w:t xml:space="preserve"> displeja</w:t>
+          <w:sz w:val="20"/>
+          <w:szCs w:val="20"/>
+        </w:rPr>
+      </w:pPr>
+      <w:bookmarkStart w:id="7" w:name="_Toc230184623"/>
+      <w:r>
+        <w:rPr>
+          <w:rStyle w:val="Nadpis2Char"/>
+          <w:rFonts w:eastAsiaTheme="minorHAnsi" w:cstheme="minorBidi"/>
+          <w:bCs/>
+          <w:color w:val="auto"/>
+          <w:sz w:val="20"/>
+          <w:szCs w:val="20"/>
+        </w:rPr>
+        <w:t>Poznámka:</w:t>
+      </w:r>
+      <w:r>
+        <w:rPr>
+          <w:rStyle w:val="Nadpis2Char"/>
+          <w:rFonts w:eastAsiaTheme="minorHAnsi" w:cstheme="minorBidi"/>
+          <w:b w:val="0"/>
+          <w:color w:val="auto"/>
+          <w:sz w:val="20"/>
+          <w:szCs w:val="20"/>
+        </w:rPr>
+        <w:t xml:space="preserve"> Hodnota v zátvorke je predvolená</w:t>
+      </w:r>
+      <w:r>
+        <w:rPr>
+          <w:rStyle w:val="Nadpis2Char"/>
+          <w:rFonts w:eastAsiaTheme="minorHAnsi" w:cstheme="minorBidi"/>
+          <w:b w:val="0"/>
+          <w:color w:val="auto"/>
+          <w:sz w:val="20"/>
+          <w:szCs w:val="20"/>
+        </w:rPr>
+        <w:t xml:space="preserve"> (výrobné nastavenie)</w:t>
+      </w:r>
+      <w:r>
+        <w:rPr>
+          <w:rStyle w:val="Nadpis2Char"/>
+          <w:rFonts w:eastAsiaTheme="minorHAnsi" w:cstheme="minorBidi"/>
+          <w:b w:val="0"/>
+          <w:color w:val="auto"/>
+          <w:sz w:val="20"/>
+          <w:szCs w:val="20"/>
+        </w:rPr>
+        <w:t>.</w:t>
       </w:r>
       <w:bookmarkEnd w:id="7"/>
     </w:p>
     <w:p>
       <w:r>
-        <w:t xml:space="preserve">Mimo nastavovacieho režimu slúžia krajné tlačidlá </w:t>
-      </w:r>
-      <w:r>
-        <w:t xml:space="preserve">aj </w:t>
-      </w:r>
-      <w:r>
-        <w:t>na nastavovanie jasu</w:t>
-      </w:r>
-      <w:r>
-        <w:t xml:space="preserve"> samotného</w:t>
-      </w:r>
-      <w:r>
-        <w:t xml:space="preserve"> numitronového displeja.</w:t>
+        <w:t xml:space="preserve">Pre </w:t>
+      </w:r>
+      <w:r>
+        <w:rPr>
+          <w:b/>
+          <w:bCs/>
+        </w:rPr>
+        <w:t>ukončenie nastavovacieho režimu</w:t>
+      </w:r>
+      <w:r>
+        <w:t xml:space="preserve"> </w:t>
+      </w:r>
+      <w:r>
+        <w:t>držte stlačené obe krajné tlačidl</w:t>
+      </w:r>
+      <w:r>
+        <w:t>á</w:t>
+      </w:r>
+      <w:r>
+        <w:t xml:space="preserve"> až kým nezmizne kurzor.</w:t>
+      </w:r>
+      <w:r>
+        <w:t xml:space="preserve"> Prípadne sa nastavovací režim vypne automaticky </w:t>
+      </w:r>
+      <w:r>
+        <w:t>po piatich minútach neaktivity</w:t>
+      </w:r>
+      <w:r>
+        <w:t xml:space="preserve"> a to </w:t>
+      </w:r>
+      <w:r>
+        <w:rPr>
+          <w:b/>
+          <w:bCs/>
+        </w:rPr>
+        <w:t>bez uloženia</w:t>
+      </w:r>
+      <w:r>
+        <w:t xml:space="preserve"> </w:t>
+      </w:r>
+      <w:r>
+        <w:t>zmien na poslednej upravovanej stránke</w:t>
+      </w:r>
+      <w:r>
+        <w:t xml:space="preserve"> nastavení.</w:t>
       </w:r>
     </w:p>
     <w:p>
       <w:pPr>
+        <w:pStyle w:val="Nadpis2"/>
+      </w:pPr>
+      <w:r>
+        <w:br/>
+      </w:r>
+      <w:bookmarkStart w:id="8" w:name="_Toc230184624"/>
+      <w:r>
+        <w:t xml:space="preserve">Nastavovanie </w:t>
+      </w:r>
+      <w:r>
+        <w:t>jasu</w:t>
+      </w:r>
+      <w:r>
+        <w:t xml:space="preserve"> displeja</w:t>
+      </w:r>
+      <w:bookmarkEnd w:id="8"/>
+    </w:p>
+    <w:p>
+      <w:r>
+        <w:t xml:space="preserve">Mimo nastavovacieho režimu slúžia krajné tlačidlá aj na nastavovanie jasu numitronového displeja. </w:t>
+      </w:r>
+      <w:r>
+        <w:rPr>
+          <w:b/>
+          <w:bCs/>
+        </w:rPr>
+        <w:t>Táto funkcia je dostupná len vtedy, keď je v nastaveniach hodín vypnuté automatické riadenie jas</w:t>
+      </w:r>
+      <w:r>
+        <w:rPr>
+          <w:b/>
+          <w:bCs/>
+        </w:rPr>
+        <w:t>u</w:t>
+      </w:r>
+      <w:r>
+        <w:t>.</w:t>
+      </w:r>
+    </w:p>
+    <w:p>
+      <w:pPr>
         <w:jc w:val="left"/>
       </w:pPr>
       <w:r>
-        <w:t xml:space="preserve">  </w:t>
+        <w:t xml:space="preserve"> </w:t>
       </w:r>
       <w:r>
         <w:rPr>
@@ -6950,6 +7705,9 @@
         </w:drawing>
       </w:r>
       <w:r>
+        <w:t xml:space="preserve"> </w:t>
+      </w:r>
+      <w:r>
         <w:t xml:space="preserve">— </w:t>
       </w:r>
       <w:r>
@@ -7048,7 +7806,7 @@
       <w:pPr>
         <w:pStyle w:val="Nadpis2"/>
       </w:pPr>
-      <w:bookmarkStart w:id="8" w:name="_Toc230111770"/>
+      <w:bookmarkStart w:id="9" w:name="_Toc230184625"/>
       <w:r>
         <w:t>Zobrazovanie dátumu a</w:t>
       </w:r>
@@ -7058,96 +7816,22 @@
       <w:r>
         <w:t>teploty</w:t>
       </w:r>
-      <w:bookmarkEnd w:id="8"/>
+      <w:bookmarkEnd w:id="9"/>
     </w:p>
     <w:p>
       <w:r>
-        <w:t>Krátk</w:t>
-      </w:r>
-      <w:r>
-        <w:t>e</w:t>
-      </w:r>
-      <w:r>
-        <w:t xml:space="preserve"> stlače</w:t>
-      </w:r>
-      <w:r>
-        <w:t xml:space="preserve">nie </w:t>
-      </w:r>
-      <w:r>
-        <w:t xml:space="preserve">oboch krajných tlačidiel panela mimo nastavovacieho režimu </w:t>
-      </w:r>
-      <w:r>
-        <w:t>zobraz</w:t>
-      </w:r>
-      <w:r>
-        <w:t>í</w:t>
-      </w:r>
-      <w:r>
-        <w:t xml:space="preserve"> teplotu okolia</w:t>
-      </w:r>
-      <w:r>
-        <w:t xml:space="preserve"> (teplotný senzor sa nachádza v blízkosti </w:t>
-      </w:r>
-      <w:r>
-        <w:t xml:space="preserve">mincovej </w:t>
-      </w:r>
-      <w:r>
-        <w:t>batérie)</w:t>
-      </w:r>
-      <w:r>
-        <w:t>. Opätovn</w:t>
-      </w:r>
-      <w:r>
-        <w:t>ým krátkym</w:t>
-      </w:r>
-      <w:r>
-        <w:t xml:space="preserve"> stlačením oboch tlačidiel pri zobrazenej teplot</w:t>
-      </w:r>
-      <w:r>
-        <w:t>e</w:t>
-      </w:r>
-      <w:r>
-        <w:t xml:space="preserve"> sa zobrazí aktuálny dátum.</w:t>
-      </w:r>
-    </w:p>
-    <w:p>
-      <w:pPr>
-        <w:rPr>
-          <w:rStyle w:val="Nadpis2Char"/>
-          <w:rFonts w:eastAsiaTheme="minorHAnsi" w:cstheme="minorBidi"/>
-          <w:color w:val="auto"/>
-          <w:szCs w:val="24"/>
-        </w:rPr>
-      </w:pPr>
-      <w:r>
-        <w:t xml:space="preserve">Tieto údaje sa zobrazia </w:t>
-      </w:r>
-      <w:r>
-        <w:t>len na</w:t>
-      </w:r>
-      <w:r>
-        <w:t xml:space="preserve"> pár sekúnd</w:t>
-      </w:r>
-      <w:r>
-        <w:t>, po ktorých</w:t>
-      </w:r>
-      <w:r>
-        <w:t xml:space="preserve"> sa hodiny vrátia</w:t>
-      </w:r>
-      <w:r>
-        <w:t xml:space="preserve"> späť</w:t>
-      </w:r>
-      <w:r>
-        <w:t xml:space="preserve"> k zobrazovaniu času.</w:t>
-      </w:r>
-      <w:r>
-        <w:rPr>
-          <w:rStyle w:val="Nadpis2Char"/>
-          <w:rFonts w:eastAsiaTheme="minorHAnsi" w:cstheme="minorBidi"/>
-          <w:b w:val="0"/>
-          <w:color w:val="auto"/>
-          <w:szCs w:val="24"/>
-        </w:rPr>
+        <w:t>Krátkym stlačením oboch tlačidiel sa zobrazí teplota okolia, ďalším stlačením dátum — oba údaje len na pár sekúnd</w:t>
+      </w:r>
+      <w:r>
+        <w:t>, po ktorých sa hodiny vrátia k zobraz</w:t>
+      </w:r>
+      <w:r>
+        <w:t>eniu</w:t>
+      </w:r>
+      <w:r>
+        <w:t xml:space="preserve"> času.</w:t>
+      </w:r>
+      <w:r>
         <w:br w:type="page"/>
       </w:r>
     </w:p>
@@ -7162,7 +7846,7 @@
           <w:szCs w:val="24"/>
         </w:rPr>
       </w:pPr>
-      <w:bookmarkStart w:id="9" w:name="_Toc230111771"/>
+      <w:bookmarkStart w:id="10" w:name="_Toc230184626"/>
       <w:r>
         <w:rPr>
           <w:rStyle w:val="Nadpis2Char"/>
@@ -7174,7 +7858,7 @@
         <w:lastRenderedPageBreak/>
         <w:t>Základné komponenty hodín</w:t>
       </w:r>
-      <w:bookmarkEnd w:id="9"/>
+      <w:bookmarkEnd w:id="10"/>
     </w:p>
     <w:p>
       <w:pPr>
@@ -9462,14 +10146,14 @@
       <w:r>
         <w:br/>
       </w:r>
-      <w:bookmarkStart w:id="10" w:name="_Toc230111772"/>
+      <w:bookmarkStart w:id="11" w:name="_Toc230184627"/>
       <w:r>
         <w:t xml:space="preserve">1. </w:t>
       </w:r>
       <w:r>
         <w:t>Poistka</w:t>
       </w:r>
-      <w:bookmarkEnd w:id="10"/>
+      <w:bookmarkEnd w:id="11"/>
     </w:p>
     <w:p>
       <w:pPr>
@@ -9485,7 +10169,13 @@
         <w:rPr>
           <w:rFonts w:cs="Courier New"/>
         </w:rPr>
-        <w:t>Jedná sa o hardvérovú ochranu pred nadprúdom</w:t>
+        <w:t xml:space="preserve">Ide </w:t>
+      </w:r>
+      <w:r>
+        <w:rPr>
+          <w:rFonts w:cs="Courier New"/>
+        </w:rPr>
+        <w:t>o hardvérovú ochranu pred nadprúdom</w:t>
       </w:r>
       <w:r>
         <w:rPr>
@@ -9546,7 +10236,7 @@
         </w:rPr>
         <w:br/>
       </w:r>
-      <w:bookmarkStart w:id="11" w:name="_Toc230111773"/>
+      <w:bookmarkStart w:id="12" w:name="_Toc230184628"/>
       <w:r>
         <w:rPr>
           <w:rStyle w:val="Nadpis2Char"/>
@@ -9554,7 +10244,7 @@
         </w:rPr>
         <w:t>2. Napájanie</w:t>
       </w:r>
-      <w:bookmarkEnd w:id="11"/>
+      <w:bookmarkEnd w:id="12"/>
     </w:p>
     <w:p>
       <w:pPr>
@@ -9600,7 +10290,7 @@
       <w:r>
         <w:br/>
       </w:r>
-      <w:bookmarkStart w:id="12" w:name="_Toc230111774"/>
+      <w:bookmarkStart w:id="13" w:name="_Toc230184629"/>
       <w:r>
         <w:t xml:space="preserve">3. </w:t>
       </w:r>
@@ -9610,7 +10300,7 @@
       <w:r>
         <w:t>eb</w:t>
       </w:r>
-      <w:bookmarkEnd w:id="12"/>
+      <w:bookmarkEnd w:id="13"/>
     </w:p>
     <w:p>
       <w:pPr>
@@ -9670,7 +10360,7 @@
       <w:pPr>
         <w:pStyle w:val="Nadpis2"/>
       </w:pPr>
-      <w:bookmarkStart w:id="13" w:name="_Toc230111775"/>
+      <w:bookmarkStart w:id="14" w:name="_Toc230184630"/>
       <w:r>
         <w:lastRenderedPageBreak/>
         <w:t>4</w:t>
@@ -9696,88 +10386,44 @@
       <w:r>
         <w:t>DCF77 prijímača</w:t>
       </w:r>
-      <w:bookmarkEnd w:id="13"/>
+      <w:bookmarkEnd w:id="14"/>
     </w:p>
     <w:p>
       <w:r>
-        <w:t>Doska hodín disponuje vlastným napäťovým regulátorom založeným na Zenerovej dióde. Jeho úlohou je vytvárať relatívne stabilné nastaviteľné napätie</w:t>
-      </w:r>
-      <w:r>
-        <w:t xml:space="preserve"> (v rozsahu od 1,1 V po 3,6 V)</w:t>
-      </w:r>
-      <w:r>
-        <w:t xml:space="preserve"> pre DCF77 prijímač</w:t>
-      </w:r>
-      <w:r>
-        <w:t xml:space="preserve">, nakoľko existujú rôzne typy s rôznymi požiadavkami na </w:t>
-      </w:r>
-      <w:r>
-        <w:t xml:space="preserve">napájacie </w:t>
-      </w:r>
-      <w:r>
-        <w:t>napätie</w:t>
-      </w:r>
-      <w:r>
-        <w:t>.</w:t>
+        <w:t xml:space="preserve">Doska hodín disponuje vlastným napäťovým regulátorom </w:t>
+      </w:r>
+      <w:r>
+        <w:t>so</w:t>
+      </w:r>
+      <w:r>
+        <w:t xml:space="preserve"> Zenerov</w:t>
+      </w:r>
+      <w:r>
+        <w:t xml:space="preserve">ou </w:t>
+      </w:r>
+      <w:r>
+        <w:t>diód</w:t>
+      </w:r>
+      <w:r>
+        <w:t>ou</w:t>
+      </w:r>
+      <w:r>
+        <w:t>, ktorý vytvára nastaviteľné napätie (1,1 – 3,6 V) pre DCF77 prijímač — rôzne typy prijímačov totiž vyžadujú rôzne napájacie napätie.</w:t>
       </w:r>
     </w:p>
     <w:p>
       <w:r>
-        <w:t>Výstupné napätie regulátora sa nastavuje pomocou trimmera</w:t>
-      </w:r>
-      <w:r>
-        <w:t xml:space="preserve">, </w:t>
+        <w:t xml:space="preserve">Výstupné napätie regulátora sa nastavuje pomocou trimmera. S trimmerom manipulujte len v nevyhnutných prípadoch (napr. pri výmene prijímača) — </w:t>
       </w:r>
       <w:r>
         <w:rPr>
           <w:b/>
           <w:bCs/>
         </w:rPr>
-        <w:t>avšak silno neodporúčame manipulovať s týmto trimm</w:t>
-      </w:r>
-      <w:r>
-        <w:rPr>
-          <w:b/>
-          <w:bCs/>
-        </w:rPr>
-        <w:t>e</w:t>
-      </w:r>
-      <w:r>
-        <w:rPr>
-          <w:b/>
-          <w:bCs/>
-        </w:rPr>
-        <w:t>rom pokiaľ to nie je nevyhnutné</w:t>
-      </w:r>
-      <w:r>
-        <w:t xml:space="preserve"> (napr. pri zmene prijímača a</w:t>
-      </w:r>
-      <w:r>
-        <w:t> </w:t>
-      </w:r>
-      <w:r>
-        <w:t>pod</w:t>
+        <w:t>nesprávne nastavenie môže viesť k trvalému poškodeniu prijímača</w:t>
       </w:r>
       <w:r>
         <w:t>.</w:t>
-      </w:r>
-      <w:r>
-        <w:t>)</w:t>
-      </w:r>
-      <w:r>
-        <w:t>, inak môže dôjsť k trvalému poškodeniu pr</w:t>
-      </w:r>
-      <w:r>
-        <w:t>i</w:t>
-      </w:r>
-      <w:r>
-        <w:t>j</w:t>
-      </w:r>
-      <w:r>
-        <w:t>í</w:t>
-      </w:r>
-      <w:r>
-        <w:t>mača.</w:t>
       </w:r>
     </w:p>
     <w:p/>
@@ -9785,21 +10431,71 @@
       <w:pPr>
         <w:pStyle w:val="Nadpis2"/>
       </w:pPr>
-      <w:bookmarkStart w:id="14" w:name="_Toc230111776"/>
+      <w:bookmarkStart w:id="15" w:name="_Toc230184631"/>
       <w:r>
         <w:t>5. Prepojka nastavujúca napäťový zdroj DCF77 prijímača</w:t>
       </w:r>
-      <w:bookmarkEnd w:id="14"/>
+      <w:bookmarkEnd w:id="15"/>
     </w:p>
     <w:p>
       <w:r>
-        <w:t>V prípade potreby sa dá regulátor</w:t>
-      </w:r>
-      <w:r>
-        <w:t xml:space="preserve"> (4)</w:t>
-      </w:r>
-      <w:r>
-        <w:t xml:space="preserve"> pomocou prepojky obísť úplne a napájať DCF77 prijímač priamo z napájacieho zdroja samotných hodín (5V).</w:t>
+        <w:t>V prípade potreby sa dá regulátor (4) prepojkou obísť</w:t>
+      </w:r>
+      <w:r>
+        <w:t xml:space="preserve"> úplne</w:t>
+      </w:r>
+      <w:r>
+        <w:t xml:space="preserve"> a napájať prijímač priamo z</w:t>
+      </w:r>
+      <w:r>
+        <w:t>o zdroja hodín (</w:t>
+      </w:r>
+      <w:r>
+        <w:t>5 V</w:t>
+      </w:r>
+      <w:r>
+        <w:t>)</w:t>
+      </w:r>
+      <w:r>
+        <w:t xml:space="preserve">. </w:t>
+      </w:r>
+      <w:r>
+        <w:rPr>
+          <w:b/>
+          <w:bCs/>
+        </w:rPr>
+        <w:t xml:space="preserve">Pozor — priame napájanie </w:t>
+      </w:r>
+      <w:r>
+        <w:rPr>
+          <w:b/>
+          <w:bCs/>
+        </w:rPr>
+        <w:t xml:space="preserve">môže </w:t>
+      </w:r>
+      <w:r>
+        <w:rPr>
+          <w:b/>
+          <w:bCs/>
+        </w:rPr>
+        <w:t>poškod</w:t>
+      </w:r>
+      <w:r>
+        <w:rPr>
+          <w:b/>
+          <w:bCs/>
+        </w:rPr>
+        <w:t>iť</w:t>
+      </w:r>
+      <w:r>
+        <w:rPr>
+          <w:b/>
+          <w:bCs/>
+        </w:rPr>
+        <w:t xml:space="preserve"> prijímač s nižším napájacím napätím ako 5 V</w:t>
+      </w:r>
+      <w:r>
+        <w:t>.</w:t>
       </w:r>
     </w:p>
     <w:p/>
@@ -9807,21 +10503,39 @@
       <w:pPr>
         <w:pStyle w:val="Nadpis2"/>
       </w:pPr>
-      <w:bookmarkStart w:id="15" w:name="_Toc230111777"/>
+      <w:bookmarkStart w:id="16" w:name="_Toc230184632"/>
       <w:r>
         <w:t>6. Svetelný senzor pre automatické prispôsobenie jasu</w:t>
       </w:r>
-      <w:bookmarkEnd w:id="15"/>
+      <w:bookmarkEnd w:id="16"/>
     </w:p>
     <w:p>
       <w:r>
         <w:t>Hodiny</w:t>
       </w:r>
       <w:r>
-        <w:t xml:space="preserve"> si dokážu regulovať jas displeja na základe okolitého svetla (napr. cez deň je žiaduce aby displej svietil silnejšie ako v noci).</w:t>
-      </w:r>
-      <w:r>
-        <w:t xml:space="preserve"> Túto funkciu je možné vypnúť v</w:t>
+        <w:t xml:space="preserve"> si dokážu regulovať jas displeja na základe okolitého svetla (napr. cez deň je žiaduce</w:t>
+      </w:r>
+      <w:r>
+        <w:t>,</w:t>
+      </w:r>
+      <w:r>
+        <w:t xml:space="preserve"> aby displej svietil silnejšie ako v noci).</w:t>
+      </w:r>
+      <w:r>
+        <w:t xml:space="preserve"> </w:t>
+      </w:r>
+      <w:r>
+        <w:t>Pri zapnutom automatickom jas</w:t>
+      </w:r>
+      <w:r>
+        <w:t>e</w:t>
+      </w:r>
+      <w:r>
+        <w:t xml:space="preserve"> nejde nastavovať jas manuálne. </w:t>
+      </w:r>
+      <w:r>
+        <w:t>Túto funkciu je možné vypnúť v</w:t>
       </w:r>
       <w:r>
         <w:t> </w:t>
@@ -9844,36 +10558,33 @@
           <w:u w:val="single"/>
         </w:rPr>
       </w:pPr>
-      <w:bookmarkStart w:id="16" w:name="_Toc230111778"/>
+      <w:bookmarkStart w:id="17" w:name="_Toc230184633"/>
       <w:r>
         <w:t xml:space="preserve">7. Senzor prúdového odberu </w:t>
       </w:r>
       <w:r>
         <w:t>displeja</w:t>
       </w:r>
-      <w:bookmarkEnd w:id="16"/>
+      <w:bookmarkEnd w:id="17"/>
     </w:p>
     <w:p>
       <w:r>
-        <w:t>V rámci ochrany hodín aj numitronov používame priemyselný  prúdový senzor s presnosťou 0,5%. Na základe údajov z tohto senzora mikrokontr</w:t>
-      </w:r>
-      <w:r>
-        <w:t>o</w:t>
-      </w:r>
-      <w:r>
-        <w:t>l</w:t>
-      </w:r>
-      <w:r>
-        <w:t>é</w:t>
-      </w:r>
-      <w:r>
-        <w:t>r hodín vie detegovať chyby displeja (napr. vypálen</w:t>
-      </w:r>
-      <w:r>
-        <w:t xml:space="preserve">é vlákno </w:t>
-      </w:r>
-      <w:r>
-        <w:t>numitronu alebo skrat) a následne hodiny bezpečne odstaviť.</w:t>
+        <w:t xml:space="preserve">V rámci ochrany hodín aj numitronov používame priemyselný  prúdový senzor s presnosťou 0,5%. </w:t>
+      </w:r>
+      <w:r>
+        <w:t xml:space="preserve">Tento senzor umožňuje mikrokontroléru rozpoznať chyby displeja, napríklad vypálené vlákno alebo skrat, a potom </w:t>
+      </w:r>
+      <w:r>
+        <w:t xml:space="preserve">displej </w:t>
+      </w:r>
+      <w:r>
+        <w:t>hod</w:t>
+      </w:r>
+      <w:r>
+        <w:t>ín</w:t>
+      </w:r>
+      <w:r>
+        <w:t xml:space="preserve"> bezpečne vypnúť.</w:t>
       </w:r>
     </w:p>
     <w:p>
@@ -9891,11 +10602,12 @@
       <w:pPr>
         <w:pStyle w:val="Nadpis2"/>
       </w:pPr>
-      <w:bookmarkStart w:id="17" w:name="_Toc230111779"/>
+      <w:bookmarkStart w:id="18" w:name="_Toc230184634"/>
       <w:r>
         <w:rPr>
           <w:noProof/>
         </w:rPr>
+        <w:lastRenderedPageBreak/>
         <mc:AlternateContent>
           <mc:Choice Requires="wps">
             <w:drawing>
@@ -10074,11 +10786,32 @@
         </w:rPr>
         <w:t>Tlačidlo RESET</w:t>
       </w:r>
-      <w:bookmarkEnd w:id="17"/>
+      <w:bookmarkEnd w:id="18"/>
     </w:p>
     <w:p>
       <w:r>
-        <w:t>Krátkym stlačením tlačidla sa hodiny reštartujú. Ak tlačidlo podržíte počas celého spúšťania zariadenia, obnovia sa výrobné nastavenia.</w:t>
+        <w:t>Krátkym stlačením tlačidla sa hodiny reštartujú. Ak tlačidlo podržíte počas celého spúšťania zariadenia</w:t>
+      </w:r>
+      <w:r>
+        <w:t xml:space="preserve"> (indikovaného žltou farbou indikačnej LED</w:t>
+      </w:r>
+      <w:r>
+        <w:t>, viď stran</w:t>
+      </w:r>
+      <w:r>
+        <w:t>u</w:t>
+      </w:r>
+      <w:r>
+        <w:t xml:space="preserve"> 16</w:t>
+      </w:r>
+      <w:r>
+        <w:t>)</w:t>
+      </w:r>
+      <w:r>
+        <w:t>, obnovia sa výrobné nastaveni</w:t>
+      </w:r>
+      <w:r>
+        <w:t>a.</w:t>
       </w:r>
     </w:p>
     <w:p>
@@ -10096,7 +10829,7 @@
           <w:b/>
         </w:rPr>
       </w:pPr>
-      <w:bookmarkStart w:id="18" w:name="_Toc230111780"/>
+      <w:bookmarkStart w:id="19" w:name="_Toc230184635"/>
       <w:r>
         <w:rPr>
           <w:rStyle w:val="Nadpis2Char"/>
@@ -10132,7 +10865,7 @@
         </w:rPr>
         <w:t>r</w:t>
       </w:r>
-      <w:bookmarkEnd w:id="18"/>
+      <w:bookmarkEnd w:id="19"/>
     </w:p>
     <w:p>
       <w:pPr>
@@ -10367,7 +11100,7 @@
       <w:pPr>
         <w:pStyle w:val="Nadpis2"/>
       </w:pPr>
-      <w:bookmarkStart w:id="19" w:name="_Toc230111781"/>
+      <w:bookmarkStart w:id="20" w:name="_Toc230184636"/>
       <w:r>
         <w:rPr>
           <w:rFonts w:cs="Courier New"/>
@@ -10461,7 +11194,7 @@
       <w:r>
         <w:t>Záložná batéria</w:t>
       </w:r>
-      <w:bookmarkEnd w:id="19"/>
+      <w:bookmarkEnd w:id="20"/>
     </w:p>
     <w:p>
       <w:pPr>
@@ -10538,12 +11271,14 @@
       <w:pPr>
         <w:pStyle w:val="Nadpis2"/>
       </w:pPr>
+      <w:bookmarkStart w:id="21" w:name="_Toc230184637"/>
       <w:r>
         <w:t xml:space="preserve">11. </w:t>
       </w:r>
       <w:r>
         <w:t>UART zbernica</w:t>
       </w:r>
+      <w:bookmarkEnd w:id="21"/>
     </w:p>
     <w:p>
       <w:r>
@@ -10563,10 +11298,12 @@
       <w:pPr>
         <w:pStyle w:val="Nadpis2"/>
       </w:pPr>
+      <w:bookmarkStart w:id="22" w:name="_Toc230184638"/>
       <w:r>
         <w:lastRenderedPageBreak/>
         <w:t>12. ICSP zbernica</w:t>
       </w:r>
+      <w:bookmarkEnd w:id="22"/>
     </w:p>
     <w:p>
       <w:r>
@@ -10580,12 +11317,13 @@
       <w:r>
         <w:br/>
       </w:r>
+      <w:bookmarkStart w:id="23" w:name="_Toc230184639"/>
       <w:r>
         <w:t>Nočný režim</w:t>
       </w:r>
+      <w:bookmarkEnd w:id="23"/>
     </w:p>
     <w:p>
-      <w:bookmarkStart w:id="20" w:name="_Toc230111782"/>
       <w:r>
         <w:t>Režim, v ktorom je displej vypnutý, zatiaľ čo hodiny zostávajú zapnuté. Stlačením ľubovoľného tlačidla</w:t>
       </w:r>
@@ -10609,14 +11347,14 @@
       <w:r>
         <w:br/>
       </w:r>
+      <w:bookmarkStart w:id="24" w:name="_Toc230184640"/>
       <w:r>
         <w:t>Úložný priestor</w:t>
       </w:r>
-      <w:bookmarkEnd w:id="20"/>
+      <w:bookmarkEnd w:id="24"/>
     </w:p>
     <w:p>
       <w:pPr>
-        <w:pStyle w:val="Nadpis2"/>
         <w:jc w:val="center"/>
       </w:pPr>
       <w:r>
@@ -10624,9 +11362,9 @@
           <w:noProof/>
         </w:rPr>
         <w:drawing>
-          <wp:inline distT="0" distB="0" distL="0" distR="0" wp14:anchorId="489B5088" wp14:editId="1AAF9ED8">
-            <wp:extent cx="4102100" cy="1311920"/>
-            <wp:effectExtent l="0" t="0" r="0" b="2540"/>
+          <wp:inline distT="0" distB="0" distL="0" distR="0" wp14:anchorId="489B5088" wp14:editId="126C9289">
+            <wp:extent cx="3853543" cy="1232427"/>
+            <wp:effectExtent l="0" t="0" r="0" b="6350"/>
             <wp:docPr id="21665932" name="Obrázek 1"/>
             <wp:cNvGraphicFramePr>
               <a:graphicFrameLocks xmlns:a="http://schemas.openxmlformats.org/drawingml/2006/main" noChangeAspect="1"/>
@@ -10647,7 +11385,7 @@
                   <pic:spPr>
                     <a:xfrm>
                       <a:off x="0" y="0"/>
-                      <a:ext cx="4146720" cy="1326190"/>
+                      <a:ext cx="3926109" cy="1255635"/>
                     </a:xfrm>
                     <a:prstGeom prst="rect">
                       <a:avLst/>
@@ -10667,35 +11405,31 @@
           <w:sz w:val="20"/>
           <w:szCs w:val="20"/>
         </w:rPr>
-        <w:t>Obr</w:t>
+        <w:t xml:space="preserve">Obr. </w:t>
       </w:r>
       <w:r>
         <w:rPr>
           <w:sz w:val="20"/>
           <w:szCs w:val="20"/>
         </w:rPr>
-        <w:t xml:space="preserve">. </w:t>
+        <w:t>5</w:t>
       </w:r>
       <w:r>
         <w:rPr>
           <w:sz w:val="20"/>
           <w:szCs w:val="20"/>
         </w:rPr>
-        <w:t>5</w:t>
+        <w:t xml:space="preserve"> </w:t>
       </w:r>
       <w:r>
         <w:rPr>
           <w:sz w:val="20"/>
           <w:szCs w:val="20"/>
         </w:rPr>
-        <w:t xml:space="preserve"> </w:t>
-      </w:r>
-      <w:r>
-        <w:rPr>
-          <w:sz w:val="20"/>
-          <w:szCs w:val="20"/>
-        </w:rPr>
-        <w:t>Podstavec hodín s odkrytým predným krytom, uchyteným magnetmi, ktorý odhaľuje úložný priestor.</w:t>
+        <w:t>Podstavec hodín s odkrytým predným krytom, uchyteným magnetmi, ktorý odhaľuje úložný priestor</w:t>
+      </w:r>
+      <w:r>
+        <w:t>.</w:t>
       </w:r>
     </w:p>
     <w:p>
@@ -10975,7 +11709,7 @@
       <w:pPr>
         <w:pStyle w:val="Nadpis1"/>
       </w:pPr>
-      <w:bookmarkStart w:id="21" w:name="_Toc230111783"/>
+      <w:bookmarkStart w:id="25" w:name="_Toc230184641"/>
       <w:r>
         <w:t>Pr</w:t>
       </w:r>
@@ -10991,7 +11725,7 @@
       <w:r>
         <w:t>mač DCF77</w:t>
       </w:r>
-      <w:bookmarkEnd w:id="21"/>
+      <w:bookmarkEnd w:id="25"/>
     </w:p>
     <w:p>
       <w:pPr>
@@ -11185,7 +11919,7 @@
       <w:pPr>
         <w:pStyle w:val="Nadpis2"/>
       </w:pPr>
-      <w:bookmarkStart w:id="22" w:name="_Toc230111784"/>
+      <w:bookmarkStart w:id="26" w:name="_Toc230184642"/>
       <w:r>
         <w:lastRenderedPageBreak/>
         <w:t>O</w:t>
@@ -11193,7 +11927,7 @@
       <w:r>
         <w:t>rientácia prijímača</w:t>
       </w:r>
-      <w:bookmarkEnd w:id="22"/>
+      <w:bookmarkEnd w:id="26"/>
     </w:p>
     <w:p>
       <w:r>
@@ -11528,7 +12262,7 @@
       <w:pPr>
         <w:pStyle w:val="Nadpis2"/>
       </w:pPr>
-      <w:bookmarkStart w:id="23" w:name="_Toc230111785"/>
+      <w:bookmarkStart w:id="27" w:name="_Toc230184643"/>
       <w:r>
         <w:t>Automatick</w:t>
       </w:r>
@@ -11544,7 +12278,7 @@
       <w:r>
         <w:t>hodín</w:t>
       </w:r>
-      <w:bookmarkEnd w:id="23"/>
+      <w:bookmarkEnd w:id="27"/>
     </w:p>
     <w:p>
       <w:r>
@@ -11558,12 +12292,12 @@
       <w:pPr>
         <w:pStyle w:val="Nadpis2"/>
       </w:pPr>
-      <w:bookmarkStart w:id="24" w:name="_Toc230111786"/>
+      <w:bookmarkStart w:id="28" w:name="_Toc230184644"/>
       <w:r>
         <w:lastRenderedPageBreak/>
         <w:t>Stavy indikačnej LED</w:t>
       </w:r>
-      <w:bookmarkEnd w:id="24"/>
+      <w:bookmarkEnd w:id="28"/>
     </w:p>
     <w:p>
       <w:r>
@@ -12278,7 +13012,13 @@
         <w:rPr>
           <w:rFonts w:cs="Courier New"/>
         </w:rPr>
-        <w:t xml:space="preserve">indikačnej LED </w:t>
+        <w:t>indikačnej LED</w:t>
+      </w:r>
+      <w:r>
+        <w:rPr>
+          <w:rFonts w:cs="Courier New"/>
+        </w:rPr>
+        <w:t xml:space="preserve">, aby bola menej rušivá, </w:t>
       </w:r>
       <w:r>
         <w:rPr>
@@ -12334,12 +13074,12 @@
       <w:pPr>
         <w:pStyle w:val="Nadpis2"/>
       </w:pPr>
-      <w:bookmarkStart w:id="25" w:name="_Toc230111787"/>
+      <w:bookmarkStart w:id="29" w:name="_Toc230184645"/>
       <w:r>
         <w:lastRenderedPageBreak/>
         <w:t>Numitronový displej a jeho životnosť</w:t>
       </w:r>
-      <w:bookmarkEnd w:id="25"/>
+      <w:bookmarkEnd w:id="29"/>
     </w:p>
     <w:p>
       <w:r>
@@ -12542,7 +13282,118 @@
         <mc:AlternateContent>
           <mc:Choice Requires="wps">
             <w:drawing>
-              <wp:anchor distT="0" distB="0" distL="114300" distR="114300" simplePos="0" relativeHeight="251809792" behindDoc="0" locked="0" layoutInCell="1" allowOverlap="1" wp14:anchorId="341E5036" wp14:editId="21B37EB1">
+              <wp:anchor distT="0" distB="0" distL="114300" distR="114300" simplePos="0" relativeHeight="251812864" behindDoc="0" locked="0" layoutInCell="1" allowOverlap="1" wp14:anchorId="2CF3BC17" wp14:editId="65260FF4">
+                <wp:simplePos x="0" y="0"/>
+                <wp:positionH relativeFrom="column">
+                  <wp:posOffset>3086735</wp:posOffset>
+                </wp:positionH>
+                <wp:positionV relativeFrom="paragraph">
+                  <wp:posOffset>932180</wp:posOffset>
+                </wp:positionV>
+                <wp:extent cx="838200" cy="371475"/>
+                <wp:effectExtent l="0" t="0" r="0" b="0"/>
+                <wp:wrapNone/>
+                <wp:docPr id="1601367130" name="Textové pole 69"/>
+                <wp:cNvGraphicFramePr/>
+                <a:graphic xmlns:a="http://schemas.openxmlformats.org/drawingml/2006/main">
+                  <a:graphicData uri="http://schemas.microsoft.com/office/word/2010/wordprocessingShape">
+                    <wps:wsp>
+                      <wps:cNvSpPr txBox="1"/>
+                      <wps:spPr>
+                        <a:xfrm>
+                          <a:off x="0" y="0"/>
+                          <a:ext cx="838200" cy="371475"/>
+                        </a:xfrm>
+                        <a:prstGeom prst="rect">
+                          <a:avLst/>
+                        </a:prstGeom>
+                        <a:noFill/>
+                        <a:ln w="6350">
+                          <a:noFill/>
+                        </a:ln>
+                      </wps:spPr>
+                      <wps:txbx>
+                        <w:txbxContent>
+                          <w:p>
+                            <w:pPr>
+                              <w:rPr>
+                                <w:rFonts w:ascii="JetBrains Mono ExtraBold" w:hAnsi="JetBrains Mono ExtraBold" w:cs="JetBrains Mono ExtraBold"/>
+                                <w:sz w:val="16"/>
+                                <w:szCs w:val="16"/>
+                                <w:lang w:val="cs-CZ"/>
+                              </w:rPr>
+                            </w:pPr>
+                            <w:r>
+                              <w:rPr>
+                                <w:rFonts w:ascii="JetBrains Mono ExtraBold" w:hAnsi="JetBrains Mono ExtraBold" w:cs="JetBrains Mono ExtraBold"/>
+                                <w:sz w:val="16"/>
+                                <w:szCs w:val="16"/>
+                                <w:lang w:val="cs-CZ"/>
+                              </w:rPr>
+                              <w:t>Jasnosť</w:t>
+                            </w:r>
+                          </w:p>
+                        </w:txbxContent>
+                      </wps:txbx>
+                      <wps:bodyPr rot="0" spcFirstLastPara="0" vertOverflow="overflow" horzOverflow="overflow" vert="horz" wrap="square" lIns="91440" tIns="45720" rIns="91440" bIns="45720" numCol="1" spcCol="0" rtlCol="0" fromWordArt="0" anchor="t" anchorCtr="0" forceAA="0" compatLnSpc="1">
+                        <a:prstTxWarp prst="textNoShape">
+                          <a:avLst/>
+                        </a:prstTxWarp>
+                        <a:noAutofit/>
+                      </wps:bodyPr>
+                    </wps:wsp>
+                  </a:graphicData>
+                </a:graphic>
+                <wp14:sizeRelH relativeFrom="margin">
+                  <wp14:pctWidth>0</wp14:pctWidth>
+                </wp14:sizeRelH>
+                <wp14:sizeRelV relativeFrom="margin">
+                  <wp14:pctHeight>0</wp14:pctHeight>
+                </wp14:sizeRelV>
+              </wp:anchor>
+            </w:drawing>
+          </mc:Choice>
+          <mc:Fallback>
+            <w:pict>
+              <v:shape w14:anchorId="2CF3BC17" id="Textové pole 69" o:spid="_x0000_s1054" type="#_x0000_t202" style="position:absolute;left:0;text-align:left;margin-left:243.05pt;margin-top:73.4pt;width:66pt;height:29.25pt;z-index:251812864;visibility:visible;mso-wrap-style:square;mso-width-percent:0;mso-height-percent:0;mso-wrap-distance-left:9pt;mso-wrap-distance-top:0;mso-wrap-distance-right:9pt;mso-wrap-distance-bottom:0;mso-position-horizontal:absolute;mso-position-horizontal-relative:text;mso-position-vertical:absolute;mso-position-vertical-relative:text;mso-width-percent:0;mso-height-percent:0;mso-width-relative:margin;mso-height-relative:margin;v-text-anchor:top" o:gfxdata="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" filled="f" stroked="f" strokeweight=".5pt">
+                <v:textbox>
+                  <w:txbxContent>
+                    <w:p>
+                      <w:pPr>
+                        <w:rPr>
+                          <w:rFonts w:ascii="JetBrains Mono ExtraBold" w:hAnsi="JetBrains Mono ExtraBold" w:cs="JetBrains Mono ExtraBold"/>
+                          <w:sz w:val="16"/>
+                          <w:szCs w:val="16"/>
+                          <w:lang w:val="cs-CZ"/>
+                        </w:rPr>
+                      </w:pPr>
+                      <w:r>
+                        <w:rPr>
+                          <w:rFonts w:ascii="JetBrains Mono ExtraBold" w:hAnsi="JetBrains Mono ExtraBold" w:cs="JetBrains Mono ExtraBold"/>
+                          <w:sz w:val="16"/>
+                          <w:szCs w:val="16"/>
+                          <w:lang w:val="cs-CZ"/>
+                        </w:rPr>
+                        <w:t>Jasnosť</w:t>
+                      </w:r>
+                    </w:p>
+                  </w:txbxContent>
+                </v:textbox>
+              </v:shape>
+            </w:pict>
+          </mc:Fallback>
+        </mc:AlternateContent>
+      </w:r>
+      <w:r>
+        <w:rPr>
+          <w:noProof/>
+          <w:sz w:val="20"/>
+          <w:szCs w:val="20"/>
+        </w:rPr>
+        <mc:AlternateContent>
+          <mc:Choice Requires="wps">
+            <w:drawing>
+              <wp:anchor distT="0" distB="0" distL="114300" distR="114300" simplePos="0" relativeHeight="251809792" behindDoc="0" locked="0" layoutInCell="1" allowOverlap="1" wp14:anchorId="341E5036" wp14:editId="598F02D5">
                 <wp:simplePos x="0" y="0"/>
                 <wp:positionH relativeFrom="column">
                   <wp:posOffset>1349375</wp:posOffset>
@@ -12678,7 +13529,7 @@
           </mc:Choice>
           <mc:Fallback>
             <w:pict>
-              <v:shape w14:anchorId="341E5036" id="Textové pole 66" o:spid="_x0000_s1054" type="#_x0000_t202" style="position:absolute;left:0;text-align:left;margin-left:106.25pt;margin-top:127.95pt;width:231pt;height:1in;z-index:251809792;visibility:visible;mso-wrap-style:square;mso-width-percent:0;mso-height-percent:0;mso-wrap-distance-left:9pt;mso-wrap-distance-top:0;mso-wrap-distance-right:9pt;mso-wrap-distance-bottom:0;mso-position-horizontal:absolute;mso-position-horizontal-relative:text;mso-position-vertical:absolute;mso-position-vertical-relative:text;mso-width-percent:0;mso-height-percent:0;mso-width-relative:margin;mso-height-relative:margin;v-text-anchor:top" o:gfxdata="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" filled="f" stroked="f" strokeweight=".5pt">
+              <v:shape w14:anchorId="341E5036" id="Textové pole 66" o:spid="_x0000_s1055" type="#_x0000_t202" style="position:absolute;left:0;text-align:left;margin-left:106.25pt;margin-top:127.95pt;width:231pt;height:1in;z-index:251809792;visibility:visible;mso-wrap-style:square;mso-width-percent:0;mso-height-percent:0;mso-wrap-distance-left:9pt;mso-wrap-distance-top:0;mso-wrap-distance-right:9pt;mso-wrap-distance-bottom:0;mso-position-horizontal:absolute;mso-position-horizontal-relative:text;mso-position-vertical:absolute;mso-position-vertical-relative:text;mso-width-percent:0;mso-height-percent:0;mso-width-relative:margin;mso-height-relative:margin;v-text-anchor:top" o:gfxdata="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" filled="f" stroked="f" strokeweight=".5pt">
                 <v:textbox>
                   <w:txbxContent>
                     <w:p>
@@ -12761,117 +13612,6 @@
                           <w:lang w:val="cs-CZ"/>
                         </w:rPr>
                         <w:t>a</w:t>
-                      </w:r>
-                    </w:p>
-                  </w:txbxContent>
-                </v:textbox>
-              </v:shape>
-            </w:pict>
-          </mc:Fallback>
-        </mc:AlternateContent>
-      </w:r>
-      <w:r>
-        <w:rPr>
-          <w:noProof/>
-          <w:sz w:val="20"/>
-          <w:szCs w:val="20"/>
-        </w:rPr>
-        <mc:AlternateContent>
-          <mc:Choice Requires="wps">
-            <w:drawing>
-              <wp:anchor distT="0" distB="0" distL="114300" distR="114300" simplePos="0" relativeHeight="251812864" behindDoc="0" locked="0" layoutInCell="1" allowOverlap="1" wp14:anchorId="2CF3BC17" wp14:editId="386B0DB8">
-                <wp:simplePos x="0" y="0"/>
-                <wp:positionH relativeFrom="column">
-                  <wp:posOffset>3081020</wp:posOffset>
-                </wp:positionH>
-                <wp:positionV relativeFrom="paragraph">
-                  <wp:posOffset>911225</wp:posOffset>
-                </wp:positionV>
-                <wp:extent cx="838200" cy="371475"/>
-                <wp:effectExtent l="0" t="0" r="0" b="0"/>
-                <wp:wrapNone/>
-                <wp:docPr id="1601367130" name="Textové pole 69"/>
-                <wp:cNvGraphicFramePr/>
-                <a:graphic xmlns:a="http://schemas.openxmlformats.org/drawingml/2006/main">
-                  <a:graphicData uri="http://schemas.microsoft.com/office/word/2010/wordprocessingShape">
-                    <wps:wsp>
-                      <wps:cNvSpPr txBox="1"/>
-                      <wps:spPr>
-                        <a:xfrm>
-                          <a:off x="0" y="0"/>
-                          <a:ext cx="838200" cy="371475"/>
-                        </a:xfrm>
-                        <a:prstGeom prst="rect">
-                          <a:avLst/>
-                        </a:prstGeom>
-                        <a:noFill/>
-                        <a:ln w="6350">
-                          <a:noFill/>
-                        </a:ln>
-                      </wps:spPr>
-                      <wps:txbx>
-                        <w:txbxContent>
-                          <w:p>
-                            <w:pPr>
-                              <w:rPr>
-                                <w:rFonts w:ascii="JetBrains Mono ExtraBold" w:hAnsi="JetBrains Mono ExtraBold" w:cs="JetBrains Mono ExtraBold"/>
-                                <w:sz w:val="16"/>
-                                <w:szCs w:val="16"/>
-                                <w:lang w:val="cs-CZ"/>
-                              </w:rPr>
-                            </w:pPr>
-                            <w:r>
-                              <w:rPr>
-                                <w:rFonts w:ascii="JetBrains Mono ExtraBold" w:hAnsi="JetBrains Mono ExtraBold" w:cs="JetBrains Mono ExtraBold"/>
-                                <w:sz w:val="16"/>
-                                <w:szCs w:val="16"/>
-                                <w:lang w:val="cs-CZ"/>
-                              </w:rPr>
-                              <w:t>Jasnosť</w:t>
-                            </w:r>
-                          </w:p>
-                        </w:txbxContent>
-                      </wps:txbx>
-                      <wps:bodyPr rot="0" spcFirstLastPara="0" vertOverflow="overflow" horzOverflow="overflow" vert="horz" wrap="square" lIns="91440" tIns="45720" rIns="91440" bIns="45720" numCol="1" spcCol="0" rtlCol="0" fromWordArt="0" anchor="t" anchorCtr="0" forceAA="0" compatLnSpc="1">
-                        <a:prstTxWarp prst="textNoShape">
-                          <a:avLst/>
-                        </a:prstTxWarp>
-                        <a:noAutofit/>
-                      </wps:bodyPr>
-                    </wps:wsp>
-                  </a:graphicData>
-                </a:graphic>
-                <wp14:sizeRelH relativeFrom="margin">
-                  <wp14:pctWidth>0</wp14:pctWidth>
-                </wp14:sizeRelH>
-                <wp14:sizeRelV relativeFrom="margin">
-                  <wp14:pctHeight>0</wp14:pctHeight>
-                </wp14:sizeRelV>
-              </wp:anchor>
-            </w:drawing>
-          </mc:Choice>
-          <mc:Fallback>
-            <w:pict>
-              <v:shape w14:anchorId="2CF3BC17" id="Textové pole 69" o:spid="_x0000_s1055" type="#_x0000_t202" style="position:absolute;left:0;text-align:left;margin-left:242.6pt;margin-top:71.75pt;width:66pt;height:29.25pt;z-index:251812864;visibility:visible;mso-wrap-style:square;mso-width-percent:0;mso-height-percent:0;mso-wrap-distance-left:9pt;mso-wrap-distance-top:0;mso-wrap-distance-right:9pt;mso-wrap-distance-bottom:0;mso-position-horizontal:absolute;mso-position-horizontal-relative:text;mso-position-vertical:absolute;mso-position-vertical-relative:text;mso-width-percent:0;mso-height-percent:0;mso-width-relative:margin;mso-height-relative:margin;v-text-anchor:top" o:gfxdata="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" filled="f" stroked="f" strokeweight=".5pt">
-                <v:textbox>
-                  <w:txbxContent>
-                    <w:p>
-                      <w:pPr>
-                        <w:rPr>
-                          <w:rFonts w:ascii="JetBrains Mono ExtraBold" w:hAnsi="JetBrains Mono ExtraBold" w:cs="JetBrains Mono ExtraBold"/>
-                          <w:sz w:val="16"/>
-                          <w:szCs w:val="16"/>
-                          <w:lang w:val="cs-CZ"/>
-                        </w:rPr>
-                      </w:pPr>
-                      <w:r>
-                        <w:rPr>
-                          <w:rFonts w:ascii="JetBrains Mono ExtraBold" w:hAnsi="JetBrains Mono ExtraBold" w:cs="JetBrains Mono ExtraBold"/>
-                          <w:sz w:val="16"/>
-                          <w:szCs w:val="16"/>
-                          <w:lang w:val="cs-CZ"/>
-                        </w:rPr>
-                        <w:t>Jasnosť</w:t>
                       </w:r>
                     </w:p>
                   </w:txbxContent>
@@ -13498,12 +14238,12 @@
       <w:pPr>
         <w:pStyle w:val="Nadpis2"/>
       </w:pPr>
-      <w:bookmarkStart w:id="26" w:name="_Toc230111788"/>
+      <w:bookmarkStart w:id="30" w:name="_Toc230184646"/>
       <w:r>
         <w:lastRenderedPageBreak/>
         <w:t>Riešenie problémov</w:t>
       </w:r>
-      <w:bookmarkEnd w:id="26"/>
+      <w:bookmarkEnd w:id="30"/>
     </w:p>
     <w:tbl>
       <w:tblPr>
@@ -14064,11 +14804,11 @@
       <w:pPr>
         <w:pStyle w:val="Nadpis2"/>
       </w:pPr>
-      <w:bookmarkStart w:id="27" w:name="_Toc230111789"/>
+      <w:bookmarkStart w:id="31" w:name="_Toc230184647"/>
       <w:r>
         <w:t>Servis</w:t>
       </w:r>
-      <w:bookmarkEnd w:id="27"/>
+      <w:bookmarkEnd w:id="31"/>
     </w:p>
     <w:p>
       <w:pPr>
@@ -14289,7 +15029,7 @@
           <w:rFonts w:cs="Courier New"/>
         </w:rPr>
       </w:pPr>
-      <w:bookmarkStart w:id="28" w:name="_Toc230111790"/>
+      <w:bookmarkStart w:id="32" w:name="_Toc230184648"/>
       <w:r>
         <w:rPr>
           <w:noProof/>
@@ -14363,7 +15103,7 @@
       <w:r>
         <w:t>Autori projektu</w:t>
       </w:r>
-      <w:bookmarkEnd w:id="28"/>
+      <w:bookmarkEnd w:id="32"/>
     </w:p>
     <w:tbl>
       <w:tblPr>
@@ -15292,18 +16032,103 @@
         <mc:AlternateContent>
           <mc:Choice Requires="wps">
             <w:drawing>
-              <wp:anchor distT="0" distB="0" distL="114300" distR="114300" simplePos="0" relativeHeight="251801600" behindDoc="1" locked="0" layoutInCell="1" allowOverlap="1" wp14:anchorId="51546CF0" wp14:editId="6CA6DC36">
+              <wp:anchor distT="0" distB="0" distL="114300" distR="114300" simplePos="0" relativeHeight="251821056" behindDoc="1" locked="0" layoutInCell="1" allowOverlap="1" wp14:anchorId="4265174E" wp14:editId="5B1E6674">
                 <wp:simplePos x="0" y="0"/>
                 <wp:positionH relativeFrom="column">
-                  <wp:posOffset>-536575</wp:posOffset>
+                  <wp:posOffset>-554990</wp:posOffset>
                 </wp:positionH>
                 <wp:positionV relativeFrom="paragraph">
-                  <wp:posOffset>-680720</wp:posOffset>
+                  <wp:posOffset>1365885</wp:posOffset>
+                </wp:positionV>
+                <wp:extent cx="5574030" cy="918845"/>
+                <wp:effectExtent l="0" t="0" r="7620" b="0"/>
+                <wp:wrapNone/>
+                <wp:docPr id="1990107691" name="Ovál 48"/>
+                <wp:cNvGraphicFramePr/>
+                <a:graphic xmlns:a="http://schemas.openxmlformats.org/drawingml/2006/main">
+                  <a:graphicData uri="http://schemas.microsoft.com/office/word/2010/wordprocessingShape">
+                    <wps:wsp>
+                      <wps:cNvSpPr/>
+                      <wps:spPr>
+                        <a:xfrm>
+                          <a:off x="0" y="0"/>
+                          <a:ext cx="5574030" cy="918845"/>
+                        </a:xfrm>
+                        <a:prstGeom prst="ellipse">
+                          <a:avLst/>
+                        </a:prstGeom>
+                        <a:ln>
+                          <a:noFill/>
+                        </a:ln>
+                      </wps:spPr>
+                      <wps:style>
+                        <a:lnRef idx="2">
+                          <a:schemeClr val="accent1">
+                            <a:shade val="15000"/>
+                          </a:schemeClr>
+                        </a:lnRef>
+                        <a:fillRef idx="1">
+                          <a:schemeClr val="accent1"/>
+                        </a:fillRef>
+                        <a:effectRef idx="0">
+                          <a:schemeClr val="accent1"/>
+                        </a:effectRef>
+                        <a:fontRef idx="minor">
+                          <a:schemeClr val="lt1"/>
+                        </a:fontRef>
+                      </wps:style>
+                      <wps:bodyPr rot="0" spcFirstLastPara="0" vertOverflow="overflow" horzOverflow="overflow" vert="horz" wrap="square" lIns="91440" tIns="45720" rIns="91440" bIns="45720" numCol="1" spcCol="0" rtlCol="0" fromWordArt="0" anchor="ctr" anchorCtr="0" forceAA="0" compatLnSpc="1">
+                        <a:prstTxWarp prst="textNoShape">
+                          <a:avLst/>
+                        </a:prstTxWarp>
+                        <a:noAutofit/>
+                      </wps:bodyPr>
+                    </wps:wsp>
+                  </a:graphicData>
+                </a:graphic>
+                <wp14:sizeRelH relativeFrom="margin">
+                  <wp14:pctWidth>0</wp14:pctWidth>
+                </wp14:sizeRelH>
+                <wp14:sizeRelV relativeFrom="margin">
+                  <wp14:pctHeight>0</wp14:pctHeight>
+                </wp14:sizeRelV>
+              </wp:anchor>
+            </w:drawing>
+          </mc:Choice>
+          <mc:Fallback>
+            <w:pict>
+              <v:oval w14:anchorId="6C1460DC" id="Ovál 48" o:spid="_x0000_s1026" style="position:absolute;margin-left:-43.7pt;margin-top:107.55pt;width:438.9pt;height:72.35pt;z-index:-251495424;visibility:visible;mso-wrap-style:square;mso-width-percent:0;mso-height-percent:0;mso-wrap-distance-left:9pt;mso-wrap-distance-top:0;mso-wrap-distance-right:9pt;mso-wrap-distance-bottom:0;mso-position-horizontal:absolute;mso-position-horizontal-relative:text;mso-position-vertical:absolute;mso-position-vertical-relative:text;mso-width-percent:0;mso-height-percent:0;mso-width-relative:margin;mso-height-relative:margin;v-text-anchor:middle" o:gfxdata="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" fillcolor="#a5b592 [3204]" stroked="f" strokeweight="1pt">
+                <v:stroke joinstyle="miter"/>
+              </v:oval>
+            </w:pict>
+          </mc:Fallback>
+        </mc:AlternateContent>
+      </w:r>
+      <w:r>
+        <w:rPr>
+          <w:rFonts w:cs="Courier New"/>
+          <w:b/>
+          <w:bCs/>
+          <w:noProof/>
+          <w:color w:val="FFFFFF" w:themeColor="background1"/>
+          <w:sz w:val="48"/>
+          <w:szCs w:val="48"/>
+        </w:rPr>
+        <mc:AlternateContent>
+          <mc:Choice Requires="wps">
+            <w:drawing>
+              <wp:anchor distT="0" distB="0" distL="114300" distR="114300" simplePos="0" relativeHeight="251820032" behindDoc="1" locked="0" layoutInCell="1" allowOverlap="1" wp14:anchorId="40DA19B5" wp14:editId="40BCBE89">
+                <wp:simplePos x="0" y="0"/>
+                <wp:positionH relativeFrom="column">
+                  <wp:posOffset>-560705</wp:posOffset>
+                </wp:positionH>
+                <wp:positionV relativeFrom="paragraph">
+                  <wp:posOffset>-596265</wp:posOffset>
                 </wp:positionV>
                 <wp:extent cx="5474970" cy="2307590"/>
                 <wp:effectExtent l="0" t="0" r="0" b="0"/>
                 <wp:wrapNone/>
-                <wp:docPr id="1118938566" name="Obdélník 47"/>
+                <wp:docPr id="1316439692" name="Obdélník 47"/>
                 <wp:cNvGraphicFramePr/>
                 <a:graphic xmlns:a="http://schemas.openxmlformats.org/drawingml/2006/main">
                   <a:graphicData uri="http://schemas.microsoft.com/office/word/2010/wordprocessingShape">
@@ -15357,7 +16182,7 @@
           </mc:Choice>
           <mc:Fallback>
             <w:pict>
-              <v:rect w14:anchorId="4416E633" id="Obdélník 47" o:spid="_x0000_s1026" style="position:absolute;margin-left:-42.25pt;margin-top:-53.6pt;width:431.1pt;height:181.7pt;z-index:-251514880;visibility:visible;mso-wrap-style:square;mso-width-percent:0;mso-height-percent:0;mso-wrap-distance-left:9pt;mso-wrap-distance-top:0;mso-wrap-distance-right:9pt;mso-wrap-distance-bottom:0;mso-position-horizontal:absolute;mso-position-horizontal-relative:text;mso-position-vertical:absolute;mso-position-vertical-relative:text;mso-width-percent:0;mso-height-percent:0;mso-width-relative:margin;mso-height-relative:margin;v-text-anchor:middle" o:gfxdata="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" fillcolor="#a5b592 [3204]" stroked="f" strokeweight="1pt"/>
+              <v:rect w14:anchorId="30D32EFF" id="Obdélník 47" o:spid="_x0000_s1026" style="position:absolute;margin-left:-44.15pt;margin-top:-46.95pt;width:431.1pt;height:181.7pt;z-index:-251496448;visibility:visible;mso-wrap-style:square;mso-width-percent:0;mso-height-percent:0;mso-wrap-distance-left:9pt;mso-wrap-distance-top:0;mso-wrap-distance-right:9pt;mso-wrap-distance-bottom:0;mso-position-horizontal:absolute;mso-position-horizontal-relative:text;mso-position-vertical:absolute;mso-position-vertical-relative:text;mso-width-percent:0;mso-height-percent:0;mso-width-relative:margin;mso-height-relative:margin;v-text-anchor:middle" o:gfxdata="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" fillcolor="#a5b592 [3204]" stroked="f" strokeweight="1pt"/>
             </w:pict>
           </mc:Fallback>
         </mc:AlternateContent>
@@ -15402,91 +16227,6 @@
           <w:u w:val="single"/>
         </w:rPr>
       </w:pPr>
-      <w:r>
-        <w:rPr>
-          <w:rFonts w:cs="Courier New"/>
-          <w:b/>
-          <w:bCs/>
-          <w:noProof/>
-          <w:color w:val="FFFFFF" w:themeColor="background1"/>
-          <w:sz w:val="48"/>
-          <w:szCs w:val="48"/>
-        </w:rPr>
-        <mc:AlternateContent>
-          <mc:Choice Requires="wps">
-            <w:drawing>
-              <wp:anchor distT="0" distB="0" distL="114300" distR="114300" simplePos="0" relativeHeight="251802624" behindDoc="1" locked="0" layoutInCell="1" allowOverlap="1" wp14:anchorId="7F7E0412" wp14:editId="0A7F91EB">
-                <wp:simplePos x="0" y="0"/>
-                <wp:positionH relativeFrom="column">
-                  <wp:posOffset>-594360</wp:posOffset>
-                </wp:positionH>
-                <wp:positionV relativeFrom="paragraph">
-                  <wp:posOffset>187325</wp:posOffset>
-                </wp:positionV>
-                <wp:extent cx="5574030" cy="880745"/>
-                <wp:effectExtent l="0" t="0" r="7620" b="0"/>
-                <wp:wrapNone/>
-                <wp:docPr id="7256491" name="Ovál 48"/>
-                <wp:cNvGraphicFramePr/>
-                <a:graphic xmlns:a="http://schemas.openxmlformats.org/drawingml/2006/main">
-                  <a:graphicData uri="http://schemas.microsoft.com/office/word/2010/wordprocessingShape">
-                    <wps:wsp>
-                      <wps:cNvSpPr/>
-                      <wps:spPr>
-                        <a:xfrm>
-                          <a:off x="0" y="0"/>
-                          <a:ext cx="5574030" cy="880745"/>
-                        </a:xfrm>
-                        <a:prstGeom prst="ellipse">
-                          <a:avLst/>
-                        </a:prstGeom>
-                        <a:ln>
-                          <a:noFill/>
-                        </a:ln>
-                      </wps:spPr>
-                      <wps:style>
-                        <a:lnRef idx="2">
-                          <a:schemeClr val="accent1">
-                            <a:shade val="15000"/>
-                          </a:schemeClr>
-                        </a:lnRef>
-                        <a:fillRef idx="1">
-                          <a:schemeClr val="accent1"/>
-                        </a:fillRef>
-                        <a:effectRef idx="0">
-                          <a:schemeClr val="accent1"/>
-                        </a:effectRef>
-                        <a:fontRef idx="minor">
-                          <a:schemeClr val="lt1"/>
-                        </a:fontRef>
-                      </wps:style>
-                      <wps:bodyPr rot="0" spcFirstLastPara="0" vertOverflow="overflow" horzOverflow="overflow" vert="horz" wrap="square" lIns="91440" tIns="45720" rIns="91440" bIns="45720" numCol="1" spcCol="0" rtlCol="0" fromWordArt="0" anchor="ctr" anchorCtr="0" forceAA="0" compatLnSpc="1">
-                        <a:prstTxWarp prst="textNoShape">
-                          <a:avLst/>
-                        </a:prstTxWarp>
-                        <a:noAutofit/>
-                      </wps:bodyPr>
-                    </wps:wsp>
-                  </a:graphicData>
-                </a:graphic>
-                <wp14:sizeRelH relativeFrom="margin">
-                  <wp14:pctWidth>0</wp14:pctWidth>
-                </wp14:sizeRelH>
-                <wp14:sizeRelV relativeFrom="margin">
-                  <wp14:pctHeight>0</wp14:pctHeight>
-                </wp14:sizeRelV>
-              </wp:anchor>
-            </w:drawing>
-          </mc:Choice>
-          <mc:Fallback>
-            <w:pict>
-              <v:oval w14:anchorId="596FBC84" id="Ovál 48" o:spid="_x0000_s1026" style="position:absolute;margin-left:-46.8pt;margin-top:14.75pt;width:438.9pt;height:69.35pt;z-index:-251513856;visibility:visible;mso-wrap-style:square;mso-width-percent:0;mso-height-percent:0;mso-wrap-distance-left:9pt;mso-wrap-distance-top:0;mso-wrap-distance-right:9pt;mso-wrap-distance-bottom:0;mso-position-horizontal:absolute;mso-position-horizontal-relative:text;mso-position-vertical:absolute;mso-position-vertical-relative:text;mso-width-percent:0;mso-height-percent:0;mso-width-relative:margin;mso-height-relative:margin;v-text-anchor:middle" o:gfxdata="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" fillcolor="#a5b592 [3204]" stroked="f" strokeweight="1pt">
-                <v:stroke joinstyle="miter"/>
-              </v:oval>
-            </w:pict>
-          </mc:Fallback>
-        </mc:AlternateContent>
-      </w:r>
     </w:p>
     <w:p>
       <w:pPr>
@@ -16050,7 +16790,7 @@
 <w:numbering xmlns:wpc="http://schemas.microsoft.com/office/word/2010/wordprocessingCanvas" xmlns:cx="http://schemas.microsoft.com/office/drawing/2014/chartex" xmlns:cx1="http://schemas.microsoft.com/office/drawing/2015/9/8/chartex" xmlns:cx2="http://schemas.microsoft.com/office/drawing/2015/10/21/chartex" xmlns:cx3="http://schemas.microsoft.com/office/drawing/2016/5/9/chartex" xmlns:cx4="http://schemas.microsoft.com/office/drawing/2016/5/10/chartex" xmlns:cx5="http://schemas.microsoft.com/office/drawing/2016/5/11/chartex" xmlns:cx6="http://schemas.microsoft.com/office/drawing/2016/5/12/chartex" xmlns:cx7="http://schemas.microsoft.com/office/drawing/2016/5/13/chartex" xmlns:cx8="http://schemas.microsoft.com/office/drawing/2016/5/14/chartex" xmlns:mc="http://schemas.openxmlformats.org/markup-compatibility/2006" xmlns:aink="http://schemas.microsoft.com/office/drawing/2016/ink" xmlns:am3d="http://schemas.microsoft.com/office/drawing/2017/model3d" xmlns:o="urn:schemas-microsoft-com:office:office" xmlns:oel="http://schemas.microsoft.com/office/2019/extlst" xmlns:r="http://schemas.openxmlformats.org/officeDocument/2006/relationships" xmlns:m="http://schemas.openxmlformats.org/officeDocument/2006/math" xmlns:v="urn:schemas-microsoft-com:vml" xmlns:wp14="http://schemas.microsoft.com/office/word/2010/wordprocessingDrawing" xmlns:wp="http://schemas.openxmlformats.org/drawingml/2006/wordprocessingDrawing" xmlns:w10="urn:schemas-microsoft-com:office:word" xmlns:w="http://schemas.openxmlformats.org/wordprocessingml/2006/main" xmlns:w14="http://schemas.microsoft.com/office/word/2010/wordml" xmlns:w15="http://schemas.microsoft.com/office/word/2012/wordml" xmlns:w16cex="http://schemas.microsoft.com/office/word/2018/wordml/cex" xmlns:w16cid="http://schemas.microsoft.com/office/word/2016/wordml/cid" xmlns:w16="http://schemas.microsoft.com/office/word/2018/wordml" xmlns:w16du="http://schemas.microsoft.com/office/word/2023/wordml/word16du" xmlns:w16sdtdh="http://schemas.microsoft.com/office/word/2020/wordml/sdtdatahash" xmlns:w16sdtfl="http://schemas.microsoft.com/office/word/2024/wordml/sdtformatlock" xmlns:w16se="http://schemas.microsoft.com/office/word/2015/wordml/symex" xmlns:wpg="http://schemas.microsoft.com/office/word/2010/wordprocessingGroup" xmlns:wpi="http://schemas.microsoft.com/office/word/2010/wordprocessingInk" xmlns:wne="http://schemas.microsoft.com/office/word/2006/wordml" xmlns:wps="http://schemas.microsoft.com/office/word/2010/wordprocessingShape" mc:Ignorable="w14 w15 w16se w16cid w16 w16cex w16sdtdh w16sdtfl w16du wp14">
   <w:numPicBullet w:numPicBulletId="0">
     <w:pict>
-      <v:shapetype w14:anchorId="11919415" id="_x0000_t75" coordsize="21600,21600" o:spt="75" o:preferrelative="t" path="m@4@5l@4@11@9@11@9@5xe" filled="f" stroked="f">
+      <v:shapetype w14:anchorId="7A8947BC" id="_x0000_t75" coordsize="21600,21600" o:spt="75" o:preferrelative="t" path="m@4@5l@4@11@9@11@9@5xe" filled="f" stroked="f">
         <v:stroke joinstyle="miter"/>
         <v:formulas>
           <v:f eqn="if lineDrawn pixelLineWidth 0"/>
@@ -16069,7 +16809,7 @@
         <v:path o:extrusionok="f" gradientshapeok="t" o:connecttype="rect"/>
         <o:lock v:ext="edit" aspectratio="t"/>
       </v:shapetype>
-      <v:shape id="Obrázek 3" o:spid="_x0000_i1025" type="#_x0000_t75" style="width:20.3pt;height:16.6pt;visibility:visible;mso-wrap-style:square" o:bullet="t">
+      <v:shape id="Obrázek 3" o:spid="_x0000_i1025" type="#_x0000_t75" style="width:20.55pt;height:16.7pt;visibility:visible;mso-wrap-style:square" o:bullet="t">
         <v:imagedata r:id="rId1" o:title=""/>
       </v:shape>
     </w:pict>
@@ -16701,6 +17441,121 @@
     </w:lvl>
   </w:abstractNum>
   <w:abstractNum w:abstractNumId="6" w15:restartNumberingAfterBreak="0">
+    <w:nsid w:val="1DCD6E3D"/>
+    <w:multiLevelType w:val="hybridMultilevel"/>
+    <w:tmpl w:val="7F36BCC4"/>
+    <w:lvl w:ilvl="0" w:tplc="5EDC7674">
+      <w:start w:val="1"/>
+      <w:numFmt w:val="decimal"/>
+      <w:lvlText w:val="%1."/>
+      <w:lvlJc w:val="right"/>
+      <w:pPr>
+        <w:ind w:left="1068" w:hanging="360"/>
+      </w:pPr>
+      <w:rPr>
+        <w:rFonts w:ascii="Special Elite" w:hAnsi="Special Elite" w:hint="default"/>
+        <w:spacing w:val="-20"/>
+        <w:sz w:val="24"/>
+      </w:rPr>
+    </w:lvl>
+    <w:lvl w:ilvl="1" w:tplc="FFFFFFFF" w:tentative="1">
+      <w:start w:val="1"/>
+      <w:numFmt w:val="bullet"/>
+      <w:lvlText w:val="o"/>
+      <w:lvlJc w:val="left"/>
+      <w:pPr>
+        <w:ind w:left="1788" w:hanging="360"/>
+      </w:pPr>
+      <w:rPr>
+        <w:rFonts w:ascii="Courier New" w:hAnsi="Courier New" w:cs="Courier New" w:hint="default"/>
+      </w:rPr>
+    </w:lvl>
+    <w:lvl w:ilvl="2" w:tplc="FFFFFFFF" w:tentative="1">
+      <w:start w:val="1"/>
+      <w:numFmt w:val="bullet"/>
+      <w:lvlText w:val=""/>
+      <w:lvlJc w:val="left"/>
+      <w:pPr>
+        <w:ind w:left="2508" w:hanging="360"/>
+      </w:pPr>
+      <w:rPr>
+        <w:rFonts w:ascii="Wingdings" w:hAnsi="Wingdings" w:hint="default"/>
+      </w:rPr>
+    </w:lvl>
+    <w:lvl w:ilvl="3" w:tplc="FFFFFFFF" w:tentative="1">
+      <w:start w:val="1"/>
+      <w:numFmt w:val="bullet"/>
+      <w:lvlText w:val=""/>
+      <w:lvlJc w:val="left"/>
+      <w:pPr>
+        <w:ind w:left="3228" w:hanging="360"/>
+      </w:pPr>
+      <w:rPr>
+        <w:rFonts w:ascii="Symbol" w:hAnsi="Symbol" w:hint="default"/>
+      </w:rPr>
+    </w:lvl>
+    <w:lvl w:ilvl="4" w:tplc="FFFFFFFF" w:tentative="1">
+      <w:start w:val="1"/>
+      <w:numFmt w:val="bullet"/>
+      <w:lvlText w:val="o"/>
+      <w:lvlJc w:val="left"/>
+      <w:pPr>
+        <w:ind w:left="3948" w:hanging="360"/>
+      </w:pPr>
+      <w:rPr>
+        <w:rFonts w:ascii="Courier New" w:hAnsi="Courier New" w:cs="Courier New" w:hint="default"/>
+      </w:rPr>
+    </w:lvl>
+    <w:lvl w:ilvl="5" w:tplc="FFFFFFFF" w:tentative="1">
+      <w:start w:val="1"/>
+      <w:numFmt w:val="bullet"/>
+      <w:lvlText w:val=""/>
+      <w:lvlJc w:val="left"/>
+      <w:pPr>
+        <w:ind w:left="4668" w:hanging="360"/>
+      </w:pPr>
+      <w:rPr>
+        <w:rFonts w:ascii="Wingdings" w:hAnsi="Wingdings" w:hint="default"/>
+      </w:rPr>
+    </w:lvl>
+    <w:lvl w:ilvl="6" w:tplc="FFFFFFFF" w:tentative="1">
+      <w:start w:val="1"/>
+      <w:numFmt w:val="bullet"/>
+      <w:lvlText w:val=""/>
+      <w:lvlJc w:val="left"/>
+      <w:pPr>
+        <w:ind w:left="5388" w:hanging="360"/>
+      </w:pPr>
+      <w:rPr>
+        <w:rFonts w:ascii="Symbol" w:hAnsi="Symbol" w:hint="default"/>
+      </w:rPr>
+    </w:lvl>
+    <w:lvl w:ilvl="7" w:tplc="FFFFFFFF" w:tentative="1">
+      <w:start w:val="1"/>
+      <w:numFmt w:val="bullet"/>
+      <w:lvlText w:val="o"/>
+      <w:lvlJc w:val="left"/>
+      <w:pPr>
+        <w:ind w:left="6108" w:hanging="360"/>
+      </w:pPr>
+      <w:rPr>
+        <w:rFonts w:ascii="Courier New" w:hAnsi="Courier New" w:cs="Courier New" w:hint="default"/>
+      </w:rPr>
+    </w:lvl>
+    <w:lvl w:ilvl="8" w:tplc="FFFFFFFF" w:tentative="1">
+      <w:start w:val="1"/>
+      <w:numFmt w:val="bullet"/>
+      <w:lvlText w:val=""/>
+      <w:lvlJc w:val="left"/>
+      <w:pPr>
+        <w:ind w:left="6828" w:hanging="360"/>
+      </w:pPr>
+      <w:rPr>
+        <w:rFonts w:ascii="Wingdings" w:hAnsi="Wingdings" w:hint="default"/>
+      </w:rPr>
+    </w:lvl>
+  </w:abstractNum>
+  <w:abstractNum w:abstractNumId="7" w15:restartNumberingAfterBreak="0">
     <w:nsid w:val="1DF86F15"/>
     <w:multiLevelType w:val="hybridMultilevel"/>
     <w:tmpl w:val="5DBA2124"/>
@@ -16789,7 +17644,119 @@
       </w:pPr>
     </w:lvl>
   </w:abstractNum>
-  <w:abstractNum w:abstractNumId="7" w15:restartNumberingAfterBreak="0">
+  <w:abstractNum w:abstractNumId="8" w15:restartNumberingAfterBreak="0">
+    <w:nsid w:val="20435466"/>
+    <w:multiLevelType w:val="hybridMultilevel"/>
+    <w:tmpl w:val="62E8D46C"/>
+    <w:lvl w:ilvl="0" w:tplc="CCEE5000">
+      <w:numFmt w:val="bullet"/>
+      <w:lvlText w:val="-"/>
+      <w:lvlJc w:val="left"/>
+      <w:pPr>
+        <w:ind w:left="1068" w:hanging="360"/>
+      </w:pPr>
+      <w:rPr>
+        <w:rFonts w:ascii="Special Elite" w:eastAsiaTheme="minorHAnsi" w:hAnsi="Special Elite" w:cstheme="minorBidi" w:hint="default"/>
+      </w:rPr>
+    </w:lvl>
+    <w:lvl w:ilvl="1" w:tplc="041B0003" w:tentative="1">
+      <w:start w:val="1"/>
+      <w:numFmt w:val="bullet"/>
+      <w:lvlText w:val="o"/>
+      <w:lvlJc w:val="left"/>
+      <w:pPr>
+        <w:ind w:left="1788" w:hanging="360"/>
+      </w:pPr>
+      <w:rPr>
+        <w:rFonts w:ascii="Courier New" w:hAnsi="Courier New" w:cs="Courier New" w:hint="default"/>
+      </w:rPr>
+    </w:lvl>
+    <w:lvl w:ilvl="2" w:tplc="041B0005" w:tentative="1">
+      <w:start w:val="1"/>
+      <w:numFmt w:val="bullet"/>
+      <w:lvlText w:val=""/>
+      <w:lvlJc w:val="left"/>
+      <w:pPr>
+        <w:ind w:left="2508" w:hanging="360"/>
+      </w:pPr>
+      <w:rPr>
+        <w:rFonts w:ascii="Wingdings" w:hAnsi="Wingdings" w:hint="default"/>
+      </w:rPr>
+    </w:lvl>
+    <w:lvl w:ilvl="3" w:tplc="041B0001" w:tentative="1">
+      <w:start w:val="1"/>
+      <w:numFmt w:val="bullet"/>
+      <w:lvlText w:val=""/>
+      <w:lvlJc w:val="left"/>
+      <w:pPr>
+        <w:ind w:left="3228" w:hanging="360"/>
+      </w:pPr>
+      <w:rPr>
+        <w:rFonts w:ascii="Symbol" w:hAnsi="Symbol" w:hint="default"/>
+      </w:rPr>
+    </w:lvl>
+    <w:lvl w:ilvl="4" w:tplc="041B0003" w:tentative="1">
+      <w:start w:val="1"/>
+      <w:numFmt w:val="bullet"/>
+      <w:lvlText w:val="o"/>
+      <w:lvlJc w:val="left"/>
+      <w:pPr>
+        <w:ind w:left="3948" w:hanging="360"/>
+      </w:pPr>
+      <w:rPr>
+        <w:rFonts w:ascii="Courier New" w:hAnsi="Courier New" w:cs="Courier New" w:hint="default"/>
+      </w:rPr>
+    </w:lvl>
+    <w:lvl w:ilvl="5" w:tplc="041B0005" w:tentative="1">
+      <w:start w:val="1"/>
+      <w:numFmt w:val="bullet"/>
+      <w:lvlText w:val=""/>
+      <w:lvlJc w:val="left"/>
+      <w:pPr>
+        <w:ind w:left="4668" w:hanging="360"/>
+      </w:pPr>
+      <w:rPr>
+        <w:rFonts w:ascii="Wingdings" w:hAnsi="Wingdings" w:hint="default"/>
+      </w:rPr>
+    </w:lvl>
+    <w:lvl w:ilvl="6" w:tplc="041B0001" w:tentative="1">
+      <w:start w:val="1"/>
+      <w:numFmt w:val="bullet"/>
+      <w:lvlText w:val=""/>
+      <w:lvlJc w:val="left"/>
+      <w:pPr>
+        <w:ind w:left="5388" w:hanging="360"/>
+      </w:pPr>
+      <w:rPr>
+        <w:rFonts w:ascii="Symbol" w:hAnsi="Symbol" w:hint="default"/>
+      </w:rPr>
+    </w:lvl>
+    <w:lvl w:ilvl="7" w:tplc="041B0003" w:tentative="1">
+      <w:start w:val="1"/>
+      <w:numFmt w:val="bullet"/>
+      <w:lvlText w:val="o"/>
+      <w:lvlJc w:val="left"/>
+      <w:pPr>
+        <w:ind w:left="6108" w:hanging="360"/>
+      </w:pPr>
+      <w:rPr>
+        <w:rFonts w:ascii="Courier New" w:hAnsi="Courier New" w:cs="Courier New" w:hint="default"/>
+      </w:rPr>
+    </w:lvl>
+    <w:lvl w:ilvl="8" w:tplc="041B0005" w:tentative="1">
+      <w:start w:val="1"/>
+      <w:numFmt w:val="bullet"/>
+      <w:lvlText w:val=""/>
+      <w:lvlJc w:val="left"/>
+      <w:pPr>
+        <w:ind w:left="6828" w:hanging="360"/>
+      </w:pPr>
+      <w:rPr>
+        <w:rFonts w:ascii="Wingdings" w:hAnsi="Wingdings" w:hint="default"/>
+      </w:rPr>
+    </w:lvl>
+  </w:abstractNum>
+  <w:abstractNum w:abstractNumId="9" w15:restartNumberingAfterBreak="0">
     <w:nsid w:val="287D0549"/>
     <w:multiLevelType w:val="hybridMultilevel"/>
     <w:tmpl w:val="FF3099F6"/>
@@ -16875,7 +17842,7 @@
       </w:pPr>
     </w:lvl>
   </w:abstractNum>
-  <w:abstractNum w:abstractNumId="8" w15:restartNumberingAfterBreak="0">
+  <w:abstractNum w:abstractNumId="10" w15:restartNumberingAfterBreak="0">
     <w:nsid w:val="2BF04342"/>
     <w:multiLevelType w:val="hybridMultilevel"/>
     <w:tmpl w:val="C242FB12"/>
@@ -16963,7 +17930,7 @@
       </w:pPr>
     </w:lvl>
   </w:abstractNum>
-  <w:abstractNum w:abstractNumId="9" w15:restartNumberingAfterBreak="0">
+  <w:abstractNum w:abstractNumId="11" w15:restartNumberingAfterBreak="0">
     <w:nsid w:val="38D62ED5"/>
     <w:multiLevelType w:val="hybridMultilevel"/>
     <w:tmpl w:val="39F6F1D6"/>
@@ -17052,7 +18019,7 @@
       </w:pPr>
     </w:lvl>
   </w:abstractNum>
-  <w:abstractNum w:abstractNumId="10" w15:restartNumberingAfterBreak="0">
+  <w:abstractNum w:abstractNumId="12" w15:restartNumberingAfterBreak="0">
     <w:nsid w:val="3A631EAB"/>
     <w:multiLevelType w:val="hybridMultilevel"/>
     <w:tmpl w:val="DF787DC8"/>
@@ -17164,7 +18131,7 @@
       </w:rPr>
     </w:lvl>
   </w:abstractNum>
-  <w:abstractNum w:abstractNumId="11" w15:restartNumberingAfterBreak="0">
+  <w:abstractNum w:abstractNumId="13" w15:restartNumberingAfterBreak="0">
     <w:nsid w:val="42590A7B"/>
     <w:multiLevelType w:val="hybridMultilevel"/>
     <w:tmpl w:val="A364DCF8"/>
@@ -17277,7 +18244,7 @@
       </w:rPr>
     </w:lvl>
   </w:abstractNum>
-  <w:abstractNum w:abstractNumId="12" w15:restartNumberingAfterBreak="0">
+  <w:abstractNum w:abstractNumId="14" w15:restartNumberingAfterBreak="0">
     <w:nsid w:val="43A00576"/>
     <w:multiLevelType w:val="hybridMultilevel"/>
     <w:tmpl w:val="94B20EAC"/>
@@ -17389,7 +18356,7 @@
       </w:rPr>
     </w:lvl>
   </w:abstractNum>
-  <w:abstractNum w:abstractNumId="13" w15:restartNumberingAfterBreak="0">
+  <w:abstractNum w:abstractNumId="15" w15:restartNumberingAfterBreak="0">
     <w:nsid w:val="48233A6E"/>
     <w:multiLevelType w:val="hybridMultilevel"/>
     <w:tmpl w:val="B85AE2D8"/>
@@ -17502,7 +18469,7 @@
       </w:rPr>
     </w:lvl>
   </w:abstractNum>
-  <w:abstractNum w:abstractNumId="14" w15:restartNumberingAfterBreak="0">
+  <w:abstractNum w:abstractNumId="16" w15:restartNumberingAfterBreak="0">
     <w:nsid w:val="4CAB023C"/>
     <w:multiLevelType w:val="hybridMultilevel"/>
     <w:tmpl w:val="DB247AF4"/>
@@ -17614,7 +18581,7 @@
       </w:rPr>
     </w:lvl>
   </w:abstractNum>
-  <w:abstractNum w:abstractNumId="15" w15:restartNumberingAfterBreak="0">
+  <w:abstractNum w:abstractNumId="17" w15:restartNumberingAfterBreak="0">
     <w:nsid w:val="506A446F"/>
     <w:multiLevelType w:val="hybridMultilevel"/>
     <w:tmpl w:val="4DE80CD8"/>
@@ -17726,7 +18693,7 @@
       </w:rPr>
     </w:lvl>
   </w:abstractNum>
-  <w:abstractNum w:abstractNumId="16" w15:restartNumberingAfterBreak="0">
+  <w:abstractNum w:abstractNumId="18" w15:restartNumberingAfterBreak="0">
     <w:nsid w:val="55FB3D66"/>
     <w:multiLevelType w:val="hybridMultilevel"/>
     <w:tmpl w:val="9162E314"/>
@@ -17814,7 +18781,7 @@
       </w:pPr>
     </w:lvl>
   </w:abstractNum>
-  <w:abstractNum w:abstractNumId="17" w15:restartNumberingAfterBreak="0">
+  <w:abstractNum w:abstractNumId="19" w15:restartNumberingAfterBreak="0">
     <w:nsid w:val="56553734"/>
     <w:multiLevelType w:val="hybridMultilevel"/>
     <w:tmpl w:val="04B02380"/>
@@ -17927,7 +18894,7 @@
       </w:rPr>
     </w:lvl>
   </w:abstractNum>
-  <w:abstractNum w:abstractNumId="18" w15:restartNumberingAfterBreak="0">
+  <w:abstractNum w:abstractNumId="20" w15:restartNumberingAfterBreak="0">
     <w:nsid w:val="5B55278A"/>
     <w:multiLevelType w:val="multilevel"/>
     <w:tmpl w:val="3D72D35C"/>
@@ -18076,7 +19043,7 @@
       </w:rPr>
     </w:lvl>
   </w:abstractNum>
-  <w:abstractNum w:abstractNumId="19" w15:restartNumberingAfterBreak="0">
+  <w:abstractNum w:abstractNumId="21" w15:restartNumberingAfterBreak="0">
     <w:nsid w:val="5E941B75"/>
     <w:multiLevelType w:val="hybridMultilevel"/>
     <w:tmpl w:val="6E8E997A"/>
@@ -18165,7 +19132,7 @@
       </w:pPr>
     </w:lvl>
   </w:abstractNum>
-  <w:abstractNum w:abstractNumId="20" w15:restartNumberingAfterBreak="0">
+  <w:abstractNum w:abstractNumId="22" w15:restartNumberingAfterBreak="0">
     <w:nsid w:val="7EEF72C2"/>
     <w:multiLevelType w:val="hybridMultilevel"/>
     <w:tmpl w:val="D72E8AAA"/>
@@ -18254,10 +19221,10 @@
     </w:lvl>
   </w:abstractNum>
   <w:num w:numId="1" w16cid:durableId="1015428120">
-    <w:abstractNumId w:val="11"/>
+    <w:abstractNumId w:val="13"/>
   </w:num>
   <w:num w:numId="2" w16cid:durableId="999650285">
-    <w:abstractNumId w:val="7"/>
+    <w:abstractNumId w:val="9"/>
   </w:num>
   <w:num w:numId="3" w16cid:durableId="87315886">
     <w:abstractNumId w:val="3"/>
@@ -18266,55 +19233,61 @@
     <w:abstractNumId w:val="0"/>
   </w:num>
   <w:num w:numId="5" w16cid:durableId="1847863702">
-    <w:abstractNumId w:val="10"/>
+    <w:abstractNumId w:val="12"/>
   </w:num>
   <w:num w:numId="6" w16cid:durableId="1355427557">
     <w:abstractNumId w:val="4"/>
   </w:num>
   <w:num w:numId="7" w16cid:durableId="1247307226">
-    <w:abstractNumId w:val="15"/>
+    <w:abstractNumId w:val="17"/>
   </w:num>
   <w:num w:numId="8" w16cid:durableId="874386107">
-    <w:abstractNumId w:val="17"/>
+    <w:abstractNumId w:val="19"/>
   </w:num>
   <w:num w:numId="9" w16cid:durableId="1607233813">
     <w:abstractNumId w:val="1"/>
   </w:num>
   <w:num w:numId="10" w16cid:durableId="224533799">
-    <w:abstractNumId w:val="18"/>
+    <w:abstractNumId w:val="20"/>
   </w:num>
   <w:num w:numId="11" w16cid:durableId="1404447554">
-    <w:abstractNumId w:val="13"/>
+    <w:abstractNumId w:val="15"/>
   </w:num>
   <w:num w:numId="12" w16cid:durableId="1415975306">
     <w:abstractNumId w:val="2"/>
   </w:num>
   <w:num w:numId="13" w16cid:durableId="1726026792">
+    <w:abstractNumId w:val="16"/>
+  </w:num>
+  <w:num w:numId="14" w16cid:durableId="513492722">
+    <w:abstractNumId w:val="7"/>
+  </w:num>
+  <w:num w:numId="15" w16cid:durableId="1563251634">
+    <w:abstractNumId w:val="18"/>
+  </w:num>
+  <w:num w:numId="16" w16cid:durableId="1384715795">
     <w:abstractNumId w:val="14"/>
   </w:num>
-  <w:num w:numId="14" w16cid:durableId="513492722">
-    <w:abstractNumId w:val="6"/>
-  </w:num>
-  <w:num w:numId="15" w16cid:durableId="1563251634">
-    <w:abstractNumId w:val="16"/>
-  </w:num>
-  <w:num w:numId="16" w16cid:durableId="1384715795">
-    <w:abstractNumId w:val="12"/>
-  </w:num>
   <w:num w:numId="17" w16cid:durableId="176122114">
-    <w:abstractNumId w:val="19"/>
+    <w:abstractNumId w:val="21"/>
   </w:num>
   <w:num w:numId="18" w16cid:durableId="988821110">
     <w:abstractNumId w:val="5"/>
   </w:num>
   <w:num w:numId="19" w16cid:durableId="786779428">
-    <w:abstractNumId w:val="9"/>
+    <w:abstractNumId w:val="11"/>
   </w:num>
   <w:num w:numId="20" w16cid:durableId="362285662">
-    <w:abstractNumId w:val="20"/>
+    <w:abstractNumId w:val="22"/>
   </w:num>
   <w:num w:numId="21" w16cid:durableId="1898348118">
+    <w:abstractNumId w:val="10"/>
+  </w:num>
+  <w:num w:numId="22" w16cid:durableId="1029994596">
     <w:abstractNumId w:val="8"/>
+  </w:num>
+  <w:num w:numId="23" w16cid:durableId="2044790397">
+    <w:abstractNumId w:val="6"/>
   </w:num>
 </w:numbering>
 </file>
@@ -18719,7 +19692,7 @@
   <w:style w:type="paragraph" w:default="1" w:styleId="Normln">
     <w:name w:val="Normal"/>
     <w:qFormat/>
-    <w:rsid w:val="00314370"/>
+    <w:rsid w:val="003D74B4"/>
     <w:pPr>
       <w:jc w:val="both"/>
     </w:pPr>
@@ -19454,6 +20427,76 @@
       <w14:ligatures w14:val="none"/>
     </w:rPr>
   </w:style>
+  <w:style w:type="character" w:styleId="Odkaznakoment">
+    <w:name w:val="annotation reference"/>
+    <w:basedOn w:val="Standardnpsmoodstavce"/>
+    <w:uiPriority w:val="99"/>
+    <w:semiHidden/>
+    <w:unhideWhenUsed/>
+    <w:rsid w:val="00F81361"/>
+    <w:rPr>
+      <w:sz w:val="16"/>
+      <w:szCs w:val="16"/>
+    </w:rPr>
+  </w:style>
+  <w:style w:type="paragraph" w:styleId="Textkomente">
+    <w:name w:val="annotation text"/>
+    <w:basedOn w:val="Normln"/>
+    <w:link w:val="TextkomenteChar"/>
+    <w:uiPriority w:val="99"/>
+    <w:semiHidden/>
+    <w:unhideWhenUsed/>
+    <w:rsid w:val="00F81361"/>
+    <w:pPr>
+      <w:spacing w:line="240" w:lineRule="auto"/>
+    </w:pPr>
+    <w:rPr>
+      <w:sz w:val="20"/>
+      <w:szCs w:val="20"/>
+    </w:rPr>
+  </w:style>
+  <w:style w:type="character" w:customStyle="1" w:styleId="TextkomenteChar">
+    <w:name w:val="Text komentáře Char"/>
+    <w:basedOn w:val="Standardnpsmoodstavce"/>
+    <w:link w:val="Textkomente"/>
+    <w:uiPriority w:val="99"/>
+    <w:semiHidden/>
+    <w:rsid w:val="00F81361"/>
+    <w:rPr>
+      <w:rFonts w:ascii="Special Elite" w:hAnsi="Special Elite"/>
+      <w:sz w:val="20"/>
+      <w:szCs w:val="20"/>
+    </w:rPr>
+  </w:style>
+  <w:style w:type="paragraph" w:styleId="Pedmtkomente">
+    <w:name w:val="annotation subject"/>
+    <w:basedOn w:val="Textkomente"/>
+    <w:next w:val="Textkomente"/>
+    <w:link w:val="PedmtkomenteChar"/>
+    <w:uiPriority w:val="99"/>
+    <w:semiHidden/>
+    <w:unhideWhenUsed/>
+    <w:rsid w:val="00F81361"/>
+    <w:rPr>
+      <w:b/>
+      <w:bCs/>
+    </w:rPr>
+  </w:style>
+  <w:style w:type="character" w:customStyle="1" w:styleId="PedmtkomenteChar">
+    <w:name w:val="Předmět komentáře Char"/>
+    <w:basedOn w:val="TextkomenteChar"/>
+    <w:link w:val="Pedmtkomente"/>
+    <w:uiPriority w:val="99"/>
+    <w:semiHidden/>
+    <w:rsid w:val="00F81361"/>
+    <w:rPr>
+      <w:rFonts w:ascii="Special Elite" w:hAnsi="Special Elite"/>
+      <w:b/>
+      <w:bCs/>
+      <w:sz w:val="20"/>
+      <w:szCs w:val="20"/>
+    </w:rPr>
+  </w:style>
 </w:styles>
 </file>
 
